--- a/_Learn/Readme/Readme.Detailed.docx
+++ b/_Learn/Readme/Readme.Detailed.docx
@@ -34,7 +34,7 @@
           <w:szCs w:val="24"/>
         </w:rPr>
         <w:drawing>
-          <wp:anchor distT="0" distB="0" distL="114300" distR="114300" simplePos="0" relativeHeight="251659264" behindDoc="1" locked="0" layoutInCell="1" allowOverlap="1" wp14:anchorId="3717FBFE" wp14:editId="15F36DE4">
+          <wp:anchor distT="0" distB="0" distL="114300" distR="114300" simplePos="0" relativeHeight="251659264" behindDoc="1" locked="0" layoutInCell="1" allowOverlap="1" wp14:anchorId="3717FBFE" wp14:editId="215E1BA0">
             <wp:simplePos x="0" y="0"/>
             <wp:positionH relativeFrom="column">
               <wp:posOffset>0</wp:posOffset>
@@ -5121,13 +5121,7 @@
         <w:rPr>
           <w:rFonts w:ascii="Aptos Narrow" w:hAnsi="Aptos Narrow"/>
         </w:rPr>
-        <w:instrText xml:space="preserve"> REF _Ref161319163 \h </w:instrText>
-      </w:r>
-      <w:r>
-        <w:rPr>
-          <w:rFonts w:ascii="Aptos Narrow" w:hAnsi="Aptos Narrow"/>
-        </w:rPr>
-        <w:instrText xml:space="preserve"> \* MERGEFORMAT </w:instrText>
+        <w:instrText xml:space="preserve"> REF _Ref184745100 \h </w:instrText>
       </w:r>
       <w:r>
         <w:rPr>
@@ -5144,6 +5138,133 @@
         <w:rPr>
           <w:rFonts w:ascii="Aptos Narrow" w:hAnsi="Aptos Narrow"/>
         </w:rPr>
+        <w:t>Call external scripts</w:t>
+      </w:r>
+      <w:r>
+        <w:rPr>
+          <w:rFonts w:ascii="Aptos Narrow" w:hAnsi="Aptos Narrow"/>
+        </w:rPr>
+        <w:fldChar w:fldCharType="end"/>
+      </w:r>
+      <w:r>
+        <w:rPr>
+          <w:rFonts w:ascii="Aptos Narrow" w:hAnsi="Aptos Narrow"/>
+        </w:rPr>
+        <w:t xml:space="preserve">    </w:t>
+      </w:r>
+      <w:r>
+        <w:rPr>
+          <w:rFonts w:ascii="Aptos Narrow" w:hAnsi="Aptos Narrow"/>
+          <w:u w:val="dotted"/>
+        </w:rPr>
+        <w:tab/>
+      </w:r>
+      <w:r>
+        <w:rPr>
+          <w:rFonts w:ascii="Aptos Narrow" w:hAnsi="Aptos Narrow"/>
+        </w:rPr>
+        <w:t xml:space="preserve">    Page</w:t>
+      </w:r>
+      <w:r>
+        <w:rPr>
+          <w:rFonts w:ascii="Aptos Narrow" w:hAnsi="Aptos Narrow" w:hint="eastAsia"/>
+        </w:rPr>
+        <w:t xml:space="preserve"> </w:t>
+      </w:r>
+      <w:r>
+        <w:rPr>
+          <w:rFonts w:ascii="Aptos Narrow" w:hAnsi="Aptos Narrow"/>
+        </w:rPr>
+        <w:fldChar w:fldCharType="begin"/>
+      </w:r>
+      <w:r>
+        <w:rPr>
+          <w:rFonts w:ascii="Aptos Narrow" w:hAnsi="Aptos Narrow"/>
+        </w:rPr>
+        <w:instrText xml:space="preserve"> </w:instrText>
+      </w:r>
+      <w:r>
+        <w:rPr>
+          <w:rFonts w:ascii="Aptos Narrow" w:hAnsi="Aptos Narrow" w:hint="eastAsia"/>
+        </w:rPr>
+        <w:instrText>PAGEREF _Ref184745100 \h</w:instrText>
+      </w:r>
+      <w:r>
+        <w:rPr>
+          <w:rFonts w:ascii="Aptos Narrow" w:hAnsi="Aptos Narrow"/>
+        </w:rPr>
+        <w:instrText xml:space="preserve"> </w:instrText>
+      </w:r>
+      <w:r>
+        <w:rPr>
+          <w:rFonts w:ascii="Aptos Narrow" w:hAnsi="Aptos Narrow"/>
+        </w:rPr>
+      </w:r>
+      <w:r>
+        <w:rPr>
+          <w:rFonts w:ascii="Aptos Narrow" w:hAnsi="Aptos Narrow"/>
+        </w:rPr>
+        <w:fldChar w:fldCharType="separate"/>
+      </w:r>
+      <w:r>
+        <w:rPr>
+          <w:rFonts w:ascii="Aptos Narrow" w:hAnsi="Aptos Narrow"/>
+          <w:noProof/>
+        </w:rPr>
+        <w:t>16</w:t>
+      </w:r>
+      <w:r>
+        <w:rPr>
+          <w:rFonts w:ascii="Aptos Narrow" w:hAnsi="Aptos Narrow"/>
+        </w:rPr>
+        <w:fldChar w:fldCharType="end"/>
+      </w:r>
+    </w:p>
+    <w:p>
+      <w:pPr>
+        <w:pStyle w:val="ListParagraph"/>
+        <w:widowControl w:val="0"/>
+        <w:numPr>
+          <w:ilvl w:val="0"/>
+          <w:numId w:val="26"/>
+        </w:numPr>
+        <w:tabs>
+          <w:tab w:val="right" w:pos="13977"/>
+        </w:tabs>
+        <w:spacing w:line="360" w:lineRule="auto"/>
+        <w:ind w:left="1800" w:hanging="720"/>
+        <w:contextualSpacing w:val="0"/>
+        <w:rPr>
+          <w:rFonts w:ascii="Aptos Narrow" w:hAnsi="Aptos Narrow"/>
+        </w:rPr>
+      </w:pPr>
+      <w:r>
+        <w:rPr>
+          <w:rFonts w:ascii="Aptos Narrow" w:hAnsi="Aptos Narrow"/>
+        </w:rPr>
+        <w:fldChar w:fldCharType="begin"/>
+      </w:r>
+      <w:r>
+        <w:rPr>
+          <w:rFonts w:ascii="Aptos Narrow" w:hAnsi="Aptos Narrow"/>
+        </w:rPr>
+        <w:instrText xml:space="preserve"> REF _Ref184745104 \h </w:instrText>
+      </w:r>
+      <w:r>
+        <w:rPr>
+          <w:rFonts w:ascii="Aptos Narrow" w:hAnsi="Aptos Narrow"/>
+        </w:rPr>
+      </w:r>
+      <w:r>
+        <w:rPr>
+          <w:rFonts w:ascii="Aptos Narrow" w:hAnsi="Aptos Narrow"/>
+        </w:rPr>
+        <w:fldChar w:fldCharType="separate"/>
+      </w:r>
+      <w:r>
+        <w:rPr>
+          <w:rFonts w:ascii="Aptos Narrow" w:hAnsi="Aptos Narrow"/>
+        </w:rPr>
         <w:t>Custom rules</w:t>
       </w:r>
       <w:r>
@@ -5193,7 +5314,7 @@
         <w:rPr>
           <w:rFonts w:ascii="Aptos Narrow" w:hAnsi="Aptos Narrow"/>
         </w:rPr>
-        <w:instrText xml:space="preserve"> PAGEREF _Ref161319163 \h </w:instrText>
+        <w:instrText xml:space="preserve"> PAGEREF _Ref184745104 \h </w:instrText>
       </w:r>
       <w:r>
         <w:rPr>
@@ -5211,7 +5332,7 @@
           <w:rFonts w:ascii="Aptos Narrow" w:hAnsi="Aptos Narrow"/>
           <w:noProof/>
         </w:rPr>
-        <w:t>16</w:t>
+        <w:t>17</w:t>
       </w:r>
       <w:r>
         <w:rPr>
@@ -8088,6 +8209,66 @@
           <w:color w:val="7030A0"/>
         </w:rPr>
         <w:t>fter changing the script, enter R in the main interface to complete the hot refresh of all modules.</w:t>
+      </w:r>
+    </w:p>
+    <w:p>
+      <w:pPr>
+        <w:pStyle w:val="ListParagraph"/>
+        <w:widowControl w:val="0"/>
+        <w:numPr>
+          <w:ilvl w:val="1"/>
+          <w:numId w:val="8"/>
+        </w:numPr>
+        <w:spacing w:line="360" w:lineRule="auto"/>
+        <w:ind w:left="2430" w:hanging="720"/>
+        <w:contextualSpacing w:val="0"/>
+        <w:rPr>
+          <w:rFonts w:ascii="Aptos Narrow" w:hAnsi="Aptos Narrow"/>
+          <w:color w:val="7030A0"/>
+        </w:rPr>
+      </w:pPr>
+      <w:r>
+        <w:rPr>
+          <w:rFonts w:ascii="Aptos Narrow" w:hAnsi="Aptos Narrow"/>
+        </w:rPr>
+        <w:t xml:space="preserve">Shortcut command: </w:t>
+      </w:r>
+      <w:r>
+        <w:rPr>
+          <w:rFonts w:ascii="Aptos Narrow" w:hAnsi="Aptos Narrow"/>
+          <w:color w:val="7030A0"/>
+        </w:rPr>
+        <w:t>When there is an available shortcut command, you can quickly enter and activate the corresponding instruction set</w:t>
+      </w:r>
+    </w:p>
+    <w:p>
+      <w:pPr>
+        <w:pStyle w:val="ListParagraph"/>
+        <w:widowControl w:val="0"/>
+        <w:numPr>
+          <w:ilvl w:val="1"/>
+          <w:numId w:val="8"/>
+        </w:numPr>
+        <w:spacing w:line="360" w:lineRule="auto"/>
+        <w:ind w:left="2430" w:hanging="720"/>
+        <w:contextualSpacing w:val="0"/>
+        <w:rPr>
+          <w:rFonts w:ascii="Aptos Narrow" w:hAnsi="Aptos Narrow"/>
+          <w:color w:val="7030A0"/>
+        </w:rPr>
+      </w:pPr>
+      <w:r>
+        <w:rPr>
+          <w:rFonts w:ascii="Aptos Narrow" w:hAnsi="Aptos Narrow"/>
+        </w:rPr>
+        <w:t xml:space="preserve">API: </w:t>
+      </w:r>
+      <w:r>
+        <w:rPr>
+          <w:rFonts w:ascii="Aptos Narrow" w:hAnsi="Aptos Narrow"/>
+          <w:color w:val="7030A0"/>
+        </w:rPr>
+        <w:t>Application Programming Interface</w:t>
       </w:r>
     </w:p>
     <w:p>
@@ -8610,7 +8791,14 @@
         <w:rPr>
           <w:rFonts w:ascii="Aptos Narrow" w:hAnsi="Aptos Narrow"/>
         </w:rPr>
-        <w:t xml:space="preserve">This is the perception function, which can be "specified global perception" or "customized current perception" in the settings interface. How to customize the sensing options, please refer to: Encapsulation Script Development Guide. </w:t>
+        <w:t xml:space="preserve">This is the perception function, which can be "specified global perception" or "customized current perception" in the settings interface. </w:t>
+      </w:r>
+      <w:r>
+        <w:rPr>
+          <w:rFonts w:ascii="Aptos Narrow" w:hAnsi="Aptos Narrow"/>
+        </w:rPr>
+        <w:lastRenderedPageBreak/>
+        <w:t xml:space="preserve">How to customize the sensing options, please refer to: Encapsulation Script Development Guide. </w:t>
       </w:r>
     </w:p>
     <w:p>
@@ -8632,7 +8820,6 @@
         <w:rPr>
           <w:rFonts w:ascii="Aptos Narrow" w:hAnsi="Aptos Narrow"/>
         </w:rPr>
-        <w:lastRenderedPageBreak/>
         <w:t xml:space="preserve">Fix </w:t>
       </w:r>
     </w:p>
@@ -9421,6 +9608,7 @@
         <w:rPr>
           <w:rFonts w:ascii="Aptos Narrow" w:hAnsi="Aptos Narrow"/>
         </w:rPr>
+        <w:lastRenderedPageBreak/>
         <w:t>Customization: ISO volume label name, ISO file name, specified save to</w:t>
       </w:r>
     </w:p>
@@ -9447,7 +9635,6 @@
           <w:rFonts w:ascii="Aptos Narrow" w:eastAsia="Microsoft YaHei" w:hAnsi="Aptos Narrow"/>
           <w:color w:val="auto"/>
         </w:rPr>
-        <w:lastRenderedPageBreak/>
         <w:t>You need to mount the image before you can operate the item</w:t>
       </w:r>
       <w:bookmarkEnd w:id="14"/>
@@ -9974,6 +10161,7 @@
         <w:rPr>
           <w:rFonts w:ascii="Aptos Narrow" w:hAnsi="Aptos Narrow"/>
         </w:rPr>
+        <w:lastRenderedPageBreak/>
         <w:t>Add, delete</w:t>
       </w:r>
     </w:p>
@@ -9995,7 +10183,6 @@
         <w:rPr>
           <w:rFonts w:ascii="Aptos Narrow" w:hAnsi="Aptos Narrow"/>
         </w:rPr>
-        <w:lastRenderedPageBreak/>
         <w:t>Windows features</w:t>
       </w:r>
     </w:p>
@@ -10560,6 +10747,7 @@
         <w:rPr>
           <w:rFonts w:ascii="Aptos Narrow" w:hAnsi="Aptos Narrow"/>
         </w:rPr>
+        <w:lastRenderedPageBreak/>
         <w:t>Delete the deployment engine and keep the others</w:t>
       </w:r>
     </w:p>
@@ -10587,7 +10775,6 @@
           <w:sz w:val="20"/>
           <w:szCs w:val="20"/>
         </w:rPr>
-        <w:lastRenderedPageBreak/>
         <w:t>Should answer in advance</w:t>
       </w:r>
     </w:p>
@@ -11176,6 +11363,7 @@
         <w:rPr>
           <w:rFonts w:ascii="Aptos Narrow" w:hAnsi="Aptos Narrow"/>
         </w:rPr>
+        <w:lastRenderedPageBreak/>
         <w:t xml:space="preserve">PowerShell </w:t>
       </w:r>
       <w:r>
@@ -11204,7 +11392,6 @@
         <w:rPr>
           <w:rFonts w:ascii="Aptos Narrow" w:hAnsi="Aptos Narrow"/>
         </w:rPr>
-        <w:lastRenderedPageBreak/>
         <w:t>PowerShell 5.1</w:t>
       </w:r>
     </w:p>
@@ -16150,13 +16337,82 @@
         </w:rPr>
       </w:pPr>
       <w:bookmarkStart w:id="35" w:name="_Ref161319163"/>
-      <w:r>
-        <w:rPr>
-          <w:rFonts w:ascii="Aptos Narrow" w:hAnsi="Aptos Narrow"/>
-        </w:rPr>
+      <w:bookmarkStart w:id="36" w:name="_Ref184745100"/>
+      <w:r>
+        <w:rPr>
+          <w:rFonts w:ascii="Aptos Narrow" w:hAnsi="Aptos Narrow"/>
+        </w:rPr>
+        <w:t>Call external scripts</w:t>
+      </w:r>
+      <w:bookmarkEnd w:id="36"/>
+    </w:p>
+    <w:p>
+      <w:pPr>
+        <w:ind w:left="1800"/>
+      </w:pPr>
+      <w:r>
+        <w:t xml:space="preserve">Supported file formats: </w:t>
+      </w:r>
+      <w:r>
+        <w:rPr>
+          <w:color w:val="7030A0"/>
+        </w:rPr>
+        <w:t>*.ps1</w:t>
+      </w:r>
+      <w:r>
+        <w:t xml:space="preserve">, </w:t>
+      </w:r>
+      <w:proofErr w:type="gramStart"/>
+      <w:r>
+        <w:rPr>
+          <w:color w:val="7030A0"/>
+        </w:rPr>
+        <w:t>*.psm</w:t>
+      </w:r>
+      <w:proofErr w:type="gramEnd"/>
+      <w:r>
+        <w:rPr>
+          <w:color w:val="7030A0"/>
+        </w:rPr>
+        <w:t>1</w:t>
+      </w:r>
+      <w:r>
+        <w:t xml:space="preserve">, go to: Settings, select "API Application Programming Interface", add the corresponding rule name, run file path, etc. After adding, when the shortcut command is available, enter API + name, for example, run name Yi, enter: </w:t>
+      </w:r>
+      <w:r>
+        <w:rPr>
+          <w:color w:val="70AD47" w:themeColor="accent6"/>
+        </w:rPr>
+        <w:t>API Yi</w:t>
+      </w:r>
+      <w:r>
+        <w:t>, and you can run the corresponding shortcut command.</w:t>
+      </w:r>
+    </w:p>
+    <w:p>
+      <w:pPr>
+        <w:pStyle w:val="Heading3"/>
+        <w:widowControl w:val="0"/>
+        <w:numPr>
+          <w:ilvl w:val="0"/>
+          <w:numId w:val="12"/>
+        </w:numPr>
+        <w:spacing w:before="720"/>
+        <w:ind w:left="1800" w:hanging="634"/>
+        <w:rPr>
+          <w:rFonts w:ascii="Aptos Narrow" w:hAnsi="Aptos Narrow"/>
+        </w:rPr>
+      </w:pPr>
+      <w:bookmarkStart w:id="37" w:name="_Ref184745104"/>
+      <w:r>
+        <w:rPr>
+          <w:rFonts w:ascii="Aptos Narrow" w:hAnsi="Aptos Narrow"/>
+        </w:rPr>
+        <w:lastRenderedPageBreak/>
         <w:t>Custom rules</w:t>
       </w:r>
       <w:bookmarkEnd w:id="35"/>
+      <w:bookmarkEnd w:id="37"/>
     </w:p>
     <w:p>
       <w:pPr>
@@ -16201,15 +16457,14 @@
           <w:rFonts w:ascii="Aptos Narrow" w:hAnsi="Aptos Narrow"/>
         </w:rPr>
       </w:pPr>
-      <w:bookmarkStart w:id="36" w:name="_Ref161319167"/>
-      <w:r>
-        <w:rPr>
-          <w:rFonts w:ascii="Aptos Narrow" w:hAnsi="Aptos Narrow"/>
-        </w:rPr>
-        <w:lastRenderedPageBreak/>
+      <w:bookmarkStart w:id="38" w:name="_Ref161319167"/>
+      <w:r>
+        <w:rPr>
+          <w:rFonts w:ascii="Aptos Narrow" w:hAnsi="Aptos Narrow"/>
+        </w:rPr>
         <w:t>Learn</w:t>
       </w:r>
-      <w:bookmarkEnd w:id="36"/>
+      <w:bookmarkEnd w:id="38"/>
     </w:p>
     <w:p>
       <w:pPr>
@@ -16224,14 +16479,14 @@
           <w:rFonts w:ascii="Aptos Narrow" w:hAnsi="Aptos Narrow"/>
         </w:rPr>
       </w:pPr>
-      <w:bookmarkStart w:id="37" w:name="_Ref161319171"/>
+      <w:bookmarkStart w:id="39" w:name="_Ref161319171"/>
       <w:r>
         <w:rPr>
           <w:rFonts w:ascii="Aptos Narrow" w:hAnsi="Aptos Narrow"/>
         </w:rPr>
         <w:t>Learn about preset rules</w:t>
       </w:r>
-      <w:bookmarkEnd w:id="37"/>
+      <w:bookmarkEnd w:id="39"/>
       <w:r>
         <w:rPr>
           <w:rFonts w:ascii="Aptos Narrow" w:hAnsi="Aptos Narrow"/>
@@ -16396,7 +16651,7 @@
           <w:rFonts w:ascii="Aptos Narrow" w:hAnsi="Aptos Narrow"/>
         </w:rPr>
       </w:pPr>
-      <w:bookmarkStart w:id="38" w:name="_Ref161319175"/>
+      <w:bookmarkStart w:id="40" w:name="_Ref161319175"/>
       <w:r>
         <w:rPr>
           <w:rFonts w:ascii="Aptos Narrow" w:hAnsi="Aptos Narrow"/>
@@ -16417,7 +16672,7 @@
         </w:rPr>
         <w:t xml:space="preserve"> Apps applications</w:t>
       </w:r>
-      <w:bookmarkEnd w:id="38"/>
+      <w:bookmarkEnd w:id="40"/>
     </w:p>
     <w:p>
       <w:pPr>
@@ -17028,6 +17283,7 @@
         <w:rPr>
           <w:rFonts w:ascii="Aptos Narrow" w:hAnsi="Aptos Narrow"/>
         </w:rPr>
+        <w:lastRenderedPageBreak/>
         <w:t xml:space="preserve">    &lt;</w:t>
       </w:r>
       <w:proofErr w:type="spellStart"/>
@@ -17254,7 +17510,6 @@
         <w:rPr>
           <w:rFonts w:ascii="Aptos Narrow" w:hAnsi="Aptos Narrow"/>
         </w:rPr>
-        <w:lastRenderedPageBreak/>
         <w:t xml:space="preserve">  &lt;/Dependencies&gt;</w:t>
       </w:r>
     </w:p>
@@ -17386,14 +17641,14 @@
           <w:rFonts w:ascii="Aptos Narrow" w:hAnsi="Aptos Narrow"/>
         </w:rPr>
       </w:pPr>
-      <w:bookmarkStart w:id="39" w:name="_Ref161319179"/>
+      <w:bookmarkStart w:id="41" w:name="_Ref161319179"/>
       <w:r>
         <w:rPr>
           <w:rFonts w:ascii="Aptos Narrow" w:hAnsi="Aptos Narrow"/>
         </w:rPr>
         <w:t>Create custom rules</w:t>
       </w:r>
-      <w:bookmarkEnd w:id="39"/>
+      <w:bookmarkEnd w:id="41"/>
     </w:p>
     <w:p>
       <w:pPr>
@@ -17622,14 +17877,14 @@
           <w:rFonts w:ascii="Aptos Narrow" w:hAnsi="Aptos Narrow"/>
         </w:rPr>
       </w:pPr>
-      <w:bookmarkStart w:id="40" w:name="_Ref161319185"/>
+      <w:bookmarkStart w:id="42" w:name="_Ref161319185"/>
       <w:r>
         <w:rPr>
           <w:rFonts w:ascii="Aptos Narrow" w:hAnsi="Aptos Narrow"/>
         </w:rPr>
         <w:t>Precautions</w:t>
       </w:r>
-      <w:bookmarkEnd w:id="40"/>
+      <w:bookmarkEnd w:id="42"/>
     </w:p>
     <w:p>
       <w:pPr>
@@ -17779,14 +18034,14 @@
           <w:rFonts w:ascii="Aptos Narrow" w:hAnsi="Aptos Narrow"/>
         </w:rPr>
       </w:pPr>
-      <w:bookmarkStart w:id="41" w:name="_Ref161319188"/>
+      <w:bookmarkStart w:id="43" w:name="_Ref161319188"/>
       <w:r>
         <w:rPr>
           <w:rFonts w:ascii="Aptos Narrow" w:hAnsi="Aptos Narrow"/>
         </w:rPr>
         <w:t>Regular development</w:t>
       </w:r>
-      <w:bookmarkEnd w:id="41"/>
+      <w:bookmarkEnd w:id="43"/>
     </w:p>
     <w:p>
       <w:pPr>
@@ -17915,6 +18170,7 @@
         <w:rPr>
           <w:rFonts w:ascii="Aptos Narrow" w:hAnsi="Aptos Narrow"/>
         </w:rPr>
+        <w:lastRenderedPageBreak/>
         <w:t xml:space="preserve">After copying and naming, search again: </w:t>
       </w:r>
       <w:r>
@@ -18041,7 +18297,6 @@
           <w:rFonts w:ascii="Aptos Narrow" w:hAnsi="Aptos Narrow" w:cstheme="majorBidi"/>
           <w:szCs w:val="24"/>
         </w:rPr>
-        <w:lastRenderedPageBreak/>
         <w:t>In this way, positioning is completed quickly.</w:t>
       </w:r>
     </w:p>
@@ -18059,14 +18314,14 @@
           <w:rFonts w:ascii="Aptos Narrow" w:hAnsi="Aptos Narrow"/>
         </w:rPr>
       </w:pPr>
-      <w:bookmarkStart w:id="42" w:name="_Ref161319191"/>
+      <w:bookmarkStart w:id="44" w:name="_Ref161319191"/>
       <w:r>
         <w:rPr>
           <w:rFonts w:ascii="Aptos Narrow" w:hAnsi="Aptos Narrow"/>
         </w:rPr>
         <w:t>Cooperation</w:t>
       </w:r>
-      <w:bookmarkEnd w:id="42"/>
+      <w:bookmarkEnd w:id="44"/>
     </w:p>
     <w:p>
       <w:pPr>

--- a/_Learn/Readme/Readme.Detailed.docx
+++ b/_Learn/Readme/Readme.Detailed.docx
@@ -34,7 +34,7 @@
           <w:szCs w:val="24"/>
         </w:rPr>
         <w:drawing>
-          <wp:anchor distT="0" distB="0" distL="114300" distR="114300" simplePos="0" relativeHeight="251659264" behindDoc="1" locked="0" layoutInCell="1" allowOverlap="1" wp14:anchorId="3717FBFE" wp14:editId="215E1BA0">
+          <wp:anchor distT="0" distB="0" distL="114300" distR="114300" simplePos="0" relativeHeight="251659264" behindDoc="1" locked="0" layoutInCell="1" allowOverlap="1" wp14:anchorId="3717FBFE" wp14:editId="56108FBD">
             <wp:simplePos x="0" y="0"/>
             <wp:positionH relativeFrom="column">
               <wp:posOffset>0</wp:posOffset>
@@ -503,21 +503,7 @@
         <w:rPr>
           <w:rFonts w:ascii="Aptos Narrow" w:hAnsi="Aptos Narrow"/>
         </w:rPr>
-        <w:t xml:space="preserve">Developed using the PowerShell language, it follows an </w:t>
-      </w:r>
-      <w:proofErr w:type="gramStart"/>
-      <w:r>
-        <w:rPr>
-          <w:rFonts w:ascii="Aptos Narrow" w:hAnsi="Aptos Narrow"/>
-        </w:rPr>
-        <w:t>open source</w:t>
-      </w:r>
-      <w:proofErr w:type="gramEnd"/>
-      <w:r>
-        <w:rPr>
-          <w:rFonts w:ascii="Aptos Narrow" w:hAnsi="Aptos Narrow"/>
-        </w:rPr>
-        <w:t xml:space="preserve"> license and can be distributed arbitrarily without copyright restrictions.</w:t>
+        <w:t>Developed using the PowerShell language, it follows an open source license and can be distributed arbitrarily without copyright restrictions.</w:t>
       </w:r>
       <w:r>
         <w:rPr>
@@ -860,24 +846,15 @@
           <w:rFonts w:ascii="Aptos Narrow" w:hAnsi="Aptos Narrow"/>
           <w:color w:val="7030A0"/>
         </w:rPr>
-        <w:t>\_Encapsulation\_Custom\Engine\</w:t>
-      </w:r>
-      <w:proofErr w:type="spellStart"/>
+        <w:t>\_Encapsulation\_Custom\Engine\Yi.</w:t>
+      </w:r>
       <w:r>
         <w:rPr>
           <w:rFonts w:ascii="Aptos Narrow" w:hAnsi="Aptos Narrow"/>
           <w:color w:val="7030A0"/>
         </w:rPr>
-        <w:t>Yi.</w:t>
-      </w:r>
-      <w:r>
-        <w:rPr>
-          <w:rFonts w:ascii="Aptos Narrow" w:hAnsi="Aptos Narrow"/>
-          <w:color w:val="7030A0"/>
-        </w:rPr>
         <w:t>Suite</w:t>
       </w:r>
-      <w:proofErr w:type="spellEnd"/>
     </w:p>
     <w:p>
       <w:pPr>
@@ -5646,21 +5623,7 @@
         <w:rPr>
           <w:rFonts w:ascii="Aptos Narrow" w:hAnsi="Aptos Narrow"/>
         </w:rPr>
-        <w:t xml:space="preserve">Find dependencies from </w:t>
-      </w:r>
-      <w:proofErr w:type="spellStart"/>
-      <w:r>
-        <w:rPr>
-          <w:rFonts w:ascii="Aptos Narrow" w:hAnsi="Aptos Narrow"/>
-        </w:rPr>
-        <w:t>InBox</w:t>
-      </w:r>
-      <w:proofErr w:type="spellEnd"/>
-      <w:r>
-        <w:rPr>
-          <w:rFonts w:ascii="Aptos Narrow" w:hAnsi="Aptos Narrow"/>
-        </w:rPr>
-        <w:t xml:space="preserve"> Apps applications</w:t>
+        <w:t>Find dependencies from InBox Apps applications</w:t>
       </w:r>
       <w:r>
         <w:rPr>
@@ -6417,21 +6380,7 @@
         <w:rPr>
           <w:rFonts w:ascii="Aptos Narrow" w:hAnsi="Aptos Narrow"/>
         </w:rPr>
-        <w:t xml:space="preserve">This method is generally applicable to Windows 11, Windows 10, Windows Server 2022, and Windows Server </w:t>
-      </w:r>
-      <w:proofErr w:type="spellStart"/>
-      <w:r>
-        <w:rPr>
-          <w:rFonts w:ascii="Aptos Narrow" w:hAnsi="Aptos Narrow"/>
-        </w:rPr>
-        <w:t>vNext</w:t>
-      </w:r>
-      <w:proofErr w:type="spellEnd"/>
-      <w:r>
-        <w:rPr>
-          <w:rFonts w:ascii="Aptos Narrow" w:hAnsi="Aptos Narrow"/>
-        </w:rPr>
-        <w:t>.</w:t>
+        <w:t>This method is generally applicable to Windows 11, Windows 10, Windows Server 2022, and Windows Server vNext.</w:t>
       </w:r>
     </w:p>
     <w:p>
@@ -6563,21 +6512,7 @@
         <w:rPr>
           <w:rFonts w:ascii="Aptos Narrow" w:hAnsi="Aptos Narrow"/>
         </w:rPr>
-        <w:t xml:space="preserve">50 graphical </w:t>
-      </w:r>
-      <w:proofErr w:type="gramStart"/>
-      <w:r>
-        <w:rPr>
-          <w:rFonts w:ascii="Aptos Narrow" w:hAnsi="Aptos Narrow"/>
-        </w:rPr>
-        <w:t>interfaces .</w:t>
-      </w:r>
-      <w:proofErr w:type="gramEnd"/>
-      <w:r>
-        <w:rPr>
-          <w:rFonts w:ascii="Aptos Narrow" w:hAnsi="Aptos Narrow"/>
-        </w:rPr>
-        <w:t xml:space="preserve"> The most difficult ones to develop are:</w:t>
+        <w:t>50 graphical interfaces . The most difficult ones to develop are:</w:t>
       </w:r>
     </w:p>
     <w:p>
@@ -6743,21 +6678,7 @@
         <w:rPr>
           <w:rFonts w:ascii="Aptos Narrow" w:hAnsi="Aptos Narrow"/>
         </w:rPr>
-        <w:t xml:space="preserve">adding the </w:t>
-      </w:r>
-      <w:proofErr w:type="spellStart"/>
-      <w:r>
-        <w:rPr>
-          <w:rFonts w:ascii="Aptos Narrow" w:hAnsi="Aptos Narrow"/>
-        </w:rPr>
-        <w:t>InBox</w:t>
-      </w:r>
-      <w:proofErr w:type="spellEnd"/>
-      <w:r>
-        <w:rPr>
-          <w:rFonts w:ascii="Aptos Narrow" w:hAnsi="Aptos Narrow"/>
-        </w:rPr>
-        <w:t xml:space="preserve"> Apps application, you need to test whether all reinstalled applications can run normally while disconnecting from the Internet;</w:t>
+        <w:t>adding the InBox Apps application, you need to test whether all reinstalled applications can run normally while disconnecting from the Internet;</w:t>
       </w:r>
     </w:p>
     <w:p>
@@ -6779,21 +6700,7 @@
         <w:rPr>
           <w:rFonts w:ascii="Aptos Narrow" w:hAnsi="Aptos Narrow"/>
         </w:rPr>
-        <w:t xml:space="preserve">Understand </w:t>
-      </w:r>
-      <w:proofErr w:type="spellStart"/>
-      <w:r>
-        <w:rPr>
-          <w:rFonts w:ascii="Aptos Narrow" w:hAnsi="Aptos Narrow"/>
-        </w:rPr>
-        <w:t>InBox</w:t>
-      </w:r>
-      <w:proofErr w:type="spellEnd"/>
-      <w:r>
-        <w:rPr>
-          <w:rFonts w:ascii="Aptos Narrow" w:hAnsi="Aptos Narrow"/>
-        </w:rPr>
-        <w:t xml:space="preserve"> Apps application dependencies, create wrapper script rules, and more.</w:t>
+        <w:t>Understand InBox Apps application dependencies, create wrapper script rules, and more.</w:t>
       </w:r>
     </w:p>
     <w:p>
@@ -7066,17 +6973,8 @@
           <w:rFonts w:ascii="Aptos Narrow" w:hAnsi="Aptos Narrow"/>
           <w:color w:val="7030A0"/>
         </w:rPr>
-        <w:t>Learn\</w:t>
-      </w:r>
-      <w:proofErr w:type="spellStart"/>
-      <w:r>
-        <w:rPr>
-          <w:rFonts w:ascii="Aptos Narrow" w:hAnsi="Aptos Narrow"/>
-          <w:color w:val="7030A0"/>
-        </w:rPr>
-        <w:t>Packaging.tutorial</w:t>
-      </w:r>
-      <w:proofErr w:type="spellEnd"/>
+        <w:t>Learn\Packaging.tutorial</w:t>
+      </w:r>
       <w:r>
         <w:rPr>
           <w:rFonts w:ascii="Aptos Narrow" w:hAnsi="Aptos Narrow"/>
@@ -7134,21 +7032,7 @@
         <w:rPr>
           <w:rFonts w:ascii="Aptos Narrow" w:hAnsi="Aptos Narrow"/>
         </w:rPr>
-        <w:t xml:space="preserve">Explain the process of encapsulating multi-language in the offline state. Task objectives: extract language packs, install language packs, install </w:t>
-      </w:r>
-      <w:proofErr w:type="spellStart"/>
-      <w:r>
-        <w:rPr>
-          <w:rFonts w:ascii="Aptos Narrow" w:hAnsi="Aptos Narrow"/>
-        </w:rPr>
-        <w:t>InBox</w:t>
-      </w:r>
-      <w:proofErr w:type="spellEnd"/>
-      <w:r>
-        <w:rPr>
-          <w:rFonts w:ascii="Aptos Narrow" w:hAnsi="Aptos Narrow"/>
-        </w:rPr>
-        <w:t xml:space="preserve"> Apps applications, add cumulative updates, generate solutions, etc., and easily achieve all predetermined goals through learning.</w:t>
+        <w:t>Explain the process of encapsulating multi-language in the offline state. Task objectives: extract language packs, install language packs, install InBox Apps applications, add cumulative updates, generate solutions, etc., and easily achieve all predetermined goals through learning.</w:t>
       </w:r>
     </w:p>
     <w:p>
@@ -7228,19 +7112,11 @@
           <w:rFonts w:ascii="Aptos Narrow" w:hAnsi="Aptos Narrow"/>
         </w:rPr>
       </w:pPr>
-      <w:proofErr w:type="spellStart"/>
-      <w:r>
-        <w:rPr>
-          <w:rFonts w:ascii="Aptos Narrow" w:hAnsi="Aptos Narrow"/>
-        </w:rPr>
-        <w:t>Youtube</w:t>
-      </w:r>
-      <w:proofErr w:type="spellEnd"/>
-      <w:r>
-        <w:rPr>
-          <w:rFonts w:ascii="Aptos Narrow" w:hAnsi="Aptos Narrow"/>
-        </w:rPr>
-        <w:t xml:space="preserve"> | </w:t>
+      <w:r>
+        <w:rPr>
+          <w:rFonts w:ascii="Aptos Narrow" w:hAnsi="Aptos Narrow"/>
+        </w:rPr>
+        <w:t xml:space="preserve">Youtube | </w:t>
       </w:r>
       <w:hyperlink r:id="rId14" w:history="1">
         <w:r>
@@ -7268,19 +7144,11 @@
           <w:rFonts w:ascii="Aptos Narrow" w:hAnsi="Aptos Narrow"/>
         </w:rPr>
       </w:pPr>
-      <w:proofErr w:type="spellStart"/>
-      <w:r>
-        <w:rPr>
-          <w:rFonts w:ascii="Aptos Narrow" w:hAnsi="Aptos Narrow"/>
-        </w:rPr>
-        <w:t>Bilibili</w:t>
-      </w:r>
-      <w:proofErr w:type="spellEnd"/>
-      <w:r>
-        <w:rPr>
-          <w:rFonts w:ascii="Aptos Narrow" w:hAnsi="Aptos Narrow"/>
-        </w:rPr>
-        <w:t xml:space="preserve"> | </w:t>
+      <w:r>
+        <w:rPr>
+          <w:rFonts w:ascii="Aptos Narrow" w:hAnsi="Aptos Narrow"/>
+        </w:rPr>
+        <w:t xml:space="preserve">Bilibili | </w:t>
       </w:r>
       <w:hyperlink r:id="rId15" w:history="1">
         <w:r>
@@ -7346,7 +7214,6 @@
           <w:u w:val="none"/>
         </w:rPr>
       </w:pPr>
-      <w:proofErr w:type="spellStart"/>
       <w:r>
         <w:rPr>
           <w:rStyle w:val="Hyperlink"/>
@@ -7354,17 +7221,7 @@
           <w:color w:val="auto"/>
           <w:u w:val="none"/>
         </w:rPr>
-        <w:t>iQiYi</w:t>
-      </w:r>
-      <w:proofErr w:type="spellEnd"/>
-      <w:r>
-        <w:rPr>
-          <w:rStyle w:val="Hyperlink"/>
-          <w:rFonts w:ascii="Aptos Narrow" w:hAnsi="Aptos Narrow"/>
-          <w:color w:val="auto"/>
-          <w:u w:val="none"/>
-        </w:rPr>
-        <w:t xml:space="preserve"> | </w:t>
+        <w:t xml:space="preserve">iQiYi | </w:t>
       </w:r>
       <w:hyperlink r:id="rId17" w:history="1">
         <w:r>
@@ -7439,7 +7296,6 @@
           <w:rFonts w:ascii="Aptos Narrow" w:hAnsi="Aptos Narrow"/>
         </w:rPr>
       </w:pPr>
-      <w:proofErr w:type="spellStart"/>
       <w:r>
         <w:rPr>
           <w:rStyle w:val="Hyperlink"/>
@@ -7449,7 +7305,6 @@
         </w:rPr>
         <w:t>YouKu</w:t>
       </w:r>
-      <w:proofErr w:type="spellEnd"/>
       <w:r>
         <w:rPr>
           <w:rFonts w:ascii="Aptos Narrow" w:hAnsi="Aptos Narrow"/>
@@ -7547,19 +7402,11 @@
           <w:rFonts w:ascii="Aptos Narrow" w:hAnsi="Aptos Narrow"/>
         </w:rPr>
       </w:pPr>
-      <w:proofErr w:type="spellStart"/>
-      <w:r>
-        <w:rPr>
-          <w:rFonts w:ascii="Aptos Narrow" w:hAnsi="Aptos Narrow"/>
-        </w:rPr>
-        <w:t>Youtube</w:t>
-      </w:r>
-      <w:proofErr w:type="spellEnd"/>
-      <w:r>
-        <w:rPr>
-          <w:rFonts w:ascii="Aptos Narrow" w:hAnsi="Aptos Narrow"/>
-        </w:rPr>
-        <w:t xml:space="preserve"> | </w:t>
+      <w:r>
+        <w:rPr>
+          <w:rFonts w:ascii="Aptos Narrow" w:hAnsi="Aptos Narrow"/>
+        </w:rPr>
+        <w:t xml:space="preserve">Youtube | </w:t>
       </w:r>
       <w:hyperlink r:id="rId20" w:history="1">
         <w:r>
@@ -7587,19 +7434,11 @@
           <w:rFonts w:ascii="Aptos Narrow" w:hAnsi="Aptos Narrow"/>
         </w:rPr>
       </w:pPr>
-      <w:proofErr w:type="spellStart"/>
-      <w:r>
-        <w:rPr>
-          <w:rFonts w:ascii="Aptos Narrow" w:hAnsi="Aptos Narrow"/>
-        </w:rPr>
-        <w:t>Bilibili</w:t>
-      </w:r>
-      <w:proofErr w:type="spellEnd"/>
-      <w:r>
-        <w:rPr>
-          <w:rFonts w:ascii="Aptos Narrow" w:hAnsi="Aptos Narrow"/>
-        </w:rPr>
-        <w:t xml:space="preserve"> | </w:t>
+      <w:r>
+        <w:rPr>
+          <w:rFonts w:ascii="Aptos Narrow" w:hAnsi="Aptos Narrow"/>
+        </w:rPr>
+        <w:t xml:space="preserve">Bilibili | </w:t>
       </w:r>
       <w:hyperlink r:id="rId21" w:history="1">
         <w:r>
@@ -7665,7 +7504,6 @@
           <w:u w:val="none"/>
         </w:rPr>
       </w:pPr>
-      <w:proofErr w:type="spellStart"/>
       <w:r>
         <w:rPr>
           <w:rStyle w:val="Hyperlink"/>
@@ -7673,17 +7511,7 @@
           <w:color w:val="auto"/>
           <w:u w:val="none"/>
         </w:rPr>
-        <w:t>iQiYi</w:t>
-      </w:r>
-      <w:proofErr w:type="spellEnd"/>
-      <w:r>
-        <w:rPr>
-          <w:rStyle w:val="Hyperlink"/>
-          <w:rFonts w:ascii="Aptos Narrow" w:hAnsi="Aptos Narrow"/>
-          <w:color w:val="auto"/>
-          <w:u w:val="none"/>
-        </w:rPr>
-        <w:t xml:space="preserve"> | </w:t>
+        <w:t xml:space="preserve">iQiYi | </w:t>
       </w:r>
       <w:hyperlink r:id="rId23" w:history="1">
         <w:r>
@@ -7749,7 +7577,6 @@
           <w:rFonts w:ascii="Aptos Narrow" w:hAnsi="Aptos Narrow"/>
         </w:rPr>
       </w:pPr>
-      <w:proofErr w:type="spellStart"/>
       <w:r>
         <w:rPr>
           <w:rStyle w:val="Hyperlink"/>
@@ -7757,17 +7584,7 @@
           <w:color w:val="auto"/>
           <w:u w:val="none"/>
         </w:rPr>
-        <w:t>YouKu</w:t>
-      </w:r>
-      <w:proofErr w:type="spellEnd"/>
-      <w:r>
-        <w:rPr>
-          <w:rStyle w:val="Hyperlink"/>
-          <w:rFonts w:ascii="Aptos Narrow" w:hAnsi="Aptos Narrow"/>
-          <w:color w:val="auto"/>
-          <w:u w:val="none"/>
-        </w:rPr>
-        <w:t xml:space="preserve"> | </w:t>
+        <w:t xml:space="preserve">YouKu | </w:t>
       </w:r>
       <w:hyperlink r:id="rId25" w:history="1">
         <w:r>
@@ -7863,19 +7680,11 @@
           <w:rFonts w:ascii="Aptos Narrow" w:hAnsi="Aptos Narrow"/>
         </w:rPr>
       </w:pPr>
-      <w:proofErr w:type="spellStart"/>
-      <w:r>
-        <w:rPr>
-          <w:rFonts w:ascii="Aptos Narrow" w:hAnsi="Aptos Narrow"/>
-        </w:rPr>
-        <w:t>Youtube</w:t>
-      </w:r>
-      <w:proofErr w:type="spellEnd"/>
-      <w:r>
-        <w:rPr>
-          <w:rFonts w:ascii="Aptos Narrow" w:hAnsi="Aptos Narrow"/>
-        </w:rPr>
-        <w:t xml:space="preserve"> | </w:t>
+      <w:r>
+        <w:rPr>
+          <w:rFonts w:ascii="Aptos Narrow" w:hAnsi="Aptos Narrow"/>
+        </w:rPr>
+        <w:t xml:space="preserve">Youtube | </w:t>
       </w:r>
       <w:hyperlink r:id="rId26" w:history="1">
         <w:r>
@@ -7903,19 +7712,11 @@
           <w:rFonts w:ascii="Aptos Narrow" w:hAnsi="Aptos Narrow"/>
         </w:rPr>
       </w:pPr>
-      <w:proofErr w:type="spellStart"/>
-      <w:r>
-        <w:rPr>
-          <w:rFonts w:ascii="Aptos Narrow" w:hAnsi="Aptos Narrow"/>
-        </w:rPr>
-        <w:t>Bilibili</w:t>
-      </w:r>
-      <w:proofErr w:type="spellEnd"/>
-      <w:r>
-        <w:rPr>
-          <w:rFonts w:ascii="Aptos Narrow" w:hAnsi="Aptos Narrow"/>
-        </w:rPr>
-        <w:t xml:space="preserve"> | </w:t>
+      <w:r>
+        <w:rPr>
+          <w:rFonts w:ascii="Aptos Narrow" w:hAnsi="Aptos Narrow"/>
+        </w:rPr>
+        <w:t xml:space="preserve">Bilibili | </w:t>
       </w:r>
       <w:hyperlink r:id="rId27" w:history="1">
         <w:r>
@@ -7981,7 +7782,6 @@
           <w:u w:val="none"/>
         </w:rPr>
       </w:pPr>
-      <w:proofErr w:type="spellStart"/>
       <w:r>
         <w:rPr>
           <w:rStyle w:val="Hyperlink"/>
@@ -7989,17 +7789,7 @@
           <w:color w:val="auto"/>
           <w:u w:val="none"/>
         </w:rPr>
-        <w:t>iQiYi</w:t>
-      </w:r>
-      <w:proofErr w:type="spellEnd"/>
-      <w:r>
-        <w:rPr>
-          <w:rStyle w:val="Hyperlink"/>
-          <w:rFonts w:ascii="Aptos Narrow" w:hAnsi="Aptos Narrow"/>
-          <w:color w:val="auto"/>
-          <w:u w:val="none"/>
-        </w:rPr>
-        <w:t xml:space="preserve"> | </w:t>
+        <w:t xml:space="preserve">iQiYi | </w:t>
       </w:r>
       <w:hyperlink r:id="rId29" w:history="1">
         <w:r>
@@ -8065,7 +7855,6 @@
           <w:rFonts w:ascii="Aptos Narrow" w:hAnsi="Aptos Narrow"/>
         </w:rPr>
       </w:pPr>
-      <w:proofErr w:type="spellStart"/>
       <w:r>
         <w:rPr>
           <w:rStyle w:val="Hyperlink"/>
@@ -8074,17 +7863,7 @@
           <w:u w:val="none"/>
         </w:rPr>
         <w:lastRenderedPageBreak/>
-        <w:t>YouKu</w:t>
-      </w:r>
-      <w:proofErr w:type="spellEnd"/>
-      <w:r>
-        <w:rPr>
-          <w:rStyle w:val="Hyperlink"/>
-          <w:rFonts w:ascii="Aptos Narrow" w:hAnsi="Aptos Narrow"/>
-          <w:color w:val="auto"/>
-          <w:u w:val="none"/>
-        </w:rPr>
-        <w:t xml:space="preserve"> | </w:t>
+        <w:t xml:space="preserve">YouKu | </w:t>
       </w:r>
       <w:hyperlink r:id="rId31" w:history="1">
         <w:r>
@@ -8224,21 +8003,13 @@
         <w:contextualSpacing w:val="0"/>
         <w:rPr>
           <w:rFonts w:ascii="Aptos Narrow" w:hAnsi="Aptos Narrow"/>
-          <w:color w:val="7030A0"/>
-        </w:rPr>
-      </w:pPr>
-      <w:r>
-        <w:rPr>
-          <w:rFonts w:ascii="Aptos Narrow" w:hAnsi="Aptos Narrow"/>
-        </w:rPr>
-        <w:t xml:space="preserve">Shortcut command: </w:t>
-      </w:r>
-      <w:r>
-        <w:rPr>
-          <w:rFonts w:ascii="Aptos Narrow" w:hAnsi="Aptos Narrow"/>
-          <w:color w:val="7030A0"/>
-        </w:rPr>
-        <w:t>When there is an available shortcut command, you can quickly enter and activate the corresponding instruction set</w:t>
+        </w:rPr>
+      </w:pPr>
+      <w:r>
+        <w:rPr>
+          <w:rFonts w:ascii="Aptos Narrow" w:hAnsi="Aptos Narrow"/>
+        </w:rPr>
+        <w:t>Multi-language packs</w:t>
       </w:r>
     </w:p>
     <w:p>
@@ -8261,14 +8032,14 @@
         <w:rPr>
           <w:rFonts w:ascii="Aptos Narrow" w:hAnsi="Aptos Narrow"/>
         </w:rPr>
-        <w:t xml:space="preserve">API: </w:t>
+        <w:t xml:space="preserve">Shortcut command: </w:t>
       </w:r>
       <w:r>
         <w:rPr>
           <w:rFonts w:ascii="Aptos Narrow" w:hAnsi="Aptos Narrow"/>
           <w:color w:val="7030A0"/>
         </w:rPr>
-        <w:t>Application Programming Interface</w:t>
+        <w:t>When there is an available shortcut command, you can quickly enter and activate the corresponding instruction set</w:t>
       </w:r>
     </w:p>
     <w:p>
@@ -8284,19 +8055,21 @@
         <w:contextualSpacing w:val="0"/>
         <w:rPr>
           <w:rFonts w:ascii="Aptos Narrow" w:hAnsi="Aptos Narrow"/>
-        </w:rPr>
-      </w:pPr>
-      <w:r>
-        <w:rPr>
-          <w:rFonts w:ascii="Aptos Narrow" w:hAnsi="Aptos Narrow"/>
-        </w:rPr>
-        <w:t>Multi-language packs</w:t>
-      </w:r>
-      <w:r>
-        <w:rPr>
-          <w:rFonts w:ascii="Aptos Narrow" w:hAnsi="Aptos Narrow"/>
-        </w:rPr>
-        <w:t xml:space="preserve"> </w:t>
+          <w:color w:val="7030A0"/>
+        </w:rPr>
+      </w:pPr>
+      <w:r>
+        <w:rPr>
+          <w:rFonts w:ascii="Aptos Narrow" w:hAnsi="Aptos Narrow"/>
+        </w:rPr>
+        <w:t xml:space="preserve">API: </w:t>
+      </w:r>
+      <w:r>
+        <w:rPr>
+          <w:rFonts w:ascii="Aptos Narrow" w:hAnsi="Aptos Narrow"/>
+          <w:color w:val="7030A0"/>
+        </w:rPr>
+        <w:t>Application Programming Interface</w:t>
       </w:r>
     </w:p>
     <w:p>
@@ -8467,25 +8240,7 @@
             <w:rFonts w:ascii="Aptos Narrow" w:hAnsi="Aptos Narrow"/>
             <w:u w:val="none"/>
           </w:rPr>
-          <w:t>\_Learn\</w:t>
-        </w:r>
-        <w:proofErr w:type="spellStart"/>
-        <w:r>
-          <w:rPr>
-            <w:rStyle w:val="Hyperlink"/>
-            <w:rFonts w:ascii="Aptos Narrow" w:hAnsi="Aptos Narrow"/>
-            <w:u w:val="none"/>
-          </w:rPr>
-          <w:t>Autopilot.profile</w:t>
-        </w:r>
-        <w:proofErr w:type="spellEnd"/>
-        <w:r>
-          <w:rPr>
-            <w:rStyle w:val="Hyperlink"/>
-            <w:rFonts w:ascii="Aptos Narrow" w:hAnsi="Aptos Narrow"/>
-            <w:u w:val="none"/>
-          </w:rPr>
-          <w:t>\Autopilot.profile.pdf</w:t>
+          <w:t>\_Learn\Autopilot.profile\Autopilot.profile.pdf</w:t>
         </w:r>
       </w:hyperlink>
     </w:p>
@@ -8675,39 +8430,7 @@
           <w:rFonts w:ascii="Aptos Narrow" w:hAnsi="Aptos Narrow"/>
           <w:color w:val="7030A0"/>
         </w:rPr>
-        <w:t xml:space="preserve">Automatically identify ISO tag names and initialize rules (supports inclusion class matching), decompress, mount, pop up, verify hash, display corresponding ISO files according to rules, search, automatically classify: files, language packages, function </w:t>
-      </w:r>
-      <w:proofErr w:type="gramStart"/>
-      <w:r>
-        <w:rPr>
-          <w:rFonts w:ascii="Aptos Narrow" w:hAnsi="Aptos Narrow"/>
-          <w:color w:val="7030A0"/>
-        </w:rPr>
-        <w:t>packages ,</w:t>
-      </w:r>
-      <w:proofErr w:type="gramEnd"/>
-      <w:r>
-        <w:rPr>
-          <w:rFonts w:ascii="Aptos Narrow" w:hAnsi="Aptos Narrow"/>
-          <w:color w:val="7030A0"/>
-        </w:rPr>
-        <w:t xml:space="preserve"> </w:t>
-      </w:r>
-      <w:proofErr w:type="spellStart"/>
-      <w:r>
-        <w:rPr>
-          <w:rFonts w:ascii="Aptos Narrow" w:hAnsi="Aptos Narrow"/>
-          <w:color w:val="7030A0"/>
-        </w:rPr>
-        <w:t>InBox</w:t>
-      </w:r>
-      <w:proofErr w:type="spellEnd"/>
-      <w:r>
-        <w:rPr>
-          <w:rFonts w:ascii="Aptos Narrow" w:hAnsi="Aptos Narrow"/>
-          <w:color w:val="7030A0"/>
-        </w:rPr>
-        <w:t xml:space="preserve"> Apps</w:t>
+        <w:t>Automatically identify ISO tag names and initialize rules (supports inclusion class matching), decompress, mount, pop up, verify hash, display corresponding ISO files according to rules, search, automatically classify: files, language packages, function packages , InBox Apps</w:t>
       </w:r>
     </w:p>
     <w:p>
@@ -9047,57 +8770,7 @@
         <w:rPr>
           <w:rFonts w:ascii="Aptos Narrow" w:hAnsi="Aptos Narrow"/>
         </w:rPr>
-        <w:t xml:space="preserve">For example, when operating </w:t>
-      </w:r>
-      <w:proofErr w:type="spellStart"/>
-      <w:proofErr w:type="gramStart"/>
-      <w:r>
-        <w:rPr>
-          <w:rFonts w:ascii="Aptos Narrow" w:hAnsi="Aptos Narrow"/>
-        </w:rPr>
-        <w:t>WinRE.wim</w:t>
-      </w:r>
-      <w:proofErr w:type="spellEnd"/>
-      <w:r>
-        <w:rPr>
-          <w:rFonts w:ascii="Aptos Narrow" w:hAnsi="Aptos Narrow"/>
-        </w:rPr>
-        <w:t xml:space="preserve"> ,</w:t>
-      </w:r>
-      <w:proofErr w:type="gramEnd"/>
-      <w:r>
-        <w:rPr>
-          <w:rFonts w:ascii="Aptos Narrow" w:hAnsi="Aptos Narrow"/>
-        </w:rPr>
-        <w:t xml:space="preserve"> you need to mount </w:t>
-      </w:r>
-      <w:proofErr w:type="spellStart"/>
-      <w:r>
-        <w:rPr>
-          <w:rFonts w:ascii="Aptos Narrow" w:hAnsi="Aptos Narrow"/>
-        </w:rPr>
-        <w:t>Install.wim</w:t>
-      </w:r>
-      <w:proofErr w:type="spellEnd"/>
-      <w:r>
-        <w:rPr>
-          <w:rFonts w:ascii="Aptos Narrow" w:hAnsi="Aptos Narrow"/>
-        </w:rPr>
-        <w:t xml:space="preserve"> before mounting </w:t>
-      </w:r>
-      <w:proofErr w:type="spellStart"/>
-      <w:r>
-        <w:rPr>
-          <w:rFonts w:ascii="Aptos Narrow" w:hAnsi="Aptos Narrow"/>
-        </w:rPr>
-        <w:t>WinRe.wim</w:t>
-      </w:r>
-      <w:proofErr w:type="spellEnd"/>
-      <w:r>
-        <w:rPr>
-          <w:rFonts w:ascii="Aptos Narrow" w:hAnsi="Aptos Narrow"/>
-        </w:rPr>
-        <w:t xml:space="preserve"> so that you can perform the corresponding tasks for WinRE.</w:t>
+        <w:t>For example, when operating WinRE.wim , you need to mount Install.wim before mounting WinRe.wim so that you can perform the corresponding tasks for WinRE.</w:t>
       </w:r>
     </w:p>
     <w:p>
@@ -9113,71 +8786,7 @@
         <w:rPr>
           <w:rFonts w:ascii="Aptos Narrow" w:hAnsi="Aptos Narrow"/>
         </w:rPr>
-        <w:t xml:space="preserve">What are the files within the image? For example, </w:t>
-      </w:r>
-      <w:proofErr w:type="spellStart"/>
-      <w:r>
-        <w:rPr>
-          <w:rFonts w:ascii="Aptos Narrow" w:hAnsi="Aptos Narrow"/>
-        </w:rPr>
-        <w:t>Install.wim</w:t>
-      </w:r>
-      <w:proofErr w:type="spellEnd"/>
-      <w:r>
-        <w:rPr>
-          <w:rFonts w:ascii="Aptos Narrow" w:hAnsi="Aptos Narrow"/>
-        </w:rPr>
-        <w:t xml:space="preserve"> contains the </w:t>
-      </w:r>
-      <w:proofErr w:type="spellStart"/>
-      <w:r>
-        <w:rPr>
-          <w:rFonts w:ascii="Aptos Narrow" w:hAnsi="Aptos Narrow"/>
-        </w:rPr>
-        <w:t>WinRE.wim</w:t>
-      </w:r>
-      <w:proofErr w:type="spellEnd"/>
-      <w:r>
-        <w:rPr>
-          <w:rFonts w:ascii="Aptos Narrow" w:hAnsi="Aptos Narrow"/>
-        </w:rPr>
-        <w:t xml:space="preserve"> file. After mounting </w:t>
-      </w:r>
-      <w:proofErr w:type="spellStart"/>
-      <w:proofErr w:type="gramStart"/>
-      <w:r>
-        <w:rPr>
-          <w:rFonts w:ascii="Aptos Narrow" w:hAnsi="Aptos Narrow"/>
-        </w:rPr>
-        <w:t>install.wim</w:t>
-      </w:r>
-      <w:proofErr w:type="spellEnd"/>
-      <w:r>
-        <w:rPr>
-          <w:rFonts w:ascii="Aptos Narrow" w:hAnsi="Aptos Narrow"/>
-        </w:rPr>
-        <w:t xml:space="preserve"> ,</w:t>
-      </w:r>
-      <w:proofErr w:type="gramEnd"/>
-      <w:r>
-        <w:rPr>
-          <w:rFonts w:ascii="Aptos Narrow" w:hAnsi="Aptos Narrow"/>
-        </w:rPr>
-        <w:t xml:space="preserve"> events can be assigned to process </w:t>
-      </w:r>
-      <w:proofErr w:type="spellStart"/>
-      <w:r>
-        <w:rPr>
-          <w:rFonts w:ascii="Aptos Narrow" w:hAnsi="Aptos Narrow"/>
-        </w:rPr>
-        <w:t>WinRe.wim</w:t>
-      </w:r>
-      <w:proofErr w:type="spellEnd"/>
-      <w:r>
-        <w:rPr>
-          <w:rFonts w:ascii="Aptos Narrow" w:hAnsi="Aptos Narrow"/>
-        </w:rPr>
-        <w:t xml:space="preserve"> .</w:t>
+        <w:t>What are the files within the image? For example, Install.wim contains the WinRE.wim file. After mounting install.wim , events can be assigned to process WinRe.wim .</w:t>
       </w:r>
     </w:p>
     <w:p>
@@ -9218,7 +8827,6 @@
         </w:rPr>
         <w:t xml:space="preserve">Main item: </w:t>
       </w:r>
-      <w:proofErr w:type="spellStart"/>
       <w:r>
         <w:rPr>
           <w:rFonts w:ascii="Aptos Narrow" w:hAnsi="Aptos Narrow"/>
@@ -9226,7 +8834,6 @@
         </w:rPr>
         <w:t>Boot.wim</w:t>
       </w:r>
-      <w:proofErr w:type="spellEnd"/>
     </w:p>
     <w:p>
       <w:pPr>
@@ -9249,45 +8856,26 @@
         </w:rPr>
         <w:t xml:space="preserve">Main item: </w:t>
       </w:r>
-      <w:proofErr w:type="spellStart"/>
-      <w:proofErr w:type="gramStart"/>
       <w:r>
         <w:rPr>
           <w:rFonts w:ascii="Aptos Narrow" w:hAnsi="Aptos Narrow"/>
           <w:color w:val="7030A0"/>
         </w:rPr>
-        <w:t>Install.wim</w:t>
-      </w:r>
-      <w:proofErr w:type="spellEnd"/>
+        <w:t xml:space="preserve">Install.wim </w:t>
+      </w:r>
+      <w:r>
+        <w:rPr>
+          <w:rFonts w:ascii="Aptos Narrow" w:hAnsi="Aptos Narrow"/>
+        </w:rPr>
+        <w:t xml:space="preserve">, files within the image (extension items): </w:t>
+      </w:r>
       <w:r>
         <w:rPr>
           <w:rFonts w:ascii="Aptos Narrow" w:hAnsi="Aptos Narrow"/>
           <w:color w:val="7030A0"/>
         </w:rPr>
-        <w:t xml:space="preserve"> </w:t>
-      </w:r>
-      <w:r>
-        <w:rPr>
-          <w:rFonts w:ascii="Aptos Narrow" w:hAnsi="Aptos Narrow"/>
-        </w:rPr>
-        <w:t>,</w:t>
-      </w:r>
-      <w:proofErr w:type="gramEnd"/>
-      <w:r>
-        <w:rPr>
-          <w:rFonts w:ascii="Aptos Narrow" w:hAnsi="Aptos Narrow"/>
-        </w:rPr>
-        <w:t xml:space="preserve"> files within the image (extension items): </w:t>
-      </w:r>
-      <w:proofErr w:type="spellStart"/>
-      <w:r>
-        <w:rPr>
-          <w:rFonts w:ascii="Aptos Narrow" w:hAnsi="Aptos Narrow"/>
-          <w:color w:val="7030A0"/>
-        </w:rPr>
         <w:t>WinRE.wim</w:t>
       </w:r>
-      <w:proofErr w:type="spellEnd"/>
     </w:p>
     <w:p>
       <w:pPr>
@@ -9418,21 +9006,7 @@
         <w:rPr>
           <w:rFonts w:ascii="Aptos Narrow" w:hAnsi="Aptos Narrow"/>
         </w:rPr>
-        <w:t xml:space="preserve">Convert </w:t>
-      </w:r>
-      <w:proofErr w:type="spellStart"/>
-      <w:r>
-        <w:rPr>
-          <w:rFonts w:ascii="Aptos Narrow" w:hAnsi="Aptos Narrow"/>
-        </w:rPr>
-        <w:t>Esd</w:t>
-      </w:r>
-      <w:proofErr w:type="spellEnd"/>
-      <w:r>
-        <w:rPr>
-          <w:rFonts w:ascii="Aptos Narrow" w:hAnsi="Aptos Narrow"/>
-        </w:rPr>
-        <w:t xml:space="preserve"> and Wim to each other</w:t>
+        <w:t>Convert Esd and Wim to each other</w:t>
       </w:r>
     </w:p>
     <w:p>
@@ -9454,30 +9028,8 @@
         <w:rPr>
           <w:rFonts w:ascii="Aptos Narrow" w:hAnsi="Aptos Narrow"/>
         </w:rPr>
-        <w:t xml:space="preserve">Split </w:t>
-      </w:r>
-      <w:proofErr w:type="spellStart"/>
-      <w:r>
-        <w:rPr>
-          <w:rFonts w:ascii="Aptos Narrow" w:hAnsi="Aptos Narrow"/>
-        </w:rPr>
-        <w:t>Install.wim</w:t>
-      </w:r>
-      <w:proofErr w:type="spellEnd"/>
-      <w:r>
-        <w:rPr>
-          <w:rFonts w:ascii="Aptos Narrow" w:hAnsi="Aptos Narrow"/>
-        </w:rPr>
-        <w:t xml:space="preserve"> into </w:t>
-      </w:r>
-      <w:proofErr w:type="spellStart"/>
-      <w:r>
-        <w:rPr>
-          <w:rFonts w:ascii="Aptos Narrow" w:hAnsi="Aptos Narrow"/>
-        </w:rPr>
-        <w:t>Install.swm</w:t>
-      </w:r>
-      <w:proofErr w:type="spellEnd"/>
+        <w:t>Split Install.wim into Install.swm</w:t>
+      </w:r>
     </w:p>
     <w:p>
       <w:pPr>
@@ -9498,30 +9050,8 @@
         <w:rPr>
           <w:rFonts w:ascii="Aptos Narrow" w:hAnsi="Aptos Narrow"/>
         </w:rPr>
-        <w:t xml:space="preserve">Merge </w:t>
-      </w:r>
-      <w:proofErr w:type="spellStart"/>
-      <w:r>
-        <w:rPr>
-          <w:rFonts w:ascii="Aptos Narrow" w:hAnsi="Aptos Narrow"/>
-        </w:rPr>
-        <w:t>install.swm</w:t>
-      </w:r>
-      <w:proofErr w:type="spellEnd"/>
-      <w:r>
-        <w:rPr>
-          <w:rFonts w:ascii="Aptos Narrow" w:hAnsi="Aptos Narrow"/>
-        </w:rPr>
-        <w:t xml:space="preserve"> to </w:t>
-      </w:r>
-      <w:proofErr w:type="spellStart"/>
-      <w:r>
-        <w:rPr>
-          <w:rFonts w:ascii="Aptos Narrow" w:hAnsi="Aptos Narrow"/>
-        </w:rPr>
-        <w:t>install.wim</w:t>
-      </w:r>
-      <w:proofErr w:type="spellEnd"/>
+        <w:t>Merge install.swm to install.wim</w:t>
+      </w:r>
     </w:p>
     <w:p>
       <w:pPr>
@@ -9841,19 +9371,11 @@
           <w:rFonts w:ascii="Aptos Narrow" w:hAnsi="Aptos Narrow"/>
         </w:rPr>
       </w:pPr>
-      <w:proofErr w:type="spellStart"/>
-      <w:r>
-        <w:rPr>
-          <w:rFonts w:ascii="Aptos Narrow" w:hAnsi="Aptos Narrow"/>
-        </w:rPr>
-        <w:t>InBox</w:t>
-      </w:r>
-      <w:proofErr w:type="spellEnd"/>
-      <w:r>
-        <w:rPr>
-          <w:rFonts w:ascii="Aptos Narrow" w:hAnsi="Aptos Narrow"/>
-        </w:rPr>
-        <w:t xml:space="preserve"> Apps</w:t>
+      <w:r>
+        <w:rPr>
+          <w:rFonts w:ascii="Aptos Narrow" w:hAnsi="Aptos Narrow"/>
+        </w:rPr>
+        <w:t>InBox Apps</w:t>
       </w:r>
     </w:p>
     <w:p>
@@ -9911,19 +9433,11 @@
           <w:rFonts w:ascii="Aptos Narrow" w:hAnsi="Aptos Narrow"/>
         </w:rPr>
       </w:pPr>
-      <w:proofErr w:type="spellStart"/>
-      <w:r>
-        <w:rPr>
-          <w:rFonts w:ascii="Aptos Narrow" w:hAnsi="Aptos Narrow"/>
-        </w:rPr>
-        <w:t>InBox</w:t>
-      </w:r>
-      <w:proofErr w:type="spellEnd"/>
-      <w:r>
-        <w:rPr>
-          <w:rFonts w:ascii="Aptos Narrow" w:hAnsi="Aptos Narrow"/>
-        </w:rPr>
-        <w:t xml:space="preserve"> Apps applications, there are two methods: one is to add language packages; the other is to add local language experience packages (LXPs) for marking.</w:t>
+      <w:r>
+        <w:rPr>
+          <w:rFonts w:ascii="Aptos Narrow" w:hAnsi="Aptos Narrow"/>
+        </w:rPr>
+        <w:t>InBox Apps applications, there are two methods: one is to add language packages; the other is to add local language experience packages (LXPs) for marking.</w:t>
       </w:r>
     </w:p>
     <w:p>
@@ -9945,21 +9459,7 @@
         <w:rPr>
           <w:rFonts w:ascii="Aptos Narrow" w:hAnsi="Aptos Narrow"/>
         </w:rPr>
-        <w:t xml:space="preserve">After the two methods are added, the offline image language will be added, and the added </w:t>
-      </w:r>
-      <w:proofErr w:type="spellStart"/>
-      <w:r>
-        <w:rPr>
-          <w:rFonts w:ascii="Aptos Narrow" w:hAnsi="Aptos Narrow"/>
-        </w:rPr>
-        <w:t>InBox</w:t>
-      </w:r>
-      <w:proofErr w:type="spellEnd"/>
-      <w:r>
-        <w:rPr>
-          <w:rFonts w:ascii="Aptos Narrow" w:hAnsi="Aptos Narrow"/>
-        </w:rPr>
-        <w:t xml:space="preserve"> Apps application will be matched according to the installed language of the offline image; this is the so-called region tagging function.</w:t>
+        <w:t>After the two methods are added, the offline image language will be added, and the added InBox Apps application will be matched according to the installed language of the offline image; this is the so-called region tagging function.</w:t>
       </w:r>
     </w:p>
     <w:p>
@@ -9981,21 +9481,7 @@
         <w:rPr>
           <w:rFonts w:ascii="Aptos Narrow" w:hAnsi="Aptos Narrow"/>
         </w:rPr>
-        <w:t xml:space="preserve">Step 2: Customize the </w:t>
-      </w:r>
-      <w:proofErr w:type="spellStart"/>
-      <w:r>
-        <w:rPr>
-          <w:rFonts w:ascii="Aptos Narrow" w:hAnsi="Aptos Narrow"/>
-        </w:rPr>
-        <w:t>InBox</w:t>
-      </w:r>
-      <w:proofErr w:type="spellEnd"/>
-      <w:r>
-        <w:rPr>
-          <w:rFonts w:ascii="Aptos Narrow" w:hAnsi="Aptos Narrow"/>
-        </w:rPr>
-        <w:t xml:space="preserve"> Apps application and check the dependencies before adding it</w:t>
+        <w:t>Step 2: Customize the InBox Apps application and check the dependencies before adding it</w:t>
       </w:r>
     </w:p>
     <w:p>
@@ -10102,21 +9588,7 @@
         <w:rPr>
           <w:rFonts w:ascii="Aptos Narrow" w:hAnsi="Aptos Narrow"/>
         </w:rPr>
-        <w:t xml:space="preserve">Language packs, Local Language Experience Packs (LXPs), </w:t>
-      </w:r>
-      <w:proofErr w:type="spellStart"/>
-      <w:r>
-        <w:rPr>
-          <w:rFonts w:ascii="Aptos Narrow" w:hAnsi="Aptos Narrow"/>
-        </w:rPr>
-        <w:t>InBox</w:t>
-      </w:r>
-      <w:proofErr w:type="spellEnd"/>
-      <w:r>
-        <w:rPr>
-          <w:rFonts w:ascii="Aptos Narrow" w:hAnsi="Aptos Narrow"/>
-        </w:rPr>
-        <w:t xml:space="preserve"> Apps, and cumulative updates are combos and combination punches.</w:t>
+        <w:t>Language packs, Local Language Experience Packs (LXPs), InBox Apps, and cumulative updates are combos and combination punches.</w:t>
       </w:r>
     </w:p>
     <w:p>
@@ -10689,21 +10161,7 @@
         <w:rPr>
           <w:rFonts w:ascii="Aptos Narrow" w:hAnsi="Aptos Narrow"/>
         </w:rPr>
-        <w:t xml:space="preserve">Restore </w:t>
-      </w:r>
-      <w:proofErr w:type="spellStart"/>
-      <w:r>
-        <w:rPr>
-          <w:rFonts w:ascii="Aptos Narrow" w:hAnsi="Aptos Narrow"/>
-        </w:rPr>
-        <w:t>Powershell</w:t>
-      </w:r>
-      <w:proofErr w:type="spellEnd"/>
-      <w:r>
-        <w:rPr>
-          <w:rFonts w:ascii="Aptos Narrow" w:hAnsi="Aptos Narrow"/>
-        </w:rPr>
-        <w:t xml:space="preserve"> execution policy: restricted</w:t>
+        <w:t>Restore Powershell execution policy: restricted</w:t>
       </w:r>
     </w:p>
     <w:p>
@@ -10925,19 +10383,11 @@
           <w:rFonts w:ascii="Aptos Narrow" w:hAnsi="Aptos Narrow"/>
         </w:rPr>
       </w:pPr>
-      <w:proofErr w:type="spellStart"/>
-      <w:r>
-        <w:rPr>
-          <w:rFonts w:ascii="Aptos Narrow" w:hAnsi="Aptos Narrow"/>
-        </w:rPr>
-        <w:t>Egacy</w:t>
-      </w:r>
-      <w:proofErr w:type="spellEnd"/>
-      <w:r>
-        <w:rPr>
-          <w:rFonts w:ascii="Aptos Narrow" w:hAnsi="Aptos Narrow"/>
-        </w:rPr>
-        <w:t xml:space="preserve"> automatic installation</w:t>
+      <w:r>
+        <w:rPr>
+          <w:rFonts w:ascii="Aptos Narrow" w:hAnsi="Aptos Narrow"/>
+        </w:rPr>
+        <w:t>Egacy automatic installation</w:t>
       </w:r>
     </w:p>
     <w:p>
@@ -11201,21 +10651,7 @@
         <w:rPr>
           <w:rFonts w:ascii="Aptos Narrow" w:hAnsi="Aptos Narrow"/>
         </w:rPr>
-        <w:t xml:space="preserve">Can generate: health status, installed application packages, offline installed languages, installed </w:t>
-      </w:r>
-      <w:proofErr w:type="spellStart"/>
-      <w:r>
-        <w:rPr>
-          <w:rFonts w:ascii="Aptos Narrow" w:hAnsi="Aptos Narrow"/>
-        </w:rPr>
-        <w:t>InBox</w:t>
-      </w:r>
-      <w:proofErr w:type="spellEnd"/>
-      <w:r>
-        <w:rPr>
-          <w:rFonts w:ascii="Aptos Narrow" w:hAnsi="Aptos Narrow"/>
-        </w:rPr>
-        <w:t xml:space="preserve"> Apps applications, drivers</w:t>
+        <w:t>Can generate: health status, installed application packages, offline installed languages, installed InBox Apps applications, drivers</w:t>
       </w:r>
     </w:p>
     <w:p>
@@ -11254,21 +10690,7 @@
         <w:rPr>
           <w:rFonts w:ascii="Aptos Narrow" w:hAnsi="Aptos Narrow"/>
         </w:rPr>
-        <w:t xml:space="preserve">Main functions of pop-up: save, not save, support pop-up extensions, use </w:t>
-      </w:r>
-      <w:proofErr w:type="spellStart"/>
-      <w:r>
-        <w:rPr>
-          <w:rFonts w:ascii="Aptos Narrow" w:hAnsi="Aptos Narrow"/>
-        </w:rPr>
-        <w:t>WimLib</w:t>
-      </w:r>
-      <w:proofErr w:type="spellEnd"/>
-      <w:r>
-        <w:rPr>
-          <w:rFonts w:ascii="Aptos Narrow" w:hAnsi="Aptos Narrow"/>
-        </w:rPr>
-        <w:t xml:space="preserve"> to update files in the image after pop-up.</w:t>
+        <w:t>Main functions of pop-up: save, not save, support pop-up extensions, use WimLib to update files in the image after pop-up.</w:t>
       </w:r>
     </w:p>
     <w:p>
@@ -11410,21 +10832,7 @@
         <w:rPr>
           <w:rFonts w:ascii="Aptos Narrow" w:hAnsi="Aptos Narrow"/>
         </w:rPr>
-        <w:t xml:space="preserve">Requires Windows 11, Windows 10, Windows Server 2022, Windows Server </w:t>
-      </w:r>
-      <w:proofErr w:type="spellStart"/>
-      <w:r>
-        <w:rPr>
-          <w:rFonts w:ascii="Aptos Narrow" w:hAnsi="Aptos Narrow"/>
-        </w:rPr>
-        <w:t>vNext</w:t>
-      </w:r>
-      <w:proofErr w:type="spellEnd"/>
-      <w:r>
-        <w:rPr>
-          <w:rFonts w:ascii="Aptos Narrow" w:hAnsi="Aptos Narrow"/>
-        </w:rPr>
-        <w:t xml:space="preserve"> or the 5.1 version that comes with the system by default. You can optionally upgrade to the latest version of PowerShell 7.</w:t>
+        <w:t>Requires Windows 11, Windows 10, Windows Server 2022, Windows Server vNext or the 5.1 version that comes with the system by default. You can optionally upgrade to the latest version of PowerShell 7.</w:t>
       </w:r>
     </w:p>
     <w:p>
@@ -11595,39 +11003,7 @@
           <w:rFonts w:ascii="Aptos Narrow" w:hAnsi="Aptos Narrow"/>
           <w:color w:val="70AD47" w:themeColor="accent6"/>
         </w:rPr>
-        <w:t xml:space="preserve">Set- </w:t>
-      </w:r>
-      <w:proofErr w:type="spellStart"/>
-      <w:r>
-        <w:rPr>
-          <w:rFonts w:ascii="Aptos Narrow" w:hAnsi="Aptos Narrow"/>
-          <w:color w:val="70AD47" w:themeColor="accent6"/>
-        </w:rPr>
-        <w:t>ExecutionPolicy</w:t>
-      </w:r>
-      <w:proofErr w:type="spellEnd"/>
-      <w:r>
-        <w:rPr>
-          <w:rFonts w:ascii="Aptos Narrow" w:hAnsi="Aptos Narrow"/>
-          <w:color w:val="70AD47" w:themeColor="accent6"/>
-        </w:rPr>
-        <w:t xml:space="preserve"> - </w:t>
-      </w:r>
-      <w:proofErr w:type="spellStart"/>
-      <w:r>
-        <w:rPr>
-          <w:rFonts w:ascii="Aptos Narrow" w:hAnsi="Aptos Narrow"/>
-          <w:color w:val="70AD47" w:themeColor="accent6"/>
-        </w:rPr>
-        <w:t>ExecutionPolicy</w:t>
-      </w:r>
-      <w:proofErr w:type="spellEnd"/>
-      <w:r>
-        <w:rPr>
-          <w:rFonts w:ascii="Aptos Narrow" w:hAnsi="Aptos Narrow"/>
-          <w:color w:val="70AD47" w:themeColor="accent6"/>
-        </w:rPr>
-        <w:t xml:space="preserve"> Bypass-Force</w:t>
+        <w:t>Set- ExecutionPolicy - ExecutionPolicy Bypass-Force</w:t>
       </w:r>
     </w:p>
     <w:p>
@@ -11678,28 +11054,13 @@
           <w:rFonts w:ascii="Aptos Narrow" w:hAnsi="Aptos Narrow"/>
           <w:color w:val="7030A0"/>
         </w:rPr>
-        <w:t>.ps</w:t>
-      </w:r>
-      <w:proofErr w:type="gramStart"/>
-      <w:r>
-        <w:rPr>
-          <w:rFonts w:ascii="Aptos Narrow" w:hAnsi="Aptos Narrow"/>
-          <w:color w:val="7030A0"/>
-        </w:rPr>
-        <w:t xml:space="preserve">1 </w:t>
-      </w:r>
-      <w:r>
-        <w:rPr>
-          <w:rFonts w:ascii="Aptos Narrow" w:hAnsi="Aptos Narrow"/>
-        </w:rPr>
-        <w:t>,</w:t>
-      </w:r>
-      <w:proofErr w:type="gramEnd"/>
-      <w:r>
-        <w:rPr>
-          <w:rFonts w:ascii="Aptos Narrow" w:hAnsi="Aptos Narrow"/>
-        </w:rPr>
-        <w:t xml:space="preserve"> right-click the file and select Run as PowerShell, or copy the path and paste it into " Terminal" or "PowerShell ISE" to run. For the path with a colon, add the &amp; character in the command line, example:</w:t>
+        <w:t xml:space="preserve">.ps1 </w:t>
+      </w:r>
+      <w:r>
+        <w:rPr>
+          <w:rFonts w:ascii="Aptos Narrow" w:hAnsi="Aptos Narrow"/>
+        </w:rPr>
+        <w:t>, right-click the file and select Run as PowerShell, or copy the path and paste it into " Terminal" or "PowerShell ISE" to run. For the path with a colon, add the &amp; character in the command line, example:</w:t>
       </w:r>
     </w:p>
     <w:p>
@@ -11921,21 +11282,32 @@
           <w:color w:val="70AD47" w:themeColor="accent6"/>
         </w:rPr>
       </w:pPr>
-      <w:proofErr w:type="spellStart"/>
       <w:r>
         <w:rPr>
           <w:rFonts w:ascii="Aptos Narrow" w:hAnsi="Aptos Narrow"/>
           <w:color w:val="70AD47" w:themeColor="accent6"/>
         </w:rPr>
-        <w:t>wget</w:t>
-      </w:r>
-      <w:proofErr w:type="spellEnd"/>
-      <w:r>
+        <w:t>wget https://fengyi.tel/gs -O get.ps1; .\get.ps1;</w:t>
+      </w:r>
+    </w:p>
+    <w:p>
+      <w:pPr>
+        <w:pStyle w:val="ListParagraph"/>
+        <w:widowControl w:val="0"/>
+        <w:spacing w:line="360" w:lineRule="auto"/>
+        <w:ind w:left="2610"/>
+        <w:contextualSpacing w:val="0"/>
         <w:rPr>
           <w:rFonts w:ascii="Aptos Narrow" w:hAnsi="Aptos Narrow"/>
           <w:color w:val="70AD47" w:themeColor="accent6"/>
         </w:rPr>
-        <w:t xml:space="preserve"> https://fengyi.tel/gs -O get.ps1; .\get.ps1;</w:t>
+      </w:pPr>
+      <w:r>
+        <w:rPr>
+          <w:rFonts w:ascii="Aptos Narrow" w:hAnsi="Aptos Narrow"/>
+          <w:color w:val="70AD47" w:themeColor="accent6"/>
+        </w:rPr>
+        <w:t>iwr https://fengyi.tel/gs -out get.ps1; .\get.ps1;</w:t>
       </w:r>
     </w:p>
     <w:p>
@@ -11950,73 +11322,12 @@
           <w:color w:val="70AD47" w:themeColor="accent6"/>
         </w:rPr>
       </w:pPr>
-      <w:proofErr w:type="spellStart"/>
       <w:r>
         <w:rPr>
           <w:rFonts w:ascii="Aptos Narrow" w:hAnsi="Aptos Narrow"/>
           <w:color w:val="70AD47" w:themeColor="accent6"/>
         </w:rPr>
-        <w:t>iwr</w:t>
-      </w:r>
-      <w:proofErr w:type="spellEnd"/>
-      <w:r>
-        <w:rPr>
-          <w:rFonts w:ascii="Aptos Narrow" w:hAnsi="Aptos Narrow"/>
-          <w:color w:val="70AD47" w:themeColor="accent6"/>
-        </w:rPr>
-        <w:t xml:space="preserve"> https://fengyi.tel/gs -out get.ps1; .\get.ps1;</w:t>
-      </w:r>
-    </w:p>
-    <w:p>
-      <w:pPr>
-        <w:pStyle w:val="ListParagraph"/>
-        <w:widowControl w:val="0"/>
-        <w:spacing w:line="360" w:lineRule="auto"/>
-        <w:ind w:left="2610"/>
-        <w:contextualSpacing w:val="0"/>
-        <w:rPr>
-          <w:rFonts w:ascii="Aptos Narrow" w:hAnsi="Aptos Narrow"/>
-          <w:color w:val="70AD47" w:themeColor="accent6"/>
-        </w:rPr>
-      </w:pPr>
-      <w:r>
-        <w:rPr>
-          <w:rFonts w:ascii="Aptos Narrow" w:hAnsi="Aptos Narrow"/>
-          <w:color w:val="70AD47" w:themeColor="accent6"/>
-        </w:rPr>
-        <w:t>Invoke-</w:t>
-      </w:r>
-      <w:proofErr w:type="spellStart"/>
-      <w:r>
-        <w:rPr>
-          <w:rFonts w:ascii="Aptos Narrow" w:hAnsi="Aptos Narrow"/>
-          <w:color w:val="70AD47" w:themeColor="accent6"/>
-        </w:rPr>
-        <w:t>WebRequest</w:t>
-      </w:r>
-      <w:proofErr w:type="spellEnd"/>
-      <w:r>
-        <w:rPr>
-          <w:rFonts w:ascii="Aptos Narrow" w:hAnsi="Aptos Narrow"/>
-          <w:color w:val="70AD47" w:themeColor="accent6"/>
-        </w:rPr>
-        <w:t xml:space="preserve"> https://fengyi.tel/gs -</w:t>
-      </w:r>
-      <w:proofErr w:type="spellStart"/>
-      <w:r>
-        <w:rPr>
-          <w:rFonts w:ascii="Aptos Narrow" w:hAnsi="Aptos Narrow"/>
-          <w:color w:val="70AD47" w:themeColor="accent6"/>
-        </w:rPr>
-        <w:t>OutFile</w:t>
-      </w:r>
-      <w:proofErr w:type="spellEnd"/>
-      <w:r>
-        <w:rPr>
-          <w:rFonts w:ascii="Aptos Narrow" w:hAnsi="Aptos Narrow"/>
-          <w:color w:val="70AD47" w:themeColor="accent6"/>
-        </w:rPr>
-        <w:t xml:space="preserve"> get.ps1; .\get.ps1;</w:t>
+        <w:t>Invoke-WebRequest https://fengyi.tel/gs -OutFile get.ps1; .\get.ps1;</w:t>
       </w:r>
     </w:p>
     <w:p>
@@ -12107,21 +11418,7 @@
           <w:rFonts w:ascii="Aptos Narrow" w:hAnsi="Aptos Narrow"/>
         </w:rPr>
         <w:lastRenderedPageBreak/>
-        <w:t xml:space="preserve">Get the installation script from </w:t>
-      </w:r>
-      <w:proofErr w:type="spellStart"/>
-      <w:r>
-        <w:rPr>
-          <w:rFonts w:ascii="Aptos Narrow" w:hAnsi="Aptos Narrow"/>
-        </w:rPr>
-        <w:t>Github's</w:t>
-      </w:r>
-      <w:proofErr w:type="spellEnd"/>
-      <w:r>
-        <w:rPr>
-          <w:rFonts w:ascii="Aptos Narrow" w:hAnsi="Aptos Narrow"/>
-        </w:rPr>
-        <w:t xml:space="preserve"> node</w:t>
+        <w:t>Get the installation script from Github's node</w:t>
       </w:r>
     </w:p>
     <w:p>
@@ -12156,21 +11453,32 @@
           <w:color w:val="70AD47" w:themeColor="accent6"/>
         </w:rPr>
       </w:pPr>
-      <w:proofErr w:type="spellStart"/>
       <w:r>
         <w:rPr>
           <w:rFonts w:ascii="Aptos Narrow" w:hAnsi="Aptos Narrow"/>
           <w:color w:val="70AD47" w:themeColor="accent6"/>
         </w:rPr>
-        <w:t>wget</w:t>
-      </w:r>
-      <w:proofErr w:type="spellEnd"/>
-      <w:r>
+        <w:t>wget https://github.com/ilikeyi/Solutions/raw/main/get.ps1 -O get.ps1; .\get.ps1;</w:t>
+      </w:r>
+    </w:p>
+    <w:p>
+      <w:pPr>
+        <w:pStyle w:val="ListParagraph"/>
+        <w:widowControl w:val="0"/>
+        <w:spacing w:line="360" w:lineRule="auto"/>
+        <w:ind w:left="2610"/>
+        <w:contextualSpacing w:val="0"/>
         <w:rPr>
           <w:rFonts w:ascii="Aptos Narrow" w:hAnsi="Aptos Narrow"/>
           <w:color w:val="70AD47" w:themeColor="accent6"/>
         </w:rPr>
-        <w:t xml:space="preserve"> https://github.com/ilikeyi/Solutions/raw/main/get.ps1 -O get.ps1; .\get.ps1;</w:t>
+      </w:pPr>
+      <w:r>
+        <w:rPr>
+          <w:rFonts w:ascii="Aptos Narrow" w:hAnsi="Aptos Narrow"/>
+          <w:color w:val="70AD47" w:themeColor="accent6"/>
+        </w:rPr>
+        <w:t>iwr https://github.com/ilikeyi/Solutions/raw/main/get.ps1 -out get.ps1; .\get.ps1;</w:t>
       </w:r>
     </w:p>
     <w:p>
@@ -12185,73 +11493,12 @@
           <w:color w:val="70AD47" w:themeColor="accent6"/>
         </w:rPr>
       </w:pPr>
-      <w:proofErr w:type="spellStart"/>
       <w:r>
         <w:rPr>
           <w:rFonts w:ascii="Aptos Narrow" w:hAnsi="Aptos Narrow"/>
           <w:color w:val="70AD47" w:themeColor="accent6"/>
         </w:rPr>
-        <w:t>iwr</w:t>
-      </w:r>
-      <w:proofErr w:type="spellEnd"/>
-      <w:r>
-        <w:rPr>
-          <w:rFonts w:ascii="Aptos Narrow" w:hAnsi="Aptos Narrow"/>
-          <w:color w:val="70AD47" w:themeColor="accent6"/>
-        </w:rPr>
-        <w:t xml:space="preserve"> https://github.com/ilikeyi/Solutions/raw/main/get.ps1 -out get.ps1; .\get.ps1;</w:t>
-      </w:r>
-    </w:p>
-    <w:p>
-      <w:pPr>
-        <w:pStyle w:val="ListParagraph"/>
-        <w:widowControl w:val="0"/>
-        <w:spacing w:line="360" w:lineRule="auto"/>
-        <w:ind w:left="2610"/>
-        <w:contextualSpacing w:val="0"/>
-        <w:rPr>
-          <w:rFonts w:ascii="Aptos Narrow" w:hAnsi="Aptos Narrow"/>
-          <w:color w:val="70AD47" w:themeColor="accent6"/>
-        </w:rPr>
-      </w:pPr>
-      <w:r>
-        <w:rPr>
-          <w:rFonts w:ascii="Aptos Narrow" w:hAnsi="Aptos Narrow"/>
-          <w:color w:val="70AD47" w:themeColor="accent6"/>
-        </w:rPr>
-        <w:t>Invoke-</w:t>
-      </w:r>
-      <w:proofErr w:type="spellStart"/>
-      <w:r>
-        <w:rPr>
-          <w:rFonts w:ascii="Aptos Narrow" w:hAnsi="Aptos Narrow"/>
-          <w:color w:val="70AD47" w:themeColor="accent6"/>
-        </w:rPr>
-        <w:t>WebRequest</w:t>
-      </w:r>
-      <w:proofErr w:type="spellEnd"/>
-      <w:r>
-        <w:rPr>
-          <w:rFonts w:ascii="Aptos Narrow" w:hAnsi="Aptos Narrow"/>
-          <w:color w:val="70AD47" w:themeColor="accent6"/>
-        </w:rPr>
-        <w:t xml:space="preserve"> https://github.com/ilikeyi/Solutions/raw/main/get.ps1 -</w:t>
-      </w:r>
-      <w:proofErr w:type="spellStart"/>
-      <w:r>
-        <w:rPr>
-          <w:rFonts w:ascii="Aptos Narrow" w:hAnsi="Aptos Narrow"/>
-          <w:color w:val="70AD47" w:themeColor="accent6"/>
-        </w:rPr>
-        <w:t>OutFile</w:t>
-      </w:r>
-      <w:proofErr w:type="spellEnd"/>
-      <w:r>
-        <w:rPr>
-          <w:rFonts w:ascii="Aptos Narrow" w:hAnsi="Aptos Narrow"/>
-          <w:color w:val="70AD47" w:themeColor="accent6"/>
-        </w:rPr>
-        <w:t xml:space="preserve"> get.ps1; .\get.ps1;</w:t>
+        <w:t>Invoke-WebRequest https://github.com/ilikeyi/Solutions/raw/main/get.ps1 -OutFile get.ps1; .\get.ps1;</w:t>
       </w:r>
     </w:p>
     <w:p>
@@ -12451,21 +11698,32 @@
           <w:color w:val="70AD47" w:themeColor="accent6"/>
         </w:rPr>
       </w:pPr>
-      <w:proofErr w:type="spellStart"/>
       <w:r>
         <w:rPr>
           <w:rFonts w:ascii="Aptos Narrow" w:hAnsi="Aptos Narrow"/>
           <w:color w:val="70AD47" w:themeColor="accent6"/>
         </w:rPr>
-        <w:t>wget</w:t>
-      </w:r>
-      <w:proofErr w:type="spellEnd"/>
-      <w:r>
+        <w:t>wget https://fengyi.tel/gs -O get.ps1</w:t>
+      </w:r>
+    </w:p>
+    <w:p>
+      <w:pPr>
+        <w:pStyle w:val="ListParagraph"/>
+        <w:widowControl w:val="0"/>
+        <w:spacing w:line="360" w:lineRule="auto"/>
+        <w:ind w:left="3420"/>
+        <w:contextualSpacing w:val="0"/>
         <w:rPr>
           <w:rFonts w:ascii="Aptos Narrow" w:hAnsi="Aptos Narrow"/>
           <w:color w:val="70AD47" w:themeColor="accent6"/>
         </w:rPr>
-        <w:t xml:space="preserve"> https://fengyi.tel/gs -O get.ps1</w:t>
+      </w:pPr>
+      <w:r>
+        <w:rPr>
+          <w:rFonts w:ascii="Aptos Narrow" w:hAnsi="Aptos Narrow"/>
+          <w:color w:val="70AD47" w:themeColor="accent6"/>
+        </w:rPr>
+        <w:t>iwr https://fengyi.tel/gs -out get.ps1</w:t>
       </w:r>
     </w:p>
     <w:p>
@@ -12480,73 +11738,12 @@
           <w:color w:val="70AD47" w:themeColor="accent6"/>
         </w:rPr>
       </w:pPr>
-      <w:proofErr w:type="spellStart"/>
       <w:r>
         <w:rPr>
           <w:rFonts w:ascii="Aptos Narrow" w:hAnsi="Aptos Narrow"/>
           <w:color w:val="70AD47" w:themeColor="accent6"/>
         </w:rPr>
-        <w:t>iwr</w:t>
-      </w:r>
-      <w:proofErr w:type="spellEnd"/>
-      <w:r>
-        <w:rPr>
-          <w:rFonts w:ascii="Aptos Narrow" w:hAnsi="Aptos Narrow"/>
-          <w:color w:val="70AD47" w:themeColor="accent6"/>
-        </w:rPr>
-        <w:t xml:space="preserve"> https://fengyi.tel/gs -out get.ps1</w:t>
-      </w:r>
-    </w:p>
-    <w:p>
-      <w:pPr>
-        <w:pStyle w:val="ListParagraph"/>
-        <w:widowControl w:val="0"/>
-        <w:spacing w:line="360" w:lineRule="auto"/>
-        <w:ind w:left="3420"/>
-        <w:contextualSpacing w:val="0"/>
-        <w:rPr>
-          <w:rFonts w:ascii="Aptos Narrow" w:hAnsi="Aptos Narrow"/>
-          <w:color w:val="70AD47" w:themeColor="accent6"/>
-        </w:rPr>
-      </w:pPr>
-      <w:r>
-        <w:rPr>
-          <w:rFonts w:ascii="Aptos Narrow" w:hAnsi="Aptos Narrow"/>
-          <w:color w:val="70AD47" w:themeColor="accent6"/>
-        </w:rPr>
-        <w:t>Invoke-</w:t>
-      </w:r>
-      <w:proofErr w:type="spellStart"/>
-      <w:r>
-        <w:rPr>
-          <w:rFonts w:ascii="Aptos Narrow" w:hAnsi="Aptos Narrow"/>
-          <w:color w:val="70AD47" w:themeColor="accent6"/>
-        </w:rPr>
-        <w:t>WebRequest</w:t>
-      </w:r>
-      <w:proofErr w:type="spellEnd"/>
-      <w:r>
-        <w:rPr>
-          <w:rFonts w:ascii="Aptos Narrow" w:hAnsi="Aptos Narrow"/>
-          <w:color w:val="70AD47" w:themeColor="accent6"/>
-        </w:rPr>
-        <w:t xml:space="preserve"> https://fengyi.tel/gs -</w:t>
-      </w:r>
-      <w:proofErr w:type="spellStart"/>
-      <w:r>
-        <w:rPr>
-          <w:rFonts w:ascii="Aptos Narrow" w:hAnsi="Aptos Narrow"/>
-          <w:color w:val="70AD47" w:themeColor="accent6"/>
-        </w:rPr>
-        <w:t>OutFile</w:t>
-      </w:r>
-      <w:proofErr w:type="spellEnd"/>
-      <w:r>
-        <w:rPr>
-          <w:rFonts w:ascii="Aptos Narrow" w:hAnsi="Aptos Narrow"/>
-          <w:color w:val="70AD47" w:themeColor="accent6"/>
-        </w:rPr>
-        <w:t xml:space="preserve"> get.ps1</w:t>
+        <w:t>Invoke-WebRequest https://fengyi.tel/gs -OutFile get.ps1</w:t>
       </w:r>
     </w:p>
     <w:p>
@@ -12568,21 +11765,7 @@
         <w:rPr>
           <w:rFonts w:ascii="Aptos Narrow" w:hAnsi="Aptos Narrow"/>
         </w:rPr>
-        <w:t xml:space="preserve">Get the installation script from </w:t>
-      </w:r>
-      <w:proofErr w:type="spellStart"/>
-      <w:r>
-        <w:rPr>
-          <w:rFonts w:ascii="Aptos Narrow" w:hAnsi="Aptos Narrow"/>
-        </w:rPr>
-        <w:t>Github's</w:t>
-      </w:r>
-      <w:proofErr w:type="spellEnd"/>
-      <w:r>
-        <w:rPr>
-          <w:rFonts w:ascii="Aptos Narrow" w:hAnsi="Aptos Narrow"/>
-        </w:rPr>
-        <w:t xml:space="preserve"> node</w:t>
+        <w:t>Get the installation script from Github's node</w:t>
       </w:r>
     </w:p>
     <w:p>
@@ -12617,21 +11800,32 @@
           <w:color w:val="70AD47" w:themeColor="accent6"/>
         </w:rPr>
       </w:pPr>
-      <w:proofErr w:type="spellStart"/>
       <w:r>
         <w:rPr>
           <w:rFonts w:ascii="Aptos Narrow" w:hAnsi="Aptos Narrow"/>
           <w:color w:val="70AD47" w:themeColor="accent6"/>
         </w:rPr>
-        <w:t>wget</w:t>
-      </w:r>
-      <w:proofErr w:type="spellEnd"/>
-      <w:r>
+        <w:t>wget https://github.com/ilikeyi/Solutions/raw/main/get.ps1 -O get.ps1</w:t>
+      </w:r>
+    </w:p>
+    <w:p>
+      <w:pPr>
+        <w:pStyle w:val="ListParagraph"/>
+        <w:widowControl w:val="0"/>
+        <w:spacing w:line="360" w:lineRule="auto"/>
+        <w:ind w:left="3420"/>
+        <w:contextualSpacing w:val="0"/>
         <w:rPr>
           <w:rFonts w:ascii="Aptos Narrow" w:hAnsi="Aptos Narrow"/>
           <w:color w:val="70AD47" w:themeColor="accent6"/>
         </w:rPr>
-        <w:t xml:space="preserve"> https://github.com/ilikeyi/Solutions/raw/main/get.ps1 -O get.ps1</w:t>
+      </w:pPr>
+      <w:r>
+        <w:rPr>
+          <w:rFonts w:ascii="Aptos Narrow" w:hAnsi="Aptos Narrow"/>
+          <w:color w:val="70AD47" w:themeColor="accent6"/>
+        </w:rPr>
+        <w:t>iwr https://github.com/ilikeyi/Solutions/raw/main/get.ps1 -out get.ps1</w:t>
       </w:r>
     </w:p>
     <w:p>
@@ -12646,73 +11840,12 @@
           <w:color w:val="70AD47" w:themeColor="accent6"/>
         </w:rPr>
       </w:pPr>
-      <w:proofErr w:type="spellStart"/>
       <w:r>
         <w:rPr>
           <w:rFonts w:ascii="Aptos Narrow" w:hAnsi="Aptos Narrow"/>
           <w:color w:val="70AD47" w:themeColor="accent6"/>
         </w:rPr>
-        <w:t>iwr</w:t>
-      </w:r>
-      <w:proofErr w:type="spellEnd"/>
-      <w:r>
-        <w:rPr>
-          <w:rFonts w:ascii="Aptos Narrow" w:hAnsi="Aptos Narrow"/>
-          <w:color w:val="70AD47" w:themeColor="accent6"/>
-        </w:rPr>
-        <w:t xml:space="preserve"> https://github.com/ilikeyi/Solutions/raw/main/get.ps1 -out get.ps1</w:t>
-      </w:r>
-    </w:p>
-    <w:p>
-      <w:pPr>
-        <w:pStyle w:val="ListParagraph"/>
-        <w:widowControl w:val="0"/>
-        <w:spacing w:line="360" w:lineRule="auto"/>
-        <w:ind w:left="3420"/>
-        <w:contextualSpacing w:val="0"/>
-        <w:rPr>
-          <w:rFonts w:ascii="Aptos Narrow" w:hAnsi="Aptos Narrow"/>
-          <w:color w:val="70AD47" w:themeColor="accent6"/>
-        </w:rPr>
-      </w:pPr>
-      <w:r>
-        <w:rPr>
-          <w:rFonts w:ascii="Aptos Narrow" w:hAnsi="Aptos Narrow"/>
-          <w:color w:val="70AD47" w:themeColor="accent6"/>
-        </w:rPr>
-        <w:t>Invoke-</w:t>
-      </w:r>
-      <w:proofErr w:type="spellStart"/>
-      <w:r>
-        <w:rPr>
-          <w:rFonts w:ascii="Aptos Narrow" w:hAnsi="Aptos Narrow"/>
-          <w:color w:val="70AD47" w:themeColor="accent6"/>
-        </w:rPr>
-        <w:t>WebRequest</w:t>
-      </w:r>
-      <w:proofErr w:type="spellEnd"/>
-      <w:r>
-        <w:rPr>
-          <w:rFonts w:ascii="Aptos Narrow" w:hAnsi="Aptos Narrow"/>
-          <w:color w:val="70AD47" w:themeColor="accent6"/>
-        </w:rPr>
-        <w:t xml:space="preserve"> https://github.com/ilikeyi/Solutions/raw/main/get.ps1 -</w:t>
-      </w:r>
-      <w:proofErr w:type="spellStart"/>
-      <w:r>
-        <w:rPr>
-          <w:rFonts w:ascii="Aptos Narrow" w:hAnsi="Aptos Narrow"/>
-          <w:color w:val="70AD47" w:themeColor="accent6"/>
-        </w:rPr>
-        <w:t>OutFile</w:t>
-      </w:r>
-      <w:proofErr w:type="spellEnd"/>
-      <w:r>
-        <w:rPr>
-          <w:rFonts w:ascii="Aptos Narrow" w:hAnsi="Aptos Narrow"/>
-          <w:color w:val="70AD47" w:themeColor="accent6"/>
-        </w:rPr>
-        <w:t xml:space="preserve"> get.ps1</w:t>
+        <w:t>Invoke-WebRequest https://github.com/ilikeyi/Solutions/raw/main/get.ps1 -OutFile get.ps1</w:t>
       </w:r>
     </w:p>
     <w:p>
@@ -12817,20 +11950,7 @@
           <w:rFonts w:ascii="Aptos Narrow" w:hAnsi="Aptos Narrow"/>
         </w:rPr>
         <w:tab/>
-      </w:r>
-      <w:proofErr w:type="spellStart"/>
-      <w:r>
-        <w:rPr>
-          <w:rFonts w:ascii="Aptos Narrow" w:hAnsi="Aptos Narrow"/>
-        </w:rPr>
-        <w:t>Reset</w:t>
-      </w:r>
-      <w:proofErr w:type="spellEnd"/>
-      <w:r>
-        <w:rPr>
-          <w:rFonts w:ascii="Aptos Narrow" w:hAnsi="Aptos Narrow"/>
-        </w:rPr>
-        <w:t xml:space="preserve"> script usage history</w:t>
+        <w:t>Reset script usage history</w:t>
       </w:r>
     </w:p>
     <w:p>
@@ -12852,17 +11972,8 @@
           <w:rFonts w:ascii="Aptos Narrow" w:hAnsi="Aptos Narrow"/>
           <w:color w:val="70AD47" w:themeColor="accent6"/>
         </w:rPr>
-        <w:t>-</w:t>
-      </w:r>
-      <w:proofErr w:type="spellStart"/>
-      <w:r>
-        <w:rPr>
-          <w:rFonts w:ascii="Aptos Narrow" w:hAnsi="Aptos Narrow"/>
-          <w:color w:val="70AD47" w:themeColor="accent6"/>
-        </w:rPr>
-        <w:t>Cus</w:t>
-      </w:r>
-      <w:proofErr w:type="spellEnd"/>
+        <w:t>-Cus</w:t>
+      </w:r>
       <w:r>
         <w:rPr>
           <w:rFonts w:ascii="Aptos Narrow" w:hAnsi="Aptos Narrow"/>
@@ -12922,23 +12033,7 @@
           <w:rFonts w:ascii="Aptos Narrow" w:hAnsi="Aptos Narrow"/>
           <w:color w:val="70AD47" w:themeColor="accent6"/>
         </w:rPr>
-        <w:t>"</w:t>
-      </w:r>
-      <w:proofErr w:type="spellStart"/>
-      <w:r>
-        <w:rPr>
-          <w:rFonts w:ascii="Aptos Narrow" w:hAnsi="Aptos Narrow"/>
-          <w:color w:val="70AD47" w:themeColor="accent6"/>
-        </w:rPr>
-        <w:t>AutoSelectDisk</w:t>
-      </w:r>
-      <w:proofErr w:type="spellEnd"/>
-      <w:r>
-        <w:rPr>
-          <w:rFonts w:ascii="Aptos Narrow" w:hAnsi="Aptos Narrow"/>
-          <w:color w:val="70AD47" w:themeColor="accent6"/>
-        </w:rPr>
-        <w:t>"</w:t>
+        <w:t>"AutoSelectDisk"</w:t>
       </w:r>
       <w:r>
         <w:rPr>
@@ -13012,93 +12107,52 @@
           <w:rFonts w:ascii="Aptos Narrow" w:hAnsi="Aptos Narrow"/>
           <w:color w:val="70AD47" w:themeColor="accent6"/>
         </w:rPr>
-        <w:t>-</w:t>
-      </w:r>
-      <w:proofErr w:type="spellStart"/>
+        <w:t>-GoTo</w:t>
+      </w:r>
+      <w:r>
+        <w:rPr>
+          <w:rFonts w:ascii="Aptos Narrow" w:hAnsi="Aptos Narrow"/>
+        </w:rPr>
+        <w:tab/>
+      </w:r>
+      <w:r>
+        <w:rPr>
+          <w:rFonts w:ascii="Aptos Narrow" w:hAnsi="Aptos Narrow"/>
+        </w:rPr>
+        <w:t xml:space="preserve">Go to for the first time after installation: Package script = </w:t>
+      </w:r>
       <w:r>
         <w:rPr>
           <w:rFonts w:ascii="Aptos Narrow" w:hAnsi="Aptos Narrow"/>
           <w:color w:val="70AD47" w:themeColor="accent6"/>
         </w:rPr>
-        <w:t>GoTo</w:t>
-      </w:r>
-      <w:proofErr w:type="spellEnd"/>
-      <w:r>
-        <w:rPr>
-          <w:rFonts w:ascii="Aptos Narrow" w:hAnsi="Aptos Narrow"/>
-        </w:rPr>
-        <w:tab/>
-      </w:r>
-      <w:r>
-        <w:rPr>
-          <w:rFonts w:ascii="Aptos Narrow" w:hAnsi="Aptos Narrow"/>
-        </w:rPr>
-        <w:t xml:space="preserve">Go to for the first time after installation: Package script = </w:t>
+        <w:t>"SIP"</w:t>
+      </w:r>
+      <w:r>
+        <w:rPr>
+          <w:rFonts w:ascii="Aptos Narrow" w:hAnsi="Aptos Narrow"/>
+        </w:rPr>
+        <w:t xml:space="preserve">, Create template = </w:t>
       </w:r>
       <w:r>
         <w:rPr>
           <w:rFonts w:ascii="Aptos Narrow" w:hAnsi="Aptos Narrow"/>
           <w:color w:val="70AD47" w:themeColor="accent6"/>
         </w:rPr>
-        <w:t>"SIP"</w:t>
-      </w:r>
-      <w:r>
-        <w:rPr>
-          <w:rFonts w:ascii="Aptos Narrow" w:hAnsi="Aptos Narrow"/>
-        </w:rPr>
-        <w:t xml:space="preserve">, Create template = </w:t>
+        <w:t>"Tempate"</w:t>
+      </w:r>
+      <w:r>
+        <w:rPr>
+          <w:rFonts w:ascii="Aptos Narrow" w:hAnsi="Aptos Narrow"/>
+        </w:rPr>
+        <w:t xml:space="preserve">, Create deployment engine upgrade package = </w:t>
       </w:r>
       <w:r>
         <w:rPr>
           <w:rFonts w:ascii="Aptos Narrow" w:hAnsi="Aptos Narrow"/>
           <w:color w:val="70AD47" w:themeColor="accent6"/>
         </w:rPr>
-        <w:t>"</w:t>
-      </w:r>
-      <w:proofErr w:type="spellStart"/>
-      <w:r>
-        <w:rPr>
-          <w:rFonts w:ascii="Aptos Narrow" w:hAnsi="Aptos Narrow"/>
-          <w:color w:val="70AD47" w:themeColor="accent6"/>
-        </w:rPr>
-        <w:t>Tempate</w:t>
-      </w:r>
-      <w:proofErr w:type="spellEnd"/>
-      <w:r>
-        <w:rPr>
-          <w:rFonts w:ascii="Aptos Narrow" w:hAnsi="Aptos Narrow"/>
-          <w:color w:val="70AD47" w:themeColor="accent6"/>
-        </w:rPr>
-        <w:t>"</w:t>
-      </w:r>
-      <w:r>
-        <w:rPr>
-          <w:rFonts w:ascii="Aptos Narrow" w:hAnsi="Aptos Narrow"/>
-        </w:rPr>
-        <w:t xml:space="preserve">, Create deployment engine upgrade package = </w:t>
-      </w:r>
-      <w:r>
-        <w:rPr>
-          <w:rFonts w:ascii="Aptos Narrow" w:hAnsi="Aptos Narrow"/>
-          <w:color w:val="70AD47" w:themeColor="accent6"/>
-        </w:rPr>
-        <w:t>"</w:t>
-      </w:r>
-      <w:proofErr w:type="spellStart"/>
-      <w:r>
-        <w:rPr>
-          <w:rFonts w:ascii="Aptos Narrow" w:hAnsi="Aptos Narrow"/>
-          <w:color w:val="70AD47" w:themeColor="accent6"/>
-        </w:rPr>
-        <w:t>EUpdate</w:t>
-      </w:r>
-      <w:proofErr w:type="spellEnd"/>
-      <w:r>
-        <w:rPr>
-          <w:rFonts w:ascii="Aptos Narrow" w:hAnsi="Aptos Narrow"/>
-          <w:color w:val="70AD47" w:themeColor="accent6"/>
-        </w:rPr>
-        <w:t>"</w:t>
+        <w:t>"EUpdate"</w:t>
       </w:r>
       <w:r>
         <w:rPr>
@@ -13146,17 +12200,8 @@
           <w:rFonts w:ascii="Aptos Narrow" w:hAnsi="Aptos Narrow"/>
           <w:color w:val="70AD47" w:themeColor="accent6"/>
         </w:rPr>
-        <w:t>-</w:t>
-      </w:r>
-      <w:proofErr w:type="spellStart"/>
-      <w:r>
-        <w:rPr>
-          <w:rFonts w:ascii="Aptos Narrow" w:hAnsi="Aptos Narrow"/>
-          <w:color w:val="70AD47" w:themeColor="accent6"/>
-        </w:rPr>
-        <w:t>AddRouter</w:t>
-      </w:r>
-      <w:proofErr w:type="spellEnd"/>
+        <w:t>-AddRouter</w:t>
+      </w:r>
       <w:r>
         <w:rPr>
           <w:rFonts w:ascii="Aptos Narrow" w:hAnsi="Aptos Narrow"/>
@@ -13191,17 +12236,8 @@
           <w:color w:val="70AD47" w:themeColor="accent6"/>
         </w:rPr>
         <w:lastRenderedPageBreak/>
-        <w:t>-</w:t>
-      </w:r>
-      <w:proofErr w:type="spellStart"/>
-      <w:r>
-        <w:rPr>
-          <w:rFonts w:ascii="Aptos Narrow" w:hAnsi="Aptos Narrow"/>
-          <w:color w:val="70AD47" w:themeColor="accent6"/>
-        </w:rPr>
-        <w:t>AddTakeOwnership</w:t>
-      </w:r>
-      <w:proofErr w:type="spellEnd"/>
+        <w:t>-AddTakeOwnership</w:t>
+      </w:r>
       <w:r>
         <w:rPr>
           <w:rFonts w:ascii="Aptos Narrow" w:hAnsi="Aptos Narrow"/>
@@ -13242,19 +12278,11 @@
         </w:rPr>
         <w:tab/>
       </w:r>
-      <w:proofErr w:type="spellStart"/>
-      <w:r>
-        <w:rPr>
-          <w:rFonts w:ascii="Aptos Narrow" w:hAnsi="Aptos Narrow"/>
-        </w:rPr>
-        <w:t>Silent</w:t>
-      </w:r>
-      <w:proofErr w:type="spellEnd"/>
-      <w:r>
-        <w:rPr>
-          <w:rFonts w:ascii="Aptos Narrow" w:hAnsi="Aptos Narrow"/>
-        </w:rPr>
-        <w:t xml:space="preserve"> installation</w:t>
+      <w:r>
+        <w:rPr>
+          <w:rFonts w:ascii="Aptos Narrow" w:hAnsi="Aptos Narrow"/>
+        </w:rPr>
+        <w:t>Silent installation</w:t>
       </w:r>
     </w:p>
     <w:p>
@@ -13291,71 +12319,7 @@
           <w:rFonts w:ascii="Aptos Narrow" w:hAnsi="Aptos Narrow"/>
           <w:color w:val="70AD47" w:themeColor="accent6"/>
         </w:rPr>
-        <w:t>.\get.ps1 -To "</w:t>
-      </w:r>
-      <w:proofErr w:type="spellStart"/>
-      <w:r>
-        <w:rPr>
-          <w:rFonts w:ascii="Aptos Narrow" w:hAnsi="Aptos Narrow"/>
-          <w:color w:val="70AD47" w:themeColor="accent6"/>
-        </w:rPr>
-        <w:t>AutoSelectDisk</w:t>
-      </w:r>
-      <w:proofErr w:type="spellEnd"/>
-      <w:r>
-        <w:rPr>
-          <w:rFonts w:ascii="Aptos Narrow" w:hAnsi="Aptos Narrow"/>
-          <w:color w:val="70AD47" w:themeColor="accent6"/>
-        </w:rPr>
-        <w:t>" -</w:t>
-      </w:r>
-      <w:proofErr w:type="spellStart"/>
-      <w:r>
-        <w:rPr>
-          <w:rFonts w:ascii="Aptos Narrow" w:hAnsi="Aptos Narrow"/>
-          <w:color w:val="70AD47" w:themeColor="accent6"/>
-        </w:rPr>
-        <w:t>GoTo</w:t>
-      </w:r>
-      <w:proofErr w:type="spellEnd"/>
-      <w:r>
-        <w:rPr>
-          <w:rFonts w:ascii="Aptos Narrow" w:hAnsi="Aptos Narrow"/>
-          <w:color w:val="70AD47" w:themeColor="accent6"/>
-        </w:rPr>
-        <w:t xml:space="preserve"> "SIP" -</w:t>
-      </w:r>
-      <w:proofErr w:type="spellStart"/>
-      <w:r>
-        <w:rPr>
-          <w:rFonts w:ascii="Aptos Narrow" w:hAnsi="Aptos Narrow"/>
-          <w:color w:val="70AD47" w:themeColor="accent6"/>
-        </w:rPr>
-        <w:t>AddRouter</w:t>
-      </w:r>
-      <w:proofErr w:type="spellEnd"/>
-      <w:r>
-        <w:rPr>
-          <w:rFonts w:ascii="Aptos Narrow" w:hAnsi="Aptos Narrow"/>
-          <w:color w:val="70AD47" w:themeColor="accent6"/>
-        </w:rPr>
-        <w:t xml:space="preserve"> -</w:t>
-      </w:r>
-      <w:proofErr w:type="spellStart"/>
-      <w:r>
-        <w:rPr>
-          <w:rFonts w:ascii="Aptos Narrow" w:hAnsi="Aptos Narrow"/>
-          <w:color w:val="70AD47" w:themeColor="accent6"/>
-        </w:rPr>
-        <w:t>AddTakeOwnership</w:t>
-      </w:r>
-      <w:proofErr w:type="spellEnd"/>
-      <w:r>
-        <w:rPr>
-          <w:rFonts w:ascii="Aptos Narrow" w:hAnsi="Aptos Narrow"/>
-          <w:color w:val="70AD47" w:themeColor="accent6"/>
-        </w:rPr>
-        <w:t xml:space="preserve"> -Silent</w:t>
+        <w:t>.\get.ps1 -To "AutoSelectDisk" -GoTo "SIP" -AddRouter -AddTakeOwnership -Silent</w:t>
       </w:r>
     </w:p>
     <w:p>
@@ -13846,21 +12810,7 @@
         <w:rPr>
           <w:rFonts w:ascii="Aptos Narrow" w:hAnsi="Aptos Narrow"/>
         </w:rPr>
-        <w:t xml:space="preserve">A large number of temporary files are generated during the packaging process. When installing </w:t>
-      </w:r>
-      <w:proofErr w:type="spellStart"/>
-      <w:r>
-        <w:rPr>
-          <w:rFonts w:ascii="Aptos Narrow" w:hAnsi="Aptos Narrow"/>
-        </w:rPr>
-        <w:t>InBox</w:t>
-      </w:r>
-      <w:proofErr w:type="spellEnd"/>
-      <w:r>
-        <w:rPr>
-          <w:rFonts w:ascii="Aptos Narrow" w:hAnsi="Aptos Narrow"/>
-        </w:rPr>
-        <w:t xml:space="preserve"> Apps, cumulative updates, and language packs, installation files are temporarily released. Therefore, if you do not clean up outdated files regularly, a large amount of disk space will be occupied for a long time. It is recommended that you try the following methods to implement the cleanup plan to free up more space:</w:t>
+        <w:t>A large number of temporary files are generated during the packaging process. When installing InBox Apps, cumulative updates, and language packs, installation files are temporarily released. Therefore, if you do not clean up outdated files regularly, a large amount of disk space will be occupied for a long time. It is recommended that you try the following methods to implement the cleanup plan to free up more space:</w:t>
       </w:r>
       <w:r>
         <w:rPr>
@@ -13954,16 +12904,8 @@
         <w:rPr>
           <w:rFonts w:ascii="Aptos Narrow" w:hAnsi="Aptos Narrow"/>
         </w:rPr>
-        <w:t xml:space="preserve">Logs generated by Yi’s </w:t>
-      </w:r>
-      <w:proofErr w:type="spellStart"/>
-      <w:r>
-        <w:rPr>
-          <w:rFonts w:ascii="Aptos Narrow" w:hAnsi="Aptos Narrow"/>
-        </w:rPr>
-        <w:t>Soultions</w:t>
-      </w:r>
-      <w:proofErr w:type="spellEnd"/>
+        <w:t>Logs generated by Yi’s Soultions</w:t>
+      </w:r>
     </w:p>
     <w:p>
       <w:pPr>
@@ -13987,17 +12929,8 @@
           <w:rFonts w:ascii="Aptos Narrow" w:hAnsi="Aptos Narrow"/>
           <w:color w:val="7030A0"/>
         </w:rPr>
-        <w:t>{Location</w:t>
-      </w:r>
-      <w:proofErr w:type="gramStart"/>
-      <w:r>
-        <w:rPr>
-          <w:rFonts w:ascii="Aptos Narrow" w:hAnsi="Aptos Narrow"/>
-          <w:color w:val="7030A0"/>
-        </w:rPr>
-        <w:t>}:\_Encapsulation\Logs</w:t>
-      </w:r>
-      <w:proofErr w:type="gramEnd"/>
+        <w:t>{Location}:\_Encapsulation\Logs</w:t>
+      </w:r>
     </w:p>
     <w:p>
       <w:pPr>
@@ -14050,17 +12983,8 @@
           <w:rFonts w:ascii="Aptos Narrow" w:hAnsi="Aptos Narrow"/>
           <w:color w:val="7030A0"/>
         </w:rPr>
-        <w:t>{system disk</w:t>
-      </w:r>
-      <w:proofErr w:type="gramStart"/>
-      <w:r>
-        <w:rPr>
-          <w:rFonts w:ascii="Aptos Narrow" w:hAnsi="Aptos Narrow"/>
-          <w:color w:val="7030A0"/>
-        </w:rPr>
-        <w:t>}:\Windows\Logs\DISM</w:t>
-      </w:r>
-      <w:proofErr w:type="gramEnd"/>
+        <w:t>{system disk}:\Windows\Logs\DISM</w:t>
+      </w:r>
     </w:p>
     <w:p>
       <w:pPr>
@@ -14119,39 +13043,7 @@
           <w:rFonts w:ascii="Aptos Narrow" w:hAnsi="Aptos Narrow"/>
           <w:color w:val="7030A0"/>
         </w:rPr>
-        <w:t>{system disk</w:t>
-      </w:r>
-      <w:proofErr w:type="gramStart"/>
-      <w:r>
-        <w:rPr>
-          <w:rFonts w:ascii="Aptos Narrow" w:hAnsi="Aptos Narrow"/>
-          <w:color w:val="7030A0"/>
-        </w:rPr>
-        <w:t>}:\Users\</w:t>
-      </w:r>
-      <w:proofErr w:type="gramEnd"/>
-      <w:r>
-        <w:rPr>
-          <w:rFonts w:ascii="Aptos Narrow" w:hAnsi="Aptos Narrow"/>
-          <w:color w:val="7030A0"/>
-        </w:rPr>
-        <w:t>{user name}\</w:t>
-      </w:r>
-      <w:proofErr w:type="spellStart"/>
-      <w:r>
-        <w:rPr>
-          <w:rFonts w:ascii="Aptos Narrow" w:hAnsi="Aptos Narrow"/>
-          <w:color w:val="7030A0"/>
-        </w:rPr>
-        <w:t>AppData</w:t>
-      </w:r>
-      <w:proofErr w:type="spellEnd"/>
-      <w:r>
-        <w:rPr>
-          <w:rFonts w:ascii="Aptos Narrow" w:hAnsi="Aptos Narrow"/>
-          <w:color w:val="7030A0"/>
-        </w:rPr>
-        <w:t>\Local\Temp</w:t>
+        <w:t>{system disk}:\Users\{user name}\AppData\Local\Temp</w:t>
       </w:r>
     </w:p>
     <w:p>
@@ -14526,21 +13418,7 @@
         <w:rPr>
           <w:rFonts w:ascii="Aptos Narrow" w:hAnsi="Aptos Narrow"/>
         </w:rPr>
-        <w:t xml:space="preserve">When generating a solution, if a region tag is specified, the matched software packages will be copied automatically. When not found, </w:t>
-      </w:r>
-      <w:proofErr w:type="spellStart"/>
-      <w:r>
-        <w:rPr>
-          <w:rFonts w:ascii="Aptos Narrow" w:hAnsi="Aptos Narrow"/>
-        </w:rPr>
-        <w:t>en</w:t>
-      </w:r>
-      <w:proofErr w:type="spellEnd"/>
-      <w:r>
-        <w:rPr>
-          <w:rFonts w:ascii="Aptos Narrow" w:hAnsi="Aptos Narrow"/>
-        </w:rPr>
-        <w:t xml:space="preserve"> -US is copied as the default. If there is no corresponding architecture, please create x86 as the default. When generating, add in descending order: arm64, x64, x86.</w:t>
+        <w:t>When generating a solution, if a region tag is specified, the matched software packages will be copied automatically. When not found, en -US is copied as the default. If there is no corresponding architecture, please create x86 as the default. When generating, add in descending order: arm64, x64, x86.</w:t>
       </w:r>
     </w:p>
     <w:p>
@@ -14618,19 +13496,11 @@
           <w:rFonts w:ascii="Aptos Narrow" w:hAnsi="Aptos Narrow"/>
         </w:rPr>
       </w:pPr>
-      <w:proofErr w:type="spellStart"/>
-      <w:r>
-        <w:rPr>
-          <w:rFonts w:ascii="Aptos Narrow" w:hAnsi="Aptos Narrow"/>
-        </w:rPr>
-        <w:t>en</w:t>
-      </w:r>
-      <w:proofErr w:type="spellEnd"/>
-      <w:r>
-        <w:rPr>
-          <w:rFonts w:ascii="Aptos Narrow" w:hAnsi="Aptos Narrow"/>
-        </w:rPr>
-        <w:t>-US</w:t>
+      <w:r>
+        <w:rPr>
+          <w:rFonts w:ascii="Aptos Narrow" w:hAnsi="Aptos Narrow"/>
+        </w:rPr>
+        <w:t>en-US</w:t>
       </w:r>
     </w:p>
     <w:p>
@@ -14648,37 +13518,7 @@
         <w:rPr>
           <w:rFonts w:ascii="Aptos Narrow" w:hAnsi="Aptos Narrow"/>
         </w:rPr>
-        <w:t xml:space="preserve">Creating the </w:t>
-      </w:r>
-      <w:proofErr w:type="spellStart"/>
-      <w:proofErr w:type="gramStart"/>
-      <w:r>
-        <w:rPr>
-          <w:rFonts w:ascii="Aptos Narrow" w:hAnsi="Aptos Narrow"/>
-        </w:rPr>
-        <w:t>directory:schema</w:t>
-      </w:r>
-      <w:proofErr w:type="spellEnd"/>
-      <w:proofErr w:type="gramEnd"/>
-      <w:r>
-        <w:rPr>
-          <w:rFonts w:ascii="Aptos Narrow" w:hAnsi="Aptos Narrow"/>
-        </w:rPr>
-        <w:t xml:space="preserve">\ </w:t>
-      </w:r>
-      <w:proofErr w:type="spellStart"/>
-      <w:r>
-        <w:rPr>
-          <w:rFonts w:ascii="Aptos Narrow" w:hAnsi="Aptos Narrow"/>
-        </w:rPr>
-        <w:t>en</w:t>
-      </w:r>
-      <w:proofErr w:type="spellEnd"/>
-      <w:r>
-        <w:rPr>
-          <w:rFonts w:ascii="Aptos Narrow" w:hAnsi="Aptos Narrow"/>
-        </w:rPr>
-        <w:t xml:space="preserve"> -US, copy the application package to that directory</w:t>
+        <w:t>Creating the directory:schema\ en -US, copy the application package to that directory</w:t>
       </w:r>
     </w:p>
     <w:p>
@@ -14698,7 +13538,6 @@
         </w:rPr>
         <w:t xml:space="preserve">Arm64: </w:t>
       </w:r>
-      <w:proofErr w:type="gramStart"/>
       <w:r>
         <w:rPr>
           <w:rFonts w:ascii="Aptos Narrow" w:hAnsi="Aptos Narrow"/>
@@ -14724,14 +13563,7 @@
         <w:rPr>
           <w:rFonts w:ascii="Aptos Narrow" w:hAnsi="Aptos Narrow"/>
         </w:rPr>
-        <w:t>,</w:t>
-      </w:r>
-      <w:proofErr w:type="gramEnd"/>
-      <w:r>
-        <w:rPr>
-          <w:rFonts w:ascii="Aptos Narrow" w:hAnsi="Aptos Narrow"/>
-        </w:rPr>
-        <w:t xml:space="preserve"> installation package: </w:t>
+        <w:t xml:space="preserve">, installation package: </w:t>
       </w:r>
       <w:r>
         <w:rPr>
@@ -14759,7 +13591,6 @@
         <w:lastRenderedPageBreak/>
         <w:t xml:space="preserve">x64: </w:t>
       </w:r>
-      <w:proofErr w:type="gramStart"/>
       <w:r>
         <w:rPr>
           <w:rFonts w:ascii="Aptos Narrow" w:hAnsi="Aptos Narrow"/>
@@ -14785,14 +13616,7 @@
         <w:rPr>
           <w:rFonts w:ascii="Aptos Narrow" w:hAnsi="Aptos Narrow"/>
         </w:rPr>
-        <w:t>,</w:t>
-      </w:r>
-      <w:proofErr w:type="gramEnd"/>
-      <w:r>
-        <w:rPr>
-          <w:rFonts w:ascii="Aptos Narrow" w:hAnsi="Aptos Narrow"/>
-        </w:rPr>
-        <w:t xml:space="preserve"> installation package: </w:t>
+        <w:t xml:space="preserve">, installation package: </w:t>
       </w:r>
       <w:r>
         <w:rPr>
@@ -14819,7 +13643,6 @@
         </w:rPr>
         <w:t xml:space="preserve">x86: </w:t>
       </w:r>
-      <w:proofErr w:type="gramStart"/>
       <w:r>
         <w:rPr>
           <w:rFonts w:ascii="Aptos Narrow" w:hAnsi="Aptos Narrow"/>
@@ -14845,14 +13668,7 @@
         <w:rPr>
           <w:rFonts w:ascii="Aptos Narrow" w:hAnsi="Aptos Narrow"/>
         </w:rPr>
-        <w:t>,</w:t>
-      </w:r>
-      <w:proofErr w:type="gramEnd"/>
-      <w:r>
-        <w:rPr>
-          <w:rFonts w:ascii="Aptos Narrow" w:hAnsi="Aptos Narrow"/>
-        </w:rPr>
-        <w:t xml:space="preserve"> installation package: </w:t>
+        <w:t xml:space="preserve">, installation package: </w:t>
       </w:r>
       <w:r>
         <w:rPr>
@@ -14917,19 +13733,11 @@
           <w:rFonts w:ascii="Aptos Narrow" w:hAnsi="Aptos Narrow"/>
         </w:rPr>
       </w:pPr>
-      <w:proofErr w:type="spellStart"/>
-      <w:r>
-        <w:rPr>
-          <w:rFonts w:ascii="Aptos Narrow" w:hAnsi="Aptos Narrow"/>
-        </w:rPr>
-        <w:t>en</w:t>
-      </w:r>
-      <w:proofErr w:type="spellEnd"/>
-      <w:r>
-        <w:rPr>
-          <w:rFonts w:ascii="Aptos Narrow" w:hAnsi="Aptos Narrow"/>
-        </w:rPr>
-        <w:t>-US</w:t>
+      <w:r>
+        <w:rPr>
+          <w:rFonts w:ascii="Aptos Narrow" w:hAnsi="Aptos Narrow"/>
+        </w:rPr>
+        <w:t>en-US</w:t>
       </w:r>
     </w:p>
     <w:p>
@@ -14947,37 +13755,7 @@
         <w:rPr>
           <w:rFonts w:ascii="Aptos Narrow" w:hAnsi="Aptos Narrow"/>
         </w:rPr>
-        <w:t xml:space="preserve">Creating the </w:t>
-      </w:r>
-      <w:proofErr w:type="spellStart"/>
-      <w:proofErr w:type="gramStart"/>
-      <w:r>
-        <w:rPr>
-          <w:rFonts w:ascii="Aptos Narrow" w:hAnsi="Aptos Narrow"/>
-        </w:rPr>
-        <w:t>directory:schema</w:t>
-      </w:r>
-      <w:proofErr w:type="spellEnd"/>
-      <w:proofErr w:type="gramEnd"/>
-      <w:r>
-        <w:rPr>
-          <w:rFonts w:ascii="Aptos Narrow" w:hAnsi="Aptos Narrow"/>
-        </w:rPr>
-        <w:t xml:space="preserve">\ </w:t>
-      </w:r>
-      <w:proofErr w:type="spellStart"/>
-      <w:r>
-        <w:rPr>
-          <w:rFonts w:ascii="Aptos Narrow" w:hAnsi="Aptos Narrow"/>
-        </w:rPr>
-        <w:t>en</w:t>
-      </w:r>
-      <w:proofErr w:type="spellEnd"/>
-      <w:r>
-        <w:rPr>
-          <w:rFonts w:ascii="Aptos Narrow" w:hAnsi="Aptos Narrow"/>
-        </w:rPr>
-        <w:t xml:space="preserve"> -US, copy the application package to that directory</w:t>
+        <w:t>Creating the directory:schema\ en -US, copy the application package to that directory</w:t>
       </w:r>
     </w:p>
     <w:p>
@@ -14997,7 +13775,6 @@
         </w:rPr>
         <w:t xml:space="preserve">x64: </w:t>
       </w:r>
-      <w:proofErr w:type="gramStart"/>
       <w:r>
         <w:rPr>
           <w:rFonts w:ascii="Aptos Narrow" w:hAnsi="Aptos Narrow"/>
@@ -15023,14 +13800,7 @@
         <w:rPr>
           <w:rFonts w:ascii="Aptos Narrow" w:hAnsi="Aptos Narrow"/>
         </w:rPr>
-        <w:t>,</w:t>
-      </w:r>
-      <w:proofErr w:type="gramEnd"/>
-      <w:r>
-        <w:rPr>
-          <w:rFonts w:ascii="Aptos Narrow" w:hAnsi="Aptos Narrow"/>
-        </w:rPr>
-        <w:t xml:space="preserve"> installation package: </w:t>
+        <w:t xml:space="preserve">, installation package: </w:t>
       </w:r>
       <w:r>
         <w:rPr>
@@ -15057,7 +13827,6 @@
         </w:rPr>
         <w:t xml:space="preserve">x86: </w:t>
       </w:r>
-      <w:proofErr w:type="gramStart"/>
       <w:r>
         <w:rPr>
           <w:rFonts w:ascii="Aptos Narrow" w:hAnsi="Aptos Narrow"/>
@@ -15083,14 +13852,7 @@
         <w:rPr>
           <w:rFonts w:ascii="Aptos Narrow" w:hAnsi="Aptos Narrow"/>
         </w:rPr>
-        <w:t>,</w:t>
-      </w:r>
-      <w:proofErr w:type="gramEnd"/>
-      <w:r>
-        <w:rPr>
-          <w:rFonts w:ascii="Aptos Narrow" w:hAnsi="Aptos Narrow"/>
-        </w:rPr>
-        <w:t xml:space="preserve"> installation package: </w:t>
+        <w:t xml:space="preserve">, installation package: </w:t>
       </w:r>
       <w:r>
         <w:rPr>
@@ -15115,19 +13877,11 @@
           <w:rFonts w:ascii="Aptos Narrow" w:hAnsi="Aptos Narrow"/>
         </w:rPr>
       </w:pPr>
-      <w:proofErr w:type="spellStart"/>
-      <w:r>
-        <w:rPr>
-          <w:rFonts w:ascii="Aptos Narrow" w:hAnsi="Aptos Narrow"/>
-        </w:rPr>
-        <w:t>zh</w:t>
-      </w:r>
-      <w:proofErr w:type="spellEnd"/>
-      <w:r>
-        <w:rPr>
-          <w:rFonts w:ascii="Aptos Narrow" w:hAnsi="Aptos Narrow"/>
-        </w:rPr>
-        <w:t>-CN</w:t>
+      <w:r>
+        <w:rPr>
+          <w:rFonts w:ascii="Aptos Narrow" w:hAnsi="Aptos Narrow"/>
+        </w:rPr>
+        <w:t>zh-CN</w:t>
       </w:r>
     </w:p>
     <w:p>
@@ -15145,37 +13899,7 @@
         <w:rPr>
           <w:rFonts w:ascii="Aptos Narrow" w:hAnsi="Aptos Narrow"/>
         </w:rPr>
-        <w:t xml:space="preserve">Creating the </w:t>
-      </w:r>
-      <w:proofErr w:type="spellStart"/>
-      <w:proofErr w:type="gramStart"/>
-      <w:r>
-        <w:rPr>
-          <w:rFonts w:ascii="Aptos Narrow" w:hAnsi="Aptos Narrow"/>
-        </w:rPr>
-        <w:t>directory:schema</w:t>
-      </w:r>
-      <w:proofErr w:type="spellEnd"/>
-      <w:proofErr w:type="gramEnd"/>
-      <w:r>
-        <w:rPr>
-          <w:rFonts w:ascii="Aptos Narrow" w:hAnsi="Aptos Narrow"/>
-        </w:rPr>
-        <w:t xml:space="preserve">\ </w:t>
-      </w:r>
-      <w:proofErr w:type="spellStart"/>
-      <w:r>
-        <w:rPr>
-          <w:rFonts w:ascii="Aptos Narrow" w:hAnsi="Aptos Narrow"/>
-        </w:rPr>
-        <w:t>en</w:t>
-      </w:r>
-      <w:proofErr w:type="spellEnd"/>
-      <w:r>
-        <w:rPr>
-          <w:rFonts w:ascii="Aptos Narrow" w:hAnsi="Aptos Narrow"/>
-        </w:rPr>
-        <w:t xml:space="preserve"> -US, copy the application package to that directory</w:t>
+        <w:t>Creating the directory:schema\ en -US, copy the application package to that directory</w:t>
       </w:r>
     </w:p>
     <w:p>
@@ -15195,7 +13919,6 @@
         </w:rPr>
         <w:t xml:space="preserve">x64: </w:t>
       </w:r>
-      <w:proofErr w:type="gramStart"/>
       <w:r>
         <w:rPr>
           <w:rFonts w:ascii="Aptos Narrow" w:hAnsi="Aptos Narrow"/>
@@ -15235,14 +13958,7 @@
         <w:rPr>
           <w:rFonts w:ascii="Aptos Narrow" w:hAnsi="Aptos Narrow"/>
         </w:rPr>
-        <w:t>,</w:t>
-      </w:r>
-      <w:proofErr w:type="gramEnd"/>
-      <w:r>
-        <w:rPr>
-          <w:rFonts w:ascii="Aptos Narrow" w:hAnsi="Aptos Narrow"/>
-        </w:rPr>
-        <w:t xml:space="preserve"> installation package: </w:t>
+        <w:t xml:space="preserve">, installation package: </w:t>
       </w:r>
       <w:r>
         <w:rPr>
@@ -15269,7 +13985,6 @@
         </w:rPr>
         <w:t xml:space="preserve">x86: </w:t>
       </w:r>
-      <w:proofErr w:type="gramStart"/>
       <w:r>
         <w:rPr>
           <w:rFonts w:ascii="Aptos Narrow" w:hAnsi="Aptos Narrow"/>
@@ -15309,14 +14024,7 @@
         <w:rPr>
           <w:rFonts w:ascii="Aptos Narrow" w:hAnsi="Aptos Narrow"/>
         </w:rPr>
-        <w:t>,</w:t>
-      </w:r>
-      <w:proofErr w:type="gramEnd"/>
-      <w:r>
-        <w:rPr>
-          <w:rFonts w:ascii="Aptos Narrow" w:hAnsi="Aptos Narrow"/>
-        </w:rPr>
-        <w:t xml:space="preserve"> installation package: </w:t>
+        <w:t xml:space="preserve">, installation package: </w:t>
       </w:r>
       <w:r>
         <w:rPr>
@@ -15437,7 +14145,6 @@
         </w:rPr>
         <w:t xml:space="preserve">Different fonts can be added to: </w:t>
       </w:r>
-      <w:proofErr w:type="gramStart"/>
       <w:r>
         <w:rPr>
           <w:rFonts w:ascii="Aptos Narrow" w:hAnsi="Aptos Narrow"/>
@@ -15463,14 +14170,7 @@
         <w:rPr>
           <w:rFonts w:ascii="Aptos Narrow" w:hAnsi="Aptos Narrow"/>
         </w:rPr>
-        <w:t>.</w:t>
-      </w:r>
-      <w:proofErr w:type="gramEnd"/>
-      <w:r>
-        <w:rPr>
-          <w:rFonts w:ascii="Aptos Narrow" w:hAnsi="Aptos Narrow"/>
-        </w:rPr>
-        <w:t xml:space="preserve"> When you experience deployment for the first time, the fonts will be automatically installed.</w:t>
+        <w:t>. When you experience deployment for the first time, the fonts will be automatically installed.</w:t>
       </w:r>
     </w:p>
     <w:p>
@@ -15567,21 +14267,7 @@
         <w:rPr>
           <w:rFonts w:ascii="Aptos Narrow" w:hAnsi="Aptos Narrow"/>
         </w:rPr>
-        <w:t xml:space="preserve">When adding language packs, cumulative updates, and </w:t>
-      </w:r>
-      <w:proofErr w:type="spellStart"/>
-      <w:r>
-        <w:rPr>
-          <w:rFonts w:ascii="Aptos Narrow" w:hAnsi="Aptos Narrow"/>
-        </w:rPr>
-        <w:t>InBox</w:t>
-      </w:r>
-      <w:proofErr w:type="spellEnd"/>
-      <w:r>
-        <w:rPr>
-          <w:rFonts w:ascii="Aptos Narrow" w:hAnsi="Aptos Narrow"/>
-        </w:rPr>
-        <w:t xml:space="preserve"> Apps, the installation package is stored in a memory virtual disk, which will occupy a large </w:t>
+        <w:t xml:space="preserve">When adding language packs, cumulative updates, and InBox Apps, the installation package is stored in a memory virtual disk, which will occupy a large </w:t>
       </w:r>
       <w:r>
         <w:rPr>
@@ -15635,21 +14321,7 @@
         <w:rPr>
           <w:rFonts w:ascii="Aptos Narrow" w:hAnsi="Aptos Narrow"/>
         </w:rPr>
-        <w:t xml:space="preserve">Ultra </w:t>
-      </w:r>
-      <w:proofErr w:type="spellStart"/>
-      <w:r>
-        <w:rPr>
-          <w:rFonts w:ascii="Aptos Narrow" w:hAnsi="Aptos Narrow"/>
-        </w:rPr>
-        <w:t>RAMDisk</w:t>
-      </w:r>
-      <w:proofErr w:type="spellEnd"/>
-      <w:r>
-        <w:rPr>
-          <w:rFonts w:ascii="Aptos Narrow" w:hAnsi="Aptos Narrow"/>
-        </w:rPr>
-        <w:t xml:space="preserve"> | </w:t>
+        <w:t xml:space="preserve">Ultra RAMDisk | </w:t>
       </w:r>
       <w:hyperlink r:id="rId41" w:history="1">
         <w:r>
@@ -15677,19 +14349,11 @@
           <w:rFonts w:ascii="Aptos Narrow" w:hAnsi="Aptos Narrow"/>
         </w:rPr>
       </w:pPr>
-      <w:proofErr w:type="spellStart"/>
-      <w:r>
-        <w:rPr>
-          <w:rFonts w:ascii="Aptos Narrow" w:hAnsi="Aptos Narrow"/>
-        </w:rPr>
-        <w:t>ImDisk</w:t>
-      </w:r>
-      <w:proofErr w:type="spellEnd"/>
-      <w:r>
-        <w:rPr>
-          <w:rFonts w:ascii="Aptos Narrow" w:hAnsi="Aptos Narrow"/>
-        </w:rPr>
-        <w:t xml:space="preserve"> | </w:t>
+      <w:r>
+        <w:rPr>
+          <w:rFonts w:ascii="Aptos Narrow" w:hAnsi="Aptos Narrow"/>
+        </w:rPr>
+        <w:t xml:space="preserve">ImDisk | </w:t>
       </w:r>
       <w:hyperlink r:id="rId42" w:history="1">
         <w:r>
@@ -15721,21 +14385,7 @@
         <w:rPr>
           <w:rFonts w:ascii="Aptos Narrow" w:hAnsi="Aptos Narrow"/>
         </w:rPr>
-        <w:t xml:space="preserve">AMD Radeon </w:t>
-      </w:r>
-      <w:proofErr w:type="spellStart"/>
-      <w:r>
-        <w:rPr>
-          <w:rFonts w:ascii="Aptos Narrow" w:hAnsi="Aptos Narrow"/>
-        </w:rPr>
-        <w:t>RAMDisk</w:t>
-      </w:r>
-      <w:proofErr w:type="spellEnd"/>
-      <w:r>
-        <w:rPr>
-          <w:rFonts w:ascii="Aptos Narrow" w:hAnsi="Aptos Narrow"/>
-        </w:rPr>
-        <w:t xml:space="preserve"> | </w:t>
+        <w:t xml:space="preserve">AMD Radeon RAMDisk | </w:t>
       </w:r>
       <w:hyperlink r:id="rId43" w:history="1">
         <w:r>
@@ -15767,21 +14417,7 @@
         <w:rPr>
           <w:rFonts w:ascii="Aptos Narrow" w:hAnsi="Aptos Narrow"/>
         </w:rPr>
-        <w:t xml:space="preserve">Primo </w:t>
-      </w:r>
-      <w:proofErr w:type="spellStart"/>
-      <w:r>
-        <w:rPr>
-          <w:rFonts w:ascii="Aptos Narrow" w:hAnsi="Aptos Narrow"/>
-        </w:rPr>
-        <w:t>Ramdisk</w:t>
-      </w:r>
-      <w:proofErr w:type="spellEnd"/>
-      <w:r>
-        <w:rPr>
-          <w:rFonts w:ascii="Aptos Narrow" w:hAnsi="Aptos Narrow"/>
-        </w:rPr>
-        <w:t xml:space="preserve"> | </w:t>
+        <w:t xml:space="preserve">Primo Ramdisk | </w:t>
       </w:r>
       <w:hyperlink r:id="rId44" w:history="1">
         <w:r>
@@ -15809,19 +14445,11 @@
           <w:rFonts w:ascii="Aptos Narrow" w:hAnsi="Aptos Narrow"/>
         </w:rPr>
       </w:pPr>
-      <w:proofErr w:type="spellStart"/>
-      <w:r>
-        <w:rPr>
-          <w:rFonts w:ascii="Aptos Narrow" w:hAnsi="Aptos Narrow"/>
-        </w:rPr>
-        <w:t>SoftPerfect</w:t>
-      </w:r>
-      <w:proofErr w:type="spellEnd"/>
-      <w:r>
-        <w:rPr>
-          <w:rFonts w:ascii="Aptos Narrow" w:hAnsi="Aptos Narrow"/>
-        </w:rPr>
-        <w:t xml:space="preserve"> RAM Disk | </w:t>
+      <w:r>
+        <w:rPr>
+          <w:rFonts w:ascii="Aptos Narrow" w:hAnsi="Aptos Narrow"/>
+        </w:rPr>
+        <w:t xml:space="preserve">SoftPerfect RAM Disk | </w:t>
       </w:r>
       <w:hyperlink r:id="rId45" w:history="1">
         <w:r>
@@ -15849,19 +14477,11 @@
           <w:rFonts w:ascii="Aptos Narrow" w:hAnsi="Aptos Narrow"/>
         </w:rPr>
       </w:pPr>
-      <w:proofErr w:type="spellStart"/>
-      <w:r>
-        <w:rPr>
-          <w:rFonts w:ascii="Aptos Narrow" w:hAnsi="Aptos Narrow"/>
-        </w:rPr>
-        <w:t>StarWind</w:t>
-      </w:r>
-      <w:proofErr w:type="spellEnd"/>
-      <w:r>
-        <w:rPr>
-          <w:rFonts w:ascii="Aptos Narrow" w:hAnsi="Aptos Narrow"/>
-        </w:rPr>
-        <w:t xml:space="preserve"> RAM Disk | </w:t>
+      <w:r>
+        <w:rPr>
+          <w:rFonts w:ascii="Aptos Narrow" w:hAnsi="Aptos Narrow"/>
+        </w:rPr>
+        <w:t xml:space="preserve">StarWind RAM Disk | </w:t>
       </w:r>
       <w:hyperlink r:id="rId46" w:history="1">
         <w:r>
@@ -16336,15 +14956,15 @@
           <w:rFonts w:ascii="Aptos Narrow" w:hAnsi="Aptos Narrow"/>
         </w:rPr>
       </w:pPr>
-      <w:bookmarkStart w:id="35" w:name="_Ref161319163"/>
-      <w:bookmarkStart w:id="36" w:name="_Ref184745100"/>
+      <w:bookmarkStart w:id="35" w:name="_Ref184745100"/>
+      <w:bookmarkStart w:id="36" w:name="_Ref161319163"/>
       <w:r>
         <w:rPr>
           <w:rFonts w:ascii="Aptos Narrow" w:hAnsi="Aptos Narrow"/>
         </w:rPr>
         <w:t>Call external scripts</w:t>
       </w:r>
-      <w:bookmarkEnd w:id="36"/>
+      <w:bookmarkEnd w:id="35"/>
     </w:p>
     <w:p>
       <w:pPr>
@@ -16362,19 +14982,11 @@
       <w:r>
         <w:t xml:space="preserve">, </w:t>
       </w:r>
-      <w:proofErr w:type="gramStart"/>
       <w:r>
         <w:rPr>
           <w:color w:val="7030A0"/>
         </w:rPr>
-        <w:t>*.psm</w:t>
-      </w:r>
-      <w:proofErr w:type="gramEnd"/>
-      <w:r>
-        <w:rPr>
-          <w:color w:val="7030A0"/>
-        </w:rPr>
-        <w:t>1</w:t>
+        <w:t>*.psm1</w:t>
       </w:r>
       <w:r>
         <w:t xml:space="preserve">, go to: Settings, select "API Application Programming Interface", add the corresponding rule name, run file path, etc. After adding, when the shortcut command is available, enter API + name, for example, run name Yi, enter: </w:t>
@@ -16411,7 +15023,7 @@
         <w:lastRenderedPageBreak/>
         <w:t>Custom rules</w:t>
       </w:r>
-      <w:bookmarkEnd w:id="35"/>
+      <w:bookmarkEnd w:id="36"/>
       <w:bookmarkEnd w:id="37"/>
     </w:p>
     <w:p>
@@ -16427,21 +15039,7 @@
         <w:rPr>
           <w:rFonts w:ascii="Aptos Narrow" w:hAnsi="Aptos Narrow"/>
         </w:rPr>
-        <w:t xml:space="preserve">Before creating custom rules, please refer to the inclusion and exclusion of </w:t>
-      </w:r>
-      <w:proofErr w:type="spellStart"/>
-      <w:r>
-        <w:rPr>
-          <w:rFonts w:ascii="Aptos Narrow" w:hAnsi="Aptos Narrow"/>
-        </w:rPr>
-        <w:t>InBox</w:t>
-      </w:r>
-      <w:proofErr w:type="spellEnd"/>
-      <w:r>
-        <w:rPr>
-          <w:rFonts w:ascii="Aptos Narrow" w:hAnsi="Aptos Narrow"/>
-        </w:rPr>
-        <w:t xml:space="preserve"> Apps application rules. Note that after online update, the enabled custom rules will not be synchronized to the new version. After the update is completed, please manually copy the custom rules to the new version. version, online updates using the repair function will reset all files.</w:t>
+        <w:t>Before creating custom rules, please refer to the inclusion and exclusion of InBox Apps application rules. Note that after online update, the enabled custom rules will not be synchronized to the new version. After the update is completed, please manually copy the custom rules to the new version. version, online updates using the repair function will reset all files.</w:t>
       </w:r>
     </w:p>
     <w:p>
@@ -16513,21 +15111,7 @@
         <w:rPr>
           <w:rFonts w:ascii="Aptos Narrow" w:hAnsi="Aptos Narrow"/>
         </w:rPr>
-        <w:t xml:space="preserve">Contains </w:t>
-      </w:r>
-      <w:proofErr w:type="spellStart"/>
-      <w:r>
-        <w:rPr>
-          <w:rFonts w:ascii="Aptos Narrow" w:hAnsi="Aptos Narrow"/>
-        </w:rPr>
-        <w:t>InBox</w:t>
-      </w:r>
-      <w:proofErr w:type="spellEnd"/>
-      <w:r>
-        <w:rPr>
-          <w:rFonts w:ascii="Aptos Narrow" w:hAnsi="Aptos Narrow"/>
-        </w:rPr>
-        <w:t xml:space="preserve"> Apps</w:t>
+        <w:t>Contains InBox Apps</w:t>
       </w:r>
     </w:p>
     <w:p>
@@ -16543,14 +15127,7 @@
         <w:rPr>
           <w:rFonts w:ascii="Aptos Narrow" w:hAnsi="Aptos Narrow"/>
         </w:rPr>
-        <w:t xml:space="preserve">{Compressed </w:t>
-      </w:r>
-      <w:proofErr w:type="gramStart"/>
-      <w:r>
-        <w:rPr>
-          <w:rFonts w:ascii="Aptos Narrow" w:hAnsi="Aptos Narrow"/>
-        </w:rPr>
-        <w:t>package }:\_</w:t>
+        <w:t>{Compressed package }:\_</w:t>
       </w:r>
       <w:r>
         <w:rPr>
@@ -16570,7 +15147,6 @@
         </w:rPr>
         <w:t>.psm1</w:t>
       </w:r>
-      <w:proofErr w:type="gramEnd"/>
     </w:p>
     <w:p>
       <w:pPr>
@@ -16591,21 +15167,7 @@
         <w:rPr>
           <w:rFonts w:ascii="Aptos Narrow" w:hAnsi="Aptos Narrow"/>
         </w:rPr>
-        <w:t xml:space="preserve">Does not include </w:t>
-      </w:r>
-      <w:proofErr w:type="spellStart"/>
-      <w:r>
-        <w:rPr>
-          <w:rFonts w:ascii="Aptos Narrow" w:hAnsi="Aptos Narrow"/>
-        </w:rPr>
-        <w:t>InBox</w:t>
-      </w:r>
-      <w:proofErr w:type="spellEnd"/>
-      <w:r>
-        <w:rPr>
-          <w:rFonts w:ascii="Aptos Narrow" w:hAnsi="Aptos Narrow"/>
-        </w:rPr>
-        <w:t xml:space="preserve"> Apps</w:t>
+        <w:t>Does not include InBox Apps</w:t>
       </w:r>
     </w:p>
     <w:p>
@@ -16621,14 +15183,7 @@
         <w:rPr>
           <w:rFonts w:ascii="Aptos Narrow" w:hAnsi="Aptos Narrow"/>
         </w:rPr>
-        <w:t xml:space="preserve">{Compressed </w:t>
-      </w:r>
-      <w:proofErr w:type="gramStart"/>
-      <w:r>
-        <w:rPr>
-          <w:rFonts w:ascii="Aptos Narrow" w:hAnsi="Aptos Narrow"/>
-        </w:rPr>
-        <w:t>package }:\_</w:t>
+        <w:t>{Compressed package }:\_</w:t>
       </w:r>
       <w:r>
         <w:rPr>
@@ -16636,7 +15191,6 @@
         </w:rPr>
         <w:t>Encapsulation\Modules\1.0.0.0\Functions\Custom\Solutions.Custom.Only.Language.psm1</w:t>
       </w:r>
-      <w:proofErr w:type="gramEnd"/>
     </w:p>
     <w:p>
       <w:pPr>
@@ -16656,21 +15210,7 @@
         <w:rPr>
           <w:rFonts w:ascii="Aptos Narrow" w:hAnsi="Aptos Narrow"/>
         </w:rPr>
-        <w:t xml:space="preserve">Find dependencies from </w:t>
-      </w:r>
-      <w:proofErr w:type="spellStart"/>
-      <w:r>
-        <w:rPr>
-          <w:rFonts w:ascii="Aptos Narrow" w:hAnsi="Aptos Narrow"/>
-        </w:rPr>
-        <w:t>InBox</w:t>
-      </w:r>
-      <w:proofErr w:type="spellEnd"/>
-      <w:r>
-        <w:rPr>
-          <w:rFonts w:ascii="Aptos Narrow" w:hAnsi="Aptos Narrow"/>
-        </w:rPr>
-        <w:t xml:space="preserve"> Apps applications</w:t>
+        <w:t>Find dependencies from InBox Apps applications</w:t>
       </w:r>
       <w:bookmarkEnd w:id="40"/>
     </w:p>
@@ -16694,25 +15234,7 @@
           <w:rFonts w:ascii="Aptos Narrow" w:hAnsi="Aptos Narrow"/>
           <w:color w:val="7030A0"/>
         </w:rPr>
-        <w:t xml:space="preserve">Solutions. </w:t>
-      </w:r>
-      <w:proofErr w:type="spellStart"/>
-      <w:proofErr w:type="gramStart"/>
-      <w:r>
-        <w:rPr>
-          <w:rFonts w:ascii="Aptos Narrow" w:hAnsi="Aptos Narrow"/>
-          <w:color w:val="7030A0"/>
-        </w:rPr>
-        <w:t>Custom.With.InBox.Apps</w:t>
-      </w:r>
-      <w:proofErr w:type="spellEnd"/>
-      <w:proofErr w:type="gramEnd"/>
-      <w:r>
-        <w:rPr>
-          <w:rFonts w:ascii="Aptos Narrow" w:hAnsi="Aptos Narrow"/>
-          <w:color w:val="7030A0"/>
-        </w:rPr>
-        <w:t xml:space="preserve"> .psm1</w:t>
+        <w:t>Solutions. Custom.With.InBox.Apps .psm1</w:t>
       </w:r>
       <w:r>
         <w:rPr>
@@ -16811,49 +15333,7 @@
         <w:rPr>
           <w:rFonts w:ascii="Aptos Narrow" w:hAnsi="Aptos Narrow"/>
         </w:rPr>
-        <w:t xml:space="preserve">    &lt;</w:t>
-      </w:r>
-      <w:proofErr w:type="spellStart"/>
-      <w:r>
-        <w:rPr>
-          <w:rFonts w:ascii="Aptos Narrow" w:hAnsi="Aptos Narrow"/>
-        </w:rPr>
-        <w:t>PackageDependency</w:t>
-      </w:r>
-      <w:proofErr w:type="spellEnd"/>
-      <w:r>
-        <w:rPr>
-          <w:rFonts w:ascii="Aptos Narrow" w:hAnsi="Aptos Narrow"/>
-        </w:rPr>
-        <w:t xml:space="preserve"> Name="</w:t>
-      </w:r>
-      <w:proofErr w:type="gramStart"/>
-      <w:r>
-        <w:rPr>
-          <w:rFonts w:ascii="Aptos Narrow" w:hAnsi="Aptos Narrow"/>
-        </w:rPr>
-        <w:t>Microsoft.UI.Xaml</w:t>
-      </w:r>
-      <w:proofErr w:type="gramEnd"/>
-      <w:r>
-        <w:rPr>
-          <w:rFonts w:ascii="Aptos Narrow" w:hAnsi="Aptos Narrow"/>
-        </w:rPr>
-        <w:t xml:space="preserve">.2.8" </w:t>
-      </w:r>
-      <w:proofErr w:type="spellStart"/>
-      <w:r>
-        <w:rPr>
-          <w:rFonts w:ascii="Aptos Narrow" w:hAnsi="Aptos Narrow"/>
-        </w:rPr>
-        <w:t>MinVersion</w:t>
-      </w:r>
-      <w:proofErr w:type="spellEnd"/>
-      <w:r>
-        <w:rPr>
-          <w:rFonts w:ascii="Aptos Narrow" w:hAnsi="Aptos Narrow"/>
-        </w:rPr>
-        <w:t>="8.2207.14002.0"/&gt;</w:t>
+        <w:t xml:space="preserve">    &lt;PackageDependency Name="Microsoft.UI.Xaml.2.8" MinVersion="8.2207.14002.0"/&gt;</w:t>
       </w:r>
     </w:p>
     <w:p>
@@ -16871,49 +15351,7 @@
         <w:rPr>
           <w:rFonts w:ascii="Aptos Narrow" w:hAnsi="Aptos Narrow"/>
         </w:rPr>
-        <w:t xml:space="preserve">    &lt;</w:t>
-      </w:r>
-      <w:proofErr w:type="spellStart"/>
-      <w:r>
-        <w:rPr>
-          <w:rFonts w:ascii="Aptos Narrow" w:hAnsi="Aptos Narrow"/>
-        </w:rPr>
-        <w:t>PackageDependency</w:t>
-      </w:r>
-      <w:proofErr w:type="spellEnd"/>
-      <w:r>
-        <w:rPr>
-          <w:rFonts w:ascii="Aptos Narrow" w:hAnsi="Aptos Narrow"/>
-        </w:rPr>
-        <w:t xml:space="preserve"> Name="</w:t>
-      </w:r>
-      <w:proofErr w:type="gramStart"/>
-      <w:r>
-        <w:rPr>
-          <w:rFonts w:ascii="Aptos Narrow" w:hAnsi="Aptos Narrow"/>
-        </w:rPr>
-        <w:t>Microsoft.NET.Native.Framework</w:t>
-      </w:r>
-      <w:proofErr w:type="gramEnd"/>
-      <w:r>
-        <w:rPr>
-          <w:rFonts w:ascii="Aptos Narrow" w:hAnsi="Aptos Narrow"/>
-        </w:rPr>
-        <w:t xml:space="preserve">.2.2" </w:t>
-      </w:r>
-      <w:proofErr w:type="spellStart"/>
-      <w:r>
-        <w:rPr>
-          <w:rFonts w:ascii="Aptos Narrow" w:hAnsi="Aptos Narrow"/>
-        </w:rPr>
-        <w:t>MinVersion</w:t>
-      </w:r>
-      <w:proofErr w:type="spellEnd"/>
-      <w:r>
-        <w:rPr>
-          <w:rFonts w:ascii="Aptos Narrow" w:hAnsi="Aptos Narrow"/>
-        </w:rPr>
-        <w:t>="2.2.29512.0"/&gt;</w:t>
+        <w:t xml:space="preserve">    &lt;PackageDependency Name="Microsoft.NET.Native.Framework.2.2" MinVersion="2.2.29512.0"/&gt;</w:t>
       </w:r>
     </w:p>
     <w:p>
@@ -16931,49 +15369,7 @@
         <w:rPr>
           <w:rFonts w:ascii="Aptos Narrow" w:hAnsi="Aptos Narrow"/>
         </w:rPr>
-        <w:t xml:space="preserve">    &lt;</w:t>
-      </w:r>
-      <w:proofErr w:type="spellStart"/>
-      <w:r>
-        <w:rPr>
-          <w:rFonts w:ascii="Aptos Narrow" w:hAnsi="Aptos Narrow"/>
-        </w:rPr>
-        <w:t>PackageDependency</w:t>
-      </w:r>
-      <w:proofErr w:type="spellEnd"/>
-      <w:r>
-        <w:rPr>
-          <w:rFonts w:ascii="Aptos Narrow" w:hAnsi="Aptos Narrow"/>
-        </w:rPr>
-        <w:t xml:space="preserve"> Name="</w:t>
-      </w:r>
-      <w:proofErr w:type="gramStart"/>
-      <w:r>
-        <w:rPr>
-          <w:rFonts w:ascii="Aptos Narrow" w:hAnsi="Aptos Narrow"/>
-        </w:rPr>
-        <w:t>Microsoft.NET.Native.Runtime</w:t>
-      </w:r>
-      <w:proofErr w:type="gramEnd"/>
-      <w:r>
-        <w:rPr>
-          <w:rFonts w:ascii="Aptos Narrow" w:hAnsi="Aptos Narrow"/>
-        </w:rPr>
-        <w:t xml:space="preserve">.2.2" </w:t>
-      </w:r>
-      <w:proofErr w:type="spellStart"/>
-      <w:r>
-        <w:rPr>
-          <w:rFonts w:ascii="Aptos Narrow" w:hAnsi="Aptos Narrow"/>
-        </w:rPr>
-        <w:t>MinVersion</w:t>
-      </w:r>
-      <w:proofErr w:type="spellEnd"/>
-      <w:r>
-        <w:rPr>
-          <w:rFonts w:ascii="Aptos Narrow" w:hAnsi="Aptos Narrow"/>
-        </w:rPr>
-        <w:t>="2.2.28604.0"/&gt;</w:t>
+        <w:t xml:space="preserve">    &lt;PackageDependency Name="Microsoft.NET.Native.Runtime.2.2" MinVersion="2.2.28604.0"/&gt;</w:t>
       </w:r>
     </w:p>
     <w:p>
@@ -16991,35 +15387,7 @@
         <w:rPr>
           <w:rFonts w:ascii="Aptos Narrow" w:hAnsi="Aptos Narrow"/>
         </w:rPr>
-        <w:t xml:space="preserve">    &lt;</w:t>
-      </w:r>
-      <w:proofErr w:type="spellStart"/>
-      <w:r>
-        <w:rPr>
-          <w:rFonts w:ascii="Aptos Narrow" w:hAnsi="Aptos Narrow"/>
-        </w:rPr>
-        <w:t>PackageDependency</w:t>
-      </w:r>
-      <w:proofErr w:type="spellEnd"/>
-      <w:r>
-        <w:rPr>
-          <w:rFonts w:ascii="Aptos Narrow" w:hAnsi="Aptos Narrow"/>
-        </w:rPr>
-        <w:t xml:space="preserve"> Name="Microsoft.VCLibs.140.00" </w:t>
-      </w:r>
-      <w:proofErr w:type="spellStart"/>
-      <w:r>
-        <w:rPr>
-          <w:rFonts w:ascii="Aptos Narrow" w:hAnsi="Aptos Narrow"/>
-        </w:rPr>
-        <w:t>MinVersion</w:t>
-      </w:r>
-      <w:proofErr w:type="spellEnd"/>
-      <w:r>
-        <w:rPr>
-          <w:rFonts w:ascii="Aptos Narrow" w:hAnsi="Aptos Narrow"/>
-        </w:rPr>
-        <w:t>="14.0.30704.0"/&gt;</w:t>
+        <w:t xml:space="preserve">    &lt;PackageDependency Name="Microsoft.VCLibs.140.00" MinVersion="14.0.30704.0"/&gt;</w:t>
       </w:r>
     </w:p>
     <w:p>
@@ -17037,49 +15405,7 @@
         <w:rPr>
           <w:rFonts w:ascii="Aptos Narrow" w:hAnsi="Aptos Narrow"/>
         </w:rPr>
-        <w:t xml:space="preserve">    &lt;</w:t>
-      </w:r>
-      <w:proofErr w:type="spellStart"/>
-      <w:r>
-        <w:rPr>
-          <w:rFonts w:ascii="Aptos Narrow" w:hAnsi="Aptos Narrow"/>
-        </w:rPr>
-        <w:t>PackageDependency</w:t>
-      </w:r>
-      <w:proofErr w:type="spellEnd"/>
-      <w:r>
-        <w:rPr>
-          <w:rFonts w:ascii="Aptos Narrow" w:hAnsi="Aptos Narrow"/>
-        </w:rPr>
-        <w:t xml:space="preserve"> Name="Microsoft.VCLibs.140.</w:t>
-      </w:r>
-      <w:proofErr w:type="gramStart"/>
-      <w:r>
-        <w:rPr>
-          <w:rFonts w:ascii="Aptos Narrow" w:hAnsi="Aptos Narrow"/>
-        </w:rPr>
-        <w:t>00.UWPDesktop</w:t>
-      </w:r>
-      <w:proofErr w:type="gramEnd"/>
-      <w:r>
-        <w:rPr>
-          <w:rFonts w:ascii="Aptos Narrow" w:hAnsi="Aptos Narrow"/>
-        </w:rPr>
-        <w:t xml:space="preserve">" </w:t>
-      </w:r>
-      <w:proofErr w:type="spellStart"/>
-      <w:r>
-        <w:rPr>
-          <w:rFonts w:ascii="Aptos Narrow" w:hAnsi="Aptos Narrow"/>
-        </w:rPr>
-        <w:t>MinVersion</w:t>
-      </w:r>
-      <w:proofErr w:type="spellEnd"/>
-      <w:r>
-        <w:rPr>
-          <w:rFonts w:ascii="Aptos Narrow" w:hAnsi="Aptos Narrow"/>
-        </w:rPr>
-        <w:t>="14.0.30704.0"/&gt;</w:t>
+        <w:t xml:space="preserve">    &lt;PackageDependency Name="Microsoft.VCLibs.140.00.UWPDesktop" MinVersion="14.0.30704.0"/&gt;</w:t>
       </w:r>
     </w:p>
     <w:p>
@@ -17117,21 +15443,12 @@
         </w:rPr>
         <w:t xml:space="preserve">Dependent frameworks and minimum version numbers: </w:t>
       </w:r>
-      <w:proofErr w:type="gramStart"/>
       <w:r>
         <w:rPr>
           <w:rFonts w:ascii="Aptos Narrow" w:hAnsi="Aptos Narrow"/>
           <w:color w:val="7030A0"/>
         </w:rPr>
-        <w:t>Microsoft.UI.Xaml</w:t>
-      </w:r>
-      <w:proofErr w:type="gramEnd"/>
-      <w:r>
-        <w:rPr>
-          <w:rFonts w:ascii="Aptos Narrow" w:hAnsi="Aptos Narrow"/>
-          <w:color w:val="7030A0"/>
-        </w:rPr>
-        <w:t>.2.8</w:t>
+        <w:t>Microsoft.UI.Xaml.2.8</w:t>
       </w:r>
       <w:r>
         <w:rPr>
@@ -17284,49 +15601,7 @@
           <w:rFonts w:ascii="Aptos Narrow" w:hAnsi="Aptos Narrow"/>
         </w:rPr>
         <w:lastRenderedPageBreak/>
-        <w:t xml:space="preserve">    &lt;</w:t>
-      </w:r>
-      <w:proofErr w:type="spellStart"/>
-      <w:r>
-        <w:rPr>
-          <w:rFonts w:ascii="Aptos Narrow" w:hAnsi="Aptos Narrow"/>
-        </w:rPr>
-        <w:t>PackageDependency</w:t>
-      </w:r>
-      <w:proofErr w:type="spellEnd"/>
-      <w:r>
-        <w:rPr>
-          <w:rFonts w:ascii="Aptos Narrow" w:hAnsi="Aptos Narrow"/>
-        </w:rPr>
-        <w:t xml:space="preserve"> Name="</w:t>
-      </w:r>
-      <w:proofErr w:type="gramStart"/>
-      <w:r>
-        <w:rPr>
-          <w:rFonts w:ascii="Aptos Narrow" w:hAnsi="Aptos Narrow"/>
-        </w:rPr>
-        <w:t>Microsoft.UI.Xaml</w:t>
-      </w:r>
-      <w:proofErr w:type="gramEnd"/>
-      <w:r>
-        <w:rPr>
-          <w:rFonts w:ascii="Aptos Narrow" w:hAnsi="Aptos Narrow"/>
-        </w:rPr>
-        <w:t xml:space="preserve">.2.7" </w:t>
-      </w:r>
-      <w:proofErr w:type="spellStart"/>
-      <w:r>
-        <w:rPr>
-          <w:rFonts w:ascii="Aptos Narrow" w:hAnsi="Aptos Narrow"/>
-        </w:rPr>
-        <w:t>MinVersion</w:t>
-      </w:r>
-      <w:proofErr w:type="spellEnd"/>
-      <w:r>
-        <w:rPr>
-          <w:rFonts w:ascii="Aptos Narrow" w:hAnsi="Aptos Narrow"/>
-        </w:rPr>
-        <w:t>="7.2109.13004.0"/&gt;</w:t>
+        <w:t xml:space="preserve">    &lt;PackageDependency Name="Microsoft.UI.Xaml.2.7" MinVersion="7.2109.13004.0"/&gt;</w:t>
       </w:r>
     </w:p>
     <w:p>
@@ -17344,49 +15619,7 @@
         <w:rPr>
           <w:rFonts w:ascii="Aptos Narrow" w:hAnsi="Aptos Narrow"/>
         </w:rPr>
-        <w:t xml:space="preserve">    &lt;</w:t>
-      </w:r>
-      <w:proofErr w:type="spellStart"/>
-      <w:r>
-        <w:rPr>
-          <w:rFonts w:ascii="Aptos Narrow" w:hAnsi="Aptos Narrow"/>
-        </w:rPr>
-        <w:t>PackageDependency</w:t>
-      </w:r>
-      <w:proofErr w:type="spellEnd"/>
-      <w:r>
-        <w:rPr>
-          <w:rFonts w:ascii="Aptos Narrow" w:hAnsi="Aptos Narrow"/>
-        </w:rPr>
-        <w:t xml:space="preserve"> Name="</w:t>
-      </w:r>
-      <w:proofErr w:type="gramStart"/>
-      <w:r>
-        <w:rPr>
-          <w:rFonts w:ascii="Aptos Narrow" w:hAnsi="Aptos Narrow"/>
-        </w:rPr>
-        <w:t>Microsoft.NET.Native.Framework</w:t>
-      </w:r>
-      <w:proofErr w:type="gramEnd"/>
-      <w:r>
-        <w:rPr>
-          <w:rFonts w:ascii="Aptos Narrow" w:hAnsi="Aptos Narrow"/>
-        </w:rPr>
-        <w:t xml:space="preserve">.2.2" </w:t>
-      </w:r>
-      <w:proofErr w:type="spellStart"/>
-      <w:r>
-        <w:rPr>
-          <w:rFonts w:ascii="Aptos Narrow" w:hAnsi="Aptos Narrow"/>
-        </w:rPr>
-        <w:t>MinVersion</w:t>
-      </w:r>
-      <w:proofErr w:type="spellEnd"/>
-      <w:r>
-        <w:rPr>
-          <w:rFonts w:ascii="Aptos Narrow" w:hAnsi="Aptos Narrow"/>
-        </w:rPr>
-        <w:t>="2.2.29512.0"/&gt;</w:t>
+        <w:t xml:space="preserve">    &lt;PackageDependency Name="Microsoft.NET.Native.Framework.2.2" MinVersion="2.2.29512.0"/&gt;</w:t>
       </w:r>
     </w:p>
     <w:p>
@@ -17404,49 +15637,7 @@
         <w:rPr>
           <w:rFonts w:ascii="Aptos Narrow" w:hAnsi="Aptos Narrow"/>
         </w:rPr>
-        <w:t xml:space="preserve">    &lt;</w:t>
-      </w:r>
-      <w:proofErr w:type="spellStart"/>
-      <w:r>
-        <w:rPr>
-          <w:rFonts w:ascii="Aptos Narrow" w:hAnsi="Aptos Narrow"/>
-        </w:rPr>
-        <w:t>PackageDependency</w:t>
-      </w:r>
-      <w:proofErr w:type="spellEnd"/>
-      <w:r>
-        <w:rPr>
-          <w:rFonts w:ascii="Aptos Narrow" w:hAnsi="Aptos Narrow"/>
-        </w:rPr>
-        <w:t xml:space="preserve"> Name="</w:t>
-      </w:r>
-      <w:proofErr w:type="gramStart"/>
-      <w:r>
-        <w:rPr>
-          <w:rFonts w:ascii="Aptos Narrow" w:hAnsi="Aptos Narrow"/>
-        </w:rPr>
-        <w:t>Microsoft.NET.Native.Runtime</w:t>
-      </w:r>
-      <w:proofErr w:type="gramEnd"/>
-      <w:r>
-        <w:rPr>
-          <w:rFonts w:ascii="Aptos Narrow" w:hAnsi="Aptos Narrow"/>
-        </w:rPr>
-        <w:t xml:space="preserve">.2.2" </w:t>
-      </w:r>
-      <w:proofErr w:type="spellStart"/>
-      <w:r>
-        <w:rPr>
-          <w:rFonts w:ascii="Aptos Narrow" w:hAnsi="Aptos Narrow"/>
-        </w:rPr>
-        <w:t>MinVersion</w:t>
-      </w:r>
-      <w:proofErr w:type="spellEnd"/>
-      <w:r>
-        <w:rPr>
-          <w:rFonts w:ascii="Aptos Narrow" w:hAnsi="Aptos Narrow"/>
-        </w:rPr>
-        <w:t>="2.2.28604.0"/&gt;</w:t>
+        <w:t xml:space="preserve">    &lt;PackageDependency Name="Microsoft.NET.Native.Runtime.2.2" MinVersion="2.2.28604.0"/&gt;</w:t>
       </w:r>
     </w:p>
     <w:p>
@@ -17464,35 +15655,7 @@
         <w:rPr>
           <w:rFonts w:ascii="Aptos Narrow" w:hAnsi="Aptos Narrow"/>
         </w:rPr>
-        <w:t xml:space="preserve">    &lt;</w:t>
-      </w:r>
-      <w:proofErr w:type="spellStart"/>
-      <w:r>
-        <w:rPr>
-          <w:rFonts w:ascii="Aptos Narrow" w:hAnsi="Aptos Narrow"/>
-        </w:rPr>
-        <w:t>PackageDependency</w:t>
-      </w:r>
-      <w:proofErr w:type="spellEnd"/>
-      <w:r>
-        <w:rPr>
-          <w:rFonts w:ascii="Aptos Narrow" w:hAnsi="Aptos Narrow"/>
-        </w:rPr>
-        <w:t xml:space="preserve"> Name="Microsoft.VCLibs.140.00" </w:t>
-      </w:r>
-      <w:proofErr w:type="spellStart"/>
-      <w:r>
-        <w:rPr>
-          <w:rFonts w:ascii="Aptos Narrow" w:hAnsi="Aptos Narrow"/>
-        </w:rPr>
-        <w:t>MinVersion</w:t>
-      </w:r>
-      <w:proofErr w:type="spellEnd"/>
-      <w:r>
-        <w:rPr>
-          <w:rFonts w:ascii="Aptos Narrow" w:hAnsi="Aptos Narrow"/>
-        </w:rPr>
-        <w:t>="14.0.27810.0"/&gt;</w:t>
+        <w:t xml:space="preserve">    &lt;PackageDependency Name="Microsoft.VCLibs.140.00" MinVersion="14.0.27810.0"/&gt;</w:t>
       </w:r>
     </w:p>
     <w:p>
@@ -17530,23 +15693,12 @@
         </w:rPr>
         <w:t xml:space="preserve">Dependent frameworks and minimum version numbers: </w:t>
       </w:r>
-      <w:proofErr w:type="spellStart"/>
-      <w:proofErr w:type="gramStart"/>
       <w:r>
         <w:rPr>
           <w:rFonts w:ascii="Aptos Narrow" w:hAnsi="Aptos Narrow"/>
           <w:color w:val="7030A0"/>
         </w:rPr>
-        <w:t>Microsoft.UI.Xaml</w:t>
-      </w:r>
-      <w:proofErr w:type="spellEnd"/>
-      <w:proofErr w:type="gramEnd"/>
-      <w:r>
-        <w:rPr>
-          <w:rFonts w:ascii="Aptos Narrow" w:hAnsi="Aptos Narrow"/>
-          <w:color w:val="7030A0"/>
-        </w:rPr>
-        <w:t xml:space="preserve"> .2.7</w:t>
+        <w:t>Microsoft.UI.Xaml .2.7</w:t>
       </w:r>
       <w:r>
         <w:rPr>
@@ -17723,21 +15875,12 @@
         </w:rPr>
         <w:t xml:space="preserve">Edit using tool: </w:t>
       </w:r>
-      <w:proofErr w:type="spellStart"/>
       <w:r>
         <w:rPr>
           <w:rFonts w:ascii="Aptos Narrow" w:hAnsi="Aptos Narrow"/>
           <w:color w:val="7030A0"/>
         </w:rPr>
-        <w:t>Solutions.Custom.Extension.psm</w:t>
-      </w:r>
-      <w:proofErr w:type="spellEnd"/>
-      <w:r>
-        <w:rPr>
-          <w:rFonts w:ascii="Aptos Narrow" w:hAnsi="Aptos Narrow"/>
-          <w:color w:val="7030A0"/>
-        </w:rPr>
-        <w:t xml:space="preserve"> 1</w:t>
+        <w:t>Solutions.Custom.Extension.psm 1</w:t>
       </w:r>
     </w:p>
     <w:p>
@@ -17777,21 +15920,12 @@
         </w:rPr>
         <w:t xml:space="preserve">Rename </w:t>
       </w:r>
-      <w:proofErr w:type="gramStart"/>
       <w:r>
         <w:rPr>
           <w:rFonts w:ascii="Aptos Narrow" w:hAnsi="Aptos Narrow"/>
           <w:color w:val="7030A0"/>
         </w:rPr>
-        <w:t>Solutions.Custom.Extension.psd</w:t>
-      </w:r>
-      <w:proofErr w:type="gramEnd"/>
-      <w:r>
-        <w:rPr>
-          <w:rFonts w:ascii="Aptos Narrow" w:hAnsi="Aptos Narrow"/>
-          <w:color w:val="7030A0"/>
-        </w:rPr>
-        <w:t xml:space="preserve">1.Template </w:t>
+        <w:t xml:space="preserve">Solutions.Custom.Extension.psd1.Template </w:t>
       </w:r>
       <w:r>
         <w:rPr>
@@ -17899,44 +16033,8 @@
         <w:rPr>
           <w:rFonts w:ascii="Aptos Narrow" w:hAnsi="Aptos Narrow"/>
         </w:rPr>
-        <w:t xml:space="preserve">reinstalling the </w:t>
-      </w:r>
-      <w:proofErr w:type="spellStart"/>
-      <w:r>
-        <w:rPr>
-          <w:rFonts w:ascii="Aptos Narrow" w:hAnsi="Aptos Narrow"/>
-        </w:rPr>
-        <w:t>InBox</w:t>
-      </w:r>
-      <w:proofErr w:type="spellEnd"/>
-      <w:r>
-        <w:rPr>
-          <w:rFonts w:ascii="Aptos Narrow" w:hAnsi="Aptos Narrow"/>
-        </w:rPr>
-        <w:t xml:space="preserve"> Apps: You must perform an installation test; you must test whether all known </w:t>
-      </w:r>
-      <w:proofErr w:type="spellStart"/>
-      <w:r>
-        <w:rPr>
-          <w:rFonts w:ascii="Aptos Narrow" w:hAnsi="Aptos Narrow"/>
-        </w:rPr>
-        <w:t>InBox</w:t>
-      </w:r>
-      <w:proofErr w:type="spellEnd"/>
-      <w:r>
-        <w:rPr>
-          <w:rFonts w:ascii="Aptos Narrow" w:hAnsi="Aptos Narrow"/>
-        </w:rPr>
-        <w:t xml:space="preserve"> Apps can be opened normally while disconnected from the </w:t>
-      </w:r>
-      <w:proofErr w:type="gramStart"/>
-      <w:r>
-        <w:rPr>
-          <w:rFonts w:ascii="Aptos Narrow" w:hAnsi="Aptos Narrow"/>
-        </w:rPr>
-        <w:t>Internet .</w:t>
-      </w:r>
-      <w:proofErr w:type="gramEnd"/>
+        <w:t>reinstalling the InBox Apps: You must perform an installation test; you must test whether all known InBox Apps can be opened normally while disconnected from the Internet .</w:t>
+      </w:r>
     </w:p>
     <w:p>
       <w:pPr>
@@ -17951,30 +16049,8 @@
         <w:rPr>
           <w:rFonts w:ascii="Aptos Narrow" w:hAnsi="Aptos Narrow"/>
         </w:rPr>
-        <w:t xml:space="preserve">When Windows 11 23H2 was produced, items that needed to be fixed were listed in the prerequisites. Due to the </w:t>
-      </w:r>
-      <w:proofErr w:type="spellStart"/>
-      <w:r>
-        <w:rPr>
-          <w:rFonts w:ascii="Aptos Narrow" w:hAnsi="Aptos Narrow"/>
-        </w:rPr>
-        <w:t>InBox</w:t>
-      </w:r>
-      <w:proofErr w:type="spellEnd"/>
-      <w:r>
-        <w:rPr>
-          <w:rFonts w:ascii="Aptos Narrow" w:hAnsi="Aptos Narrow"/>
-        </w:rPr>
-        <w:t xml:space="preserve"> Apps installation package officially provided by </w:t>
-      </w:r>
-      <w:proofErr w:type="gramStart"/>
-      <w:r>
-        <w:rPr>
-          <w:rFonts w:ascii="Aptos Narrow" w:hAnsi="Aptos Narrow"/>
-        </w:rPr>
-        <w:t>Microsoft :</w:t>
-      </w:r>
-      <w:proofErr w:type="gramEnd"/>
+        <w:t>When Windows 11 23H2 was produced, items that needed to be fixed were listed in the prerequisites. Due to the InBox Apps installation package officially provided by Microsoft :</w:t>
+      </w:r>
     </w:p>
     <w:p>
       <w:pPr>
@@ -18136,151 +16212,103 @@
           <w:color w:val="7030A0"/>
           <w:szCs w:val="24"/>
         </w:rPr>
-        <w:t xml:space="preserve">2,2: </w:t>
-      </w:r>
-      <w:proofErr w:type="spellStart"/>
-      <w:r>
+        <w:t>2,2: AssignSkip = Image source is no longer processed</w:t>
+      </w:r>
+    </w:p>
+    <w:p>
+      <w:pPr>
+        <w:pStyle w:val="ListParagraph"/>
+        <w:spacing w:before="720"/>
+        <w:ind w:left="2610"/>
+        <w:rPr>
+          <w:rFonts w:ascii="Aptos Narrow" w:hAnsi="Aptos Narrow"/>
+        </w:rPr>
+      </w:pPr>
+      <w:r>
+        <w:rPr>
+          <w:rFonts w:ascii="Aptos Narrow" w:hAnsi="Aptos Narrow"/>
+        </w:rPr>
+        <w:lastRenderedPageBreak/>
+        <w:t xml:space="preserve">After copying and naming, search again: </w:t>
+      </w:r>
+      <w:r>
+        <w:rPr>
+          <w:rFonts w:ascii="Aptos Narrow" w:hAnsi="Aptos Narrow"/>
+          <w:color w:val="7030A0"/>
+        </w:rPr>
+        <w:t xml:space="preserve">$lang.AssignSkip </w:t>
+      </w:r>
+      <w:r>
+        <w:rPr>
+          <w:rFonts w:ascii="Aptos Narrow" w:hAnsi="Aptos Narrow"/>
+        </w:rPr>
+        <w:t>, search results:</w:t>
+      </w:r>
+    </w:p>
+    <w:p>
+      <w:pPr>
+        <w:widowControl w:val="0"/>
+        <w:spacing w:line="360" w:lineRule="auto"/>
+        <w:ind w:left="2610"/>
         <w:rPr>
           <w:rFonts w:ascii="Aptos Narrow" w:hAnsi="Aptos Narrow" w:cstheme="majorBidi"/>
           <w:color w:val="7030A0"/>
           <w:szCs w:val="24"/>
         </w:rPr>
-        <w:t>AssignSkip</w:t>
-      </w:r>
-      <w:proofErr w:type="spellEnd"/>
+      </w:pPr>
       <w:r>
         <w:rPr>
           <w:rFonts w:ascii="Aptos Narrow" w:hAnsi="Aptos Narrow" w:cstheme="majorBidi"/>
           <w:color w:val="7030A0"/>
           <w:szCs w:val="24"/>
         </w:rPr>
-        <w:t xml:space="preserve"> = Image source is no longer processed</w:t>
-      </w:r>
-    </w:p>
-    <w:p>
-      <w:pPr>
-        <w:pStyle w:val="ListParagraph"/>
-        <w:spacing w:before="720"/>
-        <w:ind w:left="2610"/>
-        <w:rPr>
-          <w:rFonts w:ascii="Aptos Narrow" w:hAnsi="Aptos Narrow"/>
-        </w:rPr>
-      </w:pPr>
-      <w:r>
-        <w:rPr>
-          <w:rFonts w:ascii="Aptos Narrow" w:hAnsi="Aptos Narrow"/>
-        </w:rPr>
-        <w:lastRenderedPageBreak/>
-        <w:t xml:space="preserve">After copying and naming, search again: </w:t>
-      </w:r>
-      <w:r>
-        <w:rPr>
-          <w:rFonts w:ascii="Aptos Narrow" w:hAnsi="Aptos Narrow"/>
-          <w:color w:val="7030A0"/>
-        </w:rPr>
-        <w:t>$</w:t>
-      </w:r>
-      <w:proofErr w:type="spellStart"/>
-      <w:proofErr w:type="gramStart"/>
-      <w:r>
-        <w:rPr>
-          <w:rFonts w:ascii="Aptos Narrow" w:hAnsi="Aptos Narrow"/>
-          <w:color w:val="7030A0"/>
-        </w:rPr>
-        <w:t>lang.AssignSkip</w:t>
-      </w:r>
-      <w:proofErr w:type="spellEnd"/>
-      <w:proofErr w:type="gramEnd"/>
-      <w:r>
-        <w:rPr>
-          <w:rFonts w:ascii="Aptos Narrow" w:hAnsi="Aptos Narrow"/>
-          <w:color w:val="7030A0"/>
-        </w:rPr>
-        <w:t xml:space="preserve"> </w:t>
-      </w:r>
-      <w:r>
-        <w:rPr>
-          <w:rFonts w:ascii="Aptos Narrow" w:hAnsi="Aptos Narrow"/>
-        </w:rPr>
-        <w:t>, search results:</w:t>
-      </w:r>
-    </w:p>
-    <w:p>
-      <w:pPr>
-        <w:widowControl w:val="0"/>
-        <w:spacing w:line="360" w:lineRule="auto"/>
-        <w:ind w:left="2610"/>
+        <w:t>D:\</w:t>
+      </w:r>
+      <w:r>
         <w:rPr>
           <w:rFonts w:ascii="Aptos Narrow" w:hAnsi="Aptos Narrow" w:cstheme="majorBidi"/>
           <w:color w:val="7030A0"/>
           <w:szCs w:val="24"/>
         </w:rPr>
-      </w:pPr>
+        <w:t>YiSolutions</w:t>
+      </w:r>
       <w:r>
         <w:rPr>
           <w:rFonts w:ascii="Aptos Narrow" w:hAnsi="Aptos Narrow" w:cstheme="majorBidi"/>
           <w:color w:val="7030A0"/>
           <w:szCs w:val="24"/>
         </w:rPr>
-        <w:t>D:\</w:t>
-      </w:r>
-      <w:r>
+        <w:t>\_Encapsulation\Modules\1.0.0.0\Functions\Events\Assign\Solutions.Image.Assign.psm1</w:t>
+      </w:r>
+    </w:p>
+    <w:p>
+      <w:pPr>
+        <w:widowControl w:val="0"/>
+        <w:spacing w:line="360" w:lineRule="auto"/>
+        <w:ind w:left="2610"/>
         <w:rPr>
           <w:rFonts w:ascii="Aptos Narrow" w:hAnsi="Aptos Narrow" w:cstheme="majorBidi"/>
           <w:color w:val="7030A0"/>
           <w:szCs w:val="24"/>
         </w:rPr>
-        <w:t>YiSolutions</w:t>
-      </w:r>
+      </w:pPr>
       <w:r>
         <w:rPr>
           <w:rFonts w:ascii="Aptos Narrow" w:hAnsi="Aptos Narrow" w:cstheme="majorBidi"/>
           <w:color w:val="7030A0"/>
           <w:szCs w:val="24"/>
         </w:rPr>
-        <w:t>\_Encapsulation\Modules\1.0.0.0\Functions\Events\Assign\Solutions.Image.Assign.psm1</w:t>
-      </w:r>
-    </w:p>
-    <w:p>
-      <w:pPr>
-        <w:widowControl w:val="0"/>
-        <w:spacing w:line="360" w:lineRule="auto"/>
-        <w:ind w:left="2610"/>
+        <w:t xml:space="preserve">1976,20: </w:t>
+      </w:r>
+      <w:r>
         <w:rPr>
           <w:rFonts w:ascii="Aptos Narrow" w:hAnsi="Aptos Narrow" w:cstheme="majorBidi"/>
           <w:color w:val="7030A0"/>
           <w:szCs w:val="24"/>
         </w:rPr>
-      </w:pPr>
-      <w:r>
-        <w:rPr>
-          <w:rFonts w:ascii="Aptos Narrow" w:hAnsi="Aptos Narrow" w:cstheme="majorBidi"/>
-          <w:color w:val="7030A0"/>
-          <w:szCs w:val="24"/>
-        </w:rPr>
-        <w:t xml:space="preserve">1976,20: </w:t>
-      </w:r>
-      <w:r>
-        <w:rPr>
-          <w:rFonts w:ascii="Aptos Narrow" w:hAnsi="Aptos Narrow" w:cstheme="majorBidi"/>
-          <w:color w:val="7030A0"/>
-          <w:szCs w:val="24"/>
-        </w:rPr>
         <w:tab/>
-        <w:t xml:space="preserve">Text = $ </w:t>
-      </w:r>
-      <w:proofErr w:type="spellStart"/>
-      <w:proofErr w:type="gramStart"/>
-      <w:r>
-        <w:rPr>
-          <w:rFonts w:ascii="Aptos Narrow" w:hAnsi="Aptos Narrow" w:cstheme="majorBidi"/>
-          <w:color w:val="7030A0"/>
-          <w:szCs w:val="24"/>
-        </w:rPr>
-        <w:t>lang.AssignSkip</w:t>
-      </w:r>
-      <w:proofErr w:type="spellEnd"/>
-      <w:proofErr w:type="gramEnd"/>
+        <w:t>Text = $ lang.AssignSkip</w:t>
+      </w:r>
     </w:p>
     <w:p>
       <w:pPr>
@@ -18526,7 +16554,6 @@
         </w:rPr>
         <w:t xml:space="preserve">WeChat: </w:t>
       </w:r>
-      <w:proofErr w:type="spellStart"/>
       <w:r>
         <w:rPr>
           <w:rFonts w:ascii="Aptos Narrow" w:hAnsi="Aptos Narrow"/>
@@ -18534,7 +16561,6 @@
         </w:rPr>
         <w:t>FengYi</w:t>
       </w:r>
-      <w:proofErr w:type="spellEnd"/>
     </w:p>
     <w:sectPr>
       <w:footerReference w:type="default" r:id="rId53"/>

--- a/_Learn/Readme/Readme.Detailed.docx
+++ b/_Learn/Readme/Readme.Detailed.docx
@@ -34,7 +34,7 @@
           <w:szCs w:val="24"/>
         </w:rPr>
         <w:drawing>
-          <wp:anchor distT="0" distB="0" distL="114300" distR="114300" simplePos="0" relativeHeight="251659264" behindDoc="1" locked="0" layoutInCell="1" allowOverlap="1" wp14:anchorId="3717FBFE" wp14:editId="0F86B693">
+          <wp:anchor distT="0" distB="0" distL="114300" distR="114300" simplePos="0" relativeHeight="251659264" behindDoc="1" locked="0" layoutInCell="1" allowOverlap="1" wp14:anchorId="3717FBFE" wp14:editId="660355AF">
             <wp:simplePos x="0" y="0"/>
             <wp:positionH relativeFrom="column">
               <wp:posOffset>0</wp:posOffset>
@@ -503,7 +503,21 @@
         <w:rPr>
           <w:rFonts w:ascii="Aptos Narrow" w:hAnsi="Aptos Narrow"/>
         </w:rPr>
-        <w:t>Developed using the PowerShell language, it follows an open source license and can be distributed arbitrarily without copyright restrictions.</w:t>
+        <w:t xml:space="preserve">Developed using the PowerShell language, it follows an </w:t>
+      </w:r>
+      <w:proofErr w:type="gramStart"/>
+      <w:r>
+        <w:rPr>
+          <w:rFonts w:ascii="Aptos Narrow" w:hAnsi="Aptos Narrow"/>
+        </w:rPr>
+        <w:t>open source</w:t>
+      </w:r>
+      <w:proofErr w:type="gramEnd"/>
+      <w:r>
+        <w:rPr>
+          <w:rFonts w:ascii="Aptos Narrow" w:hAnsi="Aptos Narrow"/>
+        </w:rPr>
+        <w:t xml:space="preserve"> license and can be distributed arbitrarily without copyright restrictions.</w:t>
       </w:r>
       <w:r>
         <w:rPr>
@@ -846,15 +860,24 @@
           <w:rFonts w:ascii="Aptos Narrow" w:hAnsi="Aptos Narrow"/>
           <w:color w:val="7030A0"/>
         </w:rPr>
-        <w:t>\_Encapsulation\_Custom\Engine\Yi.</w:t>
-      </w:r>
+        <w:t>\_Encapsulation\_Custom\Engine\</w:t>
+      </w:r>
+      <w:proofErr w:type="spellStart"/>
       <w:r>
         <w:rPr>
           <w:rFonts w:ascii="Aptos Narrow" w:hAnsi="Aptos Narrow"/>
           <w:color w:val="7030A0"/>
         </w:rPr>
+        <w:t>Yi.</w:t>
+      </w:r>
+      <w:r>
+        <w:rPr>
+          <w:rFonts w:ascii="Aptos Narrow" w:hAnsi="Aptos Narrow"/>
+          <w:color w:val="7030A0"/>
+        </w:rPr>
         <w:t>Suite</w:t>
       </w:r>
+      <w:proofErr w:type="spellEnd"/>
     </w:p>
     <w:p>
       <w:pPr>
@@ -5623,7 +5646,21 @@
         <w:rPr>
           <w:rFonts w:ascii="Aptos Narrow" w:hAnsi="Aptos Narrow"/>
         </w:rPr>
-        <w:t>Find dependencies from InBox Apps applications</w:t>
+        <w:t xml:space="preserve">Find dependencies from </w:t>
+      </w:r>
+      <w:proofErr w:type="spellStart"/>
+      <w:r>
+        <w:rPr>
+          <w:rFonts w:ascii="Aptos Narrow" w:hAnsi="Aptos Narrow"/>
+        </w:rPr>
+        <w:t>InBox</w:t>
+      </w:r>
+      <w:proofErr w:type="spellEnd"/>
+      <w:r>
+        <w:rPr>
+          <w:rFonts w:ascii="Aptos Narrow" w:hAnsi="Aptos Narrow"/>
+        </w:rPr>
+        <w:t xml:space="preserve"> Apps applications</w:t>
       </w:r>
       <w:r>
         <w:rPr>
@@ -6380,7 +6417,21 @@
         <w:rPr>
           <w:rFonts w:ascii="Aptos Narrow" w:hAnsi="Aptos Narrow"/>
         </w:rPr>
-        <w:t>This method is generally applicable to Windows 11, Windows 10, Windows Server 2022, and Windows Server vNext.</w:t>
+        <w:t xml:space="preserve">This method is generally applicable to Windows 11, Windows 10, Windows Server 2022, and Windows Server </w:t>
+      </w:r>
+      <w:proofErr w:type="spellStart"/>
+      <w:r>
+        <w:rPr>
+          <w:rFonts w:ascii="Aptos Narrow" w:hAnsi="Aptos Narrow"/>
+        </w:rPr>
+        <w:t>vNext</w:t>
+      </w:r>
+      <w:proofErr w:type="spellEnd"/>
+      <w:r>
+        <w:rPr>
+          <w:rFonts w:ascii="Aptos Narrow" w:hAnsi="Aptos Narrow"/>
+        </w:rPr>
+        <w:t>.</w:t>
       </w:r>
     </w:p>
     <w:p>
@@ -6512,7 +6563,21 @@
         <w:rPr>
           <w:rFonts w:ascii="Aptos Narrow" w:hAnsi="Aptos Narrow"/>
         </w:rPr>
-        <w:t>50 graphical interfaces . The most difficult ones to develop are:</w:t>
+        <w:t xml:space="preserve">50 graphical </w:t>
+      </w:r>
+      <w:proofErr w:type="gramStart"/>
+      <w:r>
+        <w:rPr>
+          <w:rFonts w:ascii="Aptos Narrow" w:hAnsi="Aptos Narrow"/>
+        </w:rPr>
+        <w:t>interfaces .</w:t>
+      </w:r>
+      <w:proofErr w:type="gramEnd"/>
+      <w:r>
+        <w:rPr>
+          <w:rFonts w:ascii="Aptos Narrow" w:hAnsi="Aptos Narrow"/>
+        </w:rPr>
+        <w:t xml:space="preserve"> The most difficult ones to develop are:</w:t>
       </w:r>
     </w:p>
     <w:p>
@@ -6678,7 +6743,21 @@
         <w:rPr>
           <w:rFonts w:ascii="Aptos Narrow" w:hAnsi="Aptos Narrow"/>
         </w:rPr>
-        <w:t>adding the InBox Apps application, you need to test whether all reinstalled applications can run normally while disconnecting from the Internet;</w:t>
+        <w:t xml:space="preserve">adding the </w:t>
+      </w:r>
+      <w:proofErr w:type="spellStart"/>
+      <w:r>
+        <w:rPr>
+          <w:rFonts w:ascii="Aptos Narrow" w:hAnsi="Aptos Narrow"/>
+        </w:rPr>
+        <w:t>InBox</w:t>
+      </w:r>
+      <w:proofErr w:type="spellEnd"/>
+      <w:r>
+        <w:rPr>
+          <w:rFonts w:ascii="Aptos Narrow" w:hAnsi="Aptos Narrow"/>
+        </w:rPr>
+        <w:t xml:space="preserve"> Apps application, you need to test whether all reinstalled applications can run normally while disconnecting from the Internet;</w:t>
       </w:r>
     </w:p>
     <w:p>
@@ -6700,7 +6779,21 @@
         <w:rPr>
           <w:rFonts w:ascii="Aptos Narrow" w:hAnsi="Aptos Narrow"/>
         </w:rPr>
-        <w:t>Understand InBox Apps application dependencies, create wrapper script rules, and more.</w:t>
+        <w:t xml:space="preserve">Understand </w:t>
+      </w:r>
+      <w:proofErr w:type="spellStart"/>
+      <w:r>
+        <w:rPr>
+          <w:rFonts w:ascii="Aptos Narrow" w:hAnsi="Aptos Narrow"/>
+        </w:rPr>
+        <w:t>InBox</w:t>
+      </w:r>
+      <w:proofErr w:type="spellEnd"/>
+      <w:r>
+        <w:rPr>
+          <w:rFonts w:ascii="Aptos Narrow" w:hAnsi="Aptos Narrow"/>
+        </w:rPr>
+        <w:t xml:space="preserve"> Apps application dependencies, create wrapper script rules, and more.</w:t>
       </w:r>
     </w:p>
     <w:p>
@@ -6973,8 +7066,17 @@
           <w:rFonts w:ascii="Aptos Narrow" w:hAnsi="Aptos Narrow"/>
           <w:color w:val="7030A0"/>
         </w:rPr>
-        <w:t>Learn\Packaging.tutorial</w:t>
-      </w:r>
+        <w:t>Learn\</w:t>
+      </w:r>
+      <w:proofErr w:type="spellStart"/>
+      <w:r>
+        <w:rPr>
+          <w:rFonts w:ascii="Aptos Narrow" w:hAnsi="Aptos Narrow"/>
+          <w:color w:val="7030A0"/>
+        </w:rPr>
+        <w:t>Packaging.tutorial</w:t>
+      </w:r>
+      <w:proofErr w:type="spellEnd"/>
       <w:r>
         <w:rPr>
           <w:rFonts w:ascii="Aptos Narrow" w:hAnsi="Aptos Narrow"/>
@@ -7032,7 +7134,21 @@
         <w:rPr>
           <w:rFonts w:ascii="Aptos Narrow" w:hAnsi="Aptos Narrow"/>
         </w:rPr>
-        <w:t>Explain the process of encapsulating multi-language in the offline state. Task objectives: extract language packs, install language packs, install InBox Apps applications, add cumulative updates, generate solutions, etc., and easily achieve all predetermined goals through learning.</w:t>
+        <w:t xml:space="preserve">Explain the process of encapsulating multi-language in the offline state. Task objectives: extract language packs, install language packs, install </w:t>
+      </w:r>
+      <w:proofErr w:type="spellStart"/>
+      <w:r>
+        <w:rPr>
+          <w:rFonts w:ascii="Aptos Narrow" w:hAnsi="Aptos Narrow"/>
+        </w:rPr>
+        <w:t>InBox</w:t>
+      </w:r>
+      <w:proofErr w:type="spellEnd"/>
+      <w:r>
+        <w:rPr>
+          <w:rFonts w:ascii="Aptos Narrow" w:hAnsi="Aptos Narrow"/>
+        </w:rPr>
+        <w:t xml:space="preserve"> Apps applications, add cumulative updates, generate solutions, etc., and easily achieve all predetermined goals through learning.</w:t>
       </w:r>
     </w:p>
     <w:p>
@@ -7112,11 +7228,19 @@
           <w:rFonts w:ascii="Aptos Narrow" w:hAnsi="Aptos Narrow"/>
         </w:rPr>
       </w:pPr>
-      <w:r>
-        <w:rPr>
-          <w:rFonts w:ascii="Aptos Narrow" w:hAnsi="Aptos Narrow"/>
-        </w:rPr>
-        <w:t xml:space="preserve">Youtube | </w:t>
+      <w:proofErr w:type="spellStart"/>
+      <w:r>
+        <w:rPr>
+          <w:rFonts w:ascii="Aptos Narrow" w:hAnsi="Aptos Narrow"/>
+        </w:rPr>
+        <w:t>Youtube</w:t>
+      </w:r>
+      <w:proofErr w:type="spellEnd"/>
+      <w:r>
+        <w:rPr>
+          <w:rFonts w:ascii="Aptos Narrow" w:hAnsi="Aptos Narrow"/>
+        </w:rPr>
+        <w:t xml:space="preserve"> | </w:t>
       </w:r>
       <w:hyperlink r:id="rId14" w:history="1">
         <w:r>
@@ -7144,11 +7268,19 @@
           <w:rFonts w:ascii="Aptos Narrow" w:hAnsi="Aptos Narrow"/>
         </w:rPr>
       </w:pPr>
-      <w:r>
-        <w:rPr>
-          <w:rFonts w:ascii="Aptos Narrow" w:hAnsi="Aptos Narrow"/>
-        </w:rPr>
-        <w:t xml:space="preserve">Bilibili | </w:t>
+      <w:proofErr w:type="spellStart"/>
+      <w:r>
+        <w:rPr>
+          <w:rFonts w:ascii="Aptos Narrow" w:hAnsi="Aptos Narrow"/>
+        </w:rPr>
+        <w:t>Bilibili</w:t>
+      </w:r>
+      <w:proofErr w:type="spellEnd"/>
+      <w:r>
+        <w:rPr>
+          <w:rFonts w:ascii="Aptos Narrow" w:hAnsi="Aptos Narrow"/>
+        </w:rPr>
+        <w:t xml:space="preserve"> | </w:t>
       </w:r>
       <w:hyperlink r:id="rId15" w:history="1">
         <w:r>
@@ -7214,6 +7346,7 @@
           <w:u w:val="none"/>
         </w:rPr>
       </w:pPr>
+      <w:proofErr w:type="spellStart"/>
       <w:r>
         <w:rPr>
           <w:rStyle w:val="Hyperlink"/>
@@ -7221,7 +7354,17 @@
           <w:color w:val="auto"/>
           <w:u w:val="none"/>
         </w:rPr>
-        <w:t xml:space="preserve">iQiYi | </w:t>
+        <w:t>iQiYi</w:t>
+      </w:r>
+      <w:proofErr w:type="spellEnd"/>
+      <w:r>
+        <w:rPr>
+          <w:rStyle w:val="Hyperlink"/>
+          <w:rFonts w:ascii="Aptos Narrow" w:hAnsi="Aptos Narrow"/>
+          <w:color w:val="auto"/>
+          <w:u w:val="none"/>
+        </w:rPr>
+        <w:t xml:space="preserve"> | </w:t>
       </w:r>
       <w:hyperlink r:id="rId17" w:history="1">
         <w:r>
@@ -7296,6 +7439,7 @@
           <w:rFonts w:ascii="Aptos Narrow" w:hAnsi="Aptos Narrow"/>
         </w:rPr>
       </w:pPr>
+      <w:proofErr w:type="spellStart"/>
       <w:r>
         <w:rPr>
           <w:rStyle w:val="Hyperlink"/>
@@ -7305,6 +7449,7 @@
         </w:rPr>
         <w:t>YouKu</w:t>
       </w:r>
+      <w:proofErr w:type="spellEnd"/>
       <w:r>
         <w:rPr>
           <w:rFonts w:ascii="Aptos Narrow" w:hAnsi="Aptos Narrow"/>
@@ -7402,11 +7547,19 @@
           <w:rFonts w:ascii="Aptos Narrow" w:hAnsi="Aptos Narrow"/>
         </w:rPr>
       </w:pPr>
-      <w:r>
-        <w:rPr>
-          <w:rFonts w:ascii="Aptos Narrow" w:hAnsi="Aptos Narrow"/>
-        </w:rPr>
-        <w:t xml:space="preserve">Youtube | </w:t>
+      <w:proofErr w:type="spellStart"/>
+      <w:r>
+        <w:rPr>
+          <w:rFonts w:ascii="Aptos Narrow" w:hAnsi="Aptos Narrow"/>
+        </w:rPr>
+        <w:t>Youtube</w:t>
+      </w:r>
+      <w:proofErr w:type="spellEnd"/>
+      <w:r>
+        <w:rPr>
+          <w:rFonts w:ascii="Aptos Narrow" w:hAnsi="Aptos Narrow"/>
+        </w:rPr>
+        <w:t xml:space="preserve"> | </w:t>
       </w:r>
       <w:hyperlink r:id="rId20" w:history="1">
         <w:r>
@@ -7434,11 +7587,19 @@
           <w:rFonts w:ascii="Aptos Narrow" w:hAnsi="Aptos Narrow"/>
         </w:rPr>
       </w:pPr>
-      <w:r>
-        <w:rPr>
-          <w:rFonts w:ascii="Aptos Narrow" w:hAnsi="Aptos Narrow"/>
-        </w:rPr>
-        <w:t xml:space="preserve">Bilibili | </w:t>
+      <w:proofErr w:type="spellStart"/>
+      <w:r>
+        <w:rPr>
+          <w:rFonts w:ascii="Aptos Narrow" w:hAnsi="Aptos Narrow"/>
+        </w:rPr>
+        <w:t>Bilibili</w:t>
+      </w:r>
+      <w:proofErr w:type="spellEnd"/>
+      <w:r>
+        <w:rPr>
+          <w:rFonts w:ascii="Aptos Narrow" w:hAnsi="Aptos Narrow"/>
+        </w:rPr>
+        <w:t xml:space="preserve"> | </w:t>
       </w:r>
       <w:hyperlink r:id="rId21" w:history="1">
         <w:r>
@@ -7504,6 +7665,7 @@
           <w:u w:val="none"/>
         </w:rPr>
       </w:pPr>
+      <w:proofErr w:type="spellStart"/>
       <w:r>
         <w:rPr>
           <w:rStyle w:val="Hyperlink"/>
@@ -7511,7 +7673,17 @@
           <w:color w:val="auto"/>
           <w:u w:val="none"/>
         </w:rPr>
-        <w:t xml:space="preserve">iQiYi | </w:t>
+        <w:t>iQiYi</w:t>
+      </w:r>
+      <w:proofErr w:type="spellEnd"/>
+      <w:r>
+        <w:rPr>
+          <w:rStyle w:val="Hyperlink"/>
+          <w:rFonts w:ascii="Aptos Narrow" w:hAnsi="Aptos Narrow"/>
+          <w:color w:val="auto"/>
+          <w:u w:val="none"/>
+        </w:rPr>
+        <w:t xml:space="preserve"> | </w:t>
       </w:r>
       <w:hyperlink r:id="rId23" w:history="1">
         <w:r>
@@ -7577,6 +7749,7 @@
           <w:rFonts w:ascii="Aptos Narrow" w:hAnsi="Aptos Narrow"/>
         </w:rPr>
       </w:pPr>
+      <w:proofErr w:type="spellStart"/>
       <w:r>
         <w:rPr>
           <w:rStyle w:val="Hyperlink"/>
@@ -7584,7 +7757,17 @@
           <w:color w:val="auto"/>
           <w:u w:val="none"/>
         </w:rPr>
-        <w:t xml:space="preserve">YouKu | </w:t>
+        <w:t>YouKu</w:t>
+      </w:r>
+      <w:proofErr w:type="spellEnd"/>
+      <w:r>
+        <w:rPr>
+          <w:rStyle w:val="Hyperlink"/>
+          <w:rFonts w:ascii="Aptos Narrow" w:hAnsi="Aptos Narrow"/>
+          <w:color w:val="auto"/>
+          <w:u w:val="none"/>
+        </w:rPr>
+        <w:t xml:space="preserve"> | </w:t>
       </w:r>
       <w:hyperlink r:id="rId25" w:history="1">
         <w:r>
@@ -7680,11 +7863,19 @@
           <w:rFonts w:ascii="Aptos Narrow" w:hAnsi="Aptos Narrow"/>
         </w:rPr>
       </w:pPr>
-      <w:r>
-        <w:rPr>
-          <w:rFonts w:ascii="Aptos Narrow" w:hAnsi="Aptos Narrow"/>
-        </w:rPr>
-        <w:t xml:space="preserve">Youtube | </w:t>
+      <w:proofErr w:type="spellStart"/>
+      <w:r>
+        <w:rPr>
+          <w:rFonts w:ascii="Aptos Narrow" w:hAnsi="Aptos Narrow"/>
+        </w:rPr>
+        <w:t>Youtube</w:t>
+      </w:r>
+      <w:proofErr w:type="spellEnd"/>
+      <w:r>
+        <w:rPr>
+          <w:rFonts w:ascii="Aptos Narrow" w:hAnsi="Aptos Narrow"/>
+        </w:rPr>
+        <w:t xml:space="preserve"> | </w:t>
       </w:r>
       <w:hyperlink r:id="rId26" w:history="1">
         <w:r>
@@ -7712,11 +7903,19 @@
           <w:rFonts w:ascii="Aptos Narrow" w:hAnsi="Aptos Narrow"/>
         </w:rPr>
       </w:pPr>
-      <w:r>
-        <w:rPr>
-          <w:rFonts w:ascii="Aptos Narrow" w:hAnsi="Aptos Narrow"/>
-        </w:rPr>
-        <w:t xml:space="preserve">Bilibili | </w:t>
+      <w:proofErr w:type="spellStart"/>
+      <w:r>
+        <w:rPr>
+          <w:rFonts w:ascii="Aptos Narrow" w:hAnsi="Aptos Narrow"/>
+        </w:rPr>
+        <w:t>Bilibili</w:t>
+      </w:r>
+      <w:proofErr w:type="spellEnd"/>
+      <w:r>
+        <w:rPr>
+          <w:rFonts w:ascii="Aptos Narrow" w:hAnsi="Aptos Narrow"/>
+        </w:rPr>
+        <w:t xml:space="preserve"> | </w:t>
       </w:r>
       <w:hyperlink r:id="rId27" w:history="1">
         <w:r>
@@ -7782,6 +7981,7 @@
           <w:u w:val="none"/>
         </w:rPr>
       </w:pPr>
+      <w:proofErr w:type="spellStart"/>
       <w:r>
         <w:rPr>
           <w:rStyle w:val="Hyperlink"/>
@@ -7789,7 +7989,17 @@
           <w:color w:val="auto"/>
           <w:u w:val="none"/>
         </w:rPr>
-        <w:t xml:space="preserve">iQiYi | </w:t>
+        <w:t>iQiYi</w:t>
+      </w:r>
+      <w:proofErr w:type="spellEnd"/>
+      <w:r>
+        <w:rPr>
+          <w:rStyle w:val="Hyperlink"/>
+          <w:rFonts w:ascii="Aptos Narrow" w:hAnsi="Aptos Narrow"/>
+          <w:color w:val="auto"/>
+          <w:u w:val="none"/>
+        </w:rPr>
+        <w:t xml:space="preserve"> | </w:t>
       </w:r>
       <w:hyperlink r:id="rId29" w:history="1">
         <w:r>
@@ -7855,6 +8065,7 @@
           <w:rFonts w:ascii="Aptos Narrow" w:hAnsi="Aptos Narrow"/>
         </w:rPr>
       </w:pPr>
+      <w:proofErr w:type="spellStart"/>
       <w:r>
         <w:rPr>
           <w:rStyle w:val="Hyperlink"/>
@@ -7863,7 +8074,17 @@
           <w:u w:val="none"/>
         </w:rPr>
         <w:lastRenderedPageBreak/>
-        <w:t xml:space="preserve">YouKu | </w:t>
+        <w:t>YouKu</w:t>
+      </w:r>
+      <w:proofErr w:type="spellEnd"/>
+      <w:r>
+        <w:rPr>
+          <w:rStyle w:val="Hyperlink"/>
+          <w:rFonts w:ascii="Aptos Narrow" w:hAnsi="Aptos Narrow"/>
+          <w:color w:val="auto"/>
+          <w:u w:val="none"/>
+        </w:rPr>
+        <w:t xml:space="preserve"> | </w:t>
       </w:r>
       <w:hyperlink r:id="rId31" w:history="1">
         <w:r>
@@ -7973,21 +8194,47 @@
         <w:rPr>
           <w:rFonts w:ascii="Aptos Narrow" w:hAnsi="Aptos Narrow"/>
         </w:rPr>
-        <w:t xml:space="preserve">Hot refresh: </w:t>
+        <w:t xml:space="preserve">Hot refresh all modules: In the main interface, you can enter: </w:t>
       </w:r>
       <w:r>
         <w:rPr>
           <w:rFonts w:ascii="Aptos Narrow" w:hAnsi="Aptos Narrow"/>
           <w:color w:val="7030A0"/>
         </w:rPr>
-        <w:t>A</w:t>
+        <w:t>R</w:t>
+      </w:r>
+      <w:r>
+        <w:rPr>
+          <w:rFonts w:ascii="Aptos Narrow" w:hAnsi="Aptos Narrow"/>
+        </w:rPr>
+        <w:t xml:space="preserve"> = fast hot refresh, </w:t>
       </w:r>
       <w:r>
         <w:rPr>
           <w:rFonts w:ascii="Aptos Narrow" w:hAnsi="Aptos Narrow"/>
           <w:color w:val="7030A0"/>
         </w:rPr>
-        <w:t>fter changing the script, enter R in the main interface to complete the hot refresh of all modules.</w:t>
+        <w:t>R</w:t>
+      </w:r>
+      <w:r>
+        <w:rPr>
+          <w:rFonts w:ascii="Aptos Narrow" w:hAnsi="Aptos Narrow"/>
+          <w:color w:val="7030A0"/>
+        </w:rPr>
+        <w:t>'</w:t>
+      </w:r>
+      <w:r>
+        <w:rPr>
+          <w:rFonts w:ascii="Aptos Narrow" w:hAnsi="Aptos Narrow"/>
+          <w:color w:val="7030A0"/>
+        </w:rPr>
+        <w:t>R</w:t>
+      </w:r>
+      <w:r>
+        <w:rPr>
+          <w:rFonts w:ascii="Aptos Narrow" w:hAnsi="Aptos Narrow"/>
+        </w:rPr>
+        <w:t xml:space="preserve"> = include other when hot refresh</w:t>
       </w:r>
     </w:p>
     <w:p>
@@ -8240,7 +8487,25 @@
             <w:rFonts w:ascii="Aptos Narrow" w:hAnsi="Aptos Narrow"/>
             <w:u w:val="none"/>
           </w:rPr>
-          <w:t>\_Learn\Autopilot.profile\Autopilot.profile.pdf</w:t>
+          <w:t>\_Learn\</w:t>
+        </w:r>
+        <w:proofErr w:type="spellStart"/>
+        <w:r>
+          <w:rPr>
+            <w:rStyle w:val="Hyperlink"/>
+            <w:rFonts w:ascii="Aptos Narrow" w:hAnsi="Aptos Narrow"/>
+            <w:u w:val="none"/>
+          </w:rPr>
+          <w:t>Autopilot.profile</w:t>
+        </w:r>
+        <w:proofErr w:type="spellEnd"/>
+        <w:r>
+          <w:rPr>
+            <w:rStyle w:val="Hyperlink"/>
+            <w:rFonts w:ascii="Aptos Narrow" w:hAnsi="Aptos Narrow"/>
+            <w:u w:val="none"/>
+          </w:rPr>
+          <w:t>\Autopilot.profile.pdf</w:t>
         </w:r>
       </w:hyperlink>
     </w:p>
@@ -8430,7 +8695,39 @@
           <w:rFonts w:ascii="Aptos Narrow" w:hAnsi="Aptos Narrow"/>
           <w:color w:val="7030A0"/>
         </w:rPr>
-        <w:t>Automatically identify ISO tag names and initialize rules (supports inclusion class matching), decompress, mount, pop up, verify hash, display corresponding ISO files according to rules, search, automatically classify: files, language packages, function packages , InBox Apps</w:t>
+        <w:t xml:space="preserve">Automatically identify ISO tag names and initialize rules (supports inclusion class matching), decompress, mount, pop up, verify hash, display corresponding ISO files according to rules, search, automatically classify: files, language packages, function </w:t>
+      </w:r>
+      <w:proofErr w:type="gramStart"/>
+      <w:r>
+        <w:rPr>
+          <w:rFonts w:ascii="Aptos Narrow" w:hAnsi="Aptos Narrow"/>
+          <w:color w:val="7030A0"/>
+        </w:rPr>
+        <w:t>packages ,</w:t>
+      </w:r>
+      <w:proofErr w:type="gramEnd"/>
+      <w:r>
+        <w:rPr>
+          <w:rFonts w:ascii="Aptos Narrow" w:hAnsi="Aptos Narrow"/>
+          <w:color w:val="7030A0"/>
+        </w:rPr>
+        <w:t xml:space="preserve"> </w:t>
+      </w:r>
+      <w:proofErr w:type="spellStart"/>
+      <w:r>
+        <w:rPr>
+          <w:rFonts w:ascii="Aptos Narrow" w:hAnsi="Aptos Narrow"/>
+          <w:color w:val="7030A0"/>
+        </w:rPr>
+        <w:t>InBox</w:t>
+      </w:r>
+      <w:proofErr w:type="spellEnd"/>
+      <w:r>
+        <w:rPr>
+          <w:rFonts w:ascii="Aptos Narrow" w:hAnsi="Aptos Narrow"/>
+          <w:color w:val="7030A0"/>
+        </w:rPr>
+        <w:t xml:space="preserve"> Apps</w:t>
       </w:r>
     </w:p>
     <w:p>
@@ -8770,7 +9067,57 @@
         <w:rPr>
           <w:rFonts w:ascii="Aptos Narrow" w:hAnsi="Aptos Narrow"/>
         </w:rPr>
-        <w:t>For example, when operating WinRE.wim , you need to mount Install.wim before mounting WinRe.wim so that you can perform the corresponding tasks for WinRE.</w:t>
+        <w:t xml:space="preserve">For example, when operating </w:t>
+      </w:r>
+      <w:proofErr w:type="spellStart"/>
+      <w:proofErr w:type="gramStart"/>
+      <w:r>
+        <w:rPr>
+          <w:rFonts w:ascii="Aptos Narrow" w:hAnsi="Aptos Narrow"/>
+        </w:rPr>
+        <w:t>WinRE.wim</w:t>
+      </w:r>
+      <w:proofErr w:type="spellEnd"/>
+      <w:r>
+        <w:rPr>
+          <w:rFonts w:ascii="Aptos Narrow" w:hAnsi="Aptos Narrow"/>
+        </w:rPr>
+        <w:t xml:space="preserve"> ,</w:t>
+      </w:r>
+      <w:proofErr w:type="gramEnd"/>
+      <w:r>
+        <w:rPr>
+          <w:rFonts w:ascii="Aptos Narrow" w:hAnsi="Aptos Narrow"/>
+        </w:rPr>
+        <w:t xml:space="preserve"> you need to mount </w:t>
+      </w:r>
+      <w:proofErr w:type="spellStart"/>
+      <w:r>
+        <w:rPr>
+          <w:rFonts w:ascii="Aptos Narrow" w:hAnsi="Aptos Narrow"/>
+        </w:rPr>
+        <w:t>Install.wim</w:t>
+      </w:r>
+      <w:proofErr w:type="spellEnd"/>
+      <w:r>
+        <w:rPr>
+          <w:rFonts w:ascii="Aptos Narrow" w:hAnsi="Aptos Narrow"/>
+        </w:rPr>
+        <w:t xml:space="preserve"> before mounting </w:t>
+      </w:r>
+      <w:proofErr w:type="spellStart"/>
+      <w:r>
+        <w:rPr>
+          <w:rFonts w:ascii="Aptos Narrow" w:hAnsi="Aptos Narrow"/>
+        </w:rPr>
+        <w:t>WinRe.wim</w:t>
+      </w:r>
+      <w:proofErr w:type="spellEnd"/>
+      <w:r>
+        <w:rPr>
+          <w:rFonts w:ascii="Aptos Narrow" w:hAnsi="Aptos Narrow"/>
+        </w:rPr>
+        <w:t xml:space="preserve"> so that you can perform the corresponding tasks for WinRE.</w:t>
       </w:r>
     </w:p>
     <w:p>
@@ -8786,7 +9133,71 @@
         <w:rPr>
           <w:rFonts w:ascii="Aptos Narrow" w:hAnsi="Aptos Narrow"/>
         </w:rPr>
-        <w:t>What are the files within the image? For example, Install.wim contains the WinRE.wim file. After mounting install.wim , events can be assigned to process WinRe.wim .</w:t>
+        <w:t xml:space="preserve">What are the files within the image? For example, </w:t>
+      </w:r>
+      <w:proofErr w:type="spellStart"/>
+      <w:r>
+        <w:rPr>
+          <w:rFonts w:ascii="Aptos Narrow" w:hAnsi="Aptos Narrow"/>
+        </w:rPr>
+        <w:t>Install.wim</w:t>
+      </w:r>
+      <w:proofErr w:type="spellEnd"/>
+      <w:r>
+        <w:rPr>
+          <w:rFonts w:ascii="Aptos Narrow" w:hAnsi="Aptos Narrow"/>
+        </w:rPr>
+        <w:t xml:space="preserve"> contains the </w:t>
+      </w:r>
+      <w:proofErr w:type="spellStart"/>
+      <w:r>
+        <w:rPr>
+          <w:rFonts w:ascii="Aptos Narrow" w:hAnsi="Aptos Narrow"/>
+        </w:rPr>
+        <w:t>WinRE.wim</w:t>
+      </w:r>
+      <w:proofErr w:type="spellEnd"/>
+      <w:r>
+        <w:rPr>
+          <w:rFonts w:ascii="Aptos Narrow" w:hAnsi="Aptos Narrow"/>
+        </w:rPr>
+        <w:t xml:space="preserve"> file. After mounting </w:t>
+      </w:r>
+      <w:proofErr w:type="spellStart"/>
+      <w:proofErr w:type="gramStart"/>
+      <w:r>
+        <w:rPr>
+          <w:rFonts w:ascii="Aptos Narrow" w:hAnsi="Aptos Narrow"/>
+        </w:rPr>
+        <w:t>install.wim</w:t>
+      </w:r>
+      <w:proofErr w:type="spellEnd"/>
+      <w:r>
+        <w:rPr>
+          <w:rFonts w:ascii="Aptos Narrow" w:hAnsi="Aptos Narrow"/>
+        </w:rPr>
+        <w:t xml:space="preserve"> ,</w:t>
+      </w:r>
+      <w:proofErr w:type="gramEnd"/>
+      <w:r>
+        <w:rPr>
+          <w:rFonts w:ascii="Aptos Narrow" w:hAnsi="Aptos Narrow"/>
+        </w:rPr>
+        <w:t xml:space="preserve"> events can be assigned to process </w:t>
+      </w:r>
+      <w:proofErr w:type="spellStart"/>
+      <w:r>
+        <w:rPr>
+          <w:rFonts w:ascii="Aptos Narrow" w:hAnsi="Aptos Narrow"/>
+        </w:rPr>
+        <w:t>WinRe.wim</w:t>
+      </w:r>
+      <w:proofErr w:type="spellEnd"/>
+      <w:r>
+        <w:rPr>
+          <w:rFonts w:ascii="Aptos Narrow" w:hAnsi="Aptos Narrow"/>
+        </w:rPr>
+        <w:t xml:space="preserve"> .</w:t>
       </w:r>
     </w:p>
     <w:p>
@@ -8827,6 +9238,7 @@
         </w:rPr>
         <w:t xml:space="preserve">Main item: </w:t>
       </w:r>
+      <w:proofErr w:type="spellStart"/>
       <w:r>
         <w:rPr>
           <w:rFonts w:ascii="Aptos Narrow" w:hAnsi="Aptos Narrow"/>
@@ -8834,6 +9246,7 @@
         </w:rPr>
         <w:t>Boot.wim</w:t>
       </w:r>
+      <w:proofErr w:type="spellEnd"/>
     </w:p>
     <w:p>
       <w:pPr>
@@ -8856,26 +9269,45 @@
         </w:rPr>
         <w:t xml:space="preserve">Main item: </w:t>
       </w:r>
+      <w:proofErr w:type="spellStart"/>
+      <w:proofErr w:type="gramStart"/>
       <w:r>
         <w:rPr>
           <w:rFonts w:ascii="Aptos Narrow" w:hAnsi="Aptos Narrow"/>
           <w:color w:val="7030A0"/>
         </w:rPr>
-        <w:t xml:space="preserve">Install.wim </w:t>
-      </w:r>
-      <w:r>
-        <w:rPr>
-          <w:rFonts w:ascii="Aptos Narrow" w:hAnsi="Aptos Narrow"/>
-        </w:rPr>
-        <w:t xml:space="preserve">, files within the image (extension items): </w:t>
-      </w:r>
+        <w:t>Install.wim</w:t>
+      </w:r>
+      <w:proofErr w:type="spellEnd"/>
       <w:r>
         <w:rPr>
           <w:rFonts w:ascii="Aptos Narrow" w:hAnsi="Aptos Narrow"/>
           <w:color w:val="7030A0"/>
         </w:rPr>
+        <w:t xml:space="preserve"> </w:t>
+      </w:r>
+      <w:r>
+        <w:rPr>
+          <w:rFonts w:ascii="Aptos Narrow" w:hAnsi="Aptos Narrow"/>
+        </w:rPr>
+        <w:t>,</w:t>
+      </w:r>
+      <w:proofErr w:type="gramEnd"/>
+      <w:r>
+        <w:rPr>
+          <w:rFonts w:ascii="Aptos Narrow" w:hAnsi="Aptos Narrow"/>
+        </w:rPr>
+        <w:t xml:space="preserve"> files within the image (extension items): </w:t>
+      </w:r>
+      <w:proofErr w:type="spellStart"/>
+      <w:r>
+        <w:rPr>
+          <w:rFonts w:ascii="Aptos Narrow" w:hAnsi="Aptos Narrow"/>
+          <w:color w:val="7030A0"/>
+        </w:rPr>
         <w:t>WinRE.wim</w:t>
       </w:r>
+      <w:proofErr w:type="spellEnd"/>
     </w:p>
     <w:p>
       <w:pPr>
@@ -9006,7 +9438,21 @@
         <w:rPr>
           <w:rFonts w:ascii="Aptos Narrow" w:hAnsi="Aptos Narrow"/>
         </w:rPr>
-        <w:t>Convert Esd and Wim to each other</w:t>
+        <w:t xml:space="preserve">Convert </w:t>
+      </w:r>
+      <w:proofErr w:type="spellStart"/>
+      <w:r>
+        <w:rPr>
+          <w:rFonts w:ascii="Aptos Narrow" w:hAnsi="Aptos Narrow"/>
+        </w:rPr>
+        <w:t>Esd</w:t>
+      </w:r>
+      <w:proofErr w:type="spellEnd"/>
+      <w:r>
+        <w:rPr>
+          <w:rFonts w:ascii="Aptos Narrow" w:hAnsi="Aptos Narrow"/>
+        </w:rPr>
+        <w:t xml:space="preserve"> and Wim to each other</w:t>
       </w:r>
     </w:p>
     <w:p>
@@ -9028,8 +9474,30 @@
         <w:rPr>
           <w:rFonts w:ascii="Aptos Narrow" w:hAnsi="Aptos Narrow"/>
         </w:rPr>
-        <w:t>Split Install.wim into Install.swm</w:t>
-      </w:r>
+        <w:t xml:space="preserve">Split </w:t>
+      </w:r>
+      <w:proofErr w:type="spellStart"/>
+      <w:r>
+        <w:rPr>
+          <w:rFonts w:ascii="Aptos Narrow" w:hAnsi="Aptos Narrow"/>
+        </w:rPr>
+        <w:t>Install.wim</w:t>
+      </w:r>
+      <w:proofErr w:type="spellEnd"/>
+      <w:r>
+        <w:rPr>
+          <w:rFonts w:ascii="Aptos Narrow" w:hAnsi="Aptos Narrow"/>
+        </w:rPr>
+        <w:t xml:space="preserve"> into </w:t>
+      </w:r>
+      <w:proofErr w:type="spellStart"/>
+      <w:r>
+        <w:rPr>
+          <w:rFonts w:ascii="Aptos Narrow" w:hAnsi="Aptos Narrow"/>
+        </w:rPr>
+        <w:t>Install.swm</w:t>
+      </w:r>
+      <w:proofErr w:type="spellEnd"/>
     </w:p>
     <w:p>
       <w:pPr>
@@ -9050,8 +9518,30 @@
         <w:rPr>
           <w:rFonts w:ascii="Aptos Narrow" w:hAnsi="Aptos Narrow"/>
         </w:rPr>
-        <w:t>Merge install.swm to install.wim</w:t>
-      </w:r>
+        <w:t xml:space="preserve">Merge </w:t>
+      </w:r>
+      <w:proofErr w:type="spellStart"/>
+      <w:r>
+        <w:rPr>
+          <w:rFonts w:ascii="Aptos Narrow" w:hAnsi="Aptos Narrow"/>
+        </w:rPr>
+        <w:t>install.swm</w:t>
+      </w:r>
+      <w:proofErr w:type="spellEnd"/>
+      <w:r>
+        <w:rPr>
+          <w:rFonts w:ascii="Aptos Narrow" w:hAnsi="Aptos Narrow"/>
+        </w:rPr>
+        <w:t xml:space="preserve"> to </w:t>
+      </w:r>
+      <w:proofErr w:type="spellStart"/>
+      <w:r>
+        <w:rPr>
+          <w:rFonts w:ascii="Aptos Narrow" w:hAnsi="Aptos Narrow"/>
+        </w:rPr>
+        <w:t>install.wim</w:t>
+      </w:r>
+      <w:proofErr w:type="spellEnd"/>
     </w:p>
     <w:p>
       <w:pPr>
@@ -9371,11 +9861,19 @@
           <w:rFonts w:ascii="Aptos Narrow" w:hAnsi="Aptos Narrow"/>
         </w:rPr>
       </w:pPr>
-      <w:r>
-        <w:rPr>
-          <w:rFonts w:ascii="Aptos Narrow" w:hAnsi="Aptos Narrow"/>
-        </w:rPr>
-        <w:t>InBox Apps</w:t>
+      <w:proofErr w:type="spellStart"/>
+      <w:r>
+        <w:rPr>
+          <w:rFonts w:ascii="Aptos Narrow" w:hAnsi="Aptos Narrow"/>
+        </w:rPr>
+        <w:t>InBox</w:t>
+      </w:r>
+      <w:proofErr w:type="spellEnd"/>
+      <w:r>
+        <w:rPr>
+          <w:rFonts w:ascii="Aptos Narrow" w:hAnsi="Aptos Narrow"/>
+        </w:rPr>
+        <w:t xml:space="preserve"> Apps</w:t>
       </w:r>
     </w:p>
     <w:p>
@@ -9433,11 +9931,19 @@
           <w:rFonts w:ascii="Aptos Narrow" w:hAnsi="Aptos Narrow"/>
         </w:rPr>
       </w:pPr>
-      <w:r>
-        <w:rPr>
-          <w:rFonts w:ascii="Aptos Narrow" w:hAnsi="Aptos Narrow"/>
-        </w:rPr>
-        <w:t>InBox Apps applications, there are two methods: one is to add language packages; the other is to add local language experience packages (LXPs) for marking.</w:t>
+      <w:proofErr w:type="spellStart"/>
+      <w:r>
+        <w:rPr>
+          <w:rFonts w:ascii="Aptos Narrow" w:hAnsi="Aptos Narrow"/>
+        </w:rPr>
+        <w:t>InBox</w:t>
+      </w:r>
+      <w:proofErr w:type="spellEnd"/>
+      <w:r>
+        <w:rPr>
+          <w:rFonts w:ascii="Aptos Narrow" w:hAnsi="Aptos Narrow"/>
+        </w:rPr>
+        <w:t xml:space="preserve"> Apps applications, there are two methods: one is to add language packages; the other is to add local language experience packages (LXPs) for marking.</w:t>
       </w:r>
     </w:p>
     <w:p>
@@ -9459,7 +9965,21 @@
         <w:rPr>
           <w:rFonts w:ascii="Aptos Narrow" w:hAnsi="Aptos Narrow"/>
         </w:rPr>
-        <w:t>After the two methods are added, the offline image language will be added, and the added InBox Apps application will be matched according to the installed language of the offline image; this is the so-called region tagging function.</w:t>
+        <w:t xml:space="preserve">After the two methods are added, the offline image language will be added, and the added </w:t>
+      </w:r>
+      <w:proofErr w:type="spellStart"/>
+      <w:r>
+        <w:rPr>
+          <w:rFonts w:ascii="Aptos Narrow" w:hAnsi="Aptos Narrow"/>
+        </w:rPr>
+        <w:t>InBox</w:t>
+      </w:r>
+      <w:proofErr w:type="spellEnd"/>
+      <w:r>
+        <w:rPr>
+          <w:rFonts w:ascii="Aptos Narrow" w:hAnsi="Aptos Narrow"/>
+        </w:rPr>
+        <w:t xml:space="preserve"> Apps application will be matched according to the installed language of the offline image; this is the so-called region tagging function.</w:t>
       </w:r>
     </w:p>
     <w:p>
@@ -9481,7 +10001,21 @@
         <w:rPr>
           <w:rFonts w:ascii="Aptos Narrow" w:hAnsi="Aptos Narrow"/>
         </w:rPr>
-        <w:t>Step 2: Customize the InBox Apps application and check the dependencies before adding it</w:t>
+        <w:t xml:space="preserve">Step 2: Customize the </w:t>
+      </w:r>
+      <w:proofErr w:type="spellStart"/>
+      <w:r>
+        <w:rPr>
+          <w:rFonts w:ascii="Aptos Narrow" w:hAnsi="Aptos Narrow"/>
+        </w:rPr>
+        <w:t>InBox</w:t>
+      </w:r>
+      <w:proofErr w:type="spellEnd"/>
+      <w:r>
+        <w:rPr>
+          <w:rFonts w:ascii="Aptos Narrow" w:hAnsi="Aptos Narrow"/>
+        </w:rPr>
+        <w:t xml:space="preserve"> Apps application and check the dependencies before adding it</w:t>
       </w:r>
     </w:p>
     <w:p>
@@ -9588,7 +10122,21 @@
         <w:rPr>
           <w:rFonts w:ascii="Aptos Narrow" w:hAnsi="Aptos Narrow"/>
         </w:rPr>
-        <w:t>Language packs, Local Language Experience Packs (LXPs), InBox Apps, and cumulative updates are combos and combination punches.</w:t>
+        <w:t xml:space="preserve">Language packs, Local Language Experience Packs (LXPs), </w:t>
+      </w:r>
+      <w:proofErr w:type="spellStart"/>
+      <w:r>
+        <w:rPr>
+          <w:rFonts w:ascii="Aptos Narrow" w:hAnsi="Aptos Narrow"/>
+        </w:rPr>
+        <w:t>InBox</w:t>
+      </w:r>
+      <w:proofErr w:type="spellEnd"/>
+      <w:r>
+        <w:rPr>
+          <w:rFonts w:ascii="Aptos Narrow" w:hAnsi="Aptos Narrow"/>
+        </w:rPr>
+        <w:t xml:space="preserve"> Apps, and cumulative updates are combos and combination punches.</w:t>
       </w:r>
     </w:p>
     <w:p>
@@ -10161,7 +10709,21 @@
         <w:rPr>
           <w:rFonts w:ascii="Aptos Narrow" w:hAnsi="Aptos Narrow"/>
         </w:rPr>
-        <w:t>Restore Powershell execution policy: restricted</w:t>
+        <w:t xml:space="preserve">Restore </w:t>
+      </w:r>
+      <w:proofErr w:type="spellStart"/>
+      <w:r>
+        <w:rPr>
+          <w:rFonts w:ascii="Aptos Narrow" w:hAnsi="Aptos Narrow"/>
+        </w:rPr>
+        <w:t>Powershell</w:t>
+      </w:r>
+      <w:proofErr w:type="spellEnd"/>
+      <w:r>
+        <w:rPr>
+          <w:rFonts w:ascii="Aptos Narrow" w:hAnsi="Aptos Narrow"/>
+        </w:rPr>
+        <w:t xml:space="preserve"> execution policy: restricted</w:t>
       </w:r>
     </w:p>
     <w:p>
@@ -10383,11 +10945,19 @@
           <w:rFonts w:ascii="Aptos Narrow" w:hAnsi="Aptos Narrow"/>
         </w:rPr>
       </w:pPr>
-      <w:r>
-        <w:rPr>
-          <w:rFonts w:ascii="Aptos Narrow" w:hAnsi="Aptos Narrow"/>
-        </w:rPr>
-        <w:t>Egacy automatic installation</w:t>
+      <w:proofErr w:type="spellStart"/>
+      <w:r>
+        <w:rPr>
+          <w:rFonts w:ascii="Aptos Narrow" w:hAnsi="Aptos Narrow"/>
+        </w:rPr>
+        <w:t>Egacy</w:t>
+      </w:r>
+      <w:proofErr w:type="spellEnd"/>
+      <w:r>
+        <w:rPr>
+          <w:rFonts w:ascii="Aptos Narrow" w:hAnsi="Aptos Narrow"/>
+        </w:rPr>
+        <w:t xml:space="preserve"> automatic installation</w:t>
       </w:r>
     </w:p>
     <w:p>
@@ -10651,7 +11221,21 @@
         <w:rPr>
           <w:rFonts w:ascii="Aptos Narrow" w:hAnsi="Aptos Narrow"/>
         </w:rPr>
-        <w:t>Can generate: health status, installed application packages, offline installed languages, installed InBox Apps applications, drivers</w:t>
+        <w:t xml:space="preserve">Can generate: health status, installed application packages, offline installed languages, installed </w:t>
+      </w:r>
+      <w:proofErr w:type="spellStart"/>
+      <w:r>
+        <w:rPr>
+          <w:rFonts w:ascii="Aptos Narrow" w:hAnsi="Aptos Narrow"/>
+        </w:rPr>
+        <w:t>InBox</w:t>
+      </w:r>
+      <w:proofErr w:type="spellEnd"/>
+      <w:r>
+        <w:rPr>
+          <w:rFonts w:ascii="Aptos Narrow" w:hAnsi="Aptos Narrow"/>
+        </w:rPr>
+        <w:t xml:space="preserve"> Apps applications, drivers</w:t>
       </w:r>
     </w:p>
     <w:p>
@@ -10690,7 +11274,21 @@
         <w:rPr>
           <w:rFonts w:ascii="Aptos Narrow" w:hAnsi="Aptos Narrow"/>
         </w:rPr>
-        <w:t>Main functions of pop-up: save, not save, support pop-up extensions, use WimLib to update files in the image after pop-up.</w:t>
+        <w:t xml:space="preserve">Main functions of pop-up: save, not save, support pop-up extensions, use </w:t>
+      </w:r>
+      <w:proofErr w:type="spellStart"/>
+      <w:r>
+        <w:rPr>
+          <w:rFonts w:ascii="Aptos Narrow" w:hAnsi="Aptos Narrow"/>
+        </w:rPr>
+        <w:t>WimLib</w:t>
+      </w:r>
+      <w:proofErr w:type="spellEnd"/>
+      <w:r>
+        <w:rPr>
+          <w:rFonts w:ascii="Aptos Narrow" w:hAnsi="Aptos Narrow"/>
+        </w:rPr>
+        <w:t xml:space="preserve"> to update files in the image after pop-up.</w:t>
       </w:r>
     </w:p>
     <w:p>
@@ -10832,7 +11430,21 @@
         <w:rPr>
           <w:rFonts w:ascii="Aptos Narrow" w:hAnsi="Aptos Narrow"/>
         </w:rPr>
-        <w:t>Requires Windows 11, Windows 10, Windows Server 2022, Windows Server vNext or the 5.1 version that comes with the system by default. You can optionally upgrade to the latest version of PowerShell 7.</w:t>
+        <w:t xml:space="preserve">Requires Windows 11, Windows 10, Windows Server 2022, Windows Server </w:t>
+      </w:r>
+      <w:proofErr w:type="spellStart"/>
+      <w:r>
+        <w:rPr>
+          <w:rFonts w:ascii="Aptos Narrow" w:hAnsi="Aptos Narrow"/>
+        </w:rPr>
+        <w:t>vNext</w:t>
+      </w:r>
+      <w:proofErr w:type="spellEnd"/>
+      <w:r>
+        <w:rPr>
+          <w:rFonts w:ascii="Aptos Narrow" w:hAnsi="Aptos Narrow"/>
+        </w:rPr>
+        <w:t xml:space="preserve"> or the 5.1 version that comes with the system by default. You can optionally upgrade to the latest version of PowerShell 7.</w:t>
       </w:r>
     </w:p>
     <w:p>
@@ -11003,7 +11615,39 @@
           <w:rFonts w:ascii="Aptos Narrow" w:hAnsi="Aptos Narrow"/>
           <w:color w:val="70AD47" w:themeColor="accent6"/>
         </w:rPr>
-        <w:t>Set- ExecutionPolicy - ExecutionPolicy Bypass-Force</w:t>
+        <w:t xml:space="preserve">Set- </w:t>
+      </w:r>
+      <w:proofErr w:type="spellStart"/>
+      <w:r>
+        <w:rPr>
+          <w:rFonts w:ascii="Aptos Narrow" w:hAnsi="Aptos Narrow"/>
+          <w:color w:val="70AD47" w:themeColor="accent6"/>
+        </w:rPr>
+        <w:t>ExecutionPolicy</w:t>
+      </w:r>
+      <w:proofErr w:type="spellEnd"/>
+      <w:r>
+        <w:rPr>
+          <w:rFonts w:ascii="Aptos Narrow" w:hAnsi="Aptos Narrow"/>
+          <w:color w:val="70AD47" w:themeColor="accent6"/>
+        </w:rPr>
+        <w:t xml:space="preserve"> - </w:t>
+      </w:r>
+      <w:proofErr w:type="spellStart"/>
+      <w:r>
+        <w:rPr>
+          <w:rFonts w:ascii="Aptos Narrow" w:hAnsi="Aptos Narrow"/>
+          <w:color w:val="70AD47" w:themeColor="accent6"/>
+        </w:rPr>
+        <w:t>ExecutionPolicy</w:t>
+      </w:r>
+      <w:proofErr w:type="spellEnd"/>
+      <w:r>
+        <w:rPr>
+          <w:rFonts w:ascii="Aptos Narrow" w:hAnsi="Aptos Narrow"/>
+          <w:color w:val="70AD47" w:themeColor="accent6"/>
+        </w:rPr>
+        <w:t xml:space="preserve"> Bypass-Force</w:t>
       </w:r>
     </w:p>
     <w:p>
@@ -11054,13 +11698,28 @@
           <w:rFonts w:ascii="Aptos Narrow" w:hAnsi="Aptos Narrow"/>
           <w:color w:val="7030A0"/>
         </w:rPr>
-        <w:t xml:space="preserve">.ps1 </w:t>
-      </w:r>
-      <w:r>
-        <w:rPr>
-          <w:rFonts w:ascii="Aptos Narrow" w:hAnsi="Aptos Narrow"/>
-        </w:rPr>
-        <w:t>, right-click the file and select Run as PowerShell, or copy the path and paste it into " Terminal" or "PowerShell ISE" to run. For the path with a colon, add the &amp; character in the command line, example:</w:t>
+        <w:t>.ps</w:t>
+      </w:r>
+      <w:proofErr w:type="gramStart"/>
+      <w:r>
+        <w:rPr>
+          <w:rFonts w:ascii="Aptos Narrow" w:hAnsi="Aptos Narrow"/>
+          <w:color w:val="7030A0"/>
+        </w:rPr>
+        <w:t xml:space="preserve">1 </w:t>
+      </w:r>
+      <w:r>
+        <w:rPr>
+          <w:rFonts w:ascii="Aptos Narrow" w:hAnsi="Aptos Narrow"/>
+        </w:rPr>
+        <w:t>,</w:t>
+      </w:r>
+      <w:proofErr w:type="gramEnd"/>
+      <w:r>
+        <w:rPr>
+          <w:rFonts w:ascii="Aptos Narrow" w:hAnsi="Aptos Narrow"/>
+        </w:rPr>
+        <w:t xml:space="preserve"> right-click the file and select Run as PowerShell, or copy the path and paste it into " Terminal" or "PowerShell ISE" to run. For the path with a colon, add the &amp; character in the command line, example:</w:t>
       </w:r>
     </w:p>
     <w:p>
@@ -11296,12 +11955,21 @@
           <w:color w:val="70AD47" w:themeColor="accent6"/>
         </w:rPr>
       </w:pPr>
+      <w:proofErr w:type="spellStart"/>
       <w:r>
         <w:rPr>
           <w:rFonts w:ascii="Aptos Narrow" w:hAnsi="Aptos Narrow"/>
           <w:color w:val="70AD47" w:themeColor="accent6"/>
         </w:rPr>
-        <w:t>wget https://fengyi.tel/gs -O get.ps1; .\get.ps1;</w:t>
+        <w:t>wget</w:t>
+      </w:r>
+      <w:proofErr w:type="spellEnd"/>
+      <w:r>
+        <w:rPr>
+          <w:rFonts w:ascii="Aptos Narrow" w:hAnsi="Aptos Narrow"/>
+          <w:color w:val="70AD47" w:themeColor="accent6"/>
+        </w:rPr>
+        <w:t xml:space="preserve"> https://fengyi.tel/gs -O get.ps1; .\get.ps1;</w:t>
       </w:r>
     </w:p>
     <w:p>
@@ -11316,12 +11984,21 @@
           <w:color w:val="70AD47" w:themeColor="accent6"/>
         </w:rPr>
       </w:pPr>
+      <w:proofErr w:type="spellStart"/>
       <w:r>
         <w:rPr>
           <w:rFonts w:ascii="Aptos Narrow" w:hAnsi="Aptos Narrow"/>
           <w:color w:val="70AD47" w:themeColor="accent6"/>
         </w:rPr>
-        <w:t>iwr https://fengyi.tel/gs -out get.ps1; .\get.ps1;</w:t>
+        <w:t>iwr</w:t>
+      </w:r>
+      <w:proofErr w:type="spellEnd"/>
+      <w:r>
+        <w:rPr>
+          <w:rFonts w:ascii="Aptos Narrow" w:hAnsi="Aptos Narrow"/>
+          <w:color w:val="70AD47" w:themeColor="accent6"/>
+        </w:rPr>
+        <w:t xml:space="preserve"> https://fengyi.tel/gs -out get.ps1; .\get.ps1;</w:t>
       </w:r>
     </w:p>
     <w:p>
@@ -11341,7 +12018,39 @@
           <w:rFonts w:ascii="Aptos Narrow" w:hAnsi="Aptos Narrow"/>
           <w:color w:val="70AD47" w:themeColor="accent6"/>
         </w:rPr>
-        <w:t>Invoke-WebRequest https://fengyi.tel/gs -OutFile get.ps1; .\get.ps1;</w:t>
+        <w:t>Invoke-</w:t>
+      </w:r>
+      <w:proofErr w:type="spellStart"/>
+      <w:r>
+        <w:rPr>
+          <w:rFonts w:ascii="Aptos Narrow" w:hAnsi="Aptos Narrow"/>
+          <w:color w:val="70AD47" w:themeColor="accent6"/>
+        </w:rPr>
+        <w:t>WebRequest</w:t>
+      </w:r>
+      <w:proofErr w:type="spellEnd"/>
+      <w:r>
+        <w:rPr>
+          <w:rFonts w:ascii="Aptos Narrow" w:hAnsi="Aptos Narrow"/>
+          <w:color w:val="70AD47" w:themeColor="accent6"/>
+        </w:rPr>
+        <w:t xml:space="preserve"> https://fengyi.tel/gs -</w:t>
+      </w:r>
+      <w:proofErr w:type="spellStart"/>
+      <w:r>
+        <w:rPr>
+          <w:rFonts w:ascii="Aptos Narrow" w:hAnsi="Aptos Narrow"/>
+          <w:color w:val="70AD47" w:themeColor="accent6"/>
+        </w:rPr>
+        <w:t>OutFile</w:t>
+      </w:r>
+      <w:proofErr w:type="spellEnd"/>
+      <w:r>
+        <w:rPr>
+          <w:rFonts w:ascii="Aptos Narrow" w:hAnsi="Aptos Narrow"/>
+          <w:color w:val="70AD47" w:themeColor="accent6"/>
+        </w:rPr>
+        <w:t xml:space="preserve"> get.ps1; .\get.ps1;</w:t>
       </w:r>
     </w:p>
     <w:p>
@@ -11432,7 +12141,21 @@
           <w:rFonts w:ascii="Aptos Narrow" w:hAnsi="Aptos Narrow"/>
         </w:rPr>
         <w:lastRenderedPageBreak/>
-        <w:t>Get the installation script from Github's node</w:t>
+        <w:t xml:space="preserve">Get the installation script from </w:t>
+      </w:r>
+      <w:proofErr w:type="spellStart"/>
+      <w:r>
+        <w:rPr>
+          <w:rFonts w:ascii="Aptos Narrow" w:hAnsi="Aptos Narrow"/>
+        </w:rPr>
+        <w:t>Github's</w:t>
+      </w:r>
+      <w:proofErr w:type="spellEnd"/>
+      <w:r>
+        <w:rPr>
+          <w:rFonts w:ascii="Aptos Narrow" w:hAnsi="Aptos Narrow"/>
+        </w:rPr>
+        <w:t xml:space="preserve"> node</w:t>
       </w:r>
     </w:p>
     <w:p>
@@ -11481,12 +12204,21 @@
           <w:color w:val="70AD47" w:themeColor="accent6"/>
         </w:rPr>
       </w:pPr>
+      <w:proofErr w:type="spellStart"/>
       <w:r>
         <w:rPr>
           <w:rFonts w:ascii="Aptos Narrow" w:hAnsi="Aptos Narrow"/>
           <w:color w:val="70AD47" w:themeColor="accent6"/>
         </w:rPr>
-        <w:t>wget https://github.com/ilikeyi/Solutions/raw/main/get.ps1 -O get.ps1; .\get.ps1;</w:t>
+        <w:t>wget</w:t>
+      </w:r>
+      <w:proofErr w:type="spellEnd"/>
+      <w:r>
+        <w:rPr>
+          <w:rFonts w:ascii="Aptos Narrow" w:hAnsi="Aptos Narrow"/>
+          <w:color w:val="70AD47" w:themeColor="accent6"/>
+        </w:rPr>
+        <w:t xml:space="preserve"> https://github.com/ilikeyi/Solutions/raw/main/get.ps1 -O get.ps1; .\get.ps1;</w:t>
       </w:r>
     </w:p>
     <w:p>
@@ -11501,12 +12233,21 @@
           <w:color w:val="70AD47" w:themeColor="accent6"/>
         </w:rPr>
       </w:pPr>
+      <w:proofErr w:type="spellStart"/>
       <w:r>
         <w:rPr>
           <w:rFonts w:ascii="Aptos Narrow" w:hAnsi="Aptos Narrow"/>
           <w:color w:val="70AD47" w:themeColor="accent6"/>
         </w:rPr>
-        <w:t>iwr https://github.com/ilikeyi/Solutions/raw/main/get.ps1 -out get.ps1; .\get.ps1;</w:t>
+        <w:t>iwr</w:t>
+      </w:r>
+      <w:proofErr w:type="spellEnd"/>
+      <w:r>
+        <w:rPr>
+          <w:rFonts w:ascii="Aptos Narrow" w:hAnsi="Aptos Narrow"/>
+          <w:color w:val="70AD47" w:themeColor="accent6"/>
+        </w:rPr>
+        <w:t xml:space="preserve"> https://github.com/ilikeyi/Solutions/raw/main/get.ps1 -out get.ps1; .\get.ps1;</w:t>
       </w:r>
     </w:p>
     <w:p>
@@ -11526,7 +12267,39 @@
           <w:rFonts w:ascii="Aptos Narrow" w:hAnsi="Aptos Narrow"/>
           <w:color w:val="70AD47" w:themeColor="accent6"/>
         </w:rPr>
-        <w:t>Invoke-WebRequest https://github.com/ilikeyi/Solutions/raw/main/get.ps1 -OutFile get.ps1; .\get.ps1;</w:t>
+        <w:t>Invoke-</w:t>
+      </w:r>
+      <w:proofErr w:type="spellStart"/>
+      <w:r>
+        <w:rPr>
+          <w:rFonts w:ascii="Aptos Narrow" w:hAnsi="Aptos Narrow"/>
+          <w:color w:val="70AD47" w:themeColor="accent6"/>
+        </w:rPr>
+        <w:t>WebRequest</w:t>
+      </w:r>
+      <w:proofErr w:type="spellEnd"/>
+      <w:r>
+        <w:rPr>
+          <w:rFonts w:ascii="Aptos Narrow" w:hAnsi="Aptos Narrow"/>
+          <w:color w:val="70AD47" w:themeColor="accent6"/>
+        </w:rPr>
+        <w:t xml:space="preserve"> https://github.com/ilikeyi/Solutions/raw/main/get.ps1 -</w:t>
+      </w:r>
+      <w:proofErr w:type="spellStart"/>
+      <w:r>
+        <w:rPr>
+          <w:rFonts w:ascii="Aptos Narrow" w:hAnsi="Aptos Narrow"/>
+          <w:color w:val="70AD47" w:themeColor="accent6"/>
+        </w:rPr>
+        <w:t>OutFile</w:t>
+      </w:r>
+      <w:proofErr w:type="spellEnd"/>
+      <w:r>
+        <w:rPr>
+          <w:rFonts w:ascii="Aptos Narrow" w:hAnsi="Aptos Narrow"/>
+          <w:color w:val="70AD47" w:themeColor="accent6"/>
+        </w:rPr>
+        <w:t xml:space="preserve"> get.ps1; .\get.ps1;</w:t>
       </w:r>
     </w:p>
     <w:p>
@@ -11740,12 +12513,21 @@
           <w:color w:val="70AD47" w:themeColor="accent6"/>
         </w:rPr>
       </w:pPr>
+      <w:proofErr w:type="spellStart"/>
       <w:r>
         <w:rPr>
           <w:rFonts w:ascii="Aptos Narrow" w:hAnsi="Aptos Narrow"/>
           <w:color w:val="70AD47" w:themeColor="accent6"/>
         </w:rPr>
-        <w:t>wget https://fengyi.tel/gs -O get.ps1</w:t>
+        <w:t>wget</w:t>
+      </w:r>
+      <w:proofErr w:type="spellEnd"/>
+      <w:r>
+        <w:rPr>
+          <w:rFonts w:ascii="Aptos Narrow" w:hAnsi="Aptos Narrow"/>
+          <w:color w:val="70AD47" w:themeColor="accent6"/>
+        </w:rPr>
+        <w:t xml:space="preserve"> https://fengyi.tel/gs -O get.ps1</w:t>
       </w:r>
     </w:p>
     <w:p>
@@ -11760,12 +12542,21 @@
           <w:color w:val="70AD47" w:themeColor="accent6"/>
         </w:rPr>
       </w:pPr>
+      <w:proofErr w:type="spellStart"/>
       <w:r>
         <w:rPr>
           <w:rFonts w:ascii="Aptos Narrow" w:hAnsi="Aptos Narrow"/>
           <w:color w:val="70AD47" w:themeColor="accent6"/>
         </w:rPr>
-        <w:t>iwr https://fengyi.tel/gs -out get.ps1</w:t>
+        <w:t>iwr</w:t>
+      </w:r>
+      <w:proofErr w:type="spellEnd"/>
+      <w:r>
+        <w:rPr>
+          <w:rFonts w:ascii="Aptos Narrow" w:hAnsi="Aptos Narrow"/>
+          <w:color w:val="70AD47" w:themeColor="accent6"/>
+        </w:rPr>
+        <w:t xml:space="preserve"> https://fengyi.tel/gs -out get.ps1</w:t>
       </w:r>
     </w:p>
     <w:p>
@@ -11785,7 +12576,39 @@
           <w:rFonts w:ascii="Aptos Narrow" w:hAnsi="Aptos Narrow"/>
           <w:color w:val="70AD47" w:themeColor="accent6"/>
         </w:rPr>
-        <w:t>Invoke-WebRequest https://fengyi.tel/gs -OutFile get.ps1</w:t>
+        <w:t>Invoke-</w:t>
+      </w:r>
+      <w:proofErr w:type="spellStart"/>
+      <w:r>
+        <w:rPr>
+          <w:rFonts w:ascii="Aptos Narrow" w:hAnsi="Aptos Narrow"/>
+          <w:color w:val="70AD47" w:themeColor="accent6"/>
+        </w:rPr>
+        <w:t>WebRequest</w:t>
+      </w:r>
+      <w:proofErr w:type="spellEnd"/>
+      <w:r>
+        <w:rPr>
+          <w:rFonts w:ascii="Aptos Narrow" w:hAnsi="Aptos Narrow"/>
+          <w:color w:val="70AD47" w:themeColor="accent6"/>
+        </w:rPr>
+        <w:t xml:space="preserve"> https://fengyi.tel/gs -</w:t>
+      </w:r>
+      <w:proofErr w:type="spellStart"/>
+      <w:r>
+        <w:rPr>
+          <w:rFonts w:ascii="Aptos Narrow" w:hAnsi="Aptos Narrow"/>
+          <w:color w:val="70AD47" w:themeColor="accent6"/>
+        </w:rPr>
+        <w:t>OutFile</w:t>
+      </w:r>
+      <w:proofErr w:type="spellEnd"/>
+      <w:r>
+        <w:rPr>
+          <w:rFonts w:ascii="Aptos Narrow" w:hAnsi="Aptos Narrow"/>
+          <w:color w:val="70AD47" w:themeColor="accent6"/>
+        </w:rPr>
+        <w:t xml:space="preserve"> get.ps1</w:t>
       </w:r>
     </w:p>
     <w:p>
@@ -11807,7 +12630,21 @@
         <w:rPr>
           <w:rFonts w:ascii="Aptos Narrow" w:hAnsi="Aptos Narrow"/>
         </w:rPr>
-        <w:t>Get the installation script from Github's node</w:t>
+        <w:t xml:space="preserve">Get the installation script from </w:t>
+      </w:r>
+      <w:proofErr w:type="spellStart"/>
+      <w:r>
+        <w:rPr>
+          <w:rFonts w:ascii="Aptos Narrow" w:hAnsi="Aptos Narrow"/>
+        </w:rPr>
+        <w:t>Github's</w:t>
+      </w:r>
+      <w:proofErr w:type="spellEnd"/>
+      <w:r>
+        <w:rPr>
+          <w:rFonts w:ascii="Aptos Narrow" w:hAnsi="Aptos Narrow"/>
+        </w:rPr>
+        <w:t xml:space="preserve"> node</w:t>
       </w:r>
     </w:p>
     <w:p>
@@ -11856,12 +12693,21 @@
           <w:color w:val="70AD47" w:themeColor="accent6"/>
         </w:rPr>
       </w:pPr>
+      <w:proofErr w:type="spellStart"/>
       <w:r>
         <w:rPr>
           <w:rFonts w:ascii="Aptos Narrow" w:hAnsi="Aptos Narrow"/>
           <w:color w:val="70AD47" w:themeColor="accent6"/>
         </w:rPr>
-        <w:t>wget https://github.com/ilikeyi/Solutions/raw/main/get.ps1 -O get.ps1</w:t>
+        <w:t>wget</w:t>
+      </w:r>
+      <w:proofErr w:type="spellEnd"/>
+      <w:r>
+        <w:rPr>
+          <w:rFonts w:ascii="Aptos Narrow" w:hAnsi="Aptos Narrow"/>
+          <w:color w:val="70AD47" w:themeColor="accent6"/>
+        </w:rPr>
+        <w:t xml:space="preserve"> https://github.com/ilikeyi/Solutions/raw/main/get.ps1 -O get.ps1</w:t>
       </w:r>
     </w:p>
     <w:p>
@@ -11876,12 +12722,21 @@
           <w:color w:val="70AD47" w:themeColor="accent6"/>
         </w:rPr>
       </w:pPr>
+      <w:proofErr w:type="spellStart"/>
       <w:r>
         <w:rPr>
           <w:rFonts w:ascii="Aptos Narrow" w:hAnsi="Aptos Narrow"/>
           <w:color w:val="70AD47" w:themeColor="accent6"/>
         </w:rPr>
-        <w:t>iwr https://github.com/ilikeyi/Solutions/raw/main/get.ps1 -out get.ps1</w:t>
+        <w:t>iwr</w:t>
+      </w:r>
+      <w:proofErr w:type="spellEnd"/>
+      <w:r>
+        <w:rPr>
+          <w:rFonts w:ascii="Aptos Narrow" w:hAnsi="Aptos Narrow"/>
+          <w:color w:val="70AD47" w:themeColor="accent6"/>
+        </w:rPr>
+        <w:t xml:space="preserve"> https://github.com/ilikeyi/Solutions/raw/main/get.ps1 -out get.ps1</w:t>
       </w:r>
     </w:p>
     <w:p>
@@ -11901,7 +12756,39 @@
           <w:rFonts w:ascii="Aptos Narrow" w:hAnsi="Aptos Narrow"/>
           <w:color w:val="70AD47" w:themeColor="accent6"/>
         </w:rPr>
-        <w:t>Invoke-WebRequest https://github.com/ilikeyi/Solutions/raw/main/get.ps1 -OutFile get.ps1</w:t>
+        <w:t>Invoke-</w:t>
+      </w:r>
+      <w:proofErr w:type="spellStart"/>
+      <w:r>
+        <w:rPr>
+          <w:rFonts w:ascii="Aptos Narrow" w:hAnsi="Aptos Narrow"/>
+          <w:color w:val="70AD47" w:themeColor="accent6"/>
+        </w:rPr>
+        <w:t>WebRequest</w:t>
+      </w:r>
+      <w:proofErr w:type="spellEnd"/>
+      <w:r>
+        <w:rPr>
+          <w:rFonts w:ascii="Aptos Narrow" w:hAnsi="Aptos Narrow"/>
+          <w:color w:val="70AD47" w:themeColor="accent6"/>
+        </w:rPr>
+        <w:t xml:space="preserve"> https://github.com/ilikeyi/Solutions/raw/main/get.ps1 -</w:t>
+      </w:r>
+      <w:proofErr w:type="spellStart"/>
+      <w:r>
+        <w:rPr>
+          <w:rFonts w:ascii="Aptos Narrow" w:hAnsi="Aptos Narrow"/>
+          <w:color w:val="70AD47" w:themeColor="accent6"/>
+        </w:rPr>
+        <w:t>OutFile</w:t>
+      </w:r>
+      <w:proofErr w:type="spellEnd"/>
+      <w:r>
+        <w:rPr>
+          <w:rFonts w:ascii="Aptos Narrow" w:hAnsi="Aptos Narrow"/>
+          <w:color w:val="70AD47" w:themeColor="accent6"/>
+        </w:rPr>
+        <w:t xml:space="preserve"> get.ps1</w:t>
       </w:r>
     </w:p>
     <w:p>
@@ -12006,7 +12893,20 @@
           <w:rFonts w:ascii="Aptos Narrow" w:hAnsi="Aptos Narrow"/>
         </w:rPr>
         <w:tab/>
-        <w:t>Reset script usage history</w:t>
+      </w:r>
+      <w:proofErr w:type="spellStart"/>
+      <w:r>
+        <w:rPr>
+          <w:rFonts w:ascii="Aptos Narrow" w:hAnsi="Aptos Narrow"/>
+        </w:rPr>
+        <w:t>Reset</w:t>
+      </w:r>
+      <w:proofErr w:type="spellEnd"/>
+      <w:r>
+        <w:rPr>
+          <w:rFonts w:ascii="Aptos Narrow" w:hAnsi="Aptos Narrow"/>
+        </w:rPr>
+        <w:t xml:space="preserve"> script usage history</w:t>
       </w:r>
     </w:p>
     <w:p>
@@ -12028,8 +12928,17 @@
           <w:rFonts w:ascii="Aptos Narrow" w:hAnsi="Aptos Narrow"/>
           <w:color w:val="70AD47" w:themeColor="accent6"/>
         </w:rPr>
-        <w:t>-Cus</w:t>
-      </w:r>
+        <w:t>-</w:t>
+      </w:r>
+      <w:proofErr w:type="spellStart"/>
+      <w:r>
+        <w:rPr>
+          <w:rFonts w:ascii="Aptos Narrow" w:hAnsi="Aptos Narrow"/>
+          <w:color w:val="70AD47" w:themeColor="accent6"/>
+        </w:rPr>
+        <w:t>Cus</w:t>
+      </w:r>
+      <w:proofErr w:type="spellEnd"/>
       <w:r>
         <w:rPr>
           <w:rFonts w:ascii="Aptos Narrow" w:hAnsi="Aptos Narrow"/>
@@ -12089,7 +12998,23 @@
           <w:rFonts w:ascii="Aptos Narrow" w:hAnsi="Aptos Narrow"/>
           <w:color w:val="70AD47" w:themeColor="accent6"/>
         </w:rPr>
-        <w:t>"AutoSelectDisk"</w:t>
+        <w:t>"</w:t>
+      </w:r>
+      <w:proofErr w:type="spellStart"/>
+      <w:r>
+        <w:rPr>
+          <w:rFonts w:ascii="Aptos Narrow" w:hAnsi="Aptos Narrow"/>
+          <w:color w:val="70AD47" w:themeColor="accent6"/>
+        </w:rPr>
+        <w:t>AutoSelectDisk</w:t>
+      </w:r>
+      <w:proofErr w:type="spellEnd"/>
+      <w:r>
+        <w:rPr>
+          <w:rFonts w:ascii="Aptos Narrow" w:hAnsi="Aptos Narrow"/>
+          <w:color w:val="70AD47" w:themeColor="accent6"/>
+        </w:rPr>
+        <w:t>"</w:t>
       </w:r>
       <w:r>
         <w:rPr>
@@ -12163,8 +13088,17 @@
           <w:rFonts w:ascii="Aptos Narrow" w:hAnsi="Aptos Narrow"/>
           <w:color w:val="70AD47" w:themeColor="accent6"/>
         </w:rPr>
-        <w:t>-GoTo</w:t>
-      </w:r>
+        <w:t>-</w:t>
+      </w:r>
+      <w:proofErr w:type="spellStart"/>
+      <w:r>
+        <w:rPr>
+          <w:rFonts w:ascii="Aptos Narrow" w:hAnsi="Aptos Narrow"/>
+          <w:color w:val="70AD47" w:themeColor="accent6"/>
+        </w:rPr>
+        <w:t>GoTo</w:t>
+      </w:r>
+      <w:proofErr w:type="spellEnd"/>
       <w:r>
         <w:rPr>
           <w:rFonts w:ascii="Aptos Narrow" w:hAnsi="Aptos Narrow"/>
@@ -12195,7 +13129,23 @@
           <w:rFonts w:ascii="Aptos Narrow" w:hAnsi="Aptos Narrow"/>
           <w:color w:val="70AD47" w:themeColor="accent6"/>
         </w:rPr>
-        <w:t>"Tempate"</w:t>
+        <w:t>"</w:t>
+      </w:r>
+      <w:proofErr w:type="spellStart"/>
+      <w:r>
+        <w:rPr>
+          <w:rFonts w:ascii="Aptos Narrow" w:hAnsi="Aptos Narrow"/>
+          <w:color w:val="70AD47" w:themeColor="accent6"/>
+        </w:rPr>
+        <w:t>Tempate</w:t>
+      </w:r>
+      <w:proofErr w:type="spellEnd"/>
+      <w:r>
+        <w:rPr>
+          <w:rFonts w:ascii="Aptos Narrow" w:hAnsi="Aptos Narrow"/>
+          <w:color w:val="70AD47" w:themeColor="accent6"/>
+        </w:rPr>
+        <w:t>"</w:t>
       </w:r>
       <w:r>
         <w:rPr>
@@ -12208,7 +13158,23 @@
           <w:rFonts w:ascii="Aptos Narrow" w:hAnsi="Aptos Narrow"/>
           <w:color w:val="70AD47" w:themeColor="accent6"/>
         </w:rPr>
-        <w:t>"EUpdate"</w:t>
+        <w:t>"</w:t>
+      </w:r>
+      <w:proofErr w:type="spellStart"/>
+      <w:r>
+        <w:rPr>
+          <w:rFonts w:ascii="Aptos Narrow" w:hAnsi="Aptos Narrow"/>
+          <w:color w:val="70AD47" w:themeColor="accent6"/>
+        </w:rPr>
+        <w:t>EUpdate</w:t>
+      </w:r>
+      <w:proofErr w:type="spellEnd"/>
+      <w:r>
+        <w:rPr>
+          <w:rFonts w:ascii="Aptos Narrow" w:hAnsi="Aptos Narrow"/>
+          <w:color w:val="70AD47" w:themeColor="accent6"/>
+        </w:rPr>
+        <w:t>"</w:t>
       </w:r>
       <w:r>
         <w:rPr>
@@ -12256,8 +13222,17 @@
           <w:rFonts w:ascii="Aptos Narrow" w:hAnsi="Aptos Narrow"/>
           <w:color w:val="70AD47" w:themeColor="accent6"/>
         </w:rPr>
-        <w:t>-AddRouter</w:t>
-      </w:r>
+        <w:t>-</w:t>
+      </w:r>
+      <w:proofErr w:type="spellStart"/>
+      <w:r>
+        <w:rPr>
+          <w:rFonts w:ascii="Aptos Narrow" w:hAnsi="Aptos Narrow"/>
+          <w:color w:val="70AD47" w:themeColor="accent6"/>
+        </w:rPr>
+        <w:t>AddRouter</w:t>
+      </w:r>
+      <w:proofErr w:type="spellEnd"/>
       <w:r>
         <w:rPr>
           <w:rFonts w:ascii="Aptos Narrow" w:hAnsi="Aptos Narrow"/>
@@ -12292,8 +13267,17 @@
           <w:color w:val="70AD47" w:themeColor="accent6"/>
         </w:rPr>
         <w:lastRenderedPageBreak/>
-        <w:t>-AddTakeOwnership</w:t>
-      </w:r>
+        <w:t>-</w:t>
+      </w:r>
+      <w:proofErr w:type="spellStart"/>
+      <w:r>
+        <w:rPr>
+          <w:rFonts w:ascii="Aptos Narrow" w:hAnsi="Aptos Narrow"/>
+          <w:color w:val="70AD47" w:themeColor="accent6"/>
+        </w:rPr>
+        <w:t>AddTakeOwnership</w:t>
+      </w:r>
+      <w:proofErr w:type="spellEnd"/>
       <w:r>
         <w:rPr>
           <w:rFonts w:ascii="Aptos Narrow" w:hAnsi="Aptos Narrow"/>
@@ -12334,11 +13318,19 @@
         </w:rPr>
         <w:tab/>
       </w:r>
-      <w:r>
-        <w:rPr>
-          <w:rFonts w:ascii="Aptos Narrow" w:hAnsi="Aptos Narrow"/>
-        </w:rPr>
-        <w:t>Silent installation</w:t>
+      <w:proofErr w:type="spellStart"/>
+      <w:r>
+        <w:rPr>
+          <w:rFonts w:ascii="Aptos Narrow" w:hAnsi="Aptos Narrow"/>
+        </w:rPr>
+        <w:t>Silent</w:t>
+      </w:r>
+      <w:proofErr w:type="spellEnd"/>
+      <w:r>
+        <w:rPr>
+          <w:rFonts w:ascii="Aptos Narrow" w:hAnsi="Aptos Narrow"/>
+        </w:rPr>
+        <w:t xml:space="preserve"> installation</w:t>
       </w:r>
     </w:p>
     <w:p>
@@ -12375,7 +13367,71 @@
           <w:rFonts w:ascii="Aptos Narrow" w:hAnsi="Aptos Narrow"/>
           <w:color w:val="70AD47" w:themeColor="accent6"/>
         </w:rPr>
-        <w:t>.\get.ps1 -To "AutoSelectDisk" -GoTo "SIP" -AddRouter -AddTakeOwnership -Silent</w:t>
+        <w:t>.\get.ps1 -To "</w:t>
+      </w:r>
+      <w:proofErr w:type="spellStart"/>
+      <w:r>
+        <w:rPr>
+          <w:rFonts w:ascii="Aptos Narrow" w:hAnsi="Aptos Narrow"/>
+          <w:color w:val="70AD47" w:themeColor="accent6"/>
+        </w:rPr>
+        <w:t>AutoSelectDisk</w:t>
+      </w:r>
+      <w:proofErr w:type="spellEnd"/>
+      <w:r>
+        <w:rPr>
+          <w:rFonts w:ascii="Aptos Narrow" w:hAnsi="Aptos Narrow"/>
+          <w:color w:val="70AD47" w:themeColor="accent6"/>
+        </w:rPr>
+        <w:t>" -</w:t>
+      </w:r>
+      <w:proofErr w:type="spellStart"/>
+      <w:r>
+        <w:rPr>
+          <w:rFonts w:ascii="Aptos Narrow" w:hAnsi="Aptos Narrow"/>
+          <w:color w:val="70AD47" w:themeColor="accent6"/>
+        </w:rPr>
+        <w:t>GoTo</w:t>
+      </w:r>
+      <w:proofErr w:type="spellEnd"/>
+      <w:r>
+        <w:rPr>
+          <w:rFonts w:ascii="Aptos Narrow" w:hAnsi="Aptos Narrow"/>
+          <w:color w:val="70AD47" w:themeColor="accent6"/>
+        </w:rPr>
+        <w:t xml:space="preserve"> "SIP" -</w:t>
+      </w:r>
+      <w:proofErr w:type="spellStart"/>
+      <w:r>
+        <w:rPr>
+          <w:rFonts w:ascii="Aptos Narrow" w:hAnsi="Aptos Narrow"/>
+          <w:color w:val="70AD47" w:themeColor="accent6"/>
+        </w:rPr>
+        <w:t>AddRouter</w:t>
+      </w:r>
+      <w:proofErr w:type="spellEnd"/>
+      <w:r>
+        <w:rPr>
+          <w:rFonts w:ascii="Aptos Narrow" w:hAnsi="Aptos Narrow"/>
+          <w:color w:val="70AD47" w:themeColor="accent6"/>
+        </w:rPr>
+        <w:t xml:space="preserve"> -</w:t>
+      </w:r>
+      <w:proofErr w:type="spellStart"/>
+      <w:r>
+        <w:rPr>
+          <w:rFonts w:ascii="Aptos Narrow" w:hAnsi="Aptos Narrow"/>
+          <w:color w:val="70AD47" w:themeColor="accent6"/>
+        </w:rPr>
+        <w:t>AddTakeOwnership</w:t>
+      </w:r>
+      <w:proofErr w:type="spellEnd"/>
+      <w:r>
+        <w:rPr>
+          <w:rFonts w:ascii="Aptos Narrow" w:hAnsi="Aptos Narrow"/>
+          <w:color w:val="70AD47" w:themeColor="accent6"/>
+        </w:rPr>
+        <w:t xml:space="preserve"> -Silent</w:t>
       </w:r>
     </w:p>
     <w:p>
@@ -12866,7 +13922,21 @@
         <w:rPr>
           <w:rFonts w:ascii="Aptos Narrow" w:hAnsi="Aptos Narrow"/>
         </w:rPr>
-        <w:t>A large number of temporary files are generated during the packaging process. When installing InBox Apps, cumulative updates, and language packs, installation files are temporarily released. Therefore, if you do not clean up outdated files regularly, a large amount of disk space will be occupied for a long time. It is recommended that you try the following methods to implement the cleanup plan to free up more space:</w:t>
+        <w:t xml:space="preserve">A large number of temporary files are generated during the packaging process. When installing </w:t>
+      </w:r>
+      <w:proofErr w:type="spellStart"/>
+      <w:r>
+        <w:rPr>
+          <w:rFonts w:ascii="Aptos Narrow" w:hAnsi="Aptos Narrow"/>
+        </w:rPr>
+        <w:t>InBox</w:t>
+      </w:r>
+      <w:proofErr w:type="spellEnd"/>
+      <w:r>
+        <w:rPr>
+          <w:rFonts w:ascii="Aptos Narrow" w:hAnsi="Aptos Narrow"/>
+        </w:rPr>
+        <w:t xml:space="preserve"> Apps, cumulative updates, and language packs, installation files are temporarily released. Therefore, if you do not clean up outdated files regularly, a large amount of disk space will be occupied for a long time. It is recommended that you try the following methods to implement the cleanup plan to free up more space:</w:t>
       </w:r>
       <w:r>
         <w:rPr>
@@ -12960,8 +14030,16 @@
         <w:rPr>
           <w:rFonts w:ascii="Aptos Narrow" w:hAnsi="Aptos Narrow"/>
         </w:rPr>
-        <w:t>Logs generated by Yi’s Soultions</w:t>
-      </w:r>
+        <w:t xml:space="preserve">Logs generated by Yi’s </w:t>
+      </w:r>
+      <w:proofErr w:type="spellStart"/>
+      <w:r>
+        <w:rPr>
+          <w:rFonts w:ascii="Aptos Narrow" w:hAnsi="Aptos Narrow"/>
+        </w:rPr>
+        <w:t>Soultions</w:t>
+      </w:r>
+      <w:proofErr w:type="spellEnd"/>
     </w:p>
     <w:p>
       <w:pPr>
@@ -12985,8 +14063,17 @@
           <w:rFonts w:ascii="Aptos Narrow" w:hAnsi="Aptos Narrow"/>
           <w:color w:val="7030A0"/>
         </w:rPr>
-        <w:t>{Location}:\_Encapsulation\Logs</w:t>
-      </w:r>
+        <w:t>{Location</w:t>
+      </w:r>
+      <w:proofErr w:type="gramStart"/>
+      <w:r>
+        <w:rPr>
+          <w:rFonts w:ascii="Aptos Narrow" w:hAnsi="Aptos Narrow"/>
+          <w:color w:val="7030A0"/>
+        </w:rPr>
+        <w:t>}:\_Encapsulation\Logs</w:t>
+      </w:r>
+      <w:proofErr w:type="gramEnd"/>
     </w:p>
     <w:p>
       <w:pPr>
@@ -13039,8 +14126,17 @@
           <w:rFonts w:ascii="Aptos Narrow" w:hAnsi="Aptos Narrow"/>
           <w:color w:val="7030A0"/>
         </w:rPr>
-        <w:t>{system disk}:\Windows\Logs\DISM</w:t>
-      </w:r>
+        <w:t>{system disk</w:t>
+      </w:r>
+      <w:proofErr w:type="gramStart"/>
+      <w:r>
+        <w:rPr>
+          <w:rFonts w:ascii="Aptos Narrow" w:hAnsi="Aptos Narrow"/>
+          <w:color w:val="7030A0"/>
+        </w:rPr>
+        <w:t>}:\Windows\Logs\DISM</w:t>
+      </w:r>
+      <w:proofErr w:type="gramEnd"/>
     </w:p>
     <w:p>
       <w:pPr>
@@ -13099,7 +14195,39 @@
           <w:rFonts w:ascii="Aptos Narrow" w:hAnsi="Aptos Narrow"/>
           <w:color w:val="7030A0"/>
         </w:rPr>
-        <w:t>{system disk}:\Users\{user name}\AppData\Local\Temp</w:t>
+        <w:t>{system disk</w:t>
+      </w:r>
+      <w:proofErr w:type="gramStart"/>
+      <w:r>
+        <w:rPr>
+          <w:rFonts w:ascii="Aptos Narrow" w:hAnsi="Aptos Narrow"/>
+          <w:color w:val="7030A0"/>
+        </w:rPr>
+        <w:t>}:\Users\</w:t>
+      </w:r>
+      <w:proofErr w:type="gramEnd"/>
+      <w:r>
+        <w:rPr>
+          <w:rFonts w:ascii="Aptos Narrow" w:hAnsi="Aptos Narrow"/>
+          <w:color w:val="7030A0"/>
+        </w:rPr>
+        <w:t>{user name}\</w:t>
+      </w:r>
+      <w:proofErr w:type="spellStart"/>
+      <w:r>
+        <w:rPr>
+          <w:rFonts w:ascii="Aptos Narrow" w:hAnsi="Aptos Narrow"/>
+          <w:color w:val="7030A0"/>
+        </w:rPr>
+        <w:t>AppData</w:t>
+      </w:r>
+      <w:proofErr w:type="spellEnd"/>
+      <w:r>
+        <w:rPr>
+          <w:rFonts w:ascii="Aptos Narrow" w:hAnsi="Aptos Narrow"/>
+          <w:color w:val="7030A0"/>
+        </w:rPr>
+        <w:t>\Local\Temp</w:t>
       </w:r>
     </w:p>
     <w:p>
@@ -13474,7 +14602,21 @@
         <w:rPr>
           <w:rFonts w:ascii="Aptos Narrow" w:hAnsi="Aptos Narrow"/>
         </w:rPr>
-        <w:t>When generating a solution, if a region tag is specified, the matched software packages will be copied automatically. When not found, en -US is copied as the default. If there is no corresponding architecture, please create x86 as the default. When generating, add in descending order: arm64, x64, x86.</w:t>
+        <w:t xml:space="preserve">When generating a solution, if a region tag is specified, the matched software packages will be copied automatically. When not found, </w:t>
+      </w:r>
+      <w:proofErr w:type="spellStart"/>
+      <w:r>
+        <w:rPr>
+          <w:rFonts w:ascii="Aptos Narrow" w:hAnsi="Aptos Narrow"/>
+        </w:rPr>
+        <w:t>en</w:t>
+      </w:r>
+      <w:proofErr w:type="spellEnd"/>
+      <w:r>
+        <w:rPr>
+          <w:rFonts w:ascii="Aptos Narrow" w:hAnsi="Aptos Narrow"/>
+        </w:rPr>
+        <w:t xml:space="preserve"> -US is copied as the default. If there is no corresponding architecture, please create x86 as the default. When generating, add in descending order: arm64, x64, x86.</w:t>
       </w:r>
     </w:p>
     <w:p>
@@ -13552,11 +14694,19 @@
           <w:rFonts w:ascii="Aptos Narrow" w:hAnsi="Aptos Narrow"/>
         </w:rPr>
       </w:pPr>
-      <w:r>
-        <w:rPr>
-          <w:rFonts w:ascii="Aptos Narrow" w:hAnsi="Aptos Narrow"/>
-        </w:rPr>
-        <w:t>en-US</w:t>
+      <w:proofErr w:type="spellStart"/>
+      <w:r>
+        <w:rPr>
+          <w:rFonts w:ascii="Aptos Narrow" w:hAnsi="Aptos Narrow"/>
+        </w:rPr>
+        <w:t>en</w:t>
+      </w:r>
+      <w:proofErr w:type="spellEnd"/>
+      <w:r>
+        <w:rPr>
+          <w:rFonts w:ascii="Aptos Narrow" w:hAnsi="Aptos Narrow"/>
+        </w:rPr>
+        <w:t>-US</w:t>
       </w:r>
     </w:p>
     <w:p>
@@ -13574,7 +14724,37 @@
         <w:rPr>
           <w:rFonts w:ascii="Aptos Narrow" w:hAnsi="Aptos Narrow"/>
         </w:rPr>
-        <w:t>Creating the directory:schema\ en -US, copy the application package to that directory</w:t>
+        <w:t xml:space="preserve">Creating the </w:t>
+      </w:r>
+      <w:proofErr w:type="spellStart"/>
+      <w:proofErr w:type="gramStart"/>
+      <w:r>
+        <w:rPr>
+          <w:rFonts w:ascii="Aptos Narrow" w:hAnsi="Aptos Narrow"/>
+        </w:rPr>
+        <w:t>directory:schema</w:t>
+      </w:r>
+      <w:proofErr w:type="spellEnd"/>
+      <w:proofErr w:type="gramEnd"/>
+      <w:r>
+        <w:rPr>
+          <w:rFonts w:ascii="Aptos Narrow" w:hAnsi="Aptos Narrow"/>
+        </w:rPr>
+        <w:t xml:space="preserve">\ </w:t>
+      </w:r>
+      <w:proofErr w:type="spellStart"/>
+      <w:r>
+        <w:rPr>
+          <w:rFonts w:ascii="Aptos Narrow" w:hAnsi="Aptos Narrow"/>
+        </w:rPr>
+        <w:t>en</w:t>
+      </w:r>
+      <w:proofErr w:type="spellEnd"/>
+      <w:r>
+        <w:rPr>
+          <w:rFonts w:ascii="Aptos Narrow" w:hAnsi="Aptos Narrow"/>
+        </w:rPr>
+        <w:t xml:space="preserve"> -US, copy the application package to that directory</w:t>
       </w:r>
     </w:p>
     <w:p>
@@ -13594,6 +14774,7 @@
         </w:rPr>
         <w:t xml:space="preserve">Arm64: </w:t>
       </w:r>
+      <w:proofErr w:type="gramStart"/>
       <w:r>
         <w:rPr>
           <w:rFonts w:ascii="Aptos Narrow" w:hAnsi="Aptos Narrow"/>
@@ -13619,7 +14800,14 @@
         <w:rPr>
           <w:rFonts w:ascii="Aptos Narrow" w:hAnsi="Aptos Narrow"/>
         </w:rPr>
-        <w:t xml:space="preserve">, installation package: </w:t>
+        <w:t>,</w:t>
+      </w:r>
+      <w:proofErr w:type="gramEnd"/>
+      <w:r>
+        <w:rPr>
+          <w:rFonts w:ascii="Aptos Narrow" w:hAnsi="Aptos Narrow"/>
+        </w:rPr>
+        <w:t xml:space="preserve"> installation package: </w:t>
       </w:r>
       <w:r>
         <w:rPr>
@@ -13647,6 +14835,7 @@
         <w:lastRenderedPageBreak/>
         <w:t xml:space="preserve">x64: </w:t>
       </w:r>
+      <w:proofErr w:type="gramStart"/>
       <w:r>
         <w:rPr>
           <w:rFonts w:ascii="Aptos Narrow" w:hAnsi="Aptos Narrow"/>
@@ -13672,7 +14861,14 @@
         <w:rPr>
           <w:rFonts w:ascii="Aptos Narrow" w:hAnsi="Aptos Narrow"/>
         </w:rPr>
-        <w:t xml:space="preserve">, installation package: </w:t>
+        <w:t>,</w:t>
+      </w:r>
+      <w:proofErr w:type="gramEnd"/>
+      <w:r>
+        <w:rPr>
+          <w:rFonts w:ascii="Aptos Narrow" w:hAnsi="Aptos Narrow"/>
+        </w:rPr>
+        <w:t xml:space="preserve"> installation package: </w:t>
       </w:r>
       <w:r>
         <w:rPr>
@@ -13699,6 +14895,7 @@
         </w:rPr>
         <w:t xml:space="preserve">x86: </w:t>
       </w:r>
+      <w:proofErr w:type="gramStart"/>
       <w:r>
         <w:rPr>
           <w:rFonts w:ascii="Aptos Narrow" w:hAnsi="Aptos Narrow"/>
@@ -13724,7 +14921,14 @@
         <w:rPr>
           <w:rFonts w:ascii="Aptos Narrow" w:hAnsi="Aptos Narrow"/>
         </w:rPr>
-        <w:t xml:space="preserve">, installation package: </w:t>
+        <w:t>,</w:t>
+      </w:r>
+      <w:proofErr w:type="gramEnd"/>
+      <w:r>
+        <w:rPr>
+          <w:rFonts w:ascii="Aptos Narrow" w:hAnsi="Aptos Narrow"/>
+        </w:rPr>
+        <w:t xml:space="preserve"> installation package: </w:t>
       </w:r>
       <w:r>
         <w:rPr>
@@ -13789,11 +14993,19 @@
           <w:rFonts w:ascii="Aptos Narrow" w:hAnsi="Aptos Narrow"/>
         </w:rPr>
       </w:pPr>
-      <w:r>
-        <w:rPr>
-          <w:rFonts w:ascii="Aptos Narrow" w:hAnsi="Aptos Narrow"/>
-        </w:rPr>
-        <w:t>en-US</w:t>
+      <w:proofErr w:type="spellStart"/>
+      <w:r>
+        <w:rPr>
+          <w:rFonts w:ascii="Aptos Narrow" w:hAnsi="Aptos Narrow"/>
+        </w:rPr>
+        <w:t>en</w:t>
+      </w:r>
+      <w:proofErr w:type="spellEnd"/>
+      <w:r>
+        <w:rPr>
+          <w:rFonts w:ascii="Aptos Narrow" w:hAnsi="Aptos Narrow"/>
+        </w:rPr>
+        <w:t>-US</w:t>
       </w:r>
     </w:p>
     <w:p>
@@ -13811,7 +15023,37 @@
         <w:rPr>
           <w:rFonts w:ascii="Aptos Narrow" w:hAnsi="Aptos Narrow"/>
         </w:rPr>
-        <w:t>Creating the directory:schema\ en -US, copy the application package to that directory</w:t>
+        <w:t xml:space="preserve">Creating the </w:t>
+      </w:r>
+      <w:proofErr w:type="spellStart"/>
+      <w:proofErr w:type="gramStart"/>
+      <w:r>
+        <w:rPr>
+          <w:rFonts w:ascii="Aptos Narrow" w:hAnsi="Aptos Narrow"/>
+        </w:rPr>
+        <w:t>directory:schema</w:t>
+      </w:r>
+      <w:proofErr w:type="spellEnd"/>
+      <w:proofErr w:type="gramEnd"/>
+      <w:r>
+        <w:rPr>
+          <w:rFonts w:ascii="Aptos Narrow" w:hAnsi="Aptos Narrow"/>
+        </w:rPr>
+        <w:t xml:space="preserve">\ </w:t>
+      </w:r>
+      <w:proofErr w:type="spellStart"/>
+      <w:r>
+        <w:rPr>
+          <w:rFonts w:ascii="Aptos Narrow" w:hAnsi="Aptos Narrow"/>
+        </w:rPr>
+        <w:t>en</w:t>
+      </w:r>
+      <w:proofErr w:type="spellEnd"/>
+      <w:r>
+        <w:rPr>
+          <w:rFonts w:ascii="Aptos Narrow" w:hAnsi="Aptos Narrow"/>
+        </w:rPr>
+        <w:t xml:space="preserve"> -US, copy the application package to that directory</w:t>
       </w:r>
     </w:p>
     <w:p>
@@ -13831,6 +15073,7 @@
         </w:rPr>
         <w:t xml:space="preserve">x64: </w:t>
       </w:r>
+      <w:proofErr w:type="gramStart"/>
       <w:r>
         <w:rPr>
           <w:rFonts w:ascii="Aptos Narrow" w:hAnsi="Aptos Narrow"/>
@@ -13856,7 +15099,14 @@
         <w:rPr>
           <w:rFonts w:ascii="Aptos Narrow" w:hAnsi="Aptos Narrow"/>
         </w:rPr>
-        <w:t xml:space="preserve">, installation package: </w:t>
+        <w:t>,</w:t>
+      </w:r>
+      <w:proofErr w:type="gramEnd"/>
+      <w:r>
+        <w:rPr>
+          <w:rFonts w:ascii="Aptos Narrow" w:hAnsi="Aptos Narrow"/>
+        </w:rPr>
+        <w:t xml:space="preserve"> installation package: </w:t>
       </w:r>
       <w:r>
         <w:rPr>
@@ -13883,6 +15133,7 @@
         </w:rPr>
         <w:t xml:space="preserve">x86: </w:t>
       </w:r>
+      <w:proofErr w:type="gramStart"/>
       <w:r>
         <w:rPr>
           <w:rFonts w:ascii="Aptos Narrow" w:hAnsi="Aptos Narrow"/>
@@ -13908,7 +15159,14 @@
         <w:rPr>
           <w:rFonts w:ascii="Aptos Narrow" w:hAnsi="Aptos Narrow"/>
         </w:rPr>
-        <w:t xml:space="preserve">, installation package: </w:t>
+        <w:t>,</w:t>
+      </w:r>
+      <w:proofErr w:type="gramEnd"/>
+      <w:r>
+        <w:rPr>
+          <w:rFonts w:ascii="Aptos Narrow" w:hAnsi="Aptos Narrow"/>
+        </w:rPr>
+        <w:t xml:space="preserve"> installation package: </w:t>
       </w:r>
       <w:r>
         <w:rPr>
@@ -13933,12 +15191,142 @@
           <w:rFonts w:ascii="Aptos Narrow" w:hAnsi="Aptos Narrow"/>
         </w:rPr>
       </w:pPr>
-      <w:r>
-        <w:rPr>
-          <w:rFonts w:ascii="Aptos Narrow" w:hAnsi="Aptos Narrow"/>
+      <w:proofErr w:type="spellStart"/>
+      <w:r>
+        <w:rPr>
+          <w:rFonts w:ascii="Aptos Narrow" w:hAnsi="Aptos Narrow"/>
+        </w:rPr>
+        <w:t>zh</w:t>
+      </w:r>
+      <w:proofErr w:type="spellEnd"/>
+      <w:r>
+        <w:rPr>
+          <w:rFonts w:ascii="Aptos Narrow" w:hAnsi="Aptos Narrow"/>
+        </w:rPr>
+        <w:t>-CN</w:t>
+      </w:r>
+    </w:p>
+    <w:p>
+      <w:pPr>
+        <w:pStyle w:val="ListParagraph"/>
+        <w:widowControl w:val="0"/>
+        <w:spacing w:line="360" w:lineRule="auto"/>
+        <w:ind w:left="4590"/>
+        <w:contextualSpacing w:val="0"/>
+        <w:rPr>
+          <w:rFonts w:ascii="Aptos Narrow" w:hAnsi="Aptos Narrow"/>
+        </w:rPr>
+      </w:pPr>
+      <w:r>
+        <w:rPr>
+          <w:rFonts w:ascii="Aptos Narrow" w:hAnsi="Aptos Narrow"/>
+        </w:rPr>
+        <w:t xml:space="preserve">Creating the </w:t>
+      </w:r>
+      <w:proofErr w:type="spellStart"/>
+      <w:proofErr w:type="gramStart"/>
+      <w:r>
+        <w:rPr>
+          <w:rFonts w:ascii="Aptos Narrow" w:hAnsi="Aptos Narrow"/>
+        </w:rPr>
+        <w:t>directory:schema</w:t>
+      </w:r>
+      <w:proofErr w:type="spellEnd"/>
+      <w:proofErr w:type="gramEnd"/>
+      <w:r>
+        <w:rPr>
+          <w:rFonts w:ascii="Aptos Narrow" w:hAnsi="Aptos Narrow"/>
+        </w:rPr>
+        <w:t xml:space="preserve">\ </w:t>
+      </w:r>
+      <w:proofErr w:type="spellStart"/>
+      <w:r>
+        <w:rPr>
+          <w:rFonts w:ascii="Aptos Narrow" w:hAnsi="Aptos Narrow"/>
+        </w:rPr>
+        <w:t>en</w:t>
+      </w:r>
+      <w:proofErr w:type="spellEnd"/>
+      <w:r>
+        <w:rPr>
+          <w:rFonts w:ascii="Aptos Narrow" w:hAnsi="Aptos Narrow"/>
+        </w:rPr>
+        <w:t xml:space="preserve"> -US, copy the application package to that directory</w:t>
+      </w:r>
+    </w:p>
+    <w:p>
+      <w:pPr>
+        <w:pStyle w:val="ListParagraph"/>
+        <w:widowControl w:val="0"/>
+        <w:spacing w:line="360" w:lineRule="auto"/>
+        <w:ind w:left="4590"/>
+        <w:contextualSpacing w:val="0"/>
+        <w:rPr>
+          <w:rFonts w:ascii="Aptos Narrow" w:hAnsi="Aptos Narrow"/>
+        </w:rPr>
+      </w:pPr>
+      <w:r>
+        <w:rPr>
+          <w:rFonts w:ascii="Aptos Narrow" w:hAnsi="Aptos Narrow"/>
+        </w:rPr>
+        <w:t xml:space="preserve">x64: </w:t>
+      </w:r>
+      <w:proofErr w:type="gramStart"/>
+      <w:r>
+        <w:rPr>
+          <w:rFonts w:ascii="Aptos Narrow" w:hAnsi="Aptos Narrow"/>
+          <w:color w:val="7030A0"/>
+        </w:rPr>
+        <w:t>D:\</w:t>
+      </w:r>
+      <w:r>
+        <w:rPr>
+          <w:rFonts w:ascii="Aptos Narrow" w:hAnsi="Aptos Narrow"/>
+          <w:color w:val="7030A0"/>
+        </w:rPr>
+        <w:t>YiSolutions</w:t>
+      </w:r>
+      <w:r>
+        <w:rPr>
+          <w:rFonts w:ascii="Aptos Narrow" w:hAnsi="Aptos Narrow"/>
+          <w:color w:val="7030A0"/>
+        </w:rPr>
+        <w:t>\_Encapsulation\_Custom\Software\00\WinRAR\AMD64\</w:t>
+      </w:r>
+      <w:r>
+        <w:rPr>
+          <w:rFonts w:ascii="Aptos Narrow" w:hAnsi="Aptos Narrow"/>
+          <w:color w:val="7030A0"/>
         </w:rPr>
         <w:t>zh-CN</w:t>
       </w:r>
+      <w:r>
+        <w:rPr>
+          <w:rFonts w:ascii="Aptos Narrow" w:hAnsi="Aptos Narrow"/>
+          <w:color w:val="7030A0"/>
+        </w:rPr>
+        <w:t xml:space="preserve"> </w:t>
+      </w:r>
+      <w:r>
+        <w:rPr>
+          <w:rFonts w:ascii="Aptos Narrow" w:hAnsi="Aptos Narrow"/>
+        </w:rPr>
+        <w:t>,</w:t>
+      </w:r>
+      <w:proofErr w:type="gramEnd"/>
+      <w:r>
+        <w:rPr>
+          <w:rFonts w:ascii="Aptos Narrow" w:hAnsi="Aptos Narrow"/>
+        </w:rPr>
+        <w:t xml:space="preserve"> installation package: </w:t>
+      </w:r>
+      <w:r>
+        <w:rPr>
+          <w:rFonts w:ascii="Aptos Narrow" w:hAnsi="Aptos Narrow"/>
+          <w:color w:val="7030A0"/>
+        </w:rPr>
+        <w:t>winrar-x64-624sc.exe</w:t>
+      </w:r>
     </w:p>
     <w:p>
       <w:pPr>
@@ -13955,26 +15343,9 @@
         <w:rPr>
           <w:rFonts w:ascii="Aptos Narrow" w:hAnsi="Aptos Narrow"/>
         </w:rPr>
-        <w:t>Creating the directory:schema\ en -US, copy the application package to that directory</w:t>
-      </w:r>
-    </w:p>
-    <w:p>
-      <w:pPr>
-        <w:pStyle w:val="ListParagraph"/>
-        <w:widowControl w:val="0"/>
-        <w:spacing w:line="360" w:lineRule="auto"/>
-        <w:ind w:left="4590"/>
-        <w:contextualSpacing w:val="0"/>
-        <w:rPr>
-          <w:rFonts w:ascii="Aptos Narrow" w:hAnsi="Aptos Narrow"/>
-        </w:rPr>
-      </w:pPr>
-      <w:r>
-        <w:rPr>
-          <w:rFonts w:ascii="Aptos Narrow" w:hAnsi="Aptos Narrow"/>
-        </w:rPr>
-        <w:t xml:space="preserve">x64: </w:t>
-      </w:r>
+        <w:t xml:space="preserve">x86: </w:t>
+      </w:r>
+      <w:proofErr w:type="gramStart"/>
       <w:r>
         <w:rPr>
           <w:rFonts w:ascii="Aptos Narrow" w:hAnsi="Aptos Narrow"/>
@@ -13994,7 +15365,7 @@
           <w:rFonts w:ascii="Aptos Narrow" w:hAnsi="Aptos Narrow"/>
           <w:color w:val="7030A0"/>
         </w:rPr>
-        <w:t>\_Encapsulation\_Custom\Software\00\WinRAR\AMD64\</w:t>
+        <w:t>\_Encapsulation\_Custom\Software\00\WinRAR\x86\</w:t>
       </w:r>
       <w:r>
         <w:rPr>
@@ -14014,73 +15385,14 @@
         <w:rPr>
           <w:rFonts w:ascii="Aptos Narrow" w:hAnsi="Aptos Narrow"/>
         </w:rPr>
-        <w:t xml:space="preserve">, installation package: </w:t>
-      </w:r>
-      <w:r>
-        <w:rPr>
-          <w:rFonts w:ascii="Aptos Narrow" w:hAnsi="Aptos Narrow"/>
-          <w:color w:val="7030A0"/>
-        </w:rPr>
-        <w:t>winrar-x64-624sc.exe</w:t>
-      </w:r>
-    </w:p>
-    <w:p>
-      <w:pPr>
-        <w:pStyle w:val="ListParagraph"/>
-        <w:widowControl w:val="0"/>
-        <w:spacing w:line="360" w:lineRule="auto"/>
-        <w:ind w:left="4590"/>
-        <w:contextualSpacing w:val="0"/>
-        <w:rPr>
-          <w:rFonts w:ascii="Aptos Narrow" w:hAnsi="Aptos Narrow"/>
-        </w:rPr>
-      </w:pPr>
-      <w:r>
-        <w:rPr>
-          <w:rFonts w:ascii="Aptos Narrow" w:hAnsi="Aptos Narrow"/>
-        </w:rPr>
-        <w:t xml:space="preserve">x86: </w:t>
-      </w:r>
-      <w:r>
-        <w:rPr>
-          <w:rFonts w:ascii="Aptos Narrow" w:hAnsi="Aptos Narrow"/>
-          <w:color w:val="7030A0"/>
-        </w:rPr>
-        <w:t>D:\</w:t>
-      </w:r>
-      <w:r>
-        <w:rPr>
-          <w:rFonts w:ascii="Aptos Narrow" w:hAnsi="Aptos Narrow"/>
-          <w:color w:val="7030A0"/>
-        </w:rPr>
-        <w:t>YiSolutions</w:t>
-      </w:r>
-      <w:r>
-        <w:rPr>
-          <w:rFonts w:ascii="Aptos Narrow" w:hAnsi="Aptos Narrow"/>
-          <w:color w:val="7030A0"/>
-        </w:rPr>
-        <w:t>\_Encapsulation\_Custom\Software\00\WinRAR\x86\</w:t>
-      </w:r>
-      <w:r>
-        <w:rPr>
-          <w:rFonts w:ascii="Aptos Narrow" w:hAnsi="Aptos Narrow"/>
-          <w:color w:val="7030A0"/>
-        </w:rPr>
-        <w:t>zh-CN</w:t>
-      </w:r>
-      <w:r>
-        <w:rPr>
-          <w:rFonts w:ascii="Aptos Narrow" w:hAnsi="Aptos Narrow"/>
-          <w:color w:val="7030A0"/>
-        </w:rPr>
-        <w:t xml:space="preserve"> </w:t>
-      </w:r>
-      <w:r>
-        <w:rPr>
-          <w:rFonts w:ascii="Aptos Narrow" w:hAnsi="Aptos Narrow"/>
-        </w:rPr>
-        <w:t xml:space="preserve">, installation package: </w:t>
+        <w:t>,</w:t>
+      </w:r>
+      <w:proofErr w:type="gramEnd"/>
+      <w:r>
+        <w:rPr>
+          <w:rFonts w:ascii="Aptos Narrow" w:hAnsi="Aptos Narrow"/>
+        </w:rPr>
+        <w:t xml:space="preserve"> installation package: </w:t>
       </w:r>
       <w:r>
         <w:rPr>
@@ -14201,6 +15513,7 @@
         </w:rPr>
         <w:t xml:space="preserve">Different fonts can be added to: </w:t>
       </w:r>
+      <w:proofErr w:type="gramStart"/>
       <w:r>
         <w:rPr>
           <w:rFonts w:ascii="Aptos Narrow" w:hAnsi="Aptos Narrow"/>
@@ -14226,7 +15539,14 @@
         <w:rPr>
           <w:rFonts w:ascii="Aptos Narrow" w:hAnsi="Aptos Narrow"/>
         </w:rPr>
-        <w:t>. When you experience deployment for the first time, the fonts will be automatically installed.</w:t>
+        <w:t>.</w:t>
+      </w:r>
+      <w:proofErr w:type="gramEnd"/>
+      <w:r>
+        <w:rPr>
+          <w:rFonts w:ascii="Aptos Narrow" w:hAnsi="Aptos Narrow"/>
+        </w:rPr>
+        <w:t xml:space="preserve"> When you experience deployment for the first time, the fonts will be automatically installed.</w:t>
       </w:r>
     </w:p>
     <w:p>
@@ -14323,7 +15643,21 @@
         <w:rPr>
           <w:rFonts w:ascii="Aptos Narrow" w:hAnsi="Aptos Narrow"/>
         </w:rPr>
-        <w:t xml:space="preserve">When adding language packs, cumulative updates, and InBox Apps, the installation package is stored in a memory virtual disk, which will occupy a large </w:t>
+        <w:t xml:space="preserve">When adding language packs, cumulative updates, and </w:t>
+      </w:r>
+      <w:proofErr w:type="spellStart"/>
+      <w:r>
+        <w:rPr>
+          <w:rFonts w:ascii="Aptos Narrow" w:hAnsi="Aptos Narrow"/>
+        </w:rPr>
+        <w:t>InBox</w:t>
+      </w:r>
+      <w:proofErr w:type="spellEnd"/>
+      <w:r>
+        <w:rPr>
+          <w:rFonts w:ascii="Aptos Narrow" w:hAnsi="Aptos Narrow"/>
+        </w:rPr>
+        <w:t xml:space="preserve"> Apps, the installation package is stored in a memory virtual disk, which will occupy a large </w:t>
       </w:r>
       <w:r>
         <w:rPr>
@@ -14377,7 +15711,21 @@
         <w:rPr>
           <w:rFonts w:ascii="Aptos Narrow" w:hAnsi="Aptos Narrow"/>
         </w:rPr>
-        <w:t xml:space="preserve">Ultra RAMDisk | </w:t>
+        <w:t xml:space="preserve">Ultra </w:t>
+      </w:r>
+      <w:proofErr w:type="spellStart"/>
+      <w:r>
+        <w:rPr>
+          <w:rFonts w:ascii="Aptos Narrow" w:hAnsi="Aptos Narrow"/>
+        </w:rPr>
+        <w:t>RAMDisk</w:t>
+      </w:r>
+      <w:proofErr w:type="spellEnd"/>
+      <w:r>
+        <w:rPr>
+          <w:rFonts w:ascii="Aptos Narrow" w:hAnsi="Aptos Narrow"/>
+        </w:rPr>
+        <w:t xml:space="preserve"> | </w:t>
       </w:r>
       <w:hyperlink r:id="rId41" w:history="1">
         <w:r>
@@ -14405,11 +15753,19 @@
           <w:rFonts w:ascii="Aptos Narrow" w:hAnsi="Aptos Narrow"/>
         </w:rPr>
       </w:pPr>
-      <w:r>
-        <w:rPr>
-          <w:rFonts w:ascii="Aptos Narrow" w:hAnsi="Aptos Narrow"/>
-        </w:rPr>
-        <w:t xml:space="preserve">ImDisk | </w:t>
+      <w:proofErr w:type="spellStart"/>
+      <w:r>
+        <w:rPr>
+          <w:rFonts w:ascii="Aptos Narrow" w:hAnsi="Aptos Narrow"/>
+        </w:rPr>
+        <w:t>ImDisk</w:t>
+      </w:r>
+      <w:proofErr w:type="spellEnd"/>
+      <w:r>
+        <w:rPr>
+          <w:rFonts w:ascii="Aptos Narrow" w:hAnsi="Aptos Narrow"/>
+        </w:rPr>
+        <w:t xml:space="preserve"> | </w:t>
       </w:r>
       <w:hyperlink r:id="rId42" w:history="1">
         <w:r>
@@ -14441,7 +15797,21 @@
         <w:rPr>
           <w:rFonts w:ascii="Aptos Narrow" w:hAnsi="Aptos Narrow"/>
         </w:rPr>
-        <w:t xml:space="preserve">AMD Radeon RAMDisk | </w:t>
+        <w:t xml:space="preserve">AMD Radeon </w:t>
+      </w:r>
+      <w:proofErr w:type="spellStart"/>
+      <w:r>
+        <w:rPr>
+          <w:rFonts w:ascii="Aptos Narrow" w:hAnsi="Aptos Narrow"/>
+        </w:rPr>
+        <w:t>RAMDisk</w:t>
+      </w:r>
+      <w:proofErr w:type="spellEnd"/>
+      <w:r>
+        <w:rPr>
+          <w:rFonts w:ascii="Aptos Narrow" w:hAnsi="Aptos Narrow"/>
+        </w:rPr>
+        <w:t xml:space="preserve"> | </w:t>
       </w:r>
       <w:hyperlink r:id="rId43" w:history="1">
         <w:r>
@@ -14473,7 +15843,21 @@
         <w:rPr>
           <w:rFonts w:ascii="Aptos Narrow" w:hAnsi="Aptos Narrow"/>
         </w:rPr>
-        <w:t xml:space="preserve">Primo Ramdisk | </w:t>
+        <w:t xml:space="preserve">Primo </w:t>
+      </w:r>
+      <w:proofErr w:type="spellStart"/>
+      <w:r>
+        <w:rPr>
+          <w:rFonts w:ascii="Aptos Narrow" w:hAnsi="Aptos Narrow"/>
+        </w:rPr>
+        <w:t>Ramdisk</w:t>
+      </w:r>
+      <w:proofErr w:type="spellEnd"/>
+      <w:r>
+        <w:rPr>
+          <w:rFonts w:ascii="Aptos Narrow" w:hAnsi="Aptos Narrow"/>
+        </w:rPr>
+        <w:t xml:space="preserve"> | </w:t>
       </w:r>
       <w:hyperlink r:id="rId44" w:history="1">
         <w:r>
@@ -14501,11 +15885,19 @@
           <w:rFonts w:ascii="Aptos Narrow" w:hAnsi="Aptos Narrow"/>
         </w:rPr>
       </w:pPr>
-      <w:r>
-        <w:rPr>
-          <w:rFonts w:ascii="Aptos Narrow" w:hAnsi="Aptos Narrow"/>
-        </w:rPr>
-        <w:t xml:space="preserve">SoftPerfect RAM Disk | </w:t>
+      <w:proofErr w:type="spellStart"/>
+      <w:r>
+        <w:rPr>
+          <w:rFonts w:ascii="Aptos Narrow" w:hAnsi="Aptos Narrow"/>
+        </w:rPr>
+        <w:t>SoftPerfect</w:t>
+      </w:r>
+      <w:proofErr w:type="spellEnd"/>
+      <w:r>
+        <w:rPr>
+          <w:rFonts w:ascii="Aptos Narrow" w:hAnsi="Aptos Narrow"/>
+        </w:rPr>
+        <w:t xml:space="preserve"> RAM Disk | </w:t>
       </w:r>
       <w:hyperlink r:id="rId45" w:history="1">
         <w:r>
@@ -14533,11 +15925,19 @@
           <w:rFonts w:ascii="Aptos Narrow" w:hAnsi="Aptos Narrow"/>
         </w:rPr>
       </w:pPr>
-      <w:r>
-        <w:rPr>
-          <w:rFonts w:ascii="Aptos Narrow" w:hAnsi="Aptos Narrow"/>
-        </w:rPr>
-        <w:t xml:space="preserve">StarWind RAM Disk | </w:t>
+      <w:proofErr w:type="spellStart"/>
+      <w:r>
+        <w:rPr>
+          <w:rFonts w:ascii="Aptos Narrow" w:hAnsi="Aptos Narrow"/>
+        </w:rPr>
+        <w:t>StarWind</w:t>
+      </w:r>
+      <w:proofErr w:type="spellEnd"/>
+      <w:r>
+        <w:rPr>
+          <w:rFonts w:ascii="Aptos Narrow" w:hAnsi="Aptos Narrow"/>
+        </w:rPr>
+        <w:t xml:space="preserve"> RAM Disk | </w:t>
       </w:r>
       <w:hyperlink r:id="rId46" w:history="1">
         <w:r>
@@ -15038,11 +16438,19 @@
       <w:r>
         <w:t xml:space="preserve">, </w:t>
       </w:r>
+      <w:proofErr w:type="gramStart"/>
       <w:r>
         <w:rPr>
           <w:color w:val="7030A0"/>
         </w:rPr>
-        <w:t>*.psm1</w:t>
+        <w:t>*.psm</w:t>
+      </w:r>
+      <w:proofErr w:type="gramEnd"/>
+      <w:r>
+        <w:rPr>
+          <w:color w:val="7030A0"/>
+        </w:rPr>
+        <w:t>1</w:t>
       </w:r>
       <w:r>
         <w:t xml:space="preserve">, go to: Settings, select "API Application Programming Interface", add the corresponding rule name, run file path, etc. After adding, when the shortcut command is available, enter API + name, for example, run name Yi, enter: </w:t>
@@ -15095,7 +16503,21 @@
         <w:rPr>
           <w:rFonts w:ascii="Aptos Narrow" w:hAnsi="Aptos Narrow"/>
         </w:rPr>
-        <w:t>Before creating custom rules, please refer to the inclusion and exclusion of InBox Apps application rules. Note that after online update, the enabled custom rules will not be synchronized to the new version. After the update is completed, please manually copy the custom rules to the new version. version, online updates using the repair function will reset all files.</w:t>
+        <w:t xml:space="preserve">Before creating custom rules, please refer to the inclusion and exclusion of </w:t>
+      </w:r>
+      <w:proofErr w:type="spellStart"/>
+      <w:r>
+        <w:rPr>
+          <w:rFonts w:ascii="Aptos Narrow" w:hAnsi="Aptos Narrow"/>
+        </w:rPr>
+        <w:t>InBox</w:t>
+      </w:r>
+      <w:proofErr w:type="spellEnd"/>
+      <w:r>
+        <w:rPr>
+          <w:rFonts w:ascii="Aptos Narrow" w:hAnsi="Aptos Narrow"/>
+        </w:rPr>
+        <w:t xml:space="preserve"> Apps application rules. Note that after online update, the enabled custom rules will not be synchronized to the new version. After the update is completed, please manually copy the custom rules to the new version. version, online updates using the repair function will reset all files.</w:t>
       </w:r>
     </w:p>
     <w:p>
@@ -15167,7 +16589,21 @@
         <w:rPr>
           <w:rFonts w:ascii="Aptos Narrow" w:hAnsi="Aptos Narrow"/>
         </w:rPr>
-        <w:t>Contains InBox Apps</w:t>
+        <w:t xml:space="preserve">Contains </w:t>
+      </w:r>
+      <w:proofErr w:type="spellStart"/>
+      <w:r>
+        <w:rPr>
+          <w:rFonts w:ascii="Aptos Narrow" w:hAnsi="Aptos Narrow"/>
+        </w:rPr>
+        <w:t>InBox</w:t>
+      </w:r>
+      <w:proofErr w:type="spellEnd"/>
+      <w:r>
+        <w:rPr>
+          <w:rFonts w:ascii="Aptos Narrow" w:hAnsi="Aptos Narrow"/>
+        </w:rPr>
+        <w:t xml:space="preserve"> Apps</w:t>
       </w:r>
     </w:p>
     <w:p>
@@ -15183,7 +16619,14 @@
         <w:rPr>
           <w:rFonts w:ascii="Aptos Narrow" w:hAnsi="Aptos Narrow"/>
         </w:rPr>
-        <w:t>{Compressed package }:\_</w:t>
+        <w:t xml:space="preserve">{Compressed </w:t>
+      </w:r>
+      <w:proofErr w:type="gramStart"/>
+      <w:r>
+        <w:rPr>
+          <w:rFonts w:ascii="Aptos Narrow" w:hAnsi="Aptos Narrow"/>
+        </w:rPr>
+        <w:t>package }:\_</w:t>
       </w:r>
       <w:r>
         <w:rPr>
@@ -15203,6 +16646,7 @@
         </w:rPr>
         <w:t>.psm1</w:t>
       </w:r>
+      <w:proofErr w:type="gramEnd"/>
     </w:p>
     <w:p>
       <w:pPr>
@@ -15223,7 +16667,21 @@
         <w:rPr>
           <w:rFonts w:ascii="Aptos Narrow" w:hAnsi="Aptos Narrow"/>
         </w:rPr>
-        <w:t>Does not include InBox Apps</w:t>
+        <w:t xml:space="preserve">Does not include </w:t>
+      </w:r>
+      <w:proofErr w:type="spellStart"/>
+      <w:r>
+        <w:rPr>
+          <w:rFonts w:ascii="Aptos Narrow" w:hAnsi="Aptos Narrow"/>
+        </w:rPr>
+        <w:t>InBox</w:t>
+      </w:r>
+      <w:proofErr w:type="spellEnd"/>
+      <w:r>
+        <w:rPr>
+          <w:rFonts w:ascii="Aptos Narrow" w:hAnsi="Aptos Narrow"/>
+        </w:rPr>
+        <w:t xml:space="preserve"> Apps</w:t>
       </w:r>
     </w:p>
     <w:p>
@@ -15239,7 +16697,14 @@
         <w:rPr>
           <w:rFonts w:ascii="Aptos Narrow" w:hAnsi="Aptos Narrow"/>
         </w:rPr>
-        <w:t>{Compressed package }:\_</w:t>
+        <w:t xml:space="preserve">{Compressed </w:t>
+      </w:r>
+      <w:proofErr w:type="gramStart"/>
+      <w:r>
+        <w:rPr>
+          <w:rFonts w:ascii="Aptos Narrow" w:hAnsi="Aptos Narrow"/>
+        </w:rPr>
+        <w:t>package }:\_</w:t>
       </w:r>
       <w:r>
         <w:rPr>
@@ -15247,6 +16712,7 @@
         </w:rPr>
         <w:t>Encapsulation\Modules\1.0.0.0\Functions\Custom\Solutions.Custom.Only.Language.psm1</w:t>
       </w:r>
+      <w:proofErr w:type="gramEnd"/>
     </w:p>
     <w:p>
       <w:pPr>
@@ -15266,7 +16732,21 @@
         <w:rPr>
           <w:rFonts w:ascii="Aptos Narrow" w:hAnsi="Aptos Narrow"/>
         </w:rPr>
-        <w:t>Find dependencies from InBox Apps applications</w:t>
+        <w:t xml:space="preserve">Find dependencies from </w:t>
+      </w:r>
+      <w:proofErr w:type="spellStart"/>
+      <w:r>
+        <w:rPr>
+          <w:rFonts w:ascii="Aptos Narrow" w:hAnsi="Aptos Narrow"/>
+        </w:rPr>
+        <w:t>InBox</w:t>
+      </w:r>
+      <w:proofErr w:type="spellEnd"/>
+      <w:r>
+        <w:rPr>
+          <w:rFonts w:ascii="Aptos Narrow" w:hAnsi="Aptos Narrow"/>
+        </w:rPr>
+        <w:t xml:space="preserve"> Apps applications</w:t>
       </w:r>
       <w:bookmarkEnd w:id="40"/>
     </w:p>
@@ -15290,7 +16770,25 @@
           <w:rFonts w:ascii="Aptos Narrow" w:hAnsi="Aptos Narrow"/>
           <w:color w:val="7030A0"/>
         </w:rPr>
-        <w:t>Solutions. Custom.With.InBox.Apps .psm1</w:t>
+        <w:t xml:space="preserve">Solutions. </w:t>
+      </w:r>
+      <w:proofErr w:type="spellStart"/>
+      <w:proofErr w:type="gramStart"/>
+      <w:r>
+        <w:rPr>
+          <w:rFonts w:ascii="Aptos Narrow" w:hAnsi="Aptos Narrow"/>
+          <w:color w:val="7030A0"/>
+        </w:rPr>
+        <w:t>Custom.With.InBox.Apps</w:t>
+      </w:r>
+      <w:proofErr w:type="spellEnd"/>
+      <w:proofErr w:type="gramEnd"/>
+      <w:r>
+        <w:rPr>
+          <w:rFonts w:ascii="Aptos Narrow" w:hAnsi="Aptos Narrow"/>
+          <w:color w:val="7030A0"/>
+        </w:rPr>
+        <w:t xml:space="preserve"> .psm1</w:t>
       </w:r>
       <w:r>
         <w:rPr>
@@ -15389,7 +16887,49 @@
         <w:rPr>
           <w:rFonts w:ascii="Aptos Narrow" w:hAnsi="Aptos Narrow"/>
         </w:rPr>
-        <w:t xml:space="preserve">    &lt;PackageDependency Name="Microsoft.UI.Xaml.2.8" MinVersion="8.2207.14002.0"/&gt;</w:t>
+        <w:t xml:space="preserve">    &lt;</w:t>
+      </w:r>
+      <w:proofErr w:type="spellStart"/>
+      <w:r>
+        <w:rPr>
+          <w:rFonts w:ascii="Aptos Narrow" w:hAnsi="Aptos Narrow"/>
+        </w:rPr>
+        <w:t>PackageDependency</w:t>
+      </w:r>
+      <w:proofErr w:type="spellEnd"/>
+      <w:r>
+        <w:rPr>
+          <w:rFonts w:ascii="Aptos Narrow" w:hAnsi="Aptos Narrow"/>
+        </w:rPr>
+        <w:t xml:space="preserve"> Name="</w:t>
+      </w:r>
+      <w:proofErr w:type="gramStart"/>
+      <w:r>
+        <w:rPr>
+          <w:rFonts w:ascii="Aptos Narrow" w:hAnsi="Aptos Narrow"/>
+        </w:rPr>
+        <w:t>Microsoft.UI.Xaml</w:t>
+      </w:r>
+      <w:proofErr w:type="gramEnd"/>
+      <w:r>
+        <w:rPr>
+          <w:rFonts w:ascii="Aptos Narrow" w:hAnsi="Aptos Narrow"/>
+        </w:rPr>
+        <w:t xml:space="preserve">.2.8" </w:t>
+      </w:r>
+      <w:proofErr w:type="spellStart"/>
+      <w:r>
+        <w:rPr>
+          <w:rFonts w:ascii="Aptos Narrow" w:hAnsi="Aptos Narrow"/>
+        </w:rPr>
+        <w:t>MinVersion</w:t>
+      </w:r>
+      <w:proofErr w:type="spellEnd"/>
+      <w:r>
+        <w:rPr>
+          <w:rFonts w:ascii="Aptos Narrow" w:hAnsi="Aptos Narrow"/>
+        </w:rPr>
+        <w:t>="8.2207.14002.0"/&gt;</w:t>
       </w:r>
     </w:p>
     <w:p>
@@ -15407,7 +16947,49 @@
         <w:rPr>
           <w:rFonts w:ascii="Aptos Narrow" w:hAnsi="Aptos Narrow"/>
         </w:rPr>
-        <w:t xml:space="preserve">    &lt;PackageDependency Name="Microsoft.NET.Native.Framework.2.2" MinVersion="2.2.29512.0"/&gt;</w:t>
+        <w:t xml:space="preserve">    &lt;</w:t>
+      </w:r>
+      <w:proofErr w:type="spellStart"/>
+      <w:r>
+        <w:rPr>
+          <w:rFonts w:ascii="Aptos Narrow" w:hAnsi="Aptos Narrow"/>
+        </w:rPr>
+        <w:t>PackageDependency</w:t>
+      </w:r>
+      <w:proofErr w:type="spellEnd"/>
+      <w:r>
+        <w:rPr>
+          <w:rFonts w:ascii="Aptos Narrow" w:hAnsi="Aptos Narrow"/>
+        </w:rPr>
+        <w:t xml:space="preserve"> Name="</w:t>
+      </w:r>
+      <w:proofErr w:type="gramStart"/>
+      <w:r>
+        <w:rPr>
+          <w:rFonts w:ascii="Aptos Narrow" w:hAnsi="Aptos Narrow"/>
+        </w:rPr>
+        <w:t>Microsoft.NET.Native.Framework</w:t>
+      </w:r>
+      <w:proofErr w:type="gramEnd"/>
+      <w:r>
+        <w:rPr>
+          <w:rFonts w:ascii="Aptos Narrow" w:hAnsi="Aptos Narrow"/>
+        </w:rPr>
+        <w:t xml:space="preserve">.2.2" </w:t>
+      </w:r>
+      <w:proofErr w:type="spellStart"/>
+      <w:r>
+        <w:rPr>
+          <w:rFonts w:ascii="Aptos Narrow" w:hAnsi="Aptos Narrow"/>
+        </w:rPr>
+        <w:t>MinVersion</w:t>
+      </w:r>
+      <w:proofErr w:type="spellEnd"/>
+      <w:r>
+        <w:rPr>
+          <w:rFonts w:ascii="Aptos Narrow" w:hAnsi="Aptos Narrow"/>
+        </w:rPr>
+        <w:t>="2.2.29512.0"/&gt;</w:t>
       </w:r>
     </w:p>
     <w:p>
@@ -15425,7 +17007,49 @@
         <w:rPr>
           <w:rFonts w:ascii="Aptos Narrow" w:hAnsi="Aptos Narrow"/>
         </w:rPr>
-        <w:t xml:space="preserve">    &lt;PackageDependency Name="Microsoft.NET.Native.Runtime.2.2" MinVersion="2.2.28604.0"/&gt;</w:t>
+        <w:t xml:space="preserve">    &lt;</w:t>
+      </w:r>
+      <w:proofErr w:type="spellStart"/>
+      <w:r>
+        <w:rPr>
+          <w:rFonts w:ascii="Aptos Narrow" w:hAnsi="Aptos Narrow"/>
+        </w:rPr>
+        <w:t>PackageDependency</w:t>
+      </w:r>
+      <w:proofErr w:type="spellEnd"/>
+      <w:r>
+        <w:rPr>
+          <w:rFonts w:ascii="Aptos Narrow" w:hAnsi="Aptos Narrow"/>
+        </w:rPr>
+        <w:t xml:space="preserve"> Name="</w:t>
+      </w:r>
+      <w:proofErr w:type="gramStart"/>
+      <w:r>
+        <w:rPr>
+          <w:rFonts w:ascii="Aptos Narrow" w:hAnsi="Aptos Narrow"/>
+        </w:rPr>
+        <w:t>Microsoft.NET.Native.Runtime</w:t>
+      </w:r>
+      <w:proofErr w:type="gramEnd"/>
+      <w:r>
+        <w:rPr>
+          <w:rFonts w:ascii="Aptos Narrow" w:hAnsi="Aptos Narrow"/>
+        </w:rPr>
+        <w:t xml:space="preserve">.2.2" </w:t>
+      </w:r>
+      <w:proofErr w:type="spellStart"/>
+      <w:r>
+        <w:rPr>
+          <w:rFonts w:ascii="Aptos Narrow" w:hAnsi="Aptos Narrow"/>
+        </w:rPr>
+        <w:t>MinVersion</w:t>
+      </w:r>
+      <w:proofErr w:type="spellEnd"/>
+      <w:r>
+        <w:rPr>
+          <w:rFonts w:ascii="Aptos Narrow" w:hAnsi="Aptos Narrow"/>
+        </w:rPr>
+        <w:t>="2.2.28604.0"/&gt;</w:t>
       </w:r>
     </w:p>
     <w:p>
@@ -15443,7 +17067,35 @@
         <w:rPr>
           <w:rFonts w:ascii="Aptos Narrow" w:hAnsi="Aptos Narrow"/>
         </w:rPr>
-        <w:t xml:space="preserve">    &lt;PackageDependency Name="Microsoft.VCLibs.140.00" MinVersion="14.0.30704.0"/&gt;</w:t>
+        <w:t xml:space="preserve">    &lt;</w:t>
+      </w:r>
+      <w:proofErr w:type="spellStart"/>
+      <w:r>
+        <w:rPr>
+          <w:rFonts w:ascii="Aptos Narrow" w:hAnsi="Aptos Narrow"/>
+        </w:rPr>
+        <w:t>PackageDependency</w:t>
+      </w:r>
+      <w:proofErr w:type="spellEnd"/>
+      <w:r>
+        <w:rPr>
+          <w:rFonts w:ascii="Aptos Narrow" w:hAnsi="Aptos Narrow"/>
+        </w:rPr>
+        <w:t xml:space="preserve"> Name="Microsoft.VCLibs.140.00" </w:t>
+      </w:r>
+      <w:proofErr w:type="spellStart"/>
+      <w:r>
+        <w:rPr>
+          <w:rFonts w:ascii="Aptos Narrow" w:hAnsi="Aptos Narrow"/>
+        </w:rPr>
+        <w:t>MinVersion</w:t>
+      </w:r>
+      <w:proofErr w:type="spellEnd"/>
+      <w:r>
+        <w:rPr>
+          <w:rFonts w:ascii="Aptos Narrow" w:hAnsi="Aptos Narrow"/>
+        </w:rPr>
+        <w:t>="14.0.30704.0"/&gt;</w:t>
       </w:r>
     </w:p>
     <w:p>
@@ -15461,7 +17113,49 @@
         <w:rPr>
           <w:rFonts w:ascii="Aptos Narrow" w:hAnsi="Aptos Narrow"/>
         </w:rPr>
-        <w:t xml:space="preserve">    &lt;PackageDependency Name="Microsoft.VCLibs.140.00.UWPDesktop" MinVersion="14.0.30704.0"/&gt;</w:t>
+        <w:t xml:space="preserve">    &lt;</w:t>
+      </w:r>
+      <w:proofErr w:type="spellStart"/>
+      <w:r>
+        <w:rPr>
+          <w:rFonts w:ascii="Aptos Narrow" w:hAnsi="Aptos Narrow"/>
+        </w:rPr>
+        <w:t>PackageDependency</w:t>
+      </w:r>
+      <w:proofErr w:type="spellEnd"/>
+      <w:r>
+        <w:rPr>
+          <w:rFonts w:ascii="Aptos Narrow" w:hAnsi="Aptos Narrow"/>
+        </w:rPr>
+        <w:t xml:space="preserve"> Name="Microsoft.VCLibs.140.</w:t>
+      </w:r>
+      <w:proofErr w:type="gramStart"/>
+      <w:r>
+        <w:rPr>
+          <w:rFonts w:ascii="Aptos Narrow" w:hAnsi="Aptos Narrow"/>
+        </w:rPr>
+        <w:t>00.UWPDesktop</w:t>
+      </w:r>
+      <w:proofErr w:type="gramEnd"/>
+      <w:r>
+        <w:rPr>
+          <w:rFonts w:ascii="Aptos Narrow" w:hAnsi="Aptos Narrow"/>
+        </w:rPr>
+        <w:t xml:space="preserve">" </w:t>
+      </w:r>
+      <w:proofErr w:type="spellStart"/>
+      <w:r>
+        <w:rPr>
+          <w:rFonts w:ascii="Aptos Narrow" w:hAnsi="Aptos Narrow"/>
+        </w:rPr>
+        <w:t>MinVersion</w:t>
+      </w:r>
+      <w:proofErr w:type="spellEnd"/>
+      <w:r>
+        <w:rPr>
+          <w:rFonts w:ascii="Aptos Narrow" w:hAnsi="Aptos Narrow"/>
+        </w:rPr>
+        <w:t>="14.0.30704.0"/&gt;</w:t>
       </w:r>
     </w:p>
     <w:p>
@@ -15499,12 +17193,21 @@
         </w:rPr>
         <w:t xml:space="preserve">Dependent frameworks and minimum version numbers: </w:t>
       </w:r>
+      <w:proofErr w:type="gramStart"/>
       <w:r>
         <w:rPr>
           <w:rFonts w:ascii="Aptos Narrow" w:hAnsi="Aptos Narrow"/>
           <w:color w:val="7030A0"/>
         </w:rPr>
-        <w:t>Microsoft.UI.Xaml.2.8</w:t>
+        <w:t>Microsoft.UI.Xaml</w:t>
+      </w:r>
+      <w:proofErr w:type="gramEnd"/>
+      <w:r>
+        <w:rPr>
+          <w:rFonts w:ascii="Aptos Narrow" w:hAnsi="Aptos Narrow"/>
+          <w:color w:val="7030A0"/>
+        </w:rPr>
+        <w:t>.2.8</w:t>
       </w:r>
       <w:r>
         <w:rPr>
@@ -15657,7 +17360,49 @@
           <w:rFonts w:ascii="Aptos Narrow" w:hAnsi="Aptos Narrow"/>
         </w:rPr>
         <w:lastRenderedPageBreak/>
-        <w:t xml:space="preserve">    &lt;PackageDependency Name="Microsoft.UI.Xaml.2.7" MinVersion="7.2109.13004.0"/&gt;</w:t>
+        <w:t xml:space="preserve">    &lt;</w:t>
+      </w:r>
+      <w:proofErr w:type="spellStart"/>
+      <w:r>
+        <w:rPr>
+          <w:rFonts w:ascii="Aptos Narrow" w:hAnsi="Aptos Narrow"/>
+        </w:rPr>
+        <w:t>PackageDependency</w:t>
+      </w:r>
+      <w:proofErr w:type="spellEnd"/>
+      <w:r>
+        <w:rPr>
+          <w:rFonts w:ascii="Aptos Narrow" w:hAnsi="Aptos Narrow"/>
+        </w:rPr>
+        <w:t xml:space="preserve"> Name="</w:t>
+      </w:r>
+      <w:proofErr w:type="gramStart"/>
+      <w:r>
+        <w:rPr>
+          <w:rFonts w:ascii="Aptos Narrow" w:hAnsi="Aptos Narrow"/>
+        </w:rPr>
+        <w:t>Microsoft.UI.Xaml</w:t>
+      </w:r>
+      <w:proofErr w:type="gramEnd"/>
+      <w:r>
+        <w:rPr>
+          <w:rFonts w:ascii="Aptos Narrow" w:hAnsi="Aptos Narrow"/>
+        </w:rPr>
+        <w:t xml:space="preserve">.2.7" </w:t>
+      </w:r>
+      <w:proofErr w:type="spellStart"/>
+      <w:r>
+        <w:rPr>
+          <w:rFonts w:ascii="Aptos Narrow" w:hAnsi="Aptos Narrow"/>
+        </w:rPr>
+        <w:t>MinVersion</w:t>
+      </w:r>
+      <w:proofErr w:type="spellEnd"/>
+      <w:r>
+        <w:rPr>
+          <w:rFonts w:ascii="Aptos Narrow" w:hAnsi="Aptos Narrow"/>
+        </w:rPr>
+        <w:t>="7.2109.13004.0"/&gt;</w:t>
       </w:r>
     </w:p>
     <w:p>
@@ -15675,7 +17420,49 @@
         <w:rPr>
           <w:rFonts w:ascii="Aptos Narrow" w:hAnsi="Aptos Narrow"/>
         </w:rPr>
-        <w:t xml:space="preserve">    &lt;PackageDependency Name="Microsoft.NET.Native.Framework.2.2" MinVersion="2.2.29512.0"/&gt;</w:t>
+        <w:t xml:space="preserve">    &lt;</w:t>
+      </w:r>
+      <w:proofErr w:type="spellStart"/>
+      <w:r>
+        <w:rPr>
+          <w:rFonts w:ascii="Aptos Narrow" w:hAnsi="Aptos Narrow"/>
+        </w:rPr>
+        <w:t>PackageDependency</w:t>
+      </w:r>
+      <w:proofErr w:type="spellEnd"/>
+      <w:r>
+        <w:rPr>
+          <w:rFonts w:ascii="Aptos Narrow" w:hAnsi="Aptos Narrow"/>
+        </w:rPr>
+        <w:t xml:space="preserve"> Name="</w:t>
+      </w:r>
+      <w:proofErr w:type="gramStart"/>
+      <w:r>
+        <w:rPr>
+          <w:rFonts w:ascii="Aptos Narrow" w:hAnsi="Aptos Narrow"/>
+        </w:rPr>
+        <w:t>Microsoft.NET.Native.Framework</w:t>
+      </w:r>
+      <w:proofErr w:type="gramEnd"/>
+      <w:r>
+        <w:rPr>
+          <w:rFonts w:ascii="Aptos Narrow" w:hAnsi="Aptos Narrow"/>
+        </w:rPr>
+        <w:t xml:space="preserve">.2.2" </w:t>
+      </w:r>
+      <w:proofErr w:type="spellStart"/>
+      <w:r>
+        <w:rPr>
+          <w:rFonts w:ascii="Aptos Narrow" w:hAnsi="Aptos Narrow"/>
+        </w:rPr>
+        <w:t>MinVersion</w:t>
+      </w:r>
+      <w:proofErr w:type="spellEnd"/>
+      <w:r>
+        <w:rPr>
+          <w:rFonts w:ascii="Aptos Narrow" w:hAnsi="Aptos Narrow"/>
+        </w:rPr>
+        <w:t>="2.2.29512.0"/&gt;</w:t>
       </w:r>
     </w:p>
     <w:p>
@@ -15693,7 +17480,49 @@
         <w:rPr>
           <w:rFonts w:ascii="Aptos Narrow" w:hAnsi="Aptos Narrow"/>
         </w:rPr>
-        <w:t xml:space="preserve">    &lt;PackageDependency Name="Microsoft.NET.Native.Runtime.2.2" MinVersion="2.2.28604.0"/&gt;</w:t>
+        <w:t xml:space="preserve">    &lt;</w:t>
+      </w:r>
+      <w:proofErr w:type="spellStart"/>
+      <w:r>
+        <w:rPr>
+          <w:rFonts w:ascii="Aptos Narrow" w:hAnsi="Aptos Narrow"/>
+        </w:rPr>
+        <w:t>PackageDependency</w:t>
+      </w:r>
+      <w:proofErr w:type="spellEnd"/>
+      <w:r>
+        <w:rPr>
+          <w:rFonts w:ascii="Aptos Narrow" w:hAnsi="Aptos Narrow"/>
+        </w:rPr>
+        <w:t xml:space="preserve"> Name="</w:t>
+      </w:r>
+      <w:proofErr w:type="gramStart"/>
+      <w:r>
+        <w:rPr>
+          <w:rFonts w:ascii="Aptos Narrow" w:hAnsi="Aptos Narrow"/>
+        </w:rPr>
+        <w:t>Microsoft.NET.Native.Runtime</w:t>
+      </w:r>
+      <w:proofErr w:type="gramEnd"/>
+      <w:r>
+        <w:rPr>
+          <w:rFonts w:ascii="Aptos Narrow" w:hAnsi="Aptos Narrow"/>
+        </w:rPr>
+        <w:t xml:space="preserve">.2.2" </w:t>
+      </w:r>
+      <w:proofErr w:type="spellStart"/>
+      <w:r>
+        <w:rPr>
+          <w:rFonts w:ascii="Aptos Narrow" w:hAnsi="Aptos Narrow"/>
+        </w:rPr>
+        <w:t>MinVersion</w:t>
+      </w:r>
+      <w:proofErr w:type="spellEnd"/>
+      <w:r>
+        <w:rPr>
+          <w:rFonts w:ascii="Aptos Narrow" w:hAnsi="Aptos Narrow"/>
+        </w:rPr>
+        <w:t>="2.2.28604.0"/&gt;</w:t>
       </w:r>
     </w:p>
     <w:p>
@@ -15711,7 +17540,35 @@
         <w:rPr>
           <w:rFonts w:ascii="Aptos Narrow" w:hAnsi="Aptos Narrow"/>
         </w:rPr>
-        <w:t xml:space="preserve">    &lt;PackageDependency Name="Microsoft.VCLibs.140.00" MinVersion="14.0.27810.0"/&gt;</w:t>
+        <w:t xml:space="preserve">    &lt;</w:t>
+      </w:r>
+      <w:proofErr w:type="spellStart"/>
+      <w:r>
+        <w:rPr>
+          <w:rFonts w:ascii="Aptos Narrow" w:hAnsi="Aptos Narrow"/>
+        </w:rPr>
+        <w:t>PackageDependency</w:t>
+      </w:r>
+      <w:proofErr w:type="spellEnd"/>
+      <w:r>
+        <w:rPr>
+          <w:rFonts w:ascii="Aptos Narrow" w:hAnsi="Aptos Narrow"/>
+        </w:rPr>
+        <w:t xml:space="preserve"> Name="Microsoft.VCLibs.140.00" </w:t>
+      </w:r>
+      <w:proofErr w:type="spellStart"/>
+      <w:r>
+        <w:rPr>
+          <w:rFonts w:ascii="Aptos Narrow" w:hAnsi="Aptos Narrow"/>
+        </w:rPr>
+        <w:t>MinVersion</w:t>
+      </w:r>
+      <w:proofErr w:type="spellEnd"/>
+      <w:r>
+        <w:rPr>
+          <w:rFonts w:ascii="Aptos Narrow" w:hAnsi="Aptos Narrow"/>
+        </w:rPr>
+        <w:t>="14.0.27810.0"/&gt;</w:t>
       </w:r>
     </w:p>
     <w:p>
@@ -15749,12 +17606,23 @@
         </w:rPr>
         <w:t xml:space="preserve">Dependent frameworks and minimum version numbers: </w:t>
       </w:r>
+      <w:proofErr w:type="spellStart"/>
+      <w:proofErr w:type="gramStart"/>
       <w:r>
         <w:rPr>
           <w:rFonts w:ascii="Aptos Narrow" w:hAnsi="Aptos Narrow"/>
           <w:color w:val="7030A0"/>
         </w:rPr>
-        <w:t>Microsoft.UI.Xaml .2.7</w:t>
+        <w:t>Microsoft.UI.Xaml</w:t>
+      </w:r>
+      <w:proofErr w:type="spellEnd"/>
+      <w:proofErr w:type="gramEnd"/>
+      <w:r>
+        <w:rPr>
+          <w:rFonts w:ascii="Aptos Narrow" w:hAnsi="Aptos Narrow"/>
+          <w:color w:val="7030A0"/>
+        </w:rPr>
+        <w:t xml:space="preserve"> .2.7</w:t>
       </w:r>
       <w:r>
         <w:rPr>
@@ -15931,12 +17799,21 @@
         </w:rPr>
         <w:t xml:space="preserve">Edit using tool: </w:t>
       </w:r>
+      <w:proofErr w:type="spellStart"/>
       <w:r>
         <w:rPr>
           <w:rFonts w:ascii="Aptos Narrow" w:hAnsi="Aptos Narrow"/>
           <w:color w:val="7030A0"/>
         </w:rPr>
-        <w:t>Solutions.Custom.Extension.psm 1</w:t>
+        <w:t>Solutions.Custom.Extension.psm</w:t>
+      </w:r>
+      <w:proofErr w:type="spellEnd"/>
+      <w:r>
+        <w:rPr>
+          <w:rFonts w:ascii="Aptos Narrow" w:hAnsi="Aptos Narrow"/>
+          <w:color w:val="7030A0"/>
+        </w:rPr>
+        <w:t xml:space="preserve"> 1</w:t>
       </w:r>
     </w:p>
     <w:p>
@@ -15976,12 +17853,21 @@
         </w:rPr>
         <w:t xml:space="preserve">Rename </w:t>
       </w:r>
+      <w:proofErr w:type="gramStart"/>
       <w:r>
         <w:rPr>
           <w:rFonts w:ascii="Aptos Narrow" w:hAnsi="Aptos Narrow"/>
           <w:color w:val="7030A0"/>
         </w:rPr>
-        <w:t xml:space="preserve">Solutions.Custom.Extension.psd1.Template </w:t>
+        <w:t>Solutions.Custom.Extension.psd</w:t>
+      </w:r>
+      <w:proofErr w:type="gramEnd"/>
+      <w:r>
+        <w:rPr>
+          <w:rFonts w:ascii="Aptos Narrow" w:hAnsi="Aptos Narrow"/>
+          <w:color w:val="7030A0"/>
+        </w:rPr>
+        <w:t xml:space="preserve">1.Template </w:t>
       </w:r>
       <w:r>
         <w:rPr>
@@ -16089,8 +17975,44 @@
         <w:rPr>
           <w:rFonts w:ascii="Aptos Narrow" w:hAnsi="Aptos Narrow"/>
         </w:rPr>
-        <w:t>reinstalling the InBox Apps: You must perform an installation test; you must test whether all known InBox Apps can be opened normally while disconnected from the Internet .</w:t>
-      </w:r>
+        <w:t xml:space="preserve">reinstalling the </w:t>
+      </w:r>
+      <w:proofErr w:type="spellStart"/>
+      <w:r>
+        <w:rPr>
+          <w:rFonts w:ascii="Aptos Narrow" w:hAnsi="Aptos Narrow"/>
+        </w:rPr>
+        <w:t>InBox</w:t>
+      </w:r>
+      <w:proofErr w:type="spellEnd"/>
+      <w:r>
+        <w:rPr>
+          <w:rFonts w:ascii="Aptos Narrow" w:hAnsi="Aptos Narrow"/>
+        </w:rPr>
+        <w:t xml:space="preserve"> Apps: You must perform an installation test; you must test whether all known </w:t>
+      </w:r>
+      <w:proofErr w:type="spellStart"/>
+      <w:r>
+        <w:rPr>
+          <w:rFonts w:ascii="Aptos Narrow" w:hAnsi="Aptos Narrow"/>
+        </w:rPr>
+        <w:t>InBox</w:t>
+      </w:r>
+      <w:proofErr w:type="spellEnd"/>
+      <w:r>
+        <w:rPr>
+          <w:rFonts w:ascii="Aptos Narrow" w:hAnsi="Aptos Narrow"/>
+        </w:rPr>
+        <w:t xml:space="preserve"> Apps can be opened normally while disconnected from the </w:t>
+      </w:r>
+      <w:proofErr w:type="gramStart"/>
+      <w:r>
+        <w:rPr>
+          <w:rFonts w:ascii="Aptos Narrow" w:hAnsi="Aptos Narrow"/>
+        </w:rPr>
+        <w:t>Internet .</w:t>
+      </w:r>
+      <w:proofErr w:type="gramEnd"/>
     </w:p>
     <w:p>
       <w:pPr>
@@ -16105,8 +18027,30 @@
         <w:rPr>
           <w:rFonts w:ascii="Aptos Narrow" w:hAnsi="Aptos Narrow"/>
         </w:rPr>
-        <w:t>When Windows 11 23H2 was produced, items that needed to be fixed were listed in the prerequisites. Due to the InBox Apps installation package officially provided by Microsoft :</w:t>
-      </w:r>
+        <w:t xml:space="preserve">When Windows 11 23H2 was produced, items that needed to be fixed were listed in the prerequisites. Due to the </w:t>
+      </w:r>
+      <w:proofErr w:type="spellStart"/>
+      <w:r>
+        <w:rPr>
+          <w:rFonts w:ascii="Aptos Narrow" w:hAnsi="Aptos Narrow"/>
+        </w:rPr>
+        <w:t>InBox</w:t>
+      </w:r>
+      <w:proofErr w:type="spellEnd"/>
+      <w:r>
+        <w:rPr>
+          <w:rFonts w:ascii="Aptos Narrow" w:hAnsi="Aptos Narrow"/>
+        </w:rPr>
+        <w:t xml:space="preserve"> Apps installation package officially provided by </w:t>
+      </w:r>
+      <w:proofErr w:type="gramStart"/>
+      <w:r>
+        <w:rPr>
+          <w:rFonts w:ascii="Aptos Narrow" w:hAnsi="Aptos Narrow"/>
+        </w:rPr>
+        <w:t>Microsoft :</w:t>
+      </w:r>
+      <w:proofErr w:type="gramEnd"/>
     </w:p>
     <w:p>
       <w:pPr>
@@ -16268,103 +18212,151 @@
           <w:color w:val="7030A0"/>
           <w:szCs w:val="24"/>
         </w:rPr>
-        <w:t>2,2: AssignSkip = Image source is no longer processed</w:t>
-      </w:r>
-    </w:p>
-    <w:p>
-      <w:pPr>
-        <w:pStyle w:val="ListParagraph"/>
-        <w:spacing w:before="720"/>
-        <w:ind w:left="2610"/>
-        <w:rPr>
-          <w:rFonts w:ascii="Aptos Narrow" w:hAnsi="Aptos Narrow"/>
-        </w:rPr>
-      </w:pPr>
-      <w:r>
-        <w:rPr>
-          <w:rFonts w:ascii="Aptos Narrow" w:hAnsi="Aptos Narrow"/>
-        </w:rPr>
-        <w:lastRenderedPageBreak/>
-        <w:t xml:space="preserve">After copying and naming, search again: </w:t>
-      </w:r>
-      <w:r>
-        <w:rPr>
-          <w:rFonts w:ascii="Aptos Narrow" w:hAnsi="Aptos Narrow"/>
-          <w:color w:val="7030A0"/>
-        </w:rPr>
-        <w:t xml:space="preserve">$lang.AssignSkip </w:t>
-      </w:r>
-      <w:r>
-        <w:rPr>
-          <w:rFonts w:ascii="Aptos Narrow" w:hAnsi="Aptos Narrow"/>
-        </w:rPr>
-        <w:t>, search results:</w:t>
-      </w:r>
-    </w:p>
-    <w:p>
-      <w:pPr>
-        <w:widowControl w:val="0"/>
-        <w:spacing w:line="360" w:lineRule="auto"/>
-        <w:ind w:left="2610"/>
+        <w:t xml:space="preserve">2,2: </w:t>
+      </w:r>
+      <w:proofErr w:type="spellStart"/>
+      <w:r>
         <w:rPr>
           <w:rFonts w:ascii="Aptos Narrow" w:hAnsi="Aptos Narrow" w:cstheme="majorBidi"/>
           <w:color w:val="7030A0"/>
           <w:szCs w:val="24"/>
         </w:rPr>
-      </w:pPr>
+        <w:t>AssignSkip</w:t>
+      </w:r>
+      <w:proofErr w:type="spellEnd"/>
       <w:r>
         <w:rPr>
           <w:rFonts w:ascii="Aptos Narrow" w:hAnsi="Aptos Narrow" w:cstheme="majorBidi"/>
           <w:color w:val="7030A0"/>
           <w:szCs w:val="24"/>
         </w:rPr>
-        <w:t>D:\</w:t>
-      </w:r>
-      <w:r>
+        <w:t xml:space="preserve"> = Image source is no longer processed</w:t>
+      </w:r>
+    </w:p>
+    <w:p>
+      <w:pPr>
+        <w:pStyle w:val="ListParagraph"/>
+        <w:spacing w:before="720"/>
+        <w:ind w:left="2610"/>
+        <w:rPr>
+          <w:rFonts w:ascii="Aptos Narrow" w:hAnsi="Aptos Narrow"/>
+        </w:rPr>
+      </w:pPr>
+      <w:r>
+        <w:rPr>
+          <w:rFonts w:ascii="Aptos Narrow" w:hAnsi="Aptos Narrow"/>
+        </w:rPr>
+        <w:lastRenderedPageBreak/>
+        <w:t xml:space="preserve">After copying and naming, search again: </w:t>
+      </w:r>
+      <w:r>
+        <w:rPr>
+          <w:rFonts w:ascii="Aptos Narrow" w:hAnsi="Aptos Narrow"/>
+          <w:color w:val="7030A0"/>
+        </w:rPr>
+        <w:t>$</w:t>
+      </w:r>
+      <w:proofErr w:type="spellStart"/>
+      <w:proofErr w:type="gramStart"/>
+      <w:r>
+        <w:rPr>
+          <w:rFonts w:ascii="Aptos Narrow" w:hAnsi="Aptos Narrow"/>
+          <w:color w:val="7030A0"/>
+        </w:rPr>
+        <w:t>lang.AssignSkip</w:t>
+      </w:r>
+      <w:proofErr w:type="spellEnd"/>
+      <w:proofErr w:type="gramEnd"/>
+      <w:r>
+        <w:rPr>
+          <w:rFonts w:ascii="Aptos Narrow" w:hAnsi="Aptos Narrow"/>
+          <w:color w:val="7030A0"/>
+        </w:rPr>
+        <w:t xml:space="preserve"> </w:t>
+      </w:r>
+      <w:r>
+        <w:rPr>
+          <w:rFonts w:ascii="Aptos Narrow" w:hAnsi="Aptos Narrow"/>
+        </w:rPr>
+        <w:t>, search results:</w:t>
+      </w:r>
+    </w:p>
+    <w:p>
+      <w:pPr>
+        <w:widowControl w:val="0"/>
+        <w:spacing w:line="360" w:lineRule="auto"/>
+        <w:ind w:left="2610"/>
         <w:rPr>
           <w:rFonts w:ascii="Aptos Narrow" w:hAnsi="Aptos Narrow" w:cstheme="majorBidi"/>
           <w:color w:val="7030A0"/>
           <w:szCs w:val="24"/>
         </w:rPr>
-        <w:t>YiSolutions</w:t>
-      </w:r>
+      </w:pPr>
       <w:r>
         <w:rPr>
           <w:rFonts w:ascii="Aptos Narrow" w:hAnsi="Aptos Narrow" w:cstheme="majorBidi"/>
           <w:color w:val="7030A0"/>
           <w:szCs w:val="24"/>
         </w:rPr>
-        <w:t>\_Encapsulation\Modules\1.0.0.0\Functions\Events\Assign\Solutions.Image.Assign.psm1</w:t>
-      </w:r>
-    </w:p>
-    <w:p>
-      <w:pPr>
-        <w:widowControl w:val="0"/>
-        <w:spacing w:line="360" w:lineRule="auto"/>
-        <w:ind w:left="2610"/>
+        <w:t>D:\</w:t>
+      </w:r>
+      <w:r>
         <w:rPr>
           <w:rFonts w:ascii="Aptos Narrow" w:hAnsi="Aptos Narrow" w:cstheme="majorBidi"/>
           <w:color w:val="7030A0"/>
           <w:szCs w:val="24"/>
         </w:rPr>
-      </w:pPr>
+        <w:t>YiSolutions</w:t>
+      </w:r>
       <w:r>
         <w:rPr>
           <w:rFonts w:ascii="Aptos Narrow" w:hAnsi="Aptos Narrow" w:cstheme="majorBidi"/>
           <w:color w:val="7030A0"/>
           <w:szCs w:val="24"/>
         </w:rPr>
-        <w:t xml:space="preserve">1976,20: </w:t>
-      </w:r>
-      <w:r>
+        <w:t>\_Encapsulation\Modules\1.0.0.0\Functions\Events\Assign\Solutions.Image.Assign.psm1</w:t>
+      </w:r>
+    </w:p>
+    <w:p>
+      <w:pPr>
+        <w:widowControl w:val="0"/>
+        <w:spacing w:line="360" w:lineRule="auto"/>
+        <w:ind w:left="2610"/>
         <w:rPr>
           <w:rFonts w:ascii="Aptos Narrow" w:hAnsi="Aptos Narrow" w:cstheme="majorBidi"/>
           <w:color w:val="7030A0"/>
           <w:szCs w:val="24"/>
         </w:rPr>
+      </w:pPr>
+      <w:r>
+        <w:rPr>
+          <w:rFonts w:ascii="Aptos Narrow" w:hAnsi="Aptos Narrow" w:cstheme="majorBidi"/>
+          <w:color w:val="7030A0"/>
+          <w:szCs w:val="24"/>
+        </w:rPr>
+        <w:t xml:space="preserve">1976,20: </w:t>
+      </w:r>
+      <w:r>
+        <w:rPr>
+          <w:rFonts w:ascii="Aptos Narrow" w:hAnsi="Aptos Narrow" w:cstheme="majorBidi"/>
+          <w:color w:val="7030A0"/>
+          <w:szCs w:val="24"/>
+        </w:rPr>
         <w:tab/>
-        <w:t>Text = $ lang.AssignSkip</w:t>
-      </w:r>
+        <w:t xml:space="preserve">Text = $ </w:t>
+      </w:r>
+      <w:proofErr w:type="spellStart"/>
+      <w:proofErr w:type="gramStart"/>
+      <w:r>
+        <w:rPr>
+          <w:rFonts w:ascii="Aptos Narrow" w:hAnsi="Aptos Narrow" w:cstheme="majorBidi"/>
+          <w:color w:val="7030A0"/>
+          <w:szCs w:val="24"/>
+        </w:rPr>
+        <w:t>lang.AssignSkip</w:t>
+      </w:r>
+      <w:proofErr w:type="spellEnd"/>
+      <w:proofErr w:type="gramEnd"/>
     </w:p>
     <w:p>
       <w:pPr>
@@ -16610,6 +18602,7 @@
         </w:rPr>
         <w:t xml:space="preserve">WeChat: </w:t>
       </w:r>
+      <w:proofErr w:type="spellStart"/>
       <w:r>
         <w:rPr>
           <w:rFonts w:ascii="Aptos Narrow" w:hAnsi="Aptos Narrow"/>
@@ -16617,6 +18610,7 @@
         </w:rPr>
         <w:t>FengYi</w:t>
       </w:r>
+      <w:proofErr w:type="spellEnd"/>
     </w:p>
     <w:sectPr>
       <w:footerReference w:type="default" r:id="rId53"/>

--- a/_Learn/Readme/Readme.Detailed.docx
+++ b/_Learn/Readme/Readme.Detailed.docx
@@ -34,7 +34,7 @@
           <w:szCs w:val="24"/>
         </w:rPr>
         <w:drawing>
-          <wp:anchor distT="0" distB="0" distL="114300" distR="114300" simplePos="0" relativeHeight="251659264" behindDoc="1" locked="0" layoutInCell="1" allowOverlap="1" wp14:anchorId="3717FBFE" wp14:editId="660355AF">
+          <wp:anchor distT="0" distB="0" distL="114300" distR="114300" simplePos="0" relativeHeight="251659264" behindDoc="1" locked="0" layoutInCell="1" allowOverlap="1" wp14:anchorId="3717FBFE" wp14:editId="7C191371">
             <wp:simplePos x="0" y="0"/>
             <wp:positionH relativeFrom="column">
               <wp:posOffset>0</wp:posOffset>
@@ -254,7 +254,32 @@
         <w:rPr>
           <w:rFonts w:ascii="Aptos Narrow" w:hAnsi="Aptos Narrow"/>
         </w:rPr>
-        <w:t xml:space="preserve">The packaging tutorial written by Yi can take you to the packaging journey of Windows 11 </w:t>
+        <w:t>The packaging tutorial written by Yi can take you to the packaging journey of Windows 11</w:t>
+      </w:r>
+      <w:r>
+        <w:rPr>
+          <w:rFonts w:ascii="Aptos Narrow" w:hAnsi="Aptos Narrow"/>
+        </w:rPr>
+        <w:t xml:space="preserve"> </w:t>
+      </w:r>
+      <w:r>
+        <w:rPr>
+          <w:rFonts w:ascii="Aptos Narrow" w:hAnsi="Aptos Narrow"/>
+          <w:color w:val="7030A0"/>
+        </w:rPr>
+        <w:t>25H2</w:t>
+      </w:r>
+      <w:r>
+        <w:rPr>
+          <w:rFonts w:ascii="Aptos Narrow" w:hAnsi="Aptos Narrow"/>
+        </w:rPr>
+        <w:t>,</w:t>
+      </w:r>
+      <w:r>
+        <w:rPr>
+          <w:rFonts w:ascii="Aptos Narrow" w:hAnsi="Aptos Narrow"/>
+        </w:rPr>
+        <w:t xml:space="preserve"> </w:t>
       </w:r>
       <w:r>
         <w:rPr>
@@ -503,21 +528,7 @@
         <w:rPr>
           <w:rFonts w:ascii="Aptos Narrow" w:hAnsi="Aptos Narrow"/>
         </w:rPr>
-        <w:t xml:space="preserve">Developed using the PowerShell language, it follows an </w:t>
-      </w:r>
-      <w:proofErr w:type="gramStart"/>
-      <w:r>
-        <w:rPr>
-          <w:rFonts w:ascii="Aptos Narrow" w:hAnsi="Aptos Narrow"/>
-        </w:rPr>
-        <w:t>open source</w:t>
-      </w:r>
-      <w:proofErr w:type="gramEnd"/>
-      <w:r>
-        <w:rPr>
-          <w:rFonts w:ascii="Aptos Narrow" w:hAnsi="Aptos Narrow"/>
-        </w:rPr>
-        <w:t xml:space="preserve"> license and can be distributed arbitrarily without copyright restrictions.</w:t>
+        <w:t>Developed using the PowerShell language, it follows an open source license and can be distributed arbitrarily without copyright restrictions.</w:t>
       </w:r>
       <w:r>
         <w:rPr>
@@ -860,24 +871,15 @@
           <w:rFonts w:ascii="Aptos Narrow" w:hAnsi="Aptos Narrow"/>
           <w:color w:val="7030A0"/>
         </w:rPr>
-        <w:t>\_Encapsulation\_Custom\Engine\</w:t>
-      </w:r>
-      <w:proofErr w:type="spellStart"/>
+        <w:t>\_Encapsulation\_Custom\Engine\Yi.</w:t>
+      </w:r>
       <w:r>
         <w:rPr>
           <w:rFonts w:ascii="Aptos Narrow" w:hAnsi="Aptos Narrow"/>
           <w:color w:val="7030A0"/>
         </w:rPr>
-        <w:t>Yi.</w:t>
-      </w:r>
-      <w:r>
-        <w:rPr>
-          <w:rFonts w:ascii="Aptos Narrow" w:hAnsi="Aptos Narrow"/>
-          <w:color w:val="7030A0"/>
-        </w:rPr>
         <w:t>Suite</w:t>
       </w:r>
-      <w:proofErr w:type="spellEnd"/>
     </w:p>
     <w:p>
       <w:pPr>
@@ -5646,21 +5648,7 @@
         <w:rPr>
           <w:rFonts w:ascii="Aptos Narrow" w:hAnsi="Aptos Narrow"/>
         </w:rPr>
-        <w:t xml:space="preserve">Find dependencies from </w:t>
-      </w:r>
-      <w:proofErr w:type="spellStart"/>
-      <w:r>
-        <w:rPr>
-          <w:rFonts w:ascii="Aptos Narrow" w:hAnsi="Aptos Narrow"/>
-        </w:rPr>
-        <w:t>InBox</w:t>
-      </w:r>
-      <w:proofErr w:type="spellEnd"/>
-      <w:r>
-        <w:rPr>
-          <w:rFonts w:ascii="Aptos Narrow" w:hAnsi="Aptos Narrow"/>
-        </w:rPr>
-        <w:t xml:space="preserve"> Apps applications</w:t>
+        <w:t>Find dependencies from InBox Apps applications</w:t>
       </w:r>
       <w:r>
         <w:rPr>
@@ -6417,21 +6405,7 @@
         <w:rPr>
           <w:rFonts w:ascii="Aptos Narrow" w:hAnsi="Aptos Narrow"/>
         </w:rPr>
-        <w:t xml:space="preserve">This method is generally applicable to Windows 11, Windows 10, Windows Server 2022, and Windows Server </w:t>
-      </w:r>
-      <w:proofErr w:type="spellStart"/>
-      <w:r>
-        <w:rPr>
-          <w:rFonts w:ascii="Aptos Narrow" w:hAnsi="Aptos Narrow"/>
-        </w:rPr>
-        <w:t>vNext</w:t>
-      </w:r>
-      <w:proofErr w:type="spellEnd"/>
-      <w:r>
-        <w:rPr>
-          <w:rFonts w:ascii="Aptos Narrow" w:hAnsi="Aptos Narrow"/>
-        </w:rPr>
-        <w:t>.</w:t>
+        <w:t>This method is generally applicable to Windows 11, Windows 10, Windows Server 2022, and Windows Server vNext.</w:t>
       </w:r>
     </w:p>
     <w:p>
@@ -6563,21 +6537,7 @@
         <w:rPr>
           <w:rFonts w:ascii="Aptos Narrow" w:hAnsi="Aptos Narrow"/>
         </w:rPr>
-        <w:t xml:space="preserve">50 graphical </w:t>
-      </w:r>
-      <w:proofErr w:type="gramStart"/>
-      <w:r>
-        <w:rPr>
-          <w:rFonts w:ascii="Aptos Narrow" w:hAnsi="Aptos Narrow"/>
-        </w:rPr>
-        <w:t>interfaces .</w:t>
-      </w:r>
-      <w:proofErr w:type="gramEnd"/>
-      <w:r>
-        <w:rPr>
-          <w:rFonts w:ascii="Aptos Narrow" w:hAnsi="Aptos Narrow"/>
-        </w:rPr>
-        <w:t xml:space="preserve"> The most difficult ones to develop are:</w:t>
+        <w:t>50 graphical interfaces . The most difficult ones to develop are:</w:t>
       </w:r>
     </w:p>
     <w:p>
@@ -6743,21 +6703,7 @@
         <w:rPr>
           <w:rFonts w:ascii="Aptos Narrow" w:hAnsi="Aptos Narrow"/>
         </w:rPr>
-        <w:t xml:space="preserve">adding the </w:t>
-      </w:r>
-      <w:proofErr w:type="spellStart"/>
-      <w:r>
-        <w:rPr>
-          <w:rFonts w:ascii="Aptos Narrow" w:hAnsi="Aptos Narrow"/>
-        </w:rPr>
-        <w:t>InBox</w:t>
-      </w:r>
-      <w:proofErr w:type="spellEnd"/>
-      <w:r>
-        <w:rPr>
-          <w:rFonts w:ascii="Aptos Narrow" w:hAnsi="Aptos Narrow"/>
-        </w:rPr>
-        <w:t xml:space="preserve"> Apps application, you need to test whether all reinstalled applications can run normally while disconnecting from the Internet;</w:t>
+        <w:t>adding the InBox Apps application, you need to test whether all reinstalled applications can run normally while disconnecting from the Internet;</w:t>
       </w:r>
     </w:p>
     <w:p>
@@ -6779,21 +6725,7 @@
         <w:rPr>
           <w:rFonts w:ascii="Aptos Narrow" w:hAnsi="Aptos Narrow"/>
         </w:rPr>
-        <w:t xml:space="preserve">Understand </w:t>
-      </w:r>
-      <w:proofErr w:type="spellStart"/>
-      <w:r>
-        <w:rPr>
-          <w:rFonts w:ascii="Aptos Narrow" w:hAnsi="Aptos Narrow"/>
-        </w:rPr>
-        <w:t>InBox</w:t>
-      </w:r>
-      <w:proofErr w:type="spellEnd"/>
-      <w:r>
-        <w:rPr>
-          <w:rFonts w:ascii="Aptos Narrow" w:hAnsi="Aptos Narrow"/>
-        </w:rPr>
-        <w:t xml:space="preserve"> Apps application dependencies, create wrapper script rules, and more.</w:t>
+        <w:t>Understand InBox Apps application dependencies, create wrapper script rules, and more.</w:t>
       </w:r>
     </w:p>
     <w:p>
@@ -6941,13 +6873,38 @@
         <w:rPr>
           <w:rFonts w:ascii="Aptos Narrow" w:hAnsi="Aptos Narrow"/>
         </w:rPr>
-        <w:t xml:space="preserve">Provide .Docx document format, .Pdf document format, you can go to the packaging journey tutorials, Windows 11 </w:t>
+        <w:t>Provide .Docx document format, .Pdf document format, you can go to the packaging journey tutorials, Windows 11</w:t>
+      </w:r>
+      <w:r>
+        <w:rPr>
+          <w:rFonts w:ascii="Aptos Narrow" w:hAnsi="Aptos Narrow"/>
+        </w:rPr>
+        <w:t xml:space="preserve"> </w:t>
       </w:r>
       <w:r>
         <w:rPr>
           <w:rFonts w:ascii="Aptos Narrow" w:hAnsi="Aptos Narrow"/>
           <w:color w:val="7030A0"/>
         </w:rPr>
+        <w:t>25H2</w:t>
+      </w:r>
+      <w:r>
+        <w:rPr>
+          <w:rFonts w:ascii="Aptos Narrow" w:hAnsi="Aptos Narrow"/>
+        </w:rPr>
+        <w:t>,</w:t>
+      </w:r>
+      <w:r>
+        <w:rPr>
+          <w:rFonts w:ascii="Aptos Narrow" w:hAnsi="Aptos Narrow"/>
+        </w:rPr>
+        <w:t xml:space="preserve"> </w:t>
+      </w:r>
+      <w:r>
+        <w:rPr>
+          <w:rFonts w:ascii="Aptos Narrow" w:hAnsi="Aptos Narrow"/>
+          <w:color w:val="7030A0"/>
+        </w:rPr>
         <w:t>24H2</w:t>
       </w:r>
       <w:r>
@@ -7066,17 +7023,8 @@
           <w:rFonts w:ascii="Aptos Narrow" w:hAnsi="Aptos Narrow"/>
           <w:color w:val="7030A0"/>
         </w:rPr>
-        <w:t>Learn\</w:t>
-      </w:r>
-      <w:proofErr w:type="spellStart"/>
-      <w:r>
-        <w:rPr>
-          <w:rFonts w:ascii="Aptos Narrow" w:hAnsi="Aptos Narrow"/>
-          <w:color w:val="7030A0"/>
-        </w:rPr>
-        <w:t>Packaging.tutorial</w:t>
-      </w:r>
-      <w:proofErr w:type="spellEnd"/>
+        <w:t>Learn\Packaging.tutorial</w:t>
+      </w:r>
       <w:r>
         <w:rPr>
           <w:rFonts w:ascii="Aptos Narrow" w:hAnsi="Aptos Narrow"/>
@@ -7134,21 +7082,7 @@
         <w:rPr>
           <w:rFonts w:ascii="Aptos Narrow" w:hAnsi="Aptos Narrow"/>
         </w:rPr>
-        <w:t xml:space="preserve">Explain the process of encapsulating multi-language in the offline state. Task objectives: extract language packs, install language packs, install </w:t>
-      </w:r>
-      <w:proofErr w:type="spellStart"/>
-      <w:r>
-        <w:rPr>
-          <w:rFonts w:ascii="Aptos Narrow" w:hAnsi="Aptos Narrow"/>
-        </w:rPr>
-        <w:t>InBox</w:t>
-      </w:r>
-      <w:proofErr w:type="spellEnd"/>
-      <w:r>
-        <w:rPr>
-          <w:rFonts w:ascii="Aptos Narrow" w:hAnsi="Aptos Narrow"/>
-        </w:rPr>
-        <w:t xml:space="preserve"> Apps applications, add cumulative updates, generate solutions, etc., and easily achieve all predetermined goals through learning.</w:t>
+        <w:t>Explain the process of encapsulating multi-language in the offline state. Task objectives: extract language packs, install language packs, install InBox Apps applications, add cumulative updates, generate solutions, etc., and easily achieve all predetermined goals through learning.</w:t>
       </w:r>
     </w:p>
     <w:p>
@@ -7228,19 +7162,11 @@
           <w:rFonts w:ascii="Aptos Narrow" w:hAnsi="Aptos Narrow"/>
         </w:rPr>
       </w:pPr>
-      <w:proofErr w:type="spellStart"/>
-      <w:r>
-        <w:rPr>
-          <w:rFonts w:ascii="Aptos Narrow" w:hAnsi="Aptos Narrow"/>
-        </w:rPr>
-        <w:t>Youtube</w:t>
-      </w:r>
-      <w:proofErr w:type="spellEnd"/>
-      <w:r>
-        <w:rPr>
-          <w:rFonts w:ascii="Aptos Narrow" w:hAnsi="Aptos Narrow"/>
-        </w:rPr>
-        <w:t xml:space="preserve"> | </w:t>
+      <w:r>
+        <w:rPr>
+          <w:rFonts w:ascii="Aptos Narrow" w:hAnsi="Aptos Narrow"/>
+        </w:rPr>
+        <w:t xml:space="preserve">Youtube | </w:t>
       </w:r>
       <w:hyperlink r:id="rId14" w:history="1">
         <w:r>
@@ -7268,19 +7194,11 @@
           <w:rFonts w:ascii="Aptos Narrow" w:hAnsi="Aptos Narrow"/>
         </w:rPr>
       </w:pPr>
-      <w:proofErr w:type="spellStart"/>
-      <w:r>
-        <w:rPr>
-          <w:rFonts w:ascii="Aptos Narrow" w:hAnsi="Aptos Narrow"/>
-        </w:rPr>
-        <w:t>Bilibili</w:t>
-      </w:r>
-      <w:proofErr w:type="spellEnd"/>
-      <w:r>
-        <w:rPr>
-          <w:rFonts w:ascii="Aptos Narrow" w:hAnsi="Aptos Narrow"/>
-        </w:rPr>
-        <w:t xml:space="preserve"> | </w:t>
+      <w:r>
+        <w:rPr>
+          <w:rFonts w:ascii="Aptos Narrow" w:hAnsi="Aptos Narrow"/>
+        </w:rPr>
+        <w:t xml:space="preserve">Bilibili | </w:t>
       </w:r>
       <w:hyperlink r:id="rId15" w:history="1">
         <w:r>
@@ -7346,7 +7264,6 @@
           <w:u w:val="none"/>
         </w:rPr>
       </w:pPr>
-      <w:proofErr w:type="spellStart"/>
       <w:r>
         <w:rPr>
           <w:rStyle w:val="Hyperlink"/>
@@ -7354,17 +7271,7 @@
           <w:color w:val="auto"/>
           <w:u w:val="none"/>
         </w:rPr>
-        <w:t>iQiYi</w:t>
-      </w:r>
-      <w:proofErr w:type="spellEnd"/>
-      <w:r>
-        <w:rPr>
-          <w:rStyle w:val="Hyperlink"/>
-          <w:rFonts w:ascii="Aptos Narrow" w:hAnsi="Aptos Narrow"/>
-          <w:color w:val="auto"/>
-          <w:u w:val="none"/>
-        </w:rPr>
-        <w:t xml:space="preserve"> | </w:t>
+        <w:t xml:space="preserve">iQiYi | </w:t>
       </w:r>
       <w:hyperlink r:id="rId17" w:history="1">
         <w:r>
@@ -7439,7 +7346,6 @@
           <w:rFonts w:ascii="Aptos Narrow" w:hAnsi="Aptos Narrow"/>
         </w:rPr>
       </w:pPr>
-      <w:proofErr w:type="spellStart"/>
       <w:r>
         <w:rPr>
           <w:rStyle w:val="Hyperlink"/>
@@ -7449,7 +7355,6 @@
         </w:rPr>
         <w:t>YouKu</w:t>
       </w:r>
-      <w:proofErr w:type="spellEnd"/>
       <w:r>
         <w:rPr>
           <w:rFonts w:ascii="Aptos Narrow" w:hAnsi="Aptos Narrow"/>
@@ -7547,19 +7452,11 @@
           <w:rFonts w:ascii="Aptos Narrow" w:hAnsi="Aptos Narrow"/>
         </w:rPr>
       </w:pPr>
-      <w:proofErr w:type="spellStart"/>
-      <w:r>
-        <w:rPr>
-          <w:rFonts w:ascii="Aptos Narrow" w:hAnsi="Aptos Narrow"/>
-        </w:rPr>
-        <w:t>Youtube</w:t>
-      </w:r>
-      <w:proofErr w:type="spellEnd"/>
-      <w:r>
-        <w:rPr>
-          <w:rFonts w:ascii="Aptos Narrow" w:hAnsi="Aptos Narrow"/>
-        </w:rPr>
-        <w:t xml:space="preserve"> | </w:t>
+      <w:r>
+        <w:rPr>
+          <w:rFonts w:ascii="Aptos Narrow" w:hAnsi="Aptos Narrow"/>
+        </w:rPr>
+        <w:t xml:space="preserve">Youtube | </w:t>
       </w:r>
       <w:hyperlink r:id="rId20" w:history="1">
         <w:r>
@@ -7587,19 +7484,11 @@
           <w:rFonts w:ascii="Aptos Narrow" w:hAnsi="Aptos Narrow"/>
         </w:rPr>
       </w:pPr>
-      <w:proofErr w:type="spellStart"/>
-      <w:r>
-        <w:rPr>
-          <w:rFonts w:ascii="Aptos Narrow" w:hAnsi="Aptos Narrow"/>
-        </w:rPr>
-        <w:t>Bilibili</w:t>
-      </w:r>
-      <w:proofErr w:type="spellEnd"/>
-      <w:r>
-        <w:rPr>
-          <w:rFonts w:ascii="Aptos Narrow" w:hAnsi="Aptos Narrow"/>
-        </w:rPr>
-        <w:t xml:space="preserve"> | </w:t>
+      <w:r>
+        <w:rPr>
+          <w:rFonts w:ascii="Aptos Narrow" w:hAnsi="Aptos Narrow"/>
+        </w:rPr>
+        <w:t xml:space="preserve">Bilibili | </w:t>
       </w:r>
       <w:hyperlink r:id="rId21" w:history="1">
         <w:r>
@@ -7665,7 +7554,6 @@
           <w:u w:val="none"/>
         </w:rPr>
       </w:pPr>
-      <w:proofErr w:type="spellStart"/>
       <w:r>
         <w:rPr>
           <w:rStyle w:val="Hyperlink"/>
@@ -7673,17 +7561,7 @@
           <w:color w:val="auto"/>
           <w:u w:val="none"/>
         </w:rPr>
-        <w:t>iQiYi</w:t>
-      </w:r>
-      <w:proofErr w:type="spellEnd"/>
-      <w:r>
-        <w:rPr>
-          <w:rStyle w:val="Hyperlink"/>
-          <w:rFonts w:ascii="Aptos Narrow" w:hAnsi="Aptos Narrow"/>
-          <w:color w:val="auto"/>
-          <w:u w:val="none"/>
-        </w:rPr>
-        <w:t xml:space="preserve"> | </w:t>
+        <w:t xml:space="preserve">iQiYi | </w:t>
       </w:r>
       <w:hyperlink r:id="rId23" w:history="1">
         <w:r>
@@ -7749,7 +7627,6 @@
           <w:rFonts w:ascii="Aptos Narrow" w:hAnsi="Aptos Narrow"/>
         </w:rPr>
       </w:pPr>
-      <w:proofErr w:type="spellStart"/>
       <w:r>
         <w:rPr>
           <w:rStyle w:val="Hyperlink"/>
@@ -7757,17 +7634,7 @@
           <w:color w:val="auto"/>
           <w:u w:val="none"/>
         </w:rPr>
-        <w:t>YouKu</w:t>
-      </w:r>
-      <w:proofErr w:type="spellEnd"/>
-      <w:r>
-        <w:rPr>
-          <w:rStyle w:val="Hyperlink"/>
-          <w:rFonts w:ascii="Aptos Narrow" w:hAnsi="Aptos Narrow"/>
-          <w:color w:val="auto"/>
-          <w:u w:val="none"/>
-        </w:rPr>
-        <w:t xml:space="preserve"> | </w:t>
+        <w:t xml:space="preserve">YouKu | </w:t>
       </w:r>
       <w:hyperlink r:id="rId25" w:history="1">
         <w:r>
@@ -7863,19 +7730,11 @@
           <w:rFonts w:ascii="Aptos Narrow" w:hAnsi="Aptos Narrow"/>
         </w:rPr>
       </w:pPr>
-      <w:proofErr w:type="spellStart"/>
-      <w:r>
-        <w:rPr>
-          <w:rFonts w:ascii="Aptos Narrow" w:hAnsi="Aptos Narrow"/>
-        </w:rPr>
-        <w:t>Youtube</w:t>
-      </w:r>
-      <w:proofErr w:type="spellEnd"/>
-      <w:r>
-        <w:rPr>
-          <w:rFonts w:ascii="Aptos Narrow" w:hAnsi="Aptos Narrow"/>
-        </w:rPr>
-        <w:t xml:space="preserve"> | </w:t>
+      <w:r>
+        <w:rPr>
+          <w:rFonts w:ascii="Aptos Narrow" w:hAnsi="Aptos Narrow"/>
+        </w:rPr>
+        <w:t xml:space="preserve">Youtube | </w:t>
       </w:r>
       <w:hyperlink r:id="rId26" w:history="1">
         <w:r>
@@ -7903,19 +7762,11 @@
           <w:rFonts w:ascii="Aptos Narrow" w:hAnsi="Aptos Narrow"/>
         </w:rPr>
       </w:pPr>
-      <w:proofErr w:type="spellStart"/>
-      <w:r>
-        <w:rPr>
-          <w:rFonts w:ascii="Aptos Narrow" w:hAnsi="Aptos Narrow"/>
-        </w:rPr>
-        <w:t>Bilibili</w:t>
-      </w:r>
-      <w:proofErr w:type="spellEnd"/>
-      <w:r>
-        <w:rPr>
-          <w:rFonts w:ascii="Aptos Narrow" w:hAnsi="Aptos Narrow"/>
-        </w:rPr>
-        <w:t xml:space="preserve"> | </w:t>
+      <w:r>
+        <w:rPr>
+          <w:rFonts w:ascii="Aptos Narrow" w:hAnsi="Aptos Narrow"/>
+        </w:rPr>
+        <w:t xml:space="preserve">Bilibili | </w:t>
       </w:r>
       <w:hyperlink r:id="rId27" w:history="1">
         <w:r>
@@ -7981,7 +7832,6 @@
           <w:u w:val="none"/>
         </w:rPr>
       </w:pPr>
-      <w:proofErr w:type="spellStart"/>
       <w:r>
         <w:rPr>
           <w:rStyle w:val="Hyperlink"/>
@@ -7989,17 +7839,7 @@
           <w:color w:val="auto"/>
           <w:u w:val="none"/>
         </w:rPr>
-        <w:t>iQiYi</w:t>
-      </w:r>
-      <w:proofErr w:type="spellEnd"/>
-      <w:r>
-        <w:rPr>
-          <w:rStyle w:val="Hyperlink"/>
-          <w:rFonts w:ascii="Aptos Narrow" w:hAnsi="Aptos Narrow"/>
-          <w:color w:val="auto"/>
-          <w:u w:val="none"/>
-        </w:rPr>
-        <w:t xml:space="preserve"> | </w:t>
+        <w:t xml:space="preserve">iQiYi | </w:t>
       </w:r>
       <w:hyperlink r:id="rId29" w:history="1">
         <w:r>
@@ -8065,7 +7905,6 @@
           <w:rFonts w:ascii="Aptos Narrow" w:hAnsi="Aptos Narrow"/>
         </w:rPr>
       </w:pPr>
-      <w:proofErr w:type="spellStart"/>
       <w:r>
         <w:rPr>
           <w:rStyle w:val="Hyperlink"/>
@@ -8074,17 +7913,7 @@
           <w:u w:val="none"/>
         </w:rPr>
         <w:lastRenderedPageBreak/>
-        <w:t>YouKu</w:t>
-      </w:r>
-      <w:proofErr w:type="spellEnd"/>
-      <w:r>
-        <w:rPr>
-          <w:rStyle w:val="Hyperlink"/>
-          <w:rFonts w:ascii="Aptos Narrow" w:hAnsi="Aptos Narrow"/>
-          <w:color w:val="auto"/>
-          <w:u w:val="none"/>
-        </w:rPr>
-        <w:t xml:space="preserve"> | </w:t>
+        <w:t xml:space="preserve">YouKu | </w:t>
       </w:r>
       <w:hyperlink r:id="rId31" w:history="1">
         <w:r>
@@ -8487,25 +8316,7 @@
             <w:rFonts w:ascii="Aptos Narrow" w:hAnsi="Aptos Narrow"/>
             <w:u w:val="none"/>
           </w:rPr>
-          <w:t>\_Learn\</w:t>
-        </w:r>
-        <w:proofErr w:type="spellStart"/>
-        <w:r>
-          <w:rPr>
-            <w:rStyle w:val="Hyperlink"/>
-            <w:rFonts w:ascii="Aptos Narrow" w:hAnsi="Aptos Narrow"/>
-            <w:u w:val="none"/>
-          </w:rPr>
-          <w:t>Autopilot.profile</w:t>
-        </w:r>
-        <w:proofErr w:type="spellEnd"/>
-        <w:r>
-          <w:rPr>
-            <w:rStyle w:val="Hyperlink"/>
-            <w:rFonts w:ascii="Aptos Narrow" w:hAnsi="Aptos Narrow"/>
-            <w:u w:val="none"/>
-          </w:rPr>
-          <w:t>\Autopilot.profile.pdf</w:t>
+          <w:t>\_Learn\Autopilot.profile\Autopilot.profile.pdf</w:t>
         </w:r>
       </w:hyperlink>
     </w:p>
@@ -8695,39 +8506,7 @@
           <w:rFonts w:ascii="Aptos Narrow" w:hAnsi="Aptos Narrow"/>
           <w:color w:val="7030A0"/>
         </w:rPr>
-        <w:t xml:space="preserve">Automatically identify ISO tag names and initialize rules (supports inclusion class matching), decompress, mount, pop up, verify hash, display corresponding ISO files according to rules, search, automatically classify: files, language packages, function </w:t>
-      </w:r>
-      <w:proofErr w:type="gramStart"/>
-      <w:r>
-        <w:rPr>
-          <w:rFonts w:ascii="Aptos Narrow" w:hAnsi="Aptos Narrow"/>
-          <w:color w:val="7030A0"/>
-        </w:rPr>
-        <w:t>packages ,</w:t>
-      </w:r>
-      <w:proofErr w:type="gramEnd"/>
-      <w:r>
-        <w:rPr>
-          <w:rFonts w:ascii="Aptos Narrow" w:hAnsi="Aptos Narrow"/>
-          <w:color w:val="7030A0"/>
-        </w:rPr>
-        <w:t xml:space="preserve"> </w:t>
-      </w:r>
-      <w:proofErr w:type="spellStart"/>
-      <w:r>
-        <w:rPr>
-          <w:rFonts w:ascii="Aptos Narrow" w:hAnsi="Aptos Narrow"/>
-          <w:color w:val="7030A0"/>
-        </w:rPr>
-        <w:t>InBox</w:t>
-      </w:r>
-      <w:proofErr w:type="spellEnd"/>
-      <w:r>
-        <w:rPr>
-          <w:rFonts w:ascii="Aptos Narrow" w:hAnsi="Aptos Narrow"/>
-          <w:color w:val="7030A0"/>
-        </w:rPr>
-        <w:t xml:space="preserve"> Apps</w:t>
+        <w:t>Automatically identify ISO tag names and initialize rules (supports inclusion class matching), decompress, mount, pop up, verify hash, display corresponding ISO files according to rules, search, automatically classify: files, language packages, function packages , InBox Apps</w:t>
       </w:r>
     </w:p>
     <w:p>
@@ -9067,57 +8846,7 @@
         <w:rPr>
           <w:rFonts w:ascii="Aptos Narrow" w:hAnsi="Aptos Narrow"/>
         </w:rPr>
-        <w:t xml:space="preserve">For example, when operating </w:t>
-      </w:r>
-      <w:proofErr w:type="spellStart"/>
-      <w:proofErr w:type="gramStart"/>
-      <w:r>
-        <w:rPr>
-          <w:rFonts w:ascii="Aptos Narrow" w:hAnsi="Aptos Narrow"/>
-        </w:rPr>
-        <w:t>WinRE.wim</w:t>
-      </w:r>
-      <w:proofErr w:type="spellEnd"/>
-      <w:r>
-        <w:rPr>
-          <w:rFonts w:ascii="Aptos Narrow" w:hAnsi="Aptos Narrow"/>
-        </w:rPr>
-        <w:t xml:space="preserve"> ,</w:t>
-      </w:r>
-      <w:proofErr w:type="gramEnd"/>
-      <w:r>
-        <w:rPr>
-          <w:rFonts w:ascii="Aptos Narrow" w:hAnsi="Aptos Narrow"/>
-        </w:rPr>
-        <w:t xml:space="preserve"> you need to mount </w:t>
-      </w:r>
-      <w:proofErr w:type="spellStart"/>
-      <w:r>
-        <w:rPr>
-          <w:rFonts w:ascii="Aptos Narrow" w:hAnsi="Aptos Narrow"/>
-        </w:rPr>
-        <w:t>Install.wim</w:t>
-      </w:r>
-      <w:proofErr w:type="spellEnd"/>
-      <w:r>
-        <w:rPr>
-          <w:rFonts w:ascii="Aptos Narrow" w:hAnsi="Aptos Narrow"/>
-        </w:rPr>
-        <w:t xml:space="preserve"> before mounting </w:t>
-      </w:r>
-      <w:proofErr w:type="spellStart"/>
-      <w:r>
-        <w:rPr>
-          <w:rFonts w:ascii="Aptos Narrow" w:hAnsi="Aptos Narrow"/>
-        </w:rPr>
-        <w:t>WinRe.wim</w:t>
-      </w:r>
-      <w:proofErr w:type="spellEnd"/>
-      <w:r>
-        <w:rPr>
-          <w:rFonts w:ascii="Aptos Narrow" w:hAnsi="Aptos Narrow"/>
-        </w:rPr>
-        <w:t xml:space="preserve"> so that you can perform the corresponding tasks for WinRE.</w:t>
+        <w:t>For example, when operating WinRE.wim , you need to mount Install.wim before mounting WinRe.wim so that you can perform the corresponding tasks for WinRE.</w:t>
       </w:r>
     </w:p>
     <w:p>
@@ -9133,71 +8862,7 @@
         <w:rPr>
           <w:rFonts w:ascii="Aptos Narrow" w:hAnsi="Aptos Narrow"/>
         </w:rPr>
-        <w:t xml:space="preserve">What are the files within the image? For example, </w:t>
-      </w:r>
-      <w:proofErr w:type="spellStart"/>
-      <w:r>
-        <w:rPr>
-          <w:rFonts w:ascii="Aptos Narrow" w:hAnsi="Aptos Narrow"/>
-        </w:rPr>
-        <w:t>Install.wim</w:t>
-      </w:r>
-      <w:proofErr w:type="spellEnd"/>
-      <w:r>
-        <w:rPr>
-          <w:rFonts w:ascii="Aptos Narrow" w:hAnsi="Aptos Narrow"/>
-        </w:rPr>
-        <w:t xml:space="preserve"> contains the </w:t>
-      </w:r>
-      <w:proofErr w:type="spellStart"/>
-      <w:r>
-        <w:rPr>
-          <w:rFonts w:ascii="Aptos Narrow" w:hAnsi="Aptos Narrow"/>
-        </w:rPr>
-        <w:t>WinRE.wim</w:t>
-      </w:r>
-      <w:proofErr w:type="spellEnd"/>
-      <w:r>
-        <w:rPr>
-          <w:rFonts w:ascii="Aptos Narrow" w:hAnsi="Aptos Narrow"/>
-        </w:rPr>
-        <w:t xml:space="preserve"> file. After mounting </w:t>
-      </w:r>
-      <w:proofErr w:type="spellStart"/>
-      <w:proofErr w:type="gramStart"/>
-      <w:r>
-        <w:rPr>
-          <w:rFonts w:ascii="Aptos Narrow" w:hAnsi="Aptos Narrow"/>
-        </w:rPr>
-        <w:t>install.wim</w:t>
-      </w:r>
-      <w:proofErr w:type="spellEnd"/>
-      <w:r>
-        <w:rPr>
-          <w:rFonts w:ascii="Aptos Narrow" w:hAnsi="Aptos Narrow"/>
-        </w:rPr>
-        <w:t xml:space="preserve"> ,</w:t>
-      </w:r>
-      <w:proofErr w:type="gramEnd"/>
-      <w:r>
-        <w:rPr>
-          <w:rFonts w:ascii="Aptos Narrow" w:hAnsi="Aptos Narrow"/>
-        </w:rPr>
-        <w:t xml:space="preserve"> events can be assigned to process </w:t>
-      </w:r>
-      <w:proofErr w:type="spellStart"/>
-      <w:r>
-        <w:rPr>
-          <w:rFonts w:ascii="Aptos Narrow" w:hAnsi="Aptos Narrow"/>
-        </w:rPr>
-        <w:t>WinRe.wim</w:t>
-      </w:r>
-      <w:proofErr w:type="spellEnd"/>
-      <w:r>
-        <w:rPr>
-          <w:rFonts w:ascii="Aptos Narrow" w:hAnsi="Aptos Narrow"/>
-        </w:rPr>
-        <w:t xml:space="preserve"> .</w:t>
+        <w:t>What are the files within the image? For example, Install.wim contains the WinRE.wim file. After mounting install.wim , events can be assigned to process WinRe.wim .</w:t>
       </w:r>
     </w:p>
     <w:p>
@@ -9238,7 +8903,6 @@
         </w:rPr>
         <w:t xml:space="preserve">Main item: </w:t>
       </w:r>
-      <w:proofErr w:type="spellStart"/>
       <w:r>
         <w:rPr>
           <w:rFonts w:ascii="Aptos Narrow" w:hAnsi="Aptos Narrow"/>
@@ -9246,7 +8910,6 @@
         </w:rPr>
         <w:t>Boot.wim</w:t>
       </w:r>
-      <w:proofErr w:type="spellEnd"/>
     </w:p>
     <w:p>
       <w:pPr>
@@ -9269,45 +8932,26 @@
         </w:rPr>
         <w:t xml:space="preserve">Main item: </w:t>
       </w:r>
-      <w:proofErr w:type="spellStart"/>
-      <w:proofErr w:type="gramStart"/>
       <w:r>
         <w:rPr>
           <w:rFonts w:ascii="Aptos Narrow" w:hAnsi="Aptos Narrow"/>
           <w:color w:val="7030A0"/>
         </w:rPr>
-        <w:t>Install.wim</w:t>
-      </w:r>
-      <w:proofErr w:type="spellEnd"/>
+        <w:t xml:space="preserve">Install.wim </w:t>
+      </w:r>
+      <w:r>
+        <w:rPr>
+          <w:rFonts w:ascii="Aptos Narrow" w:hAnsi="Aptos Narrow"/>
+        </w:rPr>
+        <w:t xml:space="preserve">, files within the image (extension items): </w:t>
+      </w:r>
       <w:r>
         <w:rPr>
           <w:rFonts w:ascii="Aptos Narrow" w:hAnsi="Aptos Narrow"/>
           <w:color w:val="7030A0"/>
         </w:rPr>
-        <w:t xml:space="preserve"> </w:t>
-      </w:r>
-      <w:r>
-        <w:rPr>
-          <w:rFonts w:ascii="Aptos Narrow" w:hAnsi="Aptos Narrow"/>
-        </w:rPr>
-        <w:t>,</w:t>
-      </w:r>
-      <w:proofErr w:type="gramEnd"/>
-      <w:r>
-        <w:rPr>
-          <w:rFonts w:ascii="Aptos Narrow" w:hAnsi="Aptos Narrow"/>
-        </w:rPr>
-        <w:t xml:space="preserve"> files within the image (extension items): </w:t>
-      </w:r>
-      <w:proofErr w:type="spellStart"/>
-      <w:r>
-        <w:rPr>
-          <w:rFonts w:ascii="Aptos Narrow" w:hAnsi="Aptos Narrow"/>
-          <w:color w:val="7030A0"/>
-        </w:rPr>
         <w:t>WinRE.wim</w:t>
       </w:r>
-      <w:proofErr w:type="spellEnd"/>
     </w:p>
     <w:p>
       <w:pPr>
@@ -9438,21 +9082,7 @@
         <w:rPr>
           <w:rFonts w:ascii="Aptos Narrow" w:hAnsi="Aptos Narrow"/>
         </w:rPr>
-        <w:t xml:space="preserve">Convert </w:t>
-      </w:r>
-      <w:proofErr w:type="spellStart"/>
-      <w:r>
-        <w:rPr>
-          <w:rFonts w:ascii="Aptos Narrow" w:hAnsi="Aptos Narrow"/>
-        </w:rPr>
-        <w:t>Esd</w:t>
-      </w:r>
-      <w:proofErr w:type="spellEnd"/>
-      <w:r>
-        <w:rPr>
-          <w:rFonts w:ascii="Aptos Narrow" w:hAnsi="Aptos Narrow"/>
-        </w:rPr>
-        <w:t xml:space="preserve"> and Wim to each other</w:t>
+        <w:t>Convert Esd and Wim to each other</w:t>
       </w:r>
     </w:p>
     <w:p>
@@ -9474,30 +9104,8 @@
         <w:rPr>
           <w:rFonts w:ascii="Aptos Narrow" w:hAnsi="Aptos Narrow"/>
         </w:rPr>
-        <w:t xml:space="preserve">Split </w:t>
-      </w:r>
-      <w:proofErr w:type="spellStart"/>
-      <w:r>
-        <w:rPr>
-          <w:rFonts w:ascii="Aptos Narrow" w:hAnsi="Aptos Narrow"/>
-        </w:rPr>
-        <w:t>Install.wim</w:t>
-      </w:r>
-      <w:proofErr w:type="spellEnd"/>
-      <w:r>
-        <w:rPr>
-          <w:rFonts w:ascii="Aptos Narrow" w:hAnsi="Aptos Narrow"/>
-        </w:rPr>
-        <w:t xml:space="preserve"> into </w:t>
-      </w:r>
-      <w:proofErr w:type="spellStart"/>
-      <w:r>
-        <w:rPr>
-          <w:rFonts w:ascii="Aptos Narrow" w:hAnsi="Aptos Narrow"/>
-        </w:rPr>
-        <w:t>Install.swm</w:t>
-      </w:r>
-      <w:proofErr w:type="spellEnd"/>
+        <w:t>Split Install.wim into Install.swm</w:t>
+      </w:r>
     </w:p>
     <w:p>
       <w:pPr>
@@ -9518,30 +9126,8 @@
         <w:rPr>
           <w:rFonts w:ascii="Aptos Narrow" w:hAnsi="Aptos Narrow"/>
         </w:rPr>
-        <w:t xml:space="preserve">Merge </w:t>
-      </w:r>
-      <w:proofErr w:type="spellStart"/>
-      <w:r>
-        <w:rPr>
-          <w:rFonts w:ascii="Aptos Narrow" w:hAnsi="Aptos Narrow"/>
-        </w:rPr>
-        <w:t>install.swm</w:t>
-      </w:r>
-      <w:proofErr w:type="spellEnd"/>
-      <w:r>
-        <w:rPr>
-          <w:rFonts w:ascii="Aptos Narrow" w:hAnsi="Aptos Narrow"/>
-        </w:rPr>
-        <w:t xml:space="preserve"> to </w:t>
-      </w:r>
-      <w:proofErr w:type="spellStart"/>
-      <w:r>
-        <w:rPr>
-          <w:rFonts w:ascii="Aptos Narrow" w:hAnsi="Aptos Narrow"/>
-        </w:rPr>
-        <w:t>install.wim</w:t>
-      </w:r>
-      <w:proofErr w:type="spellEnd"/>
+        <w:t>Merge install.swm to install.wim</w:t>
+      </w:r>
     </w:p>
     <w:p>
       <w:pPr>
@@ -9861,19 +9447,11 @@
           <w:rFonts w:ascii="Aptos Narrow" w:hAnsi="Aptos Narrow"/>
         </w:rPr>
       </w:pPr>
-      <w:proofErr w:type="spellStart"/>
-      <w:r>
-        <w:rPr>
-          <w:rFonts w:ascii="Aptos Narrow" w:hAnsi="Aptos Narrow"/>
-        </w:rPr>
-        <w:t>InBox</w:t>
-      </w:r>
-      <w:proofErr w:type="spellEnd"/>
-      <w:r>
-        <w:rPr>
-          <w:rFonts w:ascii="Aptos Narrow" w:hAnsi="Aptos Narrow"/>
-        </w:rPr>
-        <w:t xml:space="preserve"> Apps</w:t>
+      <w:r>
+        <w:rPr>
+          <w:rFonts w:ascii="Aptos Narrow" w:hAnsi="Aptos Narrow"/>
+        </w:rPr>
+        <w:t>InBox Apps</w:t>
       </w:r>
     </w:p>
     <w:p>
@@ -9931,19 +9509,11 @@
           <w:rFonts w:ascii="Aptos Narrow" w:hAnsi="Aptos Narrow"/>
         </w:rPr>
       </w:pPr>
-      <w:proofErr w:type="spellStart"/>
-      <w:r>
-        <w:rPr>
-          <w:rFonts w:ascii="Aptos Narrow" w:hAnsi="Aptos Narrow"/>
-        </w:rPr>
-        <w:t>InBox</w:t>
-      </w:r>
-      <w:proofErr w:type="spellEnd"/>
-      <w:r>
-        <w:rPr>
-          <w:rFonts w:ascii="Aptos Narrow" w:hAnsi="Aptos Narrow"/>
-        </w:rPr>
-        <w:t xml:space="preserve"> Apps applications, there are two methods: one is to add language packages; the other is to add local language experience packages (LXPs) for marking.</w:t>
+      <w:r>
+        <w:rPr>
+          <w:rFonts w:ascii="Aptos Narrow" w:hAnsi="Aptos Narrow"/>
+        </w:rPr>
+        <w:t>InBox Apps applications, there are two methods: one is to add language packages; the other is to add local language experience packages (LXPs) for marking.</w:t>
       </w:r>
     </w:p>
     <w:p>
@@ -9965,21 +9535,7 @@
         <w:rPr>
           <w:rFonts w:ascii="Aptos Narrow" w:hAnsi="Aptos Narrow"/>
         </w:rPr>
-        <w:t xml:space="preserve">After the two methods are added, the offline image language will be added, and the added </w:t>
-      </w:r>
-      <w:proofErr w:type="spellStart"/>
-      <w:r>
-        <w:rPr>
-          <w:rFonts w:ascii="Aptos Narrow" w:hAnsi="Aptos Narrow"/>
-        </w:rPr>
-        <w:t>InBox</w:t>
-      </w:r>
-      <w:proofErr w:type="spellEnd"/>
-      <w:r>
-        <w:rPr>
-          <w:rFonts w:ascii="Aptos Narrow" w:hAnsi="Aptos Narrow"/>
-        </w:rPr>
-        <w:t xml:space="preserve"> Apps application will be matched according to the installed language of the offline image; this is the so-called region tagging function.</w:t>
+        <w:t>After the two methods are added, the offline image language will be added, and the added InBox Apps application will be matched according to the installed language of the offline image; this is the so-called region tagging function.</w:t>
       </w:r>
     </w:p>
     <w:p>
@@ -10001,21 +9557,7 @@
         <w:rPr>
           <w:rFonts w:ascii="Aptos Narrow" w:hAnsi="Aptos Narrow"/>
         </w:rPr>
-        <w:t xml:space="preserve">Step 2: Customize the </w:t>
-      </w:r>
-      <w:proofErr w:type="spellStart"/>
-      <w:r>
-        <w:rPr>
-          <w:rFonts w:ascii="Aptos Narrow" w:hAnsi="Aptos Narrow"/>
-        </w:rPr>
-        <w:t>InBox</w:t>
-      </w:r>
-      <w:proofErr w:type="spellEnd"/>
-      <w:r>
-        <w:rPr>
-          <w:rFonts w:ascii="Aptos Narrow" w:hAnsi="Aptos Narrow"/>
-        </w:rPr>
-        <w:t xml:space="preserve"> Apps application and check the dependencies before adding it</w:t>
+        <w:t>Step 2: Customize the InBox Apps application and check the dependencies before adding it</w:t>
       </w:r>
     </w:p>
     <w:p>
@@ -10122,21 +9664,7 @@
         <w:rPr>
           <w:rFonts w:ascii="Aptos Narrow" w:hAnsi="Aptos Narrow"/>
         </w:rPr>
-        <w:t xml:space="preserve">Language packs, Local Language Experience Packs (LXPs), </w:t>
-      </w:r>
-      <w:proofErr w:type="spellStart"/>
-      <w:r>
-        <w:rPr>
-          <w:rFonts w:ascii="Aptos Narrow" w:hAnsi="Aptos Narrow"/>
-        </w:rPr>
-        <w:t>InBox</w:t>
-      </w:r>
-      <w:proofErr w:type="spellEnd"/>
-      <w:r>
-        <w:rPr>
-          <w:rFonts w:ascii="Aptos Narrow" w:hAnsi="Aptos Narrow"/>
-        </w:rPr>
-        <w:t xml:space="preserve"> Apps, and cumulative updates are combos and combination punches.</w:t>
+        <w:t>Language packs, Local Language Experience Packs (LXPs), InBox Apps, and cumulative updates are combos and combination punches.</w:t>
       </w:r>
     </w:p>
     <w:p>
@@ -10709,21 +10237,7 @@
         <w:rPr>
           <w:rFonts w:ascii="Aptos Narrow" w:hAnsi="Aptos Narrow"/>
         </w:rPr>
-        <w:t xml:space="preserve">Restore </w:t>
-      </w:r>
-      <w:proofErr w:type="spellStart"/>
-      <w:r>
-        <w:rPr>
-          <w:rFonts w:ascii="Aptos Narrow" w:hAnsi="Aptos Narrow"/>
-        </w:rPr>
-        <w:t>Powershell</w:t>
-      </w:r>
-      <w:proofErr w:type="spellEnd"/>
-      <w:r>
-        <w:rPr>
-          <w:rFonts w:ascii="Aptos Narrow" w:hAnsi="Aptos Narrow"/>
-        </w:rPr>
-        <w:t xml:space="preserve"> execution policy: restricted</w:t>
+        <w:t>Restore Powershell execution policy: restricted</w:t>
       </w:r>
     </w:p>
     <w:p>
@@ -10945,19 +10459,11 @@
           <w:rFonts w:ascii="Aptos Narrow" w:hAnsi="Aptos Narrow"/>
         </w:rPr>
       </w:pPr>
-      <w:proofErr w:type="spellStart"/>
-      <w:r>
-        <w:rPr>
-          <w:rFonts w:ascii="Aptos Narrow" w:hAnsi="Aptos Narrow"/>
-        </w:rPr>
-        <w:t>Egacy</w:t>
-      </w:r>
-      <w:proofErr w:type="spellEnd"/>
-      <w:r>
-        <w:rPr>
-          <w:rFonts w:ascii="Aptos Narrow" w:hAnsi="Aptos Narrow"/>
-        </w:rPr>
-        <w:t xml:space="preserve"> automatic installation</w:t>
+      <w:r>
+        <w:rPr>
+          <w:rFonts w:ascii="Aptos Narrow" w:hAnsi="Aptos Narrow"/>
+        </w:rPr>
+        <w:t>Egacy automatic installation</w:t>
       </w:r>
     </w:p>
     <w:p>
@@ -11221,21 +10727,7 @@
         <w:rPr>
           <w:rFonts w:ascii="Aptos Narrow" w:hAnsi="Aptos Narrow"/>
         </w:rPr>
-        <w:t xml:space="preserve">Can generate: health status, installed application packages, offline installed languages, installed </w:t>
-      </w:r>
-      <w:proofErr w:type="spellStart"/>
-      <w:r>
-        <w:rPr>
-          <w:rFonts w:ascii="Aptos Narrow" w:hAnsi="Aptos Narrow"/>
-        </w:rPr>
-        <w:t>InBox</w:t>
-      </w:r>
-      <w:proofErr w:type="spellEnd"/>
-      <w:r>
-        <w:rPr>
-          <w:rFonts w:ascii="Aptos Narrow" w:hAnsi="Aptos Narrow"/>
-        </w:rPr>
-        <w:t xml:space="preserve"> Apps applications, drivers</w:t>
+        <w:t>Can generate: health status, installed application packages, offline installed languages, installed InBox Apps applications, drivers</w:t>
       </w:r>
     </w:p>
     <w:p>
@@ -11274,21 +10766,7 @@
         <w:rPr>
           <w:rFonts w:ascii="Aptos Narrow" w:hAnsi="Aptos Narrow"/>
         </w:rPr>
-        <w:t xml:space="preserve">Main functions of pop-up: save, not save, support pop-up extensions, use </w:t>
-      </w:r>
-      <w:proofErr w:type="spellStart"/>
-      <w:r>
-        <w:rPr>
-          <w:rFonts w:ascii="Aptos Narrow" w:hAnsi="Aptos Narrow"/>
-        </w:rPr>
-        <w:t>WimLib</w:t>
-      </w:r>
-      <w:proofErr w:type="spellEnd"/>
-      <w:r>
-        <w:rPr>
-          <w:rFonts w:ascii="Aptos Narrow" w:hAnsi="Aptos Narrow"/>
-        </w:rPr>
-        <w:t xml:space="preserve"> to update files in the image after pop-up.</w:t>
+        <w:t>Main functions of pop-up: save, not save, support pop-up extensions, use WimLib to update files in the image after pop-up.</w:t>
       </w:r>
     </w:p>
     <w:p>
@@ -11430,21 +10908,7 @@
         <w:rPr>
           <w:rFonts w:ascii="Aptos Narrow" w:hAnsi="Aptos Narrow"/>
         </w:rPr>
-        <w:t xml:space="preserve">Requires Windows 11, Windows 10, Windows Server 2022, Windows Server </w:t>
-      </w:r>
-      <w:proofErr w:type="spellStart"/>
-      <w:r>
-        <w:rPr>
-          <w:rFonts w:ascii="Aptos Narrow" w:hAnsi="Aptos Narrow"/>
-        </w:rPr>
-        <w:t>vNext</w:t>
-      </w:r>
-      <w:proofErr w:type="spellEnd"/>
-      <w:r>
-        <w:rPr>
-          <w:rFonts w:ascii="Aptos Narrow" w:hAnsi="Aptos Narrow"/>
-        </w:rPr>
-        <w:t xml:space="preserve"> or the 5.1 version that comes with the system by default. You can optionally upgrade to the latest version of PowerShell 7.</w:t>
+        <w:t>Requires Windows 11, Windows 10, Windows Server 2022, Windows Server vNext or the 5.1 version that comes with the system by default. You can optionally upgrade to the latest version of PowerShell 7.</w:t>
       </w:r>
     </w:p>
     <w:p>
@@ -11615,39 +11079,7 @@
           <w:rFonts w:ascii="Aptos Narrow" w:hAnsi="Aptos Narrow"/>
           <w:color w:val="70AD47" w:themeColor="accent6"/>
         </w:rPr>
-        <w:t xml:space="preserve">Set- </w:t>
-      </w:r>
-      <w:proofErr w:type="spellStart"/>
-      <w:r>
-        <w:rPr>
-          <w:rFonts w:ascii="Aptos Narrow" w:hAnsi="Aptos Narrow"/>
-          <w:color w:val="70AD47" w:themeColor="accent6"/>
-        </w:rPr>
-        <w:t>ExecutionPolicy</w:t>
-      </w:r>
-      <w:proofErr w:type="spellEnd"/>
-      <w:r>
-        <w:rPr>
-          <w:rFonts w:ascii="Aptos Narrow" w:hAnsi="Aptos Narrow"/>
-          <w:color w:val="70AD47" w:themeColor="accent6"/>
-        </w:rPr>
-        <w:t xml:space="preserve"> - </w:t>
-      </w:r>
-      <w:proofErr w:type="spellStart"/>
-      <w:r>
-        <w:rPr>
-          <w:rFonts w:ascii="Aptos Narrow" w:hAnsi="Aptos Narrow"/>
-          <w:color w:val="70AD47" w:themeColor="accent6"/>
-        </w:rPr>
-        <w:t>ExecutionPolicy</w:t>
-      </w:r>
-      <w:proofErr w:type="spellEnd"/>
-      <w:r>
-        <w:rPr>
-          <w:rFonts w:ascii="Aptos Narrow" w:hAnsi="Aptos Narrow"/>
-          <w:color w:val="70AD47" w:themeColor="accent6"/>
-        </w:rPr>
-        <w:t xml:space="preserve"> Bypass-Force</w:t>
+        <w:t>Set- ExecutionPolicy - ExecutionPolicy Bypass-Force</w:t>
       </w:r>
     </w:p>
     <w:p>
@@ -11698,28 +11130,13 @@
           <w:rFonts w:ascii="Aptos Narrow" w:hAnsi="Aptos Narrow"/>
           <w:color w:val="7030A0"/>
         </w:rPr>
-        <w:t>.ps</w:t>
-      </w:r>
-      <w:proofErr w:type="gramStart"/>
-      <w:r>
-        <w:rPr>
-          <w:rFonts w:ascii="Aptos Narrow" w:hAnsi="Aptos Narrow"/>
-          <w:color w:val="7030A0"/>
-        </w:rPr>
-        <w:t xml:space="preserve">1 </w:t>
-      </w:r>
-      <w:r>
-        <w:rPr>
-          <w:rFonts w:ascii="Aptos Narrow" w:hAnsi="Aptos Narrow"/>
-        </w:rPr>
-        <w:t>,</w:t>
-      </w:r>
-      <w:proofErr w:type="gramEnd"/>
-      <w:r>
-        <w:rPr>
-          <w:rFonts w:ascii="Aptos Narrow" w:hAnsi="Aptos Narrow"/>
-        </w:rPr>
-        <w:t xml:space="preserve"> right-click the file and select Run as PowerShell, or copy the path and paste it into " Terminal" or "PowerShell ISE" to run. For the path with a colon, add the &amp; character in the command line, example:</w:t>
+        <w:t xml:space="preserve">.ps1 </w:t>
+      </w:r>
+      <w:r>
+        <w:rPr>
+          <w:rFonts w:ascii="Aptos Narrow" w:hAnsi="Aptos Narrow"/>
+        </w:rPr>
+        <w:t>, right-click the file and select Run as PowerShell, or copy the path and paste it into " Terminal" or "PowerShell ISE" to run. For the path with a colon, add the &amp; character in the command line, example:</w:t>
       </w:r>
     </w:p>
     <w:p>
@@ -11955,21 +11372,32 @@
           <w:color w:val="70AD47" w:themeColor="accent6"/>
         </w:rPr>
       </w:pPr>
-      <w:proofErr w:type="spellStart"/>
       <w:r>
         <w:rPr>
           <w:rFonts w:ascii="Aptos Narrow" w:hAnsi="Aptos Narrow"/>
           <w:color w:val="70AD47" w:themeColor="accent6"/>
         </w:rPr>
-        <w:t>wget</w:t>
-      </w:r>
-      <w:proofErr w:type="spellEnd"/>
-      <w:r>
+        <w:t>wget https://fengyi.tel/gs -O get.ps1; .\get.ps1;</w:t>
+      </w:r>
+    </w:p>
+    <w:p>
+      <w:pPr>
+        <w:pStyle w:val="ListParagraph"/>
+        <w:widowControl w:val="0"/>
+        <w:spacing w:line="360" w:lineRule="auto"/>
+        <w:ind w:left="2610"/>
+        <w:contextualSpacing w:val="0"/>
         <w:rPr>
           <w:rFonts w:ascii="Aptos Narrow" w:hAnsi="Aptos Narrow"/>
           <w:color w:val="70AD47" w:themeColor="accent6"/>
         </w:rPr>
-        <w:t xml:space="preserve"> https://fengyi.tel/gs -O get.ps1; .\get.ps1;</w:t>
+      </w:pPr>
+      <w:r>
+        <w:rPr>
+          <w:rFonts w:ascii="Aptos Narrow" w:hAnsi="Aptos Narrow"/>
+          <w:color w:val="70AD47" w:themeColor="accent6"/>
+        </w:rPr>
+        <w:t>iwr https://fengyi.tel/gs -out get.ps1; .\get.ps1;</w:t>
       </w:r>
     </w:p>
     <w:p>
@@ -11984,73 +11412,12 @@
           <w:color w:val="70AD47" w:themeColor="accent6"/>
         </w:rPr>
       </w:pPr>
-      <w:proofErr w:type="spellStart"/>
       <w:r>
         <w:rPr>
           <w:rFonts w:ascii="Aptos Narrow" w:hAnsi="Aptos Narrow"/>
           <w:color w:val="70AD47" w:themeColor="accent6"/>
         </w:rPr>
-        <w:t>iwr</w:t>
-      </w:r>
-      <w:proofErr w:type="spellEnd"/>
-      <w:r>
-        <w:rPr>
-          <w:rFonts w:ascii="Aptos Narrow" w:hAnsi="Aptos Narrow"/>
-          <w:color w:val="70AD47" w:themeColor="accent6"/>
-        </w:rPr>
-        <w:t xml:space="preserve"> https://fengyi.tel/gs -out get.ps1; .\get.ps1;</w:t>
-      </w:r>
-    </w:p>
-    <w:p>
-      <w:pPr>
-        <w:pStyle w:val="ListParagraph"/>
-        <w:widowControl w:val="0"/>
-        <w:spacing w:line="360" w:lineRule="auto"/>
-        <w:ind w:left="2610"/>
-        <w:contextualSpacing w:val="0"/>
-        <w:rPr>
-          <w:rFonts w:ascii="Aptos Narrow" w:hAnsi="Aptos Narrow"/>
-          <w:color w:val="70AD47" w:themeColor="accent6"/>
-        </w:rPr>
-      </w:pPr>
-      <w:r>
-        <w:rPr>
-          <w:rFonts w:ascii="Aptos Narrow" w:hAnsi="Aptos Narrow"/>
-          <w:color w:val="70AD47" w:themeColor="accent6"/>
-        </w:rPr>
-        <w:t>Invoke-</w:t>
-      </w:r>
-      <w:proofErr w:type="spellStart"/>
-      <w:r>
-        <w:rPr>
-          <w:rFonts w:ascii="Aptos Narrow" w:hAnsi="Aptos Narrow"/>
-          <w:color w:val="70AD47" w:themeColor="accent6"/>
-        </w:rPr>
-        <w:t>WebRequest</w:t>
-      </w:r>
-      <w:proofErr w:type="spellEnd"/>
-      <w:r>
-        <w:rPr>
-          <w:rFonts w:ascii="Aptos Narrow" w:hAnsi="Aptos Narrow"/>
-          <w:color w:val="70AD47" w:themeColor="accent6"/>
-        </w:rPr>
-        <w:t xml:space="preserve"> https://fengyi.tel/gs -</w:t>
-      </w:r>
-      <w:proofErr w:type="spellStart"/>
-      <w:r>
-        <w:rPr>
-          <w:rFonts w:ascii="Aptos Narrow" w:hAnsi="Aptos Narrow"/>
-          <w:color w:val="70AD47" w:themeColor="accent6"/>
-        </w:rPr>
-        <w:t>OutFile</w:t>
-      </w:r>
-      <w:proofErr w:type="spellEnd"/>
-      <w:r>
-        <w:rPr>
-          <w:rFonts w:ascii="Aptos Narrow" w:hAnsi="Aptos Narrow"/>
-          <w:color w:val="70AD47" w:themeColor="accent6"/>
-        </w:rPr>
-        <w:t xml:space="preserve"> get.ps1; .\get.ps1;</w:t>
+        <w:t>Invoke-WebRequest https://fengyi.tel/gs -OutFile get.ps1; .\get.ps1;</w:t>
       </w:r>
     </w:p>
     <w:p>
@@ -12141,21 +11508,7 @@
           <w:rFonts w:ascii="Aptos Narrow" w:hAnsi="Aptos Narrow"/>
         </w:rPr>
         <w:lastRenderedPageBreak/>
-        <w:t xml:space="preserve">Get the installation script from </w:t>
-      </w:r>
-      <w:proofErr w:type="spellStart"/>
-      <w:r>
-        <w:rPr>
-          <w:rFonts w:ascii="Aptos Narrow" w:hAnsi="Aptos Narrow"/>
-        </w:rPr>
-        <w:t>Github's</w:t>
-      </w:r>
-      <w:proofErr w:type="spellEnd"/>
-      <w:r>
-        <w:rPr>
-          <w:rFonts w:ascii="Aptos Narrow" w:hAnsi="Aptos Narrow"/>
-        </w:rPr>
-        <w:t xml:space="preserve"> node</w:t>
+        <w:t>Get the installation script from Github's node</w:t>
       </w:r>
     </w:p>
     <w:p>
@@ -12204,21 +11557,32 @@
           <w:color w:val="70AD47" w:themeColor="accent6"/>
         </w:rPr>
       </w:pPr>
-      <w:proofErr w:type="spellStart"/>
       <w:r>
         <w:rPr>
           <w:rFonts w:ascii="Aptos Narrow" w:hAnsi="Aptos Narrow"/>
           <w:color w:val="70AD47" w:themeColor="accent6"/>
         </w:rPr>
-        <w:t>wget</w:t>
-      </w:r>
-      <w:proofErr w:type="spellEnd"/>
-      <w:r>
+        <w:t>wget https://github.com/ilikeyi/Solutions/raw/main/get.ps1 -O get.ps1; .\get.ps1;</w:t>
+      </w:r>
+    </w:p>
+    <w:p>
+      <w:pPr>
+        <w:pStyle w:val="ListParagraph"/>
+        <w:widowControl w:val="0"/>
+        <w:spacing w:line="360" w:lineRule="auto"/>
+        <w:ind w:left="2610"/>
+        <w:contextualSpacing w:val="0"/>
         <w:rPr>
           <w:rFonts w:ascii="Aptos Narrow" w:hAnsi="Aptos Narrow"/>
           <w:color w:val="70AD47" w:themeColor="accent6"/>
         </w:rPr>
-        <w:t xml:space="preserve"> https://github.com/ilikeyi/Solutions/raw/main/get.ps1 -O get.ps1; .\get.ps1;</w:t>
+      </w:pPr>
+      <w:r>
+        <w:rPr>
+          <w:rFonts w:ascii="Aptos Narrow" w:hAnsi="Aptos Narrow"/>
+          <w:color w:val="70AD47" w:themeColor="accent6"/>
+        </w:rPr>
+        <w:t>iwr https://github.com/ilikeyi/Solutions/raw/main/get.ps1 -out get.ps1; .\get.ps1;</w:t>
       </w:r>
     </w:p>
     <w:p>
@@ -12233,73 +11597,12 @@
           <w:color w:val="70AD47" w:themeColor="accent6"/>
         </w:rPr>
       </w:pPr>
-      <w:proofErr w:type="spellStart"/>
       <w:r>
         <w:rPr>
           <w:rFonts w:ascii="Aptos Narrow" w:hAnsi="Aptos Narrow"/>
           <w:color w:val="70AD47" w:themeColor="accent6"/>
         </w:rPr>
-        <w:t>iwr</w:t>
-      </w:r>
-      <w:proofErr w:type="spellEnd"/>
-      <w:r>
-        <w:rPr>
-          <w:rFonts w:ascii="Aptos Narrow" w:hAnsi="Aptos Narrow"/>
-          <w:color w:val="70AD47" w:themeColor="accent6"/>
-        </w:rPr>
-        <w:t xml:space="preserve"> https://github.com/ilikeyi/Solutions/raw/main/get.ps1 -out get.ps1; .\get.ps1;</w:t>
-      </w:r>
-    </w:p>
-    <w:p>
-      <w:pPr>
-        <w:pStyle w:val="ListParagraph"/>
-        <w:widowControl w:val="0"/>
-        <w:spacing w:line="360" w:lineRule="auto"/>
-        <w:ind w:left="2610"/>
-        <w:contextualSpacing w:val="0"/>
-        <w:rPr>
-          <w:rFonts w:ascii="Aptos Narrow" w:hAnsi="Aptos Narrow"/>
-          <w:color w:val="70AD47" w:themeColor="accent6"/>
-        </w:rPr>
-      </w:pPr>
-      <w:r>
-        <w:rPr>
-          <w:rFonts w:ascii="Aptos Narrow" w:hAnsi="Aptos Narrow"/>
-          <w:color w:val="70AD47" w:themeColor="accent6"/>
-        </w:rPr>
-        <w:t>Invoke-</w:t>
-      </w:r>
-      <w:proofErr w:type="spellStart"/>
-      <w:r>
-        <w:rPr>
-          <w:rFonts w:ascii="Aptos Narrow" w:hAnsi="Aptos Narrow"/>
-          <w:color w:val="70AD47" w:themeColor="accent6"/>
-        </w:rPr>
-        <w:t>WebRequest</w:t>
-      </w:r>
-      <w:proofErr w:type="spellEnd"/>
-      <w:r>
-        <w:rPr>
-          <w:rFonts w:ascii="Aptos Narrow" w:hAnsi="Aptos Narrow"/>
-          <w:color w:val="70AD47" w:themeColor="accent6"/>
-        </w:rPr>
-        <w:t xml:space="preserve"> https://github.com/ilikeyi/Solutions/raw/main/get.ps1 -</w:t>
-      </w:r>
-      <w:proofErr w:type="spellStart"/>
-      <w:r>
-        <w:rPr>
-          <w:rFonts w:ascii="Aptos Narrow" w:hAnsi="Aptos Narrow"/>
-          <w:color w:val="70AD47" w:themeColor="accent6"/>
-        </w:rPr>
-        <w:t>OutFile</w:t>
-      </w:r>
-      <w:proofErr w:type="spellEnd"/>
-      <w:r>
-        <w:rPr>
-          <w:rFonts w:ascii="Aptos Narrow" w:hAnsi="Aptos Narrow"/>
-          <w:color w:val="70AD47" w:themeColor="accent6"/>
-        </w:rPr>
-        <w:t xml:space="preserve"> get.ps1; .\get.ps1;</w:t>
+        <w:t>Invoke-WebRequest https://github.com/ilikeyi/Solutions/raw/main/get.ps1 -OutFile get.ps1; .\get.ps1;</w:t>
       </w:r>
     </w:p>
     <w:p>
@@ -12513,21 +11816,32 @@
           <w:color w:val="70AD47" w:themeColor="accent6"/>
         </w:rPr>
       </w:pPr>
-      <w:proofErr w:type="spellStart"/>
       <w:r>
         <w:rPr>
           <w:rFonts w:ascii="Aptos Narrow" w:hAnsi="Aptos Narrow"/>
           <w:color w:val="70AD47" w:themeColor="accent6"/>
         </w:rPr>
-        <w:t>wget</w:t>
-      </w:r>
-      <w:proofErr w:type="spellEnd"/>
-      <w:r>
+        <w:t>wget https://fengyi.tel/gs -O get.ps1</w:t>
+      </w:r>
+    </w:p>
+    <w:p>
+      <w:pPr>
+        <w:pStyle w:val="ListParagraph"/>
+        <w:widowControl w:val="0"/>
+        <w:spacing w:line="360" w:lineRule="auto"/>
+        <w:ind w:left="3420"/>
+        <w:contextualSpacing w:val="0"/>
         <w:rPr>
           <w:rFonts w:ascii="Aptos Narrow" w:hAnsi="Aptos Narrow"/>
           <w:color w:val="70AD47" w:themeColor="accent6"/>
         </w:rPr>
-        <w:t xml:space="preserve"> https://fengyi.tel/gs -O get.ps1</w:t>
+      </w:pPr>
+      <w:r>
+        <w:rPr>
+          <w:rFonts w:ascii="Aptos Narrow" w:hAnsi="Aptos Narrow"/>
+          <w:color w:val="70AD47" w:themeColor="accent6"/>
+        </w:rPr>
+        <w:t>iwr https://fengyi.tel/gs -out get.ps1</w:t>
       </w:r>
     </w:p>
     <w:p>
@@ -12542,73 +11856,12 @@
           <w:color w:val="70AD47" w:themeColor="accent6"/>
         </w:rPr>
       </w:pPr>
-      <w:proofErr w:type="spellStart"/>
       <w:r>
         <w:rPr>
           <w:rFonts w:ascii="Aptos Narrow" w:hAnsi="Aptos Narrow"/>
           <w:color w:val="70AD47" w:themeColor="accent6"/>
         </w:rPr>
-        <w:t>iwr</w:t>
-      </w:r>
-      <w:proofErr w:type="spellEnd"/>
-      <w:r>
-        <w:rPr>
-          <w:rFonts w:ascii="Aptos Narrow" w:hAnsi="Aptos Narrow"/>
-          <w:color w:val="70AD47" w:themeColor="accent6"/>
-        </w:rPr>
-        <w:t xml:space="preserve"> https://fengyi.tel/gs -out get.ps1</w:t>
-      </w:r>
-    </w:p>
-    <w:p>
-      <w:pPr>
-        <w:pStyle w:val="ListParagraph"/>
-        <w:widowControl w:val="0"/>
-        <w:spacing w:line="360" w:lineRule="auto"/>
-        <w:ind w:left="3420"/>
-        <w:contextualSpacing w:val="0"/>
-        <w:rPr>
-          <w:rFonts w:ascii="Aptos Narrow" w:hAnsi="Aptos Narrow"/>
-          <w:color w:val="70AD47" w:themeColor="accent6"/>
-        </w:rPr>
-      </w:pPr>
-      <w:r>
-        <w:rPr>
-          <w:rFonts w:ascii="Aptos Narrow" w:hAnsi="Aptos Narrow"/>
-          <w:color w:val="70AD47" w:themeColor="accent6"/>
-        </w:rPr>
-        <w:t>Invoke-</w:t>
-      </w:r>
-      <w:proofErr w:type="spellStart"/>
-      <w:r>
-        <w:rPr>
-          <w:rFonts w:ascii="Aptos Narrow" w:hAnsi="Aptos Narrow"/>
-          <w:color w:val="70AD47" w:themeColor="accent6"/>
-        </w:rPr>
-        <w:t>WebRequest</w:t>
-      </w:r>
-      <w:proofErr w:type="spellEnd"/>
-      <w:r>
-        <w:rPr>
-          <w:rFonts w:ascii="Aptos Narrow" w:hAnsi="Aptos Narrow"/>
-          <w:color w:val="70AD47" w:themeColor="accent6"/>
-        </w:rPr>
-        <w:t xml:space="preserve"> https://fengyi.tel/gs -</w:t>
-      </w:r>
-      <w:proofErr w:type="spellStart"/>
-      <w:r>
-        <w:rPr>
-          <w:rFonts w:ascii="Aptos Narrow" w:hAnsi="Aptos Narrow"/>
-          <w:color w:val="70AD47" w:themeColor="accent6"/>
-        </w:rPr>
-        <w:t>OutFile</w:t>
-      </w:r>
-      <w:proofErr w:type="spellEnd"/>
-      <w:r>
-        <w:rPr>
-          <w:rFonts w:ascii="Aptos Narrow" w:hAnsi="Aptos Narrow"/>
-          <w:color w:val="70AD47" w:themeColor="accent6"/>
-        </w:rPr>
-        <w:t xml:space="preserve"> get.ps1</w:t>
+        <w:t>Invoke-WebRequest https://fengyi.tel/gs -OutFile get.ps1</w:t>
       </w:r>
     </w:p>
     <w:p>
@@ -12630,21 +11883,7 @@
         <w:rPr>
           <w:rFonts w:ascii="Aptos Narrow" w:hAnsi="Aptos Narrow"/>
         </w:rPr>
-        <w:t xml:space="preserve">Get the installation script from </w:t>
-      </w:r>
-      <w:proofErr w:type="spellStart"/>
-      <w:r>
-        <w:rPr>
-          <w:rFonts w:ascii="Aptos Narrow" w:hAnsi="Aptos Narrow"/>
-        </w:rPr>
-        <w:t>Github's</w:t>
-      </w:r>
-      <w:proofErr w:type="spellEnd"/>
-      <w:r>
-        <w:rPr>
-          <w:rFonts w:ascii="Aptos Narrow" w:hAnsi="Aptos Narrow"/>
-        </w:rPr>
-        <w:t xml:space="preserve"> node</w:t>
+        <w:t>Get the installation script from Github's node</w:t>
       </w:r>
     </w:p>
     <w:p>
@@ -12693,21 +11932,32 @@
           <w:color w:val="70AD47" w:themeColor="accent6"/>
         </w:rPr>
       </w:pPr>
-      <w:proofErr w:type="spellStart"/>
       <w:r>
         <w:rPr>
           <w:rFonts w:ascii="Aptos Narrow" w:hAnsi="Aptos Narrow"/>
           <w:color w:val="70AD47" w:themeColor="accent6"/>
         </w:rPr>
-        <w:t>wget</w:t>
-      </w:r>
-      <w:proofErr w:type="spellEnd"/>
-      <w:r>
+        <w:t>wget https://github.com/ilikeyi/Solutions/raw/main/get.ps1 -O get.ps1</w:t>
+      </w:r>
+    </w:p>
+    <w:p>
+      <w:pPr>
+        <w:pStyle w:val="ListParagraph"/>
+        <w:widowControl w:val="0"/>
+        <w:spacing w:line="360" w:lineRule="auto"/>
+        <w:ind w:left="3420"/>
+        <w:contextualSpacing w:val="0"/>
         <w:rPr>
           <w:rFonts w:ascii="Aptos Narrow" w:hAnsi="Aptos Narrow"/>
           <w:color w:val="70AD47" w:themeColor="accent6"/>
         </w:rPr>
-        <w:t xml:space="preserve"> https://github.com/ilikeyi/Solutions/raw/main/get.ps1 -O get.ps1</w:t>
+      </w:pPr>
+      <w:r>
+        <w:rPr>
+          <w:rFonts w:ascii="Aptos Narrow" w:hAnsi="Aptos Narrow"/>
+          <w:color w:val="70AD47" w:themeColor="accent6"/>
+        </w:rPr>
+        <w:t>iwr https://github.com/ilikeyi/Solutions/raw/main/get.ps1 -out get.ps1</w:t>
       </w:r>
     </w:p>
     <w:p>
@@ -12722,73 +11972,12 @@
           <w:color w:val="70AD47" w:themeColor="accent6"/>
         </w:rPr>
       </w:pPr>
-      <w:proofErr w:type="spellStart"/>
       <w:r>
         <w:rPr>
           <w:rFonts w:ascii="Aptos Narrow" w:hAnsi="Aptos Narrow"/>
           <w:color w:val="70AD47" w:themeColor="accent6"/>
         </w:rPr>
-        <w:t>iwr</w:t>
-      </w:r>
-      <w:proofErr w:type="spellEnd"/>
-      <w:r>
-        <w:rPr>
-          <w:rFonts w:ascii="Aptos Narrow" w:hAnsi="Aptos Narrow"/>
-          <w:color w:val="70AD47" w:themeColor="accent6"/>
-        </w:rPr>
-        <w:t xml:space="preserve"> https://github.com/ilikeyi/Solutions/raw/main/get.ps1 -out get.ps1</w:t>
-      </w:r>
-    </w:p>
-    <w:p>
-      <w:pPr>
-        <w:pStyle w:val="ListParagraph"/>
-        <w:widowControl w:val="0"/>
-        <w:spacing w:line="360" w:lineRule="auto"/>
-        <w:ind w:left="3420"/>
-        <w:contextualSpacing w:val="0"/>
-        <w:rPr>
-          <w:rFonts w:ascii="Aptos Narrow" w:hAnsi="Aptos Narrow"/>
-          <w:color w:val="70AD47" w:themeColor="accent6"/>
-        </w:rPr>
-      </w:pPr>
-      <w:r>
-        <w:rPr>
-          <w:rFonts w:ascii="Aptos Narrow" w:hAnsi="Aptos Narrow"/>
-          <w:color w:val="70AD47" w:themeColor="accent6"/>
-        </w:rPr>
-        <w:t>Invoke-</w:t>
-      </w:r>
-      <w:proofErr w:type="spellStart"/>
-      <w:r>
-        <w:rPr>
-          <w:rFonts w:ascii="Aptos Narrow" w:hAnsi="Aptos Narrow"/>
-          <w:color w:val="70AD47" w:themeColor="accent6"/>
-        </w:rPr>
-        <w:t>WebRequest</w:t>
-      </w:r>
-      <w:proofErr w:type="spellEnd"/>
-      <w:r>
-        <w:rPr>
-          <w:rFonts w:ascii="Aptos Narrow" w:hAnsi="Aptos Narrow"/>
-          <w:color w:val="70AD47" w:themeColor="accent6"/>
-        </w:rPr>
-        <w:t xml:space="preserve"> https://github.com/ilikeyi/Solutions/raw/main/get.ps1 -</w:t>
-      </w:r>
-      <w:proofErr w:type="spellStart"/>
-      <w:r>
-        <w:rPr>
-          <w:rFonts w:ascii="Aptos Narrow" w:hAnsi="Aptos Narrow"/>
-          <w:color w:val="70AD47" w:themeColor="accent6"/>
-        </w:rPr>
-        <w:t>OutFile</w:t>
-      </w:r>
-      <w:proofErr w:type="spellEnd"/>
-      <w:r>
-        <w:rPr>
-          <w:rFonts w:ascii="Aptos Narrow" w:hAnsi="Aptos Narrow"/>
-          <w:color w:val="70AD47" w:themeColor="accent6"/>
-        </w:rPr>
-        <w:t xml:space="preserve"> get.ps1</w:t>
+        <w:t>Invoke-WebRequest https://github.com/ilikeyi/Solutions/raw/main/get.ps1 -OutFile get.ps1</w:t>
       </w:r>
     </w:p>
     <w:p>
@@ -12893,20 +12082,7 @@
           <w:rFonts w:ascii="Aptos Narrow" w:hAnsi="Aptos Narrow"/>
         </w:rPr>
         <w:tab/>
-      </w:r>
-      <w:proofErr w:type="spellStart"/>
-      <w:r>
-        <w:rPr>
-          <w:rFonts w:ascii="Aptos Narrow" w:hAnsi="Aptos Narrow"/>
-        </w:rPr>
-        <w:t>Reset</w:t>
-      </w:r>
-      <w:proofErr w:type="spellEnd"/>
-      <w:r>
-        <w:rPr>
-          <w:rFonts w:ascii="Aptos Narrow" w:hAnsi="Aptos Narrow"/>
-        </w:rPr>
-        <w:t xml:space="preserve"> script usage history</w:t>
+        <w:t>Reset script usage history</w:t>
       </w:r>
     </w:p>
     <w:p>
@@ -12928,17 +12104,8 @@
           <w:rFonts w:ascii="Aptos Narrow" w:hAnsi="Aptos Narrow"/>
           <w:color w:val="70AD47" w:themeColor="accent6"/>
         </w:rPr>
-        <w:t>-</w:t>
-      </w:r>
-      <w:proofErr w:type="spellStart"/>
-      <w:r>
-        <w:rPr>
-          <w:rFonts w:ascii="Aptos Narrow" w:hAnsi="Aptos Narrow"/>
-          <w:color w:val="70AD47" w:themeColor="accent6"/>
-        </w:rPr>
-        <w:t>Cus</w:t>
-      </w:r>
-      <w:proofErr w:type="spellEnd"/>
+        <w:t>-Cus</w:t>
+      </w:r>
       <w:r>
         <w:rPr>
           <w:rFonts w:ascii="Aptos Narrow" w:hAnsi="Aptos Narrow"/>
@@ -12998,23 +12165,7 @@
           <w:rFonts w:ascii="Aptos Narrow" w:hAnsi="Aptos Narrow"/>
           <w:color w:val="70AD47" w:themeColor="accent6"/>
         </w:rPr>
-        <w:t>"</w:t>
-      </w:r>
-      <w:proofErr w:type="spellStart"/>
-      <w:r>
-        <w:rPr>
-          <w:rFonts w:ascii="Aptos Narrow" w:hAnsi="Aptos Narrow"/>
-          <w:color w:val="70AD47" w:themeColor="accent6"/>
-        </w:rPr>
-        <w:t>AutoSelectDisk</w:t>
-      </w:r>
-      <w:proofErr w:type="spellEnd"/>
-      <w:r>
-        <w:rPr>
-          <w:rFonts w:ascii="Aptos Narrow" w:hAnsi="Aptos Narrow"/>
-          <w:color w:val="70AD47" w:themeColor="accent6"/>
-        </w:rPr>
-        <w:t>"</w:t>
+        <w:t>"AutoSelectDisk"</w:t>
       </w:r>
       <w:r>
         <w:rPr>
@@ -13088,93 +12239,52 @@
           <w:rFonts w:ascii="Aptos Narrow" w:hAnsi="Aptos Narrow"/>
           <w:color w:val="70AD47" w:themeColor="accent6"/>
         </w:rPr>
-        <w:t>-</w:t>
-      </w:r>
-      <w:proofErr w:type="spellStart"/>
+        <w:t>-GoTo</w:t>
+      </w:r>
+      <w:r>
+        <w:rPr>
+          <w:rFonts w:ascii="Aptos Narrow" w:hAnsi="Aptos Narrow"/>
+        </w:rPr>
+        <w:tab/>
+      </w:r>
+      <w:r>
+        <w:rPr>
+          <w:rFonts w:ascii="Aptos Narrow" w:hAnsi="Aptos Narrow"/>
+        </w:rPr>
+        <w:t xml:space="preserve">Go to for the first time after installation: Package script = </w:t>
+      </w:r>
       <w:r>
         <w:rPr>
           <w:rFonts w:ascii="Aptos Narrow" w:hAnsi="Aptos Narrow"/>
           <w:color w:val="70AD47" w:themeColor="accent6"/>
         </w:rPr>
-        <w:t>GoTo</w:t>
-      </w:r>
-      <w:proofErr w:type="spellEnd"/>
-      <w:r>
-        <w:rPr>
-          <w:rFonts w:ascii="Aptos Narrow" w:hAnsi="Aptos Narrow"/>
-        </w:rPr>
-        <w:tab/>
-      </w:r>
-      <w:r>
-        <w:rPr>
-          <w:rFonts w:ascii="Aptos Narrow" w:hAnsi="Aptos Narrow"/>
-        </w:rPr>
-        <w:t xml:space="preserve">Go to for the first time after installation: Package script = </w:t>
+        <w:t>"SIP"</w:t>
+      </w:r>
+      <w:r>
+        <w:rPr>
+          <w:rFonts w:ascii="Aptos Narrow" w:hAnsi="Aptos Narrow"/>
+        </w:rPr>
+        <w:t xml:space="preserve">, Create template = </w:t>
       </w:r>
       <w:r>
         <w:rPr>
           <w:rFonts w:ascii="Aptos Narrow" w:hAnsi="Aptos Narrow"/>
           <w:color w:val="70AD47" w:themeColor="accent6"/>
         </w:rPr>
-        <w:t>"SIP"</w:t>
-      </w:r>
-      <w:r>
-        <w:rPr>
-          <w:rFonts w:ascii="Aptos Narrow" w:hAnsi="Aptos Narrow"/>
-        </w:rPr>
-        <w:t xml:space="preserve">, Create template = </w:t>
+        <w:t>"Tempate"</w:t>
+      </w:r>
+      <w:r>
+        <w:rPr>
+          <w:rFonts w:ascii="Aptos Narrow" w:hAnsi="Aptos Narrow"/>
+        </w:rPr>
+        <w:t xml:space="preserve">, Create deployment engine upgrade package = </w:t>
       </w:r>
       <w:r>
         <w:rPr>
           <w:rFonts w:ascii="Aptos Narrow" w:hAnsi="Aptos Narrow"/>
           <w:color w:val="70AD47" w:themeColor="accent6"/>
         </w:rPr>
-        <w:t>"</w:t>
-      </w:r>
-      <w:proofErr w:type="spellStart"/>
-      <w:r>
-        <w:rPr>
-          <w:rFonts w:ascii="Aptos Narrow" w:hAnsi="Aptos Narrow"/>
-          <w:color w:val="70AD47" w:themeColor="accent6"/>
-        </w:rPr>
-        <w:t>Tempate</w:t>
-      </w:r>
-      <w:proofErr w:type="spellEnd"/>
-      <w:r>
-        <w:rPr>
-          <w:rFonts w:ascii="Aptos Narrow" w:hAnsi="Aptos Narrow"/>
-          <w:color w:val="70AD47" w:themeColor="accent6"/>
-        </w:rPr>
-        <w:t>"</w:t>
-      </w:r>
-      <w:r>
-        <w:rPr>
-          <w:rFonts w:ascii="Aptos Narrow" w:hAnsi="Aptos Narrow"/>
-        </w:rPr>
-        <w:t xml:space="preserve">, Create deployment engine upgrade package = </w:t>
-      </w:r>
-      <w:r>
-        <w:rPr>
-          <w:rFonts w:ascii="Aptos Narrow" w:hAnsi="Aptos Narrow"/>
-          <w:color w:val="70AD47" w:themeColor="accent6"/>
-        </w:rPr>
-        <w:t>"</w:t>
-      </w:r>
-      <w:proofErr w:type="spellStart"/>
-      <w:r>
-        <w:rPr>
-          <w:rFonts w:ascii="Aptos Narrow" w:hAnsi="Aptos Narrow"/>
-          <w:color w:val="70AD47" w:themeColor="accent6"/>
-        </w:rPr>
-        <w:t>EUpdate</w:t>
-      </w:r>
-      <w:proofErr w:type="spellEnd"/>
-      <w:r>
-        <w:rPr>
-          <w:rFonts w:ascii="Aptos Narrow" w:hAnsi="Aptos Narrow"/>
-          <w:color w:val="70AD47" w:themeColor="accent6"/>
-        </w:rPr>
-        <w:t>"</w:t>
+        <w:t>"EUpdate"</w:t>
       </w:r>
       <w:r>
         <w:rPr>
@@ -13222,17 +12332,8 @@
           <w:rFonts w:ascii="Aptos Narrow" w:hAnsi="Aptos Narrow"/>
           <w:color w:val="70AD47" w:themeColor="accent6"/>
         </w:rPr>
-        <w:t>-</w:t>
-      </w:r>
-      <w:proofErr w:type="spellStart"/>
-      <w:r>
-        <w:rPr>
-          <w:rFonts w:ascii="Aptos Narrow" w:hAnsi="Aptos Narrow"/>
-          <w:color w:val="70AD47" w:themeColor="accent6"/>
-        </w:rPr>
-        <w:t>AddRouter</w:t>
-      </w:r>
-      <w:proofErr w:type="spellEnd"/>
+        <w:t>-AddRouter</w:t>
+      </w:r>
       <w:r>
         <w:rPr>
           <w:rFonts w:ascii="Aptos Narrow" w:hAnsi="Aptos Narrow"/>
@@ -13267,17 +12368,8 @@
           <w:color w:val="70AD47" w:themeColor="accent6"/>
         </w:rPr>
         <w:lastRenderedPageBreak/>
-        <w:t>-</w:t>
-      </w:r>
-      <w:proofErr w:type="spellStart"/>
-      <w:r>
-        <w:rPr>
-          <w:rFonts w:ascii="Aptos Narrow" w:hAnsi="Aptos Narrow"/>
-          <w:color w:val="70AD47" w:themeColor="accent6"/>
-        </w:rPr>
-        <w:t>AddTakeOwnership</w:t>
-      </w:r>
-      <w:proofErr w:type="spellEnd"/>
+        <w:t>-AddTakeOwnership</w:t>
+      </w:r>
       <w:r>
         <w:rPr>
           <w:rFonts w:ascii="Aptos Narrow" w:hAnsi="Aptos Narrow"/>
@@ -13318,19 +12410,11 @@
         </w:rPr>
         <w:tab/>
       </w:r>
-      <w:proofErr w:type="spellStart"/>
-      <w:r>
-        <w:rPr>
-          <w:rFonts w:ascii="Aptos Narrow" w:hAnsi="Aptos Narrow"/>
-        </w:rPr>
-        <w:t>Silent</w:t>
-      </w:r>
-      <w:proofErr w:type="spellEnd"/>
-      <w:r>
-        <w:rPr>
-          <w:rFonts w:ascii="Aptos Narrow" w:hAnsi="Aptos Narrow"/>
-        </w:rPr>
-        <w:t xml:space="preserve"> installation</w:t>
+      <w:r>
+        <w:rPr>
+          <w:rFonts w:ascii="Aptos Narrow" w:hAnsi="Aptos Narrow"/>
+        </w:rPr>
+        <w:t>Silent installation</w:t>
       </w:r>
     </w:p>
     <w:p>
@@ -13367,71 +12451,7 @@
           <w:rFonts w:ascii="Aptos Narrow" w:hAnsi="Aptos Narrow"/>
           <w:color w:val="70AD47" w:themeColor="accent6"/>
         </w:rPr>
-        <w:t>.\get.ps1 -To "</w:t>
-      </w:r>
-      <w:proofErr w:type="spellStart"/>
-      <w:r>
-        <w:rPr>
-          <w:rFonts w:ascii="Aptos Narrow" w:hAnsi="Aptos Narrow"/>
-          <w:color w:val="70AD47" w:themeColor="accent6"/>
-        </w:rPr>
-        <w:t>AutoSelectDisk</w:t>
-      </w:r>
-      <w:proofErr w:type="spellEnd"/>
-      <w:r>
-        <w:rPr>
-          <w:rFonts w:ascii="Aptos Narrow" w:hAnsi="Aptos Narrow"/>
-          <w:color w:val="70AD47" w:themeColor="accent6"/>
-        </w:rPr>
-        <w:t>" -</w:t>
-      </w:r>
-      <w:proofErr w:type="spellStart"/>
-      <w:r>
-        <w:rPr>
-          <w:rFonts w:ascii="Aptos Narrow" w:hAnsi="Aptos Narrow"/>
-          <w:color w:val="70AD47" w:themeColor="accent6"/>
-        </w:rPr>
-        <w:t>GoTo</w:t>
-      </w:r>
-      <w:proofErr w:type="spellEnd"/>
-      <w:r>
-        <w:rPr>
-          <w:rFonts w:ascii="Aptos Narrow" w:hAnsi="Aptos Narrow"/>
-          <w:color w:val="70AD47" w:themeColor="accent6"/>
-        </w:rPr>
-        <w:t xml:space="preserve"> "SIP" -</w:t>
-      </w:r>
-      <w:proofErr w:type="spellStart"/>
-      <w:r>
-        <w:rPr>
-          <w:rFonts w:ascii="Aptos Narrow" w:hAnsi="Aptos Narrow"/>
-          <w:color w:val="70AD47" w:themeColor="accent6"/>
-        </w:rPr>
-        <w:t>AddRouter</w:t>
-      </w:r>
-      <w:proofErr w:type="spellEnd"/>
-      <w:r>
-        <w:rPr>
-          <w:rFonts w:ascii="Aptos Narrow" w:hAnsi="Aptos Narrow"/>
-          <w:color w:val="70AD47" w:themeColor="accent6"/>
-        </w:rPr>
-        <w:t xml:space="preserve"> -</w:t>
-      </w:r>
-      <w:proofErr w:type="spellStart"/>
-      <w:r>
-        <w:rPr>
-          <w:rFonts w:ascii="Aptos Narrow" w:hAnsi="Aptos Narrow"/>
-          <w:color w:val="70AD47" w:themeColor="accent6"/>
-        </w:rPr>
-        <w:t>AddTakeOwnership</w:t>
-      </w:r>
-      <w:proofErr w:type="spellEnd"/>
-      <w:r>
-        <w:rPr>
-          <w:rFonts w:ascii="Aptos Narrow" w:hAnsi="Aptos Narrow"/>
-          <w:color w:val="70AD47" w:themeColor="accent6"/>
-        </w:rPr>
-        <w:t xml:space="preserve"> -Silent</w:t>
+        <w:t>.\get.ps1 -To "AutoSelectDisk" -GoTo "SIP" -AddRouter -AddTakeOwnership -Silent</w:t>
       </w:r>
     </w:p>
     <w:p>
@@ -13922,21 +12942,7 @@
         <w:rPr>
           <w:rFonts w:ascii="Aptos Narrow" w:hAnsi="Aptos Narrow"/>
         </w:rPr>
-        <w:t xml:space="preserve">A large number of temporary files are generated during the packaging process. When installing </w:t>
-      </w:r>
-      <w:proofErr w:type="spellStart"/>
-      <w:r>
-        <w:rPr>
-          <w:rFonts w:ascii="Aptos Narrow" w:hAnsi="Aptos Narrow"/>
-        </w:rPr>
-        <w:t>InBox</w:t>
-      </w:r>
-      <w:proofErr w:type="spellEnd"/>
-      <w:r>
-        <w:rPr>
-          <w:rFonts w:ascii="Aptos Narrow" w:hAnsi="Aptos Narrow"/>
-        </w:rPr>
-        <w:t xml:space="preserve"> Apps, cumulative updates, and language packs, installation files are temporarily released. Therefore, if you do not clean up outdated files regularly, a large amount of disk space will be occupied for a long time. It is recommended that you try the following methods to implement the cleanup plan to free up more space:</w:t>
+        <w:t>A large number of temporary files are generated during the packaging process. When installing InBox Apps, cumulative updates, and language packs, installation files are temporarily released. Therefore, if you do not clean up outdated files regularly, a large amount of disk space will be occupied for a long time. It is recommended that you try the following methods to implement the cleanup plan to free up more space:</w:t>
       </w:r>
       <w:r>
         <w:rPr>
@@ -14030,16 +13036,8 @@
         <w:rPr>
           <w:rFonts w:ascii="Aptos Narrow" w:hAnsi="Aptos Narrow"/>
         </w:rPr>
-        <w:t xml:space="preserve">Logs generated by Yi’s </w:t>
-      </w:r>
-      <w:proofErr w:type="spellStart"/>
-      <w:r>
-        <w:rPr>
-          <w:rFonts w:ascii="Aptos Narrow" w:hAnsi="Aptos Narrow"/>
-        </w:rPr>
-        <w:t>Soultions</w:t>
-      </w:r>
-      <w:proofErr w:type="spellEnd"/>
+        <w:t>Logs generated by Yi’s Soultions</w:t>
+      </w:r>
     </w:p>
     <w:p>
       <w:pPr>
@@ -14063,17 +13061,8 @@
           <w:rFonts w:ascii="Aptos Narrow" w:hAnsi="Aptos Narrow"/>
           <w:color w:val="7030A0"/>
         </w:rPr>
-        <w:t>{Location</w:t>
-      </w:r>
-      <w:proofErr w:type="gramStart"/>
-      <w:r>
-        <w:rPr>
-          <w:rFonts w:ascii="Aptos Narrow" w:hAnsi="Aptos Narrow"/>
-          <w:color w:val="7030A0"/>
-        </w:rPr>
-        <w:t>}:\_Encapsulation\Logs</w:t>
-      </w:r>
-      <w:proofErr w:type="gramEnd"/>
+        <w:t>{Location}:\_Encapsulation\Logs</w:t>
+      </w:r>
     </w:p>
     <w:p>
       <w:pPr>
@@ -14126,17 +13115,8 @@
           <w:rFonts w:ascii="Aptos Narrow" w:hAnsi="Aptos Narrow"/>
           <w:color w:val="7030A0"/>
         </w:rPr>
-        <w:t>{system disk</w:t>
-      </w:r>
-      <w:proofErr w:type="gramStart"/>
-      <w:r>
-        <w:rPr>
-          <w:rFonts w:ascii="Aptos Narrow" w:hAnsi="Aptos Narrow"/>
-          <w:color w:val="7030A0"/>
-        </w:rPr>
-        <w:t>}:\Windows\Logs\DISM</w:t>
-      </w:r>
-      <w:proofErr w:type="gramEnd"/>
+        <w:t>{system disk}:\Windows\Logs\DISM</w:t>
+      </w:r>
     </w:p>
     <w:p>
       <w:pPr>
@@ -14195,39 +13175,7 @@
           <w:rFonts w:ascii="Aptos Narrow" w:hAnsi="Aptos Narrow"/>
           <w:color w:val="7030A0"/>
         </w:rPr>
-        <w:t>{system disk</w:t>
-      </w:r>
-      <w:proofErr w:type="gramStart"/>
-      <w:r>
-        <w:rPr>
-          <w:rFonts w:ascii="Aptos Narrow" w:hAnsi="Aptos Narrow"/>
-          <w:color w:val="7030A0"/>
-        </w:rPr>
-        <w:t>}:\Users\</w:t>
-      </w:r>
-      <w:proofErr w:type="gramEnd"/>
-      <w:r>
-        <w:rPr>
-          <w:rFonts w:ascii="Aptos Narrow" w:hAnsi="Aptos Narrow"/>
-          <w:color w:val="7030A0"/>
-        </w:rPr>
-        <w:t>{user name}\</w:t>
-      </w:r>
-      <w:proofErr w:type="spellStart"/>
-      <w:r>
-        <w:rPr>
-          <w:rFonts w:ascii="Aptos Narrow" w:hAnsi="Aptos Narrow"/>
-          <w:color w:val="7030A0"/>
-        </w:rPr>
-        <w:t>AppData</w:t>
-      </w:r>
-      <w:proofErr w:type="spellEnd"/>
-      <w:r>
-        <w:rPr>
-          <w:rFonts w:ascii="Aptos Narrow" w:hAnsi="Aptos Narrow"/>
-          <w:color w:val="7030A0"/>
-        </w:rPr>
-        <w:t>\Local\Temp</w:t>
+        <w:t>{system disk}:\Users\{user name}\AppData\Local\Temp</w:t>
       </w:r>
     </w:p>
     <w:p>
@@ -14602,21 +13550,7 @@
         <w:rPr>
           <w:rFonts w:ascii="Aptos Narrow" w:hAnsi="Aptos Narrow"/>
         </w:rPr>
-        <w:t xml:space="preserve">When generating a solution, if a region tag is specified, the matched software packages will be copied automatically. When not found, </w:t>
-      </w:r>
-      <w:proofErr w:type="spellStart"/>
-      <w:r>
-        <w:rPr>
-          <w:rFonts w:ascii="Aptos Narrow" w:hAnsi="Aptos Narrow"/>
-        </w:rPr>
-        <w:t>en</w:t>
-      </w:r>
-      <w:proofErr w:type="spellEnd"/>
-      <w:r>
-        <w:rPr>
-          <w:rFonts w:ascii="Aptos Narrow" w:hAnsi="Aptos Narrow"/>
-        </w:rPr>
-        <w:t xml:space="preserve"> -US is copied as the default. If there is no corresponding architecture, please create x86 as the default. When generating, add in descending order: arm64, x64, x86.</w:t>
+        <w:t>When generating a solution, if a region tag is specified, the matched software packages will be copied automatically. When not found, en -US is copied as the default. If there is no corresponding architecture, please create x86 as the default. When generating, add in descending order: arm64, x64, x86.</w:t>
       </w:r>
     </w:p>
     <w:p>
@@ -14694,19 +13628,11 @@
           <w:rFonts w:ascii="Aptos Narrow" w:hAnsi="Aptos Narrow"/>
         </w:rPr>
       </w:pPr>
-      <w:proofErr w:type="spellStart"/>
-      <w:r>
-        <w:rPr>
-          <w:rFonts w:ascii="Aptos Narrow" w:hAnsi="Aptos Narrow"/>
-        </w:rPr>
-        <w:t>en</w:t>
-      </w:r>
-      <w:proofErr w:type="spellEnd"/>
-      <w:r>
-        <w:rPr>
-          <w:rFonts w:ascii="Aptos Narrow" w:hAnsi="Aptos Narrow"/>
-        </w:rPr>
-        <w:t>-US</w:t>
+      <w:r>
+        <w:rPr>
+          <w:rFonts w:ascii="Aptos Narrow" w:hAnsi="Aptos Narrow"/>
+        </w:rPr>
+        <w:t>en-US</w:t>
       </w:r>
     </w:p>
     <w:p>
@@ -14724,37 +13650,7 @@
         <w:rPr>
           <w:rFonts w:ascii="Aptos Narrow" w:hAnsi="Aptos Narrow"/>
         </w:rPr>
-        <w:t xml:space="preserve">Creating the </w:t>
-      </w:r>
-      <w:proofErr w:type="spellStart"/>
-      <w:proofErr w:type="gramStart"/>
-      <w:r>
-        <w:rPr>
-          <w:rFonts w:ascii="Aptos Narrow" w:hAnsi="Aptos Narrow"/>
-        </w:rPr>
-        <w:t>directory:schema</w:t>
-      </w:r>
-      <w:proofErr w:type="spellEnd"/>
-      <w:proofErr w:type="gramEnd"/>
-      <w:r>
-        <w:rPr>
-          <w:rFonts w:ascii="Aptos Narrow" w:hAnsi="Aptos Narrow"/>
-        </w:rPr>
-        <w:t xml:space="preserve">\ </w:t>
-      </w:r>
-      <w:proofErr w:type="spellStart"/>
-      <w:r>
-        <w:rPr>
-          <w:rFonts w:ascii="Aptos Narrow" w:hAnsi="Aptos Narrow"/>
-        </w:rPr>
-        <w:t>en</w:t>
-      </w:r>
-      <w:proofErr w:type="spellEnd"/>
-      <w:r>
-        <w:rPr>
-          <w:rFonts w:ascii="Aptos Narrow" w:hAnsi="Aptos Narrow"/>
-        </w:rPr>
-        <w:t xml:space="preserve"> -US, copy the application package to that directory</w:t>
+        <w:t>Creating the directory:schema\ en -US, copy the application package to that directory</w:t>
       </w:r>
     </w:p>
     <w:p>
@@ -14774,7 +13670,6 @@
         </w:rPr>
         <w:t xml:space="preserve">Arm64: </w:t>
       </w:r>
-      <w:proofErr w:type="gramStart"/>
       <w:r>
         <w:rPr>
           <w:rFonts w:ascii="Aptos Narrow" w:hAnsi="Aptos Narrow"/>
@@ -14800,14 +13695,7 @@
         <w:rPr>
           <w:rFonts w:ascii="Aptos Narrow" w:hAnsi="Aptos Narrow"/>
         </w:rPr>
-        <w:t>,</w:t>
-      </w:r>
-      <w:proofErr w:type="gramEnd"/>
-      <w:r>
-        <w:rPr>
-          <w:rFonts w:ascii="Aptos Narrow" w:hAnsi="Aptos Narrow"/>
-        </w:rPr>
-        <w:t xml:space="preserve"> installation package: </w:t>
+        <w:t xml:space="preserve">, installation package: </w:t>
       </w:r>
       <w:r>
         <w:rPr>
@@ -14835,7 +13723,6 @@
         <w:lastRenderedPageBreak/>
         <w:t xml:space="preserve">x64: </w:t>
       </w:r>
-      <w:proofErr w:type="gramStart"/>
       <w:r>
         <w:rPr>
           <w:rFonts w:ascii="Aptos Narrow" w:hAnsi="Aptos Narrow"/>
@@ -14861,14 +13748,7 @@
         <w:rPr>
           <w:rFonts w:ascii="Aptos Narrow" w:hAnsi="Aptos Narrow"/>
         </w:rPr>
-        <w:t>,</w:t>
-      </w:r>
-      <w:proofErr w:type="gramEnd"/>
-      <w:r>
-        <w:rPr>
-          <w:rFonts w:ascii="Aptos Narrow" w:hAnsi="Aptos Narrow"/>
-        </w:rPr>
-        <w:t xml:space="preserve"> installation package: </w:t>
+        <w:t xml:space="preserve">, installation package: </w:t>
       </w:r>
       <w:r>
         <w:rPr>
@@ -14895,7 +13775,6 @@
         </w:rPr>
         <w:t xml:space="preserve">x86: </w:t>
       </w:r>
-      <w:proofErr w:type="gramStart"/>
       <w:r>
         <w:rPr>
           <w:rFonts w:ascii="Aptos Narrow" w:hAnsi="Aptos Narrow"/>
@@ -14921,14 +13800,7 @@
         <w:rPr>
           <w:rFonts w:ascii="Aptos Narrow" w:hAnsi="Aptos Narrow"/>
         </w:rPr>
-        <w:t>,</w:t>
-      </w:r>
-      <w:proofErr w:type="gramEnd"/>
-      <w:r>
-        <w:rPr>
-          <w:rFonts w:ascii="Aptos Narrow" w:hAnsi="Aptos Narrow"/>
-        </w:rPr>
-        <w:t xml:space="preserve"> installation package: </w:t>
+        <w:t xml:space="preserve">, installation package: </w:t>
       </w:r>
       <w:r>
         <w:rPr>
@@ -14993,19 +13865,11 @@
           <w:rFonts w:ascii="Aptos Narrow" w:hAnsi="Aptos Narrow"/>
         </w:rPr>
       </w:pPr>
-      <w:proofErr w:type="spellStart"/>
-      <w:r>
-        <w:rPr>
-          <w:rFonts w:ascii="Aptos Narrow" w:hAnsi="Aptos Narrow"/>
-        </w:rPr>
-        <w:t>en</w:t>
-      </w:r>
-      <w:proofErr w:type="spellEnd"/>
-      <w:r>
-        <w:rPr>
-          <w:rFonts w:ascii="Aptos Narrow" w:hAnsi="Aptos Narrow"/>
-        </w:rPr>
-        <w:t>-US</w:t>
+      <w:r>
+        <w:rPr>
+          <w:rFonts w:ascii="Aptos Narrow" w:hAnsi="Aptos Narrow"/>
+        </w:rPr>
+        <w:t>en-US</w:t>
       </w:r>
     </w:p>
     <w:p>
@@ -15023,37 +13887,7 @@
         <w:rPr>
           <w:rFonts w:ascii="Aptos Narrow" w:hAnsi="Aptos Narrow"/>
         </w:rPr>
-        <w:t xml:space="preserve">Creating the </w:t>
-      </w:r>
-      <w:proofErr w:type="spellStart"/>
-      <w:proofErr w:type="gramStart"/>
-      <w:r>
-        <w:rPr>
-          <w:rFonts w:ascii="Aptos Narrow" w:hAnsi="Aptos Narrow"/>
-        </w:rPr>
-        <w:t>directory:schema</w:t>
-      </w:r>
-      <w:proofErr w:type="spellEnd"/>
-      <w:proofErr w:type="gramEnd"/>
-      <w:r>
-        <w:rPr>
-          <w:rFonts w:ascii="Aptos Narrow" w:hAnsi="Aptos Narrow"/>
-        </w:rPr>
-        <w:t xml:space="preserve">\ </w:t>
-      </w:r>
-      <w:proofErr w:type="spellStart"/>
-      <w:r>
-        <w:rPr>
-          <w:rFonts w:ascii="Aptos Narrow" w:hAnsi="Aptos Narrow"/>
-        </w:rPr>
-        <w:t>en</w:t>
-      </w:r>
-      <w:proofErr w:type="spellEnd"/>
-      <w:r>
-        <w:rPr>
-          <w:rFonts w:ascii="Aptos Narrow" w:hAnsi="Aptos Narrow"/>
-        </w:rPr>
-        <w:t xml:space="preserve"> -US, copy the application package to that directory</w:t>
+        <w:t>Creating the directory:schema\ en -US, copy the application package to that directory</w:t>
       </w:r>
     </w:p>
     <w:p>
@@ -15073,7 +13907,6 @@
         </w:rPr>
         <w:t xml:space="preserve">x64: </w:t>
       </w:r>
-      <w:proofErr w:type="gramStart"/>
       <w:r>
         <w:rPr>
           <w:rFonts w:ascii="Aptos Narrow" w:hAnsi="Aptos Narrow"/>
@@ -15099,14 +13932,7 @@
         <w:rPr>
           <w:rFonts w:ascii="Aptos Narrow" w:hAnsi="Aptos Narrow"/>
         </w:rPr>
-        <w:t>,</w:t>
-      </w:r>
-      <w:proofErr w:type="gramEnd"/>
-      <w:r>
-        <w:rPr>
-          <w:rFonts w:ascii="Aptos Narrow" w:hAnsi="Aptos Narrow"/>
-        </w:rPr>
-        <w:t xml:space="preserve"> installation package: </w:t>
+        <w:t xml:space="preserve">, installation package: </w:t>
       </w:r>
       <w:r>
         <w:rPr>
@@ -15133,7 +13959,6 @@
         </w:rPr>
         <w:t xml:space="preserve">x86: </w:t>
       </w:r>
-      <w:proofErr w:type="gramStart"/>
       <w:r>
         <w:rPr>
           <w:rFonts w:ascii="Aptos Narrow" w:hAnsi="Aptos Narrow"/>
@@ -15159,14 +13984,7 @@
         <w:rPr>
           <w:rFonts w:ascii="Aptos Narrow" w:hAnsi="Aptos Narrow"/>
         </w:rPr>
-        <w:t>,</w:t>
-      </w:r>
-      <w:proofErr w:type="gramEnd"/>
-      <w:r>
-        <w:rPr>
-          <w:rFonts w:ascii="Aptos Narrow" w:hAnsi="Aptos Narrow"/>
-        </w:rPr>
-        <w:t xml:space="preserve"> installation package: </w:t>
+        <w:t xml:space="preserve">, installation package: </w:t>
       </w:r>
       <w:r>
         <w:rPr>
@@ -15191,19 +14009,11 @@
           <w:rFonts w:ascii="Aptos Narrow" w:hAnsi="Aptos Narrow"/>
         </w:rPr>
       </w:pPr>
-      <w:proofErr w:type="spellStart"/>
-      <w:r>
-        <w:rPr>
-          <w:rFonts w:ascii="Aptos Narrow" w:hAnsi="Aptos Narrow"/>
-        </w:rPr>
-        <w:t>zh</w:t>
-      </w:r>
-      <w:proofErr w:type="spellEnd"/>
-      <w:r>
-        <w:rPr>
-          <w:rFonts w:ascii="Aptos Narrow" w:hAnsi="Aptos Narrow"/>
-        </w:rPr>
-        <w:t>-CN</w:t>
+      <w:r>
+        <w:rPr>
+          <w:rFonts w:ascii="Aptos Narrow" w:hAnsi="Aptos Narrow"/>
+        </w:rPr>
+        <w:t>zh-CN</w:t>
       </w:r>
     </w:p>
     <w:p>
@@ -15221,37 +14031,7 @@
         <w:rPr>
           <w:rFonts w:ascii="Aptos Narrow" w:hAnsi="Aptos Narrow"/>
         </w:rPr>
-        <w:t xml:space="preserve">Creating the </w:t>
-      </w:r>
-      <w:proofErr w:type="spellStart"/>
-      <w:proofErr w:type="gramStart"/>
-      <w:r>
-        <w:rPr>
-          <w:rFonts w:ascii="Aptos Narrow" w:hAnsi="Aptos Narrow"/>
-        </w:rPr>
-        <w:t>directory:schema</w:t>
-      </w:r>
-      <w:proofErr w:type="spellEnd"/>
-      <w:proofErr w:type="gramEnd"/>
-      <w:r>
-        <w:rPr>
-          <w:rFonts w:ascii="Aptos Narrow" w:hAnsi="Aptos Narrow"/>
-        </w:rPr>
-        <w:t xml:space="preserve">\ </w:t>
-      </w:r>
-      <w:proofErr w:type="spellStart"/>
-      <w:r>
-        <w:rPr>
-          <w:rFonts w:ascii="Aptos Narrow" w:hAnsi="Aptos Narrow"/>
-        </w:rPr>
-        <w:t>en</w:t>
-      </w:r>
-      <w:proofErr w:type="spellEnd"/>
-      <w:r>
-        <w:rPr>
-          <w:rFonts w:ascii="Aptos Narrow" w:hAnsi="Aptos Narrow"/>
-        </w:rPr>
-        <w:t xml:space="preserve"> -US, copy the application package to that directory</w:t>
+        <w:t>Creating the directory:schema\ en -US, copy the application package to that directory</w:t>
       </w:r>
     </w:p>
     <w:p>
@@ -15271,7 +14051,6 @@
         </w:rPr>
         <w:t xml:space="preserve">x64: </w:t>
       </w:r>
-      <w:proofErr w:type="gramStart"/>
       <w:r>
         <w:rPr>
           <w:rFonts w:ascii="Aptos Narrow" w:hAnsi="Aptos Narrow"/>
@@ -15311,14 +14090,7 @@
         <w:rPr>
           <w:rFonts w:ascii="Aptos Narrow" w:hAnsi="Aptos Narrow"/>
         </w:rPr>
-        <w:t>,</w:t>
-      </w:r>
-      <w:proofErr w:type="gramEnd"/>
-      <w:r>
-        <w:rPr>
-          <w:rFonts w:ascii="Aptos Narrow" w:hAnsi="Aptos Narrow"/>
-        </w:rPr>
-        <w:t xml:space="preserve"> installation package: </w:t>
+        <w:t xml:space="preserve">, installation package: </w:t>
       </w:r>
       <w:r>
         <w:rPr>
@@ -15345,7 +14117,6 @@
         </w:rPr>
         <w:t xml:space="preserve">x86: </w:t>
       </w:r>
-      <w:proofErr w:type="gramStart"/>
       <w:r>
         <w:rPr>
           <w:rFonts w:ascii="Aptos Narrow" w:hAnsi="Aptos Narrow"/>
@@ -15385,14 +14156,7 @@
         <w:rPr>
           <w:rFonts w:ascii="Aptos Narrow" w:hAnsi="Aptos Narrow"/>
         </w:rPr>
-        <w:t>,</w:t>
-      </w:r>
-      <w:proofErr w:type="gramEnd"/>
-      <w:r>
-        <w:rPr>
-          <w:rFonts w:ascii="Aptos Narrow" w:hAnsi="Aptos Narrow"/>
-        </w:rPr>
-        <w:t xml:space="preserve"> installation package: </w:t>
+        <w:t xml:space="preserve">, installation package: </w:t>
       </w:r>
       <w:r>
         <w:rPr>
@@ -15513,7 +14277,6 @@
         </w:rPr>
         <w:t xml:space="preserve">Different fonts can be added to: </w:t>
       </w:r>
-      <w:proofErr w:type="gramStart"/>
       <w:r>
         <w:rPr>
           <w:rFonts w:ascii="Aptos Narrow" w:hAnsi="Aptos Narrow"/>
@@ -15539,14 +14302,7 @@
         <w:rPr>
           <w:rFonts w:ascii="Aptos Narrow" w:hAnsi="Aptos Narrow"/>
         </w:rPr>
-        <w:t>.</w:t>
-      </w:r>
-      <w:proofErr w:type="gramEnd"/>
-      <w:r>
-        <w:rPr>
-          <w:rFonts w:ascii="Aptos Narrow" w:hAnsi="Aptos Narrow"/>
-        </w:rPr>
-        <w:t xml:space="preserve"> When you experience deployment for the first time, the fonts will be automatically installed.</w:t>
+        <w:t>. When you experience deployment for the first time, the fonts will be automatically installed.</w:t>
       </w:r>
     </w:p>
     <w:p>
@@ -15643,21 +14399,7 @@
         <w:rPr>
           <w:rFonts w:ascii="Aptos Narrow" w:hAnsi="Aptos Narrow"/>
         </w:rPr>
-        <w:t xml:space="preserve">When adding language packs, cumulative updates, and </w:t>
-      </w:r>
-      <w:proofErr w:type="spellStart"/>
-      <w:r>
-        <w:rPr>
-          <w:rFonts w:ascii="Aptos Narrow" w:hAnsi="Aptos Narrow"/>
-        </w:rPr>
-        <w:t>InBox</w:t>
-      </w:r>
-      <w:proofErr w:type="spellEnd"/>
-      <w:r>
-        <w:rPr>
-          <w:rFonts w:ascii="Aptos Narrow" w:hAnsi="Aptos Narrow"/>
-        </w:rPr>
-        <w:t xml:space="preserve"> Apps, the installation package is stored in a memory virtual disk, which will occupy a large </w:t>
+        <w:t xml:space="preserve">When adding language packs, cumulative updates, and InBox Apps, the installation package is stored in a memory virtual disk, which will occupy a large </w:t>
       </w:r>
       <w:r>
         <w:rPr>
@@ -15711,21 +14453,7 @@
         <w:rPr>
           <w:rFonts w:ascii="Aptos Narrow" w:hAnsi="Aptos Narrow"/>
         </w:rPr>
-        <w:t xml:space="preserve">Ultra </w:t>
-      </w:r>
-      <w:proofErr w:type="spellStart"/>
-      <w:r>
-        <w:rPr>
-          <w:rFonts w:ascii="Aptos Narrow" w:hAnsi="Aptos Narrow"/>
-        </w:rPr>
-        <w:t>RAMDisk</w:t>
-      </w:r>
-      <w:proofErr w:type="spellEnd"/>
-      <w:r>
-        <w:rPr>
-          <w:rFonts w:ascii="Aptos Narrow" w:hAnsi="Aptos Narrow"/>
-        </w:rPr>
-        <w:t xml:space="preserve"> | </w:t>
+        <w:t xml:space="preserve">Ultra RAMDisk | </w:t>
       </w:r>
       <w:hyperlink r:id="rId41" w:history="1">
         <w:r>
@@ -15753,19 +14481,11 @@
           <w:rFonts w:ascii="Aptos Narrow" w:hAnsi="Aptos Narrow"/>
         </w:rPr>
       </w:pPr>
-      <w:proofErr w:type="spellStart"/>
-      <w:r>
-        <w:rPr>
-          <w:rFonts w:ascii="Aptos Narrow" w:hAnsi="Aptos Narrow"/>
-        </w:rPr>
-        <w:t>ImDisk</w:t>
-      </w:r>
-      <w:proofErr w:type="spellEnd"/>
-      <w:r>
-        <w:rPr>
-          <w:rFonts w:ascii="Aptos Narrow" w:hAnsi="Aptos Narrow"/>
-        </w:rPr>
-        <w:t xml:space="preserve"> | </w:t>
+      <w:r>
+        <w:rPr>
+          <w:rFonts w:ascii="Aptos Narrow" w:hAnsi="Aptos Narrow"/>
+        </w:rPr>
+        <w:t xml:space="preserve">ImDisk | </w:t>
       </w:r>
       <w:hyperlink r:id="rId42" w:history="1">
         <w:r>
@@ -15797,21 +14517,7 @@
         <w:rPr>
           <w:rFonts w:ascii="Aptos Narrow" w:hAnsi="Aptos Narrow"/>
         </w:rPr>
-        <w:t xml:space="preserve">AMD Radeon </w:t>
-      </w:r>
-      <w:proofErr w:type="spellStart"/>
-      <w:r>
-        <w:rPr>
-          <w:rFonts w:ascii="Aptos Narrow" w:hAnsi="Aptos Narrow"/>
-        </w:rPr>
-        <w:t>RAMDisk</w:t>
-      </w:r>
-      <w:proofErr w:type="spellEnd"/>
-      <w:r>
-        <w:rPr>
-          <w:rFonts w:ascii="Aptos Narrow" w:hAnsi="Aptos Narrow"/>
-        </w:rPr>
-        <w:t xml:space="preserve"> | </w:t>
+        <w:t xml:space="preserve">AMD Radeon RAMDisk | </w:t>
       </w:r>
       <w:hyperlink r:id="rId43" w:history="1">
         <w:r>
@@ -15843,21 +14549,7 @@
         <w:rPr>
           <w:rFonts w:ascii="Aptos Narrow" w:hAnsi="Aptos Narrow"/>
         </w:rPr>
-        <w:t xml:space="preserve">Primo </w:t>
-      </w:r>
-      <w:proofErr w:type="spellStart"/>
-      <w:r>
-        <w:rPr>
-          <w:rFonts w:ascii="Aptos Narrow" w:hAnsi="Aptos Narrow"/>
-        </w:rPr>
-        <w:t>Ramdisk</w:t>
-      </w:r>
-      <w:proofErr w:type="spellEnd"/>
-      <w:r>
-        <w:rPr>
-          <w:rFonts w:ascii="Aptos Narrow" w:hAnsi="Aptos Narrow"/>
-        </w:rPr>
-        <w:t xml:space="preserve"> | </w:t>
+        <w:t xml:space="preserve">Primo Ramdisk | </w:t>
       </w:r>
       <w:hyperlink r:id="rId44" w:history="1">
         <w:r>
@@ -15885,19 +14577,11 @@
           <w:rFonts w:ascii="Aptos Narrow" w:hAnsi="Aptos Narrow"/>
         </w:rPr>
       </w:pPr>
-      <w:proofErr w:type="spellStart"/>
-      <w:r>
-        <w:rPr>
-          <w:rFonts w:ascii="Aptos Narrow" w:hAnsi="Aptos Narrow"/>
-        </w:rPr>
-        <w:t>SoftPerfect</w:t>
-      </w:r>
-      <w:proofErr w:type="spellEnd"/>
-      <w:r>
-        <w:rPr>
-          <w:rFonts w:ascii="Aptos Narrow" w:hAnsi="Aptos Narrow"/>
-        </w:rPr>
-        <w:t xml:space="preserve"> RAM Disk | </w:t>
+      <w:r>
+        <w:rPr>
+          <w:rFonts w:ascii="Aptos Narrow" w:hAnsi="Aptos Narrow"/>
+        </w:rPr>
+        <w:t xml:space="preserve">SoftPerfect RAM Disk | </w:t>
       </w:r>
       <w:hyperlink r:id="rId45" w:history="1">
         <w:r>
@@ -15925,19 +14609,11 @@
           <w:rFonts w:ascii="Aptos Narrow" w:hAnsi="Aptos Narrow"/>
         </w:rPr>
       </w:pPr>
-      <w:proofErr w:type="spellStart"/>
-      <w:r>
-        <w:rPr>
-          <w:rFonts w:ascii="Aptos Narrow" w:hAnsi="Aptos Narrow"/>
-        </w:rPr>
-        <w:t>StarWind</w:t>
-      </w:r>
-      <w:proofErr w:type="spellEnd"/>
-      <w:r>
-        <w:rPr>
-          <w:rFonts w:ascii="Aptos Narrow" w:hAnsi="Aptos Narrow"/>
-        </w:rPr>
-        <w:t xml:space="preserve"> RAM Disk | </w:t>
+      <w:r>
+        <w:rPr>
+          <w:rFonts w:ascii="Aptos Narrow" w:hAnsi="Aptos Narrow"/>
+        </w:rPr>
+        <w:t xml:space="preserve">StarWind RAM Disk | </w:t>
       </w:r>
       <w:hyperlink r:id="rId46" w:history="1">
         <w:r>
@@ -16438,19 +15114,11 @@
       <w:r>
         <w:t xml:space="preserve">, </w:t>
       </w:r>
-      <w:proofErr w:type="gramStart"/>
       <w:r>
         <w:rPr>
           <w:color w:val="7030A0"/>
         </w:rPr>
-        <w:t>*.psm</w:t>
-      </w:r>
-      <w:proofErr w:type="gramEnd"/>
-      <w:r>
-        <w:rPr>
-          <w:color w:val="7030A0"/>
-        </w:rPr>
-        <w:t>1</w:t>
+        <w:t>*.psm1</w:t>
       </w:r>
       <w:r>
         <w:t xml:space="preserve">, go to: Settings, select "API Application Programming Interface", add the corresponding rule name, run file path, etc. After adding, when the shortcut command is available, enter API + name, for example, run name Yi, enter: </w:t>
@@ -16503,21 +15171,7 @@
         <w:rPr>
           <w:rFonts w:ascii="Aptos Narrow" w:hAnsi="Aptos Narrow"/>
         </w:rPr>
-        <w:t xml:space="preserve">Before creating custom rules, please refer to the inclusion and exclusion of </w:t>
-      </w:r>
-      <w:proofErr w:type="spellStart"/>
-      <w:r>
-        <w:rPr>
-          <w:rFonts w:ascii="Aptos Narrow" w:hAnsi="Aptos Narrow"/>
-        </w:rPr>
-        <w:t>InBox</w:t>
-      </w:r>
-      <w:proofErr w:type="spellEnd"/>
-      <w:r>
-        <w:rPr>
-          <w:rFonts w:ascii="Aptos Narrow" w:hAnsi="Aptos Narrow"/>
-        </w:rPr>
-        <w:t xml:space="preserve"> Apps application rules. Note that after online update, the enabled custom rules will not be synchronized to the new version. After the update is completed, please manually copy the custom rules to the new version. version, online updates using the repair function will reset all files.</w:t>
+        <w:t>Before creating custom rules, please refer to the inclusion and exclusion of InBox Apps application rules. Note that after online update, the enabled custom rules will not be synchronized to the new version. After the update is completed, please manually copy the custom rules to the new version. version, online updates using the repair function will reset all files.</w:t>
       </w:r>
     </w:p>
     <w:p>
@@ -16589,21 +15243,7 @@
         <w:rPr>
           <w:rFonts w:ascii="Aptos Narrow" w:hAnsi="Aptos Narrow"/>
         </w:rPr>
-        <w:t xml:space="preserve">Contains </w:t>
-      </w:r>
-      <w:proofErr w:type="spellStart"/>
-      <w:r>
-        <w:rPr>
-          <w:rFonts w:ascii="Aptos Narrow" w:hAnsi="Aptos Narrow"/>
-        </w:rPr>
-        <w:t>InBox</w:t>
-      </w:r>
-      <w:proofErr w:type="spellEnd"/>
-      <w:r>
-        <w:rPr>
-          <w:rFonts w:ascii="Aptos Narrow" w:hAnsi="Aptos Narrow"/>
-        </w:rPr>
-        <w:t xml:space="preserve"> Apps</w:t>
+        <w:t>Contains InBox Apps</w:t>
       </w:r>
     </w:p>
     <w:p>
@@ -16619,14 +15259,7 @@
         <w:rPr>
           <w:rFonts w:ascii="Aptos Narrow" w:hAnsi="Aptos Narrow"/>
         </w:rPr>
-        <w:t xml:space="preserve">{Compressed </w:t>
-      </w:r>
-      <w:proofErr w:type="gramStart"/>
-      <w:r>
-        <w:rPr>
-          <w:rFonts w:ascii="Aptos Narrow" w:hAnsi="Aptos Narrow"/>
-        </w:rPr>
-        <w:t>package }:\_</w:t>
+        <w:t>{Compressed package }:\_</w:t>
       </w:r>
       <w:r>
         <w:rPr>
@@ -16646,7 +15279,6 @@
         </w:rPr>
         <w:t>.psm1</w:t>
       </w:r>
-      <w:proofErr w:type="gramEnd"/>
     </w:p>
     <w:p>
       <w:pPr>
@@ -16667,21 +15299,7 @@
         <w:rPr>
           <w:rFonts w:ascii="Aptos Narrow" w:hAnsi="Aptos Narrow"/>
         </w:rPr>
-        <w:t xml:space="preserve">Does not include </w:t>
-      </w:r>
-      <w:proofErr w:type="spellStart"/>
-      <w:r>
-        <w:rPr>
-          <w:rFonts w:ascii="Aptos Narrow" w:hAnsi="Aptos Narrow"/>
-        </w:rPr>
-        <w:t>InBox</w:t>
-      </w:r>
-      <w:proofErr w:type="spellEnd"/>
-      <w:r>
-        <w:rPr>
-          <w:rFonts w:ascii="Aptos Narrow" w:hAnsi="Aptos Narrow"/>
-        </w:rPr>
-        <w:t xml:space="preserve"> Apps</w:t>
+        <w:t>Does not include InBox Apps</w:t>
       </w:r>
     </w:p>
     <w:p>
@@ -16697,14 +15315,7 @@
         <w:rPr>
           <w:rFonts w:ascii="Aptos Narrow" w:hAnsi="Aptos Narrow"/>
         </w:rPr>
-        <w:t xml:space="preserve">{Compressed </w:t>
-      </w:r>
-      <w:proofErr w:type="gramStart"/>
-      <w:r>
-        <w:rPr>
-          <w:rFonts w:ascii="Aptos Narrow" w:hAnsi="Aptos Narrow"/>
-        </w:rPr>
-        <w:t>package }:\_</w:t>
+        <w:t>{Compressed package }:\_</w:t>
       </w:r>
       <w:r>
         <w:rPr>
@@ -16712,7 +15323,6 @@
         </w:rPr>
         <w:t>Encapsulation\Modules\1.0.0.0\Functions\Custom\Solutions.Custom.Only.Language.psm1</w:t>
       </w:r>
-      <w:proofErr w:type="gramEnd"/>
     </w:p>
     <w:p>
       <w:pPr>
@@ -16732,21 +15342,7 @@
         <w:rPr>
           <w:rFonts w:ascii="Aptos Narrow" w:hAnsi="Aptos Narrow"/>
         </w:rPr>
-        <w:t xml:space="preserve">Find dependencies from </w:t>
-      </w:r>
-      <w:proofErr w:type="spellStart"/>
-      <w:r>
-        <w:rPr>
-          <w:rFonts w:ascii="Aptos Narrow" w:hAnsi="Aptos Narrow"/>
-        </w:rPr>
-        <w:t>InBox</w:t>
-      </w:r>
-      <w:proofErr w:type="spellEnd"/>
-      <w:r>
-        <w:rPr>
-          <w:rFonts w:ascii="Aptos Narrow" w:hAnsi="Aptos Narrow"/>
-        </w:rPr>
-        <w:t xml:space="preserve"> Apps applications</w:t>
+        <w:t>Find dependencies from InBox Apps applications</w:t>
       </w:r>
       <w:bookmarkEnd w:id="40"/>
     </w:p>
@@ -16770,25 +15366,7 @@
           <w:rFonts w:ascii="Aptos Narrow" w:hAnsi="Aptos Narrow"/>
           <w:color w:val="7030A0"/>
         </w:rPr>
-        <w:t xml:space="preserve">Solutions. </w:t>
-      </w:r>
-      <w:proofErr w:type="spellStart"/>
-      <w:proofErr w:type="gramStart"/>
-      <w:r>
-        <w:rPr>
-          <w:rFonts w:ascii="Aptos Narrow" w:hAnsi="Aptos Narrow"/>
-          <w:color w:val="7030A0"/>
-        </w:rPr>
-        <w:t>Custom.With.InBox.Apps</w:t>
-      </w:r>
-      <w:proofErr w:type="spellEnd"/>
-      <w:proofErr w:type="gramEnd"/>
-      <w:r>
-        <w:rPr>
-          <w:rFonts w:ascii="Aptos Narrow" w:hAnsi="Aptos Narrow"/>
-          <w:color w:val="7030A0"/>
-        </w:rPr>
-        <w:t xml:space="preserve"> .psm1</w:t>
+        <w:t>Solutions. Custom.With.InBox.Apps .psm1</w:t>
       </w:r>
       <w:r>
         <w:rPr>
@@ -16887,49 +15465,7 @@
         <w:rPr>
           <w:rFonts w:ascii="Aptos Narrow" w:hAnsi="Aptos Narrow"/>
         </w:rPr>
-        <w:t xml:space="preserve">    &lt;</w:t>
-      </w:r>
-      <w:proofErr w:type="spellStart"/>
-      <w:r>
-        <w:rPr>
-          <w:rFonts w:ascii="Aptos Narrow" w:hAnsi="Aptos Narrow"/>
-        </w:rPr>
-        <w:t>PackageDependency</w:t>
-      </w:r>
-      <w:proofErr w:type="spellEnd"/>
-      <w:r>
-        <w:rPr>
-          <w:rFonts w:ascii="Aptos Narrow" w:hAnsi="Aptos Narrow"/>
-        </w:rPr>
-        <w:t xml:space="preserve"> Name="</w:t>
-      </w:r>
-      <w:proofErr w:type="gramStart"/>
-      <w:r>
-        <w:rPr>
-          <w:rFonts w:ascii="Aptos Narrow" w:hAnsi="Aptos Narrow"/>
-        </w:rPr>
-        <w:t>Microsoft.UI.Xaml</w:t>
-      </w:r>
-      <w:proofErr w:type="gramEnd"/>
-      <w:r>
-        <w:rPr>
-          <w:rFonts w:ascii="Aptos Narrow" w:hAnsi="Aptos Narrow"/>
-        </w:rPr>
-        <w:t xml:space="preserve">.2.8" </w:t>
-      </w:r>
-      <w:proofErr w:type="spellStart"/>
-      <w:r>
-        <w:rPr>
-          <w:rFonts w:ascii="Aptos Narrow" w:hAnsi="Aptos Narrow"/>
-        </w:rPr>
-        <w:t>MinVersion</w:t>
-      </w:r>
-      <w:proofErr w:type="spellEnd"/>
-      <w:r>
-        <w:rPr>
-          <w:rFonts w:ascii="Aptos Narrow" w:hAnsi="Aptos Narrow"/>
-        </w:rPr>
-        <w:t>="8.2207.14002.0"/&gt;</w:t>
+        <w:t xml:space="preserve">    &lt;PackageDependency Name="Microsoft.UI.Xaml.2.8" MinVersion="8.2207.14002.0"/&gt;</w:t>
       </w:r>
     </w:p>
     <w:p>
@@ -16947,49 +15483,7 @@
         <w:rPr>
           <w:rFonts w:ascii="Aptos Narrow" w:hAnsi="Aptos Narrow"/>
         </w:rPr>
-        <w:t xml:space="preserve">    &lt;</w:t>
-      </w:r>
-      <w:proofErr w:type="spellStart"/>
-      <w:r>
-        <w:rPr>
-          <w:rFonts w:ascii="Aptos Narrow" w:hAnsi="Aptos Narrow"/>
-        </w:rPr>
-        <w:t>PackageDependency</w:t>
-      </w:r>
-      <w:proofErr w:type="spellEnd"/>
-      <w:r>
-        <w:rPr>
-          <w:rFonts w:ascii="Aptos Narrow" w:hAnsi="Aptos Narrow"/>
-        </w:rPr>
-        <w:t xml:space="preserve"> Name="</w:t>
-      </w:r>
-      <w:proofErr w:type="gramStart"/>
-      <w:r>
-        <w:rPr>
-          <w:rFonts w:ascii="Aptos Narrow" w:hAnsi="Aptos Narrow"/>
-        </w:rPr>
-        <w:t>Microsoft.NET.Native.Framework</w:t>
-      </w:r>
-      <w:proofErr w:type="gramEnd"/>
-      <w:r>
-        <w:rPr>
-          <w:rFonts w:ascii="Aptos Narrow" w:hAnsi="Aptos Narrow"/>
-        </w:rPr>
-        <w:t xml:space="preserve">.2.2" </w:t>
-      </w:r>
-      <w:proofErr w:type="spellStart"/>
-      <w:r>
-        <w:rPr>
-          <w:rFonts w:ascii="Aptos Narrow" w:hAnsi="Aptos Narrow"/>
-        </w:rPr>
-        <w:t>MinVersion</w:t>
-      </w:r>
-      <w:proofErr w:type="spellEnd"/>
-      <w:r>
-        <w:rPr>
-          <w:rFonts w:ascii="Aptos Narrow" w:hAnsi="Aptos Narrow"/>
-        </w:rPr>
-        <w:t>="2.2.29512.0"/&gt;</w:t>
+        <w:t xml:space="preserve">    &lt;PackageDependency Name="Microsoft.NET.Native.Framework.2.2" MinVersion="2.2.29512.0"/&gt;</w:t>
       </w:r>
     </w:p>
     <w:p>
@@ -17007,49 +15501,7 @@
         <w:rPr>
           <w:rFonts w:ascii="Aptos Narrow" w:hAnsi="Aptos Narrow"/>
         </w:rPr>
-        <w:t xml:space="preserve">    &lt;</w:t>
-      </w:r>
-      <w:proofErr w:type="spellStart"/>
-      <w:r>
-        <w:rPr>
-          <w:rFonts w:ascii="Aptos Narrow" w:hAnsi="Aptos Narrow"/>
-        </w:rPr>
-        <w:t>PackageDependency</w:t>
-      </w:r>
-      <w:proofErr w:type="spellEnd"/>
-      <w:r>
-        <w:rPr>
-          <w:rFonts w:ascii="Aptos Narrow" w:hAnsi="Aptos Narrow"/>
-        </w:rPr>
-        <w:t xml:space="preserve"> Name="</w:t>
-      </w:r>
-      <w:proofErr w:type="gramStart"/>
-      <w:r>
-        <w:rPr>
-          <w:rFonts w:ascii="Aptos Narrow" w:hAnsi="Aptos Narrow"/>
-        </w:rPr>
-        <w:t>Microsoft.NET.Native.Runtime</w:t>
-      </w:r>
-      <w:proofErr w:type="gramEnd"/>
-      <w:r>
-        <w:rPr>
-          <w:rFonts w:ascii="Aptos Narrow" w:hAnsi="Aptos Narrow"/>
-        </w:rPr>
-        <w:t xml:space="preserve">.2.2" </w:t>
-      </w:r>
-      <w:proofErr w:type="spellStart"/>
-      <w:r>
-        <w:rPr>
-          <w:rFonts w:ascii="Aptos Narrow" w:hAnsi="Aptos Narrow"/>
-        </w:rPr>
-        <w:t>MinVersion</w:t>
-      </w:r>
-      <w:proofErr w:type="spellEnd"/>
-      <w:r>
-        <w:rPr>
-          <w:rFonts w:ascii="Aptos Narrow" w:hAnsi="Aptos Narrow"/>
-        </w:rPr>
-        <w:t>="2.2.28604.0"/&gt;</w:t>
+        <w:t xml:space="preserve">    &lt;PackageDependency Name="Microsoft.NET.Native.Runtime.2.2" MinVersion="2.2.28604.0"/&gt;</w:t>
       </w:r>
     </w:p>
     <w:p>
@@ -17067,35 +15519,7 @@
         <w:rPr>
           <w:rFonts w:ascii="Aptos Narrow" w:hAnsi="Aptos Narrow"/>
         </w:rPr>
-        <w:t xml:space="preserve">    &lt;</w:t>
-      </w:r>
-      <w:proofErr w:type="spellStart"/>
-      <w:r>
-        <w:rPr>
-          <w:rFonts w:ascii="Aptos Narrow" w:hAnsi="Aptos Narrow"/>
-        </w:rPr>
-        <w:t>PackageDependency</w:t>
-      </w:r>
-      <w:proofErr w:type="spellEnd"/>
-      <w:r>
-        <w:rPr>
-          <w:rFonts w:ascii="Aptos Narrow" w:hAnsi="Aptos Narrow"/>
-        </w:rPr>
-        <w:t xml:space="preserve"> Name="Microsoft.VCLibs.140.00" </w:t>
-      </w:r>
-      <w:proofErr w:type="spellStart"/>
-      <w:r>
-        <w:rPr>
-          <w:rFonts w:ascii="Aptos Narrow" w:hAnsi="Aptos Narrow"/>
-        </w:rPr>
-        <w:t>MinVersion</w:t>
-      </w:r>
-      <w:proofErr w:type="spellEnd"/>
-      <w:r>
-        <w:rPr>
-          <w:rFonts w:ascii="Aptos Narrow" w:hAnsi="Aptos Narrow"/>
-        </w:rPr>
-        <w:t>="14.0.30704.0"/&gt;</w:t>
+        <w:t xml:space="preserve">    &lt;PackageDependency Name="Microsoft.VCLibs.140.00" MinVersion="14.0.30704.0"/&gt;</w:t>
       </w:r>
     </w:p>
     <w:p>
@@ -17113,49 +15537,7 @@
         <w:rPr>
           <w:rFonts w:ascii="Aptos Narrow" w:hAnsi="Aptos Narrow"/>
         </w:rPr>
-        <w:t xml:space="preserve">    &lt;</w:t>
-      </w:r>
-      <w:proofErr w:type="spellStart"/>
-      <w:r>
-        <w:rPr>
-          <w:rFonts w:ascii="Aptos Narrow" w:hAnsi="Aptos Narrow"/>
-        </w:rPr>
-        <w:t>PackageDependency</w:t>
-      </w:r>
-      <w:proofErr w:type="spellEnd"/>
-      <w:r>
-        <w:rPr>
-          <w:rFonts w:ascii="Aptos Narrow" w:hAnsi="Aptos Narrow"/>
-        </w:rPr>
-        <w:t xml:space="preserve"> Name="Microsoft.VCLibs.140.</w:t>
-      </w:r>
-      <w:proofErr w:type="gramStart"/>
-      <w:r>
-        <w:rPr>
-          <w:rFonts w:ascii="Aptos Narrow" w:hAnsi="Aptos Narrow"/>
-        </w:rPr>
-        <w:t>00.UWPDesktop</w:t>
-      </w:r>
-      <w:proofErr w:type="gramEnd"/>
-      <w:r>
-        <w:rPr>
-          <w:rFonts w:ascii="Aptos Narrow" w:hAnsi="Aptos Narrow"/>
-        </w:rPr>
-        <w:t xml:space="preserve">" </w:t>
-      </w:r>
-      <w:proofErr w:type="spellStart"/>
-      <w:r>
-        <w:rPr>
-          <w:rFonts w:ascii="Aptos Narrow" w:hAnsi="Aptos Narrow"/>
-        </w:rPr>
-        <w:t>MinVersion</w:t>
-      </w:r>
-      <w:proofErr w:type="spellEnd"/>
-      <w:r>
-        <w:rPr>
-          <w:rFonts w:ascii="Aptos Narrow" w:hAnsi="Aptos Narrow"/>
-        </w:rPr>
-        <w:t>="14.0.30704.0"/&gt;</w:t>
+        <w:t xml:space="preserve">    &lt;PackageDependency Name="Microsoft.VCLibs.140.00.UWPDesktop" MinVersion="14.0.30704.0"/&gt;</w:t>
       </w:r>
     </w:p>
     <w:p>
@@ -17193,21 +15575,12 @@
         </w:rPr>
         <w:t xml:space="preserve">Dependent frameworks and minimum version numbers: </w:t>
       </w:r>
-      <w:proofErr w:type="gramStart"/>
       <w:r>
         <w:rPr>
           <w:rFonts w:ascii="Aptos Narrow" w:hAnsi="Aptos Narrow"/>
           <w:color w:val="7030A0"/>
         </w:rPr>
-        <w:t>Microsoft.UI.Xaml</w:t>
-      </w:r>
-      <w:proofErr w:type="gramEnd"/>
-      <w:r>
-        <w:rPr>
-          <w:rFonts w:ascii="Aptos Narrow" w:hAnsi="Aptos Narrow"/>
-          <w:color w:val="7030A0"/>
-        </w:rPr>
-        <w:t>.2.8</w:t>
+        <w:t>Microsoft.UI.Xaml.2.8</w:t>
       </w:r>
       <w:r>
         <w:rPr>
@@ -17360,49 +15733,7 @@
           <w:rFonts w:ascii="Aptos Narrow" w:hAnsi="Aptos Narrow"/>
         </w:rPr>
         <w:lastRenderedPageBreak/>
-        <w:t xml:space="preserve">    &lt;</w:t>
-      </w:r>
-      <w:proofErr w:type="spellStart"/>
-      <w:r>
-        <w:rPr>
-          <w:rFonts w:ascii="Aptos Narrow" w:hAnsi="Aptos Narrow"/>
-        </w:rPr>
-        <w:t>PackageDependency</w:t>
-      </w:r>
-      <w:proofErr w:type="spellEnd"/>
-      <w:r>
-        <w:rPr>
-          <w:rFonts w:ascii="Aptos Narrow" w:hAnsi="Aptos Narrow"/>
-        </w:rPr>
-        <w:t xml:space="preserve"> Name="</w:t>
-      </w:r>
-      <w:proofErr w:type="gramStart"/>
-      <w:r>
-        <w:rPr>
-          <w:rFonts w:ascii="Aptos Narrow" w:hAnsi="Aptos Narrow"/>
-        </w:rPr>
-        <w:t>Microsoft.UI.Xaml</w:t>
-      </w:r>
-      <w:proofErr w:type="gramEnd"/>
-      <w:r>
-        <w:rPr>
-          <w:rFonts w:ascii="Aptos Narrow" w:hAnsi="Aptos Narrow"/>
-        </w:rPr>
-        <w:t xml:space="preserve">.2.7" </w:t>
-      </w:r>
-      <w:proofErr w:type="spellStart"/>
-      <w:r>
-        <w:rPr>
-          <w:rFonts w:ascii="Aptos Narrow" w:hAnsi="Aptos Narrow"/>
-        </w:rPr>
-        <w:t>MinVersion</w:t>
-      </w:r>
-      <w:proofErr w:type="spellEnd"/>
-      <w:r>
-        <w:rPr>
-          <w:rFonts w:ascii="Aptos Narrow" w:hAnsi="Aptos Narrow"/>
-        </w:rPr>
-        <w:t>="7.2109.13004.0"/&gt;</w:t>
+        <w:t xml:space="preserve">    &lt;PackageDependency Name="Microsoft.UI.Xaml.2.7" MinVersion="7.2109.13004.0"/&gt;</w:t>
       </w:r>
     </w:p>
     <w:p>
@@ -17420,49 +15751,7 @@
         <w:rPr>
           <w:rFonts w:ascii="Aptos Narrow" w:hAnsi="Aptos Narrow"/>
         </w:rPr>
-        <w:t xml:space="preserve">    &lt;</w:t>
-      </w:r>
-      <w:proofErr w:type="spellStart"/>
-      <w:r>
-        <w:rPr>
-          <w:rFonts w:ascii="Aptos Narrow" w:hAnsi="Aptos Narrow"/>
-        </w:rPr>
-        <w:t>PackageDependency</w:t>
-      </w:r>
-      <w:proofErr w:type="spellEnd"/>
-      <w:r>
-        <w:rPr>
-          <w:rFonts w:ascii="Aptos Narrow" w:hAnsi="Aptos Narrow"/>
-        </w:rPr>
-        <w:t xml:space="preserve"> Name="</w:t>
-      </w:r>
-      <w:proofErr w:type="gramStart"/>
-      <w:r>
-        <w:rPr>
-          <w:rFonts w:ascii="Aptos Narrow" w:hAnsi="Aptos Narrow"/>
-        </w:rPr>
-        <w:t>Microsoft.NET.Native.Framework</w:t>
-      </w:r>
-      <w:proofErr w:type="gramEnd"/>
-      <w:r>
-        <w:rPr>
-          <w:rFonts w:ascii="Aptos Narrow" w:hAnsi="Aptos Narrow"/>
-        </w:rPr>
-        <w:t xml:space="preserve">.2.2" </w:t>
-      </w:r>
-      <w:proofErr w:type="spellStart"/>
-      <w:r>
-        <w:rPr>
-          <w:rFonts w:ascii="Aptos Narrow" w:hAnsi="Aptos Narrow"/>
-        </w:rPr>
-        <w:t>MinVersion</w:t>
-      </w:r>
-      <w:proofErr w:type="spellEnd"/>
-      <w:r>
-        <w:rPr>
-          <w:rFonts w:ascii="Aptos Narrow" w:hAnsi="Aptos Narrow"/>
-        </w:rPr>
-        <w:t>="2.2.29512.0"/&gt;</w:t>
+        <w:t xml:space="preserve">    &lt;PackageDependency Name="Microsoft.NET.Native.Framework.2.2" MinVersion="2.2.29512.0"/&gt;</w:t>
       </w:r>
     </w:p>
     <w:p>
@@ -17480,49 +15769,7 @@
         <w:rPr>
           <w:rFonts w:ascii="Aptos Narrow" w:hAnsi="Aptos Narrow"/>
         </w:rPr>
-        <w:t xml:space="preserve">    &lt;</w:t>
-      </w:r>
-      <w:proofErr w:type="spellStart"/>
-      <w:r>
-        <w:rPr>
-          <w:rFonts w:ascii="Aptos Narrow" w:hAnsi="Aptos Narrow"/>
-        </w:rPr>
-        <w:t>PackageDependency</w:t>
-      </w:r>
-      <w:proofErr w:type="spellEnd"/>
-      <w:r>
-        <w:rPr>
-          <w:rFonts w:ascii="Aptos Narrow" w:hAnsi="Aptos Narrow"/>
-        </w:rPr>
-        <w:t xml:space="preserve"> Name="</w:t>
-      </w:r>
-      <w:proofErr w:type="gramStart"/>
-      <w:r>
-        <w:rPr>
-          <w:rFonts w:ascii="Aptos Narrow" w:hAnsi="Aptos Narrow"/>
-        </w:rPr>
-        <w:t>Microsoft.NET.Native.Runtime</w:t>
-      </w:r>
-      <w:proofErr w:type="gramEnd"/>
-      <w:r>
-        <w:rPr>
-          <w:rFonts w:ascii="Aptos Narrow" w:hAnsi="Aptos Narrow"/>
-        </w:rPr>
-        <w:t xml:space="preserve">.2.2" </w:t>
-      </w:r>
-      <w:proofErr w:type="spellStart"/>
-      <w:r>
-        <w:rPr>
-          <w:rFonts w:ascii="Aptos Narrow" w:hAnsi="Aptos Narrow"/>
-        </w:rPr>
-        <w:t>MinVersion</w:t>
-      </w:r>
-      <w:proofErr w:type="spellEnd"/>
-      <w:r>
-        <w:rPr>
-          <w:rFonts w:ascii="Aptos Narrow" w:hAnsi="Aptos Narrow"/>
-        </w:rPr>
-        <w:t>="2.2.28604.0"/&gt;</w:t>
+        <w:t xml:space="preserve">    &lt;PackageDependency Name="Microsoft.NET.Native.Runtime.2.2" MinVersion="2.2.28604.0"/&gt;</w:t>
       </w:r>
     </w:p>
     <w:p>
@@ -17540,35 +15787,7 @@
         <w:rPr>
           <w:rFonts w:ascii="Aptos Narrow" w:hAnsi="Aptos Narrow"/>
         </w:rPr>
-        <w:t xml:space="preserve">    &lt;</w:t>
-      </w:r>
-      <w:proofErr w:type="spellStart"/>
-      <w:r>
-        <w:rPr>
-          <w:rFonts w:ascii="Aptos Narrow" w:hAnsi="Aptos Narrow"/>
-        </w:rPr>
-        <w:t>PackageDependency</w:t>
-      </w:r>
-      <w:proofErr w:type="spellEnd"/>
-      <w:r>
-        <w:rPr>
-          <w:rFonts w:ascii="Aptos Narrow" w:hAnsi="Aptos Narrow"/>
-        </w:rPr>
-        <w:t xml:space="preserve"> Name="Microsoft.VCLibs.140.00" </w:t>
-      </w:r>
-      <w:proofErr w:type="spellStart"/>
-      <w:r>
-        <w:rPr>
-          <w:rFonts w:ascii="Aptos Narrow" w:hAnsi="Aptos Narrow"/>
-        </w:rPr>
-        <w:t>MinVersion</w:t>
-      </w:r>
-      <w:proofErr w:type="spellEnd"/>
-      <w:r>
-        <w:rPr>
-          <w:rFonts w:ascii="Aptos Narrow" w:hAnsi="Aptos Narrow"/>
-        </w:rPr>
-        <w:t>="14.0.27810.0"/&gt;</w:t>
+        <w:t xml:space="preserve">    &lt;PackageDependency Name="Microsoft.VCLibs.140.00" MinVersion="14.0.27810.0"/&gt;</w:t>
       </w:r>
     </w:p>
     <w:p>
@@ -17606,23 +15825,12 @@
         </w:rPr>
         <w:t xml:space="preserve">Dependent frameworks and minimum version numbers: </w:t>
       </w:r>
-      <w:proofErr w:type="spellStart"/>
-      <w:proofErr w:type="gramStart"/>
       <w:r>
         <w:rPr>
           <w:rFonts w:ascii="Aptos Narrow" w:hAnsi="Aptos Narrow"/>
           <w:color w:val="7030A0"/>
         </w:rPr>
-        <w:t>Microsoft.UI.Xaml</w:t>
-      </w:r>
-      <w:proofErr w:type="spellEnd"/>
-      <w:proofErr w:type="gramEnd"/>
-      <w:r>
-        <w:rPr>
-          <w:rFonts w:ascii="Aptos Narrow" w:hAnsi="Aptos Narrow"/>
-          <w:color w:val="7030A0"/>
-        </w:rPr>
-        <w:t xml:space="preserve"> .2.7</w:t>
+        <w:t>Microsoft.UI.Xaml .2.7</w:t>
       </w:r>
       <w:r>
         <w:rPr>
@@ -17799,21 +16007,12 @@
         </w:rPr>
         <w:t xml:space="preserve">Edit using tool: </w:t>
       </w:r>
-      <w:proofErr w:type="spellStart"/>
       <w:r>
         <w:rPr>
           <w:rFonts w:ascii="Aptos Narrow" w:hAnsi="Aptos Narrow"/>
           <w:color w:val="7030A0"/>
         </w:rPr>
-        <w:t>Solutions.Custom.Extension.psm</w:t>
-      </w:r>
-      <w:proofErr w:type="spellEnd"/>
-      <w:r>
-        <w:rPr>
-          <w:rFonts w:ascii="Aptos Narrow" w:hAnsi="Aptos Narrow"/>
-          <w:color w:val="7030A0"/>
-        </w:rPr>
-        <w:t xml:space="preserve"> 1</w:t>
+        <w:t>Solutions.Custom.Extension.psm 1</w:t>
       </w:r>
     </w:p>
     <w:p>
@@ -17853,21 +16052,12 @@
         </w:rPr>
         <w:t xml:space="preserve">Rename </w:t>
       </w:r>
-      <w:proofErr w:type="gramStart"/>
       <w:r>
         <w:rPr>
           <w:rFonts w:ascii="Aptos Narrow" w:hAnsi="Aptos Narrow"/>
           <w:color w:val="7030A0"/>
         </w:rPr>
-        <w:t>Solutions.Custom.Extension.psd</w:t>
-      </w:r>
-      <w:proofErr w:type="gramEnd"/>
-      <w:r>
-        <w:rPr>
-          <w:rFonts w:ascii="Aptos Narrow" w:hAnsi="Aptos Narrow"/>
-          <w:color w:val="7030A0"/>
-        </w:rPr>
-        <w:t xml:space="preserve">1.Template </w:t>
+        <w:t xml:space="preserve">Solutions.Custom.Extension.psd1.Template </w:t>
       </w:r>
       <w:r>
         <w:rPr>
@@ -17975,44 +16165,8 @@
         <w:rPr>
           <w:rFonts w:ascii="Aptos Narrow" w:hAnsi="Aptos Narrow"/>
         </w:rPr>
-        <w:t xml:space="preserve">reinstalling the </w:t>
-      </w:r>
-      <w:proofErr w:type="spellStart"/>
-      <w:r>
-        <w:rPr>
-          <w:rFonts w:ascii="Aptos Narrow" w:hAnsi="Aptos Narrow"/>
-        </w:rPr>
-        <w:t>InBox</w:t>
-      </w:r>
-      <w:proofErr w:type="spellEnd"/>
-      <w:r>
-        <w:rPr>
-          <w:rFonts w:ascii="Aptos Narrow" w:hAnsi="Aptos Narrow"/>
-        </w:rPr>
-        <w:t xml:space="preserve"> Apps: You must perform an installation test; you must test whether all known </w:t>
-      </w:r>
-      <w:proofErr w:type="spellStart"/>
-      <w:r>
-        <w:rPr>
-          <w:rFonts w:ascii="Aptos Narrow" w:hAnsi="Aptos Narrow"/>
-        </w:rPr>
-        <w:t>InBox</w:t>
-      </w:r>
-      <w:proofErr w:type="spellEnd"/>
-      <w:r>
-        <w:rPr>
-          <w:rFonts w:ascii="Aptos Narrow" w:hAnsi="Aptos Narrow"/>
-        </w:rPr>
-        <w:t xml:space="preserve"> Apps can be opened normally while disconnected from the </w:t>
-      </w:r>
-      <w:proofErr w:type="gramStart"/>
-      <w:r>
-        <w:rPr>
-          <w:rFonts w:ascii="Aptos Narrow" w:hAnsi="Aptos Narrow"/>
-        </w:rPr>
-        <w:t>Internet .</w:t>
-      </w:r>
-      <w:proofErr w:type="gramEnd"/>
+        <w:t>reinstalling the InBox Apps: You must perform an installation test; you must test whether all known InBox Apps can be opened normally while disconnected from the Internet .</w:t>
+      </w:r>
     </w:p>
     <w:p>
       <w:pPr>
@@ -18027,30 +16181,8 @@
         <w:rPr>
           <w:rFonts w:ascii="Aptos Narrow" w:hAnsi="Aptos Narrow"/>
         </w:rPr>
-        <w:t xml:space="preserve">When Windows 11 23H2 was produced, items that needed to be fixed were listed in the prerequisites. Due to the </w:t>
-      </w:r>
-      <w:proofErr w:type="spellStart"/>
-      <w:r>
-        <w:rPr>
-          <w:rFonts w:ascii="Aptos Narrow" w:hAnsi="Aptos Narrow"/>
-        </w:rPr>
-        <w:t>InBox</w:t>
-      </w:r>
-      <w:proofErr w:type="spellEnd"/>
-      <w:r>
-        <w:rPr>
-          <w:rFonts w:ascii="Aptos Narrow" w:hAnsi="Aptos Narrow"/>
-        </w:rPr>
-        <w:t xml:space="preserve"> Apps installation package officially provided by </w:t>
-      </w:r>
-      <w:proofErr w:type="gramStart"/>
-      <w:r>
-        <w:rPr>
-          <w:rFonts w:ascii="Aptos Narrow" w:hAnsi="Aptos Narrow"/>
-        </w:rPr>
-        <w:t>Microsoft :</w:t>
-      </w:r>
-      <w:proofErr w:type="gramEnd"/>
+        <w:t>When Windows 11 23H2 was produced, items that needed to be fixed were listed in the prerequisites. Due to the InBox Apps installation package officially provided by Microsoft :</w:t>
+      </w:r>
     </w:p>
     <w:p>
       <w:pPr>
@@ -18212,151 +16344,103 @@
           <w:color w:val="7030A0"/>
           <w:szCs w:val="24"/>
         </w:rPr>
-        <w:t xml:space="preserve">2,2: </w:t>
-      </w:r>
-      <w:proofErr w:type="spellStart"/>
-      <w:r>
+        <w:t>2,2: AssignSkip = Image source is no longer processed</w:t>
+      </w:r>
+    </w:p>
+    <w:p>
+      <w:pPr>
+        <w:pStyle w:val="ListParagraph"/>
+        <w:spacing w:before="720"/>
+        <w:ind w:left="2610"/>
+        <w:rPr>
+          <w:rFonts w:ascii="Aptos Narrow" w:hAnsi="Aptos Narrow"/>
+        </w:rPr>
+      </w:pPr>
+      <w:r>
+        <w:rPr>
+          <w:rFonts w:ascii="Aptos Narrow" w:hAnsi="Aptos Narrow"/>
+        </w:rPr>
+        <w:lastRenderedPageBreak/>
+        <w:t xml:space="preserve">After copying and naming, search again: </w:t>
+      </w:r>
+      <w:r>
+        <w:rPr>
+          <w:rFonts w:ascii="Aptos Narrow" w:hAnsi="Aptos Narrow"/>
+          <w:color w:val="7030A0"/>
+        </w:rPr>
+        <w:t xml:space="preserve">$lang.AssignSkip </w:t>
+      </w:r>
+      <w:r>
+        <w:rPr>
+          <w:rFonts w:ascii="Aptos Narrow" w:hAnsi="Aptos Narrow"/>
+        </w:rPr>
+        <w:t>, search results:</w:t>
+      </w:r>
+    </w:p>
+    <w:p>
+      <w:pPr>
+        <w:widowControl w:val="0"/>
+        <w:spacing w:line="360" w:lineRule="auto"/>
+        <w:ind w:left="2610"/>
         <w:rPr>
           <w:rFonts w:ascii="Aptos Narrow" w:hAnsi="Aptos Narrow" w:cstheme="majorBidi"/>
           <w:color w:val="7030A0"/>
           <w:szCs w:val="24"/>
         </w:rPr>
-        <w:t>AssignSkip</w:t>
-      </w:r>
-      <w:proofErr w:type="spellEnd"/>
+      </w:pPr>
       <w:r>
         <w:rPr>
           <w:rFonts w:ascii="Aptos Narrow" w:hAnsi="Aptos Narrow" w:cstheme="majorBidi"/>
           <w:color w:val="7030A0"/>
           <w:szCs w:val="24"/>
         </w:rPr>
-        <w:t xml:space="preserve"> = Image source is no longer processed</w:t>
-      </w:r>
-    </w:p>
-    <w:p>
-      <w:pPr>
-        <w:pStyle w:val="ListParagraph"/>
-        <w:spacing w:before="720"/>
-        <w:ind w:left="2610"/>
-        <w:rPr>
-          <w:rFonts w:ascii="Aptos Narrow" w:hAnsi="Aptos Narrow"/>
-        </w:rPr>
-      </w:pPr>
-      <w:r>
-        <w:rPr>
-          <w:rFonts w:ascii="Aptos Narrow" w:hAnsi="Aptos Narrow"/>
-        </w:rPr>
-        <w:lastRenderedPageBreak/>
-        <w:t xml:space="preserve">After copying and naming, search again: </w:t>
-      </w:r>
-      <w:r>
-        <w:rPr>
-          <w:rFonts w:ascii="Aptos Narrow" w:hAnsi="Aptos Narrow"/>
-          <w:color w:val="7030A0"/>
-        </w:rPr>
-        <w:t>$</w:t>
-      </w:r>
-      <w:proofErr w:type="spellStart"/>
-      <w:proofErr w:type="gramStart"/>
-      <w:r>
-        <w:rPr>
-          <w:rFonts w:ascii="Aptos Narrow" w:hAnsi="Aptos Narrow"/>
-          <w:color w:val="7030A0"/>
-        </w:rPr>
-        <w:t>lang.AssignSkip</w:t>
-      </w:r>
-      <w:proofErr w:type="spellEnd"/>
-      <w:proofErr w:type="gramEnd"/>
-      <w:r>
-        <w:rPr>
-          <w:rFonts w:ascii="Aptos Narrow" w:hAnsi="Aptos Narrow"/>
-          <w:color w:val="7030A0"/>
-        </w:rPr>
-        <w:t xml:space="preserve"> </w:t>
-      </w:r>
-      <w:r>
-        <w:rPr>
-          <w:rFonts w:ascii="Aptos Narrow" w:hAnsi="Aptos Narrow"/>
-        </w:rPr>
-        <w:t>, search results:</w:t>
-      </w:r>
-    </w:p>
-    <w:p>
-      <w:pPr>
-        <w:widowControl w:val="0"/>
-        <w:spacing w:line="360" w:lineRule="auto"/>
-        <w:ind w:left="2610"/>
+        <w:t>D:\</w:t>
+      </w:r>
+      <w:r>
         <w:rPr>
           <w:rFonts w:ascii="Aptos Narrow" w:hAnsi="Aptos Narrow" w:cstheme="majorBidi"/>
           <w:color w:val="7030A0"/>
           <w:szCs w:val="24"/>
         </w:rPr>
-      </w:pPr>
+        <w:t>YiSolutions</w:t>
+      </w:r>
       <w:r>
         <w:rPr>
           <w:rFonts w:ascii="Aptos Narrow" w:hAnsi="Aptos Narrow" w:cstheme="majorBidi"/>
           <w:color w:val="7030A0"/>
           <w:szCs w:val="24"/>
         </w:rPr>
-        <w:t>D:\</w:t>
-      </w:r>
-      <w:r>
+        <w:t>\_Encapsulation\Modules\1.0.0.0\Functions\Events\Assign\Solutions.Image.Assign.psm1</w:t>
+      </w:r>
+    </w:p>
+    <w:p>
+      <w:pPr>
+        <w:widowControl w:val="0"/>
+        <w:spacing w:line="360" w:lineRule="auto"/>
+        <w:ind w:left="2610"/>
         <w:rPr>
           <w:rFonts w:ascii="Aptos Narrow" w:hAnsi="Aptos Narrow" w:cstheme="majorBidi"/>
           <w:color w:val="7030A0"/>
           <w:szCs w:val="24"/>
         </w:rPr>
-        <w:t>YiSolutions</w:t>
-      </w:r>
+      </w:pPr>
       <w:r>
         <w:rPr>
           <w:rFonts w:ascii="Aptos Narrow" w:hAnsi="Aptos Narrow" w:cstheme="majorBidi"/>
           <w:color w:val="7030A0"/>
           <w:szCs w:val="24"/>
         </w:rPr>
-        <w:t>\_Encapsulation\Modules\1.0.0.0\Functions\Events\Assign\Solutions.Image.Assign.psm1</w:t>
-      </w:r>
-    </w:p>
-    <w:p>
-      <w:pPr>
-        <w:widowControl w:val="0"/>
-        <w:spacing w:line="360" w:lineRule="auto"/>
-        <w:ind w:left="2610"/>
+        <w:t xml:space="preserve">1976,20: </w:t>
+      </w:r>
+      <w:r>
         <w:rPr>
           <w:rFonts w:ascii="Aptos Narrow" w:hAnsi="Aptos Narrow" w:cstheme="majorBidi"/>
           <w:color w:val="7030A0"/>
           <w:szCs w:val="24"/>
         </w:rPr>
-      </w:pPr>
-      <w:r>
-        <w:rPr>
-          <w:rFonts w:ascii="Aptos Narrow" w:hAnsi="Aptos Narrow" w:cstheme="majorBidi"/>
-          <w:color w:val="7030A0"/>
-          <w:szCs w:val="24"/>
-        </w:rPr>
-        <w:t xml:space="preserve">1976,20: </w:t>
-      </w:r>
-      <w:r>
-        <w:rPr>
-          <w:rFonts w:ascii="Aptos Narrow" w:hAnsi="Aptos Narrow" w:cstheme="majorBidi"/>
-          <w:color w:val="7030A0"/>
-          <w:szCs w:val="24"/>
-        </w:rPr>
         <w:tab/>
-        <w:t xml:space="preserve">Text = $ </w:t>
-      </w:r>
-      <w:proofErr w:type="spellStart"/>
-      <w:proofErr w:type="gramStart"/>
-      <w:r>
-        <w:rPr>
-          <w:rFonts w:ascii="Aptos Narrow" w:hAnsi="Aptos Narrow" w:cstheme="majorBidi"/>
-          <w:color w:val="7030A0"/>
-          <w:szCs w:val="24"/>
-        </w:rPr>
-        <w:t>lang.AssignSkip</w:t>
-      </w:r>
-      <w:proofErr w:type="spellEnd"/>
-      <w:proofErr w:type="gramEnd"/>
+        <w:t>Text = $ lang.AssignSkip</w:t>
+      </w:r>
     </w:p>
     <w:p>
       <w:pPr>
@@ -18602,7 +16686,6 @@
         </w:rPr>
         <w:t xml:space="preserve">WeChat: </w:t>
       </w:r>
-      <w:proofErr w:type="spellStart"/>
       <w:r>
         <w:rPr>
           <w:rFonts w:ascii="Aptos Narrow" w:hAnsi="Aptos Narrow"/>
@@ -18610,7 +16693,6 @@
         </w:rPr>
         <w:t>FengYi</w:t>
       </w:r>
-      <w:proofErr w:type="spellEnd"/>
     </w:p>
     <w:sectPr>
       <w:footerReference w:type="default" r:id="rId53"/>

--- a/_Learn/Readme/Readme.Detailed.docx
+++ b/_Learn/Readme/Readme.Detailed.docx
@@ -34,7 +34,7 @@
           <w:szCs w:val="24"/>
         </w:rPr>
         <w:drawing>
-          <wp:anchor distT="0" distB="0" distL="114300" distR="114300" simplePos="0" relativeHeight="251659264" behindDoc="1" locked="0" layoutInCell="1" allowOverlap="1" wp14:anchorId="3717FBFE" wp14:editId="7C191371">
+          <wp:anchor distT="0" distB="0" distL="114300" distR="114300" simplePos="0" relativeHeight="251659264" behindDoc="1" locked="0" layoutInCell="1" allowOverlap="1" wp14:anchorId="3717FBFE" wp14:editId="0A3CF579">
             <wp:simplePos x="0" y="0"/>
             <wp:positionH relativeFrom="column">
               <wp:posOffset>0</wp:posOffset>
@@ -4450,7 +4450,7 @@
           <w:rFonts w:ascii="Aptos Narrow" w:hAnsi="Aptos Narrow"/>
           <w:noProof/>
         </w:rPr>
-        <w:t>15</w:t>
+        <w:t>16</w:t>
       </w:r>
       <w:r>
         <w:rPr>
@@ -9005,14 +9005,14 @@
         <w:spacing w:before="720" w:line="360" w:lineRule="auto"/>
         <w:ind w:left="3428" w:hanging="994"/>
         <w:rPr>
-          <w:rFonts w:ascii="Aptos Narrow" w:eastAsia="Microsoft YaHei" w:hAnsi="Aptos Narrow"/>
+          <w:rFonts w:ascii="Aptos Narrow" w:eastAsia="微软雅黑" w:hAnsi="Aptos Narrow"/>
           <w:color w:val="auto"/>
         </w:rPr>
       </w:pPr>
       <w:bookmarkStart w:id="13" w:name="_Ref161318930"/>
       <w:r>
         <w:rPr>
-          <w:rFonts w:ascii="Aptos Narrow" w:eastAsia="Microsoft YaHei" w:hAnsi="Aptos Narrow"/>
+          <w:rFonts w:ascii="Aptos Narrow" w:eastAsia="微软雅黑" w:hAnsi="Aptos Narrow"/>
           <w:color w:val="auto"/>
         </w:rPr>
         <w:t>No need to mount image</w:t>
@@ -9231,14 +9231,14 @@
         <w:spacing w:before="720" w:line="360" w:lineRule="auto"/>
         <w:ind w:left="3428" w:hanging="994"/>
         <w:rPr>
-          <w:rFonts w:ascii="Aptos Narrow" w:eastAsia="Microsoft YaHei" w:hAnsi="Aptos Narrow"/>
+          <w:rFonts w:ascii="Aptos Narrow" w:eastAsia="微软雅黑" w:hAnsi="Aptos Narrow"/>
           <w:color w:val="auto"/>
         </w:rPr>
       </w:pPr>
       <w:bookmarkStart w:id="14" w:name="_Ref161318935"/>
       <w:r>
         <w:rPr>
-          <w:rFonts w:ascii="Aptos Narrow" w:eastAsia="Microsoft YaHei" w:hAnsi="Aptos Narrow"/>
+          <w:rFonts w:ascii="Aptos Narrow" w:eastAsia="微软雅黑" w:hAnsi="Aptos Narrow"/>
           <w:color w:val="auto"/>
         </w:rPr>
         <w:t>You need to mount the image before you can operate the item</w:t>
@@ -9869,14 +9869,14 @@
         <w:spacing w:before="720" w:line="360" w:lineRule="auto"/>
         <w:ind w:left="5760" w:hanging="1260"/>
         <w:rPr>
-          <w:rFonts w:ascii="Aptos Narrow" w:eastAsia="Microsoft YaHei" w:hAnsi="Aptos Narrow"/>
+          <w:rFonts w:ascii="Aptos Narrow" w:eastAsia="微软雅黑" w:hAnsi="Aptos Narrow"/>
           <w:sz w:val="20"/>
           <w:szCs w:val="20"/>
         </w:rPr>
       </w:pPr>
       <w:r>
         <w:rPr>
-          <w:rFonts w:ascii="Aptos Narrow" w:eastAsia="Microsoft YaHei" w:hAnsi="Aptos Narrow"/>
+          <w:rFonts w:ascii="Aptos Narrow" w:eastAsia="微软雅黑" w:hAnsi="Aptos Narrow"/>
           <w:sz w:val="20"/>
           <w:szCs w:val="20"/>
         </w:rPr>
@@ -10298,14 +10298,14 @@
         <w:spacing w:before="720" w:line="360" w:lineRule="auto"/>
         <w:ind w:left="5760" w:hanging="1260"/>
         <w:rPr>
-          <w:rFonts w:ascii="Aptos Narrow" w:eastAsia="Microsoft YaHei" w:hAnsi="Aptos Narrow"/>
+          <w:rFonts w:ascii="Aptos Narrow" w:eastAsia="微软雅黑" w:hAnsi="Aptos Narrow"/>
           <w:sz w:val="20"/>
           <w:szCs w:val="20"/>
         </w:rPr>
       </w:pPr>
       <w:r>
         <w:rPr>
-          <w:rFonts w:ascii="Aptos Narrow" w:eastAsia="Microsoft YaHei" w:hAnsi="Aptos Narrow"/>
+          <w:rFonts w:ascii="Aptos Narrow" w:eastAsia="微软雅黑" w:hAnsi="Aptos Narrow"/>
           <w:sz w:val="20"/>
           <w:szCs w:val="20"/>
         </w:rPr>
@@ -10589,14 +10589,14 @@
         <w:spacing w:before="720" w:line="360" w:lineRule="auto"/>
         <w:ind w:left="5760" w:hanging="1260"/>
         <w:rPr>
-          <w:rFonts w:ascii="Aptos Narrow" w:eastAsia="Microsoft YaHei" w:hAnsi="Aptos Narrow"/>
+          <w:rFonts w:ascii="Aptos Narrow" w:eastAsia="微软雅黑" w:hAnsi="Aptos Narrow"/>
           <w:sz w:val="20"/>
           <w:szCs w:val="20"/>
         </w:rPr>
       </w:pPr>
       <w:r>
         <w:rPr>
-          <w:rFonts w:ascii="Aptos Narrow" w:eastAsia="Microsoft YaHei" w:hAnsi="Aptos Narrow"/>
+          <w:rFonts w:ascii="Aptos Narrow" w:eastAsia="微软雅黑" w:hAnsi="Aptos Narrow"/>
           <w:sz w:val="20"/>
           <w:szCs w:val="20"/>
         </w:rPr>
@@ -12060,6 +12060,45 @@
       <w:pPr>
         <w:pStyle w:val="ListParagraph"/>
         <w:widowControl w:val="0"/>
+        <w:spacing w:line="360" w:lineRule="auto"/>
+        <w:ind w:left="4680" w:hanging="2070"/>
+        <w:contextualSpacing w:val="0"/>
+        <w:rPr>
+          <w:rFonts w:ascii="Aptos Narrow" w:hAnsi="Aptos Narrow"/>
+          <w:color w:val="70AD47" w:themeColor="accent6"/>
+        </w:rPr>
+      </w:pPr>
+      <w:r>
+        <w:rPr>
+          <w:rFonts w:ascii="Aptos Narrow" w:hAnsi="Aptos Narrow" w:hint="eastAsia"/>
+          <w:color w:val="70AD47" w:themeColor="accent6"/>
+        </w:rPr>
+        <w:t>-Language</w:t>
+      </w:r>
+      <w:r>
+        <w:rPr>
+          <w:rFonts w:ascii="Aptos Narrow" w:hAnsi="Aptos Narrow"/>
+          <w:color w:val="70AD47" w:themeColor="accent6"/>
+        </w:rPr>
+        <w:t xml:space="preserve"> "en-US"</w:t>
+      </w:r>
+      <w:r>
+        <w:rPr>
+          <w:rFonts w:ascii="Aptos Narrow" w:hAnsi="Aptos Narrow"/>
+        </w:rPr>
+        <w:tab/>
+      </w:r>
+      <w:r>
+        <w:rPr>
+          <w:rFonts w:ascii="Aptos Narrow" w:hAnsi="Aptos Narrow"/>
+        </w:rPr>
+        <w:t>Customize the interactive language. en-US can be replaced with: ar-sa; bg-bg; cs-cz; da-dk; de-DE; el-gr; es-es; es-mx; et-ee; fi-fi; fr-ca; fr-fr; he-il; hr-hr; hu-hu; it-it; ja-JP; ko-KR; lt-lt; lv-lv; nb-no; nl-nl; pl-pl; pt-br; pt-pt; ro-ro; ru-ru; sk-sk; sl-si; sr-latn-rs; sv-se; th-th; tr-tr; uk-ua; zh-CN; zh-TW</w:t>
+      </w:r>
+    </w:p>
+    <w:p>
+      <w:pPr>
+        <w:pStyle w:val="ListParagraph"/>
+        <w:widowControl w:val="0"/>
         <w:tabs>
           <w:tab w:val="left" w:pos="4050"/>
         </w:tabs>
@@ -12239,6 +12278,7 @@
           <w:rFonts w:ascii="Aptos Narrow" w:hAnsi="Aptos Narrow"/>
           <w:color w:val="70AD47" w:themeColor="accent6"/>
         </w:rPr>
+        <w:lastRenderedPageBreak/>
         <w:t>-GoTo</w:t>
       </w:r>
       <w:r>
@@ -12311,6 +12351,48 @@
           <w:color w:val="70AD47" w:themeColor="accent6"/>
         </w:rPr>
         <w:t>"No"</w:t>
+      </w:r>
+    </w:p>
+    <w:p>
+      <w:pPr>
+        <w:pStyle w:val="ListParagraph"/>
+        <w:widowControl w:val="0"/>
+        <w:tabs>
+          <w:tab w:val="left" w:pos="4050"/>
+        </w:tabs>
+        <w:spacing w:line="360" w:lineRule="auto"/>
+        <w:ind w:left="4050" w:hanging="1440"/>
+        <w:contextualSpacing w:val="0"/>
+        <w:rPr>
+          <w:rFonts w:ascii="Aptos Narrow" w:hAnsi="Aptos Narrow"/>
+          <w:color w:val="70AD47" w:themeColor="accent6"/>
+        </w:rPr>
+      </w:pPr>
+      <w:r>
+        <w:rPr>
+          <w:rFonts w:ascii="Aptos Narrow" w:hAnsi="Aptos Narrow"/>
+          <w:color w:val="70AD47" w:themeColor="accent6"/>
+        </w:rPr>
+        <w:t>-</w:t>
+      </w:r>
+      <w:r>
+        <w:rPr>
+          <w:rFonts w:ascii="Aptos Narrow" w:hAnsi="Aptos Narrow" w:hint="eastAsia"/>
+          <w:color w:val="70AD47" w:themeColor="accent6"/>
+        </w:rPr>
+        <w:t>DSW</w:t>
+      </w:r>
+      <w:r>
+        <w:rPr>
+          <w:rFonts w:ascii="Aptos Narrow" w:hAnsi="Aptos Narrow"/>
+        </w:rPr>
+        <w:tab/>
+      </w:r>
+      <w:r>
+        <w:rPr>
+          <w:rFonts w:ascii="Aptos Narrow" w:hAnsi="Aptos Narrow"/>
+        </w:rPr>
+        <w:t>Disable security warnings for common file types</w:t>
       </w:r>
     </w:p>
     <w:p>
@@ -12367,7 +12449,6 @@
           <w:rFonts w:ascii="Aptos Narrow" w:hAnsi="Aptos Narrow"/>
           <w:color w:val="70AD47" w:themeColor="accent6"/>
         </w:rPr>
-        <w:lastRenderedPageBreak/>
         <w:t>-AddTakeOwnership</w:t>
       </w:r>
       <w:r>
@@ -12451,7 +12532,21 @@
           <w:rFonts w:ascii="Aptos Narrow" w:hAnsi="Aptos Narrow"/>
           <w:color w:val="70AD47" w:themeColor="accent6"/>
         </w:rPr>
-        <w:t>.\get.ps1 -To "AutoSelectDisk" -GoTo "SIP" -AddRouter -AddTakeOwnership -Silent</w:t>
+        <w:t xml:space="preserve">.\get.ps1 -To "AutoSelectDisk" -GoTo "SIP" </w:t>
+      </w:r>
+      <w:r>
+        <w:rPr>
+          <w:rFonts w:ascii="Aptos Narrow" w:hAnsi="Aptos Narrow"/>
+          <w:color w:val="70AD47" w:themeColor="accent6"/>
+        </w:rPr>
+        <w:t xml:space="preserve">-DSW </w:t>
+      </w:r>
+      <w:r>
+        <w:rPr>
+          <w:rFonts w:ascii="Aptos Narrow" w:hAnsi="Aptos Narrow"/>
+          <w:color w:val="70AD47" w:themeColor="accent6"/>
+        </w:rPr>
+        <w:t>-AddRouter -AddTakeOwnership -Silent</w:t>
       </w:r>
     </w:p>
     <w:p>
@@ -13014,7 +13109,14 @@
         <w:rPr>
           <w:rFonts w:ascii="Aptos Narrow" w:hAnsi="Aptos Narrow"/>
         </w:rPr>
-        <w:t xml:space="preserve">, or manually delete the following directories and release them. Path to be deleted: </w:t>
+        <w:t xml:space="preserve">, or manually delete the following directories and release them. Path to be </w:t>
+      </w:r>
+      <w:r>
+        <w:rPr>
+          <w:rFonts w:ascii="Aptos Narrow" w:hAnsi="Aptos Narrow"/>
+        </w:rPr>
+        <w:lastRenderedPageBreak/>
+        <w:t xml:space="preserve">deleted: </w:t>
       </w:r>
     </w:p>
     <w:p>
@@ -13083,7 +13185,6 @@
         <w:rPr>
           <w:rFonts w:ascii="Aptos Narrow" w:hAnsi="Aptos Narrow"/>
         </w:rPr>
-        <w:lastRenderedPageBreak/>
         <w:t xml:space="preserve">DISM </w:t>
       </w:r>
       <w:r>
@@ -13583,13 +13684,13 @@
         <w:spacing w:before="240" w:line="360" w:lineRule="auto"/>
         <w:ind w:left="3510" w:hanging="900"/>
         <w:rPr>
-          <w:rFonts w:ascii="Aptos Narrow" w:eastAsia="Microsoft YaHei" w:hAnsi="Aptos Narrow"/>
+          <w:rFonts w:ascii="Aptos Narrow" w:eastAsia="微软雅黑" w:hAnsi="Aptos Narrow"/>
           <w:color w:val="auto"/>
         </w:rPr>
       </w:pPr>
       <w:r>
         <w:rPr>
-          <w:rFonts w:ascii="Aptos Narrow" w:eastAsia="Microsoft YaHei" w:hAnsi="Aptos Narrow"/>
+          <w:rFonts w:ascii="Aptos Narrow" w:eastAsia="微软雅黑" w:hAnsi="Aptos Narrow"/>
           <w:color w:val="auto"/>
         </w:rPr>
         <w:t>7zip</w:t>
@@ -13632,6 +13733,7 @@
         <w:rPr>
           <w:rFonts w:ascii="Aptos Narrow" w:hAnsi="Aptos Narrow"/>
         </w:rPr>
+        <w:lastRenderedPageBreak/>
         <w:t>en-US</w:t>
       </w:r>
     </w:p>
@@ -13720,7 +13822,6 @@
         <w:rPr>
           <w:rFonts w:ascii="Aptos Narrow" w:hAnsi="Aptos Narrow"/>
         </w:rPr>
-        <w:lastRenderedPageBreak/>
         <w:t xml:space="preserve">x64: </w:t>
       </w:r>
       <w:r>
@@ -13820,13 +13921,13 @@
         <w:spacing w:before="720" w:line="360" w:lineRule="auto"/>
         <w:ind w:left="3510" w:hanging="900"/>
         <w:rPr>
-          <w:rFonts w:ascii="Aptos Narrow" w:eastAsia="Microsoft YaHei" w:hAnsi="Aptos Narrow"/>
+          <w:rFonts w:ascii="Aptos Narrow" w:eastAsia="微软雅黑" w:hAnsi="Aptos Narrow"/>
           <w:color w:val="auto"/>
         </w:rPr>
       </w:pPr>
       <w:r>
         <w:rPr>
-          <w:rFonts w:ascii="Aptos Narrow" w:eastAsia="Microsoft YaHei" w:hAnsi="Aptos Narrow"/>
+          <w:rFonts w:ascii="Aptos Narrow" w:eastAsia="微软雅黑" w:hAnsi="Aptos Narrow"/>
           <w:color w:val="auto"/>
         </w:rPr>
         <w:t>WinRAR</w:t>
@@ -14356,7 +14457,14 @@
         <w:rPr>
           <w:rFonts w:ascii="Aptos Narrow" w:hAnsi="Aptos Narrow"/>
         </w:rPr>
-        <w:t>Even so, I don't think so. During the encapsulation process, installation package files will be frequently released, logs will be generated, etc. When mounting to a virtual disk, this has many benefits, including quick formatting.</w:t>
+        <w:t xml:space="preserve">Even so, I don't think so. During the encapsulation process, installation package files will be frequently released, logs will be generated, etc. When mounting to a </w:t>
+      </w:r>
+      <w:r>
+        <w:rPr>
+          <w:rFonts w:ascii="Aptos Narrow" w:hAnsi="Aptos Narrow"/>
+        </w:rPr>
+        <w:lastRenderedPageBreak/>
+        <w:t>virtual disk, this has many benefits, including quick formatting.</w:t>
       </w:r>
     </w:p>
     <w:p>
@@ -14399,14 +14507,7 @@
         <w:rPr>
           <w:rFonts w:ascii="Aptos Narrow" w:hAnsi="Aptos Narrow"/>
         </w:rPr>
-        <w:t xml:space="preserve">When adding language packs, cumulative updates, and InBox Apps, the installation package is stored in a memory virtual disk, which will occupy a large </w:t>
-      </w:r>
-      <w:r>
-        <w:rPr>
-          <w:rFonts w:ascii="Aptos Narrow" w:hAnsi="Aptos Narrow"/>
-        </w:rPr>
-        <w:lastRenderedPageBreak/>
-        <w:t>amount of memory. It is recommended that you store it in a non-virtual memory disk.</w:t>
+        <w:t>When adding language packs, cumulative updates, and InBox Apps, the installation package is stored in a memory virtual disk, which will occupy a large amount of memory. It is recommended that you store it in a non-virtual memory disk.</w:t>
       </w:r>
     </w:p>
     <w:p>
@@ -15103,6 +15204,7 @@
         <w:ind w:left="1800"/>
       </w:pPr>
       <w:r>
+        <w:lastRenderedPageBreak/>
         <w:t xml:space="preserve">Supported file formats: </w:t>
       </w:r>
       <w:r>
@@ -15152,7 +15254,6 @@
         <w:rPr>
           <w:rFonts w:ascii="Aptos Narrow" w:hAnsi="Aptos Narrow"/>
         </w:rPr>
-        <w:lastRenderedPageBreak/>
         <w:t>Custom rules</w:t>
       </w:r>
       <w:bookmarkEnd w:id="36"/>
@@ -15385,13 +15486,13 @@
         <w:spacing w:before="720" w:line="360" w:lineRule="auto"/>
         <w:ind w:left="4593" w:hanging="1166"/>
         <w:rPr>
-          <w:rFonts w:ascii="Aptos Narrow" w:eastAsia="Microsoft YaHei" w:hAnsi="Aptos Narrow"/>
+          <w:rFonts w:ascii="Aptos Narrow" w:eastAsia="微软雅黑" w:hAnsi="Aptos Narrow"/>
           <w:color w:val="auto"/>
         </w:rPr>
       </w:pPr>
       <w:r>
         <w:rPr>
-          <w:rFonts w:ascii="Aptos Narrow" w:eastAsia="Microsoft YaHei" w:hAnsi="Aptos Narrow"/>
+          <w:rFonts w:ascii="Aptos Narrow" w:eastAsia="微软雅黑" w:hAnsi="Aptos Narrow"/>
           <w:color w:val="auto"/>
         </w:rPr>
         <w:t>Microsoft.WindowsAlarms_8wekyb3d8bbwe.msixbundle</w:t>
@@ -15645,20 +15746,21 @@
         <w:spacing w:before="720" w:line="360" w:lineRule="auto"/>
         <w:ind w:left="4593" w:hanging="1166"/>
         <w:rPr>
-          <w:rFonts w:ascii="Aptos Narrow" w:eastAsia="Microsoft YaHei" w:hAnsi="Aptos Narrow"/>
+          <w:rFonts w:ascii="Aptos Narrow" w:eastAsia="微软雅黑" w:hAnsi="Aptos Narrow"/>
           <w:color w:val="auto"/>
         </w:rPr>
       </w:pPr>
       <w:r>
         <w:rPr>
-          <w:rFonts w:ascii="Aptos Narrow" w:eastAsia="Microsoft YaHei" w:hAnsi="Aptos Narrow"/>
+          <w:rFonts w:ascii="Aptos Narrow" w:eastAsia="微软雅黑" w:hAnsi="Aptos Narrow"/>
           <w:color w:val="auto"/>
         </w:rPr>
+        <w:lastRenderedPageBreak/>
         <w:t>M</w:t>
       </w:r>
       <w:r>
         <w:rPr>
-          <w:rFonts w:ascii="Aptos Narrow" w:eastAsia="Microsoft YaHei" w:hAnsi="Aptos Narrow"/>
+          <w:rFonts w:ascii="Aptos Narrow" w:eastAsia="微软雅黑" w:hAnsi="Aptos Narrow"/>
           <w:color w:val="auto"/>
         </w:rPr>
         <w:t>icrosoft.GetHelp_8wekyb3d8bbwe.appxbundle</w:t>
@@ -15732,7 +15834,6 @@
         <w:rPr>
           <w:rFonts w:ascii="Aptos Narrow" w:hAnsi="Aptos Narrow"/>
         </w:rPr>
-        <w:lastRenderedPageBreak/>
         <w:t xml:space="preserve">    &lt;PackageDependency Name="Microsoft.UI.Xaml.2.7" MinVersion="7.2109.13004.0"/&gt;</w:t>
       </w:r>
     </w:p>
@@ -16267,6 +16368,7 @@
         <w:rPr>
           <w:rFonts w:ascii="Aptos Narrow" w:hAnsi="Aptos Narrow"/>
         </w:rPr>
+        <w:lastRenderedPageBreak/>
         <w:t>Quickly locate "Image source is no longer processed"</w:t>
       </w:r>
       <w:r>
@@ -16360,7 +16462,6 @@
         <w:rPr>
           <w:rFonts w:ascii="Aptos Narrow" w:hAnsi="Aptos Narrow"/>
         </w:rPr>
-        <w:lastRenderedPageBreak/>
         <w:t xml:space="preserve">After copying and naming, search again: </w:t>
       </w:r>
       <w:r>
@@ -21530,7 +21631,7 @@
   <w:docDefaults>
     <w:rPrDefault>
       <w:rPr>
-        <w:rFonts w:ascii="Aptos" w:eastAsia="Microsoft YaHei" w:hAnsi="Aptos" w:cstheme="minorHAnsi"/>
+        <w:rFonts w:ascii="Aptos" w:eastAsia="微软雅黑" w:hAnsi="Aptos" w:cstheme="minorHAnsi"/>
         <w:lang w:val="en-US" w:eastAsia="zh-CN" w:bidi="ar-SA"/>
       </w:rPr>
     </w:rPrDefault>
@@ -22588,7 +22689,7 @@
     <w:uiPriority w:val="9"/>
     <w:rsid w:val="006C7655"/>
     <w:rPr>
-      <w:rFonts w:ascii="Aptos" w:eastAsia="Microsoft YaHei" w:hAnsi="Aptos" w:cstheme="majorBidi"/>
+      <w:rFonts w:ascii="Aptos" w:eastAsia="微软雅黑" w:hAnsi="Aptos" w:cstheme="majorBidi"/>
       <w:iCs/>
       <w:sz w:val="20"/>
     </w:rPr>

--- a/_Learn/Readme/Readme.Detailed.docx
+++ b/_Learn/Readme/Readme.Detailed.docx
@@ -1,6 +1,6 @@
 
 <file path=word/document.xml><?xml version="1.0" encoding="utf-8"?>
-<w:document xmlns:wpc="http://schemas.microsoft.com/office/word/2010/wordprocessingCanvas" xmlns:cx="http://schemas.microsoft.com/office/drawing/2014/chartex" xmlns:cx1="http://schemas.microsoft.com/office/drawing/2015/9/8/chartex" xmlns:cx2="http://schemas.microsoft.com/office/drawing/2015/10/21/chartex" xmlns:cx3="http://schemas.microsoft.com/office/drawing/2016/5/9/chartex" xmlns:cx4="http://schemas.microsoft.com/office/drawing/2016/5/10/chartex" xmlns:cx5="http://schemas.microsoft.com/office/drawing/2016/5/11/chartex" xmlns:cx6="http://schemas.microsoft.com/office/drawing/2016/5/12/chartex" xmlns:cx7="http://schemas.microsoft.com/office/drawing/2016/5/13/chartex" xmlns:cx8="http://schemas.microsoft.com/office/drawing/2016/5/14/chartex" xmlns:mc="http://schemas.openxmlformats.org/markup-compatibility/2006" xmlns:aink="http://schemas.microsoft.com/office/drawing/2016/ink" xmlns:am3d="http://schemas.microsoft.com/office/drawing/2017/model3d" xmlns:o="urn:schemas-microsoft-com:office:office" xmlns:oel="http://schemas.microsoft.com/office/2019/extlst" xmlns:r="http://schemas.openxmlformats.org/officeDocument/2006/relationships" xmlns:m="http://schemas.openxmlformats.org/officeDocument/2006/math" xmlns:v="urn:schemas-microsoft-com:vml" xmlns:wp14="http://schemas.microsoft.com/office/word/2010/wordprocessingDrawing" xmlns:wp="http://schemas.openxmlformats.org/drawingml/2006/wordprocessingDrawing" xmlns:w10="urn:schemas-microsoft-com:office:word" xmlns:w="http://schemas.openxmlformats.org/wordprocessingml/2006/main" xmlns:w14="http://schemas.microsoft.com/office/word/2010/wordml" xmlns:w15="http://schemas.microsoft.com/office/word/2012/wordml" xmlns:w16cex="http://schemas.microsoft.com/office/word/2018/wordml/cex" xmlns:w16cid="http://schemas.microsoft.com/office/word/2016/wordml/cid" xmlns:w16="http://schemas.microsoft.com/office/word/2018/wordml" xmlns:w16sdtdh="http://schemas.microsoft.com/office/word/2020/wordml/sdtdatahash" xmlns:w16se="http://schemas.microsoft.com/office/word/2015/wordml/symex" xmlns:wpg="http://schemas.microsoft.com/office/word/2010/wordprocessingGroup" xmlns:wpi="http://schemas.microsoft.com/office/word/2010/wordprocessingInk" xmlns:wne="http://schemas.microsoft.com/office/word/2006/wordml" xmlns:wps="http://schemas.microsoft.com/office/word/2010/wordprocessingShape" mc:Ignorable="w14 w15 w16se w16cid w16 w16cex w16sdtdh wp14">
+<w:document xmlns:wpc="http://schemas.microsoft.com/office/word/2010/wordprocessingCanvas" xmlns:cx="http://schemas.microsoft.com/office/drawing/2014/chartex" xmlns:cx1="http://schemas.microsoft.com/office/drawing/2015/9/8/chartex" xmlns:cx2="http://schemas.microsoft.com/office/drawing/2015/10/21/chartex" xmlns:cx3="http://schemas.microsoft.com/office/drawing/2016/5/9/chartex" xmlns:cx4="http://schemas.microsoft.com/office/drawing/2016/5/10/chartex" xmlns:cx5="http://schemas.microsoft.com/office/drawing/2016/5/11/chartex" xmlns:cx6="http://schemas.microsoft.com/office/drawing/2016/5/12/chartex" xmlns:cx7="http://schemas.microsoft.com/office/drawing/2016/5/13/chartex" xmlns:cx8="http://schemas.microsoft.com/office/drawing/2016/5/14/chartex" xmlns:mc="http://schemas.openxmlformats.org/markup-compatibility/2006" xmlns:aink="http://schemas.microsoft.com/office/drawing/2016/ink" xmlns:am3d="http://schemas.microsoft.com/office/drawing/2017/model3d" xmlns:o="urn:schemas-microsoft-com:office:office" xmlns:oel="http://schemas.microsoft.com/office/2019/extlst" xmlns:r="http://schemas.openxmlformats.org/officeDocument/2006/relationships" xmlns:m="http://schemas.openxmlformats.org/officeDocument/2006/math" xmlns:v="urn:schemas-microsoft-com:vml" xmlns:wp14="http://schemas.microsoft.com/office/word/2010/wordprocessingDrawing" xmlns:wp="http://schemas.openxmlformats.org/drawingml/2006/wordprocessingDrawing" xmlns:w10="urn:schemas-microsoft-com:office:word" xmlns:w="http://schemas.openxmlformats.org/wordprocessingml/2006/main" xmlns:w14="http://schemas.microsoft.com/office/word/2010/wordml" xmlns:w15="http://schemas.microsoft.com/office/word/2012/wordml" xmlns:w16cex="http://schemas.microsoft.com/office/word/2018/wordml/cex" xmlns:w16cid="http://schemas.microsoft.com/office/word/2016/wordml/cid" xmlns:w16="http://schemas.microsoft.com/office/word/2018/wordml" xmlns:w16du="http://schemas.microsoft.com/office/word/2023/wordml/word16du" xmlns:w16sdtdh="http://schemas.microsoft.com/office/word/2020/wordml/sdtdatahash" xmlns:w16sdtfl="http://schemas.microsoft.com/office/word/2024/wordml/sdtformatlock" xmlns:w16se="http://schemas.microsoft.com/office/word/2015/wordml/symex" xmlns:wpg="http://schemas.microsoft.com/office/word/2010/wordprocessingGroup" xmlns:wpi="http://schemas.microsoft.com/office/word/2010/wordprocessingInk" xmlns:wne="http://schemas.microsoft.com/office/word/2006/wordml" xmlns:wps="http://schemas.microsoft.com/office/word/2010/wordprocessingShape" mc:Ignorable="w14 w15 w16se w16cid w16 w16cex w16sdtdh w16sdtfl w16du wp14">
   <w:body>
     <w:p>
       <w:pPr>
@@ -34,7 +34,7 @@
           <w:szCs w:val="24"/>
         </w:rPr>
         <w:drawing>
-          <wp:anchor distT="0" distB="0" distL="114300" distR="114300" simplePos="0" relativeHeight="251659264" behindDoc="1" locked="0" layoutInCell="1" allowOverlap="1" wp14:anchorId="3717FBFE" wp14:editId="0A3CF579">
+          <wp:anchor distT="0" distB="0" distL="114300" distR="114300" simplePos="0" relativeHeight="251659264" behindDoc="1" locked="0" layoutInCell="1" allowOverlap="1" wp14:anchorId="3717FBFE" wp14:editId="338DC468">
             <wp:simplePos x="0" y="0"/>
             <wp:positionH relativeFrom="column">
               <wp:posOffset>0</wp:posOffset>
@@ -9005,14 +9005,14 @@
         <w:spacing w:before="720" w:line="360" w:lineRule="auto"/>
         <w:ind w:left="3428" w:hanging="994"/>
         <w:rPr>
-          <w:rFonts w:ascii="Aptos Narrow" w:eastAsia="微软雅黑" w:hAnsi="Aptos Narrow"/>
+          <w:rFonts w:ascii="Aptos Narrow" w:eastAsia="Microsoft YaHei" w:hAnsi="Aptos Narrow"/>
           <w:color w:val="auto"/>
         </w:rPr>
       </w:pPr>
       <w:bookmarkStart w:id="13" w:name="_Ref161318930"/>
       <w:r>
         <w:rPr>
-          <w:rFonts w:ascii="Aptos Narrow" w:eastAsia="微软雅黑" w:hAnsi="Aptos Narrow"/>
+          <w:rFonts w:ascii="Aptos Narrow" w:eastAsia="Microsoft YaHei" w:hAnsi="Aptos Narrow"/>
           <w:color w:val="auto"/>
         </w:rPr>
         <w:t>No need to mount image</w:t>
@@ -9231,14 +9231,14 @@
         <w:spacing w:before="720" w:line="360" w:lineRule="auto"/>
         <w:ind w:left="3428" w:hanging="994"/>
         <w:rPr>
-          <w:rFonts w:ascii="Aptos Narrow" w:eastAsia="微软雅黑" w:hAnsi="Aptos Narrow"/>
+          <w:rFonts w:ascii="Aptos Narrow" w:eastAsia="Microsoft YaHei" w:hAnsi="Aptos Narrow"/>
           <w:color w:val="auto"/>
         </w:rPr>
       </w:pPr>
       <w:bookmarkStart w:id="14" w:name="_Ref161318935"/>
       <w:r>
         <w:rPr>
-          <w:rFonts w:ascii="Aptos Narrow" w:eastAsia="微软雅黑" w:hAnsi="Aptos Narrow"/>
+          <w:rFonts w:ascii="Aptos Narrow" w:eastAsia="Microsoft YaHei" w:hAnsi="Aptos Narrow"/>
           <w:color w:val="auto"/>
         </w:rPr>
         <w:t>You need to mount the image before you can operate the item</w:t>
@@ -9869,14 +9869,14 @@
         <w:spacing w:before="720" w:line="360" w:lineRule="auto"/>
         <w:ind w:left="5760" w:hanging="1260"/>
         <w:rPr>
-          <w:rFonts w:ascii="Aptos Narrow" w:eastAsia="微软雅黑" w:hAnsi="Aptos Narrow"/>
+          <w:rFonts w:ascii="Aptos Narrow" w:eastAsia="Microsoft YaHei" w:hAnsi="Aptos Narrow"/>
           <w:sz w:val="20"/>
           <w:szCs w:val="20"/>
         </w:rPr>
       </w:pPr>
       <w:r>
         <w:rPr>
-          <w:rFonts w:ascii="Aptos Narrow" w:eastAsia="微软雅黑" w:hAnsi="Aptos Narrow"/>
+          <w:rFonts w:ascii="Aptos Narrow" w:eastAsia="Microsoft YaHei" w:hAnsi="Aptos Narrow"/>
           <w:sz w:val="20"/>
           <w:szCs w:val="20"/>
         </w:rPr>
@@ -10298,14 +10298,14 @@
         <w:spacing w:before="720" w:line="360" w:lineRule="auto"/>
         <w:ind w:left="5760" w:hanging="1260"/>
         <w:rPr>
-          <w:rFonts w:ascii="Aptos Narrow" w:eastAsia="微软雅黑" w:hAnsi="Aptos Narrow"/>
+          <w:rFonts w:ascii="Aptos Narrow" w:eastAsia="Microsoft YaHei" w:hAnsi="Aptos Narrow"/>
           <w:sz w:val="20"/>
           <w:szCs w:val="20"/>
         </w:rPr>
       </w:pPr>
       <w:r>
         <w:rPr>
-          <w:rFonts w:ascii="Aptos Narrow" w:eastAsia="微软雅黑" w:hAnsi="Aptos Narrow"/>
+          <w:rFonts w:ascii="Aptos Narrow" w:eastAsia="Microsoft YaHei" w:hAnsi="Aptos Narrow"/>
           <w:sz w:val="20"/>
           <w:szCs w:val="20"/>
         </w:rPr>
@@ -10589,14 +10589,14 @@
         <w:spacing w:before="720" w:line="360" w:lineRule="auto"/>
         <w:ind w:left="5760" w:hanging="1260"/>
         <w:rPr>
-          <w:rFonts w:ascii="Aptos Narrow" w:eastAsia="微软雅黑" w:hAnsi="Aptos Narrow"/>
+          <w:rFonts w:ascii="Aptos Narrow" w:eastAsia="Microsoft YaHei" w:hAnsi="Aptos Narrow"/>
           <w:sz w:val="20"/>
           <w:szCs w:val="20"/>
         </w:rPr>
       </w:pPr>
       <w:r>
         <w:rPr>
-          <w:rFonts w:ascii="Aptos Narrow" w:eastAsia="微软雅黑" w:hAnsi="Aptos Narrow"/>
+          <w:rFonts w:ascii="Aptos Narrow" w:eastAsia="Microsoft YaHei" w:hAnsi="Aptos Narrow"/>
           <w:sz w:val="20"/>
           <w:szCs w:val="20"/>
         </w:rPr>
@@ -11079,7 +11079,7 @@
           <w:rFonts w:ascii="Aptos Narrow" w:hAnsi="Aptos Narrow"/>
           <w:color w:val="70AD47" w:themeColor="accent6"/>
         </w:rPr>
-        <w:t>Set- ExecutionPolicy - ExecutionPolicy Bypass-Force</w:t>
+        <w:t>Set-ExecutionPolicy -ExecutionPolicy Bypass -Scope LocalMachine -Force</w:t>
       </w:r>
     </w:p>
     <w:p>
@@ -13684,13 +13684,13 @@
         <w:spacing w:before="240" w:line="360" w:lineRule="auto"/>
         <w:ind w:left="3510" w:hanging="900"/>
         <w:rPr>
-          <w:rFonts w:ascii="Aptos Narrow" w:eastAsia="微软雅黑" w:hAnsi="Aptos Narrow"/>
+          <w:rFonts w:ascii="Aptos Narrow" w:eastAsia="Microsoft YaHei" w:hAnsi="Aptos Narrow"/>
           <w:color w:val="auto"/>
         </w:rPr>
       </w:pPr>
       <w:r>
         <w:rPr>
-          <w:rFonts w:ascii="Aptos Narrow" w:eastAsia="微软雅黑" w:hAnsi="Aptos Narrow"/>
+          <w:rFonts w:ascii="Aptos Narrow" w:eastAsia="Microsoft YaHei" w:hAnsi="Aptos Narrow"/>
           <w:color w:val="auto"/>
         </w:rPr>
         <w:t>7zip</w:t>
@@ -13921,13 +13921,13 @@
         <w:spacing w:before="720" w:line="360" w:lineRule="auto"/>
         <w:ind w:left="3510" w:hanging="900"/>
         <w:rPr>
-          <w:rFonts w:ascii="Aptos Narrow" w:eastAsia="微软雅黑" w:hAnsi="Aptos Narrow"/>
+          <w:rFonts w:ascii="Aptos Narrow" w:eastAsia="Microsoft YaHei" w:hAnsi="Aptos Narrow"/>
           <w:color w:val="auto"/>
         </w:rPr>
       </w:pPr>
       <w:r>
         <w:rPr>
-          <w:rFonts w:ascii="Aptos Narrow" w:eastAsia="微软雅黑" w:hAnsi="Aptos Narrow"/>
+          <w:rFonts w:ascii="Aptos Narrow" w:eastAsia="Microsoft YaHei" w:hAnsi="Aptos Narrow"/>
           <w:color w:val="auto"/>
         </w:rPr>
         <w:t>WinRAR</w:t>
@@ -15486,13 +15486,13 @@
         <w:spacing w:before="720" w:line="360" w:lineRule="auto"/>
         <w:ind w:left="4593" w:hanging="1166"/>
         <w:rPr>
-          <w:rFonts w:ascii="Aptos Narrow" w:eastAsia="微软雅黑" w:hAnsi="Aptos Narrow"/>
+          <w:rFonts w:ascii="Aptos Narrow" w:eastAsia="Microsoft YaHei" w:hAnsi="Aptos Narrow"/>
           <w:color w:val="auto"/>
         </w:rPr>
       </w:pPr>
       <w:r>
         <w:rPr>
-          <w:rFonts w:ascii="Aptos Narrow" w:eastAsia="微软雅黑" w:hAnsi="Aptos Narrow"/>
+          <w:rFonts w:ascii="Aptos Narrow" w:eastAsia="Microsoft YaHei" w:hAnsi="Aptos Narrow"/>
           <w:color w:val="auto"/>
         </w:rPr>
         <w:t>Microsoft.WindowsAlarms_8wekyb3d8bbwe.msixbundle</w:t>
@@ -15746,13 +15746,13 @@
         <w:spacing w:before="720" w:line="360" w:lineRule="auto"/>
         <w:ind w:left="4593" w:hanging="1166"/>
         <w:rPr>
-          <w:rFonts w:ascii="Aptos Narrow" w:eastAsia="微软雅黑" w:hAnsi="Aptos Narrow"/>
+          <w:rFonts w:ascii="Aptos Narrow" w:eastAsia="Microsoft YaHei" w:hAnsi="Aptos Narrow"/>
           <w:color w:val="auto"/>
         </w:rPr>
       </w:pPr>
       <w:r>
         <w:rPr>
-          <w:rFonts w:ascii="Aptos Narrow" w:eastAsia="微软雅黑" w:hAnsi="Aptos Narrow"/>
+          <w:rFonts w:ascii="Aptos Narrow" w:eastAsia="Microsoft YaHei" w:hAnsi="Aptos Narrow"/>
           <w:color w:val="auto"/>
         </w:rPr>
         <w:lastRenderedPageBreak/>
@@ -15760,7 +15760,7 @@
       </w:r>
       <w:r>
         <w:rPr>
-          <w:rFonts w:ascii="Aptos Narrow" w:eastAsia="微软雅黑" w:hAnsi="Aptos Narrow"/>
+          <w:rFonts w:ascii="Aptos Narrow" w:eastAsia="Microsoft YaHei" w:hAnsi="Aptos Narrow"/>
           <w:color w:val="auto"/>
         </w:rPr>
         <w:t>icrosoft.GetHelp_8wekyb3d8bbwe.appxbundle</w:t>
@@ -16809,7 +16809,7 @@
 </file>
 
 <file path=word/endnotes.xml><?xml version="1.0" encoding="utf-8"?>
-<w:endnotes xmlns:wpc="http://schemas.microsoft.com/office/word/2010/wordprocessingCanvas" xmlns:cx="http://schemas.microsoft.com/office/drawing/2014/chartex" xmlns:cx1="http://schemas.microsoft.com/office/drawing/2015/9/8/chartex" xmlns:cx2="http://schemas.microsoft.com/office/drawing/2015/10/21/chartex" xmlns:cx3="http://schemas.microsoft.com/office/drawing/2016/5/9/chartex" xmlns:cx4="http://schemas.microsoft.com/office/drawing/2016/5/10/chartex" xmlns:cx5="http://schemas.microsoft.com/office/drawing/2016/5/11/chartex" xmlns:cx6="http://schemas.microsoft.com/office/drawing/2016/5/12/chartex" xmlns:cx7="http://schemas.microsoft.com/office/drawing/2016/5/13/chartex" xmlns:cx8="http://schemas.microsoft.com/office/drawing/2016/5/14/chartex" xmlns:mc="http://schemas.openxmlformats.org/markup-compatibility/2006" xmlns:aink="http://schemas.microsoft.com/office/drawing/2016/ink" xmlns:am3d="http://schemas.microsoft.com/office/drawing/2017/model3d" xmlns:o="urn:schemas-microsoft-com:office:office" xmlns:oel="http://schemas.microsoft.com/office/2019/extlst" xmlns:r="http://schemas.openxmlformats.org/officeDocument/2006/relationships" xmlns:m="http://schemas.openxmlformats.org/officeDocument/2006/math" xmlns:v="urn:schemas-microsoft-com:vml" xmlns:wp14="http://schemas.microsoft.com/office/word/2010/wordprocessingDrawing" xmlns:wp="http://schemas.openxmlformats.org/drawingml/2006/wordprocessingDrawing" xmlns:w10="urn:schemas-microsoft-com:office:word" xmlns:w="http://schemas.openxmlformats.org/wordprocessingml/2006/main" xmlns:w14="http://schemas.microsoft.com/office/word/2010/wordml" xmlns:w15="http://schemas.microsoft.com/office/word/2012/wordml" xmlns:w16cex="http://schemas.microsoft.com/office/word/2018/wordml/cex" xmlns:w16cid="http://schemas.microsoft.com/office/word/2016/wordml/cid" xmlns:w16="http://schemas.microsoft.com/office/word/2018/wordml" xmlns:w16sdtdh="http://schemas.microsoft.com/office/word/2020/wordml/sdtdatahash" xmlns:w16se="http://schemas.microsoft.com/office/word/2015/wordml/symex" xmlns:wpg="http://schemas.microsoft.com/office/word/2010/wordprocessingGroup" xmlns:wpi="http://schemas.microsoft.com/office/word/2010/wordprocessingInk" xmlns:wne="http://schemas.microsoft.com/office/word/2006/wordml" xmlns:wps="http://schemas.microsoft.com/office/word/2010/wordprocessingShape" mc:Ignorable="w14 w15 w16se w16cid w16 w16cex w16sdtdh wp14">
+<w:endnotes xmlns:wpc="http://schemas.microsoft.com/office/word/2010/wordprocessingCanvas" xmlns:cx="http://schemas.microsoft.com/office/drawing/2014/chartex" xmlns:cx1="http://schemas.microsoft.com/office/drawing/2015/9/8/chartex" xmlns:cx2="http://schemas.microsoft.com/office/drawing/2015/10/21/chartex" xmlns:cx3="http://schemas.microsoft.com/office/drawing/2016/5/9/chartex" xmlns:cx4="http://schemas.microsoft.com/office/drawing/2016/5/10/chartex" xmlns:cx5="http://schemas.microsoft.com/office/drawing/2016/5/11/chartex" xmlns:cx6="http://schemas.microsoft.com/office/drawing/2016/5/12/chartex" xmlns:cx7="http://schemas.microsoft.com/office/drawing/2016/5/13/chartex" xmlns:cx8="http://schemas.microsoft.com/office/drawing/2016/5/14/chartex" xmlns:mc="http://schemas.openxmlformats.org/markup-compatibility/2006" xmlns:aink="http://schemas.microsoft.com/office/drawing/2016/ink" xmlns:am3d="http://schemas.microsoft.com/office/drawing/2017/model3d" xmlns:o="urn:schemas-microsoft-com:office:office" xmlns:oel="http://schemas.microsoft.com/office/2019/extlst" xmlns:r="http://schemas.openxmlformats.org/officeDocument/2006/relationships" xmlns:m="http://schemas.openxmlformats.org/officeDocument/2006/math" xmlns:v="urn:schemas-microsoft-com:vml" xmlns:wp14="http://schemas.microsoft.com/office/word/2010/wordprocessingDrawing" xmlns:wp="http://schemas.openxmlformats.org/drawingml/2006/wordprocessingDrawing" xmlns:w10="urn:schemas-microsoft-com:office:word" xmlns:w="http://schemas.openxmlformats.org/wordprocessingml/2006/main" xmlns:w14="http://schemas.microsoft.com/office/word/2010/wordml" xmlns:w15="http://schemas.microsoft.com/office/word/2012/wordml" xmlns:w16cex="http://schemas.microsoft.com/office/word/2018/wordml/cex" xmlns:w16cid="http://schemas.microsoft.com/office/word/2016/wordml/cid" xmlns:w16="http://schemas.microsoft.com/office/word/2018/wordml" xmlns:w16du="http://schemas.microsoft.com/office/word/2023/wordml/word16du" xmlns:w16sdtdh="http://schemas.microsoft.com/office/word/2020/wordml/sdtdatahash" xmlns:w16sdtfl="http://schemas.microsoft.com/office/word/2024/wordml/sdtformatlock" xmlns:w16se="http://schemas.microsoft.com/office/word/2015/wordml/symex" xmlns:wpg="http://schemas.microsoft.com/office/word/2010/wordprocessingGroup" xmlns:wpi="http://schemas.microsoft.com/office/word/2010/wordprocessingInk" xmlns:wne="http://schemas.microsoft.com/office/word/2006/wordml" xmlns:wps="http://schemas.microsoft.com/office/word/2010/wordprocessingShape" mc:Ignorable="w14 w15 w16se w16cid w16 w16cex w16sdtdh w16sdtfl w16du wp14">
   <w:endnote w:type="separator" w:id="-1">
     <w:p>
       <w:pPr>
@@ -16834,7 +16834,7 @@
 </file>
 
 <file path=word/footer1.xml><?xml version="1.0" encoding="utf-8"?>
-<w:ftr xmlns:wpc="http://schemas.microsoft.com/office/word/2010/wordprocessingCanvas" xmlns:cx="http://schemas.microsoft.com/office/drawing/2014/chartex" xmlns:cx1="http://schemas.microsoft.com/office/drawing/2015/9/8/chartex" xmlns:cx2="http://schemas.microsoft.com/office/drawing/2015/10/21/chartex" xmlns:cx3="http://schemas.microsoft.com/office/drawing/2016/5/9/chartex" xmlns:cx4="http://schemas.microsoft.com/office/drawing/2016/5/10/chartex" xmlns:cx5="http://schemas.microsoft.com/office/drawing/2016/5/11/chartex" xmlns:cx6="http://schemas.microsoft.com/office/drawing/2016/5/12/chartex" xmlns:cx7="http://schemas.microsoft.com/office/drawing/2016/5/13/chartex" xmlns:cx8="http://schemas.microsoft.com/office/drawing/2016/5/14/chartex" xmlns:mc="http://schemas.openxmlformats.org/markup-compatibility/2006" xmlns:aink="http://schemas.microsoft.com/office/drawing/2016/ink" xmlns:am3d="http://schemas.microsoft.com/office/drawing/2017/model3d" xmlns:o="urn:schemas-microsoft-com:office:office" xmlns:oel="http://schemas.microsoft.com/office/2019/extlst" xmlns:r="http://schemas.openxmlformats.org/officeDocument/2006/relationships" xmlns:m="http://schemas.openxmlformats.org/officeDocument/2006/math" xmlns:v="urn:schemas-microsoft-com:vml" xmlns:wp14="http://schemas.microsoft.com/office/word/2010/wordprocessingDrawing" xmlns:wp="http://schemas.openxmlformats.org/drawingml/2006/wordprocessingDrawing" xmlns:w10="urn:schemas-microsoft-com:office:word" xmlns:w="http://schemas.openxmlformats.org/wordprocessingml/2006/main" xmlns:w14="http://schemas.microsoft.com/office/word/2010/wordml" xmlns:w15="http://schemas.microsoft.com/office/word/2012/wordml" xmlns:w16cex="http://schemas.microsoft.com/office/word/2018/wordml/cex" xmlns:w16cid="http://schemas.microsoft.com/office/word/2016/wordml/cid" xmlns:w16="http://schemas.microsoft.com/office/word/2018/wordml" xmlns:w16sdtdh="http://schemas.microsoft.com/office/word/2020/wordml/sdtdatahash" xmlns:w16se="http://schemas.microsoft.com/office/word/2015/wordml/symex" xmlns:wpg="http://schemas.microsoft.com/office/word/2010/wordprocessingGroup" xmlns:wpi="http://schemas.microsoft.com/office/word/2010/wordprocessingInk" xmlns:wne="http://schemas.microsoft.com/office/word/2006/wordml" xmlns:wps="http://schemas.microsoft.com/office/word/2010/wordprocessingShape" mc:Ignorable="w14 w15 w16se w16cid w16 w16cex w16sdtdh wp14">
+<w:ftr xmlns:wpc="http://schemas.microsoft.com/office/word/2010/wordprocessingCanvas" xmlns:cx="http://schemas.microsoft.com/office/drawing/2014/chartex" xmlns:cx1="http://schemas.microsoft.com/office/drawing/2015/9/8/chartex" xmlns:cx2="http://schemas.microsoft.com/office/drawing/2015/10/21/chartex" xmlns:cx3="http://schemas.microsoft.com/office/drawing/2016/5/9/chartex" xmlns:cx4="http://schemas.microsoft.com/office/drawing/2016/5/10/chartex" xmlns:cx5="http://schemas.microsoft.com/office/drawing/2016/5/11/chartex" xmlns:cx6="http://schemas.microsoft.com/office/drawing/2016/5/12/chartex" xmlns:cx7="http://schemas.microsoft.com/office/drawing/2016/5/13/chartex" xmlns:cx8="http://schemas.microsoft.com/office/drawing/2016/5/14/chartex" xmlns:mc="http://schemas.openxmlformats.org/markup-compatibility/2006" xmlns:aink="http://schemas.microsoft.com/office/drawing/2016/ink" xmlns:am3d="http://schemas.microsoft.com/office/drawing/2017/model3d" xmlns:o="urn:schemas-microsoft-com:office:office" xmlns:oel="http://schemas.microsoft.com/office/2019/extlst" xmlns:r="http://schemas.openxmlformats.org/officeDocument/2006/relationships" xmlns:m="http://schemas.openxmlformats.org/officeDocument/2006/math" xmlns:v="urn:schemas-microsoft-com:vml" xmlns:wp14="http://schemas.microsoft.com/office/word/2010/wordprocessingDrawing" xmlns:wp="http://schemas.openxmlformats.org/drawingml/2006/wordprocessingDrawing" xmlns:w10="urn:schemas-microsoft-com:office:word" xmlns:w="http://schemas.openxmlformats.org/wordprocessingml/2006/main" xmlns:w14="http://schemas.microsoft.com/office/word/2010/wordml" xmlns:w15="http://schemas.microsoft.com/office/word/2012/wordml" xmlns:w16cex="http://schemas.microsoft.com/office/word/2018/wordml/cex" xmlns:w16cid="http://schemas.microsoft.com/office/word/2016/wordml/cid" xmlns:w16="http://schemas.microsoft.com/office/word/2018/wordml" xmlns:w16du="http://schemas.microsoft.com/office/word/2023/wordml/word16du" xmlns:w16sdtdh="http://schemas.microsoft.com/office/word/2020/wordml/sdtdatahash" xmlns:w16sdtfl="http://schemas.microsoft.com/office/word/2024/wordml/sdtformatlock" xmlns:w16se="http://schemas.microsoft.com/office/word/2015/wordml/symex" xmlns:wpg="http://schemas.microsoft.com/office/word/2010/wordprocessingGroup" xmlns:wpi="http://schemas.microsoft.com/office/word/2010/wordprocessingInk" xmlns:wne="http://schemas.microsoft.com/office/word/2006/wordml" xmlns:wps="http://schemas.microsoft.com/office/word/2010/wordprocessingShape" mc:Ignorable="w14 w15 w16se w16cid w16 w16cex w16sdtdh w16sdtfl w16du wp14">
   <w:tbl>
     <w:tblPr>
       <w:tblStyle w:val="TableGrid"/>
@@ -17193,7 +17193,7 @@
 </file>
 
 <file path=word/footnotes.xml><?xml version="1.0" encoding="utf-8"?>
-<w:footnotes xmlns:wpc="http://schemas.microsoft.com/office/word/2010/wordprocessingCanvas" xmlns:cx="http://schemas.microsoft.com/office/drawing/2014/chartex" xmlns:cx1="http://schemas.microsoft.com/office/drawing/2015/9/8/chartex" xmlns:cx2="http://schemas.microsoft.com/office/drawing/2015/10/21/chartex" xmlns:cx3="http://schemas.microsoft.com/office/drawing/2016/5/9/chartex" xmlns:cx4="http://schemas.microsoft.com/office/drawing/2016/5/10/chartex" xmlns:cx5="http://schemas.microsoft.com/office/drawing/2016/5/11/chartex" xmlns:cx6="http://schemas.microsoft.com/office/drawing/2016/5/12/chartex" xmlns:cx7="http://schemas.microsoft.com/office/drawing/2016/5/13/chartex" xmlns:cx8="http://schemas.microsoft.com/office/drawing/2016/5/14/chartex" xmlns:mc="http://schemas.openxmlformats.org/markup-compatibility/2006" xmlns:aink="http://schemas.microsoft.com/office/drawing/2016/ink" xmlns:am3d="http://schemas.microsoft.com/office/drawing/2017/model3d" xmlns:o="urn:schemas-microsoft-com:office:office" xmlns:oel="http://schemas.microsoft.com/office/2019/extlst" xmlns:r="http://schemas.openxmlformats.org/officeDocument/2006/relationships" xmlns:m="http://schemas.openxmlformats.org/officeDocument/2006/math" xmlns:v="urn:schemas-microsoft-com:vml" xmlns:wp14="http://schemas.microsoft.com/office/word/2010/wordprocessingDrawing" xmlns:wp="http://schemas.openxmlformats.org/drawingml/2006/wordprocessingDrawing" xmlns:w10="urn:schemas-microsoft-com:office:word" xmlns:w="http://schemas.openxmlformats.org/wordprocessingml/2006/main" xmlns:w14="http://schemas.microsoft.com/office/word/2010/wordml" xmlns:w15="http://schemas.microsoft.com/office/word/2012/wordml" xmlns:w16cex="http://schemas.microsoft.com/office/word/2018/wordml/cex" xmlns:w16cid="http://schemas.microsoft.com/office/word/2016/wordml/cid" xmlns:w16="http://schemas.microsoft.com/office/word/2018/wordml" xmlns:w16sdtdh="http://schemas.microsoft.com/office/word/2020/wordml/sdtdatahash" xmlns:w16se="http://schemas.microsoft.com/office/word/2015/wordml/symex" xmlns:wpg="http://schemas.microsoft.com/office/word/2010/wordprocessingGroup" xmlns:wpi="http://schemas.microsoft.com/office/word/2010/wordprocessingInk" xmlns:wne="http://schemas.microsoft.com/office/word/2006/wordml" xmlns:wps="http://schemas.microsoft.com/office/word/2010/wordprocessingShape" mc:Ignorable="w14 w15 w16se w16cid w16 w16cex w16sdtdh wp14">
+<w:footnotes xmlns:wpc="http://schemas.microsoft.com/office/word/2010/wordprocessingCanvas" xmlns:cx="http://schemas.microsoft.com/office/drawing/2014/chartex" xmlns:cx1="http://schemas.microsoft.com/office/drawing/2015/9/8/chartex" xmlns:cx2="http://schemas.microsoft.com/office/drawing/2015/10/21/chartex" xmlns:cx3="http://schemas.microsoft.com/office/drawing/2016/5/9/chartex" xmlns:cx4="http://schemas.microsoft.com/office/drawing/2016/5/10/chartex" xmlns:cx5="http://schemas.microsoft.com/office/drawing/2016/5/11/chartex" xmlns:cx6="http://schemas.microsoft.com/office/drawing/2016/5/12/chartex" xmlns:cx7="http://schemas.microsoft.com/office/drawing/2016/5/13/chartex" xmlns:cx8="http://schemas.microsoft.com/office/drawing/2016/5/14/chartex" xmlns:mc="http://schemas.openxmlformats.org/markup-compatibility/2006" xmlns:aink="http://schemas.microsoft.com/office/drawing/2016/ink" xmlns:am3d="http://schemas.microsoft.com/office/drawing/2017/model3d" xmlns:o="urn:schemas-microsoft-com:office:office" xmlns:oel="http://schemas.microsoft.com/office/2019/extlst" xmlns:r="http://schemas.openxmlformats.org/officeDocument/2006/relationships" xmlns:m="http://schemas.openxmlformats.org/officeDocument/2006/math" xmlns:v="urn:schemas-microsoft-com:vml" xmlns:wp14="http://schemas.microsoft.com/office/word/2010/wordprocessingDrawing" xmlns:wp="http://schemas.openxmlformats.org/drawingml/2006/wordprocessingDrawing" xmlns:w10="urn:schemas-microsoft-com:office:word" xmlns:w="http://schemas.openxmlformats.org/wordprocessingml/2006/main" xmlns:w14="http://schemas.microsoft.com/office/word/2010/wordml" xmlns:w15="http://schemas.microsoft.com/office/word/2012/wordml" xmlns:w16cex="http://schemas.microsoft.com/office/word/2018/wordml/cex" xmlns:w16cid="http://schemas.microsoft.com/office/word/2016/wordml/cid" xmlns:w16="http://schemas.microsoft.com/office/word/2018/wordml" xmlns:w16du="http://schemas.microsoft.com/office/word/2023/wordml/word16du" xmlns:w16sdtdh="http://schemas.microsoft.com/office/word/2020/wordml/sdtdatahash" xmlns:w16sdtfl="http://schemas.microsoft.com/office/word/2024/wordml/sdtformatlock" xmlns:w16se="http://schemas.microsoft.com/office/word/2015/wordml/symex" xmlns:wpg="http://schemas.microsoft.com/office/word/2010/wordprocessingGroup" xmlns:wpi="http://schemas.microsoft.com/office/word/2010/wordprocessingInk" xmlns:wne="http://schemas.microsoft.com/office/word/2006/wordml" xmlns:wps="http://schemas.microsoft.com/office/word/2010/wordprocessingShape" mc:Ignorable="w14 w15 w16se w16cid w16 w16cex w16sdtdh w16sdtfl w16du wp14">
   <w:footnote w:type="separator" w:id="-1">
     <w:p>
       <w:pPr>
@@ -17218,7 +17218,7 @@
 </file>
 
 <file path=word/numbering.xml><?xml version="1.0" encoding="utf-8"?>
-<w:numbering xmlns:wpc="http://schemas.microsoft.com/office/word/2010/wordprocessingCanvas" xmlns:cx="http://schemas.microsoft.com/office/drawing/2014/chartex" xmlns:cx1="http://schemas.microsoft.com/office/drawing/2015/9/8/chartex" xmlns:cx2="http://schemas.microsoft.com/office/drawing/2015/10/21/chartex" xmlns:cx3="http://schemas.microsoft.com/office/drawing/2016/5/9/chartex" xmlns:cx4="http://schemas.microsoft.com/office/drawing/2016/5/10/chartex" xmlns:cx5="http://schemas.microsoft.com/office/drawing/2016/5/11/chartex" xmlns:cx6="http://schemas.microsoft.com/office/drawing/2016/5/12/chartex" xmlns:cx7="http://schemas.microsoft.com/office/drawing/2016/5/13/chartex" xmlns:cx8="http://schemas.microsoft.com/office/drawing/2016/5/14/chartex" xmlns:mc="http://schemas.openxmlformats.org/markup-compatibility/2006" xmlns:aink="http://schemas.microsoft.com/office/drawing/2016/ink" xmlns:am3d="http://schemas.microsoft.com/office/drawing/2017/model3d" xmlns:o="urn:schemas-microsoft-com:office:office" xmlns:oel="http://schemas.microsoft.com/office/2019/extlst" xmlns:r="http://schemas.openxmlformats.org/officeDocument/2006/relationships" xmlns:m="http://schemas.openxmlformats.org/officeDocument/2006/math" xmlns:v="urn:schemas-microsoft-com:vml" xmlns:wp14="http://schemas.microsoft.com/office/word/2010/wordprocessingDrawing" xmlns:wp="http://schemas.openxmlformats.org/drawingml/2006/wordprocessingDrawing" xmlns:w10="urn:schemas-microsoft-com:office:word" xmlns:w="http://schemas.openxmlformats.org/wordprocessingml/2006/main" xmlns:w14="http://schemas.microsoft.com/office/word/2010/wordml" xmlns:w15="http://schemas.microsoft.com/office/word/2012/wordml" xmlns:w16cex="http://schemas.microsoft.com/office/word/2018/wordml/cex" xmlns:w16cid="http://schemas.microsoft.com/office/word/2016/wordml/cid" xmlns:w16="http://schemas.microsoft.com/office/word/2018/wordml" xmlns:w16sdtdh="http://schemas.microsoft.com/office/word/2020/wordml/sdtdatahash" xmlns:w16se="http://schemas.microsoft.com/office/word/2015/wordml/symex" xmlns:wpg="http://schemas.microsoft.com/office/word/2010/wordprocessingGroup" xmlns:wpi="http://schemas.microsoft.com/office/word/2010/wordprocessingInk" xmlns:wne="http://schemas.microsoft.com/office/word/2006/wordml" xmlns:wps="http://schemas.microsoft.com/office/word/2010/wordprocessingShape" mc:Ignorable="w14 w15 w16se w16cid w16 w16cex w16sdtdh wp14">
+<w:numbering xmlns:wpc="http://schemas.microsoft.com/office/word/2010/wordprocessingCanvas" xmlns:cx="http://schemas.microsoft.com/office/drawing/2014/chartex" xmlns:cx1="http://schemas.microsoft.com/office/drawing/2015/9/8/chartex" xmlns:cx2="http://schemas.microsoft.com/office/drawing/2015/10/21/chartex" xmlns:cx3="http://schemas.microsoft.com/office/drawing/2016/5/9/chartex" xmlns:cx4="http://schemas.microsoft.com/office/drawing/2016/5/10/chartex" xmlns:cx5="http://schemas.microsoft.com/office/drawing/2016/5/11/chartex" xmlns:cx6="http://schemas.microsoft.com/office/drawing/2016/5/12/chartex" xmlns:cx7="http://schemas.microsoft.com/office/drawing/2016/5/13/chartex" xmlns:cx8="http://schemas.microsoft.com/office/drawing/2016/5/14/chartex" xmlns:mc="http://schemas.openxmlformats.org/markup-compatibility/2006" xmlns:aink="http://schemas.microsoft.com/office/drawing/2016/ink" xmlns:am3d="http://schemas.microsoft.com/office/drawing/2017/model3d" xmlns:o="urn:schemas-microsoft-com:office:office" xmlns:oel="http://schemas.microsoft.com/office/2019/extlst" xmlns:r="http://schemas.openxmlformats.org/officeDocument/2006/relationships" xmlns:m="http://schemas.openxmlformats.org/officeDocument/2006/math" xmlns:v="urn:schemas-microsoft-com:vml" xmlns:wp14="http://schemas.microsoft.com/office/word/2010/wordprocessingDrawing" xmlns:wp="http://schemas.openxmlformats.org/drawingml/2006/wordprocessingDrawing" xmlns:w10="urn:schemas-microsoft-com:office:word" xmlns:w="http://schemas.openxmlformats.org/wordprocessingml/2006/main" xmlns:w14="http://schemas.microsoft.com/office/word/2010/wordml" xmlns:w15="http://schemas.microsoft.com/office/word/2012/wordml" xmlns:w16cex="http://schemas.microsoft.com/office/word/2018/wordml/cex" xmlns:w16cid="http://schemas.microsoft.com/office/word/2016/wordml/cid" xmlns:w16="http://schemas.microsoft.com/office/word/2018/wordml" xmlns:w16du="http://schemas.microsoft.com/office/word/2023/wordml/word16du" xmlns:w16sdtdh="http://schemas.microsoft.com/office/word/2020/wordml/sdtdatahash" xmlns:w16sdtfl="http://schemas.microsoft.com/office/word/2024/wordml/sdtformatlock" xmlns:w16se="http://schemas.microsoft.com/office/word/2015/wordml/symex" xmlns:wpg="http://schemas.microsoft.com/office/word/2010/wordprocessingGroup" xmlns:wpi="http://schemas.microsoft.com/office/word/2010/wordprocessingInk" xmlns:wne="http://schemas.microsoft.com/office/word/2006/wordml" xmlns:wps="http://schemas.microsoft.com/office/word/2010/wordprocessingShape" mc:Ignorable="w14 w15 w16se w16cid w16 w16cex w16sdtdh w16sdtfl w16du wp14">
   <w:abstractNum w:abstractNumId="0" w15:restartNumberingAfterBreak="0">
     <w:nsid w:val="00AA212E"/>
     <w:multiLevelType w:val="hybridMultilevel"/>
@@ -21627,11 +21627,11 @@
 </file>
 
 <file path=word/styles.xml><?xml version="1.0" encoding="utf-8"?>
-<w:styles xmlns:mc="http://schemas.openxmlformats.org/markup-compatibility/2006" xmlns:r="http://schemas.openxmlformats.org/officeDocument/2006/relationships" xmlns:w="http://schemas.openxmlformats.org/wordprocessingml/2006/main" xmlns:w14="http://schemas.microsoft.com/office/word/2010/wordml" xmlns:w15="http://schemas.microsoft.com/office/word/2012/wordml" xmlns:w16cex="http://schemas.microsoft.com/office/word/2018/wordml/cex" xmlns:w16cid="http://schemas.microsoft.com/office/word/2016/wordml/cid" xmlns:w16="http://schemas.microsoft.com/office/word/2018/wordml" xmlns:w16sdtdh="http://schemas.microsoft.com/office/word/2020/wordml/sdtdatahash" xmlns:w16se="http://schemas.microsoft.com/office/word/2015/wordml/symex" mc:Ignorable="w14 w15 w16se w16cid w16 w16cex w16sdtdh">
+<w:styles xmlns:mc="http://schemas.openxmlformats.org/markup-compatibility/2006" xmlns:r="http://schemas.openxmlformats.org/officeDocument/2006/relationships" xmlns:w="http://schemas.openxmlformats.org/wordprocessingml/2006/main" xmlns:w14="http://schemas.microsoft.com/office/word/2010/wordml" xmlns:w15="http://schemas.microsoft.com/office/word/2012/wordml" xmlns:w16cex="http://schemas.microsoft.com/office/word/2018/wordml/cex" xmlns:w16cid="http://schemas.microsoft.com/office/word/2016/wordml/cid" xmlns:w16="http://schemas.microsoft.com/office/word/2018/wordml" xmlns:w16du="http://schemas.microsoft.com/office/word/2023/wordml/word16du" xmlns:w16sdtdh="http://schemas.microsoft.com/office/word/2020/wordml/sdtdatahash" xmlns:w16sdtfl="http://schemas.microsoft.com/office/word/2024/wordml/sdtformatlock" xmlns:w16se="http://schemas.microsoft.com/office/word/2015/wordml/symex" mc:Ignorable="w14 w15 w16se w16cid w16 w16cex w16sdtdh w16sdtfl w16du">
   <w:docDefaults>
     <w:rPrDefault>
       <w:rPr>
-        <w:rFonts w:ascii="Aptos" w:eastAsia="微软雅黑" w:hAnsi="Aptos" w:cstheme="minorHAnsi"/>
+        <w:rFonts w:ascii="Aptos" w:eastAsia="Microsoft YaHei" w:hAnsi="Aptos" w:cstheme="minorHAnsi"/>
         <w:lang w:val="en-US" w:eastAsia="zh-CN" w:bidi="ar-SA"/>
       </w:rPr>
     </w:rPrDefault>
@@ -22689,7 +22689,7 @@
     <w:uiPriority w:val="9"/>
     <w:rsid w:val="006C7655"/>
     <w:rPr>
-      <w:rFonts w:ascii="Aptos" w:eastAsia="微软雅黑" w:hAnsi="Aptos" w:cstheme="majorBidi"/>
+      <w:rFonts w:ascii="Aptos" w:eastAsia="Microsoft YaHei" w:hAnsi="Aptos" w:cstheme="majorBidi"/>
       <w:iCs/>
       <w:sz w:val="20"/>
     </w:rPr>

--- a/_Learn/Readme/Readme.Detailed.docx
+++ b/_Learn/Readme/Readme.Detailed.docx
@@ -34,7 +34,7 @@
           <w:szCs w:val="24"/>
         </w:rPr>
         <w:drawing>
-          <wp:anchor distT="0" distB="0" distL="114300" distR="114300" simplePos="0" relativeHeight="251659264" behindDoc="1" locked="0" layoutInCell="1" allowOverlap="1" wp14:anchorId="3717FBFE" wp14:editId="75C1ACDB">
+          <wp:anchor distT="0" distB="0" distL="114300" distR="114300" simplePos="0" relativeHeight="251659264" behindDoc="1" locked="0" layoutInCell="1" allowOverlap="1" wp14:anchorId="3717FBFE" wp14:editId="7537779F">
             <wp:simplePos x="0" y="0"/>
             <wp:positionH relativeFrom="column">
               <wp:posOffset>0</wp:posOffset>
@@ -557,21 +557,7 @@
         <w:rPr>
           <w:rFonts w:ascii="Aptos Narrow" w:hAnsi="Aptos Narrow"/>
         </w:rPr>
-        <w:t xml:space="preserve">Developed using the PowerShell language, it follows an </w:t>
-      </w:r>
-      <w:proofErr w:type="gramStart"/>
-      <w:r>
-        <w:rPr>
-          <w:rFonts w:ascii="Aptos Narrow" w:hAnsi="Aptos Narrow"/>
-        </w:rPr>
-        <w:t>open source</w:t>
-      </w:r>
-      <w:proofErr w:type="gramEnd"/>
-      <w:r>
-        <w:rPr>
-          <w:rFonts w:ascii="Aptos Narrow" w:hAnsi="Aptos Narrow"/>
-        </w:rPr>
-        <w:t xml:space="preserve"> license and can be distributed arbitrarily without copyright restrictions.</w:t>
+        <w:t>Developed using the PowerShell language, it follows an open source license and can be distributed arbitrarily without copyright restrictions.</w:t>
       </w:r>
       <w:r>
         <w:rPr>
@@ -928,24 +914,15 @@
           <w:rFonts w:ascii="Aptos Narrow" w:hAnsi="Aptos Narrow"/>
           <w:color w:val="7030A0"/>
         </w:rPr>
-        <w:t>\_Encapsulation\_Custom\Engine\</w:t>
-      </w:r>
-      <w:proofErr w:type="spellStart"/>
+        <w:t>\_Encapsulation\_Custom\Engine\Yi.</w:t>
+      </w:r>
       <w:r>
         <w:rPr>
           <w:rFonts w:ascii="Aptos Narrow" w:hAnsi="Aptos Narrow"/>
           <w:color w:val="7030A0"/>
         </w:rPr>
-        <w:t>Yi.</w:t>
-      </w:r>
-      <w:r>
-        <w:rPr>
-          <w:rFonts w:ascii="Aptos Narrow" w:hAnsi="Aptos Narrow"/>
-          <w:color w:val="7030A0"/>
-        </w:rPr>
         <w:t>Suite</w:t>
       </w:r>
-      <w:proofErr w:type="spellEnd"/>
     </w:p>
     <w:p>
       <w:pPr>
@@ -5564,21 +5541,7 @@
         <w:rPr>
           <w:rFonts w:ascii="Aptos Narrow" w:hAnsi="Aptos Narrow"/>
         </w:rPr>
-        <w:t xml:space="preserve">Find dependencies from </w:t>
-      </w:r>
-      <w:proofErr w:type="spellStart"/>
-      <w:r>
-        <w:rPr>
-          <w:rFonts w:ascii="Aptos Narrow" w:hAnsi="Aptos Narrow"/>
-        </w:rPr>
-        <w:t>InBox</w:t>
-      </w:r>
-      <w:proofErr w:type="spellEnd"/>
-      <w:r>
-        <w:rPr>
-          <w:rFonts w:ascii="Aptos Narrow" w:hAnsi="Aptos Narrow"/>
-        </w:rPr>
-        <w:t xml:space="preserve"> Apps applications</w:t>
+        <w:t>Find dependencies from InBox Apps applications</w:t>
       </w:r>
       <w:r>
         <w:rPr>
@@ -6315,21 +6278,7 @@
         <w:rPr>
           <w:rFonts w:ascii="Aptos Narrow" w:hAnsi="Aptos Narrow"/>
         </w:rPr>
-        <w:t xml:space="preserve">This method is generally applicable to Windows 11, Windows 10, Windows Server 2022, and Windows Server </w:t>
-      </w:r>
-      <w:proofErr w:type="spellStart"/>
-      <w:r>
-        <w:rPr>
-          <w:rFonts w:ascii="Aptos Narrow" w:hAnsi="Aptos Narrow"/>
-        </w:rPr>
-        <w:t>vNext</w:t>
-      </w:r>
-      <w:proofErr w:type="spellEnd"/>
-      <w:r>
-        <w:rPr>
-          <w:rFonts w:ascii="Aptos Narrow" w:hAnsi="Aptos Narrow"/>
-        </w:rPr>
-        <w:t>.</w:t>
+        <w:t>This method is generally applicable to Windows 11, Windows 10, Windows Server 2022, and Windows Server vNext.</w:t>
       </w:r>
     </w:p>
     <w:p>
@@ -6463,21 +6412,7 @@
         <w:rPr>
           <w:rFonts w:ascii="Aptos Narrow" w:hAnsi="Aptos Narrow"/>
         </w:rPr>
-        <w:t xml:space="preserve">50 graphical </w:t>
-      </w:r>
-      <w:proofErr w:type="gramStart"/>
-      <w:r>
-        <w:rPr>
-          <w:rFonts w:ascii="Aptos Narrow" w:hAnsi="Aptos Narrow"/>
-        </w:rPr>
-        <w:t>interfaces .</w:t>
-      </w:r>
-      <w:proofErr w:type="gramEnd"/>
-      <w:r>
-        <w:rPr>
-          <w:rFonts w:ascii="Aptos Narrow" w:hAnsi="Aptos Narrow"/>
-        </w:rPr>
-        <w:t xml:space="preserve"> The most difficult ones to develop are:</w:t>
+        <w:t>50 graphical interfaces . The most difficult ones to develop are:</w:t>
       </w:r>
     </w:p>
     <w:p>
@@ -6643,21 +6578,7 @@
         <w:rPr>
           <w:rFonts w:ascii="Aptos Narrow" w:hAnsi="Aptos Narrow"/>
         </w:rPr>
-        <w:t xml:space="preserve">adding the </w:t>
-      </w:r>
-      <w:proofErr w:type="spellStart"/>
-      <w:r>
-        <w:rPr>
-          <w:rFonts w:ascii="Aptos Narrow" w:hAnsi="Aptos Narrow"/>
-        </w:rPr>
-        <w:t>InBox</w:t>
-      </w:r>
-      <w:proofErr w:type="spellEnd"/>
-      <w:r>
-        <w:rPr>
-          <w:rFonts w:ascii="Aptos Narrow" w:hAnsi="Aptos Narrow"/>
-        </w:rPr>
-        <w:t xml:space="preserve"> Apps application, you need to test whether all reinstalled applications can run normally while disconnecting from the Internet;</w:t>
+        <w:t>adding the InBox Apps application, you need to test whether all reinstalled applications can run normally while disconnecting from the Internet;</w:t>
       </w:r>
     </w:p>
     <w:p>
@@ -6679,21 +6600,7 @@
         <w:rPr>
           <w:rFonts w:ascii="Aptos Narrow" w:hAnsi="Aptos Narrow"/>
         </w:rPr>
-        <w:t xml:space="preserve">Understand </w:t>
-      </w:r>
-      <w:proofErr w:type="spellStart"/>
-      <w:r>
-        <w:rPr>
-          <w:rFonts w:ascii="Aptos Narrow" w:hAnsi="Aptos Narrow"/>
-        </w:rPr>
-        <w:t>InBox</w:t>
-      </w:r>
-      <w:proofErr w:type="spellEnd"/>
-      <w:r>
-        <w:rPr>
-          <w:rFonts w:ascii="Aptos Narrow" w:hAnsi="Aptos Narrow"/>
-        </w:rPr>
-        <w:t xml:space="preserve"> Apps application dependencies, create wrapper script rules, and more.</w:t>
+        <w:t>Understand InBox Apps application dependencies, create wrapper script rules, and more.</w:t>
       </w:r>
     </w:p>
     <w:p>
@@ -6970,17 +6877,8 @@
           <w:rFonts w:ascii="Aptos Narrow" w:hAnsi="Aptos Narrow"/>
           <w:color w:val="7030A0"/>
         </w:rPr>
-        <w:t>Learn\</w:t>
-      </w:r>
-      <w:proofErr w:type="spellStart"/>
-      <w:r>
-        <w:rPr>
-          <w:rFonts w:ascii="Aptos Narrow" w:hAnsi="Aptos Narrow"/>
-          <w:color w:val="7030A0"/>
-        </w:rPr>
-        <w:t>Packaging.tutorial</w:t>
-      </w:r>
-      <w:proofErr w:type="spellEnd"/>
+        <w:t>Learn\Packaging.tutorial</w:t>
+      </w:r>
       <w:r>
         <w:rPr>
           <w:rFonts w:ascii="Aptos Narrow" w:hAnsi="Aptos Narrow"/>
@@ -7038,21 +6936,7 @@
         <w:rPr>
           <w:rFonts w:ascii="Aptos Narrow" w:hAnsi="Aptos Narrow"/>
         </w:rPr>
-        <w:t xml:space="preserve">Explain the process of encapsulating multi-language in the offline state. Task objectives: extract language packs, install language packs, install </w:t>
-      </w:r>
-      <w:proofErr w:type="spellStart"/>
-      <w:r>
-        <w:rPr>
-          <w:rFonts w:ascii="Aptos Narrow" w:hAnsi="Aptos Narrow"/>
-        </w:rPr>
-        <w:t>InBox</w:t>
-      </w:r>
-      <w:proofErr w:type="spellEnd"/>
-      <w:r>
-        <w:rPr>
-          <w:rFonts w:ascii="Aptos Narrow" w:hAnsi="Aptos Narrow"/>
-        </w:rPr>
-        <w:t xml:space="preserve"> Apps applications, add cumulative updates, generate solutions, etc., and easily achieve all predetermined goals through learning.</w:t>
+        <w:t>Explain the process of encapsulating multi-language in the offline state. Task objectives: extract language packs, install language packs, install InBox Apps applications, add cumulative updates, generate solutions, etc., and easily achieve all predetermined goals through learning.</w:t>
       </w:r>
     </w:p>
     <w:p>
@@ -7132,19 +7016,11 @@
           <w:rFonts w:ascii="Aptos Narrow" w:hAnsi="Aptos Narrow"/>
         </w:rPr>
       </w:pPr>
-      <w:proofErr w:type="spellStart"/>
-      <w:r>
-        <w:rPr>
-          <w:rFonts w:ascii="Aptos Narrow" w:hAnsi="Aptos Narrow"/>
-        </w:rPr>
-        <w:t>Youtube</w:t>
-      </w:r>
-      <w:proofErr w:type="spellEnd"/>
-      <w:r>
-        <w:rPr>
-          <w:rFonts w:ascii="Aptos Narrow" w:hAnsi="Aptos Narrow"/>
-        </w:rPr>
-        <w:t xml:space="preserve"> | </w:t>
+      <w:r>
+        <w:rPr>
+          <w:rFonts w:ascii="Aptos Narrow" w:hAnsi="Aptos Narrow"/>
+        </w:rPr>
+        <w:t xml:space="preserve">Youtube | </w:t>
       </w:r>
       <w:hyperlink r:id="rId14" w:history="1">
         <w:r>
@@ -7172,19 +7048,11 @@
           <w:rFonts w:ascii="Aptos Narrow" w:hAnsi="Aptos Narrow"/>
         </w:rPr>
       </w:pPr>
-      <w:proofErr w:type="spellStart"/>
-      <w:r>
-        <w:rPr>
-          <w:rFonts w:ascii="Aptos Narrow" w:hAnsi="Aptos Narrow"/>
-        </w:rPr>
-        <w:t>Bilibili</w:t>
-      </w:r>
-      <w:proofErr w:type="spellEnd"/>
-      <w:r>
-        <w:rPr>
-          <w:rFonts w:ascii="Aptos Narrow" w:hAnsi="Aptos Narrow"/>
-        </w:rPr>
-        <w:t xml:space="preserve"> | </w:t>
+      <w:r>
+        <w:rPr>
+          <w:rFonts w:ascii="Aptos Narrow" w:hAnsi="Aptos Narrow"/>
+        </w:rPr>
+        <w:t xml:space="preserve">Bilibili | </w:t>
       </w:r>
       <w:hyperlink r:id="rId15" w:history="1">
         <w:r>
@@ -7250,7 +7118,6 @@
           <w:u w:val="none"/>
         </w:rPr>
       </w:pPr>
-      <w:proofErr w:type="spellStart"/>
       <w:r>
         <w:rPr>
           <w:rStyle w:val="Hyperlink"/>
@@ -7258,17 +7125,7 @@
           <w:color w:val="auto"/>
           <w:u w:val="none"/>
         </w:rPr>
-        <w:t>iQiYi</w:t>
-      </w:r>
-      <w:proofErr w:type="spellEnd"/>
-      <w:r>
-        <w:rPr>
-          <w:rStyle w:val="Hyperlink"/>
-          <w:rFonts w:ascii="Aptos Narrow" w:hAnsi="Aptos Narrow"/>
-          <w:color w:val="auto"/>
-          <w:u w:val="none"/>
-        </w:rPr>
-        <w:t xml:space="preserve"> | </w:t>
+        <w:t xml:space="preserve">iQiYi | </w:t>
       </w:r>
       <w:hyperlink r:id="rId17" w:history="1">
         <w:r>
@@ -7343,7 +7200,6 @@
           <w:rFonts w:ascii="Aptos Narrow" w:hAnsi="Aptos Narrow"/>
         </w:rPr>
       </w:pPr>
-      <w:proofErr w:type="spellStart"/>
       <w:r>
         <w:rPr>
           <w:rStyle w:val="Hyperlink"/>
@@ -7353,7 +7209,6 @@
         </w:rPr>
         <w:t>YouKu</w:t>
       </w:r>
-      <w:proofErr w:type="spellEnd"/>
       <w:r>
         <w:rPr>
           <w:rFonts w:ascii="Aptos Narrow" w:hAnsi="Aptos Narrow"/>
@@ -7451,19 +7306,11 @@
           <w:rFonts w:ascii="Aptos Narrow" w:hAnsi="Aptos Narrow"/>
         </w:rPr>
       </w:pPr>
-      <w:proofErr w:type="spellStart"/>
-      <w:r>
-        <w:rPr>
-          <w:rFonts w:ascii="Aptos Narrow" w:hAnsi="Aptos Narrow"/>
-        </w:rPr>
-        <w:t>Youtube</w:t>
-      </w:r>
-      <w:proofErr w:type="spellEnd"/>
-      <w:r>
-        <w:rPr>
-          <w:rFonts w:ascii="Aptos Narrow" w:hAnsi="Aptos Narrow"/>
-        </w:rPr>
-        <w:t xml:space="preserve"> | </w:t>
+      <w:r>
+        <w:rPr>
+          <w:rFonts w:ascii="Aptos Narrow" w:hAnsi="Aptos Narrow"/>
+        </w:rPr>
+        <w:t xml:space="preserve">Youtube | </w:t>
       </w:r>
       <w:hyperlink r:id="rId20" w:history="1">
         <w:r>
@@ -7491,19 +7338,11 @@
           <w:rFonts w:ascii="Aptos Narrow" w:hAnsi="Aptos Narrow"/>
         </w:rPr>
       </w:pPr>
-      <w:proofErr w:type="spellStart"/>
-      <w:r>
-        <w:rPr>
-          <w:rFonts w:ascii="Aptos Narrow" w:hAnsi="Aptos Narrow"/>
-        </w:rPr>
-        <w:t>Bilibili</w:t>
-      </w:r>
-      <w:proofErr w:type="spellEnd"/>
-      <w:r>
-        <w:rPr>
-          <w:rFonts w:ascii="Aptos Narrow" w:hAnsi="Aptos Narrow"/>
-        </w:rPr>
-        <w:t xml:space="preserve"> | </w:t>
+      <w:r>
+        <w:rPr>
+          <w:rFonts w:ascii="Aptos Narrow" w:hAnsi="Aptos Narrow"/>
+        </w:rPr>
+        <w:t xml:space="preserve">Bilibili | </w:t>
       </w:r>
       <w:hyperlink r:id="rId21" w:history="1">
         <w:r>
@@ -7569,7 +7408,6 @@
           <w:u w:val="none"/>
         </w:rPr>
       </w:pPr>
-      <w:proofErr w:type="spellStart"/>
       <w:r>
         <w:rPr>
           <w:rStyle w:val="Hyperlink"/>
@@ -7577,17 +7415,7 @@
           <w:color w:val="auto"/>
           <w:u w:val="none"/>
         </w:rPr>
-        <w:t>iQiYi</w:t>
-      </w:r>
-      <w:proofErr w:type="spellEnd"/>
-      <w:r>
-        <w:rPr>
-          <w:rStyle w:val="Hyperlink"/>
-          <w:rFonts w:ascii="Aptos Narrow" w:hAnsi="Aptos Narrow"/>
-          <w:color w:val="auto"/>
-          <w:u w:val="none"/>
-        </w:rPr>
-        <w:t xml:space="preserve"> | </w:t>
+        <w:t xml:space="preserve">iQiYi | </w:t>
       </w:r>
       <w:hyperlink r:id="rId23" w:history="1">
         <w:r>
@@ -7653,7 +7481,6 @@
           <w:rFonts w:ascii="Aptos Narrow" w:hAnsi="Aptos Narrow"/>
         </w:rPr>
       </w:pPr>
-      <w:proofErr w:type="spellStart"/>
       <w:r>
         <w:rPr>
           <w:rStyle w:val="Hyperlink"/>
@@ -7661,17 +7488,7 @@
           <w:color w:val="auto"/>
           <w:u w:val="none"/>
         </w:rPr>
-        <w:t>YouKu</w:t>
-      </w:r>
-      <w:proofErr w:type="spellEnd"/>
-      <w:r>
-        <w:rPr>
-          <w:rStyle w:val="Hyperlink"/>
-          <w:rFonts w:ascii="Aptos Narrow" w:hAnsi="Aptos Narrow"/>
-          <w:color w:val="auto"/>
-          <w:u w:val="none"/>
-        </w:rPr>
-        <w:t xml:space="preserve"> | </w:t>
+        <w:t xml:space="preserve">YouKu | </w:t>
       </w:r>
       <w:hyperlink r:id="rId25" w:history="1">
         <w:r>
@@ -7767,19 +7584,11 @@
           <w:rFonts w:ascii="Aptos Narrow" w:hAnsi="Aptos Narrow"/>
         </w:rPr>
       </w:pPr>
-      <w:proofErr w:type="spellStart"/>
-      <w:r>
-        <w:rPr>
-          <w:rFonts w:ascii="Aptos Narrow" w:hAnsi="Aptos Narrow"/>
-        </w:rPr>
-        <w:t>Youtube</w:t>
-      </w:r>
-      <w:proofErr w:type="spellEnd"/>
-      <w:r>
-        <w:rPr>
-          <w:rFonts w:ascii="Aptos Narrow" w:hAnsi="Aptos Narrow"/>
-        </w:rPr>
-        <w:t xml:space="preserve"> | </w:t>
+      <w:r>
+        <w:rPr>
+          <w:rFonts w:ascii="Aptos Narrow" w:hAnsi="Aptos Narrow"/>
+        </w:rPr>
+        <w:t xml:space="preserve">Youtube | </w:t>
       </w:r>
       <w:hyperlink r:id="rId26" w:history="1">
         <w:r>
@@ -7807,19 +7616,11 @@
           <w:rFonts w:ascii="Aptos Narrow" w:hAnsi="Aptos Narrow"/>
         </w:rPr>
       </w:pPr>
-      <w:proofErr w:type="spellStart"/>
-      <w:r>
-        <w:rPr>
-          <w:rFonts w:ascii="Aptos Narrow" w:hAnsi="Aptos Narrow"/>
-        </w:rPr>
-        <w:t>Bilibili</w:t>
-      </w:r>
-      <w:proofErr w:type="spellEnd"/>
-      <w:r>
-        <w:rPr>
-          <w:rFonts w:ascii="Aptos Narrow" w:hAnsi="Aptos Narrow"/>
-        </w:rPr>
-        <w:t xml:space="preserve"> | </w:t>
+      <w:r>
+        <w:rPr>
+          <w:rFonts w:ascii="Aptos Narrow" w:hAnsi="Aptos Narrow"/>
+        </w:rPr>
+        <w:t xml:space="preserve">Bilibili | </w:t>
       </w:r>
       <w:hyperlink r:id="rId27" w:history="1">
         <w:r>
@@ -7885,7 +7686,6 @@
           <w:u w:val="none"/>
         </w:rPr>
       </w:pPr>
-      <w:proofErr w:type="spellStart"/>
       <w:r>
         <w:rPr>
           <w:rStyle w:val="Hyperlink"/>
@@ -7893,17 +7693,7 @@
           <w:color w:val="auto"/>
           <w:u w:val="none"/>
         </w:rPr>
-        <w:t>iQiYi</w:t>
-      </w:r>
-      <w:proofErr w:type="spellEnd"/>
-      <w:r>
-        <w:rPr>
-          <w:rStyle w:val="Hyperlink"/>
-          <w:rFonts w:ascii="Aptos Narrow" w:hAnsi="Aptos Narrow"/>
-          <w:color w:val="auto"/>
-          <w:u w:val="none"/>
-        </w:rPr>
-        <w:t xml:space="preserve"> | </w:t>
+        <w:t xml:space="preserve">iQiYi | </w:t>
       </w:r>
       <w:hyperlink r:id="rId29" w:history="1">
         <w:r>
@@ -7969,7 +7759,6 @@
           <w:rFonts w:ascii="Aptos Narrow" w:hAnsi="Aptos Narrow"/>
         </w:rPr>
       </w:pPr>
-      <w:proofErr w:type="spellStart"/>
       <w:r>
         <w:rPr>
           <w:rStyle w:val="Hyperlink"/>
@@ -7978,17 +7767,7 @@
           <w:u w:val="none"/>
         </w:rPr>
         <w:lastRenderedPageBreak/>
-        <w:t>YouKu</w:t>
-      </w:r>
-      <w:proofErr w:type="spellEnd"/>
-      <w:r>
-        <w:rPr>
-          <w:rStyle w:val="Hyperlink"/>
-          <w:rFonts w:ascii="Aptos Narrow" w:hAnsi="Aptos Narrow"/>
-          <w:color w:val="auto"/>
-          <w:u w:val="none"/>
-        </w:rPr>
-        <w:t xml:space="preserve"> | </w:t>
+        <w:t xml:space="preserve">YouKu | </w:t>
       </w:r>
       <w:hyperlink r:id="rId31" w:history="1">
         <w:r>
@@ -8391,25 +8170,7 @@
             <w:rFonts w:ascii="Aptos Narrow" w:hAnsi="Aptos Narrow"/>
             <w:u w:val="none"/>
           </w:rPr>
-          <w:t>\_Learn\</w:t>
-        </w:r>
-        <w:proofErr w:type="spellStart"/>
-        <w:r>
-          <w:rPr>
-            <w:rStyle w:val="Hyperlink"/>
-            <w:rFonts w:ascii="Aptos Narrow" w:hAnsi="Aptos Narrow"/>
-            <w:u w:val="none"/>
-          </w:rPr>
-          <w:t>Autopilot.profile</w:t>
-        </w:r>
-        <w:proofErr w:type="spellEnd"/>
-        <w:r>
-          <w:rPr>
-            <w:rStyle w:val="Hyperlink"/>
-            <w:rFonts w:ascii="Aptos Narrow" w:hAnsi="Aptos Narrow"/>
-            <w:u w:val="none"/>
-          </w:rPr>
-          <w:t>\Autopilot.profile.pdf</w:t>
+          <w:t>\_Learn\Autopilot.profile\Autopilot.profile.pdf</w:t>
         </w:r>
       </w:hyperlink>
     </w:p>
@@ -8599,39 +8360,7 @@
           <w:rFonts w:ascii="Aptos Narrow" w:hAnsi="Aptos Narrow"/>
           <w:color w:val="7030A0"/>
         </w:rPr>
-        <w:t xml:space="preserve">Automatically identify ISO tag names and initialize rules (supports inclusion class matching), decompress, mount, pop up, verify hash, display corresponding ISO files according to rules, search, automatically classify: files, language packages, function </w:t>
-      </w:r>
-      <w:proofErr w:type="gramStart"/>
-      <w:r>
-        <w:rPr>
-          <w:rFonts w:ascii="Aptos Narrow" w:hAnsi="Aptos Narrow"/>
-          <w:color w:val="7030A0"/>
-        </w:rPr>
-        <w:t>packages ,</w:t>
-      </w:r>
-      <w:proofErr w:type="gramEnd"/>
-      <w:r>
-        <w:rPr>
-          <w:rFonts w:ascii="Aptos Narrow" w:hAnsi="Aptos Narrow"/>
-          <w:color w:val="7030A0"/>
-        </w:rPr>
-        <w:t xml:space="preserve"> </w:t>
-      </w:r>
-      <w:proofErr w:type="spellStart"/>
-      <w:r>
-        <w:rPr>
-          <w:rFonts w:ascii="Aptos Narrow" w:hAnsi="Aptos Narrow"/>
-          <w:color w:val="7030A0"/>
-        </w:rPr>
-        <w:t>InBox</w:t>
-      </w:r>
-      <w:proofErr w:type="spellEnd"/>
-      <w:r>
-        <w:rPr>
-          <w:rFonts w:ascii="Aptos Narrow" w:hAnsi="Aptos Narrow"/>
-          <w:color w:val="7030A0"/>
-        </w:rPr>
-        <w:t xml:space="preserve"> Apps</w:t>
+        <w:t>Automatically identify ISO tag names and initialize rules (supports inclusion class matching), decompress, mount, pop up, verify hash, display corresponding ISO files according to rules, search, automatically classify: files, language packages, function packages , InBox Apps</w:t>
       </w:r>
     </w:p>
     <w:p>
@@ -8971,57 +8700,7 @@
         <w:rPr>
           <w:rFonts w:ascii="Aptos Narrow" w:hAnsi="Aptos Narrow"/>
         </w:rPr>
-        <w:t xml:space="preserve">For example, when operating </w:t>
-      </w:r>
-      <w:proofErr w:type="spellStart"/>
-      <w:proofErr w:type="gramStart"/>
-      <w:r>
-        <w:rPr>
-          <w:rFonts w:ascii="Aptos Narrow" w:hAnsi="Aptos Narrow"/>
-        </w:rPr>
-        <w:t>WinRE.wim</w:t>
-      </w:r>
-      <w:proofErr w:type="spellEnd"/>
-      <w:r>
-        <w:rPr>
-          <w:rFonts w:ascii="Aptos Narrow" w:hAnsi="Aptos Narrow"/>
-        </w:rPr>
-        <w:t xml:space="preserve"> ,</w:t>
-      </w:r>
-      <w:proofErr w:type="gramEnd"/>
-      <w:r>
-        <w:rPr>
-          <w:rFonts w:ascii="Aptos Narrow" w:hAnsi="Aptos Narrow"/>
-        </w:rPr>
-        <w:t xml:space="preserve"> you need to mount </w:t>
-      </w:r>
-      <w:proofErr w:type="spellStart"/>
-      <w:r>
-        <w:rPr>
-          <w:rFonts w:ascii="Aptos Narrow" w:hAnsi="Aptos Narrow"/>
-        </w:rPr>
-        <w:t>Install.wim</w:t>
-      </w:r>
-      <w:proofErr w:type="spellEnd"/>
-      <w:r>
-        <w:rPr>
-          <w:rFonts w:ascii="Aptos Narrow" w:hAnsi="Aptos Narrow"/>
-        </w:rPr>
-        <w:t xml:space="preserve"> before mounting </w:t>
-      </w:r>
-      <w:proofErr w:type="spellStart"/>
-      <w:r>
-        <w:rPr>
-          <w:rFonts w:ascii="Aptos Narrow" w:hAnsi="Aptos Narrow"/>
-        </w:rPr>
-        <w:t>WinRe.wim</w:t>
-      </w:r>
-      <w:proofErr w:type="spellEnd"/>
-      <w:r>
-        <w:rPr>
-          <w:rFonts w:ascii="Aptos Narrow" w:hAnsi="Aptos Narrow"/>
-        </w:rPr>
-        <w:t xml:space="preserve"> so that you can perform the corresponding tasks for WinRE.</w:t>
+        <w:t>For example, when operating WinRE.wim , you need to mount Install.wim before mounting WinRe.wim so that you can perform the corresponding tasks for WinRE.</w:t>
       </w:r>
     </w:p>
     <w:p>
@@ -9037,74 +8716,8 @@
         <w:rPr>
           <w:rFonts w:ascii="Aptos Narrow" w:hAnsi="Aptos Narrow"/>
         </w:rPr>
-        <w:t xml:space="preserve">What are the files within the image? For example, </w:t>
-      </w:r>
-      <w:proofErr w:type="spellStart"/>
-      <w:r>
-        <w:rPr>
-          <w:rFonts w:ascii="Aptos Narrow" w:hAnsi="Aptos Narrow"/>
-        </w:rPr>
-        <w:t>Install.wim</w:t>
-      </w:r>
-      <w:proofErr w:type="spellEnd"/>
-      <w:r>
-        <w:rPr>
-          <w:rFonts w:ascii="Aptos Narrow" w:hAnsi="Aptos Narrow"/>
-        </w:rPr>
-        <w:t xml:space="preserve"> contains the </w:t>
-      </w:r>
-      <w:proofErr w:type="spellStart"/>
-      <w:r>
-        <w:rPr>
-          <w:rFonts w:ascii="Aptos Narrow" w:hAnsi="Aptos Narrow"/>
-        </w:rPr>
-        <w:t>WinRE.wim</w:t>
-      </w:r>
-      <w:proofErr w:type="spellEnd"/>
-      <w:r>
-        <w:rPr>
-          <w:rFonts w:ascii="Aptos Narrow" w:hAnsi="Aptos Narrow"/>
-        </w:rPr>
-        <w:t xml:space="preserve"> file. After mounting </w:t>
-      </w:r>
-      <w:proofErr w:type="spellStart"/>
-      <w:proofErr w:type="gramStart"/>
-      <w:r>
-        <w:rPr>
-          <w:rFonts w:ascii="Aptos Narrow" w:hAnsi="Aptos Narrow"/>
-        </w:rPr>
-        <w:t>install.wim</w:t>
-      </w:r>
-      <w:proofErr w:type="spellEnd"/>
-      <w:r>
-        <w:rPr>
-          <w:rFonts w:ascii="Aptos Narrow" w:hAnsi="Aptos Narrow"/>
-        </w:rPr>
-        <w:t xml:space="preserve"> ,</w:t>
-      </w:r>
-      <w:proofErr w:type="gramEnd"/>
-      <w:r>
-        <w:rPr>
-          <w:rFonts w:ascii="Aptos Narrow" w:hAnsi="Aptos Narrow"/>
-        </w:rPr>
-        <w:t xml:space="preserve"> events can be assigned to process </w:t>
-      </w:r>
-      <w:proofErr w:type="spellStart"/>
-      <w:proofErr w:type="gramStart"/>
-      <w:r>
-        <w:rPr>
-          <w:rFonts w:ascii="Aptos Narrow" w:hAnsi="Aptos Narrow"/>
-        </w:rPr>
-        <w:t>WinRe.wim</w:t>
-      </w:r>
-      <w:proofErr w:type="spellEnd"/>
-      <w:r>
-        <w:rPr>
-          <w:rFonts w:ascii="Aptos Narrow" w:hAnsi="Aptos Narrow"/>
-        </w:rPr>
-        <w:t xml:space="preserve"> .</w:t>
-      </w:r>
-      <w:proofErr w:type="gramEnd"/>
+        <w:t>What are the files within the image? For example, Install.wim contains the WinRE.wim file. After mounting install.wim , events can be assigned to process WinRe.wim .</w:t>
+      </w:r>
     </w:p>
     <w:p>
       <w:pPr>
@@ -9144,7 +8757,6 @@
         </w:rPr>
         <w:t xml:space="preserve">Main item: </w:t>
       </w:r>
-      <w:proofErr w:type="spellStart"/>
       <w:r>
         <w:rPr>
           <w:rFonts w:ascii="Aptos Narrow" w:hAnsi="Aptos Narrow"/>
@@ -9152,7 +8764,6 @@
         </w:rPr>
         <w:t>Boot.wim</w:t>
       </w:r>
-      <w:proofErr w:type="spellEnd"/>
     </w:p>
     <w:p>
       <w:pPr>
@@ -9175,45 +8786,26 @@
         </w:rPr>
         <w:t xml:space="preserve">Main item: </w:t>
       </w:r>
-      <w:proofErr w:type="spellStart"/>
-      <w:proofErr w:type="gramStart"/>
       <w:r>
         <w:rPr>
           <w:rFonts w:ascii="Aptos Narrow" w:hAnsi="Aptos Narrow"/>
           <w:color w:val="7030A0"/>
         </w:rPr>
-        <w:t>Install.wim</w:t>
-      </w:r>
-      <w:proofErr w:type="spellEnd"/>
+        <w:t xml:space="preserve">Install.wim </w:t>
+      </w:r>
+      <w:r>
+        <w:rPr>
+          <w:rFonts w:ascii="Aptos Narrow" w:hAnsi="Aptos Narrow"/>
+        </w:rPr>
+        <w:t xml:space="preserve">, files within the image (extension items): </w:t>
+      </w:r>
       <w:r>
         <w:rPr>
           <w:rFonts w:ascii="Aptos Narrow" w:hAnsi="Aptos Narrow"/>
           <w:color w:val="7030A0"/>
         </w:rPr>
-        <w:t xml:space="preserve"> </w:t>
-      </w:r>
-      <w:r>
-        <w:rPr>
-          <w:rFonts w:ascii="Aptos Narrow" w:hAnsi="Aptos Narrow"/>
-        </w:rPr>
-        <w:t>,</w:t>
-      </w:r>
-      <w:proofErr w:type="gramEnd"/>
-      <w:r>
-        <w:rPr>
-          <w:rFonts w:ascii="Aptos Narrow" w:hAnsi="Aptos Narrow"/>
-        </w:rPr>
-        <w:t xml:space="preserve"> files within the image (extension items): </w:t>
-      </w:r>
-      <w:proofErr w:type="spellStart"/>
-      <w:r>
-        <w:rPr>
-          <w:rFonts w:ascii="Aptos Narrow" w:hAnsi="Aptos Narrow"/>
-          <w:color w:val="7030A0"/>
-        </w:rPr>
         <w:t>WinRE.wim</w:t>
       </w:r>
-      <w:proofErr w:type="spellEnd"/>
     </w:p>
     <w:p>
       <w:pPr>
@@ -9306,13 +8898,85 @@
         <w:rPr>
           <w:rFonts w:ascii="Aptos Narrow" w:hAnsi="Aptos Narrow"/>
         </w:rPr>
-        <w:t>, delete, update files within the image, extract, rebuild, apply</w:t>
-      </w:r>
-      <w:r>
-        <w:rPr>
-          <w:rFonts w:ascii="Aptos Narrow" w:hAnsi="Aptos Narrow"/>
-        </w:rPr>
-        <w:t>, capture</w:t>
+        <w:t xml:space="preserve">, </w:t>
+      </w:r>
+      <w:r>
+        <w:rPr>
+          <w:rFonts w:ascii="Aptos Narrow" w:hAnsi="Aptos Narrow"/>
+        </w:rPr>
+        <w:t>D</w:t>
+      </w:r>
+      <w:r>
+        <w:rPr>
+          <w:rFonts w:ascii="Aptos Narrow" w:hAnsi="Aptos Narrow"/>
+        </w:rPr>
+        <w:t xml:space="preserve">elete, update files within the image, </w:t>
+      </w:r>
+      <w:r>
+        <w:rPr>
+          <w:rFonts w:ascii="Aptos Narrow" w:hAnsi="Aptos Narrow"/>
+        </w:rPr>
+        <w:t>E</w:t>
+      </w:r>
+      <w:r>
+        <w:rPr>
+          <w:rFonts w:ascii="Aptos Narrow" w:hAnsi="Aptos Narrow"/>
+        </w:rPr>
+        <w:t xml:space="preserve">xtract, </w:t>
+      </w:r>
+      <w:r>
+        <w:rPr>
+          <w:rFonts w:ascii="Aptos Narrow" w:hAnsi="Aptos Narrow"/>
+        </w:rPr>
+        <w:t>R</w:t>
+      </w:r>
+      <w:r>
+        <w:rPr>
+          <w:rFonts w:ascii="Aptos Narrow" w:hAnsi="Aptos Narrow"/>
+        </w:rPr>
+        <w:t xml:space="preserve">ebuild, </w:t>
+      </w:r>
+      <w:r>
+        <w:rPr>
+          <w:rFonts w:ascii="Aptos Narrow" w:hAnsi="Aptos Narrow"/>
+        </w:rPr>
+        <w:t>A</w:t>
+      </w:r>
+      <w:r>
+        <w:rPr>
+          <w:rFonts w:ascii="Aptos Narrow" w:hAnsi="Aptos Narrow"/>
+        </w:rPr>
+        <w:t>pply</w:t>
+      </w:r>
+      <w:r>
+        <w:rPr>
+          <w:rFonts w:ascii="Aptos Narrow" w:hAnsi="Aptos Narrow"/>
+        </w:rPr>
+        <w:t xml:space="preserve">, </w:t>
+      </w:r>
+      <w:r>
+        <w:rPr>
+          <w:rFonts w:ascii="Aptos Narrow" w:hAnsi="Aptos Narrow"/>
+        </w:rPr>
+        <w:t>C</w:t>
+      </w:r>
+      <w:r>
+        <w:rPr>
+          <w:rFonts w:ascii="Aptos Narrow" w:hAnsi="Aptos Narrow"/>
+        </w:rPr>
+        <w:t>apture</w:t>
+      </w:r>
+      <w:r>
+        <w:rPr>
+          <w:rFonts w:ascii="Aptos Narrow" w:hAnsi="Aptos Narrow"/>
+        </w:rPr>
+        <w:t xml:space="preserve">, </w:t>
+      </w:r>
+      <w:r>
+        <w:rPr>
+          <w:rFonts w:ascii="Aptos Narrow" w:hAnsi="Aptos Narrow"/>
+        </w:rPr>
+        <w:t>Additional edition</w:t>
       </w:r>
     </w:p>
     <w:p>
@@ -9356,21 +9020,7 @@
         <w:rPr>
           <w:rFonts w:ascii="Aptos Narrow" w:hAnsi="Aptos Narrow"/>
         </w:rPr>
-        <w:t xml:space="preserve">Convert </w:t>
-      </w:r>
-      <w:proofErr w:type="spellStart"/>
-      <w:r>
-        <w:rPr>
-          <w:rFonts w:ascii="Aptos Narrow" w:hAnsi="Aptos Narrow"/>
-        </w:rPr>
-        <w:t>Esd</w:t>
-      </w:r>
-      <w:proofErr w:type="spellEnd"/>
-      <w:r>
-        <w:rPr>
-          <w:rFonts w:ascii="Aptos Narrow" w:hAnsi="Aptos Narrow"/>
-        </w:rPr>
-        <w:t xml:space="preserve"> and Wim to each other</w:t>
+        <w:t>Convert Esd and Wim to each other</w:t>
       </w:r>
     </w:p>
     <w:p>
@@ -9392,30 +9042,8 @@
         <w:rPr>
           <w:rFonts w:ascii="Aptos Narrow" w:hAnsi="Aptos Narrow"/>
         </w:rPr>
-        <w:t xml:space="preserve">Split </w:t>
-      </w:r>
-      <w:proofErr w:type="spellStart"/>
-      <w:r>
-        <w:rPr>
-          <w:rFonts w:ascii="Aptos Narrow" w:hAnsi="Aptos Narrow"/>
-        </w:rPr>
-        <w:t>Install.wim</w:t>
-      </w:r>
-      <w:proofErr w:type="spellEnd"/>
-      <w:r>
-        <w:rPr>
-          <w:rFonts w:ascii="Aptos Narrow" w:hAnsi="Aptos Narrow"/>
-        </w:rPr>
-        <w:t xml:space="preserve"> into </w:t>
-      </w:r>
-      <w:proofErr w:type="spellStart"/>
-      <w:r>
-        <w:rPr>
-          <w:rFonts w:ascii="Aptos Narrow" w:hAnsi="Aptos Narrow"/>
-        </w:rPr>
-        <w:t>Install.swm</w:t>
-      </w:r>
-      <w:proofErr w:type="spellEnd"/>
+        <w:t>Split Install.wim into Install.swm</w:t>
+      </w:r>
     </w:p>
     <w:p>
       <w:pPr>
@@ -9436,30 +9064,8 @@
         <w:rPr>
           <w:rFonts w:ascii="Aptos Narrow" w:hAnsi="Aptos Narrow"/>
         </w:rPr>
-        <w:t xml:space="preserve">Merge </w:t>
-      </w:r>
-      <w:proofErr w:type="spellStart"/>
-      <w:r>
-        <w:rPr>
-          <w:rFonts w:ascii="Aptos Narrow" w:hAnsi="Aptos Narrow"/>
-        </w:rPr>
-        <w:t>install.swm</w:t>
-      </w:r>
-      <w:proofErr w:type="spellEnd"/>
-      <w:r>
-        <w:rPr>
-          <w:rFonts w:ascii="Aptos Narrow" w:hAnsi="Aptos Narrow"/>
-        </w:rPr>
-        <w:t xml:space="preserve"> to </w:t>
-      </w:r>
-      <w:proofErr w:type="spellStart"/>
-      <w:r>
-        <w:rPr>
-          <w:rFonts w:ascii="Aptos Narrow" w:hAnsi="Aptos Narrow"/>
-        </w:rPr>
-        <w:t>install.wim</w:t>
-      </w:r>
-      <w:proofErr w:type="spellEnd"/>
+        <w:t>Merge install.swm to install.wim</w:t>
+      </w:r>
     </w:p>
     <w:p>
       <w:pPr>
@@ -9779,19 +9385,11 @@
           <w:rFonts w:ascii="Aptos Narrow" w:hAnsi="Aptos Narrow"/>
         </w:rPr>
       </w:pPr>
-      <w:proofErr w:type="spellStart"/>
-      <w:r>
-        <w:rPr>
-          <w:rFonts w:ascii="Aptos Narrow" w:hAnsi="Aptos Narrow"/>
-        </w:rPr>
-        <w:t>InBox</w:t>
-      </w:r>
-      <w:proofErr w:type="spellEnd"/>
-      <w:r>
-        <w:rPr>
-          <w:rFonts w:ascii="Aptos Narrow" w:hAnsi="Aptos Narrow"/>
-        </w:rPr>
-        <w:t xml:space="preserve"> Apps</w:t>
+      <w:r>
+        <w:rPr>
+          <w:rFonts w:ascii="Aptos Narrow" w:hAnsi="Aptos Narrow"/>
+        </w:rPr>
+        <w:t>InBox Apps</w:t>
       </w:r>
     </w:p>
     <w:p>
@@ -9849,19 +9447,11 @@
           <w:rFonts w:ascii="Aptos Narrow" w:hAnsi="Aptos Narrow"/>
         </w:rPr>
       </w:pPr>
-      <w:proofErr w:type="spellStart"/>
-      <w:r>
-        <w:rPr>
-          <w:rFonts w:ascii="Aptos Narrow" w:hAnsi="Aptos Narrow"/>
-        </w:rPr>
-        <w:t>InBox</w:t>
-      </w:r>
-      <w:proofErr w:type="spellEnd"/>
-      <w:r>
-        <w:rPr>
-          <w:rFonts w:ascii="Aptos Narrow" w:hAnsi="Aptos Narrow"/>
-        </w:rPr>
-        <w:t xml:space="preserve"> Apps applications, there are two methods: one is to add language packages; the other is to add local language experience packages (LXPs) for marking.</w:t>
+      <w:r>
+        <w:rPr>
+          <w:rFonts w:ascii="Aptos Narrow" w:hAnsi="Aptos Narrow"/>
+        </w:rPr>
+        <w:t>InBox Apps applications, there are two methods: one is to add language packages; the other is to add local language experience packages (LXPs) for marking.</w:t>
       </w:r>
     </w:p>
     <w:p>
@@ -9883,21 +9473,7 @@
         <w:rPr>
           <w:rFonts w:ascii="Aptos Narrow" w:hAnsi="Aptos Narrow"/>
         </w:rPr>
-        <w:t xml:space="preserve">After the two methods are added, the offline image language will be added, and the added </w:t>
-      </w:r>
-      <w:proofErr w:type="spellStart"/>
-      <w:r>
-        <w:rPr>
-          <w:rFonts w:ascii="Aptos Narrow" w:hAnsi="Aptos Narrow"/>
-        </w:rPr>
-        <w:t>InBox</w:t>
-      </w:r>
-      <w:proofErr w:type="spellEnd"/>
-      <w:r>
-        <w:rPr>
-          <w:rFonts w:ascii="Aptos Narrow" w:hAnsi="Aptos Narrow"/>
-        </w:rPr>
-        <w:t xml:space="preserve"> Apps application will be matched according to the installed language of the offline image; this is the so-called region tagging function.</w:t>
+        <w:t>After the two methods are added, the offline image language will be added, and the added InBox Apps application will be matched according to the installed language of the offline image; this is the so-called region tagging function.</w:t>
       </w:r>
     </w:p>
     <w:p>
@@ -9919,21 +9495,7 @@
         <w:rPr>
           <w:rFonts w:ascii="Aptos Narrow" w:hAnsi="Aptos Narrow"/>
         </w:rPr>
-        <w:t xml:space="preserve">Step 2: Customize the </w:t>
-      </w:r>
-      <w:proofErr w:type="spellStart"/>
-      <w:r>
-        <w:rPr>
-          <w:rFonts w:ascii="Aptos Narrow" w:hAnsi="Aptos Narrow"/>
-        </w:rPr>
-        <w:t>InBox</w:t>
-      </w:r>
-      <w:proofErr w:type="spellEnd"/>
-      <w:r>
-        <w:rPr>
-          <w:rFonts w:ascii="Aptos Narrow" w:hAnsi="Aptos Narrow"/>
-        </w:rPr>
-        <w:t xml:space="preserve"> Apps application and check the dependencies before adding it</w:t>
+        <w:t>Step 2: Customize the InBox Apps application and check the dependencies before adding it</w:t>
       </w:r>
     </w:p>
     <w:p>
@@ -10040,21 +9602,7 @@
         <w:rPr>
           <w:rFonts w:ascii="Aptos Narrow" w:hAnsi="Aptos Narrow"/>
         </w:rPr>
-        <w:t xml:space="preserve">Language packs, Local Language Experience Packs (LXPs), </w:t>
-      </w:r>
-      <w:proofErr w:type="spellStart"/>
-      <w:r>
-        <w:rPr>
-          <w:rFonts w:ascii="Aptos Narrow" w:hAnsi="Aptos Narrow"/>
-        </w:rPr>
-        <w:t>InBox</w:t>
-      </w:r>
-      <w:proofErr w:type="spellEnd"/>
-      <w:r>
-        <w:rPr>
-          <w:rFonts w:ascii="Aptos Narrow" w:hAnsi="Aptos Narrow"/>
-        </w:rPr>
-        <w:t xml:space="preserve"> Apps, and cumulative updates are combos and combination punches.</w:t>
+        <w:t>Language packs, Local Language Experience Packs (LXPs), InBox Apps, and cumulative updates are combos and combination punches.</w:t>
       </w:r>
     </w:p>
     <w:p>
@@ -10627,21 +10175,7 @@
         <w:rPr>
           <w:rFonts w:ascii="Aptos Narrow" w:hAnsi="Aptos Narrow"/>
         </w:rPr>
-        <w:t xml:space="preserve">Restore </w:t>
-      </w:r>
-      <w:proofErr w:type="spellStart"/>
-      <w:r>
-        <w:rPr>
-          <w:rFonts w:ascii="Aptos Narrow" w:hAnsi="Aptos Narrow"/>
-        </w:rPr>
-        <w:t>Powershell</w:t>
-      </w:r>
-      <w:proofErr w:type="spellEnd"/>
-      <w:r>
-        <w:rPr>
-          <w:rFonts w:ascii="Aptos Narrow" w:hAnsi="Aptos Narrow"/>
-        </w:rPr>
-        <w:t xml:space="preserve"> execution policy: restricted</w:t>
+        <w:t>Restore Powershell execution policy: restricted</w:t>
       </w:r>
     </w:p>
     <w:p>
@@ -10863,19 +10397,11 @@
           <w:rFonts w:ascii="Aptos Narrow" w:hAnsi="Aptos Narrow"/>
         </w:rPr>
       </w:pPr>
-      <w:proofErr w:type="spellStart"/>
-      <w:r>
-        <w:rPr>
-          <w:rFonts w:ascii="Aptos Narrow" w:hAnsi="Aptos Narrow"/>
-        </w:rPr>
-        <w:t>Egacy</w:t>
-      </w:r>
-      <w:proofErr w:type="spellEnd"/>
-      <w:r>
-        <w:rPr>
-          <w:rFonts w:ascii="Aptos Narrow" w:hAnsi="Aptos Narrow"/>
-        </w:rPr>
-        <w:t xml:space="preserve"> automatic installation</w:t>
+      <w:r>
+        <w:rPr>
+          <w:rFonts w:ascii="Aptos Narrow" w:hAnsi="Aptos Narrow"/>
+        </w:rPr>
+        <w:t>Egacy automatic installation</w:t>
       </w:r>
     </w:p>
     <w:p>
@@ -11139,21 +10665,7 @@
         <w:rPr>
           <w:rFonts w:ascii="Aptos Narrow" w:hAnsi="Aptos Narrow"/>
         </w:rPr>
-        <w:t xml:space="preserve">Can generate: health status, installed application packages, offline installed languages, installed </w:t>
-      </w:r>
-      <w:proofErr w:type="spellStart"/>
-      <w:r>
-        <w:rPr>
-          <w:rFonts w:ascii="Aptos Narrow" w:hAnsi="Aptos Narrow"/>
-        </w:rPr>
-        <w:t>InBox</w:t>
-      </w:r>
-      <w:proofErr w:type="spellEnd"/>
-      <w:r>
-        <w:rPr>
-          <w:rFonts w:ascii="Aptos Narrow" w:hAnsi="Aptos Narrow"/>
-        </w:rPr>
-        <w:t xml:space="preserve"> Apps applications, drivers</w:t>
+        <w:t>Can generate: health status, installed application packages, offline installed languages, installed InBox Apps applications, drivers</w:t>
       </w:r>
     </w:p>
     <w:p>
@@ -11192,21 +10704,7 @@
         <w:rPr>
           <w:rFonts w:ascii="Aptos Narrow" w:hAnsi="Aptos Narrow"/>
         </w:rPr>
-        <w:t xml:space="preserve">Main functions of pop-up: save, not save, support pop-up extensions, use </w:t>
-      </w:r>
-      <w:proofErr w:type="spellStart"/>
-      <w:r>
-        <w:rPr>
-          <w:rFonts w:ascii="Aptos Narrow" w:hAnsi="Aptos Narrow"/>
-        </w:rPr>
-        <w:t>WimLib</w:t>
-      </w:r>
-      <w:proofErr w:type="spellEnd"/>
-      <w:r>
-        <w:rPr>
-          <w:rFonts w:ascii="Aptos Narrow" w:hAnsi="Aptos Narrow"/>
-        </w:rPr>
-        <w:t xml:space="preserve"> to update files in the image after pop-up.</w:t>
+        <w:t>Main functions of pop-up: save, not save, support pop-up extensions, use WimLib to update files in the image after pop-up.</w:t>
       </w:r>
     </w:p>
     <w:p>
@@ -11348,21 +10846,7 @@
         <w:rPr>
           <w:rFonts w:ascii="Aptos Narrow" w:hAnsi="Aptos Narrow"/>
         </w:rPr>
-        <w:t xml:space="preserve">Requires Windows 11, Windows 10, Windows Server 2022, Windows Server </w:t>
-      </w:r>
-      <w:proofErr w:type="spellStart"/>
-      <w:r>
-        <w:rPr>
-          <w:rFonts w:ascii="Aptos Narrow" w:hAnsi="Aptos Narrow"/>
-        </w:rPr>
-        <w:t>vNext</w:t>
-      </w:r>
-      <w:proofErr w:type="spellEnd"/>
-      <w:r>
-        <w:rPr>
-          <w:rFonts w:ascii="Aptos Narrow" w:hAnsi="Aptos Narrow"/>
-        </w:rPr>
-        <w:t xml:space="preserve"> or the 5.1 version that comes with the system by default. You can optionally upgrade to the latest version of PowerShell 7.</w:t>
+        <w:t>Requires Windows 11, Windows 10, Windows Server 2022, Windows Server vNext or the 5.1 version that comes with the system by default. You can optionally upgrade to the latest version of PowerShell 7.</w:t>
       </w:r>
     </w:p>
     <w:p>
@@ -11720,55 +11204,7 @@
           <w:rFonts w:ascii="Aptos Narrow" w:hAnsi="Aptos Narrow"/>
           <w:color w:val="70AD47" w:themeColor="accent6"/>
         </w:rPr>
-        <w:t>Set-</w:t>
-      </w:r>
-      <w:proofErr w:type="spellStart"/>
-      <w:r>
-        <w:rPr>
-          <w:rFonts w:ascii="Aptos Narrow" w:hAnsi="Aptos Narrow"/>
-          <w:color w:val="70AD47" w:themeColor="accent6"/>
-        </w:rPr>
-        <w:t>ExecutionPolicy</w:t>
-      </w:r>
-      <w:proofErr w:type="spellEnd"/>
-      <w:r>
-        <w:rPr>
-          <w:rFonts w:ascii="Aptos Narrow" w:hAnsi="Aptos Narrow"/>
-          <w:color w:val="70AD47" w:themeColor="accent6"/>
-        </w:rPr>
-        <w:t xml:space="preserve"> -</w:t>
-      </w:r>
-      <w:proofErr w:type="spellStart"/>
-      <w:r>
-        <w:rPr>
-          <w:rFonts w:ascii="Aptos Narrow" w:hAnsi="Aptos Narrow"/>
-          <w:color w:val="70AD47" w:themeColor="accent6"/>
-        </w:rPr>
-        <w:t>ExecutionPolicy</w:t>
-      </w:r>
-      <w:proofErr w:type="spellEnd"/>
-      <w:r>
-        <w:rPr>
-          <w:rFonts w:ascii="Aptos Narrow" w:hAnsi="Aptos Narrow"/>
-          <w:color w:val="70AD47" w:themeColor="accent6"/>
-        </w:rPr>
-        <w:t xml:space="preserve"> Bypass -Scope </w:t>
-      </w:r>
-      <w:proofErr w:type="spellStart"/>
-      <w:r>
-        <w:rPr>
-          <w:rFonts w:ascii="Aptos Narrow" w:hAnsi="Aptos Narrow"/>
-          <w:color w:val="70AD47" w:themeColor="accent6"/>
-        </w:rPr>
-        <w:t>LocalMachine</w:t>
-      </w:r>
-      <w:proofErr w:type="spellEnd"/>
-      <w:r>
-        <w:rPr>
-          <w:rFonts w:ascii="Aptos Narrow" w:hAnsi="Aptos Narrow"/>
-          <w:color w:val="70AD47" w:themeColor="accent6"/>
-        </w:rPr>
-        <w:t xml:space="preserve"> -Force</w:t>
+        <w:t>Set-ExecutionPolicy -ExecutionPolicy Bypass -Scope LocalMachine -Force</w:t>
       </w:r>
     </w:p>
     <w:p>
@@ -12124,21 +11560,32 @@
           <w:color w:val="70AD47" w:themeColor="accent6"/>
         </w:rPr>
       </w:pPr>
-      <w:proofErr w:type="spellStart"/>
       <w:r>
         <w:rPr>
           <w:rFonts w:ascii="Aptos Narrow" w:hAnsi="Aptos Narrow"/>
           <w:color w:val="70AD47" w:themeColor="accent6"/>
         </w:rPr>
-        <w:t>wget</w:t>
-      </w:r>
-      <w:proofErr w:type="spellEnd"/>
-      <w:r>
+        <w:t>wget https://fengyi.tel/gs -O get.ps1; .\get.ps1;</w:t>
+      </w:r>
+    </w:p>
+    <w:p>
+      <w:pPr>
+        <w:pStyle w:val="ListParagraph"/>
+        <w:widowControl w:val="0"/>
+        <w:spacing w:line="360" w:lineRule="auto"/>
+        <w:ind w:left="2610"/>
+        <w:contextualSpacing w:val="0"/>
         <w:rPr>
           <w:rFonts w:ascii="Aptos Narrow" w:hAnsi="Aptos Narrow"/>
           <w:color w:val="70AD47" w:themeColor="accent6"/>
         </w:rPr>
-        <w:t xml:space="preserve"> https://fengyi.tel/gs -O get.ps1; .\get.ps1;</w:t>
+      </w:pPr>
+      <w:r>
+        <w:rPr>
+          <w:rFonts w:ascii="Aptos Narrow" w:hAnsi="Aptos Narrow"/>
+          <w:color w:val="70AD47" w:themeColor="accent6"/>
+        </w:rPr>
+        <w:t>iwr https://fengyi.tel/gs -out get.ps1; .\get.ps1;</w:t>
       </w:r>
     </w:p>
     <w:p>
@@ -12153,74 +11600,13 @@
           <w:color w:val="70AD47" w:themeColor="accent6"/>
         </w:rPr>
       </w:pPr>
-      <w:proofErr w:type="spellStart"/>
       <w:r>
         <w:rPr>
           <w:rFonts w:ascii="Aptos Narrow" w:hAnsi="Aptos Narrow"/>
           <w:color w:val="70AD47" w:themeColor="accent6"/>
         </w:rPr>
-        <w:t>iwr</w:t>
-      </w:r>
-      <w:proofErr w:type="spellEnd"/>
-      <w:r>
-        <w:rPr>
-          <w:rFonts w:ascii="Aptos Narrow" w:hAnsi="Aptos Narrow"/>
-          <w:color w:val="70AD47" w:themeColor="accent6"/>
-        </w:rPr>
-        <w:t xml:space="preserve"> https://fengyi.tel/gs -out get.ps1; .\get.ps1;</w:t>
-      </w:r>
-    </w:p>
-    <w:p>
-      <w:pPr>
-        <w:pStyle w:val="ListParagraph"/>
-        <w:widowControl w:val="0"/>
-        <w:spacing w:line="360" w:lineRule="auto"/>
-        <w:ind w:left="2610"/>
-        <w:contextualSpacing w:val="0"/>
-        <w:rPr>
-          <w:rFonts w:ascii="Aptos Narrow" w:hAnsi="Aptos Narrow"/>
-          <w:color w:val="70AD47" w:themeColor="accent6"/>
-        </w:rPr>
-      </w:pPr>
-      <w:r>
-        <w:rPr>
-          <w:rFonts w:ascii="Aptos Narrow" w:hAnsi="Aptos Narrow"/>
-          <w:color w:val="70AD47" w:themeColor="accent6"/>
-        </w:rPr>
         <w:lastRenderedPageBreak/>
-        <w:t>Invoke-</w:t>
-      </w:r>
-      <w:proofErr w:type="spellStart"/>
-      <w:r>
-        <w:rPr>
-          <w:rFonts w:ascii="Aptos Narrow" w:hAnsi="Aptos Narrow"/>
-          <w:color w:val="70AD47" w:themeColor="accent6"/>
-        </w:rPr>
-        <w:t>WebRequest</w:t>
-      </w:r>
-      <w:proofErr w:type="spellEnd"/>
-      <w:r>
-        <w:rPr>
-          <w:rFonts w:ascii="Aptos Narrow" w:hAnsi="Aptos Narrow"/>
-          <w:color w:val="70AD47" w:themeColor="accent6"/>
-        </w:rPr>
-        <w:t xml:space="preserve"> https://fengyi.tel/gs -</w:t>
-      </w:r>
-      <w:proofErr w:type="spellStart"/>
-      <w:r>
-        <w:rPr>
-          <w:rFonts w:ascii="Aptos Narrow" w:hAnsi="Aptos Narrow"/>
-          <w:color w:val="70AD47" w:themeColor="accent6"/>
-        </w:rPr>
-        <w:t>OutFile</w:t>
-      </w:r>
-      <w:proofErr w:type="spellEnd"/>
-      <w:r>
-        <w:rPr>
-          <w:rFonts w:ascii="Aptos Narrow" w:hAnsi="Aptos Narrow"/>
-          <w:color w:val="70AD47" w:themeColor="accent6"/>
-        </w:rPr>
-        <w:t xml:space="preserve"> get.ps1; .\get.ps1;</w:t>
+        <w:t>Invoke-WebRequest https://fengyi.tel/gs -OutFile get.ps1; .\get.ps1;</w:t>
       </w:r>
     </w:p>
     <w:p>
@@ -12310,14 +11696,7 @@
         <w:rPr>
           <w:rFonts w:ascii="Aptos Narrow" w:hAnsi="Aptos Narrow"/>
         </w:rPr>
-        <w:t xml:space="preserve">Get the installation script from </w:t>
-      </w:r>
-      <w:proofErr w:type="spellStart"/>
-      <w:r>
-        <w:rPr>
-          <w:rFonts w:ascii="Aptos Narrow" w:hAnsi="Aptos Narrow"/>
-        </w:rPr>
-        <w:t>Github</w:t>
+        <w:t>Get the installation script from Github</w:t>
       </w:r>
       <w:r>
         <w:rPr>
@@ -12329,14 +11708,7 @@
         <w:rPr>
           <w:rFonts w:ascii="Aptos Narrow" w:hAnsi="Aptos Narrow"/>
         </w:rPr>
-        <w:t>s</w:t>
-      </w:r>
-      <w:proofErr w:type="spellEnd"/>
-      <w:r>
-        <w:rPr>
-          <w:rFonts w:ascii="Aptos Narrow" w:hAnsi="Aptos Narrow"/>
-        </w:rPr>
-        <w:t xml:space="preserve"> node</w:t>
+        <w:t>s node</w:t>
       </w:r>
     </w:p>
     <w:p>
@@ -12385,21 +11757,32 @@
           <w:color w:val="70AD47" w:themeColor="accent6"/>
         </w:rPr>
       </w:pPr>
-      <w:proofErr w:type="spellStart"/>
       <w:r>
         <w:rPr>
           <w:rFonts w:ascii="Aptos Narrow" w:hAnsi="Aptos Narrow"/>
           <w:color w:val="70AD47" w:themeColor="accent6"/>
         </w:rPr>
-        <w:t>wget</w:t>
-      </w:r>
-      <w:proofErr w:type="spellEnd"/>
-      <w:r>
+        <w:t>wget https://github.com/ilikeyi/Solutions/raw/main/get.ps1 -O get.ps1; .\get.ps1;</w:t>
+      </w:r>
+    </w:p>
+    <w:p>
+      <w:pPr>
+        <w:pStyle w:val="ListParagraph"/>
+        <w:widowControl w:val="0"/>
+        <w:spacing w:line="360" w:lineRule="auto"/>
+        <w:ind w:left="2610"/>
+        <w:contextualSpacing w:val="0"/>
         <w:rPr>
           <w:rFonts w:ascii="Aptos Narrow" w:hAnsi="Aptos Narrow"/>
           <w:color w:val="70AD47" w:themeColor="accent6"/>
         </w:rPr>
-        <w:t xml:space="preserve"> https://github.com/ilikeyi/Solutions/raw/main/get.ps1 -O get.ps1; .\get.ps1;</w:t>
+      </w:pPr>
+      <w:r>
+        <w:rPr>
+          <w:rFonts w:ascii="Aptos Narrow" w:hAnsi="Aptos Narrow"/>
+          <w:color w:val="70AD47" w:themeColor="accent6"/>
+        </w:rPr>
+        <w:t>iwr https://github.com/ilikeyi/Solutions/raw/main/get.ps1 -out get.ps1; .\get.ps1;</w:t>
       </w:r>
     </w:p>
     <w:p>
@@ -12414,73 +11797,12 @@
           <w:color w:val="70AD47" w:themeColor="accent6"/>
         </w:rPr>
       </w:pPr>
-      <w:proofErr w:type="spellStart"/>
       <w:r>
         <w:rPr>
           <w:rFonts w:ascii="Aptos Narrow" w:hAnsi="Aptos Narrow"/>
           <w:color w:val="70AD47" w:themeColor="accent6"/>
         </w:rPr>
-        <w:t>iwr</w:t>
-      </w:r>
-      <w:proofErr w:type="spellEnd"/>
-      <w:r>
-        <w:rPr>
-          <w:rFonts w:ascii="Aptos Narrow" w:hAnsi="Aptos Narrow"/>
-          <w:color w:val="70AD47" w:themeColor="accent6"/>
-        </w:rPr>
-        <w:t xml:space="preserve"> https://github.com/ilikeyi/Solutions/raw/main/get.ps1 -out get.ps1; .\get.ps1;</w:t>
-      </w:r>
-    </w:p>
-    <w:p>
-      <w:pPr>
-        <w:pStyle w:val="ListParagraph"/>
-        <w:widowControl w:val="0"/>
-        <w:spacing w:line="360" w:lineRule="auto"/>
-        <w:ind w:left="2610"/>
-        <w:contextualSpacing w:val="0"/>
-        <w:rPr>
-          <w:rFonts w:ascii="Aptos Narrow" w:hAnsi="Aptos Narrow"/>
-          <w:color w:val="70AD47" w:themeColor="accent6"/>
-        </w:rPr>
-      </w:pPr>
-      <w:r>
-        <w:rPr>
-          <w:rFonts w:ascii="Aptos Narrow" w:hAnsi="Aptos Narrow"/>
-          <w:color w:val="70AD47" w:themeColor="accent6"/>
-        </w:rPr>
-        <w:t>Invoke-</w:t>
-      </w:r>
-      <w:proofErr w:type="spellStart"/>
-      <w:r>
-        <w:rPr>
-          <w:rFonts w:ascii="Aptos Narrow" w:hAnsi="Aptos Narrow"/>
-          <w:color w:val="70AD47" w:themeColor="accent6"/>
-        </w:rPr>
-        <w:t>WebRequest</w:t>
-      </w:r>
-      <w:proofErr w:type="spellEnd"/>
-      <w:r>
-        <w:rPr>
-          <w:rFonts w:ascii="Aptos Narrow" w:hAnsi="Aptos Narrow"/>
-          <w:color w:val="70AD47" w:themeColor="accent6"/>
-        </w:rPr>
-        <w:t xml:space="preserve"> https://github.com/ilikeyi/Solutions/raw/main/get.ps1 -</w:t>
-      </w:r>
-      <w:proofErr w:type="spellStart"/>
-      <w:r>
-        <w:rPr>
-          <w:rFonts w:ascii="Aptos Narrow" w:hAnsi="Aptos Narrow"/>
-          <w:color w:val="70AD47" w:themeColor="accent6"/>
-        </w:rPr>
-        <w:t>OutFile</w:t>
-      </w:r>
-      <w:proofErr w:type="spellEnd"/>
-      <w:r>
-        <w:rPr>
-          <w:rFonts w:ascii="Aptos Narrow" w:hAnsi="Aptos Narrow"/>
-          <w:color w:val="70AD47" w:themeColor="accent6"/>
-        </w:rPr>
-        <w:t xml:space="preserve"> get.ps1; .\get.ps1;</w:t>
+        <w:t>Invoke-WebRequest https://github.com/ilikeyi/Solutions/raw/main/get.ps1 -OutFile get.ps1; .\get.ps1;</w:t>
       </w:r>
     </w:p>
     <w:p>
@@ -12706,21 +12028,32 @@
           <w:color w:val="70AD47" w:themeColor="accent6"/>
         </w:rPr>
       </w:pPr>
-      <w:proofErr w:type="spellStart"/>
       <w:r>
         <w:rPr>
           <w:rFonts w:ascii="Aptos Narrow" w:hAnsi="Aptos Narrow"/>
           <w:color w:val="70AD47" w:themeColor="accent6"/>
         </w:rPr>
-        <w:t>wget</w:t>
-      </w:r>
-      <w:proofErr w:type="spellEnd"/>
-      <w:r>
+        <w:t>wget https://fengyi.tel/gs -O get.ps1</w:t>
+      </w:r>
+    </w:p>
+    <w:p>
+      <w:pPr>
+        <w:pStyle w:val="ListParagraph"/>
+        <w:widowControl w:val="0"/>
+        <w:spacing w:line="360" w:lineRule="auto"/>
+        <w:ind w:left="3420"/>
+        <w:contextualSpacing w:val="0"/>
         <w:rPr>
           <w:rFonts w:ascii="Aptos Narrow" w:hAnsi="Aptos Narrow"/>
           <w:color w:val="70AD47" w:themeColor="accent6"/>
         </w:rPr>
-        <w:t xml:space="preserve"> https://fengyi.tel/gs -O get.ps1</w:t>
+      </w:pPr>
+      <w:r>
+        <w:rPr>
+          <w:rFonts w:ascii="Aptos Narrow" w:hAnsi="Aptos Narrow"/>
+          <w:color w:val="70AD47" w:themeColor="accent6"/>
+        </w:rPr>
+        <w:t>iwr https://fengyi.tel/gs -out get.ps1</w:t>
       </w:r>
     </w:p>
     <w:p>
@@ -12735,73 +12068,12 @@
           <w:color w:val="70AD47" w:themeColor="accent6"/>
         </w:rPr>
       </w:pPr>
-      <w:proofErr w:type="spellStart"/>
       <w:r>
         <w:rPr>
           <w:rFonts w:ascii="Aptos Narrow" w:hAnsi="Aptos Narrow"/>
           <w:color w:val="70AD47" w:themeColor="accent6"/>
         </w:rPr>
-        <w:t>iwr</w:t>
-      </w:r>
-      <w:proofErr w:type="spellEnd"/>
-      <w:r>
-        <w:rPr>
-          <w:rFonts w:ascii="Aptos Narrow" w:hAnsi="Aptos Narrow"/>
-          <w:color w:val="70AD47" w:themeColor="accent6"/>
-        </w:rPr>
-        <w:t xml:space="preserve"> https://fengyi.tel/gs -out get.ps1</w:t>
-      </w:r>
-    </w:p>
-    <w:p>
-      <w:pPr>
-        <w:pStyle w:val="ListParagraph"/>
-        <w:widowControl w:val="0"/>
-        <w:spacing w:line="360" w:lineRule="auto"/>
-        <w:ind w:left="3420"/>
-        <w:contextualSpacing w:val="0"/>
-        <w:rPr>
-          <w:rFonts w:ascii="Aptos Narrow" w:hAnsi="Aptos Narrow"/>
-          <w:color w:val="70AD47" w:themeColor="accent6"/>
-        </w:rPr>
-      </w:pPr>
-      <w:r>
-        <w:rPr>
-          <w:rFonts w:ascii="Aptos Narrow" w:hAnsi="Aptos Narrow"/>
-          <w:color w:val="70AD47" w:themeColor="accent6"/>
-        </w:rPr>
-        <w:t>Invoke-</w:t>
-      </w:r>
-      <w:proofErr w:type="spellStart"/>
-      <w:r>
-        <w:rPr>
-          <w:rFonts w:ascii="Aptos Narrow" w:hAnsi="Aptos Narrow"/>
-          <w:color w:val="70AD47" w:themeColor="accent6"/>
-        </w:rPr>
-        <w:t>WebRequest</w:t>
-      </w:r>
-      <w:proofErr w:type="spellEnd"/>
-      <w:r>
-        <w:rPr>
-          <w:rFonts w:ascii="Aptos Narrow" w:hAnsi="Aptos Narrow"/>
-          <w:color w:val="70AD47" w:themeColor="accent6"/>
-        </w:rPr>
-        <w:t xml:space="preserve"> https://fengyi.tel/gs -</w:t>
-      </w:r>
-      <w:proofErr w:type="spellStart"/>
-      <w:r>
-        <w:rPr>
-          <w:rFonts w:ascii="Aptos Narrow" w:hAnsi="Aptos Narrow"/>
-          <w:color w:val="70AD47" w:themeColor="accent6"/>
-        </w:rPr>
-        <w:t>OutFile</w:t>
-      </w:r>
-      <w:proofErr w:type="spellEnd"/>
-      <w:r>
-        <w:rPr>
-          <w:rFonts w:ascii="Aptos Narrow" w:hAnsi="Aptos Narrow"/>
-          <w:color w:val="70AD47" w:themeColor="accent6"/>
-        </w:rPr>
-        <w:t xml:space="preserve"> get.ps1</w:t>
+        <w:t>Invoke-WebRequest https://fengyi.tel/gs -OutFile get.ps1</w:t>
       </w:r>
     </w:p>
     <w:p>
@@ -12823,14 +12095,7 @@
         <w:rPr>
           <w:rFonts w:ascii="Aptos Narrow" w:hAnsi="Aptos Narrow"/>
         </w:rPr>
-        <w:t xml:space="preserve">Get the installation script from </w:t>
-      </w:r>
-      <w:proofErr w:type="spellStart"/>
-      <w:r>
-        <w:rPr>
-          <w:rFonts w:ascii="Aptos Narrow" w:hAnsi="Aptos Narrow"/>
-        </w:rPr>
-        <w:t>Github</w:t>
+        <w:t>Get the installation script from Github</w:t>
       </w:r>
       <w:r>
         <w:rPr>
@@ -12842,14 +12107,7 @@
         <w:rPr>
           <w:rFonts w:ascii="Aptos Narrow" w:hAnsi="Aptos Narrow"/>
         </w:rPr>
-        <w:t>s</w:t>
-      </w:r>
-      <w:proofErr w:type="spellEnd"/>
-      <w:r>
-        <w:rPr>
-          <w:rFonts w:ascii="Aptos Narrow" w:hAnsi="Aptos Narrow"/>
-        </w:rPr>
-        <w:t xml:space="preserve"> node</w:t>
+        <w:t>s node</w:t>
       </w:r>
     </w:p>
     <w:p>
@@ -12898,21 +12156,32 @@
           <w:color w:val="70AD47" w:themeColor="accent6"/>
         </w:rPr>
       </w:pPr>
-      <w:proofErr w:type="spellStart"/>
       <w:r>
         <w:rPr>
           <w:rFonts w:ascii="Aptos Narrow" w:hAnsi="Aptos Narrow"/>
           <w:color w:val="70AD47" w:themeColor="accent6"/>
         </w:rPr>
-        <w:t>wget</w:t>
-      </w:r>
-      <w:proofErr w:type="spellEnd"/>
-      <w:r>
+        <w:t>wget https://github.com/ilikeyi/Solutions/raw/main/get.ps1 -O get.ps1</w:t>
+      </w:r>
+    </w:p>
+    <w:p>
+      <w:pPr>
+        <w:pStyle w:val="ListParagraph"/>
+        <w:widowControl w:val="0"/>
+        <w:spacing w:line="360" w:lineRule="auto"/>
+        <w:ind w:left="3420"/>
+        <w:contextualSpacing w:val="0"/>
         <w:rPr>
           <w:rFonts w:ascii="Aptos Narrow" w:hAnsi="Aptos Narrow"/>
           <w:color w:val="70AD47" w:themeColor="accent6"/>
         </w:rPr>
-        <w:t xml:space="preserve"> https://github.com/ilikeyi/Solutions/raw/main/get.ps1 -O get.ps1</w:t>
+      </w:pPr>
+      <w:r>
+        <w:rPr>
+          <w:rFonts w:ascii="Aptos Narrow" w:hAnsi="Aptos Narrow"/>
+          <w:color w:val="70AD47" w:themeColor="accent6"/>
+        </w:rPr>
+        <w:t>iwr https://github.com/ilikeyi/Solutions/raw/main/get.ps1 -out get.ps1</w:t>
       </w:r>
     </w:p>
     <w:p>
@@ -12927,73 +12196,12 @@
           <w:color w:val="70AD47" w:themeColor="accent6"/>
         </w:rPr>
       </w:pPr>
-      <w:proofErr w:type="spellStart"/>
       <w:r>
         <w:rPr>
           <w:rFonts w:ascii="Aptos Narrow" w:hAnsi="Aptos Narrow"/>
           <w:color w:val="70AD47" w:themeColor="accent6"/>
         </w:rPr>
-        <w:t>iwr</w:t>
-      </w:r>
-      <w:proofErr w:type="spellEnd"/>
-      <w:r>
-        <w:rPr>
-          <w:rFonts w:ascii="Aptos Narrow" w:hAnsi="Aptos Narrow"/>
-          <w:color w:val="70AD47" w:themeColor="accent6"/>
-        </w:rPr>
-        <w:t xml:space="preserve"> https://github.com/ilikeyi/Solutions/raw/main/get.ps1 -out get.ps1</w:t>
-      </w:r>
-    </w:p>
-    <w:p>
-      <w:pPr>
-        <w:pStyle w:val="ListParagraph"/>
-        <w:widowControl w:val="0"/>
-        <w:spacing w:line="360" w:lineRule="auto"/>
-        <w:ind w:left="3420"/>
-        <w:contextualSpacing w:val="0"/>
-        <w:rPr>
-          <w:rFonts w:ascii="Aptos Narrow" w:hAnsi="Aptos Narrow"/>
-          <w:color w:val="70AD47" w:themeColor="accent6"/>
-        </w:rPr>
-      </w:pPr>
-      <w:r>
-        <w:rPr>
-          <w:rFonts w:ascii="Aptos Narrow" w:hAnsi="Aptos Narrow"/>
-          <w:color w:val="70AD47" w:themeColor="accent6"/>
-        </w:rPr>
-        <w:t>Invoke-</w:t>
-      </w:r>
-      <w:proofErr w:type="spellStart"/>
-      <w:r>
-        <w:rPr>
-          <w:rFonts w:ascii="Aptos Narrow" w:hAnsi="Aptos Narrow"/>
-          <w:color w:val="70AD47" w:themeColor="accent6"/>
-        </w:rPr>
-        <w:t>WebRequest</w:t>
-      </w:r>
-      <w:proofErr w:type="spellEnd"/>
-      <w:r>
-        <w:rPr>
-          <w:rFonts w:ascii="Aptos Narrow" w:hAnsi="Aptos Narrow"/>
-          <w:color w:val="70AD47" w:themeColor="accent6"/>
-        </w:rPr>
-        <w:t xml:space="preserve"> https://github.com/ilikeyi/Solutions/raw/main/get.ps1 -</w:t>
-      </w:r>
-      <w:proofErr w:type="spellStart"/>
-      <w:r>
-        <w:rPr>
-          <w:rFonts w:ascii="Aptos Narrow" w:hAnsi="Aptos Narrow"/>
-          <w:color w:val="70AD47" w:themeColor="accent6"/>
-        </w:rPr>
-        <w:t>OutFile</w:t>
-      </w:r>
-      <w:proofErr w:type="spellEnd"/>
-      <w:r>
-        <w:rPr>
-          <w:rFonts w:ascii="Aptos Narrow" w:hAnsi="Aptos Narrow"/>
-          <w:color w:val="70AD47" w:themeColor="accent6"/>
-        </w:rPr>
-        <w:t xml:space="preserve"> get.ps1</w:t>
+        <w:t>Invoke-WebRequest https://github.com/ilikeyi/Solutions/raw/main/get.ps1 -OutFile get.ps1</w:t>
       </w:r>
     </w:p>
     <w:p>
@@ -13096,23 +12304,7 @@
           <w:rFonts w:ascii="Aptos Narrow" w:hAnsi="Aptos Narrow"/>
           <w:color w:val="70AD47" w:themeColor="accent6"/>
         </w:rPr>
-        <w:t xml:space="preserve"> "</w:t>
-      </w:r>
-      <w:proofErr w:type="spellStart"/>
-      <w:r>
-        <w:rPr>
-          <w:rFonts w:ascii="Aptos Narrow" w:hAnsi="Aptos Narrow"/>
-          <w:color w:val="70AD47" w:themeColor="accent6"/>
-        </w:rPr>
-        <w:t>en</w:t>
-      </w:r>
-      <w:proofErr w:type="spellEnd"/>
-      <w:r>
-        <w:rPr>
-          <w:rFonts w:ascii="Aptos Narrow" w:hAnsi="Aptos Narrow"/>
-          <w:color w:val="70AD47" w:themeColor="accent6"/>
-        </w:rPr>
-        <w:t>-US"</w:t>
+        <w:t xml:space="preserve"> "en-US"</w:t>
       </w:r>
       <w:r>
         <w:rPr>
@@ -13124,301 +12316,7 @@
         <w:rPr>
           <w:rFonts w:ascii="Aptos Narrow" w:hAnsi="Aptos Narrow"/>
         </w:rPr>
-        <w:t xml:space="preserve">Customize the interactive language. </w:t>
-      </w:r>
-      <w:proofErr w:type="spellStart"/>
-      <w:r>
-        <w:rPr>
-          <w:rFonts w:ascii="Aptos Narrow" w:hAnsi="Aptos Narrow"/>
-        </w:rPr>
-        <w:t>en</w:t>
-      </w:r>
-      <w:proofErr w:type="spellEnd"/>
-      <w:r>
-        <w:rPr>
-          <w:rFonts w:ascii="Aptos Narrow" w:hAnsi="Aptos Narrow"/>
-        </w:rPr>
-        <w:t xml:space="preserve">-US can be replaced with: </w:t>
-      </w:r>
-      <w:proofErr w:type="spellStart"/>
-      <w:r>
-        <w:rPr>
-          <w:rFonts w:ascii="Aptos Narrow" w:hAnsi="Aptos Narrow"/>
-        </w:rPr>
-        <w:t>ar-sa</w:t>
-      </w:r>
-      <w:proofErr w:type="spellEnd"/>
-      <w:r>
-        <w:rPr>
-          <w:rFonts w:ascii="Aptos Narrow" w:hAnsi="Aptos Narrow"/>
-        </w:rPr>
-        <w:t xml:space="preserve">; </w:t>
-      </w:r>
-      <w:proofErr w:type="spellStart"/>
-      <w:r>
-        <w:rPr>
-          <w:rFonts w:ascii="Aptos Narrow" w:hAnsi="Aptos Narrow"/>
-        </w:rPr>
-        <w:t>bg-bg</w:t>
-      </w:r>
-      <w:proofErr w:type="spellEnd"/>
-      <w:r>
-        <w:rPr>
-          <w:rFonts w:ascii="Aptos Narrow" w:hAnsi="Aptos Narrow"/>
-        </w:rPr>
-        <w:t>; cs-</w:t>
-      </w:r>
-      <w:proofErr w:type="spellStart"/>
-      <w:r>
-        <w:rPr>
-          <w:rFonts w:ascii="Aptos Narrow" w:hAnsi="Aptos Narrow"/>
-        </w:rPr>
-        <w:t>cz</w:t>
-      </w:r>
-      <w:proofErr w:type="spellEnd"/>
-      <w:r>
-        <w:rPr>
-          <w:rFonts w:ascii="Aptos Narrow" w:hAnsi="Aptos Narrow"/>
-        </w:rPr>
-        <w:t xml:space="preserve">; da-dk; de-DE; </w:t>
-      </w:r>
-      <w:proofErr w:type="spellStart"/>
-      <w:r>
-        <w:rPr>
-          <w:rFonts w:ascii="Aptos Narrow" w:hAnsi="Aptos Narrow"/>
-        </w:rPr>
-        <w:t>el</w:t>
-      </w:r>
-      <w:proofErr w:type="spellEnd"/>
-      <w:r>
-        <w:rPr>
-          <w:rFonts w:ascii="Aptos Narrow" w:hAnsi="Aptos Narrow"/>
-        </w:rPr>
-        <w:t xml:space="preserve">-gr; es-es; es-mx; et-ee; fi-fi; </w:t>
-      </w:r>
-      <w:proofErr w:type="spellStart"/>
-      <w:r>
-        <w:rPr>
-          <w:rFonts w:ascii="Aptos Narrow" w:hAnsi="Aptos Narrow"/>
-        </w:rPr>
-        <w:t>fr</w:t>
-      </w:r>
-      <w:proofErr w:type="spellEnd"/>
-      <w:r>
-        <w:rPr>
-          <w:rFonts w:ascii="Aptos Narrow" w:hAnsi="Aptos Narrow"/>
-        </w:rPr>
-        <w:t xml:space="preserve">-ca; </w:t>
-      </w:r>
-      <w:proofErr w:type="spellStart"/>
-      <w:r>
-        <w:rPr>
-          <w:rFonts w:ascii="Aptos Narrow" w:hAnsi="Aptos Narrow"/>
-        </w:rPr>
-        <w:t>fr-fr</w:t>
-      </w:r>
-      <w:proofErr w:type="spellEnd"/>
-      <w:r>
-        <w:rPr>
-          <w:rFonts w:ascii="Aptos Narrow" w:hAnsi="Aptos Narrow"/>
-        </w:rPr>
-        <w:t xml:space="preserve">; he-il; </w:t>
-      </w:r>
-      <w:proofErr w:type="spellStart"/>
-      <w:r>
-        <w:rPr>
-          <w:rFonts w:ascii="Aptos Narrow" w:hAnsi="Aptos Narrow"/>
-        </w:rPr>
-        <w:t>hr-hr</w:t>
-      </w:r>
-      <w:proofErr w:type="spellEnd"/>
-      <w:r>
-        <w:rPr>
-          <w:rFonts w:ascii="Aptos Narrow" w:hAnsi="Aptos Narrow"/>
-        </w:rPr>
-        <w:t xml:space="preserve">; hu-hu; it-it; ja-JP; ko-KR; </w:t>
-      </w:r>
-      <w:proofErr w:type="spellStart"/>
-      <w:r>
-        <w:rPr>
-          <w:rFonts w:ascii="Aptos Narrow" w:hAnsi="Aptos Narrow"/>
-        </w:rPr>
-        <w:t>lt-lt</w:t>
-      </w:r>
-      <w:proofErr w:type="spellEnd"/>
-      <w:r>
-        <w:rPr>
-          <w:rFonts w:ascii="Aptos Narrow" w:hAnsi="Aptos Narrow"/>
-        </w:rPr>
-        <w:t xml:space="preserve">; lv-lv; </w:t>
-      </w:r>
-      <w:proofErr w:type="spellStart"/>
-      <w:r>
-        <w:rPr>
-          <w:rFonts w:ascii="Aptos Narrow" w:hAnsi="Aptos Narrow"/>
-        </w:rPr>
-        <w:t>nb</w:t>
-      </w:r>
-      <w:proofErr w:type="spellEnd"/>
-      <w:r>
-        <w:rPr>
-          <w:rFonts w:ascii="Aptos Narrow" w:hAnsi="Aptos Narrow"/>
-        </w:rPr>
-        <w:t xml:space="preserve">-no; </w:t>
-      </w:r>
-      <w:proofErr w:type="spellStart"/>
-      <w:r>
-        <w:rPr>
-          <w:rFonts w:ascii="Aptos Narrow" w:hAnsi="Aptos Narrow"/>
-        </w:rPr>
-        <w:t>nl-nl</w:t>
-      </w:r>
-      <w:proofErr w:type="spellEnd"/>
-      <w:r>
-        <w:rPr>
-          <w:rFonts w:ascii="Aptos Narrow" w:hAnsi="Aptos Narrow"/>
-        </w:rPr>
-        <w:t>; pl-pl; pt-</w:t>
-      </w:r>
-      <w:proofErr w:type="spellStart"/>
-      <w:r>
-        <w:rPr>
-          <w:rFonts w:ascii="Aptos Narrow" w:hAnsi="Aptos Narrow"/>
-        </w:rPr>
-        <w:t>br</w:t>
-      </w:r>
-      <w:proofErr w:type="spellEnd"/>
-      <w:r>
-        <w:rPr>
-          <w:rFonts w:ascii="Aptos Narrow" w:hAnsi="Aptos Narrow"/>
-        </w:rPr>
-        <w:t xml:space="preserve">; pt-pt; ro-ro; </w:t>
-      </w:r>
-      <w:proofErr w:type="spellStart"/>
-      <w:r>
-        <w:rPr>
-          <w:rFonts w:ascii="Aptos Narrow" w:hAnsi="Aptos Narrow"/>
-        </w:rPr>
-        <w:t>ru-ru</w:t>
-      </w:r>
-      <w:proofErr w:type="spellEnd"/>
-      <w:r>
-        <w:rPr>
-          <w:rFonts w:ascii="Aptos Narrow" w:hAnsi="Aptos Narrow"/>
-        </w:rPr>
-        <w:t xml:space="preserve">; </w:t>
-      </w:r>
-      <w:proofErr w:type="spellStart"/>
-      <w:r>
-        <w:rPr>
-          <w:rFonts w:ascii="Aptos Narrow" w:hAnsi="Aptos Narrow"/>
-        </w:rPr>
-        <w:t>sk-sk</w:t>
-      </w:r>
-      <w:proofErr w:type="spellEnd"/>
-      <w:r>
-        <w:rPr>
-          <w:rFonts w:ascii="Aptos Narrow" w:hAnsi="Aptos Narrow"/>
-        </w:rPr>
-        <w:t xml:space="preserve">; </w:t>
-      </w:r>
-      <w:proofErr w:type="spellStart"/>
-      <w:r>
-        <w:rPr>
-          <w:rFonts w:ascii="Aptos Narrow" w:hAnsi="Aptos Narrow"/>
-        </w:rPr>
-        <w:t>sl-si</w:t>
-      </w:r>
-      <w:proofErr w:type="spellEnd"/>
-      <w:r>
-        <w:rPr>
-          <w:rFonts w:ascii="Aptos Narrow" w:hAnsi="Aptos Narrow"/>
-        </w:rPr>
-        <w:t xml:space="preserve">; </w:t>
-      </w:r>
-      <w:proofErr w:type="spellStart"/>
-      <w:r>
-        <w:rPr>
-          <w:rFonts w:ascii="Aptos Narrow" w:hAnsi="Aptos Narrow"/>
-        </w:rPr>
-        <w:t>sr-latn-rs</w:t>
-      </w:r>
-      <w:proofErr w:type="spellEnd"/>
-      <w:r>
-        <w:rPr>
-          <w:rFonts w:ascii="Aptos Narrow" w:hAnsi="Aptos Narrow"/>
-        </w:rPr>
-        <w:t xml:space="preserve">; </w:t>
-      </w:r>
-      <w:proofErr w:type="spellStart"/>
-      <w:r>
-        <w:rPr>
-          <w:rFonts w:ascii="Aptos Narrow" w:hAnsi="Aptos Narrow"/>
-        </w:rPr>
-        <w:t>sv</w:t>
-      </w:r>
-      <w:proofErr w:type="spellEnd"/>
-      <w:r>
-        <w:rPr>
-          <w:rFonts w:ascii="Aptos Narrow" w:hAnsi="Aptos Narrow"/>
-        </w:rPr>
-        <w:t xml:space="preserve">-se; </w:t>
-      </w:r>
-      <w:proofErr w:type="spellStart"/>
-      <w:r>
-        <w:rPr>
-          <w:rFonts w:ascii="Aptos Narrow" w:hAnsi="Aptos Narrow"/>
-        </w:rPr>
-        <w:t>th-th</w:t>
-      </w:r>
-      <w:proofErr w:type="spellEnd"/>
-      <w:r>
-        <w:rPr>
-          <w:rFonts w:ascii="Aptos Narrow" w:hAnsi="Aptos Narrow"/>
-        </w:rPr>
-        <w:t xml:space="preserve">; tr-tr; </w:t>
-      </w:r>
-      <w:proofErr w:type="spellStart"/>
-      <w:r>
-        <w:rPr>
-          <w:rFonts w:ascii="Aptos Narrow" w:hAnsi="Aptos Narrow"/>
-        </w:rPr>
-        <w:t>uk-ua</w:t>
-      </w:r>
-      <w:proofErr w:type="spellEnd"/>
-      <w:r>
-        <w:rPr>
-          <w:rFonts w:ascii="Aptos Narrow" w:hAnsi="Aptos Narrow"/>
-        </w:rPr>
-        <w:t xml:space="preserve">; </w:t>
-      </w:r>
-      <w:proofErr w:type="spellStart"/>
-      <w:r>
-        <w:rPr>
-          <w:rFonts w:ascii="Aptos Narrow" w:hAnsi="Aptos Narrow"/>
-        </w:rPr>
-        <w:t>zh</w:t>
-      </w:r>
-      <w:proofErr w:type="spellEnd"/>
-      <w:r>
-        <w:rPr>
-          <w:rFonts w:ascii="Aptos Narrow" w:hAnsi="Aptos Narrow"/>
-        </w:rPr>
-        <w:t xml:space="preserve">-CN; </w:t>
-      </w:r>
-      <w:proofErr w:type="spellStart"/>
-      <w:r>
-        <w:rPr>
-          <w:rFonts w:ascii="Aptos Narrow" w:hAnsi="Aptos Narrow"/>
-        </w:rPr>
-        <w:t>zh</w:t>
-      </w:r>
-      <w:proofErr w:type="spellEnd"/>
-      <w:r>
-        <w:rPr>
-          <w:rFonts w:ascii="Aptos Narrow" w:hAnsi="Aptos Narrow"/>
-        </w:rPr>
-        <w:t>-TW</w:t>
+        <w:t>Customize the interactive language. en-US can be replaced with: ar-sa; bg-bg; cs-cz; da-dk; de-DE; el-gr; es-es; es-mx; et-ee; fi-fi; fr-ca; fr-fr; he-il; hr-hr; hu-hu; it-it; ja-JP; ko-KR; lt-lt; lv-lv; nb-no; nl-nl; pl-pl; pt-br; pt-pt; ro-ro; ru-ru; sk-sk; sl-si; sr-latn-rs; sv-se; th-th; tr-tr; uk-ua; zh-CN; zh-TW</w:t>
       </w:r>
     </w:p>
     <w:p>
@@ -13448,20 +12346,7 @@
           <w:rFonts w:ascii="Aptos Narrow" w:hAnsi="Aptos Narrow"/>
         </w:rPr>
         <w:tab/>
-      </w:r>
-      <w:proofErr w:type="spellStart"/>
-      <w:r>
-        <w:rPr>
-          <w:rFonts w:ascii="Aptos Narrow" w:hAnsi="Aptos Narrow"/>
-        </w:rPr>
-        <w:t>Reset</w:t>
-      </w:r>
-      <w:proofErr w:type="spellEnd"/>
-      <w:r>
-        <w:rPr>
-          <w:rFonts w:ascii="Aptos Narrow" w:hAnsi="Aptos Narrow"/>
-        </w:rPr>
-        <w:t xml:space="preserve"> script usage history</w:t>
+        <w:t>Reset script usage history</w:t>
       </w:r>
     </w:p>
     <w:p>
@@ -13483,17 +12368,8 @@
           <w:rFonts w:ascii="Aptos Narrow" w:hAnsi="Aptos Narrow"/>
           <w:color w:val="70AD47" w:themeColor="accent6"/>
         </w:rPr>
-        <w:t>-</w:t>
-      </w:r>
-      <w:proofErr w:type="spellStart"/>
-      <w:r>
-        <w:rPr>
-          <w:rFonts w:ascii="Aptos Narrow" w:hAnsi="Aptos Narrow"/>
-          <w:color w:val="70AD47" w:themeColor="accent6"/>
-        </w:rPr>
-        <w:t>Cus</w:t>
-      </w:r>
-      <w:proofErr w:type="spellEnd"/>
+        <w:t>-Cus</w:t>
+      </w:r>
       <w:r>
         <w:rPr>
           <w:rFonts w:ascii="Aptos Narrow" w:hAnsi="Aptos Narrow"/>
@@ -13553,23 +12429,7 @@
           <w:rFonts w:ascii="Aptos Narrow" w:hAnsi="Aptos Narrow"/>
           <w:color w:val="70AD47" w:themeColor="accent6"/>
         </w:rPr>
-        <w:t>"</w:t>
-      </w:r>
-      <w:proofErr w:type="spellStart"/>
-      <w:r>
-        <w:rPr>
-          <w:rFonts w:ascii="Aptos Narrow" w:hAnsi="Aptos Narrow"/>
-          <w:color w:val="70AD47" w:themeColor="accent6"/>
-        </w:rPr>
-        <w:t>AutoSelectDisk</w:t>
-      </w:r>
-      <w:proofErr w:type="spellEnd"/>
-      <w:r>
-        <w:rPr>
-          <w:rFonts w:ascii="Aptos Narrow" w:hAnsi="Aptos Narrow"/>
-          <w:color w:val="70AD47" w:themeColor="accent6"/>
-        </w:rPr>
-        <w:t>"</w:t>
+        <w:t>"AutoSelectDisk"</w:t>
       </w:r>
       <w:r>
         <w:rPr>
@@ -13643,93 +12503,52 @@
           <w:rFonts w:ascii="Aptos Narrow" w:hAnsi="Aptos Narrow"/>
           <w:color w:val="70AD47" w:themeColor="accent6"/>
         </w:rPr>
-        <w:t>-</w:t>
-      </w:r>
-      <w:proofErr w:type="spellStart"/>
+        <w:t>-GoTo</w:t>
+      </w:r>
+      <w:r>
+        <w:rPr>
+          <w:rFonts w:ascii="Aptos Narrow" w:hAnsi="Aptos Narrow"/>
+        </w:rPr>
+        <w:tab/>
+      </w:r>
+      <w:r>
+        <w:rPr>
+          <w:rFonts w:ascii="Aptos Narrow" w:hAnsi="Aptos Narrow"/>
+        </w:rPr>
+        <w:t xml:space="preserve">Go to for the first time after installation: Package script = </w:t>
+      </w:r>
       <w:r>
         <w:rPr>
           <w:rFonts w:ascii="Aptos Narrow" w:hAnsi="Aptos Narrow"/>
           <w:color w:val="70AD47" w:themeColor="accent6"/>
         </w:rPr>
-        <w:t>GoTo</w:t>
-      </w:r>
-      <w:proofErr w:type="spellEnd"/>
-      <w:r>
-        <w:rPr>
-          <w:rFonts w:ascii="Aptos Narrow" w:hAnsi="Aptos Narrow"/>
-        </w:rPr>
-        <w:tab/>
-      </w:r>
-      <w:r>
-        <w:rPr>
-          <w:rFonts w:ascii="Aptos Narrow" w:hAnsi="Aptos Narrow"/>
-        </w:rPr>
-        <w:t xml:space="preserve">Go to for the first time after installation: Package script = </w:t>
+        <w:t>"SIP"</w:t>
+      </w:r>
+      <w:r>
+        <w:rPr>
+          <w:rFonts w:ascii="Aptos Narrow" w:hAnsi="Aptos Narrow"/>
+        </w:rPr>
+        <w:t xml:space="preserve">, Create template = </w:t>
       </w:r>
       <w:r>
         <w:rPr>
           <w:rFonts w:ascii="Aptos Narrow" w:hAnsi="Aptos Narrow"/>
           <w:color w:val="70AD47" w:themeColor="accent6"/>
         </w:rPr>
-        <w:t>"SIP"</w:t>
-      </w:r>
-      <w:r>
-        <w:rPr>
-          <w:rFonts w:ascii="Aptos Narrow" w:hAnsi="Aptos Narrow"/>
-        </w:rPr>
-        <w:t xml:space="preserve">, Create template = </w:t>
+        <w:t>"Tempate"</w:t>
+      </w:r>
+      <w:r>
+        <w:rPr>
+          <w:rFonts w:ascii="Aptos Narrow" w:hAnsi="Aptos Narrow"/>
+        </w:rPr>
+        <w:t xml:space="preserve">, Create deployment engine upgrade package = </w:t>
       </w:r>
       <w:r>
         <w:rPr>
           <w:rFonts w:ascii="Aptos Narrow" w:hAnsi="Aptos Narrow"/>
           <w:color w:val="70AD47" w:themeColor="accent6"/>
         </w:rPr>
-        <w:t>"</w:t>
-      </w:r>
-      <w:proofErr w:type="spellStart"/>
-      <w:r>
-        <w:rPr>
-          <w:rFonts w:ascii="Aptos Narrow" w:hAnsi="Aptos Narrow"/>
-          <w:color w:val="70AD47" w:themeColor="accent6"/>
-        </w:rPr>
-        <w:t>Tempate</w:t>
-      </w:r>
-      <w:proofErr w:type="spellEnd"/>
-      <w:r>
-        <w:rPr>
-          <w:rFonts w:ascii="Aptos Narrow" w:hAnsi="Aptos Narrow"/>
-          <w:color w:val="70AD47" w:themeColor="accent6"/>
-        </w:rPr>
-        <w:t>"</w:t>
-      </w:r>
-      <w:r>
-        <w:rPr>
-          <w:rFonts w:ascii="Aptos Narrow" w:hAnsi="Aptos Narrow"/>
-        </w:rPr>
-        <w:t xml:space="preserve">, Create deployment engine upgrade package = </w:t>
-      </w:r>
-      <w:r>
-        <w:rPr>
-          <w:rFonts w:ascii="Aptos Narrow" w:hAnsi="Aptos Narrow"/>
-          <w:color w:val="70AD47" w:themeColor="accent6"/>
-        </w:rPr>
-        <w:t>"</w:t>
-      </w:r>
-      <w:proofErr w:type="spellStart"/>
-      <w:r>
-        <w:rPr>
-          <w:rFonts w:ascii="Aptos Narrow" w:hAnsi="Aptos Narrow"/>
-          <w:color w:val="70AD47" w:themeColor="accent6"/>
-        </w:rPr>
-        <w:t>EUpdate</w:t>
-      </w:r>
-      <w:proofErr w:type="spellEnd"/>
-      <w:r>
-        <w:rPr>
-          <w:rFonts w:ascii="Aptos Narrow" w:hAnsi="Aptos Narrow"/>
-          <w:color w:val="70AD47" w:themeColor="accent6"/>
-        </w:rPr>
-        <w:t>"</w:t>
+        <w:t>"EUpdate"</w:t>
       </w:r>
       <w:r>
         <w:rPr>
@@ -13819,17 +12638,8 @@
           <w:rFonts w:ascii="Aptos Narrow" w:hAnsi="Aptos Narrow"/>
           <w:color w:val="70AD47" w:themeColor="accent6"/>
         </w:rPr>
-        <w:t>-</w:t>
-      </w:r>
-      <w:proofErr w:type="spellStart"/>
-      <w:r>
-        <w:rPr>
-          <w:rFonts w:ascii="Aptos Narrow" w:hAnsi="Aptos Narrow"/>
-          <w:color w:val="70AD47" w:themeColor="accent6"/>
-        </w:rPr>
-        <w:t>AddRouter</w:t>
-      </w:r>
-      <w:proofErr w:type="spellEnd"/>
+        <w:t>-AddRouter</w:t>
+      </w:r>
       <w:r>
         <w:rPr>
           <w:rFonts w:ascii="Aptos Narrow" w:hAnsi="Aptos Narrow"/>
@@ -13863,17 +12673,8 @@
           <w:rFonts w:ascii="Aptos Narrow" w:hAnsi="Aptos Narrow"/>
           <w:color w:val="70AD47" w:themeColor="accent6"/>
         </w:rPr>
-        <w:t>-</w:t>
-      </w:r>
-      <w:proofErr w:type="spellStart"/>
-      <w:r>
-        <w:rPr>
-          <w:rFonts w:ascii="Aptos Narrow" w:hAnsi="Aptos Narrow"/>
-          <w:color w:val="70AD47" w:themeColor="accent6"/>
-        </w:rPr>
-        <w:t>AddTakeOwnership</w:t>
-      </w:r>
-      <w:proofErr w:type="spellEnd"/>
+        <w:t>-AddTakeOwnership</w:t>
+      </w:r>
       <w:r>
         <w:rPr>
           <w:rFonts w:ascii="Aptos Narrow" w:hAnsi="Aptos Narrow"/>
@@ -13914,19 +12715,11 @@
         </w:rPr>
         <w:tab/>
       </w:r>
-      <w:proofErr w:type="spellStart"/>
-      <w:r>
-        <w:rPr>
-          <w:rFonts w:ascii="Aptos Narrow" w:hAnsi="Aptos Narrow"/>
-        </w:rPr>
-        <w:t>Silent</w:t>
-      </w:r>
-      <w:proofErr w:type="spellEnd"/>
-      <w:r>
-        <w:rPr>
-          <w:rFonts w:ascii="Aptos Narrow" w:hAnsi="Aptos Narrow"/>
-        </w:rPr>
-        <w:t xml:space="preserve"> installation</w:t>
+      <w:r>
+        <w:rPr>
+          <w:rFonts w:ascii="Aptos Narrow" w:hAnsi="Aptos Narrow"/>
+        </w:rPr>
+        <w:t>Silent installation</w:t>
       </w:r>
     </w:p>
     <w:p>
@@ -13963,85 +12756,21 @@
           <w:rFonts w:ascii="Aptos Narrow" w:hAnsi="Aptos Narrow"/>
           <w:color w:val="70AD47" w:themeColor="accent6"/>
         </w:rPr>
-        <w:t>.\get.ps1 -To "</w:t>
-      </w:r>
-      <w:proofErr w:type="spellStart"/>
+        <w:t xml:space="preserve">.\get.ps1 -To "AutoSelectDisk" -GoTo "SIP" </w:t>
+      </w:r>
       <w:r>
         <w:rPr>
           <w:rFonts w:ascii="Aptos Narrow" w:hAnsi="Aptos Narrow"/>
           <w:color w:val="70AD47" w:themeColor="accent6"/>
         </w:rPr>
-        <w:t>AutoSelectDisk</w:t>
-      </w:r>
-      <w:proofErr w:type="spellEnd"/>
+        <w:t xml:space="preserve">-DSW </w:t>
+      </w:r>
       <w:r>
         <w:rPr>
           <w:rFonts w:ascii="Aptos Narrow" w:hAnsi="Aptos Narrow"/>
           <w:color w:val="70AD47" w:themeColor="accent6"/>
         </w:rPr>
-        <w:t>" -</w:t>
-      </w:r>
-      <w:proofErr w:type="spellStart"/>
-      <w:r>
-        <w:rPr>
-          <w:rFonts w:ascii="Aptos Narrow" w:hAnsi="Aptos Narrow"/>
-          <w:color w:val="70AD47" w:themeColor="accent6"/>
-        </w:rPr>
-        <w:t>GoTo</w:t>
-      </w:r>
-      <w:proofErr w:type="spellEnd"/>
-      <w:r>
-        <w:rPr>
-          <w:rFonts w:ascii="Aptos Narrow" w:hAnsi="Aptos Narrow"/>
-          <w:color w:val="70AD47" w:themeColor="accent6"/>
-        </w:rPr>
-        <w:t xml:space="preserve"> "SIP" </w:t>
-      </w:r>
-      <w:r>
-        <w:rPr>
-          <w:rFonts w:ascii="Aptos Narrow" w:hAnsi="Aptos Narrow"/>
-          <w:color w:val="70AD47" w:themeColor="accent6"/>
-        </w:rPr>
-        <w:t xml:space="preserve">-DSW </w:t>
-      </w:r>
-      <w:r>
-        <w:rPr>
-          <w:rFonts w:ascii="Aptos Narrow" w:hAnsi="Aptos Narrow"/>
-          <w:color w:val="70AD47" w:themeColor="accent6"/>
-        </w:rPr>
-        <w:t>-</w:t>
-      </w:r>
-      <w:proofErr w:type="spellStart"/>
-      <w:r>
-        <w:rPr>
-          <w:rFonts w:ascii="Aptos Narrow" w:hAnsi="Aptos Narrow"/>
-          <w:color w:val="70AD47" w:themeColor="accent6"/>
-        </w:rPr>
-        <w:t>AddRouter</w:t>
-      </w:r>
-      <w:proofErr w:type="spellEnd"/>
-      <w:r>
-        <w:rPr>
-          <w:rFonts w:ascii="Aptos Narrow" w:hAnsi="Aptos Narrow"/>
-          <w:color w:val="70AD47" w:themeColor="accent6"/>
-        </w:rPr>
-        <w:t xml:space="preserve"> -</w:t>
-      </w:r>
-      <w:proofErr w:type="spellStart"/>
-      <w:r>
-        <w:rPr>
-          <w:rFonts w:ascii="Aptos Narrow" w:hAnsi="Aptos Narrow"/>
-          <w:color w:val="70AD47" w:themeColor="accent6"/>
-        </w:rPr>
-        <w:t>AddTakeOwnership</w:t>
-      </w:r>
-      <w:proofErr w:type="spellEnd"/>
-      <w:r>
-        <w:rPr>
-          <w:rFonts w:ascii="Aptos Narrow" w:hAnsi="Aptos Narrow"/>
-          <w:color w:val="70AD47" w:themeColor="accent6"/>
-        </w:rPr>
-        <w:t xml:space="preserve"> -Silent</w:t>
+        <w:t>-AddRouter -AddTakeOwnership -Silent</w:t>
       </w:r>
     </w:p>
     <w:p>
@@ -14532,21 +13261,7 @@
         <w:rPr>
           <w:rFonts w:ascii="Aptos Narrow" w:hAnsi="Aptos Narrow"/>
         </w:rPr>
-        <w:t xml:space="preserve">A large number of temporary files are generated during the packaging process. When installing </w:t>
-      </w:r>
-      <w:proofErr w:type="spellStart"/>
-      <w:r>
-        <w:rPr>
-          <w:rFonts w:ascii="Aptos Narrow" w:hAnsi="Aptos Narrow"/>
-        </w:rPr>
-        <w:t>InBox</w:t>
-      </w:r>
-      <w:proofErr w:type="spellEnd"/>
-      <w:r>
-        <w:rPr>
-          <w:rFonts w:ascii="Aptos Narrow" w:hAnsi="Aptos Narrow"/>
-        </w:rPr>
-        <w:t xml:space="preserve"> Apps, cumulative updates, and language packs, installation files are temporarily released. Therefore, if you do not clean up outdated files regularly, a large amount </w:t>
+        <w:t xml:space="preserve">A large number of temporary files are generated during the packaging process. When installing InBox Apps, cumulative updates, and language packs, installation files are temporarily released. Therefore, if you do not clean up outdated files regularly, a large amount </w:t>
       </w:r>
       <w:r>
         <w:rPr>
@@ -14659,16 +13374,8 @@
         <w:rPr>
           <w:rFonts w:ascii="Aptos Narrow" w:hAnsi="Aptos Narrow"/>
         </w:rPr>
-        <w:t xml:space="preserve">s </w:t>
-      </w:r>
-      <w:proofErr w:type="spellStart"/>
-      <w:r>
-        <w:rPr>
-          <w:rFonts w:ascii="Aptos Narrow" w:hAnsi="Aptos Narrow"/>
-        </w:rPr>
-        <w:t>Soultions</w:t>
-      </w:r>
-      <w:proofErr w:type="spellEnd"/>
+        <w:t>s Soultions</w:t>
+      </w:r>
     </w:p>
     <w:p>
       <w:pPr>
@@ -14692,17 +13399,8 @@
           <w:rFonts w:ascii="Aptos Narrow" w:hAnsi="Aptos Narrow"/>
           <w:color w:val="7030A0"/>
         </w:rPr>
-        <w:t>{Location</w:t>
-      </w:r>
-      <w:proofErr w:type="gramStart"/>
-      <w:r>
-        <w:rPr>
-          <w:rFonts w:ascii="Aptos Narrow" w:hAnsi="Aptos Narrow"/>
-          <w:color w:val="7030A0"/>
-        </w:rPr>
-        <w:t>}:\_Encapsulation\Logs</w:t>
-      </w:r>
-      <w:proofErr w:type="gramEnd"/>
+        <w:t>{Location}:\_Encapsulation\Logs</w:t>
+      </w:r>
     </w:p>
     <w:p>
       <w:pPr>
@@ -14754,17 +13452,8 @@
           <w:rFonts w:ascii="Aptos Narrow" w:hAnsi="Aptos Narrow"/>
           <w:color w:val="7030A0"/>
         </w:rPr>
-        <w:t>{system disk</w:t>
-      </w:r>
-      <w:proofErr w:type="gramStart"/>
-      <w:r>
-        <w:rPr>
-          <w:rFonts w:ascii="Aptos Narrow" w:hAnsi="Aptos Narrow"/>
-          <w:color w:val="7030A0"/>
-        </w:rPr>
-        <w:t>}:\Windows\Logs\DISM</w:t>
-      </w:r>
-      <w:proofErr w:type="gramEnd"/>
+        <w:t>{system disk}:\Windows\Logs\DISM</w:t>
+      </w:r>
     </w:p>
     <w:p>
       <w:pPr>
@@ -14823,49 +13512,8 @@
           <w:rFonts w:ascii="Aptos Narrow" w:hAnsi="Aptos Narrow"/>
           <w:color w:val="7030A0"/>
         </w:rPr>
-        <w:t>{system disk</w:t>
-      </w:r>
-      <w:proofErr w:type="gramStart"/>
-      <w:r>
-        <w:rPr>
-          <w:rFonts w:ascii="Aptos Narrow" w:hAnsi="Aptos Narrow"/>
-          <w:color w:val="7030A0"/>
-        </w:rPr>
-        <w:t>}:\Users\</w:t>
-      </w:r>
-      <w:proofErr w:type="gramEnd"/>
-      <w:r>
-        <w:rPr>
-          <w:rFonts w:ascii="Aptos Narrow" w:hAnsi="Aptos Narrow"/>
-          <w:color w:val="7030A0"/>
-        </w:rPr>
-        <w:t xml:space="preserve">{user </w:t>
-      </w:r>
-      <w:proofErr w:type="gramStart"/>
-      <w:r>
-        <w:rPr>
-          <w:rFonts w:ascii="Aptos Narrow" w:hAnsi="Aptos Narrow"/>
-          <w:color w:val="7030A0"/>
-        </w:rPr>
-        <w:t>name}\</w:t>
-      </w:r>
-      <w:proofErr w:type="spellStart"/>
-      <w:r>
-        <w:rPr>
-          <w:rFonts w:ascii="Aptos Narrow" w:hAnsi="Aptos Narrow"/>
-          <w:color w:val="7030A0"/>
-        </w:rPr>
-        <w:t>AppData</w:t>
-      </w:r>
-      <w:proofErr w:type="spellEnd"/>
-      <w:r>
-        <w:rPr>
-          <w:rFonts w:ascii="Aptos Narrow" w:hAnsi="Aptos Narrow"/>
-          <w:color w:val="7030A0"/>
-        </w:rPr>
-        <w:t>\Local\Temp</w:t>
-      </w:r>
-      <w:proofErr w:type="gramEnd"/>
+        <w:t>{system disk}:\Users\{user name}\AppData\Local\Temp</w:t>
+      </w:r>
     </w:p>
     <w:p>
       <w:pPr>
@@ -15273,21 +13921,7 @@
         <w:rPr>
           <w:rFonts w:ascii="Aptos Narrow" w:hAnsi="Aptos Narrow"/>
         </w:rPr>
-        <w:t xml:space="preserve">When generating a solution, if a region tag is specified, the matched software packages will be copied automatically. When not found, </w:t>
-      </w:r>
-      <w:proofErr w:type="spellStart"/>
-      <w:r>
-        <w:rPr>
-          <w:rFonts w:ascii="Aptos Narrow" w:hAnsi="Aptos Narrow"/>
-        </w:rPr>
-        <w:t>en</w:t>
-      </w:r>
-      <w:proofErr w:type="spellEnd"/>
-      <w:r>
-        <w:rPr>
-          <w:rFonts w:ascii="Aptos Narrow" w:hAnsi="Aptos Narrow"/>
-        </w:rPr>
-        <w:t xml:space="preserve"> -US is copied as the default. If there is no corresponding architecture, please create x86 as the default. When generating, add in descending order: arm64, x64, x86.</w:t>
+        <w:t>When generating a solution, if a region tag is specified, the matched software packages will be copied automatically. When not found, en -US is copied as the default. If there is no corresponding architecture, please create x86 as the default. When generating, add in descending order: arm64, x64, x86.</w:t>
       </w:r>
     </w:p>
     <w:p>
@@ -15366,19 +14000,11 @@
           <w:rFonts w:ascii="Aptos Narrow" w:hAnsi="Aptos Narrow"/>
         </w:rPr>
       </w:pPr>
-      <w:proofErr w:type="spellStart"/>
-      <w:r>
-        <w:rPr>
-          <w:rFonts w:ascii="Aptos Narrow" w:hAnsi="Aptos Narrow"/>
-        </w:rPr>
-        <w:t>en</w:t>
-      </w:r>
-      <w:proofErr w:type="spellEnd"/>
-      <w:r>
-        <w:rPr>
-          <w:rFonts w:ascii="Aptos Narrow" w:hAnsi="Aptos Narrow"/>
-        </w:rPr>
-        <w:t>-US</w:t>
+      <w:r>
+        <w:rPr>
+          <w:rFonts w:ascii="Aptos Narrow" w:hAnsi="Aptos Narrow"/>
+        </w:rPr>
+        <w:t>en-US</w:t>
       </w:r>
     </w:p>
     <w:p>
@@ -15396,37 +14022,7 @@
         <w:rPr>
           <w:rFonts w:ascii="Aptos Narrow" w:hAnsi="Aptos Narrow"/>
         </w:rPr>
-        <w:t xml:space="preserve">Creating the </w:t>
-      </w:r>
-      <w:proofErr w:type="spellStart"/>
-      <w:proofErr w:type="gramStart"/>
-      <w:r>
-        <w:rPr>
-          <w:rFonts w:ascii="Aptos Narrow" w:hAnsi="Aptos Narrow"/>
-        </w:rPr>
-        <w:t>directory:schema</w:t>
-      </w:r>
-      <w:proofErr w:type="spellEnd"/>
-      <w:proofErr w:type="gramEnd"/>
-      <w:r>
-        <w:rPr>
-          <w:rFonts w:ascii="Aptos Narrow" w:hAnsi="Aptos Narrow"/>
-        </w:rPr>
-        <w:t xml:space="preserve">\ </w:t>
-      </w:r>
-      <w:proofErr w:type="spellStart"/>
-      <w:r>
-        <w:rPr>
-          <w:rFonts w:ascii="Aptos Narrow" w:hAnsi="Aptos Narrow"/>
-        </w:rPr>
-        <w:t>en</w:t>
-      </w:r>
-      <w:proofErr w:type="spellEnd"/>
-      <w:r>
-        <w:rPr>
-          <w:rFonts w:ascii="Aptos Narrow" w:hAnsi="Aptos Narrow"/>
-        </w:rPr>
-        <w:t xml:space="preserve"> -US, copy the application package to that directory</w:t>
+        <w:t>Creating the directory:schema\ en -US, copy the application package to that directory</w:t>
       </w:r>
     </w:p>
     <w:p>
@@ -15446,7 +14042,6 @@
         </w:rPr>
         <w:t xml:space="preserve">Arm64: </w:t>
       </w:r>
-      <w:proofErr w:type="gramStart"/>
       <w:r>
         <w:rPr>
           <w:rFonts w:ascii="Aptos Narrow" w:hAnsi="Aptos Narrow"/>
@@ -15472,14 +14067,7 @@
         <w:rPr>
           <w:rFonts w:ascii="Aptos Narrow" w:hAnsi="Aptos Narrow"/>
         </w:rPr>
-        <w:t>,</w:t>
-      </w:r>
-      <w:proofErr w:type="gramEnd"/>
-      <w:r>
-        <w:rPr>
-          <w:rFonts w:ascii="Aptos Narrow" w:hAnsi="Aptos Narrow"/>
-        </w:rPr>
-        <w:t xml:space="preserve"> installation package: </w:t>
+        <w:t xml:space="preserve">, installation package: </w:t>
       </w:r>
       <w:r>
         <w:rPr>
@@ -15506,7 +14094,6 @@
         </w:rPr>
         <w:t xml:space="preserve">x64: </w:t>
       </w:r>
-      <w:proofErr w:type="gramStart"/>
       <w:r>
         <w:rPr>
           <w:rFonts w:ascii="Aptos Narrow" w:hAnsi="Aptos Narrow"/>
@@ -15532,14 +14119,7 @@
         <w:rPr>
           <w:rFonts w:ascii="Aptos Narrow" w:hAnsi="Aptos Narrow"/>
         </w:rPr>
-        <w:t>,</w:t>
-      </w:r>
-      <w:proofErr w:type="gramEnd"/>
-      <w:r>
-        <w:rPr>
-          <w:rFonts w:ascii="Aptos Narrow" w:hAnsi="Aptos Narrow"/>
-        </w:rPr>
-        <w:t xml:space="preserve"> installation package: </w:t>
+        <w:t xml:space="preserve">, installation package: </w:t>
       </w:r>
       <w:r>
         <w:rPr>
@@ -15566,7 +14146,6 @@
         </w:rPr>
         <w:t xml:space="preserve">x86: </w:t>
       </w:r>
-      <w:proofErr w:type="gramStart"/>
       <w:r>
         <w:rPr>
           <w:rFonts w:ascii="Aptos Narrow" w:hAnsi="Aptos Narrow"/>
@@ -15592,14 +14171,7 @@
         <w:rPr>
           <w:rFonts w:ascii="Aptos Narrow" w:hAnsi="Aptos Narrow"/>
         </w:rPr>
-        <w:t>,</w:t>
-      </w:r>
-      <w:proofErr w:type="gramEnd"/>
-      <w:r>
-        <w:rPr>
-          <w:rFonts w:ascii="Aptos Narrow" w:hAnsi="Aptos Narrow"/>
-        </w:rPr>
-        <w:t xml:space="preserve"> installation package: </w:t>
+        <w:t xml:space="preserve">, installation package: </w:t>
       </w:r>
       <w:r>
         <w:rPr>
@@ -15664,19 +14236,11 @@
           <w:rFonts w:ascii="Aptos Narrow" w:hAnsi="Aptos Narrow"/>
         </w:rPr>
       </w:pPr>
-      <w:proofErr w:type="spellStart"/>
-      <w:r>
-        <w:rPr>
-          <w:rFonts w:ascii="Aptos Narrow" w:hAnsi="Aptos Narrow"/>
-        </w:rPr>
-        <w:t>en</w:t>
-      </w:r>
-      <w:proofErr w:type="spellEnd"/>
-      <w:r>
-        <w:rPr>
-          <w:rFonts w:ascii="Aptos Narrow" w:hAnsi="Aptos Narrow"/>
-        </w:rPr>
-        <w:t>-US</w:t>
+      <w:r>
+        <w:rPr>
+          <w:rFonts w:ascii="Aptos Narrow" w:hAnsi="Aptos Narrow"/>
+        </w:rPr>
+        <w:t>en-US</w:t>
       </w:r>
     </w:p>
     <w:p>
@@ -15694,37 +14258,7 @@
         <w:rPr>
           <w:rFonts w:ascii="Aptos Narrow" w:hAnsi="Aptos Narrow"/>
         </w:rPr>
-        <w:t xml:space="preserve">Creating the </w:t>
-      </w:r>
-      <w:proofErr w:type="spellStart"/>
-      <w:proofErr w:type="gramStart"/>
-      <w:r>
-        <w:rPr>
-          <w:rFonts w:ascii="Aptos Narrow" w:hAnsi="Aptos Narrow"/>
-        </w:rPr>
-        <w:t>directory:schema</w:t>
-      </w:r>
-      <w:proofErr w:type="spellEnd"/>
-      <w:proofErr w:type="gramEnd"/>
-      <w:r>
-        <w:rPr>
-          <w:rFonts w:ascii="Aptos Narrow" w:hAnsi="Aptos Narrow"/>
-        </w:rPr>
-        <w:t xml:space="preserve">\ </w:t>
-      </w:r>
-      <w:proofErr w:type="spellStart"/>
-      <w:r>
-        <w:rPr>
-          <w:rFonts w:ascii="Aptos Narrow" w:hAnsi="Aptos Narrow"/>
-        </w:rPr>
-        <w:t>en</w:t>
-      </w:r>
-      <w:proofErr w:type="spellEnd"/>
-      <w:r>
-        <w:rPr>
-          <w:rFonts w:ascii="Aptos Narrow" w:hAnsi="Aptos Narrow"/>
-        </w:rPr>
-        <w:t xml:space="preserve"> -US, copy the application package to that directory</w:t>
+        <w:t>Creating the directory:schema\ en -US, copy the application package to that directory</w:t>
       </w:r>
     </w:p>
     <w:p>
@@ -15744,7 +14278,6 @@
         </w:rPr>
         <w:t xml:space="preserve">x64: </w:t>
       </w:r>
-      <w:proofErr w:type="gramStart"/>
       <w:r>
         <w:rPr>
           <w:rFonts w:ascii="Aptos Narrow" w:hAnsi="Aptos Narrow"/>
@@ -15770,14 +14303,7 @@
         <w:rPr>
           <w:rFonts w:ascii="Aptos Narrow" w:hAnsi="Aptos Narrow"/>
         </w:rPr>
-        <w:t>,</w:t>
-      </w:r>
-      <w:proofErr w:type="gramEnd"/>
-      <w:r>
-        <w:rPr>
-          <w:rFonts w:ascii="Aptos Narrow" w:hAnsi="Aptos Narrow"/>
-        </w:rPr>
-        <w:t xml:space="preserve"> installation package: </w:t>
+        <w:t xml:space="preserve">, installation package: </w:t>
       </w:r>
       <w:r>
         <w:rPr>
@@ -15804,7 +14330,6 @@
         </w:rPr>
         <w:t xml:space="preserve">x86: </w:t>
       </w:r>
-      <w:proofErr w:type="gramStart"/>
       <w:r>
         <w:rPr>
           <w:rFonts w:ascii="Aptos Narrow" w:hAnsi="Aptos Narrow"/>
@@ -15830,14 +14355,7 @@
         <w:rPr>
           <w:rFonts w:ascii="Aptos Narrow" w:hAnsi="Aptos Narrow"/>
         </w:rPr>
-        <w:t>,</w:t>
-      </w:r>
-      <w:proofErr w:type="gramEnd"/>
-      <w:r>
-        <w:rPr>
-          <w:rFonts w:ascii="Aptos Narrow" w:hAnsi="Aptos Narrow"/>
-        </w:rPr>
-        <w:t xml:space="preserve"> installation package: </w:t>
+        <w:t xml:space="preserve">, installation package: </w:t>
       </w:r>
       <w:r>
         <w:rPr>
@@ -15862,19 +14380,11 @@
           <w:rFonts w:ascii="Aptos Narrow" w:hAnsi="Aptos Narrow"/>
         </w:rPr>
       </w:pPr>
-      <w:proofErr w:type="spellStart"/>
-      <w:r>
-        <w:rPr>
-          <w:rFonts w:ascii="Aptos Narrow" w:hAnsi="Aptos Narrow"/>
-        </w:rPr>
-        <w:t>zh</w:t>
-      </w:r>
-      <w:proofErr w:type="spellEnd"/>
-      <w:r>
-        <w:rPr>
-          <w:rFonts w:ascii="Aptos Narrow" w:hAnsi="Aptos Narrow"/>
-        </w:rPr>
-        <w:t>-CN</w:t>
+      <w:r>
+        <w:rPr>
+          <w:rFonts w:ascii="Aptos Narrow" w:hAnsi="Aptos Narrow"/>
+        </w:rPr>
+        <w:t>zh-CN</w:t>
       </w:r>
     </w:p>
     <w:p>
@@ -15892,37 +14402,7 @@
         <w:rPr>
           <w:rFonts w:ascii="Aptos Narrow" w:hAnsi="Aptos Narrow"/>
         </w:rPr>
-        <w:t xml:space="preserve">Creating the </w:t>
-      </w:r>
-      <w:proofErr w:type="spellStart"/>
-      <w:proofErr w:type="gramStart"/>
-      <w:r>
-        <w:rPr>
-          <w:rFonts w:ascii="Aptos Narrow" w:hAnsi="Aptos Narrow"/>
-        </w:rPr>
-        <w:t>directory:schema</w:t>
-      </w:r>
-      <w:proofErr w:type="spellEnd"/>
-      <w:proofErr w:type="gramEnd"/>
-      <w:r>
-        <w:rPr>
-          <w:rFonts w:ascii="Aptos Narrow" w:hAnsi="Aptos Narrow"/>
-        </w:rPr>
-        <w:t xml:space="preserve">\ </w:t>
-      </w:r>
-      <w:proofErr w:type="spellStart"/>
-      <w:r>
-        <w:rPr>
-          <w:rFonts w:ascii="Aptos Narrow" w:hAnsi="Aptos Narrow"/>
-        </w:rPr>
-        <w:t>en</w:t>
-      </w:r>
-      <w:proofErr w:type="spellEnd"/>
-      <w:r>
-        <w:rPr>
-          <w:rFonts w:ascii="Aptos Narrow" w:hAnsi="Aptos Narrow"/>
-        </w:rPr>
-        <w:t xml:space="preserve"> -US, copy the application package to that directory</w:t>
+        <w:t>Creating the directory:schema\ en -US, copy the application package to that directory</w:t>
       </w:r>
     </w:p>
     <w:p>
@@ -15942,7 +14422,6 @@
         </w:rPr>
         <w:t xml:space="preserve">x64: </w:t>
       </w:r>
-      <w:proofErr w:type="gramStart"/>
       <w:r>
         <w:rPr>
           <w:rFonts w:ascii="Aptos Narrow" w:hAnsi="Aptos Narrow"/>
@@ -15982,14 +14461,7 @@
         <w:rPr>
           <w:rFonts w:ascii="Aptos Narrow" w:hAnsi="Aptos Narrow"/>
         </w:rPr>
-        <w:t>,</w:t>
-      </w:r>
-      <w:proofErr w:type="gramEnd"/>
-      <w:r>
-        <w:rPr>
-          <w:rFonts w:ascii="Aptos Narrow" w:hAnsi="Aptos Narrow"/>
-        </w:rPr>
-        <w:t xml:space="preserve"> installation package: </w:t>
+        <w:t xml:space="preserve">, installation package: </w:t>
       </w:r>
       <w:r>
         <w:rPr>
@@ -16016,7 +14488,6 @@
         </w:rPr>
         <w:t xml:space="preserve">x86: </w:t>
       </w:r>
-      <w:proofErr w:type="gramStart"/>
       <w:r>
         <w:rPr>
           <w:rFonts w:ascii="Aptos Narrow" w:hAnsi="Aptos Narrow"/>
@@ -16056,14 +14527,7 @@
         <w:rPr>
           <w:rFonts w:ascii="Aptos Narrow" w:hAnsi="Aptos Narrow"/>
         </w:rPr>
-        <w:t>,</w:t>
-      </w:r>
-      <w:proofErr w:type="gramEnd"/>
-      <w:r>
-        <w:rPr>
-          <w:rFonts w:ascii="Aptos Narrow" w:hAnsi="Aptos Narrow"/>
-        </w:rPr>
-        <w:t xml:space="preserve"> installation package: </w:t>
+        <w:t xml:space="preserve">, installation package: </w:t>
       </w:r>
       <w:r>
         <w:rPr>
@@ -16196,7 +14660,6 @@
         </w:rPr>
         <w:t xml:space="preserve">Different fonts can be added to: </w:t>
       </w:r>
-      <w:proofErr w:type="gramStart"/>
       <w:r>
         <w:rPr>
           <w:rFonts w:ascii="Aptos Narrow" w:hAnsi="Aptos Narrow"/>
@@ -16222,14 +14685,7 @@
         <w:rPr>
           <w:rFonts w:ascii="Aptos Narrow" w:hAnsi="Aptos Narrow"/>
         </w:rPr>
-        <w:t>.</w:t>
-      </w:r>
-      <w:proofErr w:type="gramEnd"/>
-      <w:r>
-        <w:rPr>
-          <w:rFonts w:ascii="Aptos Narrow" w:hAnsi="Aptos Narrow"/>
-        </w:rPr>
-        <w:t xml:space="preserve"> When you experience deployment for the first time, the fonts will be automatically installed.</w:t>
+        <w:t>. When you experience deployment for the first time, the fonts will be automatically installed.</w:t>
       </w:r>
     </w:p>
     <w:p>
@@ -16339,21 +14795,7 @@
         <w:rPr>
           <w:rFonts w:ascii="Aptos Narrow" w:hAnsi="Aptos Narrow"/>
         </w:rPr>
-        <w:t xml:space="preserve">When adding language packs, cumulative updates, and </w:t>
-      </w:r>
-      <w:proofErr w:type="spellStart"/>
-      <w:r>
-        <w:rPr>
-          <w:rFonts w:ascii="Aptos Narrow" w:hAnsi="Aptos Narrow"/>
-        </w:rPr>
-        <w:t>InBox</w:t>
-      </w:r>
-      <w:proofErr w:type="spellEnd"/>
-      <w:r>
-        <w:rPr>
-          <w:rFonts w:ascii="Aptos Narrow" w:hAnsi="Aptos Narrow"/>
-        </w:rPr>
-        <w:t xml:space="preserve"> Apps, the installation package is stored in a memory virtual disk, which will occupy a large amount of memory. It is recommended that you store it in a non-virtual memory disk.</w:t>
+        <w:t>When adding language packs, cumulative updates, and InBox Apps, the installation package is stored in a memory virtual disk, which will occupy a large amount of memory. It is recommended that you store it in a non-virtual memory disk.</w:t>
       </w:r>
     </w:p>
     <w:p>
@@ -16400,21 +14842,7 @@
         <w:rPr>
           <w:rFonts w:ascii="Aptos Narrow" w:hAnsi="Aptos Narrow"/>
         </w:rPr>
-        <w:t xml:space="preserve">Ultra </w:t>
-      </w:r>
-      <w:proofErr w:type="spellStart"/>
-      <w:r>
-        <w:rPr>
-          <w:rFonts w:ascii="Aptos Narrow" w:hAnsi="Aptos Narrow"/>
-        </w:rPr>
-        <w:t>RAMDisk</w:t>
-      </w:r>
-      <w:proofErr w:type="spellEnd"/>
-      <w:r>
-        <w:rPr>
-          <w:rFonts w:ascii="Aptos Narrow" w:hAnsi="Aptos Narrow"/>
-        </w:rPr>
-        <w:t xml:space="preserve"> | </w:t>
+        <w:t xml:space="preserve">Ultra RAMDisk | </w:t>
       </w:r>
       <w:hyperlink r:id="rId42" w:history="1">
         <w:r>
@@ -16442,19 +14870,11 @@
           <w:rFonts w:ascii="Aptos Narrow" w:hAnsi="Aptos Narrow"/>
         </w:rPr>
       </w:pPr>
-      <w:proofErr w:type="spellStart"/>
-      <w:r>
-        <w:rPr>
-          <w:rFonts w:ascii="Aptos Narrow" w:hAnsi="Aptos Narrow"/>
-        </w:rPr>
-        <w:t>ImDisk</w:t>
-      </w:r>
-      <w:proofErr w:type="spellEnd"/>
-      <w:r>
-        <w:rPr>
-          <w:rFonts w:ascii="Aptos Narrow" w:hAnsi="Aptos Narrow"/>
-        </w:rPr>
-        <w:t xml:space="preserve"> | </w:t>
+      <w:r>
+        <w:rPr>
+          <w:rFonts w:ascii="Aptos Narrow" w:hAnsi="Aptos Narrow"/>
+        </w:rPr>
+        <w:t xml:space="preserve">ImDisk | </w:t>
       </w:r>
       <w:hyperlink r:id="rId43" w:history="1">
         <w:r>
@@ -16486,21 +14906,7 @@
         <w:rPr>
           <w:rFonts w:ascii="Aptos Narrow" w:hAnsi="Aptos Narrow"/>
         </w:rPr>
-        <w:t xml:space="preserve">AMD Radeon </w:t>
-      </w:r>
-      <w:proofErr w:type="spellStart"/>
-      <w:r>
-        <w:rPr>
-          <w:rFonts w:ascii="Aptos Narrow" w:hAnsi="Aptos Narrow"/>
-        </w:rPr>
-        <w:t>RAMDisk</w:t>
-      </w:r>
-      <w:proofErr w:type="spellEnd"/>
-      <w:r>
-        <w:rPr>
-          <w:rFonts w:ascii="Aptos Narrow" w:hAnsi="Aptos Narrow"/>
-        </w:rPr>
-        <w:t xml:space="preserve"> | </w:t>
+        <w:t xml:space="preserve">AMD Radeon RAMDisk | </w:t>
       </w:r>
       <w:hyperlink r:id="rId44" w:history="1">
         <w:r>
@@ -16532,21 +14938,7 @@
         <w:rPr>
           <w:rFonts w:ascii="Aptos Narrow" w:hAnsi="Aptos Narrow"/>
         </w:rPr>
-        <w:t xml:space="preserve">Primo </w:t>
-      </w:r>
-      <w:proofErr w:type="spellStart"/>
-      <w:r>
-        <w:rPr>
-          <w:rFonts w:ascii="Aptos Narrow" w:hAnsi="Aptos Narrow"/>
-        </w:rPr>
-        <w:t>Ramdisk</w:t>
-      </w:r>
-      <w:proofErr w:type="spellEnd"/>
-      <w:r>
-        <w:rPr>
-          <w:rFonts w:ascii="Aptos Narrow" w:hAnsi="Aptos Narrow"/>
-        </w:rPr>
-        <w:t xml:space="preserve"> | </w:t>
+        <w:t xml:space="preserve">Primo Ramdisk | </w:t>
       </w:r>
       <w:hyperlink r:id="rId45" w:history="1">
         <w:r>
@@ -16574,19 +14966,11 @@
           <w:rFonts w:ascii="Aptos Narrow" w:hAnsi="Aptos Narrow"/>
         </w:rPr>
       </w:pPr>
-      <w:proofErr w:type="spellStart"/>
-      <w:r>
-        <w:rPr>
-          <w:rFonts w:ascii="Aptos Narrow" w:hAnsi="Aptos Narrow"/>
-        </w:rPr>
-        <w:t>SoftPerfect</w:t>
-      </w:r>
-      <w:proofErr w:type="spellEnd"/>
-      <w:r>
-        <w:rPr>
-          <w:rFonts w:ascii="Aptos Narrow" w:hAnsi="Aptos Narrow"/>
-        </w:rPr>
-        <w:t xml:space="preserve"> RAM Disk | </w:t>
+      <w:r>
+        <w:rPr>
+          <w:rFonts w:ascii="Aptos Narrow" w:hAnsi="Aptos Narrow"/>
+        </w:rPr>
+        <w:t xml:space="preserve">SoftPerfect RAM Disk | </w:t>
       </w:r>
       <w:hyperlink r:id="rId46" w:history="1">
         <w:r>
@@ -16614,19 +14998,11 @@
           <w:rFonts w:ascii="Aptos Narrow" w:hAnsi="Aptos Narrow"/>
         </w:rPr>
       </w:pPr>
-      <w:proofErr w:type="spellStart"/>
-      <w:r>
-        <w:rPr>
-          <w:rFonts w:ascii="Aptos Narrow" w:hAnsi="Aptos Narrow"/>
-        </w:rPr>
-        <w:t>StarWind</w:t>
-      </w:r>
-      <w:proofErr w:type="spellEnd"/>
-      <w:r>
-        <w:rPr>
-          <w:rFonts w:ascii="Aptos Narrow" w:hAnsi="Aptos Narrow"/>
-        </w:rPr>
-        <w:t xml:space="preserve"> RAM Disk | </w:t>
+      <w:r>
+        <w:rPr>
+          <w:rFonts w:ascii="Aptos Narrow" w:hAnsi="Aptos Narrow"/>
+        </w:rPr>
+        <w:t xml:space="preserve">StarWind RAM Disk | </w:t>
       </w:r>
       <w:hyperlink r:id="rId47" w:history="1">
         <w:r>
@@ -17142,19 +15518,11 @@
       <w:r>
         <w:t xml:space="preserve">, </w:t>
       </w:r>
-      <w:proofErr w:type="gramStart"/>
       <w:r>
         <w:rPr>
           <w:color w:val="7030A0"/>
         </w:rPr>
-        <w:t>*.psm</w:t>
-      </w:r>
-      <w:proofErr w:type="gramEnd"/>
-      <w:r>
-        <w:rPr>
-          <w:color w:val="7030A0"/>
-        </w:rPr>
-        <w:t>1</w:t>
+        <w:t>*.psm1</w:t>
       </w:r>
       <w:r>
         <w:t xml:space="preserve">, go to: Settings, select "API Application Programming Interface", add the corresponding rule name, run file path, etc. After adding, when the shortcut command is available, enter API + name, for example, run name Yi, enter: </w:t>
@@ -17206,21 +15574,7 @@
         <w:rPr>
           <w:rFonts w:ascii="Aptos Narrow" w:hAnsi="Aptos Narrow"/>
         </w:rPr>
-        <w:t xml:space="preserve">Before creating custom rules, please refer to the inclusion and exclusion of </w:t>
-      </w:r>
-      <w:proofErr w:type="spellStart"/>
-      <w:r>
-        <w:rPr>
-          <w:rFonts w:ascii="Aptos Narrow" w:hAnsi="Aptos Narrow"/>
-        </w:rPr>
-        <w:t>InBox</w:t>
-      </w:r>
-      <w:proofErr w:type="spellEnd"/>
-      <w:r>
-        <w:rPr>
-          <w:rFonts w:ascii="Aptos Narrow" w:hAnsi="Aptos Narrow"/>
-        </w:rPr>
-        <w:t xml:space="preserve"> Apps application rules. Note that after online update, the enabled custom rules will not be synchronized to the new version. After the update is completed, please manually copy the custom rules to the new version. version, online updates using the repair function will reset all files.</w:t>
+        <w:t>Before creating custom rules, please refer to the inclusion and exclusion of InBox Apps application rules. Note that after online update, the enabled custom rules will not be synchronized to the new version. After the update is completed, please manually copy the custom rules to the new version. version, online updates using the repair function will reset all files.</w:t>
       </w:r>
     </w:p>
     <w:p>
@@ -17292,21 +15646,7 @@
         <w:rPr>
           <w:rFonts w:ascii="Aptos Narrow" w:hAnsi="Aptos Narrow"/>
         </w:rPr>
-        <w:t xml:space="preserve">Contains </w:t>
-      </w:r>
-      <w:proofErr w:type="spellStart"/>
-      <w:r>
-        <w:rPr>
-          <w:rFonts w:ascii="Aptos Narrow" w:hAnsi="Aptos Narrow"/>
-        </w:rPr>
-        <w:t>InBox</w:t>
-      </w:r>
-      <w:proofErr w:type="spellEnd"/>
-      <w:r>
-        <w:rPr>
-          <w:rFonts w:ascii="Aptos Narrow" w:hAnsi="Aptos Narrow"/>
-        </w:rPr>
-        <w:t xml:space="preserve"> Apps</w:t>
+        <w:t>Contains InBox Apps</w:t>
       </w:r>
     </w:p>
     <w:p>
@@ -17322,14 +15662,7 @@
         <w:rPr>
           <w:rFonts w:ascii="Aptos Narrow" w:hAnsi="Aptos Narrow"/>
         </w:rPr>
-        <w:t xml:space="preserve">{Compressed </w:t>
-      </w:r>
-      <w:proofErr w:type="gramStart"/>
-      <w:r>
-        <w:rPr>
-          <w:rFonts w:ascii="Aptos Narrow" w:hAnsi="Aptos Narrow"/>
-        </w:rPr>
-        <w:t>package }:\_</w:t>
+        <w:t>{Compressed package }:\_</w:t>
       </w:r>
       <w:r>
         <w:rPr>
@@ -17349,7 +15682,6 @@
         </w:rPr>
         <w:t>.psm1</w:t>
       </w:r>
-      <w:proofErr w:type="gramEnd"/>
     </w:p>
     <w:p>
       <w:pPr>
@@ -17370,21 +15702,7 @@
         <w:rPr>
           <w:rFonts w:ascii="Aptos Narrow" w:hAnsi="Aptos Narrow"/>
         </w:rPr>
-        <w:t xml:space="preserve">Does not include </w:t>
-      </w:r>
-      <w:proofErr w:type="spellStart"/>
-      <w:r>
-        <w:rPr>
-          <w:rFonts w:ascii="Aptos Narrow" w:hAnsi="Aptos Narrow"/>
-        </w:rPr>
-        <w:t>InBox</w:t>
-      </w:r>
-      <w:proofErr w:type="spellEnd"/>
-      <w:r>
-        <w:rPr>
-          <w:rFonts w:ascii="Aptos Narrow" w:hAnsi="Aptos Narrow"/>
-        </w:rPr>
-        <w:t xml:space="preserve"> Apps</w:t>
+        <w:t>Does not include InBox Apps</w:t>
       </w:r>
     </w:p>
     <w:p>
@@ -17400,14 +15718,7 @@
         <w:rPr>
           <w:rFonts w:ascii="Aptos Narrow" w:hAnsi="Aptos Narrow"/>
         </w:rPr>
-        <w:t xml:space="preserve">{Compressed </w:t>
-      </w:r>
-      <w:proofErr w:type="gramStart"/>
-      <w:r>
-        <w:rPr>
-          <w:rFonts w:ascii="Aptos Narrow" w:hAnsi="Aptos Narrow"/>
-        </w:rPr>
-        <w:t>package }:\_</w:t>
+        <w:t>{Compressed package }:\_</w:t>
       </w:r>
       <w:r>
         <w:rPr>
@@ -17415,7 +15726,6 @@
         </w:rPr>
         <w:t>Encapsulation\Modules\1.0.0.0\Functions\Custom\Solutions.Custom.Only.Language.psm1</w:t>
       </w:r>
-      <w:proofErr w:type="gramEnd"/>
     </w:p>
     <w:p>
       <w:pPr>
@@ -17435,21 +15745,7 @@
         <w:rPr>
           <w:rFonts w:ascii="Aptos Narrow" w:hAnsi="Aptos Narrow"/>
         </w:rPr>
-        <w:t xml:space="preserve">Find dependencies from </w:t>
-      </w:r>
-      <w:proofErr w:type="spellStart"/>
-      <w:r>
-        <w:rPr>
-          <w:rFonts w:ascii="Aptos Narrow" w:hAnsi="Aptos Narrow"/>
-        </w:rPr>
-        <w:t>InBox</w:t>
-      </w:r>
-      <w:proofErr w:type="spellEnd"/>
-      <w:r>
-        <w:rPr>
-          <w:rFonts w:ascii="Aptos Narrow" w:hAnsi="Aptos Narrow"/>
-        </w:rPr>
-        <w:t xml:space="preserve"> Apps applications</w:t>
+        <w:t>Find dependencies from InBox Apps applications</w:t>
       </w:r>
       <w:bookmarkEnd w:id="40"/>
     </w:p>
@@ -17473,32 +15769,7 @@
           <w:rFonts w:ascii="Aptos Narrow" w:hAnsi="Aptos Narrow"/>
           <w:color w:val="7030A0"/>
         </w:rPr>
-        <w:t xml:space="preserve">Solutions. </w:t>
-      </w:r>
-      <w:proofErr w:type="spellStart"/>
-      <w:proofErr w:type="gramStart"/>
-      <w:r>
-        <w:rPr>
-          <w:rFonts w:ascii="Aptos Narrow" w:hAnsi="Aptos Narrow"/>
-          <w:color w:val="7030A0"/>
-        </w:rPr>
-        <w:t>Custom.With.InBox.Apps</w:t>
-      </w:r>
-      <w:proofErr w:type="spellEnd"/>
-      <w:r>
-        <w:rPr>
-          <w:rFonts w:ascii="Aptos Narrow" w:hAnsi="Aptos Narrow"/>
-          <w:color w:val="7030A0"/>
-        </w:rPr>
-        <w:t xml:space="preserve"> .psm</w:t>
-      </w:r>
-      <w:proofErr w:type="gramEnd"/>
-      <w:r>
-        <w:rPr>
-          <w:rFonts w:ascii="Aptos Narrow" w:hAnsi="Aptos Narrow"/>
-          <w:color w:val="7030A0"/>
-        </w:rPr>
-        <w:t>1</w:t>
+        <w:t>Solutions. Custom.With.InBox.Apps .psm1</w:t>
       </w:r>
       <w:r>
         <w:rPr>
@@ -17597,49 +15868,7 @@
         <w:rPr>
           <w:rFonts w:ascii="Aptos Narrow" w:hAnsi="Aptos Narrow"/>
         </w:rPr>
-        <w:t xml:space="preserve">    &lt;</w:t>
-      </w:r>
-      <w:proofErr w:type="spellStart"/>
-      <w:r>
-        <w:rPr>
-          <w:rFonts w:ascii="Aptos Narrow" w:hAnsi="Aptos Narrow"/>
-        </w:rPr>
-        <w:t>PackageDependency</w:t>
-      </w:r>
-      <w:proofErr w:type="spellEnd"/>
-      <w:r>
-        <w:rPr>
-          <w:rFonts w:ascii="Aptos Narrow" w:hAnsi="Aptos Narrow"/>
-        </w:rPr>
-        <w:t xml:space="preserve"> Name="</w:t>
-      </w:r>
-      <w:proofErr w:type="gramStart"/>
-      <w:r>
-        <w:rPr>
-          <w:rFonts w:ascii="Aptos Narrow" w:hAnsi="Aptos Narrow"/>
-        </w:rPr>
-        <w:t>Microsoft.UI.Xaml</w:t>
-      </w:r>
-      <w:proofErr w:type="gramEnd"/>
-      <w:r>
-        <w:rPr>
-          <w:rFonts w:ascii="Aptos Narrow" w:hAnsi="Aptos Narrow"/>
-        </w:rPr>
-        <w:t xml:space="preserve">.2.8" </w:t>
-      </w:r>
-      <w:proofErr w:type="spellStart"/>
-      <w:r>
-        <w:rPr>
-          <w:rFonts w:ascii="Aptos Narrow" w:hAnsi="Aptos Narrow"/>
-        </w:rPr>
-        <w:t>MinVersion</w:t>
-      </w:r>
-      <w:proofErr w:type="spellEnd"/>
-      <w:r>
-        <w:rPr>
-          <w:rFonts w:ascii="Aptos Narrow" w:hAnsi="Aptos Narrow"/>
-        </w:rPr>
-        <w:t>="8.2207.14002.0"/&gt;</w:t>
+        <w:t xml:space="preserve">    &lt;PackageDependency Name="Microsoft.UI.Xaml.2.8" MinVersion="8.2207.14002.0"/&gt;</w:t>
       </w:r>
     </w:p>
     <w:p>
@@ -17657,49 +15886,7 @@
         <w:rPr>
           <w:rFonts w:ascii="Aptos Narrow" w:hAnsi="Aptos Narrow"/>
         </w:rPr>
-        <w:t xml:space="preserve">    &lt;</w:t>
-      </w:r>
-      <w:proofErr w:type="spellStart"/>
-      <w:r>
-        <w:rPr>
-          <w:rFonts w:ascii="Aptos Narrow" w:hAnsi="Aptos Narrow"/>
-        </w:rPr>
-        <w:t>PackageDependency</w:t>
-      </w:r>
-      <w:proofErr w:type="spellEnd"/>
-      <w:r>
-        <w:rPr>
-          <w:rFonts w:ascii="Aptos Narrow" w:hAnsi="Aptos Narrow"/>
-        </w:rPr>
-        <w:t xml:space="preserve"> Name="</w:t>
-      </w:r>
-      <w:proofErr w:type="gramStart"/>
-      <w:r>
-        <w:rPr>
-          <w:rFonts w:ascii="Aptos Narrow" w:hAnsi="Aptos Narrow"/>
-        </w:rPr>
-        <w:t>Microsoft.NET.Native.Framework</w:t>
-      </w:r>
-      <w:proofErr w:type="gramEnd"/>
-      <w:r>
-        <w:rPr>
-          <w:rFonts w:ascii="Aptos Narrow" w:hAnsi="Aptos Narrow"/>
-        </w:rPr>
-        <w:t xml:space="preserve">.2.2" </w:t>
-      </w:r>
-      <w:proofErr w:type="spellStart"/>
-      <w:r>
-        <w:rPr>
-          <w:rFonts w:ascii="Aptos Narrow" w:hAnsi="Aptos Narrow"/>
-        </w:rPr>
-        <w:t>MinVersion</w:t>
-      </w:r>
-      <w:proofErr w:type="spellEnd"/>
-      <w:r>
-        <w:rPr>
-          <w:rFonts w:ascii="Aptos Narrow" w:hAnsi="Aptos Narrow"/>
-        </w:rPr>
-        <w:t>="2.2.29512.0"/&gt;</w:t>
+        <w:t xml:space="preserve">    &lt;PackageDependency Name="Microsoft.NET.Native.Framework.2.2" MinVersion="2.2.29512.0"/&gt;</w:t>
       </w:r>
     </w:p>
     <w:p>
@@ -17717,49 +15904,7 @@
         <w:rPr>
           <w:rFonts w:ascii="Aptos Narrow" w:hAnsi="Aptos Narrow"/>
         </w:rPr>
-        <w:t xml:space="preserve">    &lt;</w:t>
-      </w:r>
-      <w:proofErr w:type="spellStart"/>
-      <w:r>
-        <w:rPr>
-          <w:rFonts w:ascii="Aptos Narrow" w:hAnsi="Aptos Narrow"/>
-        </w:rPr>
-        <w:t>PackageDependency</w:t>
-      </w:r>
-      <w:proofErr w:type="spellEnd"/>
-      <w:r>
-        <w:rPr>
-          <w:rFonts w:ascii="Aptos Narrow" w:hAnsi="Aptos Narrow"/>
-        </w:rPr>
-        <w:t xml:space="preserve"> Name="</w:t>
-      </w:r>
-      <w:proofErr w:type="gramStart"/>
-      <w:r>
-        <w:rPr>
-          <w:rFonts w:ascii="Aptos Narrow" w:hAnsi="Aptos Narrow"/>
-        </w:rPr>
-        <w:t>Microsoft.NET.Native.Runtime</w:t>
-      </w:r>
-      <w:proofErr w:type="gramEnd"/>
-      <w:r>
-        <w:rPr>
-          <w:rFonts w:ascii="Aptos Narrow" w:hAnsi="Aptos Narrow"/>
-        </w:rPr>
-        <w:t xml:space="preserve">.2.2" </w:t>
-      </w:r>
-      <w:proofErr w:type="spellStart"/>
-      <w:r>
-        <w:rPr>
-          <w:rFonts w:ascii="Aptos Narrow" w:hAnsi="Aptos Narrow"/>
-        </w:rPr>
-        <w:t>MinVersion</w:t>
-      </w:r>
-      <w:proofErr w:type="spellEnd"/>
-      <w:r>
-        <w:rPr>
-          <w:rFonts w:ascii="Aptos Narrow" w:hAnsi="Aptos Narrow"/>
-        </w:rPr>
-        <w:t>="2.2.28604.0"/&gt;</w:t>
+        <w:t xml:space="preserve">    &lt;PackageDependency Name="Microsoft.NET.Native.Runtime.2.2" MinVersion="2.2.28604.0"/&gt;</w:t>
       </w:r>
     </w:p>
     <w:p>
@@ -17777,35 +15922,7 @@
         <w:rPr>
           <w:rFonts w:ascii="Aptos Narrow" w:hAnsi="Aptos Narrow"/>
         </w:rPr>
-        <w:t xml:space="preserve">    &lt;</w:t>
-      </w:r>
-      <w:proofErr w:type="spellStart"/>
-      <w:r>
-        <w:rPr>
-          <w:rFonts w:ascii="Aptos Narrow" w:hAnsi="Aptos Narrow"/>
-        </w:rPr>
-        <w:t>PackageDependency</w:t>
-      </w:r>
-      <w:proofErr w:type="spellEnd"/>
-      <w:r>
-        <w:rPr>
-          <w:rFonts w:ascii="Aptos Narrow" w:hAnsi="Aptos Narrow"/>
-        </w:rPr>
-        <w:t xml:space="preserve"> Name="Microsoft.VCLibs.140.00" </w:t>
-      </w:r>
-      <w:proofErr w:type="spellStart"/>
-      <w:r>
-        <w:rPr>
-          <w:rFonts w:ascii="Aptos Narrow" w:hAnsi="Aptos Narrow"/>
-        </w:rPr>
-        <w:t>MinVersion</w:t>
-      </w:r>
-      <w:proofErr w:type="spellEnd"/>
-      <w:r>
-        <w:rPr>
-          <w:rFonts w:ascii="Aptos Narrow" w:hAnsi="Aptos Narrow"/>
-        </w:rPr>
-        <w:t>="14.0.30704.0"/&gt;</w:t>
+        <w:t xml:space="preserve">    &lt;PackageDependency Name="Microsoft.VCLibs.140.00" MinVersion="14.0.30704.0"/&gt;</w:t>
       </w:r>
     </w:p>
     <w:p>
@@ -17823,49 +15940,7 @@
         <w:rPr>
           <w:rFonts w:ascii="Aptos Narrow" w:hAnsi="Aptos Narrow"/>
         </w:rPr>
-        <w:t xml:space="preserve">    &lt;</w:t>
-      </w:r>
-      <w:proofErr w:type="spellStart"/>
-      <w:r>
-        <w:rPr>
-          <w:rFonts w:ascii="Aptos Narrow" w:hAnsi="Aptos Narrow"/>
-        </w:rPr>
-        <w:t>PackageDependency</w:t>
-      </w:r>
-      <w:proofErr w:type="spellEnd"/>
-      <w:r>
-        <w:rPr>
-          <w:rFonts w:ascii="Aptos Narrow" w:hAnsi="Aptos Narrow"/>
-        </w:rPr>
-        <w:t xml:space="preserve"> Name="Microsoft.VCLibs.140.</w:t>
-      </w:r>
-      <w:proofErr w:type="gramStart"/>
-      <w:r>
-        <w:rPr>
-          <w:rFonts w:ascii="Aptos Narrow" w:hAnsi="Aptos Narrow"/>
-        </w:rPr>
-        <w:t>00.UWPDesktop</w:t>
-      </w:r>
-      <w:proofErr w:type="gramEnd"/>
-      <w:r>
-        <w:rPr>
-          <w:rFonts w:ascii="Aptos Narrow" w:hAnsi="Aptos Narrow"/>
-        </w:rPr>
-        <w:t xml:space="preserve">" </w:t>
-      </w:r>
-      <w:proofErr w:type="spellStart"/>
-      <w:r>
-        <w:rPr>
-          <w:rFonts w:ascii="Aptos Narrow" w:hAnsi="Aptos Narrow"/>
-        </w:rPr>
-        <w:t>MinVersion</w:t>
-      </w:r>
-      <w:proofErr w:type="spellEnd"/>
-      <w:r>
-        <w:rPr>
-          <w:rFonts w:ascii="Aptos Narrow" w:hAnsi="Aptos Narrow"/>
-        </w:rPr>
-        <w:t>="14.0.30704.0"/&gt;</w:t>
+        <w:t xml:space="preserve">    &lt;PackageDependency Name="Microsoft.VCLibs.140.00.UWPDesktop" MinVersion="14.0.30704.0"/&gt;</w:t>
       </w:r>
     </w:p>
     <w:p>
@@ -17904,21 +15979,25 @@
         <w:lastRenderedPageBreak/>
         <w:t xml:space="preserve">Dependent frameworks and minimum version numbers: </w:t>
       </w:r>
-      <w:proofErr w:type="gramStart"/>
       <w:r>
         <w:rPr>
           <w:rFonts w:ascii="Aptos Narrow" w:hAnsi="Aptos Narrow"/>
           <w:color w:val="7030A0"/>
         </w:rPr>
-        <w:t>Microsoft.UI.Xaml</w:t>
-      </w:r>
-      <w:proofErr w:type="gramEnd"/>
+        <w:t>Microsoft.UI.Xaml.2.8</w:t>
+      </w:r>
+      <w:r>
+        <w:rPr>
+          <w:rFonts w:ascii="Aptos Narrow" w:hAnsi="Aptos Narrow"/>
+        </w:rPr>
+        <w:t xml:space="preserve">, </w:t>
+      </w:r>
       <w:r>
         <w:rPr>
           <w:rFonts w:ascii="Aptos Narrow" w:hAnsi="Aptos Narrow"/>
           <w:color w:val="7030A0"/>
         </w:rPr>
-        <w:t>.2.8</w:t>
+        <w:t>Microsoft.NET.Native.Framework.2.2</w:t>
       </w:r>
       <w:r>
         <w:rPr>
@@ -17926,21 +16005,25 @@
         </w:rPr>
         <w:t xml:space="preserve">, </w:t>
       </w:r>
-      <w:proofErr w:type="gramStart"/>
       <w:r>
         <w:rPr>
           <w:rFonts w:ascii="Aptos Narrow" w:hAnsi="Aptos Narrow"/>
           <w:color w:val="7030A0"/>
         </w:rPr>
-        <w:t>Microsoft.NET.Native.Framework</w:t>
-      </w:r>
-      <w:proofErr w:type="gramEnd"/>
+        <w:t>Microsoft.NET.Native.Runtime.2.2</w:t>
+      </w:r>
+      <w:r>
+        <w:rPr>
+          <w:rFonts w:ascii="Aptos Narrow" w:hAnsi="Aptos Narrow"/>
+        </w:rPr>
+        <w:t xml:space="preserve">, </w:t>
+      </w:r>
       <w:r>
         <w:rPr>
           <w:rFonts w:ascii="Aptos Narrow" w:hAnsi="Aptos Narrow"/>
           <w:color w:val="7030A0"/>
         </w:rPr>
-        <w:t>.2.2</w:t>
+        <w:t>Microsoft.VCLibs.140.00</w:t>
       </w:r>
       <w:r>
         <w:rPr>
@@ -17948,57 +16031,13 @@
         </w:rPr>
         <w:t xml:space="preserve">, </w:t>
       </w:r>
-      <w:proofErr w:type="gramStart"/>
       <w:r>
         <w:rPr>
           <w:rFonts w:ascii="Aptos Narrow" w:hAnsi="Aptos Narrow"/>
           <w:color w:val="7030A0"/>
         </w:rPr>
-        <w:t>Microsoft.NET.Native.Runtime</w:t>
-      </w:r>
-      <w:proofErr w:type="gramEnd"/>
-      <w:r>
-        <w:rPr>
-          <w:rFonts w:ascii="Aptos Narrow" w:hAnsi="Aptos Narrow"/>
-          <w:color w:val="7030A0"/>
-        </w:rPr>
-        <w:t>.2.2</w:t>
-      </w:r>
-      <w:r>
-        <w:rPr>
-          <w:rFonts w:ascii="Aptos Narrow" w:hAnsi="Aptos Narrow"/>
-        </w:rPr>
-        <w:t xml:space="preserve">, </w:t>
-      </w:r>
-      <w:r>
-        <w:rPr>
-          <w:rFonts w:ascii="Aptos Narrow" w:hAnsi="Aptos Narrow"/>
-          <w:color w:val="7030A0"/>
-        </w:rPr>
-        <w:t>Microsoft.VCLibs.140.00</w:t>
-      </w:r>
-      <w:r>
-        <w:rPr>
-          <w:rFonts w:ascii="Aptos Narrow" w:hAnsi="Aptos Narrow"/>
-        </w:rPr>
-        <w:t xml:space="preserve">, </w:t>
-      </w:r>
-      <w:r>
-        <w:rPr>
-          <w:rFonts w:ascii="Aptos Narrow" w:hAnsi="Aptos Narrow"/>
-          <w:color w:val="7030A0"/>
-        </w:rPr>
-        <w:t>Microsoft.VCLibs.140.</w:t>
-      </w:r>
-      <w:proofErr w:type="gramStart"/>
-      <w:r>
-        <w:rPr>
-          <w:rFonts w:ascii="Aptos Narrow" w:hAnsi="Aptos Narrow"/>
-          <w:color w:val="7030A0"/>
-        </w:rPr>
-        <w:t>00.UWPDesktop</w:t>
-      </w:r>
-      <w:proofErr w:type="gramEnd"/>
+        <w:t>Microsoft.VCLibs.140.00.UWPDesktop</w:t>
+      </w:r>
     </w:p>
     <w:p>
       <w:pPr>
@@ -18097,49 +16136,7 @@
         <w:rPr>
           <w:rFonts w:ascii="Aptos Narrow" w:hAnsi="Aptos Narrow"/>
         </w:rPr>
-        <w:t xml:space="preserve">    &lt;</w:t>
-      </w:r>
-      <w:proofErr w:type="spellStart"/>
-      <w:r>
-        <w:rPr>
-          <w:rFonts w:ascii="Aptos Narrow" w:hAnsi="Aptos Narrow"/>
-        </w:rPr>
-        <w:t>PackageDependency</w:t>
-      </w:r>
-      <w:proofErr w:type="spellEnd"/>
-      <w:r>
-        <w:rPr>
-          <w:rFonts w:ascii="Aptos Narrow" w:hAnsi="Aptos Narrow"/>
-        </w:rPr>
-        <w:t xml:space="preserve"> Name="</w:t>
-      </w:r>
-      <w:proofErr w:type="gramStart"/>
-      <w:r>
-        <w:rPr>
-          <w:rFonts w:ascii="Aptos Narrow" w:hAnsi="Aptos Narrow"/>
-        </w:rPr>
-        <w:t>Microsoft.UI.Xaml</w:t>
-      </w:r>
-      <w:proofErr w:type="gramEnd"/>
-      <w:r>
-        <w:rPr>
-          <w:rFonts w:ascii="Aptos Narrow" w:hAnsi="Aptos Narrow"/>
-        </w:rPr>
-        <w:t xml:space="preserve">.2.7" </w:t>
-      </w:r>
-      <w:proofErr w:type="spellStart"/>
-      <w:r>
-        <w:rPr>
-          <w:rFonts w:ascii="Aptos Narrow" w:hAnsi="Aptos Narrow"/>
-        </w:rPr>
-        <w:t>MinVersion</w:t>
-      </w:r>
-      <w:proofErr w:type="spellEnd"/>
-      <w:r>
-        <w:rPr>
-          <w:rFonts w:ascii="Aptos Narrow" w:hAnsi="Aptos Narrow"/>
-        </w:rPr>
-        <w:t>="7.2109.13004.0"/&gt;</w:t>
+        <w:t xml:space="preserve">    &lt;PackageDependency Name="Microsoft.UI.Xaml.2.7" MinVersion="7.2109.13004.0"/&gt;</w:t>
       </w:r>
     </w:p>
     <w:p>
@@ -18157,49 +16154,7 @@
         <w:rPr>
           <w:rFonts w:ascii="Aptos Narrow" w:hAnsi="Aptos Narrow"/>
         </w:rPr>
-        <w:t xml:space="preserve">    &lt;</w:t>
-      </w:r>
-      <w:proofErr w:type="spellStart"/>
-      <w:r>
-        <w:rPr>
-          <w:rFonts w:ascii="Aptos Narrow" w:hAnsi="Aptos Narrow"/>
-        </w:rPr>
-        <w:t>PackageDependency</w:t>
-      </w:r>
-      <w:proofErr w:type="spellEnd"/>
-      <w:r>
-        <w:rPr>
-          <w:rFonts w:ascii="Aptos Narrow" w:hAnsi="Aptos Narrow"/>
-        </w:rPr>
-        <w:t xml:space="preserve"> Name="</w:t>
-      </w:r>
-      <w:proofErr w:type="gramStart"/>
-      <w:r>
-        <w:rPr>
-          <w:rFonts w:ascii="Aptos Narrow" w:hAnsi="Aptos Narrow"/>
-        </w:rPr>
-        <w:t>Microsoft.NET.Native.Framework</w:t>
-      </w:r>
-      <w:proofErr w:type="gramEnd"/>
-      <w:r>
-        <w:rPr>
-          <w:rFonts w:ascii="Aptos Narrow" w:hAnsi="Aptos Narrow"/>
-        </w:rPr>
-        <w:t xml:space="preserve">.2.2" </w:t>
-      </w:r>
-      <w:proofErr w:type="spellStart"/>
-      <w:r>
-        <w:rPr>
-          <w:rFonts w:ascii="Aptos Narrow" w:hAnsi="Aptos Narrow"/>
-        </w:rPr>
-        <w:t>MinVersion</w:t>
-      </w:r>
-      <w:proofErr w:type="spellEnd"/>
-      <w:r>
-        <w:rPr>
-          <w:rFonts w:ascii="Aptos Narrow" w:hAnsi="Aptos Narrow"/>
-        </w:rPr>
-        <w:t>="2.2.29512.0"/&gt;</w:t>
+        <w:t xml:space="preserve">    &lt;PackageDependency Name="Microsoft.NET.Native.Framework.2.2" MinVersion="2.2.29512.0"/&gt;</w:t>
       </w:r>
     </w:p>
     <w:p>
@@ -18217,49 +16172,7 @@
         <w:rPr>
           <w:rFonts w:ascii="Aptos Narrow" w:hAnsi="Aptos Narrow"/>
         </w:rPr>
-        <w:t xml:space="preserve">    &lt;</w:t>
-      </w:r>
-      <w:proofErr w:type="spellStart"/>
-      <w:r>
-        <w:rPr>
-          <w:rFonts w:ascii="Aptos Narrow" w:hAnsi="Aptos Narrow"/>
-        </w:rPr>
-        <w:t>PackageDependency</w:t>
-      </w:r>
-      <w:proofErr w:type="spellEnd"/>
-      <w:r>
-        <w:rPr>
-          <w:rFonts w:ascii="Aptos Narrow" w:hAnsi="Aptos Narrow"/>
-        </w:rPr>
-        <w:t xml:space="preserve"> Name="</w:t>
-      </w:r>
-      <w:proofErr w:type="gramStart"/>
-      <w:r>
-        <w:rPr>
-          <w:rFonts w:ascii="Aptos Narrow" w:hAnsi="Aptos Narrow"/>
-        </w:rPr>
-        <w:t>Microsoft.NET.Native.Runtime</w:t>
-      </w:r>
-      <w:proofErr w:type="gramEnd"/>
-      <w:r>
-        <w:rPr>
-          <w:rFonts w:ascii="Aptos Narrow" w:hAnsi="Aptos Narrow"/>
-        </w:rPr>
-        <w:t xml:space="preserve">.2.2" </w:t>
-      </w:r>
-      <w:proofErr w:type="spellStart"/>
-      <w:r>
-        <w:rPr>
-          <w:rFonts w:ascii="Aptos Narrow" w:hAnsi="Aptos Narrow"/>
-        </w:rPr>
-        <w:t>MinVersion</w:t>
-      </w:r>
-      <w:proofErr w:type="spellEnd"/>
-      <w:r>
-        <w:rPr>
-          <w:rFonts w:ascii="Aptos Narrow" w:hAnsi="Aptos Narrow"/>
-        </w:rPr>
-        <w:t>="2.2.28604.0"/&gt;</w:t>
+        <w:t xml:space="preserve">    &lt;PackageDependency Name="Microsoft.NET.Native.Runtime.2.2" MinVersion="2.2.28604.0"/&gt;</w:t>
       </w:r>
     </w:p>
     <w:p>
@@ -18277,35 +16190,7 @@
         <w:rPr>
           <w:rFonts w:ascii="Aptos Narrow" w:hAnsi="Aptos Narrow"/>
         </w:rPr>
-        <w:t xml:space="preserve">    &lt;</w:t>
-      </w:r>
-      <w:proofErr w:type="spellStart"/>
-      <w:r>
-        <w:rPr>
-          <w:rFonts w:ascii="Aptos Narrow" w:hAnsi="Aptos Narrow"/>
-        </w:rPr>
-        <w:t>PackageDependency</w:t>
-      </w:r>
-      <w:proofErr w:type="spellEnd"/>
-      <w:r>
-        <w:rPr>
-          <w:rFonts w:ascii="Aptos Narrow" w:hAnsi="Aptos Narrow"/>
-        </w:rPr>
-        <w:t xml:space="preserve"> Name="Microsoft.VCLibs.140.00" </w:t>
-      </w:r>
-      <w:proofErr w:type="spellStart"/>
-      <w:r>
-        <w:rPr>
-          <w:rFonts w:ascii="Aptos Narrow" w:hAnsi="Aptos Narrow"/>
-        </w:rPr>
-        <w:t>MinVersion</w:t>
-      </w:r>
-      <w:proofErr w:type="spellEnd"/>
-      <w:r>
-        <w:rPr>
-          <w:rFonts w:ascii="Aptos Narrow" w:hAnsi="Aptos Narrow"/>
-        </w:rPr>
-        <w:t>="14.0.27810.0"/&gt;</w:t>
+        <w:t xml:space="preserve">    &lt;PackageDependency Name="Microsoft.VCLibs.140.00" MinVersion="14.0.27810.0"/&gt;</w:t>
       </w:r>
     </w:p>
     <w:p>
@@ -18343,23 +16228,25 @@
         </w:rPr>
         <w:t xml:space="preserve">Dependent frameworks and minimum version numbers: </w:t>
       </w:r>
-      <w:proofErr w:type="spellStart"/>
-      <w:proofErr w:type="gramStart"/>
       <w:r>
         <w:rPr>
           <w:rFonts w:ascii="Aptos Narrow" w:hAnsi="Aptos Narrow"/>
           <w:color w:val="7030A0"/>
         </w:rPr>
-        <w:t>Microsoft.UI.Xaml</w:t>
-      </w:r>
-      <w:proofErr w:type="spellEnd"/>
-      <w:proofErr w:type="gramEnd"/>
+        <w:t>Microsoft.UI.Xaml .2.7</w:t>
+      </w:r>
+      <w:r>
+        <w:rPr>
+          <w:rFonts w:ascii="Aptos Narrow" w:hAnsi="Aptos Narrow"/>
+        </w:rPr>
+        <w:t xml:space="preserve">, </w:t>
+      </w:r>
       <w:r>
         <w:rPr>
           <w:rFonts w:ascii="Aptos Narrow" w:hAnsi="Aptos Narrow"/>
           <w:color w:val="7030A0"/>
         </w:rPr>
-        <w:t xml:space="preserve"> .2.7</w:t>
+        <w:t>Microsoft.NET.Native.Framework.2.2</w:t>
       </w:r>
       <w:r>
         <w:rPr>
@@ -18367,43 +16254,12 @@
         </w:rPr>
         <w:t xml:space="preserve">, </w:t>
       </w:r>
-      <w:proofErr w:type="gramStart"/>
       <w:r>
         <w:rPr>
           <w:rFonts w:ascii="Aptos Narrow" w:hAnsi="Aptos Narrow"/>
           <w:color w:val="7030A0"/>
         </w:rPr>
-        <w:t>Microsoft.NET.Native.Framework</w:t>
-      </w:r>
-      <w:proofErr w:type="gramEnd"/>
-      <w:r>
-        <w:rPr>
-          <w:rFonts w:ascii="Aptos Narrow" w:hAnsi="Aptos Narrow"/>
-          <w:color w:val="7030A0"/>
-        </w:rPr>
-        <w:t>.2.2</w:t>
-      </w:r>
-      <w:r>
-        <w:rPr>
-          <w:rFonts w:ascii="Aptos Narrow" w:hAnsi="Aptos Narrow"/>
-        </w:rPr>
-        <w:t xml:space="preserve">, </w:t>
-      </w:r>
-      <w:proofErr w:type="gramStart"/>
-      <w:r>
-        <w:rPr>
-          <w:rFonts w:ascii="Aptos Narrow" w:hAnsi="Aptos Narrow"/>
-          <w:color w:val="7030A0"/>
-        </w:rPr>
-        <w:t>Microsoft.NET.Native.Runtime</w:t>
-      </w:r>
-      <w:proofErr w:type="gramEnd"/>
-      <w:r>
-        <w:rPr>
-          <w:rFonts w:ascii="Aptos Narrow" w:hAnsi="Aptos Narrow"/>
-          <w:color w:val="7030A0"/>
-        </w:rPr>
-        <w:t>.2.2</w:t>
+        <w:t>Microsoft.NET.Native.Runtime.2.2</w:t>
       </w:r>
       <w:r>
         <w:rPr>
@@ -18554,21 +16410,12 @@
         </w:rPr>
         <w:t xml:space="preserve">Edit using tool: </w:t>
       </w:r>
-      <w:proofErr w:type="spellStart"/>
       <w:r>
         <w:rPr>
           <w:rFonts w:ascii="Aptos Narrow" w:hAnsi="Aptos Narrow"/>
           <w:color w:val="7030A0"/>
         </w:rPr>
-        <w:t>Solutions.Custom.Extension.psm</w:t>
-      </w:r>
-      <w:proofErr w:type="spellEnd"/>
-      <w:r>
-        <w:rPr>
-          <w:rFonts w:ascii="Aptos Narrow" w:hAnsi="Aptos Narrow"/>
-          <w:color w:val="7030A0"/>
-        </w:rPr>
-        <w:t xml:space="preserve"> 1</w:t>
+        <w:t>Solutions.Custom.Extension.psm 1</w:t>
       </w:r>
     </w:p>
     <w:p>
@@ -18608,65 +16455,38 @@
         </w:rPr>
         <w:t xml:space="preserve">Rename </w:t>
       </w:r>
-      <w:proofErr w:type="gramStart"/>
       <w:r>
         <w:rPr>
           <w:rFonts w:ascii="Aptos Narrow" w:hAnsi="Aptos Narrow"/>
           <w:color w:val="7030A0"/>
         </w:rPr>
-        <w:t>Solutions.Custom.Extension.psd1.Template</w:t>
-      </w:r>
-      <w:proofErr w:type="gramEnd"/>
+        <w:t xml:space="preserve">Solutions.Custom.Extension.psd1.Template </w:t>
+      </w:r>
+      <w:r>
+        <w:rPr>
+          <w:rFonts w:ascii="Aptos Narrow" w:hAnsi="Aptos Narrow"/>
+        </w:rPr>
+        <w:t xml:space="preserve">to </w:t>
+      </w:r>
       <w:r>
         <w:rPr>
           <w:rFonts w:ascii="Aptos Narrow" w:hAnsi="Aptos Narrow"/>
           <w:color w:val="7030A0"/>
         </w:rPr>
-        <w:t xml:space="preserve"> </w:t>
-      </w:r>
-      <w:r>
-        <w:rPr>
-          <w:rFonts w:ascii="Aptos Narrow" w:hAnsi="Aptos Narrow"/>
-        </w:rPr>
-        <w:t xml:space="preserve">to </w:t>
-      </w:r>
-      <w:proofErr w:type="gramStart"/>
+        <w:t xml:space="preserve">Solutions.Custom.Extension.psd1 and </w:t>
+      </w:r>
+      <w:r>
+        <w:rPr>
+          <w:rFonts w:ascii="Aptos Narrow" w:hAnsi="Aptos Narrow"/>
+        </w:rPr>
+        <w:t xml:space="preserve">delete </w:t>
+      </w:r>
       <w:r>
         <w:rPr>
           <w:rFonts w:ascii="Aptos Narrow" w:hAnsi="Aptos Narrow"/>
           <w:color w:val="7030A0"/>
         </w:rPr>
-        <w:t>Solutions.Custom.Extension.psd</w:t>
-      </w:r>
-      <w:proofErr w:type="gramEnd"/>
-      <w:r>
-        <w:rPr>
-          <w:rFonts w:ascii="Aptos Narrow" w:hAnsi="Aptos Narrow"/>
-          <w:color w:val="7030A0"/>
-        </w:rPr>
-        <w:t xml:space="preserve">1 and </w:t>
-      </w:r>
-      <w:proofErr w:type="gramStart"/>
-      <w:r>
-        <w:rPr>
-          <w:rFonts w:ascii="Aptos Narrow" w:hAnsi="Aptos Narrow"/>
-        </w:rPr>
-        <w:t xml:space="preserve">delete </w:t>
-      </w:r>
-      <w:r>
-        <w:rPr>
-          <w:rFonts w:ascii="Aptos Narrow" w:hAnsi="Aptos Narrow"/>
-          <w:color w:val="7030A0"/>
-        </w:rPr>
-        <w:t>.Template</w:t>
-      </w:r>
-      <w:proofErr w:type="gramEnd"/>
-      <w:r>
-        <w:rPr>
-          <w:rFonts w:ascii="Aptos Narrow" w:hAnsi="Aptos Narrow"/>
-          <w:color w:val="7030A0"/>
-        </w:rPr>
-        <w:t xml:space="preserve"> </w:t>
+        <w:t xml:space="preserve">.Template </w:t>
       </w:r>
       <w:r>
         <w:rPr>
@@ -18748,44 +16568,8 @@
         <w:rPr>
           <w:rFonts w:ascii="Aptos Narrow" w:hAnsi="Aptos Narrow"/>
         </w:rPr>
-        <w:t xml:space="preserve">reinstalling the </w:t>
-      </w:r>
-      <w:proofErr w:type="spellStart"/>
-      <w:r>
-        <w:rPr>
-          <w:rFonts w:ascii="Aptos Narrow" w:hAnsi="Aptos Narrow"/>
-        </w:rPr>
-        <w:t>InBox</w:t>
-      </w:r>
-      <w:proofErr w:type="spellEnd"/>
-      <w:r>
-        <w:rPr>
-          <w:rFonts w:ascii="Aptos Narrow" w:hAnsi="Aptos Narrow"/>
-        </w:rPr>
-        <w:t xml:space="preserve"> Apps: You must perform an installation test; you must test whether all known </w:t>
-      </w:r>
-      <w:proofErr w:type="spellStart"/>
-      <w:r>
-        <w:rPr>
-          <w:rFonts w:ascii="Aptos Narrow" w:hAnsi="Aptos Narrow"/>
-        </w:rPr>
-        <w:t>InBox</w:t>
-      </w:r>
-      <w:proofErr w:type="spellEnd"/>
-      <w:r>
-        <w:rPr>
-          <w:rFonts w:ascii="Aptos Narrow" w:hAnsi="Aptos Narrow"/>
-        </w:rPr>
-        <w:t xml:space="preserve"> Apps can be opened normally while disconnected from the </w:t>
-      </w:r>
-      <w:proofErr w:type="gramStart"/>
-      <w:r>
-        <w:rPr>
-          <w:rFonts w:ascii="Aptos Narrow" w:hAnsi="Aptos Narrow"/>
-        </w:rPr>
-        <w:t>Internet .</w:t>
-      </w:r>
-      <w:proofErr w:type="gramEnd"/>
+        <w:t>reinstalling the InBox Apps: You must perform an installation test; you must test whether all known InBox Apps can be opened normally while disconnected from the Internet .</w:t>
+      </w:r>
     </w:p>
     <w:p>
       <w:pPr>
@@ -18800,30 +16584,8 @@
         <w:rPr>
           <w:rFonts w:ascii="Aptos Narrow" w:hAnsi="Aptos Narrow"/>
         </w:rPr>
-        <w:t xml:space="preserve">When Windows 11 23H2 was produced, items that needed to be fixed were listed in the prerequisites. Due to the </w:t>
-      </w:r>
-      <w:proofErr w:type="spellStart"/>
-      <w:r>
-        <w:rPr>
-          <w:rFonts w:ascii="Aptos Narrow" w:hAnsi="Aptos Narrow"/>
-        </w:rPr>
-        <w:t>InBox</w:t>
-      </w:r>
-      <w:proofErr w:type="spellEnd"/>
-      <w:r>
-        <w:rPr>
-          <w:rFonts w:ascii="Aptos Narrow" w:hAnsi="Aptos Narrow"/>
-        </w:rPr>
-        <w:t xml:space="preserve"> Apps installation package officially provided by </w:t>
-      </w:r>
-      <w:proofErr w:type="gramStart"/>
-      <w:r>
-        <w:rPr>
-          <w:rFonts w:ascii="Aptos Narrow" w:hAnsi="Aptos Narrow"/>
-        </w:rPr>
-        <w:t>Microsoft :</w:t>
-      </w:r>
-      <w:proofErr w:type="gramEnd"/>
+        <w:t>When Windows 11 23H2 was produced, items that needed to be fixed were listed in the prerequisites. Due to the InBox Apps installation package officially provided by Microsoft :</w:t>
+      </w:r>
     </w:p>
     <w:p>
       <w:pPr>
@@ -18986,150 +16748,102 @@
           <w:color w:val="7030A0"/>
           <w:szCs w:val="24"/>
         </w:rPr>
-        <w:t xml:space="preserve">2,2: </w:t>
-      </w:r>
-      <w:proofErr w:type="spellStart"/>
-      <w:r>
+        <w:t>2,2: AssignSkip = Image source is no longer processed</w:t>
+      </w:r>
+    </w:p>
+    <w:p>
+      <w:pPr>
+        <w:pStyle w:val="ListParagraph"/>
+        <w:spacing w:before="720"/>
+        <w:ind w:left="2610"/>
+        <w:rPr>
+          <w:rFonts w:ascii="Aptos Narrow" w:hAnsi="Aptos Narrow"/>
+        </w:rPr>
+      </w:pPr>
+      <w:r>
+        <w:rPr>
+          <w:rFonts w:ascii="Aptos Narrow" w:hAnsi="Aptos Narrow"/>
+        </w:rPr>
+        <w:t xml:space="preserve">After copying and naming, search again: </w:t>
+      </w:r>
+      <w:r>
+        <w:rPr>
+          <w:rFonts w:ascii="Aptos Narrow" w:hAnsi="Aptos Narrow"/>
+          <w:color w:val="7030A0"/>
+        </w:rPr>
+        <w:t xml:space="preserve">$lang.AssignSkip </w:t>
+      </w:r>
+      <w:r>
+        <w:rPr>
+          <w:rFonts w:ascii="Aptos Narrow" w:hAnsi="Aptos Narrow"/>
+        </w:rPr>
+        <w:t>, search results:</w:t>
+      </w:r>
+    </w:p>
+    <w:p>
+      <w:pPr>
+        <w:widowControl w:val="0"/>
+        <w:spacing w:line="360" w:lineRule="auto"/>
+        <w:ind w:left="2610"/>
         <w:rPr>
           <w:rFonts w:ascii="Aptos Narrow" w:hAnsi="Aptos Narrow" w:cstheme="majorBidi"/>
           <w:color w:val="7030A0"/>
           <w:szCs w:val="24"/>
         </w:rPr>
-        <w:t>AssignSkip</w:t>
-      </w:r>
-      <w:proofErr w:type="spellEnd"/>
+      </w:pPr>
       <w:r>
         <w:rPr>
           <w:rFonts w:ascii="Aptos Narrow" w:hAnsi="Aptos Narrow" w:cstheme="majorBidi"/>
           <w:color w:val="7030A0"/>
           <w:szCs w:val="24"/>
         </w:rPr>
-        <w:t xml:space="preserve"> = Image source is no longer processed</w:t>
-      </w:r>
-    </w:p>
-    <w:p>
-      <w:pPr>
-        <w:pStyle w:val="ListParagraph"/>
-        <w:spacing w:before="720"/>
-        <w:ind w:left="2610"/>
-        <w:rPr>
-          <w:rFonts w:ascii="Aptos Narrow" w:hAnsi="Aptos Narrow"/>
-        </w:rPr>
-      </w:pPr>
-      <w:r>
-        <w:rPr>
-          <w:rFonts w:ascii="Aptos Narrow" w:hAnsi="Aptos Narrow"/>
-        </w:rPr>
-        <w:t xml:space="preserve">After copying and naming, search again: </w:t>
-      </w:r>
-      <w:r>
-        <w:rPr>
-          <w:rFonts w:ascii="Aptos Narrow" w:hAnsi="Aptos Narrow"/>
-          <w:color w:val="7030A0"/>
-        </w:rPr>
-        <w:t>$</w:t>
-      </w:r>
-      <w:proofErr w:type="spellStart"/>
-      <w:proofErr w:type="gramStart"/>
-      <w:r>
-        <w:rPr>
-          <w:rFonts w:ascii="Aptos Narrow" w:hAnsi="Aptos Narrow"/>
-          <w:color w:val="7030A0"/>
-        </w:rPr>
-        <w:t>lang.AssignSkip</w:t>
-      </w:r>
-      <w:proofErr w:type="spellEnd"/>
-      <w:proofErr w:type="gramEnd"/>
-      <w:r>
-        <w:rPr>
-          <w:rFonts w:ascii="Aptos Narrow" w:hAnsi="Aptos Narrow"/>
-          <w:color w:val="7030A0"/>
-        </w:rPr>
-        <w:t xml:space="preserve"> </w:t>
-      </w:r>
-      <w:r>
-        <w:rPr>
-          <w:rFonts w:ascii="Aptos Narrow" w:hAnsi="Aptos Narrow"/>
-        </w:rPr>
-        <w:t>, search results:</w:t>
-      </w:r>
-    </w:p>
-    <w:p>
-      <w:pPr>
-        <w:widowControl w:val="0"/>
-        <w:spacing w:line="360" w:lineRule="auto"/>
-        <w:ind w:left="2610"/>
+        <w:t>D:\</w:t>
+      </w:r>
+      <w:r>
         <w:rPr>
           <w:rFonts w:ascii="Aptos Narrow" w:hAnsi="Aptos Narrow" w:cstheme="majorBidi"/>
           <w:color w:val="7030A0"/>
           <w:szCs w:val="24"/>
         </w:rPr>
-      </w:pPr>
+        <w:t>YiSolutions</w:t>
+      </w:r>
       <w:r>
         <w:rPr>
           <w:rFonts w:ascii="Aptos Narrow" w:hAnsi="Aptos Narrow" w:cstheme="majorBidi"/>
           <w:color w:val="7030A0"/>
           <w:szCs w:val="24"/>
         </w:rPr>
-        <w:t>D:\</w:t>
-      </w:r>
-      <w:r>
+        <w:t>\_Encapsulation\Modules\1.0.0.0\Functions\Events\Assign\Solutions.Image.Assign.psm1</w:t>
+      </w:r>
+    </w:p>
+    <w:p>
+      <w:pPr>
+        <w:widowControl w:val="0"/>
+        <w:spacing w:line="360" w:lineRule="auto"/>
+        <w:ind w:left="2610"/>
         <w:rPr>
           <w:rFonts w:ascii="Aptos Narrow" w:hAnsi="Aptos Narrow" w:cstheme="majorBidi"/>
           <w:color w:val="7030A0"/>
           <w:szCs w:val="24"/>
         </w:rPr>
-        <w:t>YiSolutions</w:t>
-      </w:r>
+      </w:pPr>
       <w:r>
         <w:rPr>
           <w:rFonts w:ascii="Aptos Narrow" w:hAnsi="Aptos Narrow" w:cstheme="majorBidi"/>
           <w:color w:val="7030A0"/>
           <w:szCs w:val="24"/>
         </w:rPr>
-        <w:t>\_Encapsulation\Modules\1.0.0.0\Functions\Events\Assign\Solutions.Image.Assign.psm1</w:t>
-      </w:r>
-    </w:p>
-    <w:p>
-      <w:pPr>
-        <w:widowControl w:val="0"/>
-        <w:spacing w:line="360" w:lineRule="auto"/>
-        <w:ind w:left="2610"/>
+        <w:t xml:space="preserve">1976,20: </w:t>
+      </w:r>
+      <w:r>
         <w:rPr>
           <w:rFonts w:ascii="Aptos Narrow" w:hAnsi="Aptos Narrow" w:cstheme="majorBidi"/>
           <w:color w:val="7030A0"/>
           <w:szCs w:val="24"/>
         </w:rPr>
-      </w:pPr>
-      <w:r>
-        <w:rPr>
-          <w:rFonts w:ascii="Aptos Narrow" w:hAnsi="Aptos Narrow" w:cstheme="majorBidi"/>
-          <w:color w:val="7030A0"/>
-          <w:szCs w:val="24"/>
-        </w:rPr>
-        <w:t xml:space="preserve">1976,20: </w:t>
-      </w:r>
-      <w:r>
-        <w:rPr>
-          <w:rFonts w:ascii="Aptos Narrow" w:hAnsi="Aptos Narrow" w:cstheme="majorBidi"/>
-          <w:color w:val="7030A0"/>
-          <w:szCs w:val="24"/>
-        </w:rPr>
         <w:tab/>
-        <w:t xml:space="preserve">Text = $ </w:t>
-      </w:r>
-      <w:proofErr w:type="spellStart"/>
-      <w:proofErr w:type="gramStart"/>
-      <w:r>
-        <w:rPr>
-          <w:rFonts w:ascii="Aptos Narrow" w:hAnsi="Aptos Narrow" w:cstheme="majorBidi"/>
-          <w:color w:val="7030A0"/>
-          <w:szCs w:val="24"/>
-        </w:rPr>
-        <w:t>lang.AssignSkip</w:t>
-      </w:r>
-      <w:proofErr w:type="spellEnd"/>
-      <w:proofErr w:type="gramEnd"/>
+        <w:t>Text = $ lang.AssignSkip</w:t>
+      </w:r>
     </w:p>
     <w:p>
       <w:pPr>
@@ -19375,7 +17089,6 @@
         </w:rPr>
         <w:t xml:space="preserve">WeChat: </w:t>
       </w:r>
-      <w:proofErr w:type="spellStart"/>
       <w:r>
         <w:rPr>
           <w:rFonts w:ascii="Aptos Narrow" w:hAnsi="Aptos Narrow"/>
@@ -19383,7 +17096,6 @@
         </w:rPr>
         <w:t>FengYi</w:t>
       </w:r>
-      <w:proofErr w:type="spellEnd"/>
     </w:p>
     <w:sectPr>
       <w:footerReference w:type="default" r:id="rId54"/>

--- a/_Learn/Readme/Readme.Detailed.docx
+++ b/_Learn/Readme/Readme.Detailed.docx
@@ -1,11 +1,12 @@
 
 <file path=word/document.xml><?xml version="1.0" encoding="utf-8"?>
-<w:document xmlns:wpc="http://schemas.microsoft.com/office/word/2010/wordprocessingCanvas" xmlns:cx="http://schemas.microsoft.com/office/drawing/2014/chartex" xmlns:cx1="http://schemas.microsoft.com/office/drawing/2015/9/8/chartex" xmlns:cx2="http://schemas.microsoft.com/office/drawing/2015/10/21/chartex" xmlns:cx3="http://schemas.microsoft.com/office/drawing/2016/5/9/chartex" xmlns:cx4="http://schemas.microsoft.com/office/drawing/2016/5/10/chartex" xmlns:cx5="http://schemas.microsoft.com/office/drawing/2016/5/11/chartex" xmlns:cx6="http://schemas.microsoft.com/office/drawing/2016/5/12/chartex" xmlns:cx7="http://schemas.microsoft.com/office/drawing/2016/5/13/chartex" xmlns:cx8="http://schemas.microsoft.com/office/drawing/2016/5/14/chartex" xmlns:mc="http://schemas.openxmlformats.org/markup-compatibility/2006" xmlns:aink="http://schemas.microsoft.com/office/drawing/2016/ink" xmlns:am3d="http://schemas.microsoft.com/office/drawing/2017/model3d" xmlns:o="urn:schemas-microsoft-com:office:office" xmlns:oel="http://schemas.microsoft.com/office/2019/extlst" xmlns:r="http://schemas.openxmlformats.org/officeDocument/2006/relationships" xmlns:m="http://schemas.openxmlformats.org/officeDocument/2006/math" xmlns:v="urn:schemas-microsoft-com:vml" xmlns:wp14="http://schemas.microsoft.com/office/word/2010/wordprocessingDrawing" xmlns:wp="http://schemas.openxmlformats.org/drawingml/2006/wordprocessingDrawing" xmlns:w10="urn:schemas-microsoft-com:office:word" xmlns:w="http://schemas.openxmlformats.org/wordprocessingml/2006/main" xmlns:w14="http://schemas.microsoft.com/office/word/2010/wordml" xmlns:w15="http://schemas.microsoft.com/office/word/2012/wordml" xmlns:w16cex="http://schemas.microsoft.com/office/word/2018/wordml/cex" xmlns:w16cid="http://schemas.microsoft.com/office/word/2016/wordml/cid" xmlns:w16="http://schemas.microsoft.com/office/word/2018/wordml" xmlns:w16du="http://schemas.microsoft.com/office/word/2023/wordml/word16du" xmlns:w16sdtdh="http://schemas.microsoft.com/office/word/2020/wordml/sdtdatahash" xmlns:w16sdtfl="http://schemas.microsoft.com/office/word/2024/wordml/sdtformatlock" xmlns:w16se="http://schemas.microsoft.com/office/word/2015/wordml/symex" xmlns:wpg="http://schemas.microsoft.com/office/word/2010/wordprocessingGroup" xmlns:wpi="http://schemas.microsoft.com/office/word/2010/wordprocessingInk" xmlns:wne="http://schemas.microsoft.com/office/word/2006/wordml" xmlns:wps="http://schemas.microsoft.com/office/word/2010/wordprocessingShape" mc:Ignorable="w14 w15 w16se w16cid w16 w16cex w16sdtdh w16sdtfl w16du wp14">
+<w:document xmlns:wpc="http://schemas.microsoft.com/office/word/2010/wordprocessingCanvas" xmlns:cx="http://schemas.microsoft.com/office/drawing/2014/chartex" xmlns:cx1="http://schemas.microsoft.com/office/drawing/2015/9/8/chartex" xmlns:cx2="http://schemas.microsoft.com/office/drawing/2015/10/21/chartex" xmlns:cx3="http://schemas.microsoft.com/office/drawing/2016/5/9/chartex" xmlns:cx4="http://schemas.microsoft.com/office/drawing/2016/5/10/chartex" xmlns:cx5="http://schemas.microsoft.com/office/drawing/2016/5/11/chartex" xmlns:cx6="http://schemas.microsoft.com/office/drawing/2016/5/12/chartex" xmlns:cx7="http://schemas.microsoft.com/office/drawing/2016/5/13/chartex" xmlns:cx8="http://schemas.microsoft.com/office/drawing/2016/5/14/chartex" xmlns:mc="http://schemas.openxmlformats.org/markup-compatibility/2006" xmlns:aink="http://schemas.microsoft.com/office/drawing/2016/ink" xmlns:am3d="http://schemas.microsoft.com/office/drawing/2017/model3d" xmlns:o="urn:schemas-microsoft-com:office:office" xmlns:oel="http://schemas.microsoft.com/office/2019/extlst" xmlns:r="http://schemas.openxmlformats.org/officeDocument/2006/relationships" xmlns:m="http://schemas.openxmlformats.org/officeDocument/2006/math" xmlns:v="urn:schemas-microsoft-com:vml" xmlns:wp14="http://schemas.microsoft.com/office/word/2010/wordprocessingDrawing" xmlns:wp="http://schemas.openxmlformats.org/drawingml/2006/wordprocessingDrawing" xmlns:w10="urn:schemas-microsoft-com:office:word" xmlns:w="http://schemas.openxmlformats.org/wordprocessingml/2006/main" xmlns:w14="http://schemas.microsoft.com/office/word/2010/wordml" xmlns:w15="http://schemas.microsoft.com/office/word/2012/wordml" xmlns:w16cex="http://schemas.microsoft.com/office/word/2018/wordml/cex" xmlns:w16cid="http://schemas.microsoft.com/office/word/2016/wordml/cid" xmlns:w16="http://schemas.microsoft.com/office/word/2018/wordml" xmlns:w16sdtdh="http://schemas.microsoft.com/office/word/2020/wordml/sdtdatahash" xmlns:w16se="http://schemas.microsoft.com/office/word/2015/wordml/symex" xmlns:wpg="http://schemas.microsoft.com/office/word/2010/wordprocessingGroup" xmlns:wpi="http://schemas.microsoft.com/office/word/2010/wordprocessingInk" xmlns:wne="http://schemas.microsoft.com/office/word/2006/wordml" xmlns:wps="http://schemas.microsoft.com/office/word/2010/wordprocessingShape" mc:Ignorable="w14 w15 w16se w16cid w16 w16cex w16sdtdh wp14">
   <w:body>
     <w:p>
       <w:pPr>
-        <w:spacing w:before="360"/>
-        <w:ind w:left="1170"/>
+        <w:spacing w:line="360" w:lineRule="auto"/>
+        <w:ind w:right="12518"/>
+        <w:jc w:val="center"/>
         <w:rPr>
           <w:rFonts w:ascii="Aptos Narrow" w:hAnsi="Aptos Narrow"/>
           <w:smallCaps/>
@@ -14,16 +15,6 @@
           <w:szCs w:val="36"/>
         </w:rPr>
       </w:pPr>
-      <w:r>
-        <w:rPr>
-          <w:rFonts w:ascii="Aptos Narrow" w:hAnsi="Aptos Narrow"/>
-          <w:smallCaps/>
-          <w:color w:val="7305B7"/>
-          <w:sz w:val="32"/>
-          <w:szCs w:val="32"/>
-        </w:rPr>
-        <w:t>Y</w:t>
-      </w:r>
       <w:r>
         <w:rPr>
           <w:rFonts w:ascii="Aptos Narrow" w:hAnsi="Aptos Narrow"/>
@@ -34,18 +25,10 @@
           <w:szCs w:val="24"/>
         </w:rPr>
         <w:drawing>
-          <wp:anchor distT="0" distB="0" distL="114300" distR="114300" simplePos="0" relativeHeight="251659264" behindDoc="1" locked="0" layoutInCell="1" allowOverlap="1" wp14:anchorId="3717FBFE" wp14:editId="7537779F">
-            <wp:simplePos x="0" y="0"/>
-            <wp:positionH relativeFrom="column">
-              <wp:posOffset>0</wp:posOffset>
-            </wp:positionH>
-            <wp:positionV relativeFrom="page">
-              <wp:posOffset>914400</wp:posOffset>
-            </wp:positionV>
+          <wp:inline distT="0" distB="0" distL="0" distR="0" wp14:anchorId="75CB3C0D" wp14:editId="0ED7FA6F">
             <wp:extent cx="603504" cy="667512"/>
             <wp:effectExtent l="0" t="0" r="6350" b="0"/>
-            <wp:wrapNone/>
-            <wp:docPr id="2" name="Picture 2">
+            <wp:docPr id="1720369153" name="Picture 1720369153">
               <a:extLst xmlns:a="http://schemas.openxmlformats.org/drawingml/2006/main">
                 <a:ext uri="{C183D7F6-B498-43B3-948B-1728B52AA6E4}">
                   <adec:decorative xmlns:adec="http://schemas.microsoft.com/office/drawing/2017/decorative" val="1"/>
@@ -59,7 +42,7 @@
               <a:graphicData uri="http://schemas.openxmlformats.org/drawingml/2006/picture">
                 <pic:pic xmlns:pic="http://schemas.openxmlformats.org/drawingml/2006/picture">
                   <pic:nvPicPr>
-                    <pic:cNvPr id="2" name="Picture 2">
+                    <pic:cNvPr id="1720369153" name="Picture 1720369153">
                       <a:extLst>
                         <a:ext uri="{C183D7F6-B498-43B3-948B-1728B52AA6E4}">
                           <adec:decorative xmlns:adec="http://schemas.microsoft.com/office/drawing/2017/decorative" val="1"/>
@@ -92,14 +75,32 @@
                 </pic:pic>
               </a:graphicData>
             </a:graphic>
-            <wp14:sizeRelH relativeFrom="page">
-              <wp14:pctWidth>0</wp14:pctWidth>
-            </wp14:sizeRelH>
-            <wp14:sizeRelV relativeFrom="page">
-              <wp14:pctHeight>0</wp14:pctHeight>
-            </wp14:sizeRelV>
-          </wp:anchor>
+          </wp:inline>
         </w:drawing>
+      </w:r>
+    </w:p>
+    <w:p>
+      <w:pPr>
+        <w:spacing w:line="360" w:lineRule="auto"/>
+        <w:ind w:right="12518"/>
+        <w:jc w:val="center"/>
+        <w:rPr>
+          <w:rFonts w:ascii="Aptos Narrow" w:hAnsi="Aptos Narrow"/>
+          <w:smallCaps/>
+          <w:color w:val="7305B7"/>
+          <w:sz w:val="36"/>
+          <w:szCs w:val="36"/>
+        </w:rPr>
+      </w:pPr>
+      <w:r>
+        <w:rPr>
+          <w:rFonts w:ascii="Aptos Narrow" w:hAnsi="Aptos Narrow"/>
+          <w:smallCaps/>
+          <w:color w:val="7305B7"/>
+          <w:sz w:val="32"/>
+          <w:szCs w:val="32"/>
+        </w:rPr>
+        <w:t>Y</w:t>
       </w:r>
       <w:r>
         <w:rPr>
@@ -109,37 +110,7 @@
           <w:sz w:val="24"/>
           <w:szCs w:val="24"/>
         </w:rPr>
-        <w:t>i</w:t>
-      </w:r>
-      <w:r>
-        <w:rPr>
-          <w:rFonts w:ascii="Aptos Narrow" w:hAnsi="Aptos Narrow"/>
-          <w:smallCaps/>
-          <w:color w:val="7305B7"/>
-          <w:sz w:val="24"/>
-          <w:szCs w:val="24"/>
-        </w:rPr>
-        <w:t>'</w:t>
-      </w:r>
-      <w:r>
-        <w:rPr>
-          <w:rFonts w:ascii="Aptos Narrow" w:hAnsi="Aptos Narrow"/>
-          <w:smallCaps/>
-          <w:color w:val="7305B7"/>
-          <w:sz w:val="24"/>
-          <w:szCs w:val="24"/>
-        </w:rPr>
-        <w:t>s</w:t>
-      </w:r>
-      <w:r>
-        <w:rPr>
-          <w:rFonts w:ascii="Aptos Narrow" w:hAnsi="Aptos Narrow"/>
-          <w:smallCaps/>
-          <w:color w:val="7305B7"/>
-          <w:sz w:val="24"/>
-          <w:szCs w:val="24"/>
-        </w:rPr>
-        <w:t xml:space="preserve"> Solutions</w:t>
+        <w:t>i's Solutions</w:t>
       </w:r>
     </w:p>
     <w:p>
@@ -17111,7 +17082,7 @@
 </file>
 
 <file path=word/endnotes.xml><?xml version="1.0" encoding="utf-8"?>
-<w:endnotes xmlns:wpc="http://schemas.microsoft.com/office/word/2010/wordprocessingCanvas" xmlns:cx="http://schemas.microsoft.com/office/drawing/2014/chartex" xmlns:cx1="http://schemas.microsoft.com/office/drawing/2015/9/8/chartex" xmlns:cx2="http://schemas.microsoft.com/office/drawing/2015/10/21/chartex" xmlns:cx3="http://schemas.microsoft.com/office/drawing/2016/5/9/chartex" xmlns:cx4="http://schemas.microsoft.com/office/drawing/2016/5/10/chartex" xmlns:cx5="http://schemas.microsoft.com/office/drawing/2016/5/11/chartex" xmlns:cx6="http://schemas.microsoft.com/office/drawing/2016/5/12/chartex" xmlns:cx7="http://schemas.microsoft.com/office/drawing/2016/5/13/chartex" xmlns:cx8="http://schemas.microsoft.com/office/drawing/2016/5/14/chartex" xmlns:mc="http://schemas.openxmlformats.org/markup-compatibility/2006" xmlns:aink="http://schemas.microsoft.com/office/drawing/2016/ink" xmlns:am3d="http://schemas.microsoft.com/office/drawing/2017/model3d" xmlns:o="urn:schemas-microsoft-com:office:office" xmlns:oel="http://schemas.microsoft.com/office/2019/extlst" xmlns:r="http://schemas.openxmlformats.org/officeDocument/2006/relationships" xmlns:m="http://schemas.openxmlformats.org/officeDocument/2006/math" xmlns:v="urn:schemas-microsoft-com:vml" xmlns:wp14="http://schemas.microsoft.com/office/word/2010/wordprocessingDrawing" xmlns:wp="http://schemas.openxmlformats.org/drawingml/2006/wordprocessingDrawing" xmlns:w10="urn:schemas-microsoft-com:office:word" xmlns:w="http://schemas.openxmlformats.org/wordprocessingml/2006/main" xmlns:w14="http://schemas.microsoft.com/office/word/2010/wordml" xmlns:w15="http://schemas.microsoft.com/office/word/2012/wordml" xmlns:w16cex="http://schemas.microsoft.com/office/word/2018/wordml/cex" xmlns:w16cid="http://schemas.microsoft.com/office/word/2016/wordml/cid" xmlns:w16="http://schemas.microsoft.com/office/word/2018/wordml" xmlns:w16du="http://schemas.microsoft.com/office/word/2023/wordml/word16du" xmlns:w16sdtdh="http://schemas.microsoft.com/office/word/2020/wordml/sdtdatahash" xmlns:w16sdtfl="http://schemas.microsoft.com/office/word/2024/wordml/sdtformatlock" xmlns:w16se="http://schemas.microsoft.com/office/word/2015/wordml/symex" xmlns:wpg="http://schemas.microsoft.com/office/word/2010/wordprocessingGroup" xmlns:wpi="http://schemas.microsoft.com/office/word/2010/wordprocessingInk" xmlns:wne="http://schemas.microsoft.com/office/word/2006/wordml" xmlns:wps="http://schemas.microsoft.com/office/word/2010/wordprocessingShape" mc:Ignorable="w14 w15 w16se w16cid w16 w16cex w16sdtdh w16sdtfl w16du wp14">
+<w:endnotes xmlns:wpc="http://schemas.microsoft.com/office/word/2010/wordprocessingCanvas" xmlns:cx="http://schemas.microsoft.com/office/drawing/2014/chartex" xmlns:cx1="http://schemas.microsoft.com/office/drawing/2015/9/8/chartex" xmlns:cx2="http://schemas.microsoft.com/office/drawing/2015/10/21/chartex" xmlns:cx3="http://schemas.microsoft.com/office/drawing/2016/5/9/chartex" xmlns:cx4="http://schemas.microsoft.com/office/drawing/2016/5/10/chartex" xmlns:cx5="http://schemas.microsoft.com/office/drawing/2016/5/11/chartex" xmlns:cx6="http://schemas.microsoft.com/office/drawing/2016/5/12/chartex" xmlns:cx7="http://schemas.microsoft.com/office/drawing/2016/5/13/chartex" xmlns:cx8="http://schemas.microsoft.com/office/drawing/2016/5/14/chartex" xmlns:mc="http://schemas.openxmlformats.org/markup-compatibility/2006" xmlns:aink="http://schemas.microsoft.com/office/drawing/2016/ink" xmlns:am3d="http://schemas.microsoft.com/office/drawing/2017/model3d" xmlns:o="urn:schemas-microsoft-com:office:office" xmlns:oel="http://schemas.microsoft.com/office/2019/extlst" xmlns:r="http://schemas.openxmlformats.org/officeDocument/2006/relationships" xmlns:m="http://schemas.openxmlformats.org/officeDocument/2006/math" xmlns:v="urn:schemas-microsoft-com:vml" xmlns:wp14="http://schemas.microsoft.com/office/word/2010/wordprocessingDrawing" xmlns:wp="http://schemas.openxmlformats.org/drawingml/2006/wordprocessingDrawing" xmlns:w10="urn:schemas-microsoft-com:office:word" xmlns:w="http://schemas.openxmlformats.org/wordprocessingml/2006/main" xmlns:w14="http://schemas.microsoft.com/office/word/2010/wordml" xmlns:w15="http://schemas.microsoft.com/office/word/2012/wordml" xmlns:w16cex="http://schemas.microsoft.com/office/word/2018/wordml/cex" xmlns:w16cid="http://schemas.microsoft.com/office/word/2016/wordml/cid" xmlns:w16="http://schemas.microsoft.com/office/word/2018/wordml" xmlns:w16sdtdh="http://schemas.microsoft.com/office/word/2020/wordml/sdtdatahash" xmlns:w16se="http://schemas.microsoft.com/office/word/2015/wordml/symex" xmlns:wpg="http://schemas.microsoft.com/office/word/2010/wordprocessingGroup" xmlns:wpi="http://schemas.microsoft.com/office/word/2010/wordprocessingInk" xmlns:wne="http://schemas.microsoft.com/office/word/2006/wordml" xmlns:wps="http://schemas.microsoft.com/office/word/2010/wordprocessingShape" mc:Ignorable="w14 w15 w16se w16cid w16 w16cex w16sdtdh wp14">
   <w:endnote w:type="separator" w:id="-1">
     <w:p>
       <w:pPr>
@@ -17136,7 +17107,7 @@
 </file>
 
 <file path=word/footer1.xml><?xml version="1.0" encoding="utf-8"?>
-<w:ftr xmlns:wpc="http://schemas.microsoft.com/office/word/2010/wordprocessingCanvas" xmlns:cx="http://schemas.microsoft.com/office/drawing/2014/chartex" xmlns:cx1="http://schemas.microsoft.com/office/drawing/2015/9/8/chartex" xmlns:cx2="http://schemas.microsoft.com/office/drawing/2015/10/21/chartex" xmlns:cx3="http://schemas.microsoft.com/office/drawing/2016/5/9/chartex" xmlns:cx4="http://schemas.microsoft.com/office/drawing/2016/5/10/chartex" xmlns:cx5="http://schemas.microsoft.com/office/drawing/2016/5/11/chartex" xmlns:cx6="http://schemas.microsoft.com/office/drawing/2016/5/12/chartex" xmlns:cx7="http://schemas.microsoft.com/office/drawing/2016/5/13/chartex" xmlns:cx8="http://schemas.microsoft.com/office/drawing/2016/5/14/chartex" xmlns:mc="http://schemas.openxmlformats.org/markup-compatibility/2006" xmlns:aink="http://schemas.microsoft.com/office/drawing/2016/ink" xmlns:am3d="http://schemas.microsoft.com/office/drawing/2017/model3d" xmlns:o="urn:schemas-microsoft-com:office:office" xmlns:oel="http://schemas.microsoft.com/office/2019/extlst" xmlns:r="http://schemas.openxmlformats.org/officeDocument/2006/relationships" xmlns:m="http://schemas.openxmlformats.org/officeDocument/2006/math" xmlns:v="urn:schemas-microsoft-com:vml" xmlns:wp14="http://schemas.microsoft.com/office/word/2010/wordprocessingDrawing" xmlns:wp="http://schemas.openxmlformats.org/drawingml/2006/wordprocessingDrawing" xmlns:w10="urn:schemas-microsoft-com:office:word" xmlns:w="http://schemas.openxmlformats.org/wordprocessingml/2006/main" xmlns:w14="http://schemas.microsoft.com/office/word/2010/wordml" xmlns:w15="http://schemas.microsoft.com/office/word/2012/wordml" xmlns:w16cex="http://schemas.microsoft.com/office/word/2018/wordml/cex" xmlns:w16cid="http://schemas.microsoft.com/office/word/2016/wordml/cid" xmlns:w16="http://schemas.microsoft.com/office/word/2018/wordml" xmlns:w16du="http://schemas.microsoft.com/office/word/2023/wordml/word16du" xmlns:w16sdtdh="http://schemas.microsoft.com/office/word/2020/wordml/sdtdatahash" xmlns:w16sdtfl="http://schemas.microsoft.com/office/word/2024/wordml/sdtformatlock" xmlns:w16se="http://schemas.microsoft.com/office/word/2015/wordml/symex" xmlns:wpg="http://schemas.microsoft.com/office/word/2010/wordprocessingGroup" xmlns:wpi="http://schemas.microsoft.com/office/word/2010/wordprocessingInk" xmlns:wne="http://schemas.microsoft.com/office/word/2006/wordml" xmlns:wps="http://schemas.microsoft.com/office/word/2010/wordprocessingShape" mc:Ignorable="w14 w15 w16se w16cid w16 w16cex w16sdtdh w16sdtfl w16du wp14">
+<w:ftr xmlns:wpc="http://schemas.microsoft.com/office/word/2010/wordprocessingCanvas" xmlns:cx="http://schemas.microsoft.com/office/drawing/2014/chartex" xmlns:cx1="http://schemas.microsoft.com/office/drawing/2015/9/8/chartex" xmlns:cx2="http://schemas.microsoft.com/office/drawing/2015/10/21/chartex" xmlns:cx3="http://schemas.microsoft.com/office/drawing/2016/5/9/chartex" xmlns:cx4="http://schemas.microsoft.com/office/drawing/2016/5/10/chartex" xmlns:cx5="http://schemas.microsoft.com/office/drawing/2016/5/11/chartex" xmlns:cx6="http://schemas.microsoft.com/office/drawing/2016/5/12/chartex" xmlns:cx7="http://schemas.microsoft.com/office/drawing/2016/5/13/chartex" xmlns:cx8="http://schemas.microsoft.com/office/drawing/2016/5/14/chartex" xmlns:mc="http://schemas.openxmlformats.org/markup-compatibility/2006" xmlns:aink="http://schemas.microsoft.com/office/drawing/2016/ink" xmlns:am3d="http://schemas.microsoft.com/office/drawing/2017/model3d" xmlns:o="urn:schemas-microsoft-com:office:office" xmlns:oel="http://schemas.microsoft.com/office/2019/extlst" xmlns:r="http://schemas.openxmlformats.org/officeDocument/2006/relationships" xmlns:m="http://schemas.openxmlformats.org/officeDocument/2006/math" xmlns:v="urn:schemas-microsoft-com:vml" xmlns:wp14="http://schemas.microsoft.com/office/word/2010/wordprocessingDrawing" xmlns:wp="http://schemas.openxmlformats.org/drawingml/2006/wordprocessingDrawing" xmlns:w10="urn:schemas-microsoft-com:office:word" xmlns:w="http://schemas.openxmlformats.org/wordprocessingml/2006/main" xmlns:w14="http://schemas.microsoft.com/office/word/2010/wordml" xmlns:w15="http://schemas.microsoft.com/office/word/2012/wordml" xmlns:w16cex="http://schemas.microsoft.com/office/word/2018/wordml/cex" xmlns:w16cid="http://schemas.microsoft.com/office/word/2016/wordml/cid" xmlns:w16="http://schemas.microsoft.com/office/word/2018/wordml" xmlns:w16sdtdh="http://schemas.microsoft.com/office/word/2020/wordml/sdtdatahash" xmlns:w16se="http://schemas.microsoft.com/office/word/2015/wordml/symex" xmlns:wpg="http://schemas.microsoft.com/office/word/2010/wordprocessingGroup" xmlns:wpi="http://schemas.microsoft.com/office/word/2010/wordprocessingInk" xmlns:wne="http://schemas.microsoft.com/office/word/2006/wordml" xmlns:wps="http://schemas.microsoft.com/office/word/2010/wordprocessingShape" mc:Ignorable="w14 w15 w16se w16cid w16 w16cex w16sdtdh wp14">
   <w:tbl>
     <w:tblPr>
       <w:tblStyle w:val="TableGrid"/>
@@ -17509,7 +17480,7 @@
 </file>
 
 <file path=word/footnotes.xml><?xml version="1.0" encoding="utf-8"?>
-<w:footnotes xmlns:wpc="http://schemas.microsoft.com/office/word/2010/wordprocessingCanvas" xmlns:cx="http://schemas.microsoft.com/office/drawing/2014/chartex" xmlns:cx1="http://schemas.microsoft.com/office/drawing/2015/9/8/chartex" xmlns:cx2="http://schemas.microsoft.com/office/drawing/2015/10/21/chartex" xmlns:cx3="http://schemas.microsoft.com/office/drawing/2016/5/9/chartex" xmlns:cx4="http://schemas.microsoft.com/office/drawing/2016/5/10/chartex" xmlns:cx5="http://schemas.microsoft.com/office/drawing/2016/5/11/chartex" xmlns:cx6="http://schemas.microsoft.com/office/drawing/2016/5/12/chartex" xmlns:cx7="http://schemas.microsoft.com/office/drawing/2016/5/13/chartex" xmlns:cx8="http://schemas.microsoft.com/office/drawing/2016/5/14/chartex" xmlns:mc="http://schemas.openxmlformats.org/markup-compatibility/2006" xmlns:aink="http://schemas.microsoft.com/office/drawing/2016/ink" xmlns:am3d="http://schemas.microsoft.com/office/drawing/2017/model3d" xmlns:o="urn:schemas-microsoft-com:office:office" xmlns:oel="http://schemas.microsoft.com/office/2019/extlst" xmlns:r="http://schemas.openxmlformats.org/officeDocument/2006/relationships" xmlns:m="http://schemas.openxmlformats.org/officeDocument/2006/math" xmlns:v="urn:schemas-microsoft-com:vml" xmlns:wp14="http://schemas.microsoft.com/office/word/2010/wordprocessingDrawing" xmlns:wp="http://schemas.openxmlformats.org/drawingml/2006/wordprocessingDrawing" xmlns:w10="urn:schemas-microsoft-com:office:word" xmlns:w="http://schemas.openxmlformats.org/wordprocessingml/2006/main" xmlns:w14="http://schemas.microsoft.com/office/word/2010/wordml" xmlns:w15="http://schemas.microsoft.com/office/word/2012/wordml" xmlns:w16cex="http://schemas.microsoft.com/office/word/2018/wordml/cex" xmlns:w16cid="http://schemas.microsoft.com/office/word/2016/wordml/cid" xmlns:w16="http://schemas.microsoft.com/office/word/2018/wordml" xmlns:w16du="http://schemas.microsoft.com/office/word/2023/wordml/word16du" xmlns:w16sdtdh="http://schemas.microsoft.com/office/word/2020/wordml/sdtdatahash" xmlns:w16sdtfl="http://schemas.microsoft.com/office/word/2024/wordml/sdtformatlock" xmlns:w16se="http://schemas.microsoft.com/office/word/2015/wordml/symex" xmlns:wpg="http://schemas.microsoft.com/office/word/2010/wordprocessingGroup" xmlns:wpi="http://schemas.microsoft.com/office/word/2010/wordprocessingInk" xmlns:wne="http://schemas.microsoft.com/office/word/2006/wordml" xmlns:wps="http://schemas.microsoft.com/office/word/2010/wordprocessingShape" mc:Ignorable="w14 w15 w16se w16cid w16 w16cex w16sdtdh w16sdtfl w16du wp14">
+<w:footnotes xmlns:wpc="http://schemas.microsoft.com/office/word/2010/wordprocessingCanvas" xmlns:cx="http://schemas.microsoft.com/office/drawing/2014/chartex" xmlns:cx1="http://schemas.microsoft.com/office/drawing/2015/9/8/chartex" xmlns:cx2="http://schemas.microsoft.com/office/drawing/2015/10/21/chartex" xmlns:cx3="http://schemas.microsoft.com/office/drawing/2016/5/9/chartex" xmlns:cx4="http://schemas.microsoft.com/office/drawing/2016/5/10/chartex" xmlns:cx5="http://schemas.microsoft.com/office/drawing/2016/5/11/chartex" xmlns:cx6="http://schemas.microsoft.com/office/drawing/2016/5/12/chartex" xmlns:cx7="http://schemas.microsoft.com/office/drawing/2016/5/13/chartex" xmlns:cx8="http://schemas.microsoft.com/office/drawing/2016/5/14/chartex" xmlns:mc="http://schemas.openxmlformats.org/markup-compatibility/2006" xmlns:aink="http://schemas.microsoft.com/office/drawing/2016/ink" xmlns:am3d="http://schemas.microsoft.com/office/drawing/2017/model3d" xmlns:o="urn:schemas-microsoft-com:office:office" xmlns:oel="http://schemas.microsoft.com/office/2019/extlst" xmlns:r="http://schemas.openxmlformats.org/officeDocument/2006/relationships" xmlns:m="http://schemas.openxmlformats.org/officeDocument/2006/math" xmlns:v="urn:schemas-microsoft-com:vml" xmlns:wp14="http://schemas.microsoft.com/office/word/2010/wordprocessingDrawing" xmlns:wp="http://schemas.openxmlformats.org/drawingml/2006/wordprocessingDrawing" xmlns:w10="urn:schemas-microsoft-com:office:word" xmlns:w="http://schemas.openxmlformats.org/wordprocessingml/2006/main" xmlns:w14="http://schemas.microsoft.com/office/word/2010/wordml" xmlns:w15="http://schemas.microsoft.com/office/word/2012/wordml" xmlns:w16cex="http://schemas.microsoft.com/office/word/2018/wordml/cex" xmlns:w16cid="http://schemas.microsoft.com/office/word/2016/wordml/cid" xmlns:w16="http://schemas.microsoft.com/office/word/2018/wordml" xmlns:w16sdtdh="http://schemas.microsoft.com/office/word/2020/wordml/sdtdatahash" xmlns:w16se="http://schemas.microsoft.com/office/word/2015/wordml/symex" xmlns:wpg="http://schemas.microsoft.com/office/word/2010/wordprocessingGroup" xmlns:wpi="http://schemas.microsoft.com/office/word/2010/wordprocessingInk" xmlns:wne="http://schemas.microsoft.com/office/word/2006/wordml" xmlns:wps="http://schemas.microsoft.com/office/word/2010/wordprocessingShape" mc:Ignorable="w14 w15 w16se w16cid w16 w16cex w16sdtdh wp14">
   <w:footnote w:type="separator" w:id="-1">
     <w:p>
       <w:pPr>
@@ -17534,7 +17505,7 @@
 </file>
 
 <file path=word/numbering.xml><?xml version="1.0" encoding="utf-8"?>
-<w:numbering xmlns:wpc="http://schemas.microsoft.com/office/word/2010/wordprocessingCanvas" xmlns:cx="http://schemas.microsoft.com/office/drawing/2014/chartex" xmlns:cx1="http://schemas.microsoft.com/office/drawing/2015/9/8/chartex" xmlns:cx2="http://schemas.microsoft.com/office/drawing/2015/10/21/chartex" xmlns:cx3="http://schemas.microsoft.com/office/drawing/2016/5/9/chartex" xmlns:cx4="http://schemas.microsoft.com/office/drawing/2016/5/10/chartex" xmlns:cx5="http://schemas.microsoft.com/office/drawing/2016/5/11/chartex" xmlns:cx6="http://schemas.microsoft.com/office/drawing/2016/5/12/chartex" xmlns:cx7="http://schemas.microsoft.com/office/drawing/2016/5/13/chartex" xmlns:cx8="http://schemas.microsoft.com/office/drawing/2016/5/14/chartex" xmlns:mc="http://schemas.openxmlformats.org/markup-compatibility/2006" xmlns:aink="http://schemas.microsoft.com/office/drawing/2016/ink" xmlns:am3d="http://schemas.microsoft.com/office/drawing/2017/model3d" xmlns:o="urn:schemas-microsoft-com:office:office" xmlns:oel="http://schemas.microsoft.com/office/2019/extlst" xmlns:r="http://schemas.openxmlformats.org/officeDocument/2006/relationships" xmlns:m="http://schemas.openxmlformats.org/officeDocument/2006/math" xmlns:v="urn:schemas-microsoft-com:vml" xmlns:wp14="http://schemas.microsoft.com/office/word/2010/wordprocessingDrawing" xmlns:wp="http://schemas.openxmlformats.org/drawingml/2006/wordprocessingDrawing" xmlns:w10="urn:schemas-microsoft-com:office:word" xmlns:w="http://schemas.openxmlformats.org/wordprocessingml/2006/main" xmlns:w14="http://schemas.microsoft.com/office/word/2010/wordml" xmlns:w15="http://schemas.microsoft.com/office/word/2012/wordml" xmlns:w16cex="http://schemas.microsoft.com/office/word/2018/wordml/cex" xmlns:w16cid="http://schemas.microsoft.com/office/word/2016/wordml/cid" xmlns:w16="http://schemas.microsoft.com/office/word/2018/wordml" xmlns:w16du="http://schemas.microsoft.com/office/word/2023/wordml/word16du" xmlns:w16sdtdh="http://schemas.microsoft.com/office/word/2020/wordml/sdtdatahash" xmlns:w16sdtfl="http://schemas.microsoft.com/office/word/2024/wordml/sdtformatlock" xmlns:w16se="http://schemas.microsoft.com/office/word/2015/wordml/symex" xmlns:wpg="http://schemas.microsoft.com/office/word/2010/wordprocessingGroup" xmlns:wpi="http://schemas.microsoft.com/office/word/2010/wordprocessingInk" xmlns:wne="http://schemas.microsoft.com/office/word/2006/wordml" xmlns:wps="http://schemas.microsoft.com/office/word/2010/wordprocessingShape" mc:Ignorable="w14 w15 w16se w16cid w16 w16cex w16sdtdh w16sdtfl w16du wp14">
+<w:numbering xmlns:wpc="http://schemas.microsoft.com/office/word/2010/wordprocessingCanvas" xmlns:cx="http://schemas.microsoft.com/office/drawing/2014/chartex" xmlns:cx1="http://schemas.microsoft.com/office/drawing/2015/9/8/chartex" xmlns:cx2="http://schemas.microsoft.com/office/drawing/2015/10/21/chartex" xmlns:cx3="http://schemas.microsoft.com/office/drawing/2016/5/9/chartex" xmlns:cx4="http://schemas.microsoft.com/office/drawing/2016/5/10/chartex" xmlns:cx5="http://schemas.microsoft.com/office/drawing/2016/5/11/chartex" xmlns:cx6="http://schemas.microsoft.com/office/drawing/2016/5/12/chartex" xmlns:cx7="http://schemas.microsoft.com/office/drawing/2016/5/13/chartex" xmlns:cx8="http://schemas.microsoft.com/office/drawing/2016/5/14/chartex" xmlns:mc="http://schemas.openxmlformats.org/markup-compatibility/2006" xmlns:aink="http://schemas.microsoft.com/office/drawing/2016/ink" xmlns:am3d="http://schemas.microsoft.com/office/drawing/2017/model3d" xmlns:o="urn:schemas-microsoft-com:office:office" xmlns:oel="http://schemas.microsoft.com/office/2019/extlst" xmlns:r="http://schemas.openxmlformats.org/officeDocument/2006/relationships" xmlns:m="http://schemas.openxmlformats.org/officeDocument/2006/math" xmlns:v="urn:schemas-microsoft-com:vml" xmlns:wp14="http://schemas.microsoft.com/office/word/2010/wordprocessingDrawing" xmlns:wp="http://schemas.openxmlformats.org/drawingml/2006/wordprocessingDrawing" xmlns:w10="urn:schemas-microsoft-com:office:word" xmlns:w="http://schemas.openxmlformats.org/wordprocessingml/2006/main" xmlns:w14="http://schemas.microsoft.com/office/word/2010/wordml" xmlns:w15="http://schemas.microsoft.com/office/word/2012/wordml" xmlns:w16cex="http://schemas.microsoft.com/office/word/2018/wordml/cex" xmlns:w16cid="http://schemas.microsoft.com/office/word/2016/wordml/cid" xmlns:w16="http://schemas.microsoft.com/office/word/2018/wordml" xmlns:w16sdtdh="http://schemas.microsoft.com/office/word/2020/wordml/sdtdatahash" xmlns:w16se="http://schemas.microsoft.com/office/word/2015/wordml/symex" xmlns:wpg="http://schemas.microsoft.com/office/word/2010/wordprocessingGroup" xmlns:wpi="http://schemas.microsoft.com/office/word/2010/wordprocessingInk" xmlns:wne="http://schemas.microsoft.com/office/word/2006/wordml" xmlns:wps="http://schemas.microsoft.com/office/word/2010/wordprocessingShape" mc:Ignorable="w14 w15 w16se w16cid w16 w16cex w16sdtdh wp14">
   <w:abstractNum w:abstractNumId="0" w15:restartNumberingAfterBreak="0">
     <w:nsid w:val="00AA212E"/>
     <w:multiLevelType w:val="hybridMultilevel"/>
@@ -21943,7 +21914,7 @@
 </file>
 
 <file path=word/styles.xml><?xml version="1.0" encoding="utf-8"?>
-<w:styles xmlns:mc="http://schemas.openxmlformats.org/markup-compatibility/2006" xmlns:r="http://schemas.openxmlformats.org/officeDocument/2006/relationships" xmlns:w="http://schemas.openxmlformats.org/wordprocessingml/2006/main" xmlns:w14="http://schemas.microsoft.com/office/word/2010/wordml" xmlns:w15="http://schemas.microsoft.com/office/word/2012/wordml" xmlns:w16cex="http://schemas.microsoft.com/office/word/2018/wordml/cex" xmlns:w16cid="http://schemas.microsoft.com/office/word/2016/wordml/cid" xmlns:w16="http://schemas.microsoft.com/office/word/2018/wordml" xmlns:w16du="http://schemas.microsoft.com/office/word/2023/wordml/word16du" xmlns:w16sdtdh="http://schemas.microsoft.com/office/word/2020/wordml/sdtdatahash" xmlns:w16sdtfl="http://schemas.microsoft.com/office/word/2024/wordml/sdtformatlock" xmlns:w16se="http://schemas.microsoft.com/office/word/2015/wordml/symex" mc:Ignorable="w14 w15 w16se w16cid w16 w16cex w16sdtdh w16sdtfl w16du">
+<w:styles xmlns:mc="http://schemas.openxmlformats.org/markup-compatibility/2006" xmlns:r="http://schemas.openxmlformats.org/officeDocument/2006/relationships" xmlns:w="http://schemas.openxmlformats.org/wordprocessingml/2006/main" xmlns:w14="http://schemas.microsoft.com/office/word/2010/wordml" xmlns:w15="http://schemas.microsoft.com/office/word/2012/wordml" xmlns:w16cex="http://schemas.microsoft.com/office/word/2018/wordml/cex" xmlns:w16cid="http://schemas.microsoft.com/office/word/2016/wordml/cid" xmlns:w16="http://schemas.microsoft.com/office/word/2018/wordml" xmlns:w16sdtdh="http://schemas.microsoft.com/office/word/2020/wordml/sdtdatahash" xmlns:w16se="http://schemas.microsoft.com/office/word/2015/wordml/symex" mc:Ignorable="w14 w15 w16se w16cid w16 w16cex w16sdtdh">
   <w:docDefaults>
     <w:rPrDefault>
       <w:rPr>

--- a/_Learn/Readme/Readme.Detailed.docx
+++ b/_Learn/Readme/Readme.Detailed.docx
@@ -4,8 +4,8 @@
   <w:body>
     <w:p>
       <w:pPr>
-        <w:spacing w:line="360" w:lineRule="auto"/>
-        <w:ind w:right="12518"/>
+        <w:widowControl w:val="0"/>
+        <w:spacing w:line="360" w:lineRule="auto"/>
         <w:jc w:val="center"/>
         <w:rPr>
           <w:rFonts w:ascii="Aptos Narrow" w:hAnsi="Aptos Narrow"/>
@@ -25,7 +25,7 @@
           <w:szCs w:val="24"/>
         </w:rPr>
         <w:drawing>
-          <wp:inline distT="0" distB="0" distL="0" distR="0" wp14:anchorId="75CB3C0D" wp14:editId="0ED7FA6F">
+          <wp:inline distT="0" distB="0" distL="0" distR="0" wp14:anchorId="75CB3C0D" wp14:editId="43143585">
             <wp:extent cx="603504" cy="667512"/>
             <wp:effectExtent l="0" t="0" r="6350" b="0"/>
             <wp:docPr id="1720369153" name="Picture 1720369153">
@@ -81,8 +81,8 @@
     </w:p>
     <w:p>
       <w:pPr>
-        <w:spacing w:line="360" w:lineRule="auto"/>
-        <w:ind w:right="12518"/>
+        <w:widowControl w:val="0"/>
+        <w:spacing w:line="360" w:lineRule="auto"/>
         <w:jc w:val="center"/>
         <w:rPr>
           <w:rFonts w:ascii="Aptos Narrow" w:hAnsi="Aptos Narrow"/>
@@ -115,6 +115,7 @@
     </w:p>
     <w:p>
       <w:pPr>
+        <w:widowControl w:val="0"/>
         <w:rPr>
           <w:rFonts w:ascii="Aptos Narrow" w:hAnsi="Aptos Narrow"/>
         </w:rPr>
@@ -127,6 +128,7 @@
         <w:spacing w:before="0" w:line="360" w:lineRule="auto"/>
         <w:ind w:left="0"/>
         <w:contextualSpacing w:val="0"/>
+        <w:jc w:val="center"/>
         <w:outlineLvl w:val="0"/>
         <w:rPr>
           <w:rFonts w:ascii="Aptos Narrow" w:hAnsi="Aptos Narrow"/>
@@ -151,6 +153,8 @@
       <w:pPr>
         <w:widowControl w:val="0"/>
         <w:spacing w:line="360" w:lineRule="auto"/>
+        <w:ind w:left="2160" w:right="2160"/>
+        <w:jc w:val="center"/>
         <w:rPr>
           <w:rFonts w:ascii="Aptos Narrow" w:hAnsi="Aptos Narrow"/>
         </w:rPr>
@@ -190,6 +194,8 @@
       <w:pPr>
         <w:widowControl w:val="0"/>
         <w:spacing w:before="480" w:line="360" w:lineRule="auto"/>
+        <w:ind w:left="2160" w:right="2160"/>
+        <w:jc w:val="center"/>
         <w:rPr>
           <w:rFonts w:ascii="Aptos Narrow" w:hAnsi="Aptos Narrow"/>
         </w:rPr>
@@ -377,7 +383,7 @@
           <w:ilvl w:val="0"/>
           <w:numId w:val="3"/>
         </w:numPr>
-        <w:spacing w:before="720" w:line="360" w:lineRule="auto"/>
+        <w:spacing w:before="480" w:line="360" w:lineRule="auto"/>
         <w:ind w:left="900" w:hanging="450"/>
         <w:contextualSpacing w:val="0"/>
         <w:rPr>
@@ -494,7 +500,7 @@
           <w:ilvl w:val="0"/>
           <w:numId w:val="3"/>
         </w:numPr>
-        <w:spacing w:before="720" w:line="360" w:lineRule="auto"/>
+        <w:spacing w:before="480" w:line="360" w:lineRule="auto"/>
         <w:ind w:left="900" w:hanging="450"/>
         <w:contextualSpacing w:val="0"/>
         <w:rPr>
@@ -582,7 +588,7 @@
           <w:ilvl w:val="0"/>
           <w:numId w:val="3"/>
         </w:numPr>
-        <w:spacing w:before="720" w:line="360" w:lineRule="auto"/>
+        <w:spacing w:before="480" w:line="360" w:lineRule="auto"/>
         <w:ind w:left="900" w:hanging="450"/>
         <w:contextualSpacing w:val="0"/>
         <w:rPr>
@@ -669,7 +675,7 @@
       <w:pPr>
         <w:pStyle w:val="ListParagraph"/>
         <w:widowControl w:val="0"/>
-        <w:spacing w:before="720" w:line="360" w:lineRule="auto"/>
+        <w:spacing w:before="480" w:line="360" w:lineRule="auto"/>
         <w:ind w:left="450"/>
         <w:contextualSpacing w:val="0"/>
         <w:rPr>
@@ -780,7 +786,7 @@
           <w:ilvl w:val="0"/>
           <w:numId w:val="3"/>
         </w:numPr>
-        <w:spacing w:before="720" w:line="360" w:lineRule="auto"/>
+        <w:spacing w:before="480" w:line="360" w:lineRule="auto"/>
         <w:ind w:left="1440" w:hanging="540"/>
         <w:contextualSpacing w:val="0"/>
         <w:rPr>
@@ -897,6 +903,7 @@
     </w:p>
     <w:p>
       <w:pPr>
+        <w:widowControl w:val="0"/>
         <w:rPr>
           <w:rFonts w:ascii="Aptos Narrow" w:hAnsi="Aptos Narrow"/>
         </w:rPr>
@@ -911,6 +918,7 @@
     <w:p>
       <w:pPr>
         <w:pStyle w:val="Heading2"/>
+        <w:widowControl w:val="0"/>
         <w:rPr>
           <w:rFonts w:ascii="Aptos Narrow" w:hAnsi="Aptos Narrow"/>
         </w:rPr>
@@ -1161,7 +1169,7 @@
           <w:rFonts w:ascii="Aptos Narrow" w:hAnsi="Aptos Narrow"/>
           <w:noProof/>
         </w:rPr>
-        <w:t>4</w:t>
+        <w:t>5</w:t>
       </w:r>
       <w:r>
         <w:rPr>
@@ -1282,7 +1290,7 @@
           <w:rFonts w:ascii="Aptos Narrow" w:hAnsi="Aptos Narrow"/>
           <w:noProof/>
         </w:rPr>
-        <w:t>4</w:t>
+        <w:t>5</w:t>
       </w:r>
       <w:r>
         <w:rPr>
@@ -1424,7 +1432,7 @@
           <w:color w:val="auto"/>
           <w:u w:val="none"/>
         </w:rPr>
-        <w:t>4</w:t>
+        <w:t>5</w:t>
       </w:r>
       <w:r>
         <w:rPr>
@@ -1542,7 +1550,7 @@
           <w:rFonts w:ascii="Aptos Narrow" w:hAnsi="Aptos Narrow"/>
           <w:noProof/>
         </w:rPr>
-        <w:t>4</w:t>
+        <w:t>5</w:t>
       </w:r>
       <w:r>
         <w:rPr>
@@ -1657,7 +1665,7 @@
           <w:rFonts w:ascii="Aptos Narrow" w:hAnsi="Aptos Narrow"/>
           <w:noProof/>
         </w:rPr>
-        <w:t>4</w:t>
+        <w:t>5</w:t>
       </w:r>
       <w:r>
         <w:rPr>
@@ -1796,7 +1804,7 @@
           <w:color w:val="auto"/>
           <w:u w:val="none"/>
         </w:rPr>
-        <w:t>4</w:t>
+        <w:t>5</w:t>
       </w:r>
       <w:r>
         <w:rPr>
@@ -1819,7 +1827,7 @@
         <w:tabs>
           <w:tab w:val="right" w:pos="13977"/>
         </w:tabs>
-        <w:spacing w:before="720" w:line="360" w:lineRule="auto"/>
+        <w:spacing w:before="600" w:line="360" w:lineRule="auto"/>
         <w:ind w:left="1080" w:hanging="540"/>
         <w:contextualSpacing w:val="0"/>
         <w:rPr>
@@ -1941,7 +1949,7 @@
           <w:color w:val="auto"/>
           <w:u w:val="none"/>
         </w:rPr>
-        <w:t>5</w:t>
+        <w:t>6</w:t>
       </w:r>
       <w:r>
         <w:rPr>
@@ -2068,7 +2076,7 @@
           <w:rFonts w:ascii="Aptos Narrow" w:hAnsi="Aptos Narrow"/>
           <w:noProof/>
         </w:rPr>
-        <w:t>5</w:t>
+        <w:t>6</w:t>
       </w:r>
       <w:r>
         <w:rPr>
@@ -2192,7 +2200,7 @@
           <w:rFonts w:ascii="Aptos Narrow" w:hAnsi="Aptos Narrow"/>
           <w:noProof/>
         </w:rPr>
-        <w:t>6</w:t>
+        <w:t>7</w:t>
       </w:r>
       <w:r>
         <w:rPr>
@@ -2316,7 +2324,7 @@
           <w:rFonts w:ascii="Aptos Narrow" w:hAnsi="Aptos Narrow"/>
           <w:noProof/>
         </w:rPr>
-        <w:t>6</w:t>
+        <w:t>7</w:t>
       </w:r>
       <w:r>
         <w:rPr>
@@ -2437,7 +2445,7 @@
           <w:rFonts w:ascii="Aptos Narrow" w:hAnsi="Aptos Narrow"/>
           <w:noProof/>
         </w:rPr>
-        <w:t>6</w:t>
+        <w:t>7</w:t>
       </w:r>
       <w:r>
         <w:rPr>
@@ -2558,7 +2566,7 @@
           <w:rFonts w:ascii="Aptos Narrow" w:hAnsi="Aptos Narrow"/>
           <w:noProof/>
         </w:rPr>
-        <w:t>6</w:t>
+        <w:t>7</w:t>
       </w:r>
       <w:r>
         <w:rPr>
@@ -2679,7 +2687,7 @@
           <w:rFonts w:ascii="Aptos Narrow" w:hAnsi="Aptos Narrow"/>
           <w:noProof/>
         </w:rPr>
-        <w:t>7</w:t>
+        <w:t>8</w:t>
       </w:r>
       <w:r>
         <w:rPr>
@@ -2807,7 +2815,7 @@
           <w:rFonts w:ascii="Aptos Narrow" w:hAnsi="Aptos Narrow"/>
           <w:noProof/>
         </w:rPr>
-        <w:t>9</w:t>
+        <w:t>11</w:t>
       </w:r>
       <w:r>
         <w:rPr>
@@ -2928,7 +2936,7 @@
           <w:rFonts w:ascii="Aptos Narrow" w:hAnsi="Aptos Narrow"/>
           <w:noProof/>
         </w:rPr>
-        <w:t>9</w:t>
+        <w:t>11</w:t>
       </w:r>
       <w:r>
         <w:rPr>
@@ -3049,7 +3057,7 @@
           <w:rFonts w:ascii="Aptos Narrow" w:hAnsi="Aptos Narrow"/>
           <w:noProof/>
         </w:rPr>
-        <w:t>9</w:t>
+        <w:t>11</w:t>
       </w:r>
       <w:r>
         <w:rPr>
@@ -3164,7 +3172,7 @@
           <w:rFonts w:ascii="Aptos Narrow" w:hAnsi="Aptos Narrow"/>
           <w:noProof/>
         </w:rPr>
-        <w:t>10</w:t>
+        <w:t>11</w:t>
       </w:r>
       <w:r>
         <w:rPr>
@@ -3285,7 +3293,7 @@
           <w:rFonts w:ascii="Aptos Narrow" w:hAnsi="Aptos Narrow"/>
           <w:noProof/>
         </w:rPr>
-        <w:t>10</w:t>
+        <w:t>11</w:t>
       </w:r>
       <w:r>
         <w:rPr>
@@ -3400,7 +3408,7 @@
           <w:rFonts w:ascii="Aptos Narrow" w:hAnsi="Aptos Narrow"/>
           <w:noProof/>
         </w:rPr>
-        <w:t>10</w:t>
+        <w:t>12</w:t>
       </w:r>
       <w:r>
         <w:rPr>
@@ -3521,7 +3529,7 @@
           <w:rFonts w:ascii="Aptos Narrow" w:hAnsi="Aptos Narrow"/>
           <w:noProof/>
         </w:rPr>
-        <w:t>11</w:t>
+        <w:t>12</w:t>
       </w:r>
       <w:r>
         <w:rPr>
@@ -3642,7 +3650,7 @@
           <w:rFonts w:ascii="Aptos Narrow" w:hAnsi="Aptos Narrow"/>
           <w:noProof/>
         </w:rPr>
-        <w:t>12</w:t>
+        <w:t>13</w:t>
       </w:r>
       <w:r>
         <w:rPr>
@@ -3763,7 +3771,7 @@
           <w:rFonts w:ascii="Aptos Narrow" w:hAnsi="Aptos Narrow"/>
           <w:noProof/>
         </w:rPr>
-        <w:t>13</w:t>
+        <w:t>14</w:t>
       </w:r>
       <w:r>
         <w:rPr>
@@ -3878,7 +3886,7 @@
           <w:rFonts w:ascii="Aptos Narrow" w:hAnsi="Aptos Narrow"/>
           <w:noProof/>
         </w:rPr>
-        <w:t>13</w:t>
+        <w:t>14</w:t>
       </w:r>
       <w:r>
         <w:rPr>
@@ -3993,7 +4001,7 @@
           <w:rFonts w:ascii="Aptos Narrow" w:hAnsi="Aptos Narrow"/>
           <w:noProof/>
         </w:rPr>
-        <w:t>13</w:t>
+        <w:t>15</w:t>
       </w:r>
       <w:r>
         <w:rPr>
@@ -4108,7 +4116,7 @@
           <w:rFonts w:ascii="Aptos Narrow" w:hAnsi="Aptos Narrow"/>
           <w:noProof/>
         </w:rPr>
-        <w:t>14</w:t>
+        <w:t>16</w:t>
       </w:r>
       <w:r>
         <w:rPr>
@@ -4128,7 +4136,7 @@
         <w:tabs>
           <w:tab w:val="right" w:pos="13977"/>
         </w:tabs>
-        <w:spacing w:before="720" w:line="360" w:lineRule="auto"/>
+        <w:spacing w:before="600" w:line="360" w:lineRule="auto"/>
         <w:ind w:left="1080" w:hanging="270"/>
         <w:contextualSpacing w:val="0"/>
         <w:rPr>
@@ -4229,7 +4237,7 @@
           <w:rFonts w:ascii="Aptos Narrow" w:hAnsi="Aptos Narrow"/>
           <w:noProof/>
         </w:rPr>
-        <w:t>15</w:t>
+        <w:t>16</w:t>
       </w:r>
       <w:r>
         <w:rPr>
@@ -4350,7 +4358,7 @@
           <w:rFonts w:ascii="Aptos Narrow" w:hAnsi="Aptos Narrow"/>
           <w:noProof/>
         </w:rPr>
-        <w:t>15</w:t>
+        <w:t>16</w:t>
       </w:r>
       <w:r>
         <w:rPr>
@@ -4471,7 +4479,7 @@
           <w:rFonts w:ascii="Aptos Narrow" w:hAnsi="Aptos Narrow"/>
           <w:noProof/>
         </w:rPr>
-        <w:t>15</w:t>
+        <w:t>16</w:t>
       </w:r>
       <w:r>
         <w:rPr>
@@ -4502,6 +4510,7 @@
         <w:rPr>
           <w:rFonts w:ascii="Aptos Narrow" w:hAnsi="Aptos Narrow"/>
         </w:rPr>
+        <w:lastRenderedPageBreak/>
         <w:fldChar w:fldCharType="begin"/>
       </w:r>
       <w:r>
@@ -4592,7 +4601,7 @@
           <w:rFonts w:ascii="Aptos Narrow" w:hAnsi="Aptos Narrow"/>
           <w:noProof/>
         </w:rPr>
-        <w:t>15</w:t>
+        <w:t>16</w:t>
       </w:r>
       <w:r>
         <w:rPr>
@@ -4623,7 +4632,6 @@
         <w:rPr>
           <w:rFonts w:ascii="Aptos Narrow" w:hAnsi="Aptos Narrow"/>
         </w:rPr>
-        <w:lastRenderedPageBreak/>
         <w:fldChar w:fldCharType="begin"/>
       </w:r>
       <w:r>
@@ -4726,7 +4734,7 @@
           <w:rFonts w:ascii="Aptos Narrow" w:hAnsi="Aptos Narrow"/>
           <w:noProof/>
         </w:rPr>
-        <w:t>15</w:t>
+        <w:t>17</w:t>
       </w:r>
       <w:r>
         <w:rPr>
@@ -4847,7 +4855,7 @@
           <w:rFonts w:ascii="Aptos Narrow" w:hAnsi="Aptos Narrow"/>
           <w:noProof/>
         </w:rPr>
-        <w:t>15</w:t>
+        <w:t>17</w:t>
       </w:r>
       <w:r>
         <w:rPr>
@@ -4968,7 +4976,7 @@
           <w:rFonts w:ascii="Aptos Narrow" w:hAnsi="Aptos Narrow"/>
           <w:noProof/>
         </w:rPr>
-        <w:t>15</w:t>
+        <w:t>17</w:t>
       </w:r>
       <w:r>
         <w:rPr>
@@ -5095,7 +5103,7 @@
           <w:rFonts w:ascii="Aptos Narrow" w:hAnsi="Aptos Narrow"/>
           <w:noProof/>
         </w:rPr>
-        <w:t>16</w:t>
+        <w:t>17</w:t>
       </w:r>
       <w:r>
         <w:rPr>
@@ -5216,7 +5224,7 @@
           <w:rFonts w:ascii="Aptos Narrow" w:hAnsi="Aptos Narrow"/>
           <w:noProof/>
         </w:rPr>
-        <w:t>16</w:t>
+        <w:t>17</w:t>
       </w:r>
       <w:r>
         <w:rPr>
@@ -5337,7 +5345,7 @@
           <w:rFonts w:ascii="Aptos Narrow" w:hAnsi="Aptos Narrow"/>
           <w:noProof/>
         </w:rPr>
-        <w:t>16</w:t>
+        <w:t>17</w:t>
       </w:r>
       <w:r>
         <w:rPr>
@@ -5458,7 +5466,7 @@
           <w:rFonts w:ascii="Aptos Narrow" w:hAnsi="Aptos Narrow"/>
           <w:noProof/>
         </w:rPr>
-        <w:t>16</w:t>
+        <w:t>17</w:t>
       </w:r>
       <w:r>
         <w:rPr>
@@ -5579,7 +5587,7 @@
           <w:rFonts w:ascii="Aptos Narrow" w:hAnsi="Aptos Narrow"/>
           <w:noProof/>
         </w:rPr>
-        <w:t>16</w:t>
+        <w:t>17</w:t>
       </w:r>
       <w:r>
         <w:rPr>
@@ -5599,7 +5607,7 @@
         <w:tabs>
           <w:tab w:val="right" w:pos="13977"/>
         </w:tabs>
-        <w:spacing w:before="720" w:line="360" w:lineRule="auto"/>
+        <w:spacing w:before="600" w:line="360" w:lineRule="auto"/>
         <w:ind w:left="2520" w:hanging="720"/>
         <w:contextualSpacing w:val="0"/>
         <w:rPr>
@@ -5700,7 +5708,7 @@
           <w:rFonts w:ascii="Aptos Narrow" w:hAnsi="Aptos Narrow"/>
           <w:noProof/>
         </w:rPr>
-        <w:t>17</w:t>
+        <w:t>18</w:t>
       </w:r>
       <w:r>
         <w:rPr>
@@ -5824,7 +5832,7 @@
           <w:rFonts w:ascii="Aptos Narrow" w:hAnsi="Aptos Narrow"/>
           <w:noProof/>
         </w:rPr>
-        <w:t>17</w:t>
+        <w:t>19</w:t>
       </w:r>
       <w:r>
         <w:rPr>
@@ -5844,7 +5852,7 @@
         <w:tabs>
           <w:tab w:val="right" w:pos="13977"/>
         </w:tabs>
-        <w:spacing w:before="720" w:line="360" w:lineRule="auto"/>
+        <w:spacing w:before="600" w:line="360" w:lineRule="auto"/>
         <w:ind w:left="1800" w:hanging="720"/>
         <w:contextualSpacing w:val="0"/>
         <w:rPr>
@@ -5945,7 +5953,7 @@
           <w:rFonts w:ascii="Aptos Narrow" w:hAnsi="Aptos Narrow"/>
           <w:noProof/>
         </w:rPr>
-        <w:t>18</w:t>
+        <w:t>19</w:t>
       </w:r>
       <w:r>
         <w:rPr>
@@ -6066,7 +6074,7 @@
           <w:rFonts w:ascii="Aptos Narrow" w:hAnsi="Aptos Narrow"/>
           <w:noProof/>
         </w:rPr>
-        <w:t>18</w:t>
+        <w:t>19</w:t>
       </w:r>
       <w:r>
         <w:rPr>
@@ -6096,6 +6104,7 @@
     <w:p>
       <w:pPr>
         <w:pStyle w:val="Heading2"/>
+        <w:widowControl w:val="0"/>
         <w:rPr>
           <w:rFonts w:ascii="Aptos Narrow" w:hAnsi="Aptos Narrow"/>
         </w:rPr>
@@ -6129,7 +6138,7 @@
     <w:p>
       <w:pPr>
         <w:widowControl w:val="0"/>
-        <w:spacing w:before="480" w:line="360" w:lineRule="auto"/>
+        <w:spacing w:before="720" w:line="360" w:lineRule="auto"/>
         <w:ind w:left="450"/>
         <w:rPr>
           <w:rFonts w:ascii="Aptos Narrow" w:hAnsi="Aptos Narrow"/>
@@ -6217,7 +6226,7 @@
     <w:p>
       <w:pPr>
         <w:widowControl w:val="0"/>
-        <w:spacing w:before="480" w:line="360" w:lineRule="auto"/>
+        <w:spacing w:before="720" w:line="360" w:lineRule="auto"/>
         <w:ind w:left="900"/>
         <w:rPr>
           <w:rFonts w:ascii="Aptos Narrow" w:hAnsi="Aptos Narrow"/>
@@ -6307,7 +6316,7 @@
     <w:p>
       <w:pPr>
         <w:widowControl w:val="0"/>
-        <w:spacing w:before="480" w:line="360" w:lineRule="auto"/>
+        <w:spacing w:before="720" w:line="360" w:lineRule="auto"/>
         <w:ind w:left="450"/>
         <w:rPr>
           <w:rFonts w:ascii="Aptos Narrow" w:hAnsi="Aptos Narrow"/>
@@ -6454,7 +6463,7 @@
           <w:ilvl w:val="1"/>
           <w:numId w:val="7"/>
         </w:numPr>
-        <w:spacing w:before="360" w:line="360" w:lineRule="auto"/>
+        <w:spacing w:before="720" w:line="360" w:lineRule="auto"/>
         <w:ind w:left="1890" w:hanging="810"/>
         <w:contextualSpacing w:val="0"/>
         <w:rPr>
@@ -6494,7 +6503,7 @@
           <w:ilvl w:val="0"/>
           <w:numId w:val="7"/>
         </w:numPr>
-        <w:spacing w:before="480" w:line="360" w:lineRule="auto"/>
+        <w:spacing w:before="720" w:line="360" w:lineRule="auto"/>
         <w:ind w:left="1080" w:hanging="630"/>
         <w:contextualSpacing w:val="0"/>
         <w:rPr>
@@ -6593,6 +6602,7 @@
         <w:rPr>
           <w:rFonts w:ascii="Aptos Narrow" w:hAnsi="Aptos Narrow"/>
         </w:rPr>
+        <w:lastRenderedPageBreak/>
         <w:t>After packaging is completed, test whether there are any new problems, etc.;</w:t>
       </w:r>
     </w:p>
@@ -6604,7 +6614,7 @@
           <w:ilvl w:val="0"/>
           <w:numId w:val="7"/>
         </w:numPr>
-        <w:spacing w:before="480" w:line="360" w:lineRule="auto"/>
+        <w:spacing w:before="720" w:line="360" w:lineRule="auto"/>
         <w:ind w:left="1080" w:hanging="630"/>
         <w:contextualSpacing w:val="0"/>
         <w:rPr>
@@ -6898,6 +6908,7 @@
     </w:p>
     <w:p>
       <w:pPr>
+        <w:widowControl w:val="0"/>
         <w:ind w:left="1170"/>
         <w:rPr>
           <w:rFonts w:ascii="Aptos Narrow" w:hAnsi="Aptos Narrow"/>
@@ -6913,6 +6924,9 @@
     <w:p>
       <w:pPr>
         <w:pStyle w:val="Heading4"/>
+        <w:keepNext w:val="0"/>
+        <w:keepLines w:val="0"/>
+        <w:widowControl w:val="0"/>
         <w:numPr>
           <w:ilvl w:val="0"/>
           <w:numId w:val="33"/>
@@ -7209,6 +7223,9 @@
     <w:p>
       <w:pPr>
         <w:pStyle w:val="Heading4"/>
+        <w:keepNext w:val="0"/>
+        <w:keepLines w:val="0"/>
+        <w:widowControl w:val="0"/>
         <w:numPr>
           <w:ilvl w:val="0"/>
           <w:numId w:val="33"/>
@@ -7475,6 +7492,9 @@
     <w:p>
       <w:pPr>
         <w:pStyle w:val="Heading4"/>
+        <w:keepNext w:val="0"/>
+        <w:keepLines w:val="0"/>
+        <w:widowControl w:val="0"/>
         <w:numPr>
           <w:ilvl w:val="0"/>
           <w:numId w:val="33"/>
@@ -7702,6 +7722,7 @@
           <w:color w:val="auto"/>
           <w:u w:val="none"/>
         </w:rPr>
+        <w:lastRenderedPageBreak/>
         <w:t xml:space="preserve">Sohu Video | </w:t>
       </w:r>
       <w:hyperlink r:id="rId30" w:history="1">
@@ -7737,7 +7758,6 @@
           <w:color w:val="auto"/>
           <w:u w:val="none"/>
         </w:rPr>
-        <w:lastRenderedPageBreak/>
         <w:t xml:space="preserve">YouKu | </w:t>
       </w:r>
       <w:hyperlink r:id="rId31" w:history="1">
@@ -8397,6 +8417,7 @@
         <w:rPr>
           <w:rFonts w:ascii="Aptos Narrow" w:hAnsi="Aptos Narrow"/>
         </w:rPr>
+        <w:lastRenderedPageBreak/>
         <w:t>Add cumulative update, combo: add cumulative update, save mounted, generate ISO</w:t>
       </w:r>
     </w:p>
@@ -8415,14 +8436,7 @@
         <w:rPr>
           <w:rFonts w:ascii="Aptos Narrow" w:hAnsi="Aptos Narrow"/>
         </w:rPr>
-        <w:t xml:space="preserve">This is the perception function, which can be "specified global perception" or "customized current perception" in the settings interface. </w:t>
-      </w:r>
-      <w:r>
-        <w:rPr>
-          <w:rFonts w:ascii="Aptos Narrow" w:hAnsi="Aptos Narrow"/>
-        </w:rPr>
-        <w:lastRenderedPageBreak/>
-        <w:t xml:space="preserve">How to customize the sensing options, please refer to: Encapsulation Script Development Guide. </w:t>
+        <w:t xml:space="preserve">This is the perception function, which can be "specified global perception" or "customized current perception" in the settings interface. How to customize the sensing options, please refer to: Encapsulation Script Development Guide. </w:t>
       </w:r>
     </w:p>
     <w:p>
@@ -9079,6 +9093,7 @@
         <w:rPr>
           <w:rFonts w:ascii="Aptos Narrow" w:hAnsi="Aptos Narrow"/>
         </w:rPr>
+        <w:lastRenderedPageBreak/>
         <w:t>Synchronize all known local languages</w:t>
       </w:r>
     </w:p>
@@ -9123,7 +9138,6 @@
         <w:rPr>
           <w:rFonts w:ascii="Aptos Narrow" w:hAnsi="Aptos Narrow"/>
         </w:rPr>
-        <w:lastRenderedPageBreak/>
         <w:t>Customization: ISO volume label name, ISO file name, specified save to</w:t>
       </w:r>
     </w:p>
@@ -9573,6 +9587,7 @@
         <w:rPr>
           <w:rFonts w:ascii="Aptos Narrow" w:hAnsi="Aptos Narrow"/>
         </w:rPr>
+        <w:lastRenderedPageBreak/>
         <w:t>Language packs, Local Language Experience Packs (LXPs), InBox Apps, and cumulative updates are combos and combination punches.</w:t>
       </w:r>
     </w:p>
@@ -9618,7 +9633,6 @@
         <w:rPr>
           <w:rFonts w:ascii="Aptos Narrow" w:hAnsi="Aptos Narrow"/>
         </w:rPr>
-        <w:lastRenderedPageBreak/>
         <w:t>Add, delete</w:t>
       </w:r>
     </w:p>
@@ -10102,6 +10116,7 @@
         <w:rPr>
           <w:rFonts w:ascii="Aptos Narrow" w:hAnsi="Aptos Narrow"/>
         </w:rPr>
+        <w:lastRenderedPageBreak/>
         <w:t>Pop up the deployment engine main interface</w:t>
       </w:r>
     </w:p>
@@ -10190,7 +10205,6 @@
         <w:rPr>
           <w:rFonts w:ascii="Aptos Narrow" w:hAnsi="Aptos Narrow"/>
         </w:rPr>
-        <w:lastRenderedPageBreak/>
         <w:t>Delete the deployment engine and keep the others</w:t>
       </w:r>
     </w:p>
@@ -10675,6 +10689,7 @@
         <w:rPr>
           <w:rFonts w:ascii="Aptos Narrow" w:hAnsi="Aptos Narrow"/>
         </w:rPr>
+        <w:lastRenderedPageBreak/>
         <w:t>Main functions of pop-up: save, not save, support pop-up extensions, use WimLib to update files in the image after pop-up.</w:t>
       </w:r>
     </w:p>
@@ -10715,6 +10730,7 @@
     <w:p>
       <w:pPr>
         <w:pStyle w:val="Heading3"/>
+        <w:widowControl w:val="0"/>
         <w:numPr>
           <w:ilvl w:val="0"/>
           <w:numId w:val="40"/>
@@ -10770,7 +10786,6 @@
         <w:rPr>
           <w:rFonts w:ascii="Aptos Narrow" w:hAnsi="Aptos Narrow"/>
         </w:rPr>
-        <w:lastRenderedPageBreak/>
         <w:t xml:space="preserve">PowerShell </w:t>
       </w:r>
       <w:r>
@@ -11310,6 +11325,7 @@
     <w:p>
       <w:pPr>
         <w:pStyle w:val="Heading3"/>
+        <w:widowControl w:val="0"/>
         <w:numPr>
           <w:ilvl w:val="0"/>
           <w:numId w:val="40"/>
@@ -11350,6 +11366,7 @@
     </w:p>
     <w:p>
       <w:pPr>
+        <w:widowControl w:val="0"/>
         <w:ind w:left="1170"/>
         <w:rPr>
           <w:rFonts w:ascii="Aptos Narrow" w:hAnsi="Aptos Narrow"/>
@@ -11382,6 +11399,7 @@
     </w:p>
     <w:p>
       <w:pPr>
+        <w:widowControl w:val="0"/>
         <w:ind w:left="1170"/>
         <w:rPr>
           <w:rFonts w:ascii="Aptos Narrow" w:hAnsi="Aptos Narrow"/>
@@ -11396,6 +11414,7 @@
     </w:p>
     <w:p>
       <w:pPr>
+        <w:widowControl w:val="0"/>
         <w:spacing w:before="720"/>
         <w:ind w:left="1170"/>
         <w:rPr>
@@ -11412,6 +11431,7 @@
     <w:p>
       <w:pPr>
         <w:pStyle w:val="ListParagraph"/>
+        <w:widowControl w:val="0"/>
         <w:numPr>
           <w:ilvl w:val="0"/>
           <w:numId w:val="38"/>
@@ -11435,6 +11455,9 @@
     <w:p>
       <w:pPr>
         <w:pStyle w:val="Heading4"/>
+        <w:keepNext w:val="0"/>
+        <w:keepLines w:val="0"/>
+        <w:widowControl w:val="0"/>
         <w:numPr>
           <w:ilvl w:val="0"/>
           <w:numId w:val="41"/>
@@ -11450,6 +11473,7 @@
         <w:rPr>
           <w:rFonts w:ascii="Aptos Narrow" w:hAnsi="Aptos Narrow"/>
         </w:rPr>
+        <w:lastRenderedPageBreak/>
         <w:t>Interactive Experience</w:t>
       </w:r>
       <w:bookmarkEnd w:id="21"/>
@@ -11457,6 +11481,7 @@
     <w:p>
       <w:pPr>
         <w:pStyle w:val="Heading5"/>
+        <w:widowControl w:val="0"/>
         <w:numPr>
           <w:ilvl w:val="1"/>
           <w:numId w:val="41"/>
@@ -11576,7 +11601,6 @@
           <w:rFonts w:ascii="Aptos Narrow" w:hAnsi="Aptos Narrow"/>
           <w:color w:val="70AD47" w:themeColor="accent6"/>
         </w:rPr>
-        <w:lastRenderedPageBreak/>
         <w:t>Invoke-WebRequest https://fengyi.tel/gs -OutFile get.ps1; .\get.ps1;</w:t>
       </w:r>
     </w:p>
@@ -11653,6 +11677,7 @@
     <w:p>
       <w:pPr>
         <w:pStyle w:val="Heading5"/>
+        <w:widowControl w:val="0"/>
         <w:numPr>
           <w:ilvl w:val="1"/>
           <w:numId w:val="41"/>
@@ -11867,6 +11892,9 @@
     <w:p>
       <w:pPr>
         <w:pStyle w:val="Heading4"/>
+        <w:keepNext w:val="0"/>
+        <w:keepLines w:val="0"/>
+        <w:widowControl w:val="0"/>
         <w:numPr>
           <w:ilvl w:val="0"/>
           <w:numId w:val="41"/>
@@ -11888,6 +11916,7 @@
     </w:p>
     <w:p>
       <w:pPr>
+        <w:widowControl w:val="0"/>
         <w:ind w:left="1800"/>
         <w:rPr>
           <w:rFonts w:ascii="Aptos Narrow" w:hAnsi="Aptos Narrow"/>
@@ -11903,6 +11932,7 @@
     <w:p>
       <w:pPr>
         <w:pStyle w:val="Heading5"/>
+        <w:widowControl w:val="0"/>
         <w:numPr>
           <w:ilvl w:val="1"/>
           <w:numId w:val="41"/>
@@ -12178,6 +12208,7 @@
     <w:p>
       <w:pPr>
         <w:pStyle w:val="Heading5"/>
+        <w:widowControl w:val="0"/>
         <w:numPr>
           <w:ilvl w:val="1"/>
           <w:numId w:val="41"/>
@@ -12210,6 +12241,7 @@
         <w:rPr>
           <w:rFonts w:ascii="Aptos Narrow" w:hAnsi="Aptos Narrow"/>
         </w:rPr>
+        <w:lastRenderedPageBreak/>
         <w:t xml:space="preserve">Download from any node to get the Get.ps1 file, and run it to enter the interactive installation interface: </w:t>
       </w:r>
     </w:p>
@@ -12309,7 +12341,6 @@
           <w:rFonts w:ascii="Aptos Narrow" w:hAnsi="Aptos Narrow"/>
           <w:color w:val="70AD47" w:themeColor="accent6"/>
         </w:rPr>
-        <w:lastRenderedPageBreak/>
         <w:t>-Reset</w:t>
       </w:r>
       <w:r>
@@ -12747,6 +12778,9 @@
     <w:p>
       <w:pPr>
         <w:pStyle w:val="Heading4"/>
+        <w:keepNext w:val="0"/>
+        <w:keepLines w:val="0"/>
+        <w:widowControl w:val="0"/>
         <w:numPr>
           <w:ilvl w:val="0"/>
           <w:numId w:val="41"/>
@@ -13099,6 +13133,7 @@
           <w:rFonts w:ascii="Aptos Narrow" w:hAnsi="Aptos Narrow"/>
           <w:color w:val="70AD47" w:themeColor="accent6"/>
         </w:rPr>
+        <w:lastRenderedPageBreak/>
         <w:t>D:\</w:t>
       </w:r>
       <w:r>
@@ -13232,14 +13267,7 @@
         <w:rPr>
           <w:rFonts w:ascii="Aptos Narrow" w:hAnsi="Aptos Narrow"/>
         </w:rPr>
-        <w:t xml:space="preserve">A large number of temporary files are generated during the packaging process. When installing InBox Apps, cumulative updates, and language packs, installation files are temporarily released. Therefore, if you do not clean up outdated files regularly, a large amount </w:t>
-      </w:r>
-      <w:r>
-        <w:rPr>
-          <w:rFonts w:ascii="Aptos Narrow" w:hAnsi="Aptos Narrow"/>
-        </w:rPr>
-        <w:lastRenderedPageBreak/>
-        <w:t>of disk space will be occupied for a long time. It is recommended that you try the following methods to implement the cleanup plan to free up more space:</w:t>
+        <w:t>A large number of temporary files are generated during the packaging process. When installing InBox Apps, cumulative updates, and language packs, installation files are temporarily released. Therefore, if you do not clean up outdated files regularly, a large amount of disk space will be occupied for a long time. It is recommended that you try the following methods to implement the cleanup plan to free up more space:</w:t>
       </w:r>
       <w:r>
         <w:rPr>
@@ -13550,6 +13578,7 @@
     <w:p>
       <w:pPr>
         <w:pStyle w:val="Heading3"/>
+        <w:widowControl w:val="0"/>
         <w:numPr>
           <w:ilvl w:val="0"/>
           <w:numId w:val="40"/>
@@ -13573,6 +13602,9 @@
     <w:p>
       <w:pPr>
         <w:pStyle w:val="Heading4"/>
+        <w:keepNext w:val="0"/>
+        <w:keepLines w:val="0"/>
+        <w:widowControl w:val="0"/>
         <w:numPr>
           <w:ilvl w:val="0"/>
           <w:numId w:val="31"/>
@@ -13612,6 +13644,7 @@
     <w:p>
       <w:pPr>
         <w:pStyle w:val="Heading5"/>
+        <w:widowControl w:val="0"/>
         <w:numPr>
           <w:ilvl w:val="1"/>
           <w:numId w:val="32"/>
@@ -13718,6 +13751,7 @@
     <w:p>
       <w:pPr>
         <w:pStyle w:val="Heading5"/>
+        <w:widowControl w:val="0"/>
         <w:numPr>
           <w:ilvl w:val="1"/>
           <w:numId w:val="32"/>
@@ -13732,6 +13766,7 @@
         <w:rPr>
           <w:rFonts w:ascii="Aptos Narrow" w:hAnsi="Aptos Narrow"/>
         </w:rPr>
+        <w:lastRenderedPageBreak/>
         <w:t>Download</w:t>
       </w:r>
       <w:r>
@@ -13858,6 +13893,9 @@
     <w:p>
       <w:pPr>
         <w:pStyle w:val="Heading4"/>
+        <w:keepNext w:val="0"/>
+        <w:keepLines w:val="0"/>
+        <w:widowControl w:val="0"/>
         <w:numPr>
           <w:ilvl w:val="0"/>
           <w:numId w:val="31"/>
@@ -13898,6 +13936,7 @@
     <w:p>
       <w:pPr>
         <w:pStyle w:val="Heading5"/>
+        <w:widowControl w:val="0"/>
         <w:numPr>
           <w:ilvl w:val="1"/>
           <w:numId w:val="31"/>
@@ -13912,13 +13951,15 @@
         <w:rPr>
           <w:rFonts w:ascii="Aptos Narrow" w:hAnsi="Aptos Narrow"/>
         </w:rPr>
-        <w:lastRenderedPageBreak/>
         <w:t>Custom package: Create</w:t>
       </w:r>
     </w:p>
     <w:p>
       <w:pPr>
         <w:pStyle w:val="Heading6"/>
+        <w:keepNext w:val="0"/>
+        <w:keepLines w:val="0"/>
+        <w:widowControl w:val="0"/>
         <w:numPr>
           <w:ilvl w:val="2"/>
           <w:numId w:val="31"/>
@@ -14155,6 +14196,9 @@
     <w:p>
       <w:pPr>
         <w:pStyle w:val="Heading6"/>
+        <w:keepNext w:val="0"/>
+        <w:keepLines w:val="0"/>
+        <w:widowControl w:val="0"/>
         <w:numPr>
           <w:ilvl w:val="2"/>
           <w:numId w:val="31"/>
@@ -14527,12 +14571,14 @@
         <w:rPr>
           <w:rFonts w:ascii="Aptos Narrow" w:hAnsi="Aptos Narrow"/>
         </w:rPr>
+        <w:lastRenderedPageBreak/>
         <w:t>Others are not listed. Please refer to the above directory structure and create it when making it. For other versions, please refer to the official website.</w:t>
       </w:r>
     </w:p>
     <w:p>
       <w:pPr>
         <w:pStyle w:val="Heading5"/>
+        <w:widowControl w:val="0"/>
         <w:numPr>
           <w:ilvl w:val="1"/>
           <w:numId w:val="31"/>
@@ -14595,6 +14641,9 @@
     <w:p>
       <w:pPr>
         <w:pStyle w:val="Heading4"/>
+        <w:keepNext w:val="0"/>
+        <w:keepLines w:val="0"/>
+        <w:widowControl w:val="0"/>
         <w:numPr>
           <w:ilvl w:val="0"/>
           <w:numId w:val="31"/>
@@ -14662,6 +14711,7 @@
     <w:p>
       <w:pPr>
         <w:pStyle w:val="Heading3"/>
+        <w:widowControl w:val="0"/>
         <w:numPr>
           <w:ilvl w:val="0"/>
           <w:numId w:val="40"/>
@@ -14677,7 +14727,6 @@
         <w:rPr>
           <w:rFonts w:ascii="Aptos Narrow" w:hAnsi="Aptos Narrow"/>
         </w:rPr>
-        <w:lastRenderedPageBreak/>
         <w:t>Virtual memory disk</w:t>
       </w:r>
       <w:bookmarkEnd w:id="28"/>
@@ -15140,6 +15189,7 @@
         <w:rPr>
           <w:rFonts w:ascii="Aptos Narrow" w:hAnsi="Aptos Narrow"/>
         </w:rPr>
+        <w:lastRenderedPageBreak/>
         <w:t>Note: Insufficient memory can cause problems during the encapsulation process.</w:t>
       </w:r>
     </w:p>
@@ -15389,7 +15439,6 @@
         <w:rPr>
           <w:rFonts w:ascii="Aptos Narrow" w:hAnsi="Aptos Narrow"/>
         </w:rPr>
-        <w:lastRenderedPageBreak/>
         <w:t xml:space="preserve">Please obtain the packaging script first and extract it to: </w:t>
       </w:r>
       <w:r>
@@ -15475,6 +15524,7 @@
     </w:p>
     <w:p>
       <w:pPr>
+        <w:widowControl w:val="0"/>
         <w:ind w:left="1800"/>
       </w:pPr>
       <w:r>
@@ -15551,6 +15601,9 @@
     <w:p>
       <w:pPr>
         <w:pStyle w:val="Heading4"/>
+        <w:keepNext w:val="0"/>
+        <w:keepLines w:val="0"/>
+        <w:widowControl w:val="0"/>
         <w:numPr>
           <w:ilvl w:val="1"/>
           <w:numId w:val="12"/>
@@ -15573,6 +15626,7 @@
     <w:p>
       <w:pPr>
         <w:pStyle w:val="Heading5"/>
+        <w:widowControl w:val="0"/>
         <w:numPr>
           <w:ilvl w:val="2"/>
           <w:numId w:val="12"/>
@@ -15701,6 +15755,7 @@
     <w:p>
       <w:pPr>
         <w:pStyle w:val="Heading5"/>
+        <w:widowControl w:val="0"/>
         <w:numPr>
           <w:ilvl w:val="2"/>
           <w:numId w:val="12"/>
@@ -15752,6 +15807,9 @@
     <w:p>
       <w:pPr>
         <w:pStyle w:val="Heading6"/>
+        <w:keepNext w:val="0"/>
+        <w:keepLines w:val="0"/>
+        <w:widowControl w:val="0"/>
         <w:numPr>
           <w:ilvl w:val="3"/>
           <w:numId w:val="12"/>
@@ -15768,6 +15826,7 @@
           <w:rFonts w:ascii="Aptos Narrow" w:eastAsia="Microsoft YaHei" w:hAnsi="Aptos Narrow"/>
           <w:color w:val="auto"/>
         </w:rPr>
+        <w:lastRenderedPageBreak/>
         <w:t>Microsoft.WindowsAlarms_8wekyb3d8bbwe.msixbundle</w:t>
       </w:r>
     </w:p>
@@ -15947,7 +16006,6 @@
         <w:rPr>
           <w:rFonts w:ascii="Aptos Narrow" w:hAnsi="Aptos Narrow"/>
         </w:rPr>
-        <w:lastRenderedPageBreak/>
         <w:t xml:space="preserve">Dependent frameworks and minimum version numbers: </w:t>
       </w:r>
       <w:r>
@@ -16013,6 +16071,9 @@
     <w:p>
       <w:pPr>
         <w:pStyle w:val="Heading6"/>
+        <w:keepNext w:val="0"/>
+        <w:keepLines w:val="0"/>
+        <w:widowControl w:val="0"/>
         <w:numPr>
           <w:ilvl w:val="3"/>
           <w:numId w:val="12"/>
@@ -16289,6 +16350,9 @@
     <w:p>
       <w:pPr>
         <w:pStyle w:val="Heading4"/>
+        <w:keepNext w:val="0"/>
+        <w:keepLines w:val="0"/>
+        <w:widowControl w:val="0"/>
         <w:numPr>
           <w:ilvl w:val="1"/>
           <w:numId w:val="12"/>
@@ -16310,6 +16374,7 @@
     </w:p>
     <w:p>
       <w:pPr>
+        <w:widowControl w:val="0"/>
         <w:ind w:left="2520"/>
         <w:rPr>
           <w:rFonts w:ascii="Aptos Narrow" w:hAnsi="Aptos Narrow"/>
@@ -16346,6 +16411,7 @@
     <w:p>
       <w:pPr>
         <w:pStyle w:val="ListParagraph"/>
+        <w:widowControl w:val="0"/>
         <w:numPr>
           <w:ilvl w:val="2"/>
           <w:numId w:val="12"/>
@@ -16367,6 +16433,7 @@
     <w:p>
       <w:pPr>
         <w:pStyle w:val="ListParagraph"/>
+        <w:widowControl w:val="0"/>
         <w:spacing w:line="360" w:lineRule="auto"/>
         <w:ind w:left="3514"/>
         <w:contextualSpacing w:val="0"/>
@@ -16392,6 +16459,7 @@
     <w:p>
       <w:pPr>
         <w:pStyle w:val="ListParagraph"/>
+        <w:widowControl w:val="0"/>
         <w:numPr>
           <w:ilvl w:val="2"/>
           <w:numId w:val="12"/>
@@ -16407,12 +16475,14 @@
         <w:rPr>
           <w:rFonts w:ascii="Aptos Narrow" w:hAnsi="Aptos Narrow"/>
         </w:rPr>
+        <w:lastRenderedPageBreak/>
         <w:t>Rename</w:t>
       </w:r>
     </w:p>
     <w:p>
       <w:pPr>
         <w:pStyle w:val="ListParagraph"/>
+        <w:widowControl w:val="0"/>
         <w:spacing w:line="360" w:lineRule="auto"/>
         <w:ind w:left="3514"/>
         <w:contextualSpacing w:val="0"/>
@@ -16469,6 +16539,7 @@
     <w:p>
       <w:pPr>
         <w:pStyle w:val="ListParagraph"/>
+        <w:widowControl w:val="0"/>
         <w:numPr>
           <w:ilvl w:val="2"/>
           <w:numId w:val="12"/>
@@ -16490,6 +16561,7 @@
     <w:p>
       <w:pPr>
         <w:pStyle w:val="ListParagraph"/>
+        <w:widowControl w:val="0"/>
         <w:spacing w:line="360" w:lineRule="auto"/>
         <w:ind w:left="3510"/>
         <w:contextualSpacing w:val="0"/>
@@ -16507,6 +16579,9 @@
     <w:p>
       <w:pPr>
         <w:pStyle w:val="Heading4"/>
+        <w:keepNext w:val="0"/>
+        <w:keepLines w:val="0"/>
+        <w:widowControl w:val="0"/>
         <w:numPr>
           <w:ilvl w:val="1"/>
           <w:numId w:val="12"/>
@@ -16599,7 +16674,6 @@
         <w:rPr>
           <w:rFonts w:ascii="Aptos Narrow" w:hAnsi="Aptos Narrow"/>
         </w:rPr>
-        <w:lastRenderedPageBreak/>
         <w:t>Supplied application is damaged etc.</w:t>
       </w:r>
     </w:p>
@@ -16629,6 +16703,9 @@
     <w:p>
       <w:pPr>
         <w:pStyle w:val="Heading4"/>
+        <w:keepNext w:val="0"/>
+        <w:keepLines w:val="0"/>
+        <w:widowControl w:val="0"/>
         <w:numPr>
           <w:ilvl w:val="1"/>
           <w:numId w:val="12"/>
@@ -16654,6 +16731,7 @@
     <w:p>
       <w:pPr>
         <w:pStyle w:val="ListParagraph"/>
+        <w:widowControl w:val="0"/>
         <w:ind w:left="2610"/>
         <w:rPr>
           <w:rFonts w:ascii="Aptos Narrow" w:hAnsi="Aptos Narrow"/>
@@ -16725,6 +16803,7 @@
     <w:p>
       <w:pPr>
         <w:pStyle w:val="ListParagraph"/>
+        <w:widowControl w:val="0"/>
         <w:spacing w:before="720"/>
         <w:ind w:left="2610"/>
         <w:rPr>
@@ -17050,9 +17129,6 @@
         <w:spacing w:line="360" w:lineRule="auto"/>
         <w:ind w:left="2610"/>
         <w:contextualSpacing w:val="0"/>
-        <w:rPr>
-          <w:rFonts w:ascii="Aptos Narrow" w:hAnsi="Aptos Narrow"/>
-        </w:rPr>
       </w:pPr>
       <w:r>
         <w:rPr>
@@ -17069,9 +17145,9 @@
       </w:r>
     </w:p>
     <w:sectPr>
-      <w:footerReference w:type="default" r:id="rId54"/>
+      <w:headerReference w:type="default" r:id="rId54"/>
       <w:pgSz w:w="16838" w:h="23811" w:code="8"/>
-      <w:pgMar w:top="1440" w:right="1440" w:bottom="1588" w:left="1440" w:header="680" w:footer="1020" w:gutter="0"/>
+      <w:pgMar w:top="2160" w:right="1440" w:bottom="1440" w:left="1440" w:header="907" w:footer="835" w:gutter="0"/>
       <w:pgNumType w:start="0"/>
       <w:cols w:space="720"/>
       <w:titlePg/>
@@ -17106,91 +17182,87 @@
 </w:endnotes>
 </file>
 
-<file path=word/footer1.xml><?xml version="1.0" encoding="utf-8"?>
-<w:ftr xmlns:wpc="http://schemas.microsoft.com/office/word/2010/wordprocessingCanvas" xmlns:cx="http://schemas.microsoft.com/office/drawing/2014/chartex" xmlns:cx1="http://schemas.microsoft.com/office/drawing/2015/9/8/chartex" xmlns:cx2="http://schemas.microsoft.com/office/drawing/2015/10/21/chartex" xmlns:cx3="http://schemas.microsoft.com/office/drawing/2016/5/9/chartex" xmlns:cx4="http://schemas.microsoft.com/office/drawing/2016/5/10/chartex" xmlns:cx5="http://schemas.microsoft.com/office/drawing/2016/5/11/chartex" xmlns:cx6="http://schemas.microsoft.com/office/drawing/2016/5/12/chartex" xmlns:cx7="http://schemas.microsoft.com/office/drawing/2016/5/13/chartex" xmlns:cx8="http://schemas.microsoft.com/office/drawing/2016/5/14/chartex" xmlns:mc="http://schemas.openxmlformats.org/markup-compatibility/2006" xmlns:aink="http://schemas.microsoft.com/office/drawing/2016/ink" xmlns:am3d="http://schemas.microsoft.com/office/drawing/2017/model3d" xmlns:o="urn:schemas-microsoft-com:office:office" xmlns:oel="http://schemas.microsoft.com/office/2019/extlst" xmlns:r="http://schemas.openxmlformats.org/officeDocument/2006/relationships" xmlns:m="http://schemas.openxmlformats.org/officeDocument/2006/math" xmlns:v="urn:schemas-microsoft-com:vml" xmlns:wp14="http://schemas.microsoft.com/office/word/2010/wordprocessingDrawing" xmlns:wp="http://schemas.openxmlformats.org/drawingml/2006/wordprocessingDrawing" xmlns:w10="urn:schemas-microsoft-com:office:word" xmlns:w="http://schemas.openxmlformats.org/wordprocessingml/2006/main" xmlns:w14="http://schemas.microsoft.com/office/word/2010/wordml" xmlns:w15="http://schemas.microsoft.com/office/word/2012/wordml" xmlns:w16cex="http://schemas.microsoft.com/office/word/2018/wordml/cex" xmlns:w16cid="http://schemas.microsoft.com/office/word/2016/wordml/cid" xmlns:w16="http://schemas.microsoft.com/office/word/2018/wordml" xmlns:w16sdtdh="http://schemas.microsoft.com/office/word/2020/wordml/sdtdatahash" xmlns:w16se="http://schemas.microsoft.com/office/word/2015/wordml/symex" xmlns:wpg="http://schemas.microsoft.com/office/word/2010/wordprocessingGroup" xmlns:wpi="http://schemas.microsoft.com/office/word/2010/wordprocessingInk" xmlns:wne="http://schemas.microsoft.com/office/word/2006/wordml" xmlns:wps="http://schemas.microsoft.com/office/word/2010/wordprocessingShape" mc:Ignorable="w14 w15 w16se w16cid w16 w16cex w16sdtdh wp14">
-  <w:tbl>
-    <w:tblPr>
-      <w:tblStyle w:val="TableGrid"/>
-      <w:tblW w:w="13950" w:type="dxa"/>
-      <w:jc w:val="center"/>
-      <w:tblBorders>
-        <w:top w:val="none" w:sz="0" w:space="0" w:color="auto"/>
-        <w:left w:val="none" w:sz="0" w:space="0" w:color="auto"/>
-        <w:bottom w:val="none" w:sz="0" w:space="0" w:color="auto"/>
-        <w:right w:val="none" w:sz="0" w:space="0" w:color="auto"/>
-        <w:insideH w:val="none" w:sz="0" w:space="0" w:color="auto"/>
-        <w:insideV w:val="none" w:sz="0" w:space="0" w:color="auto"/>
-      </w:tblBorders>
-      <w:tblCellMar>
-        <w:left w:w="0" w:type="dxa"/>
-        <w:right w:w="0" w:type="dxa"/>
-      </w:tblCellMar>
-      <w:tblLook w:val="04A0" w:firstRow="1" w:lastRow="0" w:firstColumn="1" w:lastColumn="0" w:noHBand="0" w:noVBand="1"/>
-    </w:tblPr>
-    <w:tblGrid>
-      <w:gridCol w:w="290"/>
-      <w:gridCol w:w="12009"/>
-      <w:gridCol w:w="1651"/>
-    </w:tblGrid>
-    <w:tr>
-      <w:trPr>
-        <w:trHeight w:val="269"/>
-        <w:jc w:val="center"/>
-      </w:trPr>
-      <w:tc>
-        <w:tcPr>
-          <w:tcW w:w="290" w:type="dxa"/>
-          <w:vAlign w:val="center"/>
-        </w:tcPr>
-        <w:p>
-          <w:pPr>
-            <w:pStyle w:val="Footer"/>
-            <w:tabs>
-              <w:tab w:val="clear" w:pos="4320"/>
-              <w:tab w:val="clear" w:pos="8640"/>
-              <w:tab w:val="right" w:pos="14490"/>
-            </w:tabs>
-            <w:spacing w:before="0"/>
-            <w:rPr>
-              <w:sz w:val="16"/>
-              <w:szCs w:val="12"/>
-            </w:rPr>
-          </w:pPr>
-          <w:r>
-            <w:rPr>
-              <w:noProof/>
-              <w:sz w:val="16"/>
-              <w:szCs w:val="18"/>
-            </w:rPr>
-            <w:drawing>
-              <wp:inline distT="0" distB="0" distL="0" distR="0" wp14:anchorId="1700D98B" wp14:editId="475CE883">
-                <wp:extent cx="130500" cy="144000"/>
-                <wp:effectExtent l="0" t="0" r="3175" b="8890"/>
-                <wp:docPr id="2021824921" name="图片 1114226638" descr="A logo of a cube">
-                  <a:extLst xmlns:a="http://schemas.openxmlformats.org/drawingml/2006/main">
-                    <a:ext uri="{C183D7F6-B498-43B3-948B-1728B52AA6E4}">
-                      <adec:decorative xmlns:adec="http://schemas.microsoft.com/office/drawing/2017/decorative" val="0"/>
-                    </a:ext>
-                  </a:extLst>
-                </wp:docPr>
-                <wp:cNvGraphicFramePr>
-                  <a:graphicFrameLocks xmlns:a="http://schemas.openxmlformats.org/drawingml/2006/main" noChangeAspect="1"/>
-                </wp:cNvGraphicFramePr>
-                <a:graphic xmlns:a="http://schemas.openxmlformats.org/drawingml/2006/main">
-                  <a:graphicData uri="http://schemas.openxmlformats.org/drawingml/2006/picture">
+<file path=word/footnotes.xml><?xml version="1.0" encoding="utf-8"?>
+<w:footnotes xmlns:wpc="http://schemas.microsoft.com/office/word/2010/wordprocessingCanvas" xmlns:cx="http://schemas.microsoft.com/office/drawing/2014/chartex" xmlns:cx1="http://schemas.microsoft.com/office/drawing/2015/9/8/chartex" xmlns:cx2="http://schemas.microsoft.com/office/drawing/2015/10/21/chartex" xmlns:cx3="http://schemas.microsoft.com/office/drawing/2016/5/9/chartex" xmlns:cx4="http://schemas.microsoft.com/office/drawing/2016/5/10/chartex" xmlns:cx5="http://schemas.microsoft.com/office/drawing/2016/5/11/chartex" xmlns:cx6="http://schemas.microsoft.com/office/drawing/2016/5/12/chartex" xmlns:cx7="http://schemas.microsoft.com/office/drawing/2016/5/13/chartex" xmlns:cx8="http://schemas.microsoft.com/office/drawing/2016/5/14/chartex" xmlns:mc="http://schemas.openxmlformats.org/markup-compatibility/2006" xmlns:aink="http://schemas.microsoft.com/office/drawing/2016/ink" xmlns:am3d="http://schemas.microsoft.com/office/drawing/2017/model3d" xmlns:o="urn:schemas-microsoft-com:office:office" xmlns:oel="http://schemas.microsoft.com/office/2019/extlst" xmlns:r="http://schemas.openxmlformats.org/officeDocument/2006/relationships" xmlns:m="http://schemas.openxmlformats.org/officeDocument/2006/math" xmlns:v="urn:schemas-microsoft-com:vml" xmlns:wp14="http://schemas.microsoft.com/office/word/2010/wordprocessingDrawing" xmlns:wp="http://schemas.openxmlformats.org/drawingml/2006/wordprocessingDrawing" xmlns:w10="urn:schemas-microsoft-com:office:word" xmlns:w="http://schemas.openxmlformats.org/wordprocessingml/2006/main" xmlns:w14="http://schemas.microsoft.com/office/word/2010/wordml" xmlns:w15="http://schemas.microsoft.com/office/word/2012/wordml" xmlns:w16cex="http://schemas.microsoft.com/office/word/2018/wordml/cex" xmlns:w16cid="http://schemas.microsoft.com/office/word/2016/wordml/cid" xmlns:w16="http://schemas.microsoft.com/office/word/2018/wordml" xmlns:w16sdtdh="http://schemas.microsoft.com/office/word/2020/wordml/sdtdatahash" xmlns:w16se="http://schemas.microsoft.com/office/word/2015/wordml/symex" xmlns:wpg="http://schemas.microsoft.com/office/word/2010/wordprocessingGroup" xmlns:wpi="http://schemas.microsoft.com/office/word/2010/wordprocessingInk" xmlns:wne="http://schemas.microsoft.com/office/word/2006/wordml" xmlns:wps="http://schemas.microsoft.com/office/word/2010/wordprocessingShape" mc:Ignorable="w14 w15 w16se w16cid w16 w16cex w16sdtdh wp14">
+  <w:footnote w:type="separator" w:id="-1">
+    <w:p>
+      <w:pPr>
+        <w:spacing w:line="240" w:lineRule="auto"/>
+      </w:pPr>
+      <w:r>
+        <w:separator/>
+      </w:r>
+    </w:p>
+  </w:footnote>
+  <w:footnote w:type="continuationSeparator" w:id="0">
+    <w:p>
+      <w:pPr>
+        <w:spacing w:line="240" w:lineRule="auto"/>
+      </w:pPr>
+      <w:r>
+        <w:continuationSeparator/>
+      </w:r>
+    </w:p>
+  </w:footnote>
+</w:footnotes>
+</file>
+
+<file path=word/header1.xml><?xml version="1.0" encoding="utf-8"?>
+<w:hdr xmlns:wpc="http://schemas.microsoft.com/office/word/2010/wordprocessingCanvas" xmlns:cx="http://schemas.microsoft.com/office/drawing/2014/chartex" xmlns:cx1="http://schemas.microsoft.com/office/drawing/2015/9/8/chartex" xmlns:cx2="http://schemas.microsoft.com/office/drawing/2015/10/21/chartex" xmlns:cx3="http://schemas.microsoft.com/office/drawing/2016/5/9/chartex" xmlns:cx4="http://schemas.microsoft.com/office/drawing/2016/5/10/chartex" xmlns:cx5="http://schemas.microsoft.com/office/drawing/2016/5/11/chartex" xmlns:cx6="http://schemas.microsoft.com/office/drawing/2016/5/12/chartex" xmlns:cx7="http://schemas.microsoft.com/office/drawing/2016/5/13/chartex" xmlns:cx8="http://schemas.microsoft.com/office/drawing/2016/5/14/chartex" xmlns:mc="http://schemas.openxmlformats.org/markup-compatibility/2006" xmlns:aink="http://schemas.microsoft.com/office/drawing/2016/ink" xmlns:am3d="http://schemas.microsoft.com/office/drawing/2017/model3d" xmlns:o="urn:schemas-microsoft-com:office:office" xmlns:oel="http://schemas.microsoft.com/office/2019/extlst" xmlns:r="http://schemas.openxmlformats.org/officeDocument/2006/relationships" xmlns:m="http://schemas.openxmlformats.org/officeDocument/2006/math" xmlns:v="urn:schemas-microsoft-com:vml" xmlns:wp14="http://schemas.microsoft.com/office/word/2010/wordprocessingDrawing" xmlns:wp="http://schemas.openxmlformats.org/drawingml/2006/wordprocessingDrawing" xmlns:w10="urn:schemas-microsoft-com:office:word" xmlns:w="http://schemas.openxmlformats.org/wordprocessingml/2006/main" xmlns:w14="http://schemas.microsoft.com/office/word/2010/wordml" xmlns:w15="http://schemas.microsoft.com/office/word/2012/wordml" xmlns:w16cex="http://schemas.microsoft.com/office/word/2018/wordml/cex" xmlns:w16cid="http://schemas.microsoft.com/office/word/2016/wordml/cid" xmlns:w16="http://schemas.microsoft.com/office/word/2018/wordml" xmlns:w16sdtdh="http://schemas.microsoft.com/office/word/2020/wordml/sdtdatahash" xmlns:w16se="http://schemas.microsoft.com/office/word/2015/wordml/symex" xmlns:wpg="http://schemas.microsoft.com/office/word/2010/wordprocessingGroup" xmlns:wpi="http://schemas.microsoft.com/office/word/2010/wordprocessingInk" xmlns:wne="http://schemas.microsoft.com/office/word/2006/wordml" xmlns:wps="http://schemas.microsoft.com/office/word/2010/wordprocessingShape" mc:Ignorable="w14 w15 w16se w16cid w16 w16cex w16sdtdh wp14">
+  <w:p>
+    <w:pPr>
+      <w:pStyle w:val="Header"/>
+      <w:tabs>
+        <w:tab w:val="clear" w:pos="4320"/>
+        <w:tab w:val="clear" w:pos="8640"/>
+        <w:tab w:val="left" w:pos="12228"/>
+      </w:tabs>
+      <w:spacing w:before="0"/>
+      <w:rPr>
+        <w:rFonts w:ascii="Aptos Narrow" w:hAnsi="Aptos Narrow"/>
+      </w:rPr>
+    </w:pPr>
+    <w:r>
+      <w:rPr>
+        <w:rFonts w:ascii="Aptos Narrow" w:hAnsi="Aptos Narrow"/>
+        <w:noProof/>
+        <w:sz w:val="24"/>
+        <w:szCs w:val="24"/>
+      </w:rPr>
+      <mc:AlternateContent>
+        <mc:Choice Requires="wpc">
+          <w:drawing>
+            <wp:anchor distT="0" distB="0" distL="114300" distR="114300" simplePos="0" relativeHeight="251659264" behindDoc="1" locked="0" layoutInCell="1" allowOverlap="1" wp14:anchorId="7BC828D8" wp14:editId="48D3D3C0">
+              <wp:simplePos x="0" y="0"/>
+              <wp:positionH relativeFrom="column">
+                <wp:posOffset>6864823</wp:posOffset>
+              </wp:positionH>
+              <wp:positionV relativeFrom="paragraph">
+                <wp:posOffset>5080</wp:posOffset>
+              </wp:positionV>
+              <wp:extent cx="2086632" cy="316865"/>
+              <wp:effectExtent l="0" t="0" r="0" b="0"/>
+              <wp:wrapNone/>
+              <wp:docPr id="3" name="Canvas 3"/>
+              <wp:cNvGraphicFramePr>
+                <a:graphicFrameLocks xmlns:a="http://schemas.openxmlformats.org/drawingml/2006/main" noChangeAspect="1"/>
+              </wp:cNvGraphicFramePr>
+              <a:graphic xmlns:a="http://schemas.openxmlformats.org/drawingml/2006/main">
+                <a:graphicData uri="http://schemas.microsoft.com/office/word/2010/wordprocessingCanvas">
+                  <wpc:wpc>
+                    <wpc:bg>
+                      <a:noFill/>
+                    </wpc:bg>
+                    <wpc:whole/>
                     <pic:pic xmlns:pic="http://schemas.openxmlformats.org/drawingml/2006/picture">
                       <pic:nvPicPr>
-                        <pic:cNvPr id="2021824921" name="图片 1114226638" descr="A logo of a cube">
-                          <a:extLst>
-                            <a:ext uri="{C183D7F6-B498-43B3-948B-1728B52AA6E4}">
-                              <adec:decorative xmlns:adec="http://schemas.microsoft.com/office/drawing/2017/decorative" val="0"/>
-                            </a:ext>
-                          </a:extLst>
-                        </pic:cNvPr>
-                        <pic:cNvPicPr/>
+                        <pic:cNvPr id="5" name="Picture 5"/>
+                        <pic:cNvPicPr>
+                          <a:picLocks noChangeAspect="1"/>
+                        </pic:cNvPicPr>
                       </pic:nvPicPr>
                       <pic:blipFill>
-                        <a:blip r:embed="rId1" cstate="print">
+                        <a:blip r:embed="rId1">
                           <a:extLst>
                             <a:ext uri="{28A0092B-C50C-407E-A947-70E740481C1C}">
                               <a14:useLocalDpi xmlns:a14="http://schemas.microsoft.com/office/drawing/2010/main" val="0"/>
@@ -17203,305 +17275,452 @@
                       </pic:blipFill>
                       <pic:spPr>
                         <a:xfrm>
-                          <a:off x="0" y="0"/>
-                          <a:ext cx="130500" cy="144000"/>
+                          <a:off x="1296355" y="74952"/>
+                          <a:ext cx="162279" cy="162279"/>
                         </a:xfrm>
                         <a:prstGeom prst="rect">
                           <a:avLst/>
                         </a:prstGeom>
                       </pic:spPr>
                     </pic:pic>
-                  </a:graphicData>
-                </a:graphic>
-              </wp:inline>
-            </w:drawing>
-          </w:r>
-        </w:p>
-      </w:tc>
-      <w:tc>
-        <w:tcPr>
-          <w:tcW w:w="12000" w:type="dxa"/>
-          <w:vAlign w:val="center"/>
-        </w:tcPr>
-        <w:p>
-          <w:pPr>
-            <w:pStyle w:val="Footer"/>
-            <w:tabs>
-              <w:tab w:val="clear" w:pos="4320"/>
-              <w:tab w:val="clear" w:pos="8640"/>
-              <w:tab w:val="right" w:pos="14490"/>
-            </w:tabs>
-            <w:spacing w:before="0"/>
-            <w:rPr>
-              <w:sz w:val="16"/>
-              <w:szCs w:val="12"/>
-            </w:rPr>
-          </w:pPr>
-          <w:r>
-            <w:rPr>
-              <w:sz w:val="16"/>
-              <w:szCs w:val="12"/>
-            </w:rPr>
-            <w:t>Yi</w:t>
-          </w:r>
-          <w:r>
-            <w:rPr>
-              <w:sz w:val="16"/>
-              <w:szCs w:val="12"/>
-            </w:rPr>
-            <w:t>'</w:t>
-          </w:r>
-          <w:r>
-            <w:rPr>
-              <w:sz w:val="16"/>
-              <w:szCs w:val="12"/>
-            </w:rPr>
-            <w:t>s Solutions</w:t>
-          </w:r>
-        </w:p>
-      </w:tc>
-      <w:tc>
-        <w:tcPr>
-          <w:tcW w:w="1650" w:type="dxa"/>
-          <w:vAlign w:val="center"/>
-        </w:tcPr>
-        <w:p>
-          <w:pPr>
-            <w:pStyle w:val="Footer"/>
-            <w:tabs>
-              <w:tab w:val="clear" w:pos="4320"/>
-              <w:tab w:val="clear" w:pos="8640"/>
-              <w:tab w:val="right" w:pos="14490"/>
-            </w:tabs>
-            <w:spacing w:before="0"/>
-            <w:jc w:val="right"/>
-            <w:rPr>
-              <w:sz w:val="16"/>
-              <w:szCs w:val="12"/>
-            </w:rPr>
-          </w:pPr>
-          <w:r>
-            <w:rPr>
-              <w:rFonts w:hint="eastAsia"/>
-              <w:sz w:val="16"/>
-              <w:szCs w:val="12"/>
-            </w:rPr>
-            <w:t>Page</w:t>
-          </w:r>
-          <w:r>
-            <w:rPr>
-              <w:sz w:val="16"/>
-              <w:szCs w:val="12"/>
-            </w:rPr>
-            <w:t xml:space="preserve"> </w:t>
-          </w:r>
-          <w:r>
-            <w:rPr>
-              <w:sz w:val="16"/>
-              <w:szCs w:val="12"/>
-            </w:rPr>
-            <w:fldChar w:fldCharType="begin"/>
-          </w:r>
-          <w:r>
-            <w:rPr>
-              <w:sz w:val="16"/>
-              <w:szCs w:val="12"/>
-            </w:rPr>
-            <w:instrText xml:space="preserve"> PAGE </w:instrText>
-          </w:r>
-          <w:r>
-            <w:rPr>
-              <w:sz w:val="16"/>
-              <w:szCs w:val="12"/>
-            </w:rPr>
-            <w:fldChar w:fldCharType="separate"/>
-          </w:r>
-          <w:r>
-            <w:rPr>
-              <w:sz w:val="16"/>
-              <w:szCs w:val="12"/>
-            </w:rPr>
-            <w:t>1</w:t>
-          </w:r>
-          <w:r>
-            <w:rPr>
-              <w:sz w:val="16"/>
-              <w:szCs w:val="12"/>
-            </w:rPr>
-            <w:fldChar w:fldCharType="end"/>
-          </w:r>
-          <w:r>
-            <w:rPr>
-              <w:rFonts w:hint="eastAsia"/>
-              <w:sz w:val="16"/>
-              <w:szCs w:val="12"/>
-            </w:rPr>
-            <w:t xml:space="preserve"> </w:t>
-          </w:r>
-          <w:r>
-            <w:rPr>
-              <w:sz w:val="16"/>
-              <w:szCs w:val="12"/>
-            </w:rPr>
-            <w:t xml:space="preserve">   </w:t>
-          </w:r>
-          <w:r>
-            <w:rPr>
-              <w:sz w:val="16"/>
-              <w:szCs w:val="12"/>
-            </w:rPr>
-            <w:t>of</w:t>
-          </w:r>
-          <w:r>
-            <w:rPr>
-              <w:sz w:val="16"/>
-              <w:szCs w:val="12"/>
-            </w:rPr>
-            <w:t xml:space="preserve"> </w:t>
-          </w:r>
-          <w:r>
-            <w:rPr>
-              <w:sz w:val="16"/>
-              <w:szCs w:val="12"/>
-            </w:rPr>
-            <w:fldChar w:fldCharType="begin"/>
-          </w:r>
-          <w:r>
-            <w:rPr>
-              <w:sz w:val="16"/>
-              <w:szCs w:val="12"/>
-            </w:rPr>
-            <w:instrText>=</w:instrText>
-          </w:r>
-          <w:r>
-            <w:rPr>
-              <w:sz w:val="16"/>
-              <w:szCs w:val="12"/>
-            </w:rPr>
-            <w:fldChar w:fldCharType="begin"/>
-          </w:r>
-          <w:r>
-            <w:rPr>
-              <w:sz w:val="16"/>
-              <w:szCs w:val="12"/>
-            </w:rPr>
-            <w:instrText xml:space="preserve"> </w:instrText>
-          </w:r>
-          <w:r>
-            <w:rPr>
-              <w:sz w:val="16"/>
-              <w:szCs w:val="12"/>
-            </w:rPr>
-            <w:instrText>NUMPAGES</w:instrText>
-          </w:r>
-          <w:r>
-            <w:rPr>
-              <w:sz w:val="16"/>
-              <w:szCs w:val="12"/>
-            </w:rPr>
-            <w:instrText xml:space="preserve"> </w:instrText>
-          </w:r>
-          <w:r>
-            <w:rPr>
-              <w:sz w:val="16"/>
-              <w:szCs w:val="12"/>
-            </w:rPr>
-            <w:fldChar w:fldCharType="separate"/>
-          </w:r>
-          <w:r>
-            <w:rPr>
-              <w:noProof/>
-              <w:sz w:val="16"/>
-              <w:szCs w:val="12"/>
-            </w:rPr>
-            <w:instrText>19</w:instrText>
-          </w:r>
-          <w:r>
-            <w:rPr>
-              <w:sz w:val="16"/>
-              <w:szCs w:val="12"/>
-            </w:rPr>
-            <w:fldChar w:fldCharType="end"/>
-          </w:r>
-          <w:r>
-            <w:rPr>
-              <w:sz w:val="16"/>
-              <w:szCs w:val="12"/>
-            </w:rPr>
-            <w:instrText>-</w:instrText>
-          </w:r>
-          <w:r>
-            <w:rPr>
-              <w:sz w:val="16"/>
-              <w:szCs w:val="12"/>
-            </w:rPr>
-            <w:instrText>1</w:instrText>
-          </w:r>
-          <w:r>
-            <w:rPr>
-              <w:sz w:val="16"/>
-              <w:szCs w:val="12"/>
-            </w:rPr>
-            <w:instrText xml:space="preserve"> </w:instrText>
-          </w:r>
-          <w:r>
-            <w:rPr>
-              <w:sz w:val="16"/>
-              <w:szCs w:val="12"/>
-            </w:rPr>
-            <w:fldChar w:fldCharType="separate"/>
-          </w:r>
-          <w:r>
-            <w:rPr>
-              <w:noProof/>
-              <w:sz w:val="16"/>
-              <w:szCs w:val="12"/>
-            </w:rPr>
-            <w:t>18</w:t>
-          </w:r>
-          <w:r>
-            <w:rPr>
-              <w:sz w:val="16"/>
-              <w:szCs w:val="12"/>
-            </w:rPr>
-            <w:fldChar w:fldCharType="end"/>
-          </w:r>
-        </w:p>
-      </w:tc>
-    </w:tr>
-  </w:tbl>
+                    <wps:wsp>
+                      <wps:cNvPr id="7" name="Text Box 7"/>
+                      <wps:cNvSpPr txBox="1"/>
+                      <wps:spPr>
+                        <a:xfrm>
+                          <a:off x="1325860" y="43091"/>
+                          <a:ext cx="659765" cy="252095"/>
+                        </a:xfrm>
+                        <a:prstGeom prst="rect">
+                          <a:avLst/>
+                        </a:prstGeom>
+                        <a:noFill/>
+                        <a:ln w="6350">
+                          <a:noFill/>
+                        </a:ln>
+                      </wps:spPr>
+                      <wps:txbx>
+                        <w:txbxContent>
+                          <w:p>
+                            <w:pPr>
+                              <w:spacing w:before="0" w:line="240" w:lineRule="auto"/>
+                              <w:ind w:right="-143"/>
+                              <w:jc w:val="right"/>
+                              <w:rPr>
+                                <w:rFonts w:ascii="Aptos Narrow" w:hAnsi="Aptos Narrow"/>
+                                <w:sz w:val="24"/>
+                                <w:szCs w:val="24"/>
+                                <w:vertAlign w:val="superscript"/>
+                              </w:rPr>
+                            </w:pPr>
+                            <w:r>
+                              <w:rPr>
+                                <w:rFonts w:ascii="Aptos Narrow" w:hAnsi="Aptos Narrow"/>
+                                <w:sz w:val="24"/>
+                                <w:szCs w:val="24"/>
+                                <w:vertAlign w:val="superscript"/>
+                              </w:rPr>
+                              <w:t>Yi's Solutions</w:t>
+                            </w:r>
+                          </w:p>
+                        </w:txbxContent>
+                      </wps:txbx>
+                      <wps:bodyPr rot="0" spcFirstLastPara="0" vertOverflow="overflow" horzOverflow="overflow" vert="horz" wrap="none" lIns="91440" tIns="45720" rIns="91440" bIns="45720" numCol="1" spcCol="0" rtlCol="0" fromWordArt="0" anchor="t" anchorCtr="0" forceAA="0" compatLnSpc="1">
+                        <a:prstTxWarp prst="textNoShape">
+                          <a:avLst/>
+                        </a:prstTxWarp>
+                        <a:noAutofit/>
+                      </wps:bodyPr>
+                    </wps:wsp>
+                  </wpc:wpc>
+                </a:graphicData>
+              </a:graphic>
+              <wp14:sizeRelH relativeFrom="page">
+                <wp14:pctWidth>0</wp14:pctWidth>
+              </wp14:sizeRelH>
+              <wp14:sizeRelV relativeFrom="page">
+                <wp14:pctHeight>0</wp14:pctHeight>
+              </wp14:sizeRelV>
+            </wp:anchor>
+          </w:drawing>
+        </mc:Choice>
+        <mc:Fallback>
+          <w:pict>
+            <v:group w14:anchorId="7BC828D8" id="Canvas 3" o:spid="_x0000_s1026" editas="canvas" style="position:absolute;margin-left:540.55pt;margin-top:.4pt;width:164.3pt;height:24.95pt;z-index:-251657216" coordsize="20866,3168" o:gfxdata="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">
+              <v:shapetype id="_x0000_t75" coordsize="21600,21600" o:spt="75" o:preferrelative="t" path="m@4@5l@4@11@9@11@9@5xe" filled="f" stroked="f">
+                <v:stroke joinstyle="miter"/>
+                <v:formulas>
+                  <v:f eqn="if lineDrawn pixelLineWidth 0"/>
+                  <v:f eqn="sum @0 1 0"/>
+                  <v:f eqn="sum 0 0 @1"/>
+                  <v:f eqn="prod @2 1 2"/>
+                  <v:f eqn="prod @3 21600 pixelWidth"/>
+                  <v:f eqn="prod @3 21600 pixelHeight"/>
+                  <v:f eqn="sum @0 0 1"/>
+                  <v:f eqn="prod @6 1 2"/>
+                  <v:f eqn="prod @7 21600 pixelWidth"/>
+                  <v:f eqn="sum @8 21600 0"/>
+                  <v:f eqn="prod @7 21600 pixelHeight"/>
+                  <v:f eqn="sum @10 21600 0"/>
+                </v:formulas>
+                <v:path o:extrusionok="f" gradientshapeok="t" o:connecttype="rect"/>
+                <o:lock v:ext="edit" aspectratio="t"/>
+              </v:shapetype>
+              <v:shape id="_x0000_s1027" type="#_x0000_t75" style="position:absolute;width:20866;height:3168;visibility:visible;mso-wrap-style:square">
+                <v:fill o:detectmouseclick="t"/>
+                <v:path o:connecttype="none"/>
+              </v:shape>
+              <v:shape id="Picture 5" o:spid="_x0000_s1028" type="#_x0000_t75" style="position:absolute;left:12963;top:749;width:1623;height:1623;visibility:visible;mso-wrap-style:square" o:gfxdata="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">
+                <v:imagedata r:id="rId2" o:title=""/>
+              </v:shape>
+              <v:shapetype id="_x0000_t202" coordsize="21600,21600" o:spt="202" path="m,l,21600r21600,l21600,xe">
+                <v:stroke joinstyle="miter"/>
+                <v:path gradientshapeok="t" o:connecttype="rect"/>
+              </v:shapetype>
+              <v:shape id="Text Box 7" o:spid="_x0000_s1029" type="#_x0000_t202" style="position:absolute;left:13258;top:430;width:6598;height:2521;visibility:visible;mso-wrap-style:none;v-text-anchor:top" o:gfxdata="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" filled="f" stroked="f" strokeweight=".5pt">
+                <v:textbox>
+                  <w:txbxContent>
+                    <w:p>
+                      <w:pPr>
+                        <w:spacing w:before="0" w:line="240" w:lineRule="auto"/>
+                        <w:ind w:right="-143"/>
+                        <w:jc w:val="right"/>
+                        <w:rPr>
+                          <w:rFonts w:ascii="Aptos Narrow" w:hAnsi="Aptos Narrow"/>
+                          <w:sz w:val="24"/>
+                          <w:szCs w:val="24"/>
+                          <w:vertAlign w:val="superscript"/>
+                        </w:rPr>
+                      </w:pPr>
+                      <w:r>
+                        <w:rPr>
+                          <w:rFonts w:ascii="Aptos Narrow" w:hAnsi="Aptos Narrow"/>
+                          <w:sz w:val="24"/>
+                          <w:szCs w:val="24"/>
+                          <w:vertAlign w:val="superscript"/>
+                        </w:rPr>
+                        <w:t>Yi's Solutions</w:t>
+                      </w:r>
+                    </w:p>
+                  </w:txbxContent>
+                </v:textbox>
+              </v:shape>
+            </v:group>
+          </w:pict>
+        </mc:Fallback>
+      </mc:AlternateContent>
+    </w:r>
+    <w:r>
+      <w:rPr>
+        <w:rFonts w:ascii="Aptos Narrow" w:hAnsi="Aptos Narrow"/>
+        <w:sz w:val="24"/>
+        <w:szCs w:val="24"/>
+      </w:rPr>
+      <w:fldChar w:fldCharType="begin"/>
+    </w:r>
+    <w:r>
+      <w:rPr>
+        <w:rFonts w:ascii="Aptos Narrow" w:hAnsi="Aptos Narrow"/>
+        <w:sz w:val="24"/>
+        <w:szCs w:val="24"/>
+      </w:rPr>
+      <w:instrText xml:space="preserve"> STYLEREF  "Heading 2"  \* MERGEFORMAT </w:instrText>
+    </w:r>
+    <w:r>
+      <w:rPr>
+        <w:rFonts w:ascii="Aptos Narrow" w:hAnsi="Aptos Narrow"/>
+        <w:sz w:val="24"/>
+        <w:szCs w:val="24"/>
+      </w:rPr>
+      <w:fldChar w:fldCharType="separate"/>
+    </w:r>
+    <w:r>
+      <w:rPr>
+        <w:rFonts w:ascii="Aptos Narrow" w:hAnsi="Aptos Narrow"/>
+        <w:noProof/>
+        <w:sz w:val="24"/>
+        <w:szCs w:val="24"/>
+      </w:rPr>
+      <w:t>Table of contents</w:t>
+    </w:r>
+    <w:r>
+      <w:rPr>
+        <w:rFonts w:ascii="Aptos Narrow" w:hAnsi="Aptos Narrow"/>
+        <w:noProof/>
+        <w:sz w:val="24"/>
+        <w:szCs w:val="24"/>
+      </w:rPr>
+      <w:fldChar w:fldCharType="end"/>
+    </w:r>
+    <w:r>
+      <w:rPr>
+        <w:rFonts w:ascii="Aptos Narrow" w:hAnsi="Aptos Narrow"/>
+      </w:rPr>
+      <w:tab/>
+    </w:r>
+  </w:p>
   <w:p>
     <w:pPr>
-      <w:pStyle w:val="Footer"/>
-      <w:spacing w:before="0"/>
+      <w:pStyle w:val="Header"/>
+      <w:tabs>
+        <w:tab w:val="clear" w:pos="4320"/>
+        <w:tab w:val="clear" w:pos="8640"/>
+        <w:tab w:val="right" w:pos="13950"/>
+      </w:tabs>
+      <w:rPr>
+        <w:rFonts w:ascii="Aptos Narrow" w:hAnsi="Aptos Narrow"/>
+        <w:sz w:val="16"/>
+        <w:szCs w:val="16"/>
+      </w:rPr>
     </w:pPr>
+    <w:r>
+      <w:rPr>
+        <w:rFonts w:ascii="Aptos Narrow" w:hAnsi="Aptos Narrow"/>
+        <w:noProof/>
+        <w:sz w:val="16"/>
+        <w:szCs w:val="16"/>
+      </w:rPr>
+      <mc:AlternateContent>
+        <mc:Choice Requires="wps">
+          <w:drawing>
+            <wp:anchor distT="0" distB="0" distL="114300" distR="114300" simplePos="0" relativeHeight="251660288" behindDoc="0" locked="0" layoutInCell="1" allowOverlap="1" wp14:anchorId="016F56ED" wp14:editId="27668456">
+              <wp:simplePos x="0" y="0"/>
+              <wp:positionH relativeFrom="margin">
+                <wp:align>center</wp:align>
+              </wp:positionH>
+              <wp:positionV relativeFrom="paragraph">
+                <wp:posOffset>398507</wp:posOffset>
+              </wp:positionV>
+              <wp:extent cx="8877324" cy="9144"/>
+              <wp:effectExtent l="0" t="0" r="0" b="0"/>
+              <wp:wrapNone/>
+              <wp:docPr id="120" name="Rectangle 120"/>
+              <wp:cNvGraphicFramePr/>
+              <a:graphic xmlns:a="http://schemas.openxmlformats.org/drawingml/2006/main">
+                <a:graphicData uri="http://schemas.microsoft.com/office/word/2010/wordprocessingShape">
+                  <wps:wsp>
+                    <wps:cNvSpPr/>
+                    <wps:spPr>
+                      <a:xfrm flipV="1">
+                        <a:off x="0" y="0"/>
+                        <a:ext cx="8877324" cy="9144"/>
+                      </a:xfrm>
+                      <a:prstGeom prst="rect">
+                        <a:avLst/>
+                      </a:prstGeom>
+                      <a:solidFill>
+                        <a:schemeClr val="accent3"/>
+                      </a:solidFill>
+                      <a:ln>
+                        <a:noFill/>
+                      </a:ln>
+                    </wps:spPr>
+                    <wps:style>
+                      <a:lnRef idx="0">
+                        <a:scrgbClr r="0" g="0" b="0"/>
+                      </a:lnRef>
+                      <a:fillRef idx="0">
+                        <a:scrgbClr r="0" g="0" b="0"/>
+                      </a:fillRef>
+                      <a:effectRef idx="0">
+                        <a:scrgbClr r="0" g="0" b="0"/>
+                      </a:effectRef>
+                      <a:fontRef idx="minor">
+                        <a:schemeClr val="lt1"/>
+                      </a:fontRef>
+                    </wps:style>
+                    <wps:bodyPr rot="0" spcFirstLastPara="0" vertOverflow="overflow" horzOverflow="overflow" vert="horz" wrap="square" lIns="91440" tIns="45720" rIns="91440" bIns="45720" numCol="1" spcCol="0" rtlCol="0" fromWordArt="0" anchor="ctr" anchorCtr="0" forceAA="0" compatLnSpc="1">
+                      <a:prstTxWarp prst="textNoShape">
+                        <a:avLst/>
+                      </a:prstTxWarp>
+                      <a:noAutofit/>
+                    </wps:bodyPr>
+                  </wps:wsp>
+                </a:graphicData>
+              </a:graphic>
+              <wp14:sizeRelH relativeFrom="margin">
+                <wp14:pctWidth>0</wp14:pctWidth>
+              </wp14:sizeRelH>
+              <wp14:sizeRelV relativeFrom="margin">
+                <wp14:pctHeight>0</wp14:pctHeight>
+              </wp14:sizeRelV>
+            </wp:anchor>
+          </w:drawing>
+        </mc:Choice>
+        <mc:Fallback>
+          <w:pict>
+            <v:rect w14:anchorId="6F889717" id="Rectangle 120" o:spid="_x0000_s1026" style="position:absolute;margin-left:0;margin-top:31.4pt;width:699pt;height:.7pt;flip:y;z-index:251660288;visibility:visible;mso-wrap-style:square;mso-width-percent:0;mso-height-percent:0;mso-wrap-distance-left:9pt;mso-wrap-distance-top:0;mso-wrap-distance-right:9pt;mso-wrap-distance-bottom:0;mso-position-horizontal:center;mso-position-horizontal-relative:margin;mso-position-vertical:absolute;mso-position-vertical-relative:text;mso-width-percent:0;mso-height-percent:0;mso-width-relative:margin;mso-height-relative:margin;v-text-anchor:middle" o:gfxdata="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" fillcolor="#a5a5a5 [3206]" stroked="f">
+              <w10:wrap anchorx="margin"/>
+            </v:rect>
+          </w:pict>
+        </mc:Fallback>
+      </mc:AlternateContent>
+    </w:r>
+    <w:r>
+      <w:rPr>
+        <w:rFonts w:ascii="Aptos Narrow" w:hAnsi="Aptos Narrow"/>
+        <w:sz w:val="16"/>
+        <w:szCs w:val="16"/>
+      </w:rPr>
+      <w:tab/>
+      <w:t xml:space="preserve">Page </w:t>
+    </w:r>
+    <w:r>
+      <w:rPr>
+        <w:rFonts w:ascii="Aptos Narrow" w:hAnsi="Aptos Narrow"/>
+        <w:sz w:val="16"/>
+        <w:szCs w:val="16"/>
+      </w:rPr>
+      <w:fldChar w:fldCharType="begin"/>
+    </w:r>
+    <w:r>
+      <w:rPr>
+        <w:rFonts w:ascii="Aptos Narrow" w:hAnsi="Aptos Narrow"/>
+        <w:sz w:val="16"/>
+        <w:szCs w:val="16"/>
+      </w:rPr>
+      <w:instrText xml:space="preserve"> PAGE </w:instrText>
+    </w:r>
+    <w:r>
+      <w:rPr>
+        <w:rFonts w:ascii="Aptos Narrow" w:hAnsi="Aptos Narrow"/>
+        <w:sz w:val="16"/>
+        <w:szCs w:val="16"/>
+      </w:rPr>
+      <w:fldChar w:fldCharType="separate"/>
+    </w:r>
+    <w:r>
+      <w:rPr>
+        <w:rFonts w:ascii="Aptos Narrow" w:hAnsi="Aptos Narrow"/>
+        <w:sz w:val="16"/>
+        <w:szCs w:val="16"/>
+      </w:rPr>
+      <w:t>2</w:t>
+    </w:r>
+    <w:r>
+      <w:rPr>
+        <w:rFonts w:ascii="Aptos Narrow" w:hAnsi="Aptos Narrow"/>
+        <w:sz w:val="16"/>
+        <w:szCs w:val="16"/>
+      </w:rPr>
+      <w:fldChar w:fldCharType="end"/>
+    </w:r>
+    <w:r>
+      <w:rPr>
+        <w:rFonts w:ascii="Aptos Narrow" w:hAnsi="Aptos Narrow"/>
+        <w:sz w:val="16"/>
+        <w:szCs w:val="16"/>
+      </w:rPr>
+      <w:t xml:space="preserve">  of </w:t>
+    </w:r>
+    <w:r>
+      <w:rPr>
+        <w:rFonts w:ascii="Aptos Narrow" w:hAnsi="Aptos Narrow"/>
+        <w:sz w:val="16"/>
+        <w:szCs w:val="16"/>
+      </w:rPr>
+      <w:fldChar w:fldCharType="begin"/>
+    </w:r>
+    <w:r>
+      <w:rPr>
+        <w:rFonts w:ascii="Aptos Narrow" w:hAnsi="Aptos Narrow"/>
+        <w:sz w:val="16"/>
+        <w:szCs w:val="16"/>
+      </w:rPr>
+      <w:instrText>=</w:instrText>
+    </w:r>
+    <w:r>
+      <w:rPr>
+        <w:rFonts w:ascii="Aptos Narrow" w:hAnsi="Aptos Narrow"/>
+        <w:sz w:val="16"/>
+        <w:szCs w:val="16"/>
+      </w:rPr>
+      <w:fldChar w:fldCharType="begin"/>
+    </w:r>
+    <w:r>
+      <w:rPr>
+        <w:rFonts w:ascii="Aptos Narrow" w:hAnsi="Aptos Narrow"/>
+        <w:sz w:val="16"/>
+        <w:szCs w:val="16"/>
+      </w:rPr>
+      <w:instrText xml:space="preserve"> NUMPAGES </w:instrText>
+    </w:r>
+    <w:r>
+      <w:rPr>
+        <w:rFonts w:ascii="Aptos Narrow" w:hAnsi="Aptos Narrow"/>
+        <w:sz w:val="16"/>
+        <w:szCs w:val="16"/>
+      </w:rPr>
+      <w:fldChar w:fldCharType="separate"/>
+    </w:r>
+    <w:r>
+      <w:rPr>
+        <w:rFonts w:ascii="Aptos Narrow" w:hAnsi="Aptos Narrow"/>
+        <w:noProof/>
+        <w:sz w:val="16"/>
+        <w:szCs w:val="16"/>
+      </w:rPr>
+      <w:instrText>20</w:instrText>
+    </w:r>
+    <w:r>
+      <w:rPr>
+        <w:rFonts w:ascii="Aptos Narrow" w:hAnsi="Aptos Narrow"/>
+        <w:sz w:val="16"/>
+        <w:szCs w:val="16"/>
+      </w:rPr>
+      <w:fldChar w:fldCharType="end"/>
+    </w:r>
+    <w:r>
+      <w:rPr>
+        <w:rFonts w:ascii="Aptos Narrow" w:hAnsi="Aptos Narrow"/>
+        <w:sz w:val="16"/>
+        <w:szCs w:val="16"/>
+      </w:rPr>
+      <w:instrText>-</w:instrText>
+    </w:r>
+    <w:r>
+      <w:rPr>
+        <w:rFonts w:ascii="Aptos Narrow" w:hAnsi="Aptos Narrow" w:hint="eastAsia"/>
+        <w:sz w:val="16"/>
+        <w:szCs w:val="16"/>
+      </w:rPr>
+      <w:instrText>1</w:instrText>
+    </w:r>
+    <w:r>
+      <w:rPr>
+        <w:rFonts w:ascii="Aptos Narrow" w:hAnsi="Aptos Narrow"/>
+        <w:sz w:val="16"/>
+        <w:szCs w:val="16"/>
+      </w:rPr>
+      <w:instrText xml:space="preserve"> </w:instrText>
+    </w:r>
+    <w:r>
+      <w:rPr>
+        <w:rFonts w:ascii="Aptos Narrow" w:hAnsi="Aptos Narrow"/>
+        <w:sz w:val="16"/>
+        <w:szCs w:val="16"/>
+      </w:rPr>
+      <w:fldChar w:fldCharType="separate"/>
+    </w:r>
+    <w:r>
+      <w:rPr>
+        <w:rFonts w:ascii="Aptos Narrow" w:hAnsi="Aptos Narrow"/>
+        <w:noProof/>
+        <w:sz w:val="16"/>
+        <w:szCs w:val="16"/>
+      </w:rPr>
+      <w:t>19</w:t>
+    </w:r>
+    <w:r>
+      <w:rPr>
+        <w:rFonts w:ascii="Aptos Narrow" w:hAnsi="Aptos Narrow"/>
+        <w:sz w:val="16"/>
+        <w:szCs w:val="16"/>
+      </w:rPr>
+      <w:fldChar w:fldCharType="end"/>
+    </w:r>
   </w:p>
-</w:ftr>
-</file>
-
-<file path=word/footnotes.xml><?xml version="1.0" encoding="utf-8"?>
-<w:footnotes xmlns:wpc="http://schemas.microsoft.com/office/word/2010/wordprocessingCanvas" xmlns:cx="http://schemas.microsoft.com/office/drawing/2014/chartex" xmlns:cx1="http://schemas.microsoft.com/office/drawing/2015/9/8/chartex" xmlns:cx2="http://schemas.microsoft.com/office/drawing/2015/10/21/chartex" xmlns:cx3="http://schemas.microsoft.com/office/drawing/2016/5/9/chartex" xmlns:cx4="http://schemas.microsoft.com/office/drawing/2016/5/10/chartex" xmlns:cx5="http://schemas.microsoft.com/office/drawing/2016/5/11/chartex" xmlns:cx6="http://schemas.microsoft.com/office/drawing/2016/5/12/chartex" xmlns:cx7="http://schemas.microsoft.com/office/drawing/2016/5/13/chartex" xmlns:cx8="http://schemas.microsoft.com/office/drawing/2016/5/14/chartex" xmlns:mc="http://schemas.openxmlformats.org/markup-compatibility/2006" xmlns:aink="http://schemas.microsoft.com/office/drawing/2016/ink" xmlns:am3d="http://schemas.microsoft.com/office/drawing/2017/model3d" xmlns:o="urn:schemas-microsoft-com:office:office" xmlns:oel="http://schemas.microsoft.com/office/2019/extlst" xmlns:r="http://schemas.openxmlformats.org/officeDocument/2006/relationships" xmlns:m="http://schemas.openxmlformats.org/officeDocument/2006/math" xmlns:v="urn:schemas-microsoft-com:vml" xmlns:wp14="http://schemas.microsoft.com/office/word/2010/wordprocessingDrawing" xmlns:wp="http://schemas.openxmlformats.org/drawingml/2006/wordprocessingDrawing" xmlns:w10="urn:schemas-microsoft-com:office:word" xmlns:w="http://schemas.openxmlformats.org/wordprocessingml/2006/main" xmlns:w14="http://schemas.microsoft.com/office/word/2010/wordml" xmlns:w15="http://schemas.microsoft.com/office/word/2012/wordml" xmlns:w16cex="http://schemas.microsoft.com/office/word/2018/wordml/cex" xmlns:w16cid="http://schemas.microsoft.com/office/word/2016/wordml/cid" xmlns:w16="http://schemas.microsoft.com/office/word/2018/wordml" xmlns:w16sdtdh="http://schemas.microsoft.com/office/word/2020/wordml/sdtdatahash" xmlns:w16se="http://schemas.microsoft.com/office/word/2015/wordml/symex" xmlns:wpg="http://schemas.microsoft.com/office/word/2010/wordprocessingGroup" xmlns:wpi="http://schemas.microsoft.com/office/word/2010/wordprocessingInk" xmlns:wne="http://schemas.microsoft.com/office/word/2006/wordml" xmlns:wps="http://schemas.microsoft.com/office/word/2010/wordprocessingShape" mc:Ignorable="w14 w15 w16se w16cid w16 w16cex w16sdtdh wp14">
-  <w:footnote w:type="separator" w:id="-1">
-    <w:p>
-      <w:pPr>
-        <w:spacing w:line="240" w:lineRule="auto"/>
-      </w:pPr>
-      <w:r>
-        <w:separator/>
-      </w:r>
-    </w:p>
-  </w:footnote>
-  <w:footnote w:type="continuationSeparator" w:id="0">
-    <w:p>
-      <w:pPr>
-        <w:spacing w:line="240" w:lineRule="auto"/>
-      </w:pPr>
-      <w:r>
-        <w:continuationSeparator/>
-      </w:r>
-    </w:p>
-  </w:footnote>
-</w:footnotes>
+</w:hdr>
 </file>
 
 <file path=word/numbering.xml><?xml version="1.0" encoding="utf-8"?>
